--- a/zht/docx/104.content.docx
+++ b/zht/docx/104.content.docx
@@ -149,27 +149,7 @@
         <w:rPr>
           <w:lang w:val="zh_TW" w:bidi="zh_TW"/>
         </w:rPr>
-        <w:t>shu</w:t>
-      </w:r>
-      <w:r>
-        <w:rPr>
-          <w:lang w:val="zh_TW" w:bidi="zh_TW"/>
-        </w:rPr>
-      </w:r>
-    </w:p>
-    <w:p>
-      <w:pPr/>
-      <w:r>
-        <w:rPr>
-          <w:lang w:val="zh_TW" w:bidi="zh_TW"/>
-        </w:rPr>
-      </w:r>
-      <w:r>
-        <w:rPr>
-          <w:i/>
-          <w:lang w:val="zh_TW" w:bidi="zh_TW"/>
-        </w:rPr>
-        <w:t>書卷, 贖價, 屬血氣的人</w:t>
+        <w:t>qiong</w:t>
       </w:r>
       <w:r>
         <w:rPr>
@@ -232,7 +212,7 @@
         <w:rPr>
           <w:lang w:val="zh_TW" w:bidi="zh_TW"/>
         </w:rPr>
-        <w:t>書卷</w:t>
+        <w:t>穹蒼</w:t>
       </w:r>
       <w:r>
         <w:rPr>
@@ -251,7 +231,7 @@
         <w:rPr>
           <w:lang w:val="zh_TW" w:bidi="zh_TW"/>
         </w:rPr>
-        <w:t>書寫用的紙張或卷軸，常被用來保存記錄或故事。這些材料通常由木材、羊皮紙、或蒲草紙製成。至於有頁面裝訂成冊的書籍，則是在聖經時期之後才逐漸發展出來的。</w:t>
+        <w:t>聖經用穹蒼一詞描述地球的大氣層，這個字的原意是指「被鋪展或擴張的空間」。希伯來人認為「穹蒼」就是天空的空間，太陽、月亮和雲彩都在其中。</w:t>
       </w:r>
     </w:p>
     <w:p>
@@ -265,18 +245,43 @@
         <w:rPr>
           <w:lang w:val="zh_TW" w:bidi="zh_TW"/>
         </w:rPr>
-        <w:t>聖經包含多卷被稱為「書卷」的經文，因為這些文獻在被編入聖經之前就是單獨的書卷。聖經共有66卷書（例如：創世記、以賽亞書、馬太福音和啟示錄）。</w:t>
-      </w:r>
-    </w:p>
-    <w:p>
-      <w:pPr>
-        <w:pStyle w:val="Heading3"/>
-      </w:pPr>
-      <w:r>
-        <w:rPr>
-          <w:lang w:val="zh_TW" w:bidi="zh_TW"/>
-        </w:rPr>
-        <w:t>律法書</w:t>
+        <w:t>在創造的第二日，神造了地球以上的大氣層，分開下面的水與上面的水。神稱這個「穹蒼」為「天」（</w:t>
+      </w:r>
+      <w:hyperlink r:id="rId13">
+        <w:r>
+          <w:rPr>
+            <w:lang w:val="zh_TW" w:bidi="zh_TW"/>
+          </w:rPr>
+          <w:rPr>
+            <w:color w:val="0000EE"/>
+            <w:u w:val="single"/>
+          </w:rPr>
+          <w:t>創1:6–8</w:t>
+        </w:r>
+      </w:hyperlink>
+      <w:r>
+        <w:rPr>
+          <w:lang w:val="zh_TW" w:bidi="zh_TW"/>
+        </w:rPr>
+        <w:t>）。穹蒼提供了一個環境，使太陽、月亮和眾星能夠如神所設計般存在和運行。在創造的第四日，神在穹蒼裡設立光體，用來區分白晝與黑夜，指定節令。大光，即太陽，掌管白晝；小光，即月亮，掌管黑夜（</w:t>
+      </w:r>
+      <w:hyperlink r:id="rId14">
+        <w:r>
+          <w:rPr>
+            <w:lang w:val="zh_TW" w:bidi="zh_TW"/>
+          </w:rPr>
+          <w:rPr>
+            <w:color w:val="0000EE"/>
+            <w:u w:val="single"/>
+          </w:rPr>
+          <w:t>14–19</w:t>
+        </w:r>
+      </w:hyperlink>
+      <w:r>
+        <w:rPr>
+          <w:lang w:val="zh_TW" w:bidi="zh_TW"/>
+        </w:rPr>
+        <w:t>節）。</w:t>
       </w:r>
     </w:p>
     <w:p>
@@ -290,9 +295,9 @@
         <w:rPr>
           <w:lang w:val="zh_TW" w:bidi="zh_TW"/>
         </w:rPr>
-        <w:t>對古代以色列人來說是最重要的書卷（</w:t>
-      </w:r>
-      <w:hyperlink r:id="rId13">
+        <w:t>「穹蒼」一詞在詩篇出現過兩次，是神手所造的工作（</w:t>
+      </w:r>
+      <w:hyperlink r:id="rId15">
         <w:r>
           <w:rPr>
             <w:lang w:val="zh_TW" w:bidi="zh_TW"/>
@@ -301,16 +306,16 @@
             <w:color w:val="0000EE"/>
             <w:u w:val="single"/>
           </w:rPr>
-          <w:t>王下22:8</w:t>
+          <w:t>詩19:1</w:t>
         </w:r>
       </w:hyperlink>
       <w:r>
         <w:rPr>
           <w:lang w:val="zh_TW" w:bidi="zh_TW"/>
         </w:rPr>
-        <w:t>）。這卷書之所以重要，是因為它是神賜給摩西的（</w:t>
-      </w:r>
-      <w:hyperlink r:id="rId14">
+        <w:t>，</w:t>
+      </w:r>
+      <w:hyperlink r:id="rId16">
         <w:r>
           <w:rPr>
             <w:lang w:val="zh_TW" w:bidi="zh_TW"/>
@@ -319,16 +324,16 @@
             <w:color w:val="0000EE"/>
             <w:u w:val="single"/>
           </w:rPr>
-          <w:t>書23:6</w:t>
+          <w:t>150:1</w:t>
         </w:r>
       </w:hyperlink>
       <w:r>
         <w:rPr>
           <w:lang w:val="zh_TW" w:bidi="zh_TW"/>
         </w:rPr>
-        <w:t>；</w:t>
-      </w:r>
-      <w:hyperlink r:id="rId15">
+        <w:t>）。在以西結書（</w:t>
+      </w:r>
+      <w:hyperlink r:id="rId17">
         <w:r>
           <w:rPr>
             <w:lang w:val="zh_TW" w:bidi="zh_TW"/>
@@ -337,16 +342,16 @@
             <w:color w:val="0000EE"/>
             <w:u w:val="single"/>
           </w:rPr>
-          <w:t>可12:26</w:t>
+          <w:t>1:22–26</w:t>
         </w:r>
       </w:hyperlink>
       <w:r>
         <w:rPr>
           <w:lang w:val="zh_TW" w:bidi="zh_TW"/>
         </w:rPr>
-        <w:t>）。它很重要，也是因為其中包含了摩西之約（例如，</w:t>
-      </w:r>
-      <w:hyperlink r:id="rId16">
+        <w:t>，</w:t>
+      </w:r>
+      <w:hyperlink r:id="rId18">
         <w:r>
           <w:rPr>
             <w:lang w:val="zh_TW" w:bidi="zh_TW"/>
@@ -355,16 +360,16 @@
             <w:color w:val="0000EE"/>
             <w:u w:val="single"/>
           </w:rPr>
-          <w:t>出20章</w:t>
+          <w:t>10:1</w:t>
         </w:r>
       </w:hyperlink>
       <w:r>
         <w:rPr>
           <w:lang w:val="zh_TW" w:bidi="zh_TW"/>
         </w:rPr>
-        <w:t>）。神曾吩咐約書亞晝夜思想這卷書（</w:t>
-      </w:r>
-      <w:hyperlink r:id="rId17">
+        <w:t>）和但以理書（</w:t>
+      </w:r>
+      <w:hyperlink r:id="rId19">
         <w:r>
           <w:rPr>
             <w:lang w:val="zh_TW" w:bidi="zh_TW"/>
@@ -373,61 +378,24 @@
             <w:color w:val="0000EE"/>
             <w:u w:val="single"/>
           </w:rPr>
-          <w:t>書1:8</w:t>
+          <w:t>12:3</w:t>
         </w:r>
       </w:hyperlink>
       <w:r>
         <w:rPr>
           <w:lang w:val="zh_TW" w:bidi="zh_TW"/>
         </w:rPr>
-        <w:t>）。先知們經常引用它，尤其是申命記。在約西亞作王時期，律法書在聖殿的修復過程中被發現，這導致了重要的宗教改革（</w:t>
-      </w:r>
-      <w:hyperlink r:id="rId18">
-        <w:r>
-          <w:rPr>
-            <w:lang w:val="zh_TW" w:bidi="zh_TW"/>
-          </w:rPr>
-          <w:rPr>
-            <w:color w:val="0000EE"/>
-            <w:u w:val="single"/>
-          </w:rPr>
-          <w:t>王下22:8</w:t>
-        </w:r>
-      </w:hyperlink>
-      <w:r>
-        <w:rPr>
-          <w:lang w:val="zh_TW" w:bidi="zh_TW"/>
-        </w:rPr>
-        <w:t>–</w:t>
-      </w:r>
-      <w:hyperlink r:id="rId18">
-        <w:r>
-          <w:rPr>
-            <w:lang w:val="zh_TW" w:bidi="zh_TW"/>
-          </w:rPr>
-          <w:rPr>
-            <w:color w:val="0000EE"/>
-            <w:u w:val="single"/>
-          </w:rPr>
-          <w:t>13</w:t>
-        </w:r>
-      </w:hyperlink>
-      <w:r>
-        <w:rPr>
-          <w:lang w:val="zh_TW" w:bidi="zh_TW"/>
-        </w:rPr>
-        <w:t>）。</w:t>
-      </w:r>
-    </w:p>
-    <w:p>
-      <w:pPr>
-        <w:pStyle w:val="Heading3"/>
-      </w:pPr>
-      <w:r>
-        <w:rPr>
-          <w:lang w:val="zh_TW" w:bidi="zh_TW"/>
-        </w:rPr>
-        <w:t>聖經中提到的書卷</w:t>
+        <w:t>）中，穹蒼總是與創造有關。</w:t>
+      </w:r>
+      <w:r>
+        <w:rPr>
+          <w:lang w:val="zh_TW" w:bidi="zh_TW"/>
+        </w:rPr>
+      </w:r>
+      <w:r>
+        <w:rPr>
+          <w:lang w:val="zh_TW" w:bidi="zh_TW"/>
+        </w:rPr>
       </w:r>
     </w:p>
     <w:p>
@@ -437,173 +405,21 @@
           <w:lang w:val="zh_TW" w:bidi="zh_TW"/>
         </w:rPr>
       </w:r>
-      <w:r>
-        <w:rPr>
-          <w:lang w:val="zh_TW" w:bidi="zh_TW"/>
-        </w:rPr>
-        <w:t>聖經中特別提到的一些作為資料來源的書卷包括：</w:t>
-      </w:r>
     </w:p>
     <w:p>
       <w:pPr>
-        <w:pStyle w:val="ListBullet"/>
-        <w:spacing w:line="240" w:lineRule="auto"/>
-        <w:ind w:left="720"/>
-      </w:pPr>
-      <w:r>
-        <w:rPr>
-          <w:lang w:val="zh_TW" w:bidi="zh_TW"/>
-        </w:rPr>
-      </w:r>
-      <w:r>
-        <w:rPr>
-          <w:lang w:val="zh_TW" w:bidi="zh_TW"/>
-        </w:rPr>
-        <w:t>耶和華的戰記（</w:t>
-      </w:r>
-      <w:hyperlink r:id="rId19">
-        <w:r>
-          <w:rPr>
-            <w:lang w:val="zh_TW" w:bidi="zh_TW"/>
-          </w:rPr>
-          <w:rPr>
-            <w:color w:val="0000EE"/>
-            <w:u w:val="single"/>
-          </w:rPr>
-          <w:t>民21:14</w:t>
-        </w:r>
-      </w:hyperlink>
-      <w:r>
-        <w:rPr>
-          <w:lang w:val="zh_TW" w:bidi="zh_TW"/>
-        </w:rPr>
-        <w:t>）</w:t>
-      </w:r>
-    </w:p>
-    <w:p>
-      <w:pPr>
-        <w:pStyle w:val="ListBullet"/>
-        <w:spacing w:line="240" w:lineRule="auto"/>
-        <w:ind w:left="720"/>
-      </w:pPr>
-      <w:r>
-        <w:rPr>
-          <w:lang w:val="zh_TW" w:bidi="zh_TW"/>
-        </w:rPr>
-      </w:r>
-      <w:r>
-        <w:rPr>
-          <w:lang w:val="zh_TW" w:bidi="zh_TW"/>
-        </w:rPr>
-        <w:t>雅煞珥書（</w:t>
-      </w:r>
-      <w:hyperlink r:id="rId20">
-        <w:r>
-          <w:rPr>
-            <w:lang w:val="zh_TW" w:bidi="zh_TW"/>
-          </w:rPr>
-          <w:rPr>
-            <w:color w:val="0000EE"/>
-            <w:u w:val="single"/>
-          </w:rPr>
-          <w:t>約書亞10:13</w:t>
-        </w:r>
-      </w:hyperlink>
-      <w:r>
-        <w:rPr>
-          <w:lang w:val="zh_TW" w:bidi="zh_TW"/>
-        </w:rPr>
-        <w:t>；</w:t>
-      </w:r>
-      <w:hyperlink r:id="rId21">
-        <w:r>
-          <w:rPr>
-            <w:lang w:val="zh_TW" w:bidi="zh_TW"/>
-          </w:rPr>
-          <w:rPr>
-            <w:color w:val="0000EE"/>
-            <w:u w:val="single"/>
-          </w:rPr>
-          <w:t>撒母耳下1:18</w:t>
-        </w:r>
-      </w:hyperlink>
-      <w:r>
-        <w:rPr>
-          <w:lang w:val="zh_TW" w:bidi="zh_TW"/>
-        </w:rPr>
-        <w:t>）</w:t>
-      </w:r>
-    </w:p>
-    <w:p>
-      <w:pPr>
-        <w:pStyle w:val="ListBullet"/>
-        <w:spacing w:line="240" w:lineRule="auto"/>
-        <w:ind w:left="720"/>
-      </w:pPr>
-      <w:r>
-        <w:rPr>
-          <w:lang w:val="zh_TW" w:bidi="zh_TW"/>
-        </w:rPr>
-      </w:r>
-      <w:r>
-        <w:rPr>
-          <w:lang w:val="zh_TW" w:bidi="zh_TW"/>
-        </w:rPr>
-        <w:t>所羅門記（</w:t>
-      </w:r>
-      <w:hyperlink r:id="rId22">
-        <w:r>
-          <w:rPr>
-            <w:lang w:val="zh_TW" w:bidi="zh_TW"/>
-          </w:rPr>
-          <w:rPr>
-            <w:color w:val="0000EE"/>
-            <w:u w:val="single"/>
-          </w:rPr>
-          <w:t>王上11:41</w:t>
-        </w:r>
-      </w:hyperlink>
-      <w:r>
-        <w:rPr>
-          <w:lang w:val="zh_TW" w:bidi="zh_TW"/>
-        </w:rPr>
-        <w:t>）</w:t>
-      </w:r>
-    </w:p>
-    <w:p>
-      <w:pPr>
-        <w:pStyle w:val="ListBullet"/>
-        <w:spacing w:line="240" w:lineRule="auto"/>
-        <w:ind w:left="720"/>
-      </w:pPr>
-      <w:r>
-        <w:rPr>
-          <w:lang w:val="zh_TW" w:bidi="zh_TW"/>
-        </w:rPr>
-      </w:r>
-      <w:r>
-        <w:rPr>
-          <w:lang w:val="zh_TW" w:bidi="zh_TW"/>
-        </w:rPr>
-        <w:t>猶大列王記（</w:t>
-      </w:r>
-      <w:hyperlink r:id="rId23">
-        <w:r>
-          <w:rPr>
-            <w:lang w:val="zh_TW" w:bidi="zh_TW"/>
-          </w:rPr>
-          <w:rPr>
-            <w:color w:val="0000EE"/>
-            <w:u w:val="single"/>
-          </w:rPr>
-          <w:t>王上14:29</w:t>
-        </w:r>
-      </w:hyperlink>
-      <w:r>
-        <w:rPr>
-          <w:lang w:val="zh_TW" w:bidi="zh_TW"/>
-        </w:rPr>
-        <w:t>）</w:t>
+        <w:pStyle w:val="Heading2"/>
+      </w:pPr>
+      <w:r>
+        <w:rPr>
+          <w:lang w:val="zh_TW" w:bidi="zh_TW"/>
+        </w:rPr>
+        <w:t>窮人</w:t>
+      </w:r>
+      <w:r>
+        <w:rPr>
+          <w:lang w:val="zh_TW" w:bidi="zh_TW"/>
+        </w:rPr>
       </w:r>
     </w:p>
     <w:p>
@@ -617,115 +433,18 @@
         <w:rPr>
           <w:lang w:val="zh_TW" w:bidi="zh_TW"/>
         </w:rPr>
-        <w:t>歷代志中還提到了多卷被用作資料來源的先知文獻：</w:t>
+        <w:t>缺乏物質財富的人。</w:t>
       </w:r>
     </w:p>
     <w:p>
       <w:pPr>
-        <w:pStyle w:val="ListBullet"/>
-        <w:spacing w:line="240" w:lineRule="auto"/>
-        <w:ind w:left="720"/>
-      </w:pPr>
-      <w:r>
-        <w:rPr>
-          <w:lang w:val="zh_TW" w:bidi="zh_TW"/>
-        </w:rPr>
-      </w:r>
-      <w:r>
-        <w:rPr>
-          <w:lang w:val="zh_TW" w:bidi="zh_TW"/>
-        </w:rPr>
-        <w:t>先見撒母耳的書</w:t>
-      </w:r>
-    </w:p>
-    <w:p>
-      <w:pPr>
-        <w:pStyle w:val="ListBullet"/>
-        <w:spacing w:line="240" w:lineRule="auto"/>
-        <w:ind w:left="720"/>
-      </w:pPr>
-      <w:r>
-        <w:rPr>
-          <w:lang w:val="zh_TW" w:bidi="zh_TW"/>
-        </w:rPr>
-      </w:r>
-      <w:r>
-        <w:rPr>
-          <w:lang w:val="zh_TW" w:bidi="zh_TW"/>
-        </w:rPr>
-        <w:t>先知拿單的書</w:t>
-      </w:r>
-    </w:p>
-    <w:p>
-      <w:pPr>
-        <w:pStyle w:val="ListBullet"/>
-        <w:spacing w:line="240" w:lineRule="auto"/>
-        <w:ind w:left="720"/>
-      </w:pPr>
-      <w:r>
-        <w:rPr>
-          <w:lang w:val="zh_TW" w:bidi="zh_TW"/>
-        </w:rPr>
-      </w:r>
-      <w:r>
-        <w:rPr>
-          <w:lang w:val="zh_TW" w:bidi="zh_TW"/>
-        </w:rPr>
-        <w:t>先見迦得的書（</w:t>
-      </w:r>
-      <w:hyperlink r:id="rId24">
-        <w:r>
-          <w:rPr>
-            <w:lang w:val="zh_TW" w:bidi="zh_TW"/>
-          </w:rPr>
-          <w:rPr>
-            <w:color w:val="0000EE"/>
-            <w:u w:val="single"/>
-          </w:rPr>
-          <w:t>代上29:29</w:t>
-        </w:r>
-      </w:hyperlink>
-      <w:r>
-        <w:rPr>
-          <w:lang w:val="zh_TW" w:bidi="zh_TW"/>
-        </w:rPr>
-        <w:t>）</w:t>
-      </w:r>
-    </w:p>
-    <w:p>
-      <w:pPr>
-        <w:pStyle w:val="ListBullet"/>
-        <w:spacing w:line="240" w:lineRule="auto"/>
-        <w:ind w:left="720"/>
-      </w:pPr>
-      <w:r>
-        <w:rPr>
-          <w:lang w:val="zh_TW" w:bidi="zh_TW"/>
-        </w:rPr>
-      </w:r>
-      <w:r>
-        <w:rPr>
-          <w:lang w:val="zh_TW" w:bidi="zh_TW"/>
-        </w:rPr>
-        <w:t>示羅人亞希雅的預言書（</w:t>
-      </w:r>
-      <w:hyperlink r:id="rId25">
-        <w:r>
-          <w:rPr>
-            <w:lang w:val="zh_TW" w:bidi="zh_TW"/>
-          </w:rPr>
-          <w:rPr>
-            <w:color w:val="0000EE"/>
-            <w:u w:val="single"/>
-          </w:rPr>
-          <w:t>代下9:29</w:t>
-        </w:r>
-      </w:hyperlink>
-      <w:r>
-        <w:rPr>
-          <w:lang w:val="zh_TW" w:bidi="zh_TW"/>
-        </w:rPr>
-        <w:t>）</w:t>
+        <w:pStyle w:val="Heading3"/>
+      </w:pPr>
+      <w:r>
+        <w:rPr>
+          <w:lang w:val="zh_TW" w:bidi="zh_TW"/>
+        </w:rPr>
+        <w:t>貧窮作為壞事</w:t>
       </w:r>
     </w:p>
     <w:p>
@@ -739,7 +458,43 @@
         <w:rPr>
           <w:lang w:val="zh_TW" w:bidi="zh_TW"/>
         </w:rPr>
-        <w:t>這些先知文獻被引用於歷代志，表明以色列人將自己的歷史視為神作為的記錄。</w:t>
+        <w:t>有些時候，聖經對於人們為何富有或貧窮給出了非常簡單的解釋。假如一個人喜愛耶和華的律法，他或她將獲得財富和富足。這樣的人在他們所做的一切事上都會順利（</w:t>
+      </w:r>
+      <w:hyperlink r:id="rId20">
+        <w:r>
+          <w:rPr>
+            <w:lang w:val="zh_TW" w:bidi="zh_TW"/>
+          </w:rPr>
+          <w:rPr>
+            <w:color w:val="0000EE"/>
+            <w:u w:val="single"/>
+          </w:rPr>
+          <w:t>詩篇1:3</w:t>
+        </w:r>
+      </w:hyperlink>
+      <w:r>
+        <w:rPr>
+          <w:lang w:val="zh_TW" w:bidi="zh_TW"/>
+        </w:rPr>
+        <w:t>，</w:t>
+      </w:r>
+      <w:hyperlink r:id="rId21">
+        <w:r>
+          <w:rPr>
+            <w:lang w:val="zh_TW" w:bidi="zh_TW"/>
+          </w:rPr>
+          <w:rPr>
+            <w:color w:val="0000EE"/>
+            <w:u w:val="single"/>
+          </w:rPr>
+          <w:t>112:3</w:t>
+        </w:r>
+      </w:hyperlink>
+      <w:r>
+        <w:rPr>
+          <w:lang w:val="zh_TW" w:bidi="zh_TW"/>
+        </w:rPr>
+        <w:t>）。在舊約時代的以色列，這些想法並不像看起來那麼簡單。罪與貧窮之間確實存在關聯。以色列社會是建立在神所制定的律法之上，所以假如存在貧窮，那就意味著在某些地方，律法被破壞了。</w:t>
       </w:r>
     </w:p>
     <w:p>
@@ -751,38 +506,81 @@
       </w:r>
       <w:r>
         <w:rPr>
-          <w:i/>
-          <w:lang w:val="zh_TW" w:bidi="zh_TW"/>
-        </w:rPr>
-        <w:t>見</w:t>
-      </w:r>
-      <w:r>
-        <w:rPr>
-          <w:lang w:val="zh_TW" w:bidi="zh_TW"/>
-        </w:rPr>
-        <w:t xml:space="preserve"> </w:t>
-      </w:r>
-      <w:r>
-        <w:rPr>
-          <w:lang w:val="zh_TW" w:bidi="zh_TW"/>
-        </w:rPr>
-        <w:t>寫作</w:t>
-      </w:r>
-      <w:r>
-        <w:rPr>
-          <w:lang w:val="zh_TW" w:bidi="zh_TW"/>
-        </w:rPr>
-        <w:t>。</w:t>
-      </w:r>
-      <w:r>
-        <w:rPr>
-          <w:lang w:val="zh_TW" w:bidi="zh_TW"/>
-        </w:rPr>
-      </w:r>
-      <w:r>
-        <w:rPr>
-          <w:lang w:val="zh_TW" w:bidi="zh_TW"/>
-        </w:rPr>
+          <w:lang w:val="zh_TW" w:bidi="zh_TW"/>
+        </w:rPr>
+        <w:t>無論人的貧窮是由於他或她自己的罪還是他人的罪，舊約都將其視為需要對抗的邪惡，律法做出了許多規定來緩解這種情況（比如，</w:t>
+      </w:r>
+      <w:hyperlink r:id="rId22">
+        <w:r>
+          <w:rPr>
+            <w:lang w:val="zh_TW" w:bidi="zh_TW"/>
+          </w:rPr>
+          <w:rPr>
+            <w:color w:val="0000EE"/>
+            <w:u w:val="single"/>
+          </w:rPr>
+          <w:t>出埃及記22:21–27</w:t>
+        </w:r>
+      </w:hyperlink>
+      <w:r>
+        <w:rPr>
+          <w:lang w:val="zh_TW" w:bidi="zh_TW"/>
+        </w:rPr>
+        <w:t>；</w:t>
+      </w:r>
+      <w:hyperlink r:id="rId23">
+        <w:r>
+          <w:rPr>
+            <w:lang w:val="zh_TW" w:bidi="zh_TW"/>
+          </w:rPr>
+          <w:rPr>
+            <w:color w:val="0000EE"/>
+            <w:u w:val="single"/>
+          </w:rPr>
+          <w:t>利未記19:9–10</w:t>
+        </w:r>
+      </w:hyperlink>
+      <w:r>
+        <w:rPr>
+          <w:lang w:val="zh_TW" w:bidi="zh_TW"/>
+        </w:rPr>
+        <w:t>；</w:t>
+      </w:r>
+      <w:hyperlink r:id="rId24">
+        <w:r>
+          <w:rPr>
+            <w:lang w:val="zh_TW" w:bidi="zh_TW"/>
+          </w:rPr>
+          <w:rPr>
+            <w:color w:val="0000EE"/>
+            <w:u w:val="single"/>
+          </w:rPr>
+          <w:t>申命記15:1–15</w:t>
+        </w:r>
+      </w:hyperlink>
+      <w:r>
+        <w:rPr>
+          <w:lang w:val="zh_TW" w:bidi="zh_TW"/>
+        </w:rPr>
+        <w:t>，</w:t>
+      </w:r>
+      <w:hyperlink r:id="rId25">
+        <w:r>
+          <w:rPr>
+            <w:lang w:val="zh_TW" w:bidi="zh_TW"/>
+          </w:rPr>
+          <w:rPr>
+            <w:color w:val="0000EE"/>
+            <w:u w:val="single"/>
+          </w:rPr>
+          <w:t>24:10–22</w:t>
+        </w:r>
+      </w:hyperlink>
+      <w:r>
+        <w:rPr>
+          <w:lang w:val="zh_TW" w:bidi="zh_TW"/>
+        </w:rPr>
+        <w:t>）。神關心窮乏的人，並期望祂的子民也這樣做。</w:t>
       </w:r>
     </w:p>
     <w:p>
@@ -792,21 +590,222 @@
           <w:lang w:val="zh_TW" w:bidi="zh_TW"/>
         </w:rPr>
       </w:r>
-    </w:p>
-    <w:p>
-      <w:pPr>
-        <w:pStyle w:val="Heading2"/>
-      </w:pPr>
-      <w:r>
-        <w:rPr>
-          <w:lang w:val="zh_TW" w:bidi="zh_TW"/>
-        </w:rPr>
-        <w:t>贖價</w:t>
-      </w:r>
-      <w:r>
-        <w:rPr>
-          <w:lang w:val="zh_TW" w:bidi="zh_TW"/>
-        </w:rPr>
+      <w:r>
+        <w:rPr>
+          <w:lang w:val="zh_TW" w:bidi="zh_TW"/>
+        </w:rPr>
+        <w:t>在兩約之間的時期，這種關心在地中海周圍的猶太社區中持續存在，隨後由基督徒教會作為實際責任承擔起來（</w:t>
+      </w:r>
+      <w:hyperlink r:id="rId26">
+        <w:r>
+          <w:rPr>
+            <w:lang w:val="zh_TW" w:bidi="zh_TW"/>
+          </w:rPr>
+          <w:rPr>
+            <w:color w:val="0000EE"/>
+            <w:u w:val="single"/>
+          </w:rPr>
+          <w:t>使徒行傳11:29</w:t>
+        </w:r>
+      </w:hyperlink>
+      <w:r>
+        <w:rPr>
+          <w:lang w:val="zh_TW" w:bidi="zh_TW"/>
+        </w:rPr>
+        <w:t>，</w:t>
+      </w:r>
+      <w:hyperlink r:id="rId27">
+        <w:r>
+          <w:rPr>
+            <w:lang w:val="zh_TW" w:bidi="zh_TW"/>
+          </w:rPr>
+          <w:rPr>
+            <w:color w:val="0000EE"/>
+            <w:u w:val="single"/>
+          </w:rPr>
+          <w:t>24:17</w:t>
+        </w:r>
+      </w:hyperlink>
+      <w:r>
+        <w:rPr>
+          <w:lang w:val="zh_TW" w:bidi="zh_TW"/>
+        </w:rPr>
+        <w:t>；</w:t>
+      </w:r>
+      <w:hyperlink r:id="rId28">
+        <w:r>
+          <w:rPr>
+            <w:lang w:val="zh_TW" w:bidi="zh_TW"/>
+          </w:rPr>
+          <w:rPr>
+            <w:color w:val="0000EE"/>
+            <w:u w:val="single"/>
+          </w:rPr>
+          <w:t>羅馬書15:26</w:t>
+        </w:r>
+      </w:hyperlink>
+      <w:r>
+        <w:rPr>
+          <w:lang w:val="zh_TW" w:bidi="zh_TW"/>
+        </w:rPr>
+        <w:t>；</w:t>
+      </w:r>
+      <w:hyperlink r:id="rId29">
+        <w:r>
+          <w:rPr>
+            <w:lang w:val="zh_TW" w:bidi="zh_TW"/>
+          </w:rPr>
+          <w:rPr>
+            <w:color w:val="0000EE"/>
+            <w:u w:val="single"/>
+          </w:rPr>
+          <w:t>哥林多前書16:1</w:t>
+        </w:r>
+      </w:hyperlink>
+      <w:r>
+        <w:rPr>
+          <w:lang w:val="zh_TW" w:bidi="zh_TW"/>
+        </w:rPr>
+        <w:t>；</w:t>
+      </w:r>
+      <w:hyperlink r:id="rId30">
+        <w:r>
+          <w:rPr>
+            <w:lang w:val="zh_TW" w:bidi="zh_TW"/>
+          </w:rPr>
+          <w:rPr>
+            <w:color w:val="0000EE"/>
+            <w:u w:val="single"/>
+          </w:rPr>
+          <w:t>加拉太書2:10</w:t>
+        </w:r>
+      </w:hyperlink>
+      <w:r>
+        <w:rPr>
+          <w:lang w:val="zh_TW" w:bidi="zh_TW"/>
+        </w:rPr>
+        <w:t>；</w:t>
+      </w:r>
+      <w:hyperlink r:id="rId31">
+        <w:r>
+          <w:rPr>
+            <w:lang w:val="zh_TW" w:bidi="zh_TW"/>
+          </w:rPr>
+          <w:rPr>
+            <w:color w:val="0000EE"/>
+            <w:u w:val="single"/>
+          </w:rPr>
+          <w:t>雅各書2:15–16</w:t>
+        </w:r>
+      </w:hyperlink>
+      <w:r>
+        <w:rPr>
+          <w:lang w:val="zh_TW" w:bidi="zh_TW"/>
+        </w:rPr>
+        <w:t>；</w:t>
+      </w:r>
+      <w:hyperlink r:id="rId32">
+        <w:r>
+          <w:rPr>
+            <w:lang w:val="zh_TW" w:bidi="zh_TW"/>
+          </w:rPr>
+          <w:rPr>
+            <w:color w:val="0000EE"/>
+            <w:u w:val="single"/>
+          </w:rPr>
+          <w:t>約翰一書3:17</w:t>
+        </w:r>
+      </w:hyperlink>
+      <w:r>
+        <w:rPr>
+          <w:lang w:val="zh_TW" w:bidi="zh_TW"/>
+        </w:rPr>
+        <w:t>）；對基督徒來說，施捨也是他們的主所明確期望的義務（</w:t>
+      </w:r>
+      <w:hyperlink r:id="rId33">
+        <w:r>
+          <w:rPr>
+            <w:lang w:val="zh_TW" w:bidi="zh_TW"/>
+          </w:rPr>
+          <w:rPr>
+            <w:color w:val="0000EE"/>
+            <w:u w:val="single"/>
+          </w:rPr>
+          <w:t>馬太福音6:2–4</w:t>
+        </w:r>
+      </w:hyperlink>
+      <w:r>
+        <w:rPr>
+          <w:lang w:val="zh_TW" w:bidi="zh_TW"/>
+        </w:rPr>
+        <w:t>；</w:t>
+      </w:r>
+      <w:hyperlink r:id="rId34">
+        <w:r>
+          <w:rPr>
+            <w:lang w:val="zh_TW" w:bidi="zh_TW"/>
+          </w:rPr>
+          <w:rPr>
+            <w:color w:val="0000EE"/>
+            <w:u w:val="single"/>
+          </w:rPr>
+          <w:t>路加福音12:33</w:t>
+        </w:r>
+      </w:hyperlink>
+      <w:r>
+        <w:rPr>
+          <w:lang w:val="zh_TW" w:bidi="zh_TW"/>
+        </w:rPr>
+        <w:t>）。早期教會所實踐的事實上並不是原始的共產主義，因為假如他們放棄個人財產，他們就無法做到他們實際上所做的事——將錢財或實物「照各人所需用的」</w:t>
+      </w:r>
+      <w:r>
+        <w:rPr>
+          <w:i/>
+          <w:lang w:val="zh_TW" w:bidi="zh_TW"/>
+        </w:rPr>
+        <w:t>分給</w:t>
+      </w:r>
+      <w:r>
+        <w:rPr>
+          <w:lang w:val="zh_TW" w:bidi="zh_TW"/>
+        </w:rPr>
+        <w:t>各人（</w:t>
+      </w:r>
+      <w:hyperlink r:id="rId35">
+        <w:r>
+          <w:rPr>
+            <w:lang w:val="zh_TW" w:bidi="zh_TW"/>
+          </w:rPr>
+          <w:rPr>
+            <w:color w:val="0000EE"/>
+            <w:u w:val="single"/>
+          </w:rPr>
+          <w:t>使徒行傳2:45</w:t>
+        </w:r>
+      </w:hyperlink>
+      <w:r>
+        <w:rPr>
+          <w:lang w:val="zh_TW" w:bidi="zh_TW"/>
+        </w:rPr>
+        <w:t>，</w:t>
+      </w:r>
+      <w:hyperlink r:id="rId36">
+        <w:r>
+          <w:rPr>
+            <w:lang w:val="zh_TW" w:bidi="zh_TW"/>
+          </w:rPr>
+          <w:rPr>
+            <w:color w:val="0000EE"/>
+            <w:u w:val="single"/>
+          </w:rPr>
+          <w:t>4:35</w:t>
+        </w:r>
+      </w:hyperlink>
+      <w:r>
+        <w:rPr>
+          <w:lang w:val="zh_TW" w:bidi="zh_TW"/>
+        </w:rPr>
+        <w:t>）。</w:t>
       </w:r>
     </w:p>
     <w:p>
@@ -820,43 +819,7 @@
         <w:rPr>
           <w:lang w:val="zh_TW" w:bidi="zh_TW"/>
         </w:rPr>
-        <w:t>為釋放奴隸、俘虜、財產或生命而付出的代價。 耶穌說祂的全部工作就是通過捨命作多人的贖價來服事他們（</w:t>
-      </w:r>
-      <w:hyperlink r:id="rId26">
-        <w:r>
-          <w:rPr>
-            <w:lang w:val="zh_TW" w:bidi="zh_TW"/>
-          </w:rPr>
-          <w:rPr>
-            <w:color w:val="0000EE"/>
-            <w:u w:val="single"/>
-          </w:rPr>
-          <w:t>太20:28</w:t>
-        </w:r>
-      </w:hyperlink>
-      <w:r>
-        <w:rPr>
-          <w:lang w:val="zh_TW" w:bidi="zh_TW"/>
-        </w:rPr>
-        <w:t>；</w:t>
-      </w:r>
-      <w:hyperlink r:id="rId27">
-        <w:r>
-          <w:rPr>
-            <w:lang w:val="zh_TW" w:bidi="zh_TW"/>
-          </w:rPr>
-          <w:rPr>
-            <w:color w:val="0000EE"/>
-            <w:u w:val="single"/>
-          </w:rPr>
-          <w:t>可10:45</w:t>
-        </w:r>
-      </w:hyperlink>
-      <w:r>
-        <w:rPr>
-          <w:lang w:val="zh_TW" w:bidi="zh_TW"/>
-        </w:rPr>
-        <w:t>）。「贖價（ransom）」與「救贖（redemption）」和「拯救（salvation）」等詞密切相關，指的是基督如何為人類的罪付出代價。</w:t>
+        <w:t>因此，貧窮雖然給富人提供了展示慷慨美德的機會，但本身（在新約和舊約中皆是）是一件壞事。</w:t>
       </w:r>
     </w:p>
     <w:p>
@@ -867,7 +830,7 @@
         <w:rPr>
           <w:lang w:val="zh_TW" w:bidi="zh_TW"/>
         </w:rPr>
-        <w:t>在舊約中</w:t>
+        <w:t>貧窮作為好事</w:t>
       </w:r>
     </w:p>
     <w:p>
@@ -881,9 +844,9 @@
         <w:rPr>
           <w:lang w:val="zh_TW" w:bidi="zh_TW"/>
         </w:rPr>
-        <w:t>在舊約中，神給祂的百姓一些規則，允許他們通過支付贖價來買回（或贖回）生命和財產（參</w:t>
-      </w:r>
-      <w:hyperlink r:id="rId28">
+        <w:t>正如我們所見，某種意義上，公義會使人興旺，而罪惡會使人貧窮。但普通的生活比這更複雜。</w:t>
+      </w:r>
+      <w:hyperlink r:id="rId37">
         <w:r>
           <w:rPr>
             <w:lang w:val="zh_TW" w:bidi="zh_TW"/>
@@ -892,14 +855,122 @@
             <w:color w:val="0000EE"/>
             <w:u w:val="single"/>
           </w:rPr>
-          <w:t>利25–27章</w:t>
+          <w:t>詩篇第一篇</w:t>
         </w:r>
       </w:hyperlink>
       <w:r>
         <w:rPr>
           <w:lang w:val="zh_TW" w:bidi="zh_TW"/>
         </w:rPr>
-        <w:t>）。贖價是用來替代被贖回或被釋放的某物或某人而支付的款項。</w:t>
+        <w:t>和</w:t>
+      </w:r>
+      <w:hyperlink r:id="rId38">
+        <w:r>
+          <w:rPr>
+            <w:lang w:val="zh_TW" w:bidi="zh_TW"/>
+          </w:rPr>
+          <w:rPr>
+            <w:color w:val="0000EE"/>
+            <w:u w:val="single"/>
+          </w:rPr>
+          <w:t>一百一十二篇</w:t>
+        </w:r>
+      </w:hyperlink>
+      <w:r>
+        <w:rPr>
+          <w:lang w:val="zh_TW" w:bidi="zh_TW"/>
+        </w:rPr>
+        <w:t>提及上述內容，卻只展現了事情的其中一面。惡人興旺（</w:t>
+      </w:r>
+      <w:hyperlink r:id="rId39">
+        <w:r>
+          <w:rPr>
+            <w:lang w:val="zh_TW" w:bidi="zh_TW"/>
+          </w:rPr>
+          <w:rPr>
+            <w:color w:val="0000EE"/>
+            <w:u w:val="single"/>
+          </w:rPr>
+          <w:t>詩篇73:3</w:t>
+        </w:r>
+      </w:hyperlink>
+      <w:r>
+        <w:rPr>
+          <w:lang w:val="zh_TW" w:bidi="zh_TW"/>
+        </w:rPr>
+        <w:t>）及其對應的，義人貧窮呢？聖經的答案（比如，</w:t>
+      </w:r>
+      <w:hyperlink r:id="rId40">
+        <w:r>
+          <w:rPr>
+            <w:lang w:val="zh_TW" w:bidi="zh_TW"/>
+          </w:rPr>
+          <w:rPr>
+            <w:color w:val="0000EE"/>
+            <w:u w:val="single"/>
+          </w:rPr>
+          <w:t>約伯記21</w:t>
+        </w:r>
+      </w:hyperlink>
+      <w:r>
+        <w:rPr>
+          <w:lang w:val="zh_TW" w:bidi="zh_TW"/>
+        </w:rPr>
+        <w:t>；</w:t>
+      </w:r>
+      <w:hyperlink r:id="rId41">
+        <w:r>
+          <w:rPr>
+            <w:lang w:val="zh_TW" w:bidi="zh_TW"/>
+          </w:rPr>
+          <w:rPr>
+            <w:color w:val="0000EE"/>
+            <w:u w:val="single"/>
+          </w:rPr>
+          <w:t>詩篇37</w:t>
+        </w:r>
+      </w:hyperlink>
+      <w:r>
+        <w:rPr>
+          <w:lang w:val="zh_TW" w:bidi="zh_TW"/>
+        </w:rPr>
+        <w:t>，</w:t>
+      </w:r>
+      <w:hyperlink r:id="rId42">
+        <w:r>
+          <w:rPr>
+            <w:lang w:val="zh_TW" w:bidi="zh_TW"/>
+          </w:rPr>
+          <w:rPr>
+            <w:color w:val="0000EE"/>
+            <w:u w:val="single"/>
+          </w:rPr>
+          <w:t>49</w:t>
+        </w:r>
+      </w:hyperlink>
+      <w:r>
+        <w:rPr>
+          <w:lang w:val="zh_TW" w:bidi="zh_TW"/>
+        </w:rPr>
+        <w:t>，</w:t>
+      </w:r>
+      <w:hyperlink r:id="rId43">
+        <w:r>
+          <w:rPr>
+            <w:lang w:val="zh_TW" w:bidi="zh_TW"/>
+          </w:rPr>
+          <w:rPr>
+            <w:color w:val="0000EE"/>
+            <w:u w:val="single"/>
+          </w:rPr>
+          <w:t>73</w:t>
+        </w:r>
+      </w:hyperlink>
+      <w:r>
+        <w:rPr>
+          <w:lang w:val="zh_TW" w:bidi="zh_TW"/>
+        </w:rPr>
+        <w:t>）——壞人的富足是短暫的，而義人雖然在屬世的財物上貧窮，卻擁有屬靈的財富。</w:t>
       </w:r>
     </w:p>
     <w:p>
@@ -913,7 +984,205 @@
         <w:rPr>
           <w:lang w:val="zh_TW" w:bidi="zh_TW"/>
         </w:rPr>
-        <w:t>舊約使用了三個不同的希伯來文詞語來表示贖價或贖回。只有在經文明確顯示已支付某種代價時，這些詞語才會被翻譯為「贖價」。即使英文譯本使用其他詞彙如redemption（救贖），它們通常仍然意味著某種贖價已被支付。</w:t>
+        <w:t>這個想法——好人不僅沒有興旺，反而可能經常貧窮——有時會被奇怪地顛倒過來。義人可能貧窮，但聖經有時似乎認為貧窮就是義。當然，這並不是自動就會如此（</w:t>
+      </w:r>
+      <w:hyperlink r:id="rId44">
+        <w:r>
+          <w:rPr>
+            <w:lang w:val="zh_TW" w:bidi="zh_TW"/>
+          </w:rPr>
+          <w:rPr>
+            <w:color w:val="0000EE"/>
+            <w:u w:val="single"/>
+          </w:rPr>
+          <w:t>箴言30:8–9</w:t>
+        </w:r>
+      </w:hyperlink>
+      <w:r>
+        <w:rPr>
+          <w:lang w:val="zh_TW" w:bidi="zh_TW"/>
+        </w:rPr>
+        <w:t>），但這樣的描述在聖經中，尤其是在詩篇中相當頻繁（比如，</w:t>
+      </w:r>
+      <w:hyperlink r:id="rId45">
+        <w:r>
+          <w:rPr>
+            <w:lang w:val="zh_TW" w:bidi="zh_TW"/>
+          </w:rPr>
+          <w:rPr>
+            <w:color w:val="0000EE"/>
+            <w:u w:val="single"/>
+          </w:rPr>
+          <w:t>詩篇9:18</w:t>
+        </w:r>
+      </w:hyperlink>
+      <w:r>
+        <w:rPr>
+          <w:lang w:val="zh_TW" w:bidi="zh_TW"/>
+        </w:rPr>
+        <w:t>，</w:t>
+      </w:r>
+      <w:hyperlink r:id="rId46">
+        <w:r>
+          <w:rPr>
+            <w:lang w:val="zh_TW" w:bidi="zh_TW"/>
+          </w:rPr>
+          <w:rPr>
+            <w:color w:val="0000EE"/>
+            <w:u w:val="single"/>
+          </w:rPr>
+          <w:t>10:14</w:t>
+        </w:r>
+      </w:hyperlink>
+      <w:r>
+        <w:rPr>
+          <w:lang w:val="zh_TW" w:bidi="zh_TW"/>
+        </w:rPr>
+        <w:t>，</w:t>
+      </w:r>
+      <w:hyperlink r:id="rId47">
+        <w:r>
+          <w:rPr>
+            <w:lang w:val="zh_TW" w:bidi="zh_TW"/>
+          </w:rPr>
+          <w:rPr>
+            <w:color w:val="0000EE"/>
+            <w:u w:val="single"/>
+          </w:rPr>
+          <w:t>12:5</w:t>
+        </w:r>
+      </w:hyperlink>
+      <w:r>
+        <w:rPr>
+          <w:lang w:val="zh_TW" w:bidi="zh_TW"/>
+        </w:rPr>
+        <w:t>，</w:t>
+      </w:r>
+      <w:hyperlink r:id="rId48">
+        <w:r>
+          <w:rPr>
+            <w:lang w:val="zh_TW" w:bidi="zh_TW"/>
+          </w:rPr>
+          <w:rPr>
+            <w:color w:val="0000EE"/>
+            <w:u w:val="single"/>
+          </w:rPr>
+          <w:t>34:6</w:t>
+        </w:r>
+      </w:hyperlink>
+      <w:r>
+        <w:rPr>
+          <w:lang w:val="zh_TW" w:bidi="zh_TW"/>
+        </w:rPr>
+        <w:t>，</w:t>
+      </w:r>
+      <w:hyperlink r:id="rId49">
+        <w:r>
+          <w:rPr>
+            <w:lang w:val="zh_TW" w:bidi="zh_TW"/>
+          </w:rPr>
+          <w:rPr>
+            <w:color w:val="0000EE"/>
+            <w:u w:val="single"/>
+          </w:rPr>
+          <w:t>35:10</w:t>
+        </w:r>
+      </w:hyperlink>
+      <w:r>
+        <w:rPr>
+          <w:lang w:val="zh_TW" w:bidi="zh_TW"/>
+        </w:rPr>
+        <w:t>，</w:t>
+      </w:r>
+      <w:hyperlink r:id="rId50">
+        <w:r>
+          <w:rPr>
+            <w:lang w:val="zh_TW" w:bidi="zh_TW"/>
+          </w:rPr>
+          <w:rPr>
+            <w:color w:val="0000EE"/>
+            <w:u w:val="single"/>
+          </w:rPr>
+          <w:t>74:19</w:t>
+        </w:r>
+      </w:hyperlink>
+      <w:r>
+        <w:rPr>
+          <w:lang w:val="zh_TW" w:bidi="zh_TW"/>
+        </w:rPr>
+        <w:t>），值得仔細考慮。經過思考後會看到，這並不奇怪。因為神特別關心貧窮人，所以貧窮人可能特別關心神，原因有二。首先，如果以色列中有貧窮，那是因為有權勢的人在濫用權力；因此，貧窮人會首先尋求神的幫助，因為神的法則被藐視，而神會親自伸冤。其次，貧窮使人轉向神，因為在那種情況下，沒有其他人可以依靠。這樣，「貧窮」幾乎成為一個專有的詞語。「貧窮人」是謙卑的人，而謙卑的人是敬虔的人（</w:t>
+      </w:r>
+      <w:hyperlink r:id="rId51">
+        <w:r>
+          <w:rPr>
+            <w:lang w:val="zh_TW" w:bidi="zh_TW"/>
+          </w:rPr>
+          <w:rPr>
+            <w:color w:val="0000EE"/>
+            <w:u w:val="single"/>
+          </w:rPr>
+          <w:t>詩篇10:17</w:t>
+        </w:r>
+      </w:hyperlink>
+      <w:r>
+        <w:rPr>
+          <w:lang w:val="zh_TW" w:bidi="zh_TW"/>
+        </w:rPr>
+        <w:t>，</w:t>
+      </w:r>
+      <w:hyperlink r:id="rId52">
+        <w:r>
+          <w:rPr>
+            <w:lang w:val="zh_TW" w:bidi="zh_TW"/>
+          </w:rPr>
+          <w:rPr>
+            <w:color w:val="0000EE"/>
+            <w:u w:val="single"/>
+          </w:rPr>
+          <w:t>14:5–6</w:t>
+        </w:r>
+      </w:hyperlink>
+      <w:r>
+        <w:rPr>
+          <w:lang w:val="zh_TW" w:bidi="zh_TW"/>
+        </w:rPr>
+        <w:t>，</w:t>
+      </w:r>
+      <w:hyperlink r:id="rId53">
+        <w:r>
+          <w:rPr>
+            <w:lang w:val="zh_TW" w:bidi="zh_TW"/>
+          </w:rPr>
+          <w:rPr>
+            <w:color w:val="0000EE"/>
+            <w:u w:val="single"/>
+          </w:rPr>
+          <w:t>37:11</w:t>
+        </w:r>
+      </w:hyperlink>
+      <w:r>
+        <w:rPr>
+          <w:lang w:val="zh_TW" w:bidi="zh_TW"/>
+        </w:rPr>
+        <w:t>；</w:t>
+      </w:r>
+      <w:hyperlink r:id="rId54">
+        <w:r>
+          <w:rPr>
+            <w:lang w:val="zh_TW" w:bidi="zh_TW"/>
+          </w:rPr>
+          <w:rPr>
+            <w:color w:val="0000EE"/>
+            <w:u w:val="single"/>
+          </w:rPr>
+          <w:t>西番雅書3:12–13</w:t>
+        </w:r>
+      </w:hyperlink>
+      <w:r>
+        <w:rPr>
+          <w:lang w:val="zh_TW" w:bidi="zh_TW"/>
+        </w:rPr>
+        <w:t>）。正如富有可以助長自我放縱、自大、驕傲以及藐視、欺壓他人一樣，貧窮則會鼓勵相反的美德。</w:t>
       </w:r>
     </w:p>
     <w:p>
@@ -927,40 +1196,9 @@
         <w:rPr>
           <w:lang w:val="zh_TW" w:bidi="zh_TW"/>
         </w:rPr>
-        <w:t>其中一個希伯文詞語（</w:t>
-      </w:r>
-      <w:r>
-        <w:rPr>
-          <w:i/>
-          <w:lang w:val="zh_TW" w:bidi="zh_TW"/>
-        </w:rPr>
-        <w:t>kopher</w:t>
-      </w:r>
-      <w:r>
-        <w:rPr>
-          <w:lang w:val="zh_TW" w:bidi="zh_TW"/>
-        </w:rPr>
-        <w:t>）意指「覆蓋」或「遮蓋」。這是一種用來代替懲罰的支付。例如：</w:t>
-      </w:r>
-    </w:p>
-    <w:p>
-      <w:pPr>
-        <w:pStyle w:val="ListBullet"/>
-        <w:spacing w:line="240" w:lineRule="auto"/>
-        <w:ind w:left="720"/>
-      </w:pPr>
-      <w:r>
-        <w:rPr>
-          <w:lang w:val="zh_TW" w:bidi="zh_TW"/>
-        </w:rPr>
-      </w:r>
-      <w:r>
-        <w:rPr>
-          <w:lang w:val="zh_TW" w:bidi="zh_TW"/>
-        </w:rPr>
-        <w:t>如果一頭牛殺了人，牛的主人可以支付贖價來保全自己的性命（</w:t>
-      </w:r>
-      <w:hyperlink r:id="rId29">
+        <w:t>因此，貧窮不再是一種應該避免的邪惡，而成為一種應當追求的理想。根據舊約中「貧窮人」和「虔誠人」幾乎可以互換使用的方式，許多猶太人在兩約之間的時期放棄了個人財產。這其中包括愛色尼派（Essenes）和在死海附近的昆蘭建立的相關群體。後者實際上自稱為「貧窮人」。這一傳統延續到了新約時代。可能在耶路撒冷的「貧窮人」指的是當時教會中的一個特定群體（甚至是整個耶路撒冷教會；</w:t>
+      </w:r>
+      <w:hyperlink r:id="rId28">
         <w:r>
           <w:rPr>
             <w:lang w:val="zh_TW" w:bidi="zh_TW"/>
@@ -969,32 +1207,14 @@
             <w:color w:val="0000EE"/>
             <w:u w:val="single"/>
           </w:rPr>
-          <w:t>出21:30</w:t>
+          <w:t>羅馬書15:26</w:t>
         </w:r>
       </w:hyperlink>
       <w:r>
         <w:rPr>
           <w:lang w:val="zh_TW" w:bidi="zh_TW"/>
         </w:rPr>
-        <w:t xml:space="preserve">）。 </w:t>
-      </w:r>
-    </w:p>
-    <w:p>
-      <w:pPr>
-        <w:pStyle w:val="ListBullet"/>
-        <w:spacing w:line="240" w:lineRule="auto"/>
-        <w:ind w:left="720"/>
-      </w:pPr>
-      <w:r>
-        <w:rPr>
-          <w:lang w:val="zh_TW" w:bidi="zh_TW"/>
-        </w:rPr>
-      </w:r>
-      <w:r>
-        <w:rPr>
-          <w:lang w:val="zh_TW" w:bidi="zh_TW"/>
-        </w:rPr>
-        <w:t>神要求每個以色列人在人口普查時支付半舍客勒作為贖價，以防止瘟疫（</w:t>
+        <w:t>；</w:t>
       </w:r>
       <w:hyperlink r:id="rId30">
         <w:r>
@@ -1005,86 +1225,14 @@
             <w:color w:val="0000EE"/>
             <w:u w:val="single"/>
           </w:rPr>
-          <w:t>出30:12</w:t>
+          <w:t>加拉太書2:10</w:t>
         </w:r>
       </w:hyperlink>
       <w:r>
         <w:rPr>
           <w:lang w:val="zh_TW" w:bidi="zh_TW"/>
         </w:rPr>
-        <w:t>）。這「贖罪銀（atonement money）」是用於會幕事奉中使用的祭物。</w:t>
-      </w:r>
-    </w:p>
-    <w:p>
-      <w:pPr>
-        <w:pStyle w:val="ListBullet"/>
-        <w:spacing w:line="240" w:lineRule="auto"/>
-        <w:ind w:left="720"/>
-      </w:pPr>
-      <w:r>
-        <w:rPr>
-          <w:lang w:val="zh_TW" w:bidi="zh_TW"/>
-        </w:rPr>
-      </w:r>
-      <w:r>
-        <w:rPr>
-          <w:lang w:val="zh_TW" w:bidi="zh_TW"/>
-        </w:rPr>
-        <w:t>兇手不能被贖，任何在逃城中尋求避難的人也不能被贖回（</w:t>
-      </w:r>
-      <w:hyperlink r:id="rId31">
-        <w:r>
-          <w:rPr>
-            <w:lang w:val="zh_TW" w:bidi="zh_TW"/>
-          </w:rPr>
-          <w:rPr>
-            <w:color w:val="0000EE"/>
-            <w:u w:val="single"/>
-          </w:rPr>
-          <w:t>民35:31–32</w:t>
-        </w:r>
-      </w:hyperlink>
-      <w:r>
-        <w:rPr>
-          <w:lang w:val="zh_TW" w:bidi="zh_TW"/>
-        </w:rPr>
-        <w:t>）。</w:t>
-      </w:r>
-    </w:p>
-    <w:p>
-      <w:pPr>
-        <w:pStyle w:val="ListBullet"/>
-        <w:spacing w:line="240" w:lineRule="auto"/>
-        <w:ind w:left="720"/>
-      </w:pPr>
-      <w:r>
-        <w:rPr>
-          <w:lang w:val="zh_TW" w:bidi="zh_TW"/>
-        </w:rPr>
-      </w:r>
-      <w:r>
-        <w:rPr>
-          <w:lang w:val="zh_TW" w:bidi="zh_TW"/>
-        </w:rPr>
-        <w:t>無法通過支付贖價來避免死亡（</w:t>
-      </w:r>
-      <w:hyperlink r:id="rId32">
-        <w:r>
-          <w:rPr>
-            <w:lang w:val="zh_TW" w:bidi="zh_TW"/>
-          </w:rPr>
-          <w:rPr>
-            <w:color w:val="0000EE"/>
-            <w:u w:val="single"/>
-          </w:rPr>
-          <w:t>詩49:7–9</w:t>
-        </w:r>
-      </w:hyperlink>
-      <w:r>
-        <w:rPr>
-          <w:lang w:val="zh_TW" w:bidi="zh_TW"/>
-        </w:rPr>
-        <w:t xml:space="preserve">）。 </w:t>
+        <w:t>）。後來確實出現了一個猶太基督教派，稱為「以便尼派（Ebionites）」（來自希伯來語中表示「貧窮」的詞）。</w:t>
       </w:r>
     </w:p>
     <w:p>
@@ -1098,9 +1246,9 @@
         <w:rPr>
           <w:lang w:val="zh_TW" w:bidi="zh_TW"/>
         </w:rPr>
-        <w:t>在某些情況下，這個詞用來指為了不正當地影響某人或讓他們保持沉默而支付的款項（</w:t>
-      </w:r>
-      <w:hyperlink r:id="rId33">
+        <w:t>新約當然清楚地教導真正重要的是內心的態度。貧窮但貪婪，或富有但慷慨都是有可能的。即便如此，根據上述舊約背景，福音書中這些詞彙的普遍意義是：富有=壞，貧窮=好。一方面，撒都該人擁有世俗的財富，法利賽人擁有屬靈的驕傲，而有產業的人是自私、愚昧的，處於嚴重的屬靈危險中（</w:t>
+      </w:r>
+      <w:hyperlink r:id="rId55">
         <w:r>
           <w:rPr>
             <w:lang w:val="zh_TW" w:bidi="zh_TW"/>
@@ -1109,7 +1257,7 @@
             <w:color w:val="0000EE"/>
             <w:u w:val="single"/>
           </w:rPr>
-          <w:t>撒上12:3</w:t>
+          <w:t>馬可福音10:23</w:t>
         </w:r>
       </w:hyperlink>
       <w:r>
@@ -1118,7 +1266,7 @@
         </w:rPr>
         <w:t>；</w:t>
       </w:r>
-      <w:hyperlink r:id="rId34">
+      <w:hyperlink r:id="rId56">
         <w:r>
           <w:rPr>
             <w:lang w:val="zh_TW" w:bidi="zh_TW"/>
@@ -1127,16 +1275,16 @@
             <w:color w:val="0000EE"/>
             <w:u w:val="single"/>
           </w:rPr>
-          <w:t>箴6:35</w:t>
+          <w:t>路加福音12:13–21</w:t>
         </w:r>
       </w:hyperlink>
       <w:r>
         <w:rPr>
           <w:lang w:val="zh_TW" w:bidi="zh_TW"/>
         </w:rPr>
-        <w:t>；</w:t>
-      </w:r>
-      <w:hyperlink r:id="rId35">
+        <w:t>，</w:t>
+      </w:r>
+      <w:hyperlink r:id="rId57">
         <w:r>
           <w:rPr>
             <w:lang w:val="zh_TW" w:bidi="zh_TW"/>
@@ -1145,14 +1293,14 @@
             <w:color w:val="0000EE"/>
             <w:u w:val="single"/>
           </w:rPr>
-          <w:t>摩5:12</w:t>
+          <w:t>16:19–31</w:t>
         </w:r>
       </w:hyperlink>
       <w:r>
         <w:rPr>
           <w:lang w:val="zh_TW" w:bidi="zh_TW"/>
         </w:rPr>
-        <w:t>）。</w:t>
+        <w:t>）。另一方面，委身且簡樸的人，如耶穌自己的家人和朋友，通常代表貧窮人。</w:t>
       </w:r>
     </w:p>
     <w:p>
@@ -1166,35 +1314,9 @@
         <w:rPr>
           <w:lang w:val="zh_TW" w:bidi="zh_TW"/>
         </w:rPr>
-        <w:t>第二個希伯來詞語「贖價」和「贖回」與</w:t>
-      </w:r>
-      <w:r>
-        <w:rPr>
-          <w:i/>
-          <w:lang w:val="zh_TW" w:bidi="zh_TW"/>
-        </w:rPr>
-        <w:t>go’el</w:t>
-      </w:r>
-      <w:r>
-        <w:rPr>
-          <w:lang w:val="zh_TW" w:bidi="zh_TW"/>
-        </w:rPr>
-        <w:t>有關。</w:t>
-      </w:r>
-      <w:r>
-        <w:rPr>
-          <w:i/>
-          <w:lang w:val="zh_TW" w:bidi="zh_TW"/>
-        </w:rPr>
-        <w:t>Go’el</w:t>
-      </w:r>
-      <w:r>
-        <w:rPr>
-          <w:lang w:val="zh_TW" w:bidi="zh_TW"/>
-        </w:rPr>
-        <w:t>的意思是「救贖者（redeemer）」，或將失去的東西取回來的人。這個詞源自希伯來文詞語，意為「恢復、修復、拯救或救援（restore, repair, deliver, or rescue）」。這個詞涉及神的家庭律法，要求親屬互相幫助（</w:t>
-      </w:r>
-      <w:hyperlink r:id="rId36">
+        <w:t>因此，事實上，八福第一福的兩個版本（馬太和路加的記載）實際上是相同的。馬太的版本有深度：「虛心的人有福了」（</w:t>
+      </w:r>
+      <w:hyperlink r:id="rId58">
         <w:r>
           <w:rPr>
             <w:lang w:val="zh_TW" w:bidi="zh_TW"/>
@@ -1203,34 +1325,16 @@
             <w:color w:val="0000EE"/>
             <w:u w:val="single"/>
           </w:rPr>
-          <w:t>利25:25–55</w:t>
+          <w:t>馬太福音5:3）；</w:t>
         </w:r>
       </w:hyperlink>
       <w:r>
         <w:rPr>
           <w:lang w:val="zh_TW" w:bidi="zh_TW"/>
         </w:rPr>
-        <w:t>）。一位近親（親屬）有以下幾項職責：</w:t>
-      </w:r>
-    </w:p>
-    <w:p>
-      <w:pPr>
-        <w:pStyle w:val="ListBullet"/>
-        <w:spacing w:line="240" w:lineRule="auto"/>
-        <w:ind w:left="720"/>
-      </w:pPr>
-      <w:r>
-        <w:rPr>
-          <w:lang w:val="zh_TW" w:bidi="zh_TW"/>
-        </w:rPr>
-      </w:r>
-      <w:r>
-        <w:rPr>
-          <w:lang w:val="zh_TW" w:bidi="zh_TW"/>
-        </w:rPr>
-        <w:t>親屬有責任買回家族成員因為某些原因必須賣掉的財產（</w:t>
-      </w:r>
-      <w:hyperlink r:id="rId37">
+        <w:t>路加的版本有廣度。當路加簡單地說「你們貧窮的人有福了」（</w:t>
+      </w:r>
+      <w:hyperlink r:id="rId59">
         <w:r>
           <w:rPr>
             <w:lang w:val="zh_TW" w:bidi="zh_TW"/>
@@ -1239,10 +1343,29 @@
             <w:color w:val="0000EE"/>
             <w:u w:val="single"/>
           </w:rPr>
-          <w:t>利25:25–34；</w:t>
+          <w:t>路加福音6:20</w:t>
         </w:r>
       </w:hyperlink>
-      <w:hyperlink r:id="rId38">
+      <w:r>
+        <w:rPr>
+          <w:lang w:val="zh_TW" w:bidi="zh_TW"/>
+        </w:rPr>
+        <w:t>）時，他指的是那些在需要中（</w:t>
+      </w:r>
+      <w:r>
+        <w:rPr>
+          <w:i/>
+          <w:lang w:val="zh_TW" w:bidi="zh_TW"/>
+        </w:rPr>
+        <w:t>任何</w:t>
+      </w:r>
+      <w:r>
+        <w:rPr>
+          <w:lang w:val="zh_TW" w:bidi="zh_TW"/>
+        </w:rPr>
+        <w:t>需要）轉向主的人。基督來到世上是為了將福音帶給這樣的人（</w:t>
+      </w:r>
+      <w:hyperlink r:id="rId60">
         <w:r>
           <w:rPr>
             <w:lang w:val="zh_TW" w:bidi="zh_TW"/>
@@ -1251,34 +1374,16 @@
             <w:color w:val="0000EE"/>
             <w:u w:val="single"/>
           </w:rPr>
-          <w:t>得4:4–6</w:t>
+          <w:t>馬太福音11:5</w:t>
         </w:r>
       </w:hyperlink>
       <w:r>
         <w:rPr>
           <w:lang w:val="zh_TW" w:bidi="zh_TW"/>
         </w:rPr>
-        <w:t>）。</w:t>
-      </w:r>
-    </w:p>
-    <w:p>
-      <w:pPr>
-        <w:pStyle w:val="ListBullet"/>
-        <w:spacing w:line="240" w:lineRule="auto"/>
-        <w:ind w:left="720"/>
-      </w:pPr>
-      <w:r>
-        <w:rPr>
-          <w:lang w:val="zh_TW" w:bidi="zh_TW"/>
-        </w:rPr>
-      </w:r>
-      <w:r>
-        <w:rPr>
-          <w:lang w:val="zh_TW" w:bidi="zh_TW"/>
-        </w:rPr>
-        <w:t>親屬有責任解救因貧困而被迫賣身為奴的親屬（</w:t>
-      </w:r>
-      <w:hyperlink r:id="rId39">
+        <w:t>；</w:t>
+      </w:r>
+      <w:hyperlink r:id="rId61">
         <w:r>
           <w:rPr>
             <w:lang w:val="zh_TW" w:bidi="zh_TW"/>
@@ -1287,34 +1392,28 @@
             <w:color w:val="0000EE"/>
             <w:u w:val="single"/>
           </w:rPr>
-          <w:t>利25:47–55</w:t>
+          <w:t>路加福音4:18</w:t>
         </w:r>
       </w:hyperlink>
       <w:r>
         <w:rPr>
           <w:lang w:val="zh_TW" w:bidi="zh_TW"/>
         </w:rPr>
-        <w:t>）。</w:t>
-      </w:r>
-    </w:p>
-    <w:p>
-      <w:pPr>
-        <w:pStyle w:val="ListBullet"/>
-        <w:spacing w:line="240" w:lineRule="auto"/>
-        <w:ind w:left="720"/>
-      </w:pPr>
-      <w:r>
-        <w:rPr>
-          <w:lang w:val="zh_TW" w:bidi="zh_TW"/>
-        </w:rPr>
-      </w:r>
-      <w:r>
-        <w:rPr>
-          <w:lang w:val="zh_TW" w:bidi="zh_TW"/>
-        </w:rPr>
-        <w:t>親屬有責任為死去的親屬伸張正義，懲罰殺害他們的人（</w:t>
-      </w:r>
-      <w:hyperlink r:id="rId40">
+        <w:t>）。耶穌基督自己體現了同樣的理念。正如保羅所說：「</w:t>
+      </w:r>
+      <w:r>
+        <w:rPr>
+          <w:lang w:val="zh_TW" w:bidi="zh_TW"/>
+        </w:rPr>
+        <w:t>他本來富足，卻為你們成了貧窮，叫你們因他的貧窮，可以成為富足</w:t>
+      </w:r>
+      <w:r>
+        <w:rPr>
+          <w:lang w:val="zh_TW" w:bidi="zh_TW"/>
+        </w:rPr>
+        <w:t>」（</w:t>
+      </w:r>
+      <w:hyperlink r:id="rId62">
         <w:r>
           <w:rPr>
             <w:lang w:val="zh_TW" w:bidi="zh_TW"/>
@@ -1323,74 +1422,26 @@
             <w:color w:val="0000EE"/>
             <w:u w:val="single"/>
           </w:rPr>
-          <w:t>民35:19–27；</w:t>
+          <w:t>哥林多後書8:9</w:t>
         </w:r>
       </w:hyperlink>
-      <w:hyperlink r:id="rId41">
-        <w:r>
-          <w:rPr>
-            <w:lang w:val="zh_TW" w:bidi="zh_TW"/>
-          </w:rPr>
-          <w:rPr>
-            <w:color w:val="0000EE"/>
-            <w:u w:val="single"/>
-          </w:rPr>
-          <w:t>書20:3–5</w:t>
-        </w:r>
-      </w:hyperlink>
-      <w:r>
-        <w:rPr>
-          <w:lang w:val="zh_TW" w:bidi="zh_TW"/>
-        </w:rPr>
-        <w:t xml:space="preserve">）。 </w:t>
-      </w:r>
-    </w:p>
-    <w:p>
-      <w:pPr>
-        <w:pStyle w:val="ListBullet"/>
-        <w:spacing w:line="240" w:lineRule="auto"/>
-        <w:ind w:left="720"/>
-      </w:pPr>
-      <w:r>
-        <w:rPr>
-          <w:lang w:val="zh_TW" w:bidi="zh_TW"/>
-        </w:rPr>
-      </w:r>
-      <w:r>
-        <w:rPr>
-          <w:lang w:val="zh_TW" w:bidi="zh_TW"/>
-        </w:rPr>
-        <w:t>親屬也有義務娶已故兄弟沒有子女的妻子，以延續家族血脈（</w:t>
-      </w:r>
-      <w:hyperlink r:id="rId42">
-        <w:r>
-          <w:rPr>
-            <w:lang w:val="zh_TW" w:bidi="zh_TW"/>
-          </w:rPr>
-          <w:rPr>
-            <w:color w:val="0000EE"/>
-            <w:u w:val="single"/>
-          </w:rPr>
-          <w:t>得3:9–13，</w:t>
-        </w:r>
-      </w:hyperlink>
-      <w:hyperlink r:id="rId43">
-        <w:r>
-          <w:rPr>
-            <w:lang w:val="zh_TW" w:bidi="zh_TW"/>
-          </w:rPr>
-          <w:rPr>
-            <w:color w:val="0000EE"/>
-            <w:u w:val="single"/>
-          </w:rPr>
-          <w:t>4:1–12</w:t>
-        </w:r>
-      </w:hyperlink>
-      <w:r>
-        <w:rPr>
-          <w:lang w:val="zh_TW" w:bidi="zh_TW"/>
-        </w:rPr>
-        <w:t xml:space="preserve">）。 </w:t>
+      <w:r>
+        <w:rPr>
+          <w:lang w:val="zh_TW" w:bidi="zh_TW"/>
+        </w:rPr>
+        <w:t>，</w:t>
+      </w:r>
+      <w:r>
+        <w:rPr>
+          <w:lang w:val="zh_TW" w:bidi="zh_TW"/>
+        </w:rPr>
+        <w:t>庇哩亞聖經</w:t>
+      </w:r>
+      <w:r>
+        <w:rPr>
+          <w:lang w:val="zh_TW" w:bidi="zh_TW"/>
+        </w:rPr>
+        <w:t>）。我們無助的貧窮是一種邪惡，需要祂來拯救；祂有意選擇的貧窮樣式正是祂拯救的榮耀方式。</w:t>
       </w:r>
     </w:p>
     <w:p>
@@ -1402,1914 +1453,70 @@
       </w:r>
       <w:r>
         <w:rPr>
-          <w:lang w:val="zh_TW" w:bidi="zh_TW"/>
-        </w:rPr>
-        <w:t>一般來說，</w:t>
-      </w:r>
-      <w:r>
-        <w:rPr>
           <w:i/>
           <w:lang w:val="zh_TW" w:bidi="zh_TW"/>
         </w:rPr>
-        <w:t>go‘el</w:t>
-      </w:r>
-      <w:r>
-        <w:rPr>
-          <w:lang w:val="zh_TW" w:bidi="zh_TW"/>
-        </w:rPr>
-        <w:t xml:space="preserve"> 是幫助或保護他人的人。例如，約伯呼求神捍衛他（</w:t>
-      </w:r>
-      <w:hyperlink r:id="rId44">
-        <w:r>
-          <w:rPr>
-            <w:lang w:val="zh_TW" w:bidi="zh_TW"/>
-          </w:rPr>
-          <w:rPr>
-            <w:color w:val="0000EE"/>
-            <w:u w:val="single"/>
-          </w:rPr>
-          <w:t>伯19:25</w:t>
-        </w:r>
-      </w:hyperlink>
-      <w:r>
-        <w:rPr>
-          <w:lang w:val="zh_TW" w:bidi="zh_TW"/>
-        </w:rPr>
-        <w:t xml:space="preserve">）。 </w:t>
-      </w:r>
-    </w:p>
-    <w:p>
-      <w:pPr/>
-      <w:r>
-        <w:rPr>
-          <w:lang w:val="zh_TW" w:bidi="zh_TW"/>
-        </w:rPr>
-      </w:r>
-      <w:r>
-        <w:rPr>
-          <w:lang w:val="zh_TW" w:bidi="zh_TW"/>
-        </w:rPr>
-        <w:t>在最高意義上，神是以色列的親屬和</w:t>
-      </w:r>
-      <w:r>
-        <w:rPr>
-          <w:i/>
-          <w:lang w:val="zh_TW" w:bidi="zh_TW"/>
-        </w:rPr>
-        <w:t xml:space="preserve">go’el </w:t>
-      </w:r>
-      <w:r>
-        <w:rPr>
-          <w:lang w:val="zh_TW" w:bidi="zh_TW"/>
-        </w:rPr>
-        <w:t>（救贖者）。神救贖他們脫離：</w:t>
-      </w:r>
-    </w:p>
-    <w:p>
-      <w:pPr>
-        <w:pStyle w:val="ListBullet"/>
-        <w:spacing w:line="240" w:lineRule="auto"/>
-        <w:ind w:left="720"/>
-      </w:pPr>
-      <w:r>
-        <w:rPr>
-          <w:lang w:val="zh_TW" w:bidi="zh_TW"/>
-        </w:rPr>
-      </w:r>
-      <w:r>
-        <w:rPr>
-          <w:lang w:val="zh_TW" w:bidi="zh_TW"/>
-        </w:rPr>
-        <w:t>埃及的奴役（</w:t>
-      </w:r>
-      <w:hyperlink r:id="rId45">
-        <w:r>
-          <w:rPr>
-            <w:lang w:val="zh_TW" w:bidi="zh_TW"/>
-          </w:rPr>
-          <w:rPr>
-            <w:color w:val="0000EE"/>
-            <w:u w:val="single"/>
-          </w:rPr>
-          <w:t>出6:5–7</w:t>
-        </w:r>
-      </w:hyperlink>
-      <w:r>
-        <w:rPr>
-          <w:lang w:val="zh_TW" w:bidi="zh_TW"/>
-        </w:rPr>
-        <w:t>），</w:t>
-      </w:r>
-    </w:p>
-    <w:p>
-      <w:pPr>
-        <w:pStyle w:val="ListBullet"/>
-        <w:spacing w:line="240" w:lineRule="auto"/>
-        <w:ind w:left="720"/>
-      </w:pPr>
-      <w:r>
-        <w:rPr>
-          <w:lang w:val="zh_TW" w:bidi="zh_TW"/>
-        </w:rPr>
-      </w:r>
-      <w:r>
-        <w:rPr>
-          <w:lang w:val="zh_TW" w:bidi="zh_TW"/>
-        </w:rPr>
-        <w:t>被擄到巴比倫的困境中，</w:t>
-      </w:r>
-    </w:p>
-    <w:p>
-      <w:pPr>
-        <w:pStyle w:val="ListBullet"/>
-        <w:spacing w:line="240" w:lineRule="auto"/>
-        <w:ind w:left="720"/>
-      </w:pPr>
-      <w:r>
-        <w:rPr>
-          <w:lang w:val="zh_TW" w:bidi="zh_TW"/>
-        </w:rPr>
-      </w:r>
-      <w:r>
-        <w:rPr>
-          <w:lang w:val="zh_TW" w:bidi="zh_TW"/>
-        </w:rPr>
-        <w:t>一般的苦難（</w:t>
-      </w:r>
-      <w:r>
-        <w:rPr>
-          <w:i/>
-          <w:lang w:val="zh_TW" w:bidi="zh_TW"/>
-        </w:rPr>
-        <w:t>go’el</w:t>
-      </w:r>
-      <w:r>
-        <w:rPr>
-          <w:lang w:val="zh_TW" w:bidi="zh_TW"/>
-        </w:rPr>
-        <w:t>一詞在</w:t>
-      </w:r>
-      <w:hyperlink r:id="rId46">
-        <w:r>
-          <w:rPr>
-            <w:lang w:val="zh_TW" w:bidi="zh_TW"/>
-          </w:rPr>
-          <w:rPr>
-            <w:color w:val="0000EE"/>
-            <w:u w:val="single"/>
-          </w:rPr>
-          <w:t>賽40–46章</w:t>
-        </w:r>
-      </w:hyperlink>
-      <w:r>
-        <w:rPr>
-          <w:lang w:val="zh_TW" w:bidi="zh_TW"/>
-        </w:rPr>
-        <w:t xml:space="preserve">中出現了13次）。 </w:t>
-      </w:r>
-    </w:p>
-    <w:p>
-      <w:pPr/>
-      <w:r>
-        <w:rPr>
-          <w:lang w:val="zh_TW" w:bidi="zh_TW"/>
-        </w:rPr>
-      </w:r>
-      <w:r>
-        <w:rPr>
-          <w:lang w:val="zh_TW" w:bidi="zh_TW"/>
-        </w:rPr>
-        <w:t>因此，以色列被稱為「耶和華救贖的民」（</w:t>
-      </w:r>
-      <w:hyperlink r:id="rId47">
-        <w:r>
-          <w:rPr>
-            <w:lang w:val="zh_TW" w:bidi="zh_TW"/>
-          </w:rPr>
-          <w:rPr>
-            <w:color w:val="0000EE"/>
-            <w:u w:val="single"/>
-          </w:rPr>
-          <w:t>賽35:10</w:t>
-        </w:r>
-      </w:hyperlink>
-      <w:r>
-        <w:rPr>
-          <w:lang w:val="zh_TW" w:bidi="zh_TW"/>
-        </w:rPr>
-        <w:t>），「無銀」被贖（</w:t>
-      </w:r>
-      <w:hyperlink r:id="rId48">
-        <w:r>
-          <w:rPr>
-            <w:lang w:val="zh_TW" w:bidi="zh_TW"/>
-          </w:rPr>
-          <w:rPr>
-            <w:color w:val="0000EE"/>
-            <w:u w:val="single"/>
-          </w:rPr>
-          <w:t>52:3</w:t>
-        </w:r>
-      </w:hyperlink>
-      <w:r>
-        <w:rPr>
-          <w:lang w:val="zh_TW" w:bidi="zh_TW"/>
-        </w:rPr>
-        <w:t>）。在這些情況下，「贖價」是指神的大能和力量。</w:t>
-      </w:r>
-    </w:p>
-    <w:p>
-      <w:pPr/>
-      <w:r>
-        <w:rPr>
-          <w:lang w:val="zh_TW" w:bidi="zh_TW"/>
-        </w:rPr>
-      </w:r>
-      <w:r>
-        <w:rPr>
-          <w:lang w:val="zh_TW" w:bidi="zh_TW"/>
-        </w:rPr>
-        <w:t>舊約使用第三個希伯來文詞語（</w:t>
-      </w:r>
-      <w:r>
-        <w:rPr>
-          <w:i/>
-          <w:lang w:val="zh_TW" w:bidi="zh_TW"/>
-        </w:rPr>
-        <w:t>pidyon</w:t>
-      </w:r>
-      <w:r>
-        <w:rPr>
-          <w:lang w:val="zh_TW" w:bidi="zh_TW"/>
-        </w:rPr>
-        <w:t>）來表示贖價或支付。這個詞來自商業律法。在舊約中，它主要有三種用法：</w:t>
-      </w:r>
-    </w:p>
-    <w:p>
-      <w:pPr>
-        <w:pStyle w:val="ListBullet"/>
-        <w:spacing w:line="240" w:lineRule="auto"/>
-        <w:ind w:left="720"/>
-      </w:pPr>
-      <w:r>
-        <w:rPr>
-          <w:lang w:val="zh_TW" w:bidi="zh_TW"/>
-        </w:rPr>
-      </w:r>
-      <w:r>
-        <w:rPr>
-          <w:lang w:val="zh_TW" w:bidi="zh_TW"/>
-        </w:rPr>
-        <w:t>這個詞用於長子。神在埃及的逾越節拯救了以色列的長子，之後所有的長子和頭生的牲畜都屬於神。人們必須支付贖價來保留自己的長子（</w:t>
-      </w:r>
-      <w:hyperlink r:id="rId49">
-        <w:r>
-          <w:rPr>
-            <w:lang w:val="zh_TW" w:bidi="zh_TW"/>
-          </w:rPr>
-          <w:rPr>
-            <w:color w:val="0000EE"/>
-            <w:u w:val="single"/>
-          </w:rPr>
-          <w:t>出13:12–15</w:t>
-        </w:r>
-      </w:hyperlink>
+        <w:t>另見</w:t>
+      </w:r>
+      <w:r>
+        <w:rPr>
+          <w:lang w:val="zh_TW" w:bidi="zh_TW"/>
+        </w:rPr>
+        <w:t xml:space="preserve"> </w:t>
+      </w:r>
+      <w:r>
+        <w:rPr>
+          <w:lang w:val="zh_TW" w:bidi="zh_TW"/>
+        </w:rPr>
+        <w:t>施捨</w:t>
+      </w:r>
       <w:r>
         <w:rPr>
           <w:lang w:val="zh_TW" w:bidi="zh_TW"/>
         </w:rPr>
         <w:t>，</w:t>
       </w:r>
-      <w:hyperlink r:id="rId50">
-        <w:r>
-          <w:rPr>
-            <w:lang w:val="zh_TW" w:bidi="zh_TW"/>
-          </w:rPr>
-          <w:rPr>
-            <w:color w:val="0000EE"/>
-            <w:u w:val="single"/>
-          </w:rPr>
-          <w:t>34:20</w:t>
-        </w:r>
-      </w:hyperlink>
-      <w:r>
-        <w:rPr>
-          <w:lang w:val="zh_TW" w:bidi="zh_TW"/>
-        </w:rPr>
-        <w:t>；</w:t>
-      </w:r>
-      <w:hyperlink r:id="rId51">
-        <w:r>
-          <w:rPr>
-            <w:lang w:val="zh_TW" w:bidi="zh_TW"/>
-          </w:rPr>
-          <w:rPr>
-            <w:color w:val="0000EE"/>
-            <w:u w:val="single"/>
-          </w:rPr>
-          <w:t>利27:27</w:t>
-        </w:r>
-      </w:hyperlink>
-      <w:r>
-        <w:rPr>
-          <w:lang w:val="zh_TW" w:bidi="zh_TW"/>
-        </w:rPr>
-        <w:t>；</w:t>
-      </w:r>
-      <w:hyperlink r:id="rId52">
-        <w:r>
-          <w:rPr>
-            <w:lang w:val="zh_TW" w:bidi="zh_TW"/>
-          </w:rPr>
-          <w:rPr>
-            <w:color w:val="0000EE"/>
-            <w:u w:val="single"/>
-          </w:rPr>
-          <w:t>民18:15–17</w:t>
-        </w:r>
-      </w:hyperlink>
-      <w:r>
-        <w:rPr>
-          <w:lang w:val="zh_TW" w:bidi="zh_TW"/>
-        </w:rPr>
-        <w:t>）。後來，神揀選了利未人來事奉祂，而不是所有的長子。由於長子比利未人多273人，因此多出的長子需要每人支付五舍客勒的贖銀（</w:t>
-      </w:r>
-      <w:hyperlink r:id="rId53">
-        <w:r>
-          <w:rPr>
-            <w:lang w:val="zh_TW" w:bidi="zh_TW"/>
-          </w:rPr>
-          <w:rPr>
-            <w:color w:val="0000EE"/>
-            <w:u w:val="single"/>
-          </w:rPr>
-          <w:t>民3:40–48</w:t>
-        </w:r>
-      </w:hyperlink>
-      <w:r>
-        <w:rPr>
-          <w:lang w:val="zh_TW" w:bidi="zh_TW"/>
-        </w:rPr>
-        <w:t xml:space="preserve">）。 </w:t>
-      </w:r>
-    </w:p>
-    <w:p>
-      <w:pPr>
-        <w:pStyle w:val="ListBullet"/>
-        <w:spacing w:line="240" w:lineRule="auto"/>
-        <w:ind w:left="720"/>
-      </w:pPr>
-      <w:r>
-        <w:rPr>
-          <w:lang w:val="zh_TW" w:bidi="zh_TW"/>
-        </w:rPr>
-      </w:r>
-      <w:r>
-        <w:rPr>
-          <w:lang w:val="zh_TW" w:bidi="zh_TW"/>
-        </w:rPr>
-        <w:t>這個詞也用於贖回奴隸所支付的價錢（</w:t>
-      </w:r>
-      <w:hyperlink r:id="rId54">
-        <w:r>
-          <w:rPr>
-            <w:lang w:val="zh_TW" w:bidi="zh_TW"/>
-          </w:rPr>
-          <w:rPr>
-            <w:color w:val="0000EE"/>
-            <w:u w:val="single"/>
-          </w:rPr>
-          <w:t>申15:15</w:t>
-        </w:r>
-      </w:hyperlink>
+      <w:r>
+        <w:rPr>
+          <w:lang w:val="zh_TW" w:bidi="zh_TW"/>
+        </w:rPr>
+        <w:t>錢財</w:t>
+      </w:r>
       <w:r>
         <w:rPr>
           <w:lang w:val="zh_TW" w:bidi="zh_TW"/>
         </w:rPr>
         <w:t>，</w:t>
       </w:r>
-      <w:hyperlink r:id="rId55">
-        <w:r>
-          <w:rPr>
-            <w:lang w:val="zh_TW" w:bidi="zh_TW"/>
-          </w:rPr>
-          <w:rPr>
-            <w:color w:val="0000EE"/>
-            <w:u w:val="single"/>
-          </w:rPr>
-          <w:t>24:18</w:t>
-        </w:r>
-      </w:hyperlink>
-      <w:r>
-        <w:rPr>
-          <w:lang w:val="zh_TW" w:bidi="zh_TW"/>
-        </w:rPr>
-        <w:t>）。它也適用於釋放作為妾的婢女（</w:t>
-      </w:r>
-      <w:hyperlink r:id="rId56">
-        <w:r>
-          <w:rPr>
-            <w:lang w:val="zh_TW" w:bidi="zh_TW"/>
-          </w:rPr>
-          <w:rPr>
-            <w:color w:val="0000EE"/>
-            <w:u w:val="single"/>
-          </w:rPr>
-          <w:t>出21:8–11</w:t>
-        </w:r>
-      </w:hyperlink>
-      <w:r>
-        <w:rPr>
-          <w:lang w:val="zh_TW" w:bidi="zh_TW"/>
-        </w:rPr>
-        <w:t>；</w:t>
-      </w:r>
-      <w:hyperlink r:id="rId57">
-        <w:r>
-          <w:rPr>
-            <w:lang w:val="zh_TW" w:bidi="zh_TW"/>
-          </w:rPr>
-          <w:rPr>
-            <w:color w:val="0000EE"/>
-            <w:u w:val="single"/>
-          </w:rPr>
-          <w:t>利19:20</w:t>
-        </w:r>
-      </w:hyperlink>
-      <w:r>
-        <w:rPr>
-          <w:lang w:val="zh_TW" w:bidi="zh_TW"/>
-        </w:rPr>
-        <w:t>）。神透過提醒以色列人祂曾將他們從埃及的奴役中解救出來，藉此證明這些規則的合理性（</w:t>
-      </w:r>
-      <w:hyperlink r:id="rId54">
-        <w:r>
-          <w:rPr>
-            <w:lang w:val="zh_TW" w:bidi="zh_TW"/>
-          </w:rPr>
-          <w:rPr>
-            <w:color w:val="0000EE"/>
-            <w:u w:val="single"/>
-          </w:rPr>
-          <w:t>申15:15，</w:t>
-        </w:r>
-      </w:hyperlink>
-      <w:hyperlink r:id="rId55">
-        <w:r>
-          <w:rPr>
-            <w:lang w:val="zh_TW" w:bidi="zh_TW"/>
-          </w:rPr>
-          <w:rPr>
-            <w:color w:val="0000EE"/>
-            <w:u w:val="single"/>
-          </w:rPr>
-          <w:t>24:18</w:t>
-        </w:r>
-      </w:hyperlink>
-      <w:r>
-        <w:rPr>
-          <w:lang w:val="zh_TW" w:bidi="zh_TW"/>
-        </w:rPr>
-        <w:t xml:space="preserve">）。 </w:t>
-      </w:r>
-    </w:p>
-    <w:p>
-      <w:pPr>
-        <w:pStyle w:val="ListBullet"/>
-        <w:spacing w:line="240" w:lineRule="auto"/>
-        <w:ind w:left="720"/>
-      </w:pPr>
-      <w:r>
-        <w:rPr>
-          <w:lang w:val="zh_TW" w:bidi="zh_TW"/>
-        </w:rPr>
-      </w:r>
-      <w:r>
-        <w:rPr>
-          <w:lang w:val="zh_TW" w:bidi="zh_TW"/>
-        </w:rPr>
-        <w:t>當聖經提到神將以色列人從埃及（</w:t>
-      </w:r>
-      <w:hyperlink r:id="rId58">
-        <w:r>
-          <w:rPr>
-            <w:lang w:val="zh_TW" w:bidi="zh_TW"/>
-          </w:rPr>
-          <w:rPr>
-            <w:color w:val="0000EE"/>
-            <w:u w:val="single"/>
-          </w:rPr>
-          <w:t>申7:8</w:t>
-        </w:r>
-      </w:hyperlink>
+      <w:r>
+        <w:rPr>
+          <w:lang w:val="zh_TW" w:bidi="zh_TW"/>
+        </w:rPr>
+        <w:t>公義</w:t>
+      </w:r>
       <w:r>
         <w:rPr>
           <w:lang w:val="zh_TW" w:bidi="zh_TW"/>
         </w:rPr>
         <w:t>，</w:t>
       </w:r>
-      <w:hyperlink r:id="rId59">
-        <w:r>
-          <w:rPr>
-            <w:lang w:val="zh_TW" w:bidi="zh_TW"/>
-          </w:rPr>
-          <w:rPr>
-            <w:color w:val="0000EE"/>
-            <w:u w:val="single"/>
-          </w:rPr>
-          <w:t>9:26</w:t>
-        </w:r>
-      </w:hyperlink>
+      <w:r>
+        <w:rPr>
+          <w:lang w:val="zh_TW" w:bidi="zh_TW"/>
+        </w:rPr>
+        <w:t>工價</w:t>
+      </w:r>
       <w:r>
         <w:rPr>
           <w:lang w:val="zh_TW" w:bidi="zh_TW"/>
         </w:rPr>
         <w:t>，</w:t>
       </w:r>
-      <w:hyperlink r:id="rId60">
-        <w:r>
-          <w:rPr>
-            <w:lang w:val="zh_TW" w:bidi="zh_TW"/>
-          </w:rPr>
-          <w:rPr>
-            <w:color w:val="0000EE"/>
-            <w:u w:val="single"/>
-          </w:rPr>
-          <w:t>13:5</w:t>
-        </w:r>
-      </w:hyperlink>
-      <w:r>
-        <w:rPr>
-          <w:lang w:val="zh_TW" w:bidi="zh_TW"/>
-        </w:rPr>
-        <w:t>；</w:t>
-      </w:r>
-      <w:hyperlink r:id="rId61">
-        <w:r>
-          <w:rPr>
-            <w:lang w:val="zh_TW" w:bidi="zh_TW"/>
-          </w:rPr>
-          <w:rPr>
-            <w:color w:val="0000EE"/>
-            <w:u w:val="single"/>
-          </w:rPr>
-          <w:t>撒下7:23</w:t>
-        </w:r>
-      </w:hyperlink>
-      <w:r>
-        <w:rPr>
-          <w:lang w:val="zh_TW" w:bidi="zh_TW"/>
-        </w:rPr>
-        <w:t>；</w:t>
-      </w:r>
-      <w:hyperlink r:id="rId62">
-        <w:r>
-          <w:rPr>
-            <w:lang w:val="zh_TW" w:bidi="zh_TW"/>
-          </w:rPr>
-          <w:rPr>
-            <w:color w:val="0000EE"/>
-            <w:u w:val="single"/>
-          </w:rPr>
-          <w:t>代上17:21</w:t>
-        </w:r>
-      </w:hyperlink>
-      <w:r>
-        <w:rPr>
-          <w:lang w:val="zh_TW" w:bidi="zh_TW"/>
-        </w:rPr>
-        <w:t>；</w:t>
-      </w:r>
-      <w:hyperlink r:id="rId63">
-        <w:r>
-          <w:rPr>
-            <w:lang w:val="zh_TW" w:bidi="zh_TW"/>
-          </w:rPr>
-          <w:rPr>
-            <w:color w:val="0000EE"/>
-            <w:u w:val="single"/>
-          </w:rPr>
-          <w:t>詩78:42</w:t>
-        </w:r>
-      </w:hyperlink>
-      <w:r>
-        <w:rPr>
-          <w:lang w:val="zh_TW" w:bidi="zh_TW"/>
-        </w:rPr>
-        <w:t>）以及從巴比倫（</w:t>
-      </w:r>
-      <w:hyperlink r:id="rId47">
-        <w:r>
-          <w:rPr>
-            <w:lang w:val="zh_TW" w:bidi="zh_TW"/>
-          </w:rPr>
-          <w:rPr>
-            <w:color w:val="0000EE"/>
-            <w:u w:val="single"/>
-          </w:rPr>
-          <w:t>賽35:10，</w:t>
-        </w:r>
-      </w:hyperlink>
-      <w:hyperlink r:id="rId64">
-        <w:r>
-          <w:rPr>
-            <w:lang w:val="zh_TW" w:bidi="zh_TW"/>
-          </w:rPr>
-          <w:rPr>
-            <w:color w:val="0000EE"/>
-            <w:u w:val="single"/>
-          </w:rPr>
-          <w:t>51:11</w:t>
-        </w:r>
-      </w:hyperlink>
-      <w:r>
-        <w:rPr>
-          <w:lang w:val="zh_TW" w:bidi="zh_TW"/>
-        </w:rPr>
-        <w:t>）中救贖出來時，也使用了這個希伯來詞。聖經有時提及神拯救百姓，卻沒有提到具體事件（</w:t>
-      </w:r>
-      <w:hyperlink r:id="rId65">
-        <w:r>
-          <w:rPr>
-            <w:lang w:val="zh_TW" w:bidi="zh_TW"/>
-          </w:rPr>
-          <w:rPr>
-            <w:color w:val="0000EE"/>
-            <w:u w:val="single"/>
-          </w:rPr>
-          <w:t>何7:13；</w:t>
-        </w:r>
-      </w:hyperlink>
-      <w:r>
-        <w:rPr>
-          <w:lang w:val="zh_TW" w:bidi="zh_TW"/>
-        </w:rPr>
-        <w:t>參</w:t>
-      </w:r>
-      <w:hyperlink r:id="rId66">
-        <w:r>
-          <w:rPr>
-            <w:lang w:val="zh_TW" w:bidi="zh_TW"/>
-          </w:rPr>
-          <w:rPr>
-            <w:color w:val="0000EE"/>
-            <w:u w:val="single"/>
-          </w:rPr>
-          <w:t>申21:8</w:t>
-        </w:r>
-      </w:hyperlink>
-      <w:r>
-        <w:rPr>
-          <w:lang w:val="zh_TW" w:bidi="zh_TW"/>
-        </w:rPr>
-        <w:t>；</w:t>
-      </w:r>
-      <w:hyperlink r:id="rId67">
-        <w:r>
-          <w:rPr>
-            <w:lang w:val="zh_TW" w:bidi="zh_TW"/>
-          </w:rPr>
-          <w:rPr>
-            <w:color w:val="0000EE"/>
-            <w:u w:val="single"/>
-          </w:rPr>
-          <w:t>尼1:10</w:t>
-        </w:r>
-      </w:hyperlink>
-      <w:r>
-        <w:rPr>
-          <w:lang w:val="zh_TW" w:bidi="zh_TW"/>
-        </w:rPr>
-        <w:t>；</w:t>
-      </w:r>
-      <w:hyperlink r:id="rId68">
-        <w:r>
-          <w:rPr>
-            <w:lang w:val="zh_TW" w:bidi="zh_TW"/>
-          </w:rPr>
-          <w:rPr>
-            <w:color w:val="0000EE"/>
-            <w:u w:val="single"/>
-          </w:rPr>
-          <w:t>賽1:27</w:t>
-        </w:r>
-      </w:hyperlink>
-      <w:r>
-        <w:rPr>
-          <w:lang w:val="zh_TW" w:bidi="zh_TW"/>
-        </w:rPr>
-        <w:t>；</w:t>
-      </w:r>
-      <w:hyperlink r:id="rId69">
-        <w:r>
-          <w:rPr>
-            <w:lang w:val="zh_TW" w:bidi="zh_TW"/>
-          </w:rPr>
-          <w:rPr>
-            <w:color w:val="0000EE"/>
-            <w:u w:val="single"/>
-          </w:rPr>
-          <w:t>耶31:11</w:t>
-        </w:r>
-      </w:hyperlink>
-      <w:r>
-        <w:rPr>
-          <w:lang w:val="zh_TW" w:bidi="zh_TW"/>
-        </w:rPr>
-        <w:t>）。神也救贖人脫離死亡（</w:t>
-      </w:r>
-      <w:hyperlink r:id="rId70">
-        <w:r>
-          <w:rPr>
-            <w:lang w:val="zh_TW" w:bidi="zh_TW"/>
-          </w:rPr>
-          <w:rPr>
-            <w:color w:val="0000EE"/>
-            <w:u w:val="single"/>
-          </w:rPr>
-          <w:t>何13:14</w:t>
-        </w:r>
-      </w:hyperlink>
-      <w:r>
-        <w:rPr>
-          <w:lang w:val="zh_TW" w:bidi="zh_TW"/>
-        </w:rPr>
-        <w:t>）、脫離罪惡（</w:t>
-      </w:r>
-      <w:hyperlink r:id="rId71">
-        <w:r>
-          <w:rPr>
-            <w:lang w:val="zh_TW" w:bidi="zh_TW"/>
-          </w:rPr>
-          <w:rPr>
-            <w:color w:val="0000EE"/>
-            <w:u w:val="single"/>
-          </w:rPr>
-          <w:t>詩130:8</w:t>
-        </w:r>
-      </w:hyperlink>
-      <w:r>
-        <w:rPr>
-          <w:lang w:val="zh_TW" w:bidi="zh_TW"/>
-        </w:rPr>
-        <w:t>）、脫離困難（</w:t>
-      </w:r>
-      <w:hyperlink r:id="rId72">
-        <w:r>
-          <w:rPr>
-            <w:lang w:val="zh_TW" w:bidi="zh_TW"/>
-          </w:rPr>
-          <w:rPr>
-            <w:color w:val="0000EE"/>
-            <w:u w:val="single"/>
-          </w:rPr>
-          <w:t>25:22</w:t>
-        </w:r>
-      </w:hyperlink>
-      <w:r>
-        <w:rPr>
-          <w:lang w:val="zh_TW" w:bidi="zh_TW"/>
-        </w:rPr>
-        <w:t>）。這種拯救總是暗示某種形式的支付或代價，例如救贖所需的神的「大能」或「大能之手」。</w:t>
-      </w:r>
-    </w:p>
-    <w:p>
-      <w:pPr>
-        <w:pStyle w:val="Heading3"/>
-      </w:pPr>
-      <w:r>
-        <w:rPr>
-          <w:lang w:val="zh_TW" w:bidi="zh_TW"/>
-        </w:rPr>
-        <w:t>在新約中</w:t>
-      </w:r>
-    </w:p>
-    <w:p>
-      <w:pPr/>
-      <w:r>
-        <w:rPr>
-          <w:lang w:val="zh_TW" w:bidi="zh_TW"/>
-        </w:rPr>
-      </w:r>
-      <w:r>
-        <w:rPr>
-          <w:lang w:val="zh_TW" w:bidi="zh_TW"/>
-        </w:rPr>
-        <w:t>在新約中，只有一組相關的詞語用來表示贖價。這個詞的基本意思是「釋放（set free）」或「解救（release）」。它的意思是通過支付代價來釋放某人。在英文聖經中，ransom（贖價）這個詞大約出現了8次。這些都是明確描述支付代價來解救某人的情況。希臘文舊約（稱為七十士譯本）謹慎地使用了這個詞。他們只在三個希伯來文詞語明確表示支付贖價時才使用它。</w:t>
-      </w:r>
-    </w:p>
-    <w:p>
-      <w:pPr/>
-      <w:r>
-        <w:rPr>
-          <w:lang w:val="zh_TW" w:bidi="zh_TW"/>
-        </w:rPr>
-      </w:r>
-      <w:r>
-        <w:rPr>
-          <w:lang w:val="zh_TW" w:bidi="zh_TW"/>
-        </w:rPr>
-        <w:t>在新約中，「贖價」最重要的用法是當耶穌談到祂自己的死亡時。耶穌說祂的死將作為「多人的贖價」（</w:t>
-      </w:r>
-      <w:hyperlink r:id="rId26">
-        <w:r>
-          <w:rPr>
-            <w:lang w:val="zh_TW" w:bidi="zh_TW"/>
-          </w:rPr>
-          <w:rPr>
-            <w:color w:val="0000EE"/>
-            <w:u w:val="single"/>
-          </w:rPr>
-          <w:t>太20:28</w:t>
-        </w:r>
-      </w:hyperlink>
-      <w:r>
-        <w:rPr>
-          <w:lang w:val="zh_TW" w:bidi="zh_TW"/>
-        </w:rPr>
-        <w:t>；</w:t>
-      </w:r>
-      <w:hyperlink r:id="rId27">
-        <w:r>
-          <w:rPr>
-            <w:lang w:val="zh_TW" w:bidi="zh_TW"/>
-          </w:rPr>
-          <w:rPr>
-            <w:color w:val="0000EE"/>
-            <w:u w:val="single"/>
-          </w:rPr>
-          <w:t>可10:45</w:t>
-        </w:r>
-      </w:hyperlink>
-      <w:r>
-        <w:rPr>
-          <w:lang w:val="zh_TW" w:bidi="zh_TW"/>
-        </w:rPr>
-        <w:t>）。耶穌的這一說法有三個重要含義：</w:t>
-      </w:r>
-    </w:p>
-    <w:p>
-      <w:pPr>
-        <w:pStyle w:val="ListNumber"/>
-        <w:numPr>
-          <w:ilvl w:val="0"/>
-          <w:numId w:val="14"/>
-        </w:numPr>
-        <w:spacing w:line="240" w:lineRule="auto"/>
-        <w:ind w:left="720"/>
-      </w:pPr>
-      <w:r>
-        <w:rPr>
-          <w:lang w:val="zh_TW" w:bidi="zh_TW"/>
-        </w:rPr>
-      </w:r>
-      <w:r>
-        <w:rPr>
-          <w:lang w:val="zh_TW" w:bidi="zh_TW"/>
-        </w:rPr>
-        <w:t>耶穌來是要服事人，並付上贖價。</w:t>
-      </w:r>
-    </w:p>
-    <w:p>
-      <w:pPr>
-        <w:pStyle w:val="ListNumber"/>
-        <w:spacing w:line="240" w:lineRule="auto"/>
-        <w:ind w:left="720"/>
-      </w:pPr>
-      <w:r>
-        <w:rPr>
-          <w:lang w:val="zh_TW" w:bidi="zh_TW"/>
-        </w:rPr>
-      </w:r>
-      <w:r>
-        <w:rPr>
-          <w:lang w:val="zh_TW" w:bidi="zh_TW"/>
-        </w:rPr>
-        <w:t>贖價是祂自己的生命。</w:t>
-      </w:r>
-    </w:p>
-    <w:p>
-      <w:pPr>
-        <w:pStyle w:val="ListNumber"/>
-        <w:spacing w:line="240" w:lineRule="auto"/>
-        <w:ind w:left="720"/>
-      </w:pPr>
-      <w:r>
-        <w:rPr>
-          <w:lang w:val="zh_TW" w:bidi="zh_TW"/>
-        </w:rPr>
-      </w:r>
-      <w:r>
-        <w:rPr>
-          <w:lang w:val="zh_TW" w:bidi="zh_TW"/>
-        </w:rPr>
-        <w:t xml:space="preserve">祂的贖價具有替代性（substitutionary，耶穌通過支付這個贖價來代替我們）。 </w:t>
-      </w:r>
-    </w:p>
-    <w:p>
-      <w:pPr/>
-      <w:r>
-        <w:rPr>
-          <w:lang w:val="zh_TW" w:bidi="zh_TW"/>
-        </w:rPr>
-      </w:r>
-      <w:r>
-        <w:rPr>
-          <w:lang w:val="zh_TW" w:bidi="zh_TW"/>
-        </w:rPr>
-        <w:t>新約的其他部分進一步解釋了這一點：</w:t>
-      </w:r>
-    </w:p>
-    <w:p>
-      <w:pPr>
-        <w:pStyle w:val="ListBullet"/>
-        <w:spacing w:line="240" w:lineRule="auto"/>
-        <w:ind w:left="720"/>
-      </w:pPr>
-      <w:r>
-        <w:rPr>
-          <w:lang w:val="zh_TW" w:bidi="zh_TW"/>
-        </w:rPr>
-      </w:r>
-      <w:r>
-        <w:rPr>
-          <w:lang w:val="zh_TW" w:bidi="zh_TW"/>
-        </w:rPr>
-        <w:t>耶穌基督「捨自己作萬人的贖價」（</w:t>
-      </w:r>
-      <w:hyperlink r:id="rId73">
-        <w:r>
-          <w:rPr>
-            <w:lang w:val="zh_TW" w:bidi="zh_TW"/>
-          </w:rPr>
-          <w:rPr>
-            <w:color w:val="0000EE"/>
-            <w:u w:val="single"/>
-          </w:rPr>
-          <w:t>提前2:6</w:t>
-        </w:r>
-      </w:hyperlink>
-      <w:r>
-        <w:rPr>
-          <w:lang w:val="zh_TW" w:bidi="zh_TW"/>
-        </w:rPr>
-        <w:t xml:space="preserve">）。 </w:t>
-      </w:r>
-    </w:p>
-    <w:p>
-      <w:pPr>
-        <w:pStyle w:val="ListBullet"/>
-        <w:spacing w:line="240" w:lineRule="auto"/>
-        <w:ind w:left="720"/>
-      </w:pPr>
-      <w:r>
-        <w:rPr>
-          <w:lang w:val="zh_TW" w:bidi="zh_TW"/>
-        </w:rPr>
-      </w:r>
-      <w:r>
-        <w:rPr>
-          <w:lang w:val="zh_TW" w:bidi="zh_TW"/>
-        </w:rPr>
-        <w:t>耶穌基督「為我們捨了自己，要贖我們脫離一切罪惡」（</w:t>
-      </w:r>
-      <w:hyperlink r:id="rId74">
-        <w:r>
-          <w:rPr>
-            <w:lang w:val="zh_TW" w:bidi="zh_TW"/>
-          </w:rPr>
-          <w:rPr>
-            <w:color w:val="0000EE"/>
-            <w:u w:val="single"/>
-          </w:rPr>
-          <w:t>多2:14</w:t>
-        </w:r>
-      </w:hyperlink>
-      <w:r>
-        <w:rPr>
-          <w:lang w:val="zh_TW" w:bidi="zh_TW"/>
-        </w:rPr>
-        <w:t xml:space="preserve">）。 </w:t>
-      </w:r>
-    </w:p>
-    <w:p>
-      <w:pPr>
-        <w:pStyle w:val="ListBullet"/>
-        <w:spacing w:line="240" w:lineRule="auto"/>
-        <w:ind w:left="720"/>
-      </w:pPr>
-      <w:r>
-        <w:rPr>
-          <w:lang w:val="zh_TW" w:bidi="zh_TW"/>
-        </w:rPr>
-      </w:r>
-      <w:r>
-        <w:rPr>
-          <w:lang w:val="zh_TW" w:bidi="zh_TW"/>
-        </w:rPr>
-        <w:t>贖價的代價是「基督的寶血」，祂如同無瑕疵的羔羊（</w:t>
-      </w:r>
-      <w:hyperlink r:id="rId75">
-        <w:r>
-          <w:rPr>
-            <w:lang w:val="zh_TW" w:bidi="zh_TW"/>
-          </w:rPr>
-          <w:rPr>
-            <w:color w:val="0000EE"/>
-            <w:u w:val="single"/>
-          </w:rPr>
-          <w:t>彼前1:18–19</w:t>
-        </w:r>
-      </w:hyperlink>
-      <w:r>
-        <w:rPr>
-          <w:lang w:val="zh_TW" w:bidi="zh_TW"/>
-        </w:rPr>
-        <w:t>）。</w:t>
-      </w:r>
-    </w:p>
-    <w:p>
-      <w:pPr/>
-      <w:r>
-        <w:rPr>
-          <w:lang w:val="zh_TW" w:bidi="zh_TW"/>
-        </w:rPr>
-      </w:r>
-      <w:r>
-        <w:rPr>
-          <w:lang w:val="zh_TW" w:bidi="zh_TW"/>
-        </w:rPr>
-        <w:t>這讓我們想起舊約中指向耶穌的動物獻祭，但是有一個很大的區別：</w:t>
-      </w:r>
-    </w:p>
-    <w:p>
-      <w:pPr>
-        <w:pStyle w:val="ListBullet"/>
-        <w:spacing w:line="240" w:lineRule="auto"/>
-        <w:ind w:left="720"/>
-      </w:pPr>
-      <w:r>
-        <w:rPr>
-          <w:lang w:val="zh_TW" w:bidi="zh_TW"/>
-        </w:rPr>
-      </w:r>
-      <w:r>
-        <w:rPr>
-          <w:lang w:val="zh_TW" w:bidi="zh_TW"/>
-        </w:rPr>
-        <w:t>山羊和牛犢的血無法拯救人。</w:t>
-      </w:r>
-    </w:p>
-    <w:p>
-      <w:pPr>
-        <w:pStyle w:val="ListBullet"/>
-        <w:spacing w:line="240" w:lineRule="auto"/>
-        <w:ind w:left="720"/>
-      </w:pPr>
-      <w:r>
-        <w:rPr>
-          <w:lang w:val="zh_TW" w:bidi="zh_TW"/>
-        </w:rPr>
-      </w:r>
-      <w:r>
-        <w:rPr>
-          <w:lang w:val="zh_TW" w:bidi="zh_TW"/>
-        </w:rPr>
-        <w:t>但是基督的血提供了永遠的贖罪（</w:t>
-      </w:r>
-      <w:hyperlink r:id="rId76">
-        <w:r>
-          <w:rPr>
-            <w:lang w:val="zh_TW" w:bidi="zh_TW"/>
-          </w:rPr>
-          <w:rPr>
-            <w:color w:val="0000EE"/>
-            <w:u w:val="single"/>
-          </w:rPr>
-          <w:t>來9:12</w:t>
-        </w:r>
-      </w:hyperlink>
-      <w:r>
-        <w:rPr>
-          <w:lang w:val="zh_TW" w:bidi="zh_TW"/>
-        </w:rPr>
-        <w:t xml:space="preserve">）。 </w:t>
-      </w:r>
-    </w:p>
-    <w:p>
-      <w:pPr/>
-      <w:r>
-        <w:rPr>
-          <w:lang w:val="zh_TW" w:bidi="zh_TW"/>
-        </w:rPr>
-      </w:r>
-      <w:r>
-        <w:rPr>
-          <w:lang w:val="zh_TW" w:bidi="zh_TW"/>
-        </w:rPr>
-        <w:t>聖經告訴我們，得救的人在天堂會唱新歌。他們讚美耶穌（稱為羔羊），因為祂的血為他們付了贖價（</w:t>
-      </w:r>
-      <w:hyperlink r:id="rId77">
-        <w:r>
-          <w:rPr>
-            <w:lang w:val="zh_TW" w:bidi="zh_TW"/>
-          </w:rPr>
-          <w:rPr>
-            <w:color w:val="0000EE"/>
-            <w:u w:val="single"/>
-          </w:rPr>
-          <w:t>啟5:9</w:t>
-        </w:r>
-      </w:hyperlink>
-      <w:r>
-        <w:rPr>
-          <w:lang w:val="zh_TW" w:bidi="zh_TW"/>
-        </w:rPr>
-        <w:t>；參</w:t>
-      </w:r>
-      <w:hyperlink r:id="rId78">
-        <w:r>
-          <w:rPr>
-            <w:lang w:val="zh_TW" w:bidi="zh_TW"/>
-          </w:rPr>
-          <w:rPr>
-            <w:color w:val="0000EE"/>
-            <w:u w:val="single"/>
-          </w:rPr>
-          <w:t>14:3–4</w:t>
-        </w:r>
-      </w:hyperlink>
-      <w:r>
-        <w:rPr>
-          <w:lang w:val="zh_TW" w:bidi="zh_TW"/>
-        </w:rPr>
-        <w:t>）。</w:t>
-      </w:r>
-    </w:p>
-    <w:p>
-      <w:pPr/>
-      <w:r>
-        <w:rPr>
-          <w:lang w:val="zh_TW" w:bidi="zh_TW"/>
-        </w:rPr>
-      </w:r>
-      <w:r>
-        <w:rPr>
-          <w:i/>
-          <w:lang w:val="zh_TW" w:bidi="zh_TW"/>
-        </w:rPr>
-        <w:t>另見</w:t>
-      </w:r>
-      <w:r>
-        <w:rPr>
-          <w:lang w:val="zh_TW" w:bidi="zh_TW"/>
-        </w:rPr>
-        <w:t>贖罪</w:t>
-      </w:r>
-      <w:r>
-        <w:rPr>
-          <w:lang w:val="zh_TW" w:bidi="zh_TW"/>
-        </w:rPr>
-        <w:t>；</w:t>
-      </w:r>
-      <w:r>
-        <w:rPr>
-          <w:lang w:val="zh_TW" w:bidi="zh_TW"/>
-        </w:rPr>
-        <w:t>救贖主、救贖</w:t>
-      </w:r>
-      <w:r>
-        <w:rPr>
-          <w:lang w:val="zh_TW" w:bidi="zh_TW"/>
-        </w:rPr>
-        <w:t>。</w:t>
-      </w:r>
-      <w:r>
-        <w:rPr>
-          <w:lang w:val="zh_TW" w:bidi="zh_TW"/>
-        </w:rPr>
-      </w:r>
-      <w:r>
-        <w:rPr>
-          <w:lang w:val="zh_TW" w:bidi="zh_TW"/>
-        </w:rPr>
-      </w:r>
-    </w:p>
-    <w:p>
-      <w:pPr/>
-      <w:r>
-        <w:rPr>
-          <w:lang w:val="zh_TW" w:bidi="zh_TW"/>
-        </w:rPr>
-      </w:r>
-    </w:p>
-    <w:p>
-      <w:pPr>
-        <w:pStyle w:val="Heading2"/>
-      </w:pPr>
-      <w:r>
-        <w:rPr>
-          <w:lang w:val="zh_TW" w:bidi="zh_TW"/>
-        </w:rPr>
-        <w:t>屬血氣的人</w:t>
-      </w:r>
-      <w:r>
-        <w:rPr>
-          <w:lang w:val="zh_TW" w:bidi="zh_TW"/>
-        </w:rPr>
-      </w:r>
-    </w:p>
-    <w:p>
-      <w:pPr/>
-      <w:r>
-        <w:rPr>
-          <w:lang w:val="zh_TW" w:bidi="zh_TW"/>
-        </w:rPr>
-      </w:r>
-      <w:r>
-        <w:rPr>
-          <w:lang w:val="zh_TW" w:bidi="zh_TW"/>
-        </w:rPr>
-        <w:t>「屬血氣的人」（譯註：NLT譯為Natural man，意即「自然人」）這個表達出現在一些聖經翻譯中，例如在</w:t>
-      </w:r>
-      <w:hyperlink r:id="rId79">
-        <w:r>
-          <w:rPr>
-            <w:lang w:val="zh_TW" w:bidi="zh_TW"/>
-          </w:rPr>
-          <w:rPr>
-            <w:color w:val="0000EE"/>
-            <w:u w:val="single"/>
-          </w:rPr>
-          <w:t>哥林多前書二章14節</w:t>
-        </w:r>
-      </w:hyperlink>
-      <w:r>
-        <w:rPr>
-          <w:lang w:val="zh_TW" w:bidi="zh_TW"/>
-        </w:rPr>
-        <w:t>。翻譯為「血氣的」或「屬情</w:t>
-      </w:r>
-      <w:r>
-        <w:rPr>
-          <w:lang w:val="zh_TW" w:bidi="zh_TW"/>
-        </w:rPr>
-        <w:t>慾的</w:t>
-      </w:r>
-      <w:r>
-        <w:rPr>
-          <w:lang w:val="zh_TW" w:bidi="zh_TW"/>
-        </w:rPr>
-        <w:t>」一詞也出現在</w:t>
-      </w:r>
-      <w:hyperlink r:id="rId80">
-        <w:r>
-          <w:rPr>
-            <w:lang w:val="zh_TW" w:bidi="zh_TW"/>
-          </w:rPr>
-          <w:rPr>
-            <w:color w:val="0000EE"/>
-            <w:u w:val="single"/>
-          </w:rPr>
-          <w:t>哥林多前書十五章44節、46節</w:t>
-        </w:r>
-      </w:hyperlink>
-      <w:r>
-        <w:rPr>
-          <w:lang w:val="zh_TW" w:bidi="zh_TW"/>
-        </w:rPr>
-        <w:t>，</w:t>
-      </w:r>
-      <w:hyperlink r:id="rId81">
-        <w:r>
-          <w:rPr>
-            <w:lang w:val="zh_TW" w:bidi="zh_TW"/>
-          </w:rPr>
-          <w:rPr>
-            <w:color w:val="0000EE"/>
-            <w:u w:val="single"/>
-          </w:rPr>
-          <w:t>雅各書三章15節</w:t>
-        </w:r>
-      </w:hyperlink>
-      <w:r>
-        <w:rPr>
-          <w:lang w:val="zh_TW" w:bidi="zh_TW"/>
-        </w:rPr>
-        <w:t>，和</w:t>
-      </w:r>
-      <w:hyperlink r:id="rId82">
-        <w:r>
-          <w:rPr>
-            <w:lang w:val="zh_TW" w:bidi="zh_TW"/>
-          </w:rPr>
-          <w:rPr>
-            <w:color w:val="0000EE"/>
-            <w:u w:val="single"/>
-          </w:rPr>
-          <w:t>猶大書19節</w:t>
-        </w:r>
-      </w:hyperlink>
-      <w:r>
-        <w:rPr>
-          <w:lang w:val="zh_TW" w:bidi="zh_TW"/>
-        </w:rPr>
-        <w:t>中。</w:t>
-      </w:r>
-    </w:p>
-    <w:p>
-      <w:pPr>
-        <w:pStyle w:val="Heading3"/>
-      </w:pPr>
-      <w:r>
-        <w:rPr>
-          <w:lang w:val="zh_TW" w:bidi="zh_TW"/>
-        </w:rPr>
-        <w:t>「屬血氣的人」的意思是什麼？</w:t>
-      </w:r>
-    </w:p>
-    <w:p>
-      <w:pPr/>
-      <w:r>
-        <w:rPr>
-          <w:lang w:val="zh_TW" w:bidi="zh_TW"/>
-        </w:rPr>
-      </w:r>
-      <w:r>
-        <w:rPr>
-          <w:lang w:val="zh_TW" w:bidi="zh_TW"/>
-        </w:rPr>
-        <w:t>這個詞與希臘文中通常譯為「魂」（soul）的名詞有關，其具體意義取決於上下文。這詞在哥林多前書出現過四次，都與「屬靈的」形成對比，而「屬靈的」在保羅書信中是一個常見的詞。在幾乎每個例子中，「屬靈的」都是指聖靈的工作。</w:t>
-      </w:r>
-    </w:p>
-    <w:p>
-      <w:pPr/>
-      <w:r>
-        <w:rPr>
-          <w:lang w:val="zh_TW" w:bidi="zh_TW"/>
-        </w:rPr>
-      </w:r>
-      <w:r>
-        <w:rPr>
-          <w:lang w:val="zh_TW" w:bidi="zh_TW"/>
-        </w:rPr>
-        <w:t>應用於事物上，「屬靈的」意味著「來自聖靈」或「由聖靈而生的」。新約作者描述了幾件事為「屬靈的」：</w:t>
-      </w:r>
-    </w:p>
-    <w:p>
-      <w:pPr>
-        <w:pStyle w:val="ListBullet"/>
-        <w:spacing w:line="240" w:lineRule="auto"/>
-        <w:ind w:left="720"/>
-      </w:pPr>
-      <w:r>
-        <w:rPr>
-          <w:lang w:val="zh_TW" w:bidi="zh_TW"/>
-        </w:rPr>
-      </w:r>
-      <w:r>
-        <w:rPr>
-          <w:lang w:val="zh_TW" w:bidi="zh_TW"/>
-        </w:rPr>
-        <w:t>律法在</w:t>
-      </w:r>
-      <w:hyperlink r:id="rId83">
-        <w:r>
-          <w:rPr>
-            <w:lang w:val="zh_TW" w:bidi="zh_TW"/>
-          </w:rPr>
-          <w:rPr>
-            <w:color w:val="0000EE"/>
-            <w:u w:val="single"/>
-          </w:rPr>
-          <w:t>羅馬書七章14節</w:t>
-        </w:r>
-      </w:hyperlink>
-      <w:r>
-        <w:rPr>
-          <w:lang w:val="zh_TW" w:bidi="zh_TW"/>
-        </w:rPr>
-        <w:t>中是「屬靈的」。</w:t>
-      </w:r>
-    </w:p>
-    <w:p>
-      <w:pPr>
-        <w:pStyle w:val="ListBullet"/>
-        <w:spacing w:line="240" w:lineRule="auto"/>
-        <w:ind w:left="720"/>
-      </w:pPr>
-      <w:r>
-        <w:rPr>
-          <w:lang w:val="zh_TW" w:bidi="zh_TW"/>
-        </w:rPr>
-      </w:r>
-      <w:r>
-        <w:rPr>
-          <w:lang w:val="zh_TW" w:bidi="zh_TW"/>
-        </w:rPr>
-        <w:t>恩賜在</w:t>
-      </w:r>
-      <w:hyperlink r:id="rId84">
-        <w:r>
-          <w:rPr>
-            <w:lang w:val="zh_TW" w:bidi="zh_TW"/>
-          </w:rPr>
-          <w:rPr>
-            <w:color w:val="0000EE"/>
-            <w:u w:val="single"/>
-          </w:rPr>
-          <w:t>哥林多前書十二章1節</w:t>
-        </w:r>
-      </w:hyperlink>
-      <w:r>
-        <w:rPr>
-          <w:lang w:val="zh_TW" w:bidi="zh_TW"/>
-        </w:rPr>
-        <w:t>中是「屬靈的」。</w:t>
-      </w:r>
-    </w:p>
-    <w:p>
-      <w:pPr>
-        <w:pStyle w:val="ListBullet"/>
-        <w:spacing w:line="240" w:lineRule="auto"/>
-        <w:ind w:left="720"/>
-      </w:pPr>
-      <w:r>
-        <w:rPr>
-          <w:lang w:val="zh_TW" w:bidi="zh_TW"/>
-        </w:rPr>
-      </w:r>
-      <w:r>
-        <w:rPr>
-          <w:lang w:val="zh_TW" w:bidi="zh_TW"/>
-        </w:rPr>
-        <w:t>福氣在</w:t>
-      </w:r>
-      <w:hyperlink r:id="rId85">
-        <w:r>
-          <w:rPr>
-            <w:lang w:val="zh_TW" w:bidi="zh_TW"/>
-          </w:rPr>
-          <w:rPr>
-            <w:color w:val="0000EE"/>
-            <w:u w:val="single"/>
-          </w:rPr>
-          <w:t>以弗所書一章3節</w:t>
-        </w:r>
-      </w:hyperlink>
-      <w:r>
-        <w:rPr>
-          <w:lang w:val="zh_TW" w:bidi="zh_TW"/>
-        </w:rPr>
-        <w:t>中是「屬靈的」。</w:t>
-      </w:r>
-    </w:p>
-    <w:p>
-      <w:pPr>
-        <w:pStyle w:val="ListBullet"/>
-        <w:spacing w:line="240" w:lineRule="auto"/>
-        <w:ind w:left="720"/>
-      </w:pPr>
-      <w:r>
-        <w:rPr>
-          <w:lang w:val="zh_TW" w:bidi="zh_TW"/>
-        </w:rPr>
-      </w:r>
-      <w:r>
-        <w:rPr>
-          <w:lang w:val="zh_TW" w:bidi="zh_TW"/>
-        </w:rPr>
-        <w:t>靈祭</w:t>
-      </w:r>
-      <w:r>
-        <w:rPr>
-          <w:lang w:val="zh_TW" w:bidi="zh_TW"/>
-        </w:rPr>
-        <w:t>在</w:t>
-      </w:r>
-      <w:hyperlink r:id="rId86">
-        <w:r>
-          <w:rPr>
-            <w:lang w:val="zh_TW" w:bidi="zh_TW"/>
-          </w:rPr>
-          <w:rPr>
-            <w:color w:val="0000EE"/>
-            <w:u w:val="single"/>
-          </w:rPr>
-          <w:t>彼得前書二章5節</w:t>
-        </w:r>
-      </w:hyperlink>
-      <w:r>
-        <w:rPr>
-          <w:lang w:val="zh_TW" w:bidi="zh_TW"/>
-        </w:rPr>
-        <w:t>中是「屬靈的」。</w:t>
-      </w:r>
-    </w:p>
-    <w:p>
-      <w:pPr/>
-      <w:r>
-        <w:rPr>
-          <w:lang w:val="zh_TW" w:bidi="zh_TW"/>
-        </w:rPr>
-      </w:r>
-      <w:r>
-        <w:rPr>
-          <w:lang w:val="zh_TW" w:bidi="zh_TW"/>
-        </w:rPr>
-        <w:t>當這個詞應用在人身上時，意味著一個人受到聖靈的激勵和引導（</w:t>
-      </w:r>
-      <w:hyperlink r:id="rId87">
-        <w:r>
-          <w:rPr>
-            <w:lang w:val="zh_TW" w:bidi="zh_TW"/>
-          </w:rPr>
-          <w:rPr>
-            <w:color w:val="0000EE"/>
-            <w:u w:val="single"/>
-          </w:rPr>
-          <w:t>林前2:15</w:t>
-        </w:r>
-      </w:hyperlink>
-      <w:r>
-        <w:rPr>
-          <w:lang w:val="zh_TW" w:bidi="zh_TW"/>
-        </w:rPr>
-        <w:t>，</w:t>
-      </w:r>
-      <w:hyperlink r:id="rId88">
-        <w:r>
-          <w:rPr>
-            <w:lang w:val="zh_TW" w:bidi="zh_TW"/>
-          </w:rPr>
-          <w:rPr>
-            <w:color w:val="0000EE"/>
-            <w:u w:val="single"/>
-          </w:rPr>
-          <w:t>14:37</w:t>
-        </w:r>
-      </w:hyperlink>
-      <w:r>
-        <w:rPr>
-          <w:lang w:val="zh_TW" w:bidi="zh_TW"/>
-        </w:rPr>
-        <w:t>；</w:t>
-      </w:r>
-      <w:hyperlink r:id="rId89">
-        <w:r>
-          <w:rPr>
-            <w:lang w:val="zh_TW" w:bidi="zh_TW"/>
-          </w:rPr>
-          <w:rPr>
-            <w:color w:val="0000EE"/>
-            <w:u w:val="single"/>
-          </w:rPr>
-          <w:t>加6:1</w:t>
-        </w:r>
-      </w:hyperlink>
-      <w:r>
-        <w:rPr>
-          <w:lang w:val="zh_TW" w:bidi="zh_TW"/>
-        </w:rPr>
-        <w:t>）。與「屬靈的」相對，「屬血氣的」則通常指缺乏聖靈或敵對聖靈及其工作的狀態。</w:t>
-      </w:r>
-    </w:p>
-    <w:p>
-      <w:pPr>
-        <w:pStyle w:val="Heading3"/>
-      </w:pPr>
-      <w:r>
-        <w:rPr>
-          <w:lang w:val="zh_TW" w:bidi="zh_TW"/>
-        </w:rPr>
-        <w:t>聖經中「屬血氣的」與「屬靈的」區別</w:t>
-      </w:r>
-    </w:p>
-    <w:p>
-      <w:pPr/>
-      <w:r>
-        <w:rPr>
-          <w:lang w:val="zh_TW" w:bidi="zh_TW"/>
-        </w:rPr>
-      </w:r>
-      <w:r>
-        <w:rPr>
-          <w:lang w:val="zh_TW" w:bidi="zh_TW"/>
-        </w:rPr>
-        <w:t>在</w:t>
-      </w:r>
-      <w:hyperlink r:id="rId90">
-        <w:r>
-          <w:rPr>
-            <w:lang w:val="zh_TW" w:bidi="zh_TW"/>
-          </w:rPr>
-          <w:rPr>
-            <w:color w:val="0000EE"/>
-            <w:u w:val="single"/>
-          </w:rPr>
-          <w:t>哥林多前書二章14至15節</w:t>
-        </w:r>
-      </w:hyperlink>
-      <w:r>
-        <w:rPr>
-          <w:lang w:val="zh_TW" w:bidi="zh_TW"/>
-        </w:rPr>
-        <w:t>中，「屬血氣的人」與「屬靈的人」形成鮮明對比。在這個語境中，屬血氣的人不接受從神的靈而來的事物（</w:t>
-      </w:r>
-      <w:hyperlink r:id="rId79">
-        <w:r>
-          <w:rPr>
-            <w:lang w:val="zh_TW" w:bidi="zh_TW"/>
-          </w:rPr>
-          <w:rPr>
-            <w:color w:val="0000EE"/>
-            <w:u w:val="single"/>
-          </w:rPr>
-          <w:t>林前2:14</w:t>
-        </w:r>
-      </w:hyperlink>
-      <w:r>
-        <w:rPr>
-          <w:lang w:val="zh_TW" w:bidi="zh_TW"/>
-        </w:rPr>
-        <w:t>）。相反，這些事物對他來說是「愚拙的」，因為這些事必須用屬靈的方法才能明白。他之所以認為愚拙，是因為不信（</w:t>
-      </w:r>
-      <w:hyperlink r:id="rId91">
-        <w:r>
-          <w:rPr>
-            <w:lang w:val="zh_TW" w:bidi="zh_TW"/>
-          </w:rPr>
-          <w:rPr>
-            <w:color w:val="0000EE"/>
-            <w:u w:val="single"/>
-          </w:rPr>
-          <w:t>1:21</w:t>
-        </w:r>
-      </w:hyperlink>
-      <w:r>
-        <w:rPr>
-          <w:lang w:val="zh_TW" w:bidi="zh_TW"/>
-        </w:rPr>
-        <w:t>）；而他所缺乏的，是唯有聖靈才能帶來的洞見。保羅所描繪的，明顯是指一個沒有聖靈，甚至敵對聖靈和神啟示真理的人。</w:t>
-      </w:r>
-    </w:p>
-    <w:p>
-      <w:pPr/>
-      <w:r>
-        <w:rPr>
-          <w:lang w:val="zh_TW" w:bidi="zh_TW"/>
-        </w:rPr>
-      </w:r>
-      <w:r>
-        <w:rPr>
-          <w:lang w:val="zh_TW" w:bidi="zh_TW"/>
-        </w:rPr>
-        <w:t>在</w:t>
-      </w:r>
-      <w:hyperlink r:id="rId92">
-        <w:r>
-          <w:rPr>
-            <w:lang w:val="zh_TW" w:bidi="zh_TW"/>
-          </w:rPr>
-          <w:rPr>
-            <w:color w:val="0000EE"/>
-            <w:u w:val="single"/>
-          </w:rPr>
-          <w:t>哥林多前書十五章44至46節</w:t>
-        </w:r>
-      </w:hyperlink>
-      <w:r>
-        <w:rPr>
-          <w:lang w:val="zh_TW" w:bidi="zh_TW"/>
-        </w:rPr>
-        <w:t>中，「屬靈的」與「屬血氣的」對比則出現在另一個脈絡。這裡將死亡時的「身體」與復活時的「身體」作比較。信徒埋葬時「所種的是血氣的身體」（第</w:t>
-      </w:r>
-      <w:hyperlink r:id="rId80">
-        <w:r>
-          <w:rPr>
-            <w:lang w:val="zh_TW" w:bidi="zh_TW"/>
-          </w:rPr>
-          <w:rPr>
-            <w:color w:val="0000EE"/>
-            <w:u w:val="single"/>
-          </w:rPr>
-          <w:t>44</w:t>
-        </w:r>
-      </w:hyperlink>
-      <w:r>
-        <w:rPr>
-          <w:lang w:val="zh_TW" w:bidi="zh_TW"/>
-        </w:rPr>
-        <w:t>節上）；復活時，「</w:t>
-      </w:r>
-      <w:r>
-        <w:rPr>
-          <w:lang w:val="zh_TW" w:bidi="zh_TW"/>
-        </w:rPr>
-        <w:t>是靈性的身體</w:t>
-      </w:r>
-      <w:r>
-        <w:rPr>
-          <w:lang w:val="zh_TW" w:bidi="zh_TW"/>
-        </w:rPr>
-        <w:t>」。復活的身體將被聖靈更新並轉化（</w:t>
-      </w:r>
-      <w:hyperlink r:id="rId93">
-        <w:r>
-          <w:rPr>
-            <w:lang w:val="zh_TW" w:bidi="zh_TW"/>
-          </w:rPr>
-          <w:rPr>
-            <w:color w:val="0000EE"/>
-            <w:u w:val="single"/>
-          </w:rPr>
-          <w:t>羅8:11</w:t>
-        </w:r>
-      </w:hyperlink>
-      <w:r>
-        <w:rPr>
-          <w:lang w:val="zh_TW" w:bidi="zh_TW"/>
-        </w:rPr>
-        <w:t>）。</w:t>
-      </w:r>
-    </w:p>
-    <w:p>
-      <w:pPr/>
-      <w:r>
-        <w:rPr>
-          <w:lang w:val="zh_TW" w:bidi="zh_TW"/>
-        </w:rPr>
-      </w:r>
-      <w:r>
-        <w:rPr>
-          <w:lang w:val="zh_TW" w:bidi="zh_TW"/>
-        </w:rPr>
-        <w:t>然而，在</w:t>
-      </w:r>
-      <w:hyperlink r:id="rId80">
-        <w:r>
-          <w:rPr>
-            <w:lang w:val="zh_TW" w:bidi="zh_TW"/>
-          </w:rPr>
-          <w:rPr>
-            <w:color w:val="0000EE"/>
-            <w:u w:val="single"/>
-          </w:rPr>
-          <w:t>哥林多前書十五章44節下</w:t>
-        </w:r>
-      </w:hyperlink>
-      <w:r>
-        <w:rPr>
-          <w:lang w:val="zh_TW" w:bidi="zh_TW"/>
-        </w:rPr>
-        <w:t>和</w:t>
-      </w:r>
-      <w:hyperlink r:id="rId94">
-        <w:r>
-          <w:rPr>
-            <w:lang w:val="zh_TW" w:bidi="zh_TW"/>
-          </w:rPr>
-          <w:rPr>
-            <w:color w:val="0000EE"/>
-            <w:u w:val="single"/>
-          </w:rPr>
-          <w:t>45節上</w:t>
-        </w:r>
-      </w:hyperlink>
-      <w:r>
-        <w:rPr>
-          <w:lang w:val="zh_TW" w:bidi="zh_TW"/>
-        </w:rPr>
-        <w:t>，保羅將「血氣的身體」與剛剛受造、墮落之前的亞當聯繫起來（</w:t>
-      </w:r>
-      <w:hyperlink r:id="rId95">
-        <w:r>
-          <w:rPr>
-            <w:lang w:val="zh_TW" w:bidi="zh_TW"/>
-          </w:rPr>
-          <w:rPr>
-            <w:color w:val="0000EE"/>
-            <w:u w:val="single"/>
-          </w:rPr>
-          <w:t>創2:7</w:t>
-        </w:r>
-      </w:hyperlink>
-      <w:r>
-        <w:rPr>
-          <w:lang w:val="zh_TW" w:bidi="zh_TW"/>
-        </w:rPr>
-        <w:t>）。這表明，所謂的「血氣」是指創造時的模樣。按照神起初的創造，「血氣的」亞當是「甚好」（</w:t>
-      </w:r>
-      <w:hyperlink r:id="rId96">
-        <w:r>
-          <w:rPr>
-            <w:lang w:val="zh_TW" w:bidi="zh_TW"/>
-          </w:rPr>
-          <w:rPr>
-            <w:color w:val="0000EE"/>
-            <w:u w:val="single"/>
-          </w:rPr>
-          <w:t>創1:31</w:t>
-        </w:r>
-      </w:hyperlink>
-      <w:r>
-        <w:rPr>
-          <w:lang w:val="zh_TW" w:bidi="zh_TW"/>
-        </w:rPr>
-        <w:t>）。然而，人類的罪惡破壞了「血氣的」亞當，使他落在死亡的定罪之下。因此，按照原始創造的角度來衡量，原來創造那個「血氣的」亞當本是自然的，人的罪惡卻使本是自然的「血氣」反成了異常的「血氣」。聖靈現在在基督裡的工作，就是除去這種異常，並完成神創造時原本的旨意（</w:t>
-      </w:r>
-      <w:hyperlink r:id="rId97">
-        <w:r>
-          <w:rPr>
-            <w:lang w:val="zh_TW" w:bidi="zh_TW"/>
-          </w:rPr>
-          <w:rPr>
-            <w:color w:val="0000EE"/>
-            <w:u w:val="single"/>
-          </w:rPr>
-          <w:t>羅8:19</w:t>
-        </w:r>
-      </w:hyperlink>
-      <w:hyperlink r:id="rId92">
-        <w:r>
-          <w:rPr>
-            <w:lang w:val="zh_TW" w:bidi="zh_TW"/>
-          </w:rPr>
-          <w:rPr>
-            <w:color w:val="0000EE"/>
-            <w:u w:val="single"/>
-          </w:rPr>
-          <w:t>–</w:t>
-        </w:r>
-      </w:hyperlink>
-      <w:hyperlink r:id="rId97">
-        <w:r>
-          <w:rPr>
-            <w:lang w:val="zh_TW" w:bidi="zh_TW"/>
-          </w:rPr>
-          <w:rPr>
-            <w:color w:val="0000EE"/>
-            <w:u w:val="single"/>
-          </w:rPr>
-          <w:t>22</w:t>
-        </w:r>
-      </w:hyperlink>
-      <w:r>
-        <w:rPr>
-          <w:lang w:val="zh_TW" w:bidi="zh_TW"/>
-        </w:rPr>
-        <w:t>；</w:t>
-      </w:r>
-      <w:hyperlink r:id="rId98">
-        <w:r>
-          <w:rPr>
-            <w:lang w:val="zh_TW" w:bidi="zh_TW"/>
-          </w:rPr>
-          <w:rPr>
-            <w:color w:val="0000EE"/>
-            <w:u w:val="single"/>
-          </w:rPr>
-          <w:t>林後5:17</w:t>
-        </w:r>
-      </w:hyperlink>
-      <w:r>
-        <w:rPr>
-          <w:lang w:val="zh_TW" w:bidi="zh_TW"/>
-        </w:rPr>
-        <w:t>）。</w:t>
-      </w:r>
-    </w:p>
-    <w:p>
-      <w:pPr/>
-      <w:r>
-        <w:rPr>
-          <w:lang w:val="zh_TW" w:bidi="zh_TW"/>
-        </w:rPr>
-      </w:r>
-      <w:r>
-        <w:rPr>
-          <w:i/>
-          <w:lang w:val="zh_TW" w:bidi="zh_TW"/>
-        </w:rPr>
-        <w:t>另見</w:t>
-      </w:r>
-      <w:r>
-        <w:rPr>
-          <w:lang w:val="zh_TW" w:bidi="zh_TW"/>
-        </w:rPr>
-        <w:t>人</w:t>
-      </w:r>
-      <w:r>
-        <w:rPr>
-          <w:lang w:val="zh_TW" w:bidi="zh_TW"/>
-        </w:rPr>
-        <w:t>；</w:t>
-      </w:r>
-      <w:r>
-        <w:rPr>
-          <w:lang w:val="zh_TW" w:bidi="zh_TW"/>
-        </w:rPr>
-        <w:t>新人與舊人</w:t>
+      <w:r>
+        <w:rPr>
+          <w:lang w:val="zh_TW" w:bidi="zh_TW"/>
+        </w:rPr>
+        <w:t>財富</w:t>
       </w:r>
       <w:r>
         <w:rPr>
@@ -5217,12 +3424,6 @@
   </w:num>
   <w:num w:numId="13" w16cid:durableId="592781308">
     <w:abstractNumId w:val="11"/>
-  </w:num>
-  <w:num w:numId="14">
-    <w:abstractNumId w:val="3"/>
-    <w:lvlOverride w:ilvl="0">
-      <w:startOverride w:val="1"/>
-    </w:lvlOverride>
   </w:num>
   <w:numIdMacAtCleanup w:val="10"/>
 </w:numbering>

--- a/zht/docx/104.content.docx
+++ b/zht/docx/104.content.docx
@@ -19,7 +19,7 @@
         <w:rPr>
           <w:lang w:val="zh_TW" w:bidi="zh_TW"/>
         </w:rPr>
-        <w:t>Resource: 聖經詞典 (Tyndale)</w:t>
+        <w:t>Resource: Tyndale Open Bible Dictionary</w:t>
       </w:r>
       <w:r>
         <w:rPr>
@@ -112,7 +112,7 @@
         <w:rPr>
           <w:lang w:val="zh_TW" w:bidi="zh_TW"/>
         </w:rPr>
-        <w:t>聖經詞典 (Tyndale)</w:t>
+        <w:t>Tyndale Open Bible Dictionary</w:t>
       </w:r>
     </w:p>
     <w:p>
@@ -149,7 +149,7 @@
         <w:rPr>
           <w:lang w:val="zh_TW" w:bidi="zh_TW"/>
         </w:rPr>
-        <w:t>qiong</w:t>
+        <w:t>pi</w:t>
       </w:r>
       <w:r>
         <w:rPr>
@@ -212,7 +212,7 @@
         <w:rPr>
           <w:lang w:val="zh_TW" w:bidi="zh_TW"/>
         </w:rPr>
-        <w:t>穹蒼</w:t>
+        <w:t>皮革</w:t>
       </w:r>
       <w:r>
         <w:rPr>
@@ -231,7 +231,18 @@
         <w:rPr>
           <w:lang w:val="zh_TW" w:bidi="zh_TW"/>
         </w:rPr>
-        <w:t>聖經用穹蒼一詞描述地球的大氣層，這個字的原意是指「被鋪展或擴張的空間」。希伯來人認為「穹蒼」就是天空的空間，太陽、月亮和雲彩都在其中。</w:t>
+        <w:t>皮革是經處理以使其強韌且有彈性的動物皮，在聖經時代廣泛用於製作衣物、容器、家居用品以及作為書寫材料。</w:t>
+      </w:r>
+    </w:p>
+    <w:p>
+      <w:pPr>
+        <w:pStyle w:val="Heading3"/>
+      </w:pPr>
+      <w:r>
+        <w:rPr>
+          <w:lang w:val="zh_TW" w:bidi="zh_TW"/>
+        </w:rPr>
+        <w:t>人類在聖經時代如何使用皮革？</w:t>
       </w:r>
     </w:p>
     <w:p>
@@ -245,7 +256,7 @@
         <w:rPr>
           <w:lang w:val="zh_TW" w:bidi="zh_TW"/>
         </w:rPr>
-        <w:t>在創造的第二日，神造了地球以上的大氣層，分開下面的水與上面的水。神稱這個「穹蒼」為「天」（</w:t>
+        <w:t>人類在早期使用動物皮作為衣物（</w:t>
       </w:r>
       <w:hyperlink r:id="rId13">
         <w:r>
@@ -256,14 +267,14 @@
             <w:color w:val="0000EE"/>
             <w:u w:val="single"/>
           </w:rPr>
-          <w:t>創1:6–8</w:t>
+          <w:t>創3:21</w:t>
         </w:r>
       </w:hyperlink>
       <w:r>
         <w:rPr>
           <w:lang w:val="zh_TW" w:bidi="zh_TW"/>
         </w:rPr>
-        <w:t>）。穹蒼提供了一個環境，使太陽、月亮和眾星能夠如神所設計般存在和運行。在創造的第四日，神在穹蒼裡設立光體，用來區分白晝與黑夜，指定節令。大光，即太陽，掌管白晝；小光，即月亮，掌管黑夜（</w:t>
+        <w:t>）。先知的衣服是用動物皮製成的，並成為辨認他們的方式（</w:t>
       </w:r>
       <w:hyperlink r:id="rId14">
         <w:r>
@@ -274,28 +285,14 @@
             <w:color w:val="0000EE"/>
             <w:u w:val="single"/>
           </w:rPr>
-          <w:t>14–19</w:t>
+          <w:t>王下1:8</w:t>
         </w:r>
       </w:hyperlink>
       <w:r>
         <w:rPr>
           <w:lang w:val="zh_TW" w:bidi="zh_TW"/>
         </w:rPr>
-        <w:t>節）。</w:t>
-      </w:r>
-    </w:p>
-    <w:p>
-      <w:pPr/>
-      <w:r>
-        <w:rPr>
-          <w:lang w:val="zh_TW" w:bidi="zh_TW"/>
-        </w:rPr>
-      </w:r>
-      <w:r>
-        <w:rPr>
-          <w:lang w:val="zh_TW" w:bidi="zh_TW"/>
-        </w:rPr>
-        <w:t>「穹蒼」一詞在詩篇出現過兩次，是神手所造的工作（</w:t>
+        <w:t>；</w:t>
       </w:r>
       <w:hyperlink r:id="rId15">
         <w:r>
@@ -306,14 +303,14 @@
             <w:color w:val="0000EE"/>
             <w:u w:val="single"/>
           </w:rPr>
-          <w:t>詩19:1</w:t>
+          <w:t>亞13:4</w:t>
         </w:r>
       </w:hyperlink>
       <w:r>
         <w:rPr>
           <w:lang w:val="zh_TW" w:bidi="zh_TW"/>
         </w:rPr>
-        <w:t>，</w:t>
+        <w:t>）。希臘文舊約描述以利亞的外衣是羊皮（</w:t>
       </w:r>
       <w:hyperlink r:id="rId16">
         <w:r>
@@ -324,14 +321,14 @@
             <w:color w:val="0000EE"/>
             <w:u w:val="single"/>
           </w:rPr>
-          <w:t>150:1</w:t>
+          <w:t>王上19:13、19</w:t>
         </w:r>
       </w:hyperlink>
       <w:r>
         <w:rPr>
           <w:lang w:val="zh_TW" w:bidi="zh_TW"/>
         </w:rPr>
-        <w:t>）。在以西結書（</w:t>
+        <w:t>；</w:t>
       </w:r>
       <w:hyperlink r:id="rId17">
         <w:r>
@@ -342,14 +339,14 @@
             <w:color w:val="0000EE"/>
             <w:u w:val="single"/>
           </w:rPr>
-          <w:t>1:22–26</w:t>
+          <w:t>王下2:8、13–14</w:t>
         </w:r>
       </w:hyperlink>
       <w:r>
         <w:rPr>
           <w:lang w:val="zh_TW" w:bidi="zh_TW"/>
         </w:rPr>
-        <w:t>，</w:t>
+        <w:t>）。動物皮也被用來製作鞋子、腰帶和其他衣物（</w:t>
       </w:r>
       <w:hyperlink r:id="rId18">
         <w:r>
@@ -360,14 +357,14 @@
             <w:color w:val="0000EE"/>
             <w:u w:val="single"/>
           </w:rPr>
-          <w:t>10:1</w:t>
+          <w:t>利13:48</w:t>
         </w:r>
       </w:hyperlink>
       <w:r>
         <w:rPr>
           <w:lang w:val="zh_TW" w:bidi="zh_TW"/>
         </w:rPr>
-        <w:t>）和但以理書（</w:t>
+        <w:t>；</w:t>
       </w:r>
       <w:hyperlink r:id="rId19">
         <w:r>
@@ -378,87 +375,14 @@
             <w:color w:val="0000EE"/>
             <w:u w:val="single"/>
           </w:rPr>
-          <w:t>12:3</w:t>
+          <w:t>結16:10</w:t>
         </w:r>
       </w:hyperlink>
       <w:r>
         <w:rPr>
           <w:lang w:val="zh_TW" w:bidi="zh_TW"/>
         </w:rPr>
-        <w:t>）中，穹蒼總是與創造有關。</w:t>
-      </w:r>
-      <w:r>
-        <w:rPr>
-          <w:lang w:val="zh_TW" w:bidi="zh_TW"/>
-        </w:rPr>
-      </w:r>
-      <w:r>
-        <w:rPr>
-          <w:lang w:val="zh_TW" w:bidi="zh_TW"/>
-        </w:rPr>
-      </w:r>
-    </w:p>
-    <w:p>
-      <w:pPr/>
-      <w:r>
-        <w:rPr>
-          <w:lang w:val="zh_TW" w:bidi="zh_TW"/>
-        </w:rPr>
-      </w:r>
-    </w:p>
-    <w:p>
-      <w:pPr>
-        <w:pStyle w:val="Heading2"/>
-      </w:pPr>
-      <w:r>
-        <w:rPr>
-          <w:lang w:val="zh_TW" w:bidi="zh_TW"/>
-        </w:rPr>
-        <w:t>窮人</w:t>
-      </w:r>
-      <w:r>
-        <w:rPr>
-          <w:lang w:val="zh_TW" w:bidi="zh_TW"/>
-        </w:rPr>
-      </w:r>
-    </w:p>
-    <w:p>
-      <w:pPr/>
-      <w:r>
-        <w:rPr>
-          <w:lang w:val="zh_TW" w:bidi="zh_TW"/>
-        </w:rPr>
-      </w:r>
-      <w:r>
-        <w:rPr>
-          <w:lang w:val="zh_TW" w:bidi="zh_TW"/>
-        </w:rPr>
-        <w:t>缺乏物質財富的人。</w:t>
-      </w:r>
-    </w:p>
-    <w:p>
-      <w:pPr>
-        <w:pStyle w:val="Heading3"/>
-      </w:pPr>
-      <w:r>
-        <w:rPr>
-          <w:lang w:val="zh_TW" w:bidi="zh_TW"/>
-        </w:rPr>
-        <w:t>貧窮作為壞事</w:t>
-      </w:r>
-    </w:p>
-    <w:p>
-      <w:pPr/>
-      <w:r>
-        <w:rPr>
-          <w:lang w:val="zh_TW" w:bidi="zh_TW"/>
-        </w:rPr>
-      </w:r>
-      <w:r>
-        <w:rPr>
-          <w:lang w:val="zh_TW" w:bidi="zh_TW"/>
-        </w:rPr>
-        <w:t>有些時候，聖經對於人們為何富有或貧窮給出了非常簡單的解釋。假如一個人喜愛耶和華的律法，他或她將獲得財富和富足。這樣的人在他們所做的一切事上都會順利（</w:t>
+        <w:t>；</w:t>
       </w:r>
       <w:hyperlink r:id="rId20">
         <w:r>
@@ -469,14 +393,28 @@
             <w:color w:val="0000EE"/>
             <w:u w:val="single"/>
           </w:rPr>
-          <w:t>詩篇1:3</w:t>
+          <w:t>太3:4</w:t>
         </w:r>
       </w:hyperlink>
       <w:r>
         <w:rPr>
           <w:lang w:val="zh_TW" w:bidi="zh_TW"/>
         </w:rPr>
-        <w:t>，</w:t>
+        <w:t>）。</w:t>
+      </w:r>
+    </w:p>
+    <w:p>
+      <w:pPr/>
+      <w:r>
+        <w:rPr>
+          <w:lang w:val="zh_TW" w:bidi="zh_TW"/>
+        </w:rPr>
+      </w:r>
+      <w:r>
+        <w:rPr>
+          <w:lang w:val="zh_TW" w:bidi="zh_TW"/>
+        </w:rPr>
+        <w:t>一些家用器具是用皮革製成的。最常見的是用來裝液體的容器，例如奶（</w:t>
       </w:r>
       <w:hyperlink r:id="rId21">
         <w:r>
@@ -487,28 +425,14 @@
             <w:color w:val="0000EE"/>
             <w:u w:val="single"/>
           </w:rPr>
-          <w:t>112:3</w:t>
+          <w:t>士4:19</w:t>
         </w:r>
       </w:hyperlink>
       <w:r>
         <w:rPr>
           <w:lang w:val="zh_TW" w:bidi="zh_TW"/>
         </w:rPr>
-        <w:t>）。在舊約時代的以色列，這些想法並不像看起來那麼簡單。罪與貧窮之間確實存在關聯。以色列社會是建立在神所制定的律法之上，所以假如存在貧窮，那就意味著在某些地方，律法被破壞了。</w:t>
-      </w:r>
-    </w:p>
-    <w:p>
-      <w:pPr/>
-      <w:r>
-        <w:rPr>
-          <w:lang w:val="zh_TW" w:bidi="zh_TW"/>
-        </w:rPr>
-      </w:r>
-      <w:r>
-        <w:rPr>
-          <w:lang w:val="zh_TW" w:bidi="zh_TW"/>
-        </w:rPr>
-        <w:t>無論人的貧窮是由於他或她自己的罪還是他人的罪，舊約都將其視為需要對抗的邪惡，律法做出了許多規定來緩解這種情況（比如，</w:t>
+        <w:t>）、酒（</w:t>
       </w:r>
       <w:hyperlink r:id="rId22">
         <w:r>
@@ -519,14 +443,14 @@
             <w:color w:val="0000EE"/>
             <w:u w:val="single"/>
           </w:rPr>
-          <w:t>出埃及記22:21–27</w:t>
+          <w:t>可2:22</w:t>
         </w:r>
       </w:hyperlink>
       <w:r>
         <w:rPr>
           <w:lang w:val="zh_TW" w:bidi="zh_TW"/>
         </w:rPr>
-        <w:t>；</w:t>
+        <w:t>）和水（</w:t>
       </w:r>
       <w:hyperlink r:id="rId23">
         <w:r>
@@ -537,14 +461,28 @@
             <w:color w:val="0000EE"/>
             <w:u w:val="single"/>
           </w:rPr>
-          <w:t>利未記19:9–10</w:t>
+          <w:t>創21:14</w:t>
         </w:r>
       </w:hyperlink>
       <w:r>
         <w:rPr>
           <w:lang w:val="zh_TW" w:bidi="zh_TW"/>
         </w:rPr>
-        <w:t>；</w:t>
+        <w:t>）。從橄欖提取的油也在皮革中保存。油是烹飪、梳洗、醫藥和點燈時要用到的必需品。</w:t>
+      </w:r>
+    </w:p>
+    <w:p>
+      <w:pPr/>
+      <w:r>
+        <w:rPr>
+          <w:lang w:val="zh_TW" w:bidi="zh_TW"/>
+        </w:rPr>
+      </w:r>
+      <w:r>
+        <w:rPr>
+          <w:lang w:val="zh_TW" w:bidi="zh_TW"/>
+        </w:rPr>
+        <w:t>皮革可能用於床、椅子和其他家居用品。聖經沒有提到皮革被用來製作帳篷，但動物皮被用於建造會幕（</w:t>
       </w:r>
       <w:hyperlink r:id="rId24">
         <w:r>
@@ -555,14 +493,14 @@
             <w:color w:val="0000EE"/>
             <w:u w:val="single"/>
           </w:rPr>
-          <w:t>申命記15:1–15</w:t>
+          <w:t>出25:5</w:t>
         </w:r>
       </w:hyperlink>
       <w:r>
         <w:rPr>
           <w:lang w:val="zh_TW" w:bidi="zh_TW"/>
         </w:rPr>
-        <w:t>，</w:t>
+        <w:t>；</w:t>
       </w:r>
       <w:hyperlink r:id="rId25">
         <w:r>
@@ -573,14 +511,14 @@
             <w:color w:val="0000EE"/>
             <w:u w:val="single"/>
           </w:rPr>
-          <w:t>24:10–22</w:t>
+          <w:t>民4:8</w:t>
         </w:r>
       </w:hyperlink>
       <w:r>
         <w:rPr>
           <w:lang w:val="zh_TW" w:bidi="zh_TW"/>
         </w:rPr>
-        <w:t>）。神關心窮乏的人，並期望祂的子民也這樣做。</w:t>
+        <w:t>）。這些經文顯然指的是鞣製皮革。如此，它們就用來作防水遮蓋用。</w:t>
       </w:r>
     </w:p>
     <w:p>
@@ -594,7 +532,7 @@
         <w:rPr>
           <w:lang w:val="zh_TW" w:bidi="zh_TW"/>
         </w:rPr>
-        <w:t>在兩約之間的時期，這種關心在地中海周圍的猶太社區中持續存在，隨後由基督徒教會作為實際責任承擔起來（</w:t>
+        <w:t>聖經沒有提到皮革在製作軍裝或武器方面的用途。然而，製作防禦和攻擊武器自然少不了皮革的使用。防禦方面有頭盔和盾牌，攻擊方面有投石器，以及裝箭的皮袋。</w:t>
       </w:r>
       <w:hyperlink r:id="rId26">
         <w:r>
@@ -605,14 +543,14 @@
             <w:color w:val="0000EE"/>
             <w:u w:val="single"/>
           </w:rPr>
-          <w:t>使徒行傳11:29</w:t>
+          <w:t>撒母其記下一章21節</w:t>
         </w:r>
       </w:hyperlink>
       <w:r>
         <w:rPr>
           <w:lang w:val="zh_TW" w:bidi="zh_TW"/>
         </w:rPr>
-        <w:t>，</w:t>
+        <w:t>提到在盾牌表面抹油，可能是為了防止損壞和報廢。</w:t>
       </w:r>
       <w:hyperlink r:id="rId27">
         <w:r>
@@ -623,14 +561,121 @@
             <w:color w:val="0000EE"/>
             <w:u w:val="single"/>
           </w:rPr>
-          <w:t>24:17</w:t>
+          <w:t>以賽亞書二十一章5節</w:t>
         </w:r>
       </w:hyperlink>
       <w:r>
         <w:rPr>
           <w:lang w:val="zh_TW" w:bidi="zh_TW"/>
         </w:rPr>
-        <w:t>；</w:t>
+        <w:t>並指皮製的盾牌。</w:t>
+      </w:r>
+    </w:p>
+    <w:p>
+      <w:pPr/>
+      <w:r>
+        <w:rPr>
+          <w:lang w:val="zh_TW" w:bidi="zh_TW"/>
+        </w:rPr>
+      </w:r>
+      <w:r>
+        <w:rPr>
+          <w:lang w:val="zh_TW" w:bidi="zh_TW"/>
+        </w:rPr>
+        <w:t>約公元前1900年出於埃及貴族墓中的一幅畫展示了舊約時代人類可能使用皮革的方式。畫中顯示男人穿著涼鞋，女人穿著靴子。一個男人背上綁著一個皮革水瓶。另一個看似弓箭手的男人，背著一個箭袋。驢子都背著兩對羊皮製成的風箱。</w:t>
+      </w:r>
+    </w:p>
+    <w:p>
+      <w:pPr>
+        <w:pStyle w:val="Heading4"/>
+      </w:pPr>
+      <w:r>
+        <w:rPr>
+          <w:lang w:val="zh_TW" w:bidi="zh_TW"/>
+        </w:rPr>
+        <w:t>皮革作為書寫材料</w:t>
+      </w:r>
+    </w:p>
+    <w:p>
+      <w:pPr/>
+      <w:r>
+        <w:rPr>
+          <w:lang w:val="zh_TW" w:bidi="zh_TW"/>
+        </w:rPr>
+      </w:r>
+      <w:r>
+        <w:rPr>
+          <w:lang w:val="zh_TW" w:bidi="zh_TW"/>
+        </w:rPr>
+        <w:t>皮革被廣泛用作書寫材料。早期主要是在埃及的做法。羊皮紙也來自動物皮革，在埃及的使用歷史悠久。皮革和羊皮紙的區別在於皮革通過鞣製處理。羊皮紙則用石灰、鹽或染料溶液處理皮革製成。人們先將一側的毛髮刮去，再把另一側的肉質去除。然後將皮革拉伸並在框架中晾乾。最後，乾燥的皮革會用浮石摩擦，以在兩側產生光滑的表面。</w:t>
+      </w:r>
+    </w:p>
+    <w:p>
+      <w:pPr/>
+      <w:r>
+        <w:rPr>
+          <w:lang w:val="zh_TW" w:bidi="zh_TW"/>
+        </w:rPr>
+      </w:r>
+      <w:r>
+        <w:rPr>
+          <w:lang w:val="zh_TW" w:bidi="zh_TW"/>
+        </w:rPr>
+        <w:t>公元前2000年前在埃及早已盛行用製好的皮革作為書寫材料。根據普林尼（Pliny）的記錄，直到約公元前160年，其它地區才開始有「羊皮紙」這個名稱。</w:t>
+      </w:r>
+    </w:p>
+    <w:p>
+      <w:pPr/>
+      <w:r>
+        <w:rPr>
+          <w:lang w:val="zh_TW" w:bidi="zh_TW"/>
+        </w:rPr>
+      </w:r>
+      <w:r>
+        <w:rPr>
+          <w:lang w:val="zh_TW" w:bidi="zh_TW"/>
+        </w:rPr>
+        <w:t>亞述或巴比倫沒有發現皮革文件。皮革在那裡的使用可能比古代東方其它地方相對的少。中東文學典故指出，到了較晚期皮革才在當地使用。在波斯時期以前沒有出現過「羊皮紙（parchment）」一詞。在</w:t>
+      </w:r>
+      <w:r>
+        <w:rPr>
+          <w:lang w:val="zh_TW" w:bidi="zh_TW"/>
+        </w:rPr>
+        <w:t>西流古</w:t>
+      </w:r>
+      <w:r>
+        <w:rPr>
+          <w:lang w:val="zh_TW" w:bidi="zh_TW"/>
+        </w:rPr>
+        <w:t>初期（公元前312–364年）以前沒有出現過「寫在羊皮紙上」這種說法。當時，蒲草紙仍然是主要的書寫材料。</w:t>
+      </w:r>
+    </w:p>
+    <w:p>
+      <w:pPr/>
+      <w:r>
+        <w:rPr>
+          <w:lang w:val="zh_TW" w:bidi="zh_TW"/>
+        </w:rPr>
+      </w:r>
+      <w:r>
+        <w:rPr>
+          <w:lang w:val="zh_TW" w:bidi="zh_TW"/>
+        </w:rPr>
+        <w:t>犢皮紙（Vellum）是另一種皮革產品。犢皮紙是用小牛、小山羊、羔羊或羚羊皮製成的精細羊皮紙。公元前一世紀到公元後二世紀的羅馬中，人們鮮少使用犢皮紙，到了第三、四世紀才普及。著名的《梵蒂岡抄本》和《西奈抄本》也是在這段時間內製成。整本聖經如今可以集成一個單一的抄本，形式類似於現代有摺疊頁面的書本。在此之前，一本聖經需要30到40卷蒲草紙製成。犢皮紙還可以充作重寫紙（palimpsest），因為這種技術允許表面重新使用，即原來的文字可以被擦掉並重新書寫。</w:t>
+      </w:r>
+    </w:p>
+    <w:p>
+      <w:pPr/>
+      <w:r>
+        <w:rPr>
+          <w:lang w:val="zh_TW" w:bidi="zh_TW"/>
+        </w:rPr>
+      </w:r>
+      <w:r>
+        <w:rPr>
+          <w:lang w:val="zh_TW" w:bidi="zh_TW"/>
+        </w:rPr>
+        <w:t>舊約中沒有提及用皮革或獸皮書寫的慣例。</w:t>
       </w:r>
       <w:hyperlink r:id="rId28">
         <w:r>
@@ -641,14 +686,14 @@
             <w:color w:val="0000EE"/>
             <w:u w:val="single"/>
           </w:rPr>
-          <w:t>羅馬書15:26</w:t>
+          <w:t>詩篇四十章子7節</w:t>
         </w:r>
       </w:hyperlink>
       <w:r>
         <w:rPr>
           <w:lang w:val="zh_TW" w:bidi="zh_TW"/>
         </w:rPr>
-        <w:t>；</w:t>
+        <w:t>、</w:t>
       </w:r>
       <w:hyperlink r:id="rId29">
         <w:r>
@@ -659,14 +704,14 @@
             <w:color w:val="0000EE"/>
             <w:u w:val="single"/>
           </w:rPr>
-          <w:t>哥林多前書16:1</w:t>
+          <w:t>耶利米書三十六章36節</w:t>
         </w:r>
       </w:hyperlink>
       <w:r>
         <w:rPr>
           <w:lang w:val="zh_TW" w:bidi="zh_TW"/>
         </w:rPr>
-        <w:t>；</w:t>
+        <w:t>、</w:t>
       </w:r>
       <w:hyperlink r:id="rId30">
         <w:r>
@@ -677,14 +722,42 @@
             <w:color w:val="0000EE"/>
             <w:u w:val="single"/>
           </w:rPr>
-          <w:t>加拉太書2:10</w:t>
+          <w:t>以西結書二章9節至三章3節</w:t>
         </w:r>
       </w:hyperlink>
       <w:r>
         <w:rPr>
           <w:lang w:val="zh_TW" w:bidi="zh_TW"/>
         </w:rPr>
-        <w:t>；</w:t>
+        <w:t>提到卷軸式的書卷，但這些大可能是蒲草紙。</w:t>
+      </w:r>
+    </w:p>
+    <w:p>
+      <w:pPr/>
+      <w:r>
+        <w:rPr>
+          <w:lang w:val="zh_TW" w:bidi="zh_TW"/>
+        </w:rPr>
+      </w:r>
+      <w:r>
+        <w:rPr>
+          <w:lang w:val="zh_TW" w:bidi="zh_TW"/>
+        </w:rPr>
+        <w:t>約瑟夫記載了猶太人最早使用羊皮紙或皮革作為書寫材料，是在公元後一世紀末。然而在最近發現的死海古卷顯示，猶太人早在公元前100年就已經使用羊皮紙。《塔木德》要求律法必須寫在潔淨動物的皮上。會堂專用書籍中至今仍沿用這項規定。至於是否意味著一種古老的傳統尚不確定。</w:t>
+      </w:r>
+    </w:p>
+    <w:p>
+      <w:pPr/>
+      <w:r>
+        <w:rPr>
+          <w:lang w:val="zh_TW" w:bidi="zh_TW"/>
+        </w:rPr>
+      </w:r>
+      <w:r>
+        <w:rPr>
+          <w:lang w:val="zh_TW" w:bidi="zh_TW"/>
+        </w:rPr>
+        <w:t>一些死海古卷是寫在皮革上的。偉大的以賽亞書古卷約在公元前100年寫成，由17張皮紙縫合而成，長度接近7米（23英尺）。新約的原稿也大可能寫在蒲草紙上。在第一世紀的最後25年間約翰將他的第二封信寫在蒲草紙上（</w:t>
       </w:r>
       <w:hyperlink r:id="rId31">
         <w:r>
@@ -695,16 +768,41 @@
             <w:color w:val="0000EE"/>
             <w:u w:val="single"/>
           </w:rPr>
-          <w:t>雅各書2:15–16</w:t>
+          <w:t>約二1:12</w:t>
         </w:r>
       </w:hyperlink>
       <w:r>
         <w:rPr>
           <w:lang w:val="zh_TW" w:bidi="zh_TW"/>
         </w:rPr>
-        <w:t>；</w:t>
-      </w:r>
-      <w:hyperlink r:id="rId32">
+        <w:t>）。</w:t>
+      </w:r>
+    </w:p>
+    <w:p>
+      <w:pPr>
+        <w:pStyle w:val="Heading3"/>
+      </w:pPr>
+      <w:r>
+        <w:rPr>
+          <w:lang w:val="zh_TW" w:bidi="zh_TW"/>
+        </w:rPr>
+        <w:t>皮革如何製成？人們如何看待皮革製作？</w:t>
+      </w:r>
+    </w:p>
+    <w:p>
+      <w:pPr/>
+      <w:r>
+        <w:rPr>
+          <w:lang w:val="zh_TW" w:bidi="zh_TW"/>
+        </w:rPr>
+      </w:r>
+      <w:r>
+        <w:rPr>
+          <w:lang w:val="zh_TW" w:bidi="zh_TW"/>
+        </w:rPr>
+        <w:t>鞣製是用各種物質處理動物皮，使其變成皮革的過程，藉此使皮更耐用且不易腐爛。舊約從沒有提及鞣製，但在</w:t>
+      </w:r>
+      <w:hyperlink r:id="rId24">
         <w:r>
           <w:rPr>
             <w:lang w:val="zh_TW" w:bidi="zh_TW"/>
@@ -713,16 +811,16 @@
             <w:color w:val="0000EE"/>
             <w:u w:val="single"/>
           </w:rPr>
-          <w:t>約翰一書3:17</w:t>
+          <w:t>出埃及記二十五章5節</w:t>
         </w:r>
       </w:hyperlink>
       <w:r>
         <w:rPr>
           <w:lang w:val="zh_TW" w:bidi="zh_TW"/>
         </w:rPr>
-        <w:t>）；對基督徒來說，施捨也是他們的主所明確期望的義務（</w:t>
-      </w:r>
-      <w:hyperlink r:id="rId33">
+        <w:t>和</w:t>
+      </w:r>
+      <w:hyperlink r:id="rId18">
         <w:r>
           <w:rPr>
             <w:lang w:val="zh_TW" w:bidi="zh_TW"/>
@@ -731,81 +829,14 @@
             <w:color w:val="0000EE"/>
             <w:u w:val="single"/>
           </w:rPr>
-          <w:t>馬太福音6:2–4</w:t>
+          <w:t>利未記十三章48節</w:t>
         </w:r>
       </w:hyperlink>
       <w:r>
         <w:rPr>
           <w:lang w:val="zh_TW" w:bidi="zh_TW"/>
         </w:rPr>
-        <w:t>；</w:t>
-      </w:r>
-      <w:hyperlink r:id="rId34">
-        <w:r>
-          <w:rPr>
-            <w:lang w:val="zh_TW" w:bidi="zh_TW"/>
-          </w:rPr>
-          <w:rPr>
-            <w:color w:val="0000EE"/>
-            <w:u w:val="single"/>
-          </w:rPr>
-          <w:t>路加福音12:33</w:t>
-        </w:r>
-      </w:hyperlink>
-      <w:r>
-        <w:rPr>
-          <w:lang w:val="zh_TW" w:bidi="zh_TW"/>
-        </w:rPr>
-        <w:t>）。早期教會所實踐的事實上並不是原始的共產主義，因為假如他們放棄個人財產，他們就無法做到他們實際上所做的事——將錢財或實物「照各人所需用的」</w:t>
-      </w:r>
-      <w:r>
-        <w:rPr>
-          <w:i/>
-          <w:lang w:val="zh_TW" w:bidi="zh_TW"/>
-        </w:rPr>
-        <w:t>分給</w:t>
-      </w:r>
-      <w:r>
-        <w:rPr>
-          <w:lang w:val="zh_TW" w:bidi="zh_TW"/>
-        </w:rPr>
-        <w:t>各人（</w:t>
-      </w:r>
-      <w:hyperlink r:id="rId35">
-        <w:r>
-          <w:rPr>
-            <w:lang w:val="zh_TW" w:bidi="zh_TW"/>
-          </w:rPr>
-          <w:rPr>
-            <w:color w:val="0000EE"/>
-            <w:u w:val="single"/>
-          </w:rPr>
-          <w:t>使徒行傳2:45</w:t>
-        </w:r>
-      </w:hyperlink>
-      <w:r>
-        <w:rPr>
-          <w:lang w:val="zh_TW" w:bidi="zh_TW"/>
-        </w:rPr>
-        <w:t>，</w:t>
-      </w:r>
-      <w:hyperlink r:id="rId36">
-        <w:r>
-          <w:rPr>
-            <w:lang w:val="zh_TW" w:bidi="zh_TW"/>
-          </w:rPr>
-          <w:rPr>
-            <w:color w:val="0000EE"/>
-            <w:u w:val="single"/>
-          </w:rPr>
-          <w:t>4:35</w:t>
-        </w:r>
-      </w:hyperlink>
-      <w:r>
-        <w:rPr>
-          <w:lang w:val="zh_TW" w:bidi="zh_TW"/>
-        </w:rPr>
-        <w:t>）。</w:t>
+        <w:t>中有所暗示。鞣製之所以被視為不潔的行業，可能與使用不潔動物的皮和經常接觸死屍有關。城市中一般禁止鞣製活動。然而，處理動物皮以製成羊皮紙卻是一種光榮的職業。</w:t>
       </w:r>
     </w:p>
     <w:p>
@@ -817,706 +848,28 @@
       </w:r>
       <w:r>
         <w:rPr>
-          <w:lang w:val="zh_TW" w:bidi="zh_TW"/>
-        </w:rPr>
-        <w:t>因此，貧窮雖然給富人提供了展示慷慨美德的機會，但本身（在新約和舊約中皆是）是一件壞事。</w:t>
-      </w:r>
-    </w:p>
-    <w:p>
-      <w:pPr>
-        <w:pStyle w:val="Heading3"/>
-      </w:pPr>
-      <w:r>
-        <w:rPr>
-          <w:lang w:val="zh_TW" w:bidi="zh_TW"/>
-        </w:rPr>
-        <w:t>貧窮作為好事</w:t>
-      </w:r>
-    </w:p>
-    <w:p>
-      <w:pPr/>
-      <w:r>
-        <w:rPr>
-          <w:lang w:val="zh_TW" w:bidi="zh_TW"/>
-        </w:rPr>
-      </w:r>
-      <w:r>
-        <w:rPr>
-          <w:lang w:val="zh_TW" w:bidi="zh_TW"/>
-        </w:rPr>
-        <w:t>正如我們所見，某種意義上，公義會使人興旺，而罪惡會使人貧窮。但普通的生活比這更複雜。</w:t>
-      </w:r>
-      <w:hyperlink r:id="rId37">
-        <w:r>
-          <w:rPr>
-            <w:lang w:val="zh_TW" w:bidi="zh_TW"/>
-          </w:rPr>
-          <w:rPr>
-            <w:color w:val="0000EE"/>
-            <w:u w:val="single"/>
-          </w:rPr>
-          <w:t>詩篇第一篇</w:t>
-        </w:r>
-      </w:hyperlink>
-      <w:r>
-        <w:rPr>
-          <w:lang w:val="zh_TW" w:bidi="zh_TW"/>
-        </w:rPr>
-        <w:t>和</w:t>
-      </w:r>
-      <w:hyperlink r:id="rId38">
-        <w:r>
-          <w:rPr>
-            <w:lang w:val="zh_TW" w:bidi="zh_TW"/>
-          </w:rPr>
-          <w:rPr>
-            <w:color w:val="0000EE"/>
-            <w:u w:val="single"/>
-          </w:rPr>
-          <w:t>一百一十二篇</w:t>
-        </w:r>
-      </w:hyperlink>
-      <w:r>
-        <w:rPr>
-          <w:lang w:val="zh_TW" w:bidi="zh_TW"/>
-        </w:rPr>
-        <w:t>提及上述內容，卻只展現了事情的其中一面。惡人興旺（</w:t>
-      </w:r>
-      <w:hyperlink r:id="rId39">
-        <w:r>
-          <w:rPr>
-            <w:lang w:val="zh_TW" w:bidi="zh_TW"/>
-          </w:rPr>
-          <w:rPr>
-            <w:color w:val="0000EE"/>
-            <w:u w:val="single"/>
-          </w:rPr>
-          <w:t>詩篇73:3</w:t>
-        </w:r>
-      </w:hyperlink>
-      <w:r>
-        <w:rPr>
-          <w:lang w:val="zh_TW" w:bidi="zh_TW"/>
-        </w:rPr>
-        <w:t>）及其對應的，義人貧窮呢？聖經的答案（比如，</w:t>
-      </w:r>
-      <w:hyperlink r:id="rId40">
-        <w:r>
-          <w:rPr>
-            <w:lang w:val="zh_TW" w:bidi="zh_TW"/>
-          </w:rPr>
-          <w:rPr>
-            <w:color w:val="0000EE"/>
-            <w:u w:val="single"/>
-          </w:rPr>
-          <w:t>約伯記21</w:t>
-        </w:r>
-      </w:hyperlink>
+          <w:i/>
+          <w:lang w:val="zh_TW" w:bidi="zh_TW"/>
+        </w:rPr>
+        <w:t>另見</w:t>
+      </w:r>
+      <w:r>
+        <w:rPr>
+          <w:lang w:val="zh_TW" w:bidi="zh_TW"/>
+        </w:rPr>
+        <w:t>書信寫作，古代</w:t>
+      </w:r>
       <w:r>
         <w:rPr>
           <w:lang w:val="zh_TW" w:bidi="zh_TW"/>
         </w:rPr>
         <w:t>；</w:t>
       </w:r>
-      <w:hyperlink r:id="rId41">
-        <w:r>
-          <w:rPr>
-            <w:lang w:val="zh_TW" w:bidi="zh_TW"/>
-          </w:rPr>
-          <w:rPr>
-            <w:color w:val="0000EE"/>
-            <w:u w:val="single"/>
-          </w:rPr>
-          <w:t>詩篇37</w:t>
-        </w:r>
-      </w:hyperlink>
-      <w:r>
-        <w:rPr>
-          <w:lang w:val="zh_TW" w:bidi="zh_TW"/>
-        </w:rPr>
-        <w:t>，</w:t>
-      </w:r>
-      <w:hyperlink r:id="rId42">
-        <w:r>
-          <w:rPr>
-            <w:lang w:val="zh_TW" w:bidi="zh_TW"/>
-          </w:rPr>
-          <w:rPr>
-            <w:color w:val="0000EE"/>
-            <w:u w:val="single"/>
-          </w:rPr>
-          <w:t>49</w:t>
-        </w:r>
-      </w:hyperlink>
-      <w:r>
-        <w:rPr>
-          <w:lang w:val="zh_TW" w:bidi="zh_TW"/>
-        </w:rPr>
-        <w:t>，</w:t>
-      </w:r>
-      <w:hyperlink r:id="rId43">
-        <w:r>
-          <w:rPr>
-            <w:lang w:val="zh_TW" w:bidi="zh_TW"/>
-          </w:rPr>
-          <w:rPr>
-            <w:color w:val="0000EE"/>
-            <w:u w:val="single"/>
-          </w:rPr>
-          <w:t>73</w:t>
-        </w:r>
-      </w:hyperlink>
-      <w:r>
-        <w:rPr>
-          <w:lang w:val="zh_TW" w:bidi="zh_TW"/>
-        </w:rPr>
-        <w:t>）——壞人的富足是短暫的，而義人雖然在屬世的財物上貧窮，卻擁有屬靈的財富。</w:t>
-      </w:r>
-    </w:p>
-    <w:p>
-      <w:pPr/>
-      <w:r>
-        <w:rPr>
-          <w:lang w:val="zh_TW" w:bidi="zh_TW"/>
-        </w:rPr>
-      </w:r>
-      <w:r>
-        <w:rPr>
-          <w:lang w:val="zh_TW" w:bidi="zh_TW"/>
-        </w:rPr>
-        <w:t>這個想法——好人不僅沒有興旺，反而可能經常貧窮——有時會被奇怪地顛倒過來。義人可能貧窮，但聖經有時似乎認為貧窮就是義。當然，這並不是自動就會如此（</w:t>
-      </w:r>
-      <w:hyperlink r:id="rId44">
-        <w:r>
-          <w:rPr>
-            <w:lang w:val="zh_TW" w:bidi="zh_TW"/>
-          </w:rPr>
-          <w:rPr>
-            <w:color w:val="0000EE"/>
-            <w:u w:val="single"/>
-          </w:rPr>
-          <w:t>箴言30:8–9</w:t>
-        </w:r>
-      </w:hyperlink>
-      <w:r>
-        <w:rPr>
-          <w:lang w:val="zh_TW" w:bidi="zh_TW"/>
-        </w:rPr>
-        <w:t>），但這樣的描述在聖經中，尤其是在詩篇中相當頻繁（比如，</w:t>
-      </w:r>
-      <w:hyperlink r:id="rId45">
-        <w:r>
-          <w:rPr>
-            <w:lang w:val="zh_TW" w:bidi="zh_TW"/>
-          </w:rPr>
-          <w:rPr>
-            <w:color w:val="0000EE"/>
-            <w:u w:val="single"/>
-          </w:rPr>
-          <w:t>詩篇9:18</w:t>
-        </w:r>
-      </w:hyperlink>
-      <w:r>
-        <w:rPr>
-          <w:lang w:val="zh_TW" w:bidi="zh_TW"/>
-        </w:rPr>
-        <w:t>，</w:t>
-      </w:r>
-      <w:hyperlink r:id="rId46">
-        <w:r>
-          <w:rPr>
-            <w:lang w:val="zh_TW" w:bidi="zh_TW"/>
-          </w:rPr>
-          <w:rPr>
-            <w:color w:val="0000EE"/>
-            <w:u w:val="single"/>
-          </w:rPr>
-          <w:t>10:14</w:t>
-        </w:r>
-      </w:hyperlink>
-      <w:r>
-        <w:rPr>
-          <w:lang w:val="zh_TW" w:bidi="zh_TW"/>
-        </w:rPr>
-        <w:t>，</w:t>
-      </w:r>
-      <w:hyperlink r:id="rId47">
-        <w:r>
-          <w:rPr>
-            <w:lang w:val="zh_TW" w:bidi="zh_TW"/>
-          </w:rPr>
-          <w:rPr>
-            <w:color w:val="0000EE"/>
-            <w:u w:val="single"/>
-          </w:rPr>
-          <w:t>12:5</w:t>
-        </w:r>
-      </w:hyperlink>
-      <w:r>
-        <w:rPr>
-          <w:lang w:val="zh_TW" w:bidi="zh_TW"/>
-        </w:rPr>
-        <w:t>，</w:t>
-      </w:r>
-      <w:hyperlink r:id="rId48">
-        <w:r>
-          <w:rPr>
-            <w:lang w:val="zh_TW" w:bidi="zh_TW"/>
-          </w:rPr>
-          <w:rPr>
-            <w:color w:val="0000EE"/>
-            <w:u w:val="single"/>
-          </w:rPr>
-          <w:t>34:6</w:t>
-        </w:r>
-      </w:hyperlink>
-      <w:r>
-        <w:rPr>
-          <w:lang w:val="zh_TW" w:bidi="zh_TW"/>
-        </w:rPr>
-        <w:t>，</w:t>
-      </w:r>
-      <w:hyperlink r:id="rId49">
-        <w:r>
-          <w:rPr>
-            <w:lang w:val="zh_TW" w:bidi="zh_TW"/>
-          </w:rPr>
-          <w:rPr>
-            <w:color w:val="0000EE"/>
-            <w:u w:val="single"/>
-          </w:rPr>
-          <w:t>35:10</w:t>
-        </w:r>
-      </w:hyperlink>
-      <w:r>
-        <w:rPr>
-          <w:lang w:val="zh_TW" w:bidi="zh_TW"/>
-        </w:rPr>
-        <w:t>，</w:t>
-      </w:r>
-      <w:hyperlink r:id="rId50">
-        <w:r>
-          <w:rPr>
-            <w:lang w:val="zh_TW" w:bidi="zh_TW"/>
-          </w:rPr>
-          <w:rPr>
-            <w:color w:val="0000EE"/>
-            <w:u w:val="single"/>
-          </w:rPr>
-          <w:t>74:19</w:t>
-        </w:r>
-      </w:hyperlink>
-      <w:r>
-        <w:rPr>
-          <w:lang w:val="zh_TW" w:bidi="zh_TW"/>
-        </w:rPr>
-        <w:t>），值得仔細考慮。經過思考後會看到，這並不奇怪。因為神特別關心貧窮人，所以貧窮人可能特別關心神，原因有二。首先，如果以色列中有貧窮，那是因為有權勢的人在濫用權力；因此，貧窮人會首先尋求神的幫助，因為神的法則被藐視，而神會親自伸冤。其次，貧窮使人轉向神，因為在那種情況下，沒有其他人可以依靠。這樣，「貧窮」幾乎成為一個專有的詞語。「貧窮人」是謙卑的人，而謙卑的人是敬虔的人（</w:t>
-      </w:r>
-      <w:hyperlink r:id="rId51">
-        <w:r>
-          <w:rPr>
-            <w:lang w:val="zh_TW" w:bidi="zh_TW"/>
-          </w:rPr>
-          <w:rPr>
-            <w:color w:val="0000EE"/>
-            <w:u w:val="single"/>
-          </w:rPr>
-          <w:t>詩篇10:17</w:t>
-        </w:r>
-      </w:hyperlink>
-      <w:r>
-        <w:rPr>
-          <w:lang w:val="zh_TW" w:bidi="zh_TW"/>
-        </w:rPr>
-        <w:t>，</w:t>
-      </w:r>
-      <w:hyperlink r:id="rId52">
-        <w:r>
-          <w:rPr>
-            <w:lang w:val="zh_TW" w:bidi="zh_TW"/>
-          </w:rPr>
-          <w:rPr>
-            <w:color w:val="0000EE"/>
-            <w:u w:val="single"/>
-          </w:rPr>
-          <w:t>14:5–6</w:t>
-        </w:r>
-      </w:hyperlink>
-      <w:r>
-        <w:rPr>
-          <w:lang w:val="zh_TW" w:bidi="zh_TW"/>
-        </w:rPr>
-        <w:t>，</w:t>
-      </w:r>
-      <w:hyperlink r:id="rId53">
-        <w:r>
-          <w:rPr>
-            <w:lang w:val="zh_TW" w:bidi="zh_TW"/>
-          </w:rPr>
-          <w:rPr>
-            <w:color w:val="0000EE"/>
-            <w:u w:val="single"/>
-          </w:rPr>
-          <w:t>37:11</w:t>
-        </w:r>
-      </w:hyperlink>
-      <w:r>
-        <w:rPr>
-          <w:lang w:val="zh_TW" w:bidi="zh_TW"/>
-        </w:rPr>
-        <w:t>；</w:t>
-      </w:r>
-      <w:hyperlink r:id="rId54">
-        <w:r>
-          <w:rPr>
-            <w:lang w:val="zh_TW" w:bidi="zh_TW"/>
-          </w:rPr>
-          <w:rPr>
-            <w:color w:val="0000EE"/>
-            <w:u w:val="single"/>
-          </w:rPr>
-          <w:t>西番雅書3:12–13</w:t>
-        </w:r>
-      </w:hyperlink>
-      <w:r>
-        <w:rPr>
-          <w:lang w:val="zh_TW" w:bidi="zh_TW"/>
-        </w:rPr>
-        <w:t>）。正如富有可以助長自我放縱、自大、驕傲以及藐視、欺壓他人一樣，貧窮則會鼓勵相反的美德。</w:t>
-      </w:r>
-    </w:p>
-    <w:p>
-      <w:pPr/>
-      <w:r>
-        <w:rPr>
-          <w:lang w:val="zh_TW" w:bidi="zh_TW"/>
-        </w:rPr>
-      </w:r>
-      <w:r>
-        <w:rPr>
-          <w:lang w:val="zh_TW" w:bidi="zh_TW"/>
-        </w:rPr>
-        <w:t>因此，貧窮不再是一種應該避免的邪惡，而成為一種應當追求的理想。根據舊約中「貧窮人」和「虔誠人」幾乎可以互換使用的方式，許多猶太人在兩約之間的時期放棄了個人財產。這其中包括愛色尼派（Essenes）和在死海附近的昆蘭建立的相關群體。後者實際上自稱為「貧窮人」。這一傳統延續到了新約時代。可能在耶路撒冷的「貧窮人」指的是當時教會中的一個特定群體（甚至是整個耶路撒冷教會；</w:t>
-      </w:r>
-      <w:hyperlink r:id="rId28">
-        <w:r>
-          <w:rPr>
-            <w:lang w:val="zh_TW" w:bidi="zh_TW"/>
-          </w:rPr>
-          <w:rPr>
-            <w:color w:val="0000EE"/>
-            <w:u w:val="single"/>
-          </w:rPr>
-          <w:t>羅馬書15:26</w:t>
-        </w:r>
-      </w:hyperlink>
-      <w:r>
-        <w:rPr>
-          <w:lang w:val="zh_TW" w:bidi="zh_TW"/>
-        </w:rPr>
-        <w:t>；</w:t>
-      </w:r>
-      <w:hyperlink r:id="rId30">
-        <w:r>
-          <w:rPr>
-            <w:lang w:val="zh_TW" w:bidi="zh_TW"/>
-          </w:rPr>
-          <w:rPr>
-            <w:color w:val="0000EE"/>
-            <w:u w:val="single"/>
-          </w:rPr>
-          <w:t>加拉太書2:10</w:t>
-        </w:r>
-      </w:hyperlink>
-      <w:r>
-        <w:rPr>
-          <w:lang w:val="zh_TW" w:bidi="zh_TW"/>
-        </w:rPr>
-        <w:t>）。後來確實出現了一個猶太基督教派，稱為「以便尼派（Ebionites）」（來自希伯來語中表示「貧窮」的詞）。</w:t>
-      </w:r>
-    </w:p>
-    <w:p>
-      <w:pPr/>
-      <w:r>
-        <w:rPr>
-          <w:lang w:val="zh_TW" w:bidi="zh_TW"/>
-        </w:rPr>
-      </w:r>
-      <w:r>
-        <w:rPr>
-          <w:lang w:val="zh_TW" w:bidi="zh_TW"/>
-        </w:rPr>
-        <w:t>新約當然清楚地教導真正重要的是內心的態度。貧窮但貪婪，或富有但慷慨都是有可能的。即便如此，根據上述舊約背景，福音書中這些詞彙的普遍意義是：富有=壞，貧窮=好。一方面，撒都該人擁有世俗的財富，法利賽人擁有屬靈的驕傲，而有產業的人是自私、愚昧的，處於嚴重的屬靈危險中（</w:t>
-      </w:r>
-      <w:hyperlink r:id="rId55">
-        <w:r>
-          <w:rPr>
-            <w:lang w:val="zh_TW" w:bidi="zh_TW"/>
-          </w:rPr>
-          <w:rPr>
-            <w:color w:val="0000EE"/>
-            <w:u w:val="single"/>
-          </w:rPr>
-          <w:t>馬可福音10:23</w:t>
-        </w:r>
-      </w:hyperlink>
-      <w:r>
-        <w:rPr>
-          <w:lang w:val="zh_TW" w:bidi="zh_TW"/>
-        </w:rPr>
-        <w:t>；</w:t>
-      </w:r>
-      <w:hyperlink r:id="rId56">
-        <w:r>
-          <w:rPr>
-            <w:lang w:val="zh_TW" w:bidi="zh_TW"/>
-          </w:rPr>
-          <w:rPr>
-            <w:color w:val="0000EE"/>
-            <w:u w:val="single"/>
-          </w:rPr>
-          <w:t>路加福音12:13–21</w:t>
-        </w:r>
-      </w:hyperlink>
-      <w:r>
-        <w:rPr>
-          <w:lang w:val="zh_TW" w:bidi="zh_TW"/>
-        </w:rPr>
-        <w:t>，</w:t>
-      </w:r>
-      <w:hyperlink r:id="rId57">
-        <w:r>
-          <w:rPr>
-            <w:lang w:val="zh_TW" w:bidi="zh_TW"/>
-          </w:rPr>
-          <w:rPr>
-            <w:color w:val="0000EE"/>
-            <w:u w:val="single"/>
-          </w:rPr>
-          <w:t>16:19–31</w:t>
-        </w:r>
-      </w:hyperlink>
-      <w:r>
-        <w:rPr>
-          <w:lang w:val="zh_TW" w:bidi="zh_TW"/>
-        </w:rPr>
-        <w:t>）。另一方面，委身且簡樸的人，如耶穌自己的家人和朋友，通常代表貧窮人。</w:t>
-      </w:r>
-    </w:p>
-    <w:p>
-      <w:pPr/>
-      <w:r>
-        <w:rPr>
-          <w:lang w:val="zh_TW" w:bidi="zh_TW"/>
-        </w:rPr>
-      </w:r>
-      <w:r>
-        <w:rPr>
-          <w:lang w:val="zh_TW" w:bidi="zh_TW"/>
-        </w:rPr>
-        <w:t>因此，事實上，八福第一福的兩個版本（馬太和路加的記載）實際上是相同的。馬太的版本有深度：「虛心的人有福了」（</w:t>
-      </w:r>
-      <w:hyperlink r:id="rId58">
-        <w:r>
-          <w:rPr>
-            <w:lang w:val="zh_TW" w:bidi="zh_TW"/>
-          </w:rPr>
-          <w:rPr>
-            <w:color w:val="0000EE"/>
-            <w:u w:val="single"/>
-          </w:rPr>
-          <w:t>馬太福音5:3）；</w:t>
-        </w:r>
-      </w:hyperlink>
-      <w:r>
-        <w:rPr>
-          <w:lang w:val="zh_TW" w:bidi="zh_TW"/>
-        </w:rPr>
-        <w:t>路加的版本有廣度。當路加簡單地說「你們貧窮的人有福了」（</w:t>
-      </w:r>
-      <w:hyperlink r:id="rId59">
-        <w:r>
-          <w:rPr>
-            <w:lang w:val="zh_TW" w:bidi="zh_TW"/>
-          </w:rPr>
-          <w:rPr>
-            <w:color w:val="0000EE"/>
-            <w:u w:val="single"/>
-          </w:rPr>
-          <w:t>路加福音6:20</w:t>
-        </w:r>
-      </w:hyperlink>
-      <w:r>
-        <w:rPr>
-          <w:lang w:val="zh_TW" w:bidi="zh_TW"/>
-        </w:rPr>
-        <w:t>）時，他指的是那些在需要中（</w:t>
-      </w:r>
-      <w:r>
-        <w:rPr>
-          <w:i/>
-          <w:lang w:val="zh_TW" w:bidi="zh_TW"/>
-        </w:rPr>
-        <w:t>任何</w:t>
-      </w:r>
-      <w:r>
-        <w:rPr>
-          <w:lang w:val="zh_TW" w:bidi="zh_TW"/>
-        </w:rPr>
-        <w:t>需要）轉向主的人。基督來到世上是為了將福音帶給這樣的人（</w:t>
-      </w:r>
-      <w:hyperlink r:id="rId60">
-        <w:r>
-          <w:rPr>
-            <w:lang w:val="zh_TW" w:bidi="zh_TW"/>
-          </w:rPr>
-          <w:rPr>
-            <w:color w:val="0000EE"/>
-            <w:u w:val="single"/>
-          </w:rPr>
-          <w:t>馬太福音11:5</w:t>
-        </w:r>
-      </w:hyperlink>
-      <w:r>
-        <w:rPr>
-          <w:lang w:val="zh_TW" w:bidi="zh_TW"/>
-        </w:rPr>
-        <w:t>；</w:t>
-      </w:r>
-      <w:hyperlink r:id="rId61">
-        <w:r>
-          <w:rPr>
-            <w:lang w:val="zh_TW" w:bidi="zh_TW"/>
-          </w:rPr>
-          <w:rPr>
-            <w:color w:val="0000EE"/>
-            <w:u w:val="single"/>
-          </w:rPr>
-          <w:t>路加福音4:18</w:t>
-        </w:r>
-      </w:hyperlink>
-      <w:r>
-        <w:rPr>
-          <w:lang w:val="zh_TW" w:bidi="zh_TW"/>
-        </w:rPr>
-        <w:t>）。耶穌基督自己體現了同樣的理念。正如保羅所說：「</w:t>
-      </w:r>
-      <w:r>
-        <w:rPr>
-          <w:lang w:val="zh_TW" w:bidi="zh_TW"/>
-        </w:rPr>
-        <w:t>他本來富足，卻為你們成了貧窮，叫你們因他的貧窮，可以成為富足</w:t>
-      </w:r>
-      <w:r>
-        <w:rPr>
-          <w:lang w:val="zh_TW" w:bidi="zh_TW"/>
-        </w:rPr>
-        <w:t>」（</w:t>
-      </w:r>
-      <w:hyperlink r:id="rId62">
-        <w:r>
-          <w:rPr>
-            <w:lang w:val="zh_TW" w:bidi="zh_TW"/>
-          </w:rPr>
-          <w:rPr>
-            <w:color w:val="0000EE"/>
-            <w:u w:val="single"/>
-          </w:rPr>
-          <w:t>哥林多後書8:9</w:t>
-        </w:r>
-      </w:hyperlink>
-      <w:r>
-        <w:rPr>
-          <w:lang w:val="zh_TW" w:bidi="zh_TW"/>
-        </w:rPr>
-        <w:t>，</w:t>
-      </w:r>
-      <w:r>
-        <w:rPr>
-          <w:lang w:val="zh_TW" w:bidi="zh_TW"/>
-        </w:rPr>
-        <w:t>庇哩亞聖經</w:t>
-      </w:r>
-      <w:r>
-        <w:rPr>
-          <w:lang w:val="zh_TW" w:bidi="zh_TW"/>
-        </w:rPr>
-        <w:t>）。我們無助的貧窮是一種邪惡，需要祂來拯救；祂有意選擇的貧窮樣式正是祂拯救的榮耀方式。</w:t>
-      </w:r>
-    </w:p>
-    <w:p>
-      <w:pPr/>
-      <w:r>
-        <w:rPr>
-          <w:lang w:val="zh_TW" w:bidi="zh_TW"/>
-        </w:rPr>
-      </w:r>
-      <w:r>
-        <w:rPr>
-          <w:i/>
-          <w:lang w:val="zh_TW" w:bidi="zh_TW"/>
-        </w:rPr>
-        <w:t>另見</w:t>
-      </w:r>
-      <w:r>
-        <w:rPr>
-          <w:lang w:val="zh_TW" w:bidi="zh_TW"/>
-        </w:rPr>
-        <w:t xml:space="preserve"> </w:t>
-      </w:r>
-      <w:r>
-        <w:rPr>
-          <w:lang w:val="zh_TW" w:bidi="zh_TW"/>
-        </w:rPr>
-        <w:t>施捨</w:t>
-      </w:r>
-      <w:r>
-        <w:rPr>
-          <w:lang w:val="zh_TW" w:bidi="zh_TW"/>
-        </w:rPr>
-        <w:t>，</w:t>
-      </w:r>
-      <w:r>
-        <w:rPr>
-          <w:lang w:val="zh_TW" w:bidi="zh_TW"/>
-        </w:rPr>
-        <w:t>錢財</w:t>
-      </w:r>
-      <w:r>
-        <w:rPr>
-          <w:lang w:val="zh_TW" w:bidi="zh_TW"/>
-        </w:rPr>
-        <w:t>，</w:t>
-      </w:r>
-      <w:r>
-        <w:rPr>
-          <w:lang w:val="zh_TW" w:bidi="zh_TW"/>
-        </w:rPr>
-        <w:t>公義</w:t>
-      </w:r>
-      <w:r>
-        <w:rPr>
-          <w:lang w:val="zh_TW" w:bidi="zh_TW"/>
-        </w:rPr>
-        <w:t>，</w:t>
-      </w:r>
-      <w:r>
-        <w:rPr>
-          <w:lang w:val="zh_TW" w:bidi="zh_TW"/>
-        </w:rPr>
-        <w:t>工價</w:t>
-      </w:r>
-      <w:r>
-        <w:rPr>
-          <w:lang w:val="zh_TW" w:bidi="zh_TW"/>
-        </w:rPr>
-        <w:t>，</w:t>
-      </w:r>
-      <w:r>
-        <w:rPr>
-          <w:lang w:val="zh_TW" w:bidi="zh_TW"/>
-        </w:rPr>
-        <w:t>財富</w:t>
+      <w:r>
+        <w:rPr>
+          <w:lang w:val="zh_TW" w:bidi="zh_TW"/>
+        </w:rPr>
+        <w:t>寫作</w:t>
       </w:r>
       <w:r>
         <w:rPr>

--- a/zht/docx/104.content.docx
+++ b/zht/docx/104.content.docx
@@ -149,7 +149,7 @@
         <w:rPr>
           <w:lang w:val="zh_TW" w:bidi="zh_TW"/>
         </w:rPr>
-        <w:t>pi</w:t>
+        <w:t>nv</w:t>
       </w:r>
       <w:r>
         <w:rPr>
@@ -212,7 +212,7 @@
         <w:rPr>
           <w:lang w:val="zh_TW" w:bidi="zh_TW"/>
         </w:rPr>
-        <w:t>皮革</w:t>
+        <w:t>女人</w:t>
       </w:r>
       <w:r>
         <w:rPr>
@@ -231,7 +231,25 @@
         <w:rPr>
           <w:lang w:val="zh_TW" w:bidi="zh_TW"/>
         </w:rPr>
-        <w:t>皮革是經處理以使其強韌且有彈性的動物皮，在聖經時代廣泛用於製作衣物、容器、家居用品以及作為書寫材料。</w:t>
+        <w:t>女人是成年的女性人類。神造女人為男人的伴侶（</w:t>
+      </w:r>
+      <w:hyperlink r:id="rId13">
+        <w:r>
+          <w:rPr>
+            <w:lang w:val="zh_TW" w:bidi="zh_TW"/>
+          </w:rPr>
+          <w:rPr>
+            <w:color w:val="0000EE"/>
+            <w:u w:val="single"/>
+          </w:rPr>
+          <w:t>創2:18–22</w:t>
+        </w:r>
+      </w:hyperlink>
+      <w:r>
+        <w:rPr>
+          <w:lang w:val="zh_TW" w:bidi="zh_TW"/>
+        </w:rPr>
+        <w:t>）。</w:t>
       </w:r>
     </w:p>
     <w:p>
@@ -242,7 +260,7 @@
         <w:rPr>
           <w:lang w:val="zh_TW" w:bidi="zh_TW"/>
         </w:rPr>
-        <w:t>人類在聖經時代如何使用皮革？</w:t>
+        <w:t>神造女人</w:t>
       </w:r>
     </w:p>
     <w:p>
@@ -256,9 +274,9 @@
         <w:rPr>
           <w:lang w:val="zh_TW" w:bidi="zh_TW"/>
         </w:rPr>
-        <w:t>人類在早期使用動物皮作為衣物（</w:t>
-      </w:r>
-      <w:hyperlink r:id="rId13">
+        <w:t>創世記有兩個記載，有關神如何造出第一個男人和女人。第一個記載在</w:t>
+      </w:r>
+      <w:hyperlink r:id="rId14">
         <w:r>
           <w:rPr>
             <w:lang w:val="zh_TW" w:bidi="zh_TW"/>
@@ -267,14 +285,14 @@
             <w:color w:val="0000EE"/>
             <w:u w:val="single"/>
           </w:rPr>
-          <w:t>創3:21</w:t>
+          <w:t>創世記一章26至28節</w:t>
         </w:r>
       </w:hyperlink>
       <w:r>
         <w:rPr>
           <w:lang w:val="zh_TW" w:bidi="zh_TW"/>
         </w:rPr>
-        <w:t>）。先知的衣服是用動物皮製成的，並成為辨認他們的方式（</w:t>
+        <w:t>，這處經文說神按著自己的形像造人，造男造女。男人和女人同樣有神的形像，表示他們都在地上反映神的大能與尊榮。神吩咐他們要生養眾多，治理世界。</w:t>
       </w:r>
       <w:hyperlink r:id="rId14">
         <w:r>
@@ -285,122 +303,14 @@
             <w:color w:val="0000EE"/>
             <w:u w:val="single"/>
           </w:rPr>
-          <w:t>王下1:8</w:t>
+          <w:t>創世記一章26至28節</w:t>
         </w:r>
       </w:hyperlink>
       <w:r>
         <w:rPr>
           <w:lang w:val="zh_TW" w:bidi="zh_TW"/>
         </w:rPr>
-        <w:t>；</w:t>
-      </w:r>
-      <w:hyperlink r:id="rId15">
-        <w:r>
-          <w:rPr>
-            <w:lang w:val="zh_TW" w:bidi="zh_TW"/>
-          </w:rPr>
-          <w:rPr>
-            <w:color w:val="0000EE"/>
-            <w:u w:val="single"/>
-          </w:rPr>
-          <w:t>亞13:4</w:t>
-        </w:r>
-      </w:hyperlink>
-      <w:r>
-        <w:rPr>
-          <w:lang w:val="zh_TW" w:bidi="zh_TW"/>
-        </w:rPr>
-        <w:t>）。希臘文舊約描述以利亞的外衣是羊皮（</w:t>
-      </w:r>
-      <w:hyperlink r:id="rId16">
-        <w:r>
-          <w:rPr>
-            <w:lang w:val="zh_TW" w:bidi="zh_TW"/>
-          </w:rPr>
-          <w:rPr>
-            <w:color w:val="0000EE"/>
-            <w:u w:val="single"/>
-          </w:rPr>
-          <w:t>王上19:13、19</w:t>
-        </w:r>
-      </w:hyperlink>
-      <w:r>
-        <w:rPr>
-          <w:lang w:val="zh_TW" w:bidi="zh_TW"/>
-        </w:rPr>
-        <w:t>；</w:t>
-      </w:r>
-      <w:hyperlink r:id="rId17">
-        <w:r>
-          <w:rPr>
-            <w:lang w:val="zh_TW" w:bidi="zh_TW"/>
-          </w:rPr>
-          <w:rPr>
-            <w:color w:val="0000EE"/>
-            <w:u w:val="single"/>
-          </w:rPr>
-          <w:t>王下2:8、13–14</w:t>
-        </w:r>
-      </w:hyperlink>
-      <w:r>
-        <w:rPr>
-          <w:lang w:val="zh_TW" w:bidi="zh_TW"/>
-        </w:rPr>
-        <w:t>）。動物皮也被用來製作鞋子、腰帶和其他衣物（</w:t>
-      </w:r>
-      <w:hyperlink r:id="rId18">
-        <w:r>
-          <w:rPr>
-            <w:lang w:val="zh_TW" w:bidi="zh_TW"/>
-          </w:rPr>
-          <w:rPr>
-            <w:color w:val="0000EE"/>
-            <w:u w:val="single"/>
-          </w:rPr>
-          <w:t>利13:48</w:t>
-        </w:r>
-      </w:hyperlink>
-      <w:r>
-        <w:rPr>
-          <w:lang w:val="zh_TW" w:bidi="zh_TW"/>
-        </w:rPr>
-        <w:t>；</w:t>
-      </w:r>
-      <w:hyperlink r:id="rId19">
-        <w:r>
-          <w:rPr>
-            <w:lang w:val="zh_TW" w:bidi="zh_TW"/>
-          </w:rPr>
-          <w:rPr>
-            <w:color w:val="0000EE"/>
-            <w:u w:val="single"/>
-          </w:rPr>
-          <w:t>結16:10</w:t>
-        </w:r>
-      </w:hyperlink>
-      <w:r>
-        <w:rPr>
-          <w:lang w:val="zh_TW" w:bidi="zh_TW"/>
-        </w:rPr>
-        <w:t>；</w:t>
-      </w:r>
-      <w:hyperlink r:id="rId20">
-        <w:r>
-          <w:rPr>
-            <w:lang w:val="zh_TW" w:bidi="zh_TW"/>
-          </w:rPr>
-          <w:rPr>
-            <w:color w:val="0000EE"/>
-            <w:u w:val="single"/>
-          </w:rPr>
-          <w:t>太3:4</w:t>
-        </w:r>
-      </w:hyperlink>
-      <w:r>
-        <w:rPr>
-          <w:lang w:val="zh_TW" w:bidi="zh_TW"/>
-        </w:rPr>
-        <w:t>）。</w:t>
+        <w:t>沒有表明女人比男人次要，或她必須順服男人的權柄。相反，這段經文顯示男女共同彰顯造物主的形像。</w:t>
       </w:r>
     </w:p>
     <w:p>
@@ -414,9 +324,9 @@
         <w:rPr>
           <w:lang w:val="zh_TW" w:bidi="zh_TW"/>
         </w:rPr>
-        <w:t>一些家用器具是用皮革製成的。最常見的是用來裝液體的容器，例如奶（</w:t>
-      </w:r>
-      <w:hyperlink r:id="rId21">
+        <w:t>第二個有關神造女人的記載在</w:t>
+      </w:r>
+      <w:hyperlink r:id="rId15">
         <w:r>
           <w:rPr>
             <w:lang w:val="zh_TW" w:bidi="zh_TW"/>
@@ -425,16 +335,16 @@
             <w:color w:val="0000EE"/>
             <w:u w:val="single"/>
           </w:rPr>
-          <w:t>士4:19</w:t>
+          <w:t>創世記二章20至25節</w:t>
         </w:r>
       </w:hyperlink>
       <w:r>
         <w:rPr>
           <w:lang w:val="zh_TW" w:bidi="zh_TW"/>
         </w:rPr>
-        <w:t>）、酒（</w:t>
-      </w:r>
-      <w:hyperlink r:id="rId22">
+        <w:t>。在</w:t>
+      </w:r>
+      <w:hyperlink r:id="rId16">
         <w:r>
           <w:rPr>
             <w:lang w:val="zh_TW" w:bidi="zh_TW"/>
@@ -443,32 +353,14 @@
             <w:color w:val="0000EE"/>
             <w:u w:val="single"/>
           </w:rPr>
-          <w:t>可2:22</w:t>
+          <w:t>創世記二章</w:t>
         </w:r>
       </w:hyperlink>
       <w:r>
         <w:rPr>
           <w:lang w:val="zh_TW" w:bidi="zh_TW"/>
         </w:rPr>
-        <w:t>）和水（</w:t>
-      </w:r>
-      <w:hyperlink r:id="rId23">
-        <w:r>
-          <w:rPr>
-            <w:lang w:val="zh_TW" w:bidi="zh_TW"/>
-          </w:rPr>
-          <w:rPr>
-            <w:color w:val="0000EE"/>
-            <w:u w:val="single"/>
-          </w:rPr>
-          <w:t>創21:14</w:t>
-        </w:r>
-      </w:hyperlink>
-      <w:r>
-        <w:rPr>
-          <w:lang w:val="zh_TW" w:bidi="zh_TW"/>
-        </w:rPr>
-        <w:t>）。從橄欖提取的油也在皮革中保存。油是烹飪、梳洗、醫藥和點燈時要用到的必需品。</w:t>
+        <w:t>中，神先造男人，後造女人。有些人認為這表明男人可能更重要。然而，在創世的敘事中，神常常分階段創造，從較簡單到更美好或更完整。</w:t>
       </w:r>
     </w:p>
     <w:p>
@@ -482,9 +374,9 @@
         <w:rPr>
           <w:lang w:val="zh_TW" w:bidi="zh_TW"/>
         </w:rPr>
-        <w:t>皮革可能用於床、椅子和其他家居用品。聖經沒有提到皮革被用來製作帳篷，但動物皮被用於建造會幕（</w:t>
-      </w:r>
-      <w:hyperlink r:id="rId24">
+        <w:t>由於神先造男人，男人就有權給女人起名（</w:t>
+      </w:r>
+      <w:hyperlink r:id="rId17">
         <w:r>
           <w:rPr>
             <w:lang w:val="zh_TW" w:bidi="zh_TW"/>
@@ -493,32 +385,14 @@
             <w:color w:val="0000EE"/>
             <w:u w:val="single"/>
           </w:rPr>
-          <w:t>出25:5</w:t>
+          <w:t>創2:23</w:t>
         </w:r>
       </w:hyperlink>
       <w:r>
         <w:rPr>
           <w:lang w:val="zh_TW" w:bidi="zh_TW"/>
         </w:rPr>
-        <w:t>；</w:t>
-      </w:r>
-      <w:hyperlink r:id="rId25">
-        <w:r>
-          <w:rPr>
-            <w:lang w:val="zh_TW" w:bidi="zh_TW"/>
-          </w:rPr>
-          <w:rPr>
-            <w:color w:val="0000EE"/>
-            <w:u w:val="single"/>
-          </w:rPr>
-          <w:t>民4:8</w:t>
-        </w:r>
-      </w:hyperlink>
-      <w:r>
-        <w:rPr>
-          <w:lang w:val="zh_TW" w:bidi="zh_TW"/>
-        </w:rPr>
-        <w:t>）。這些經文顯然指的是鞣製皮革。如此，它們就用來作防水遮蓋用。</w:t>
+        <w:t>）。在閃族文化中，命名往往表達權柄或所有權。這可能意味著亞當給妻子起名是表達權柄的行為。然而，他給她的名字是「女人」，與「男人」這個詞緊密相關，表明男人肯定女人與他同等。因此，雖然在創造的次序上有先後，男人和女人仍然是夥伴。這種關係既有秩序，又有平等。</w:t>
       </w:r>
     </w:p>
     <w:p>
@@ -528,13 +402,7 @@
           <w:lang w:val="zh_TW" w:bidi="zh_TW"/>
         </w:rPr>
       </w:r>
-      <w:r>
-        <w:rPr>
-          <w:lang w:val="zh_TW" w:bidi="zh_TW"/>
-        </w:rPr>
-        <w:t>聖經沒有提到皮革在製作軍裝或武器方面的用途。然而，製作防禦和攻擊武器自然少不了皮革的使用。防禦方面有頭盔和盾牌，攻擊方面有投石器，以及裝箭的皮袋。</w:t>
-      </w:r>
-      <w:hyperlink r:id="rId26">
+      <w:hyperlink r:id="rId18">
         <w:r>
           <w:rPr>
             <w:lang w:val="zh_TW" w:bidi="zh_TW"/>
@@ -543,16 +411,16 @@
             <w:color w:val="0000EE"/>
             <w:u w:val="single"/>
           </w:rPr>
-          <w:t>撒母其記下一章21節</w:t>
+          <w:t>創世記一</w:t>
         </w:r>
       </w:hyperlink>
       <w:r>
         <w:rPr>
           <w:lang w:val="zh_TW" w:bidi="zh_TW"/>
         </w:rPr>
-        <w:t>提到在盾牌表面抹油，可能是為了防止損壞和報廢。</w:t>
-      </w:r>
-      <w:hyperlink r:id="rId27">
+        <w:t>和</w:t>
+      </w:r>
+      <w:hyperlink r:id="rId16">
         <w:r>
           <w:rPr>
             <w:lang w:val="zh_TW" w:bidi="zh_TW"/>
@@ -561,14 +429,25 @@
             <w:color w:val="0000EE"/>
             <w:u w:val="single"/>
           </w:rPr>
-          <w:t>以賽亞書二十一章5節</w:t>
+          <w:t>二章</w:t>
         </w:r>
       </w:hyperlink>
       <w:r>
         <w:rPr>
           <w:lang w:val="zh_TW" w:bidi="zh_TW"/>
         </w:rPr>
-        <w:t>並指皮製的盾牌。</w:t>
+        <w:t>描述男人和女人的平衡關係，他們是人類的第一對父母。神按著自己的形像造了他們兩人，他們是神計劃中的夥伴。然而，他們之間也有一對一的關係，其中一方帶領另一方。在罪進入世界之前（這事件通常稱為墮落），這種平等與帶領的平衡是和諧共存的。</w:t>
+      </w:r>
+    </w:p>
+    <w:p>
+      <w:pPr>
+        <w:pStyle w:val="Heading3"/>
+      </w:pPr>
+      <w:r>
+        <w:rPr>
+          <w:lang w:val="zh_TW" w:bidi="zh_TW"/>
+        </w:rPr>
+        <w:t>墮落後女人所經歷的改變</w:t>
       </w:r>
     </w:p>
     <w:p>
@@ -578,22 +457,41 @@
           <w:lang w:val="zh_TW" w:bidi="zh_TW"/>
         </w:rPr>
       </w:r>
-      <w:r>
-        <w:rPr>
-          <w:lang w:val="zh_TW" w:bidi="zh_TW"/>
-        </w:rPr>
-        <w:t>約公元前1900年出於埃及貴族墓中的一幅畫展示了舊約時代人類可能使用皮革的方式。畫中顯示男人穿著涼鞋，女人穿著靴子。一個男人背上綁著一個皮革水瓶。另一個看似弓箭手的男人，背著一個箭袋。驢子都背著兩對羊皮製成的風箱。</w:t>
-      </w:r>
-    </w:p>
-    <w:p>
-      <w:pPr>
-        <w:pStyle w:val="Heading4"/>
-      </w:pPr>
-      <w:r>
-        <w:rPr>
-          <w:lang w:val="zh_TW" w:bidi="zh_TW"/>
-        </w:rPr>
-        <w:t>皮革作為書寫材料</w:t>
+      <w:hyperlink r:id="rId19">
+        <w:r>
+          <w:rPr>
+            <w:lang w:val="zh_TW" w:bidi="zh_TW"/>
+          </w:rPr>
+          <w:rPr>
+            <w:color w:val="0000EE"/>
+            <w:u w:val="single"/>
+          </w:rPr>
+          <w:t>創世記三章</w:t>
+        </w:r>
+      </w:hyperlink>
+      <w:r>
+        <w:rPr>
+          <w:lang w:val="zh_TW" w:bidi="zh_TW"/>
+        </w:rPr>
+        <w:t>記載罪進入世界的故事。因著罪，男人與女人之間原本良好的關係受到破壞。神對女人說，她在生產時必多受苦楚（</w:t>
+      </w:r>
+      <w:hyperlink r:id="rId20">
+        <w:r>
+          <w:rPr>
+            <w:lang w:val="zh_TW" w:bidi="zh_TW"/>
+          </w:rPr>
+          <w:rPr>
+            <w:color w:val="0000EE"/>
+            <w:u w:val="single"/>
+          </w:rPr>
+          <w:t>創3:16</w:t>
+        </w:r>
+      </w:hyperlink>
+      <w:r>
+        <w:rPr>
+          <w:lang w:val="zh_TW" w:bidi="zh_TW"/>
+        </w:rPr>
+        <w:t>）。祂也說，她與丈夫的關係從此會包含衝突。神說：「你必戀慕你丈夫；你丈夫必管轄你。」</w:t>
       </w:r>
     </w:p>
     <w:p>
@@ -607,7 +505,87 @@
         <w:rPr>
           <w:lang w:val="zh_TW" w:bidi="zh_TW"/>
         </w:rPr>
-        <w:t>皮革被廣泛用作書寫材料。早期主要是在埃及的做法。羊皮紙也來自動物皮革，在埃及的使用歷史悠久。皮革和羊皮紙的區別在於皮革通過鞣製處理。羊皮紙則用石灰、鹽或染料溶液處理皮革製成。人們先將一側的毛髮刮去，再把另一側的肉質去除。然後將皮革拉伸並在框架中晾乾。最後，乾燥的皮革會用浮石摩擦，以在兩側產生光滑的表面。</w:t>
+        <w:t>在</w:t>
+      </w:r>
+      <w:hyperlink r:id="rId19">
+        <w:r>
+          <w:rPr>
+            <w:lang w:val="zh_TW" w:bidi="zh_TW"/>
+          </w:rPr>
+          <w:rPr>
+            <w:color w:val="0000EE"/>
+            <w:u w:val="single"/>
+          </w:rPr>
+          <w:t>創世記三</w:t>
+        </w:r>
+      </w:hyperlink>
+      <w:r>
+        <w:rPr>
+          <w:lang w:val="zh_TW" w:bidi="zh_TW"/>
+        </w:rPr>
+        <w:t>和</w:t>
+      </w:r>
+      <w:hyperlink r:id="rId21">
+        <w:r>
+          <w:rPr>
+            <w:lang w:val="zh_TW" w:bidi="zh_TW"/>
+          </w:rPr>
+          <w:rPr>
+            <w:color w:val="0000EE"/>
+            <w:u w:val="single"/>
+          </w:rPr>
+          <w:t>四節</w:t>
+        </w:r>
+      </w:hyperlink>
+      <w:r>
+        <w:rPr>
+          <w:lang w:val="zh_TW" w:bidi="zh_TW"/>
+        </w:rPr>
+        <w:t>的經文中，希伯來文「戀慕（</w:t>
+      </w:r>
+      <w:r>
+        <w:rPr>
+          <w:i/>
+          <w:lang w:val="zh_TW" w:bidi="zh_TW"/>
+        </w:rPr>
+        <w:t>teshuqah</w:t>
+      </w:r>
+      <w:r>
+        <w:rPr>
+          <w:lang w:val="zh_TW" w:bidi="zh_TW"/>
+        </w:rPr>
+        <w:t>）」一詞並不是指性的渴望，而是指想要掌控或支配（</w:t>
+      </w:r>
+      <w:r>
+        <w:rPr>
+          <w:i/>
+          <w:lang w:val="zh_TW" w:bidi="zh_TW"/>
+        </w:rPr>
+        <w:t>teshuqah</w:t>
+      </w:r>
+      <w:r>
+        <w:rPr>
+          <w:lang w:val="zh_TW" w:bidi="zh_TW"/>
+        </w:rPr>
+        <w:t>的性意義出現在</w:t>
+      </w:r>
+      <w:hyperlink r:id="rId22">
+        <w:r>
+          <w:rPr>
+            <w:lang w:val="zh_TW" w:bidi="zh_TW"/>
+          </w:rPr>
+          <w:rPr>
+            <w:color w:val="0000EE"/>
+            <w:u w:val="single"/>
+          </w:rPr>
+          <w:t>歌7:10</w:t>
+        </w:r>
+      </w:hyperlink>
+      <w:r>
+        <w:rPr>
+          <w:lang w:val="zh_TW" w:bidi="zh_TW"/>
+        </w:rPr>
+        <w:t>）。因著罪，女人可能想要掌控她的丈夫；同時，男人也可能以嚴苛的方式管轄她。這並不是神起初設計的關係，罪使兩個原本平等的夥伴互相爭鬥。</w:t>
       </w:r>
     </w:p>
     <w:p>
@@ -621,7 +599,43 @@
         <w:rPr>
           <w:lang w:val="zh_TW" w:bidi="zh_TW"/>
         </w:rPr>
-        <w:t>公元前2000年前在埃及早已盛行用製好的皮革作為書寫材料。根據普林尼（Pliny）的記錄，直到約公元前160年，其它地區才開始有「羊皮紙」這個名稱。</w:t>
+        <w:t>使徒保羅在以弗所書中，對丈夫和妻子提出指引。他教導說，男人和女人都需要被神的靈改變。保羅說：「們作妻子的，當順服自己的丈夫，如同順服主」（</w:t>
+      </w:r>
+      <w:hyperlink r:id="rId23">
+        <w:r>
+          <w:rPr>
+            <w:lang w:val="zh_TW" w:bidi="zh_TW"/>
+          </w:rPr>
+          <w:rPr>
+            <w:color w:val="0000EE"/>
+            <w:u w:val="single"/>
+          </w:rPr>
+          <w:t>弗5:22</w:t>
+        </w:r>
+      </w:hyperlink>
+      <w:r>
+        <w:rPr>
+          <w:lang w:val="zh_TW" w:bidi="zh_TW"/>
+        </w:rPr>
+        <w:t>）。這意思是，妻子應當尊重丈夫，跟隨他的帶領，就像她跟隨耶穌一樣。保羅解釋說，丈夫蒙召作帶領，是要反映基督帶領教會的方式（</w:t>
+      </w:r>
+      <w:hyperlink r:id="rId24">
+        <w:r>
+          <w:rPr>
+            <w:lang w:val="zh_TW" w:bidi="zh_TW"/>
+          </w:rPr>
+          <w:rPr>
+            <w:color w:val="0000EE"/>
+            <w:u w:val="single"/>
+          </w:rPr>
+          <w:t>弗5:23</w:t>
+        </w:r>
+      </w:hyperlink>
+      <w:r>
+        <w:rPr>
+          <w:lang w:val="zh_TW" w:bidi="zh_TW"/>
+        </w:rPr>
+        <w:t>）。</w:t>
       </w:r>
     </w:p>
     <w:p>
@@ -635,19 +649,25 @@
         <w:rPr>
           <w:lang w:val="zh_TW" w:bidi="zh_TW"/>
         </w:rPr>
-        <w:t>亞述或巴比倫沒有發現皮革文件。皮革在那裡的使用可能比古代東方其它地方相對的少。中東文學典故指出，到了較晚期皮革才在當地使用。在波斯時期以前沒有出現過「羊皮紙（parchment）」一詞。在</w:t>
-      </w:r>
-      <w:r>
-        <w:rPr>
-          <w:lang w:val="zh_TW" w:bidi="zh_TW"/>
-        </w:rPr>
-        <w:t>西流古</w:t>
-      </w:r>
-      <w:r>
-        <w:rPr>
-          <w:lang w:val="zh_TW" w:bidi="zh_TW"/>
-        </w:rPr>
-        <w:t>初期（公元前312–364年）以前沒有出現過「寫在羊皮紙上」這種說法。當時，蒲草紙仍然是主要的書寫材料。</w:t>
+        <w:t>但保羅也鄭重地對丈夫說，他們必須愛妻子，「正如基督愛教會，為教會捨己」（</w:t>
+      </w:r>
+      <w:hyperlink r:id="rId25">
+        <w:r>
+          <w:rPr>
+            <w:lang w:val="zh_TW" w:bidi="zh_TW"/>
+          </w:rPr>
+          <w:rPr>
+            <w:color w:val="0000EE"/>
+            <w:u w:val="single"/>
+          </w:rPr>
+          <w:t>弗5:25</w:t>
+        </w:r>
+      </w:hyperlink>
+      <w:r>
+        <w:rPr>
+          <w:lang w:val="zh_TW" w:bidi="zh_TW"/>
+        </w:rPr>
+        <w:t>）。這樣的愛並不是嚴苛或控制的，而是充滿關懷、犧牲和溫柔。</w:t>
       </w:r>
     </w:p>
     <w:p>
@@ -661,7 +681,72 @@
         <w:rPr>
           <w:lang w:val="zh_TW" w:bidi="zh_TW"/>
         </w:rPr>
-        <w:t>犢皮紙（Vellum）是另一種皮革產品。犢皮紙是用小牛、小山羊、羔羊或羚羊皮製成的精細羊皮紙。公元前一世紀到公元後二世紀的羅馬中，人們鮮少使用犢皮紙，到了第三、四世紀才普及。著名的《梵蒂岡抄本》和《西奈抄本》也是在這段時間內製成。整本聖經如今可以集成一個單一的抄本，形式類似於現代有摺疊頁面的書本。在此之前，一本聖經需要30到40卷蒲草紙製成。犢皮紙還可以充作重寫紙（palimpsest），因為這種技術允許表面重新使用，即原來的文字可以被擦掉並重新書寫。</w:t>
+        <w:t>保羅在</w:t>
+      </w:r>
+      <w:hyperlink r:id="rId26">
+        <w:r>
+          <w:rPr>
+            <w:lang w:val="zh_TW" w:bidi="zh_TW"/>
+          </w:rPr>
+          <w:rPr>
+            <w:color w:val="0000EE"/>
+            <w:u w:val="single"/>
+          </w:rPr>
+          <w:t>以弗所書五章31節</w:t>
+        </w:r>
+      </w:hyperlink>
+      <w:r>
+        <w:rPr>
+          <w:lang w:val="zh_TW" w:bidi="zh_TW"/>
+        </w:rPr>
+        <w:t>引用</w:t>
+      </w:r>
+      <w:hyperlink r:id="rId27">
+        <w:r>
+          <w:rPr>
+            <w:lang w:val="zh_TW" w:bidi="zh_TW"/>
+          </w:rPr>
+          <w:rPr>
+            <w:color w:val="0000EE"/>
+            <w:u w:val="single"/>
+          </w:rPr>
+          <w:t>創世記二章24節</w:t>
+        </w:r>
+      </w:hyperlink>
+      <w:r>
+        <w:rPr>
+          <w:lang w:val="zh_TW" w:bidi="zh_TW"/>
+        </w:rPr>
+        <w:t>，提醒讀者婚姻本是為了帶來深切的合一。在基督裡，可以恢復這合一。丈夫和妻子在價值上仍是平等的，他們的角色雖然不同，但彼此的關係卻建立在愛、尊重與互相順服上</w:t>
+      </w:r>
+      <w:hyperlink r:id="rId28">
+        <w:r>
+          <w:rPr>
+            <w:lang w:val="zh_TW" w:bidi="zh_TW"/>
+          </w:rPr>
+          <w:rPr>
+            <w:color w:val="0000EE"/>
+            <w:u w:val="single"/>
+          </w:rPr>
+          <w:t>（弗5:21）</w:t>
+        </w:r>
+      </w:hyperlink>
+      <w:r>
+        <w:rPr>
+          <w:lang w:val="zh_TW" w:bidi="zh_TW"/>
+        </w:rPr>
+        <w:t>。當他們一同跟隨耶穌，就開始恢復伊甸園裡的和平與喜樂。</w:t>
+      </w:r>
+    </w:p>
+    <w:p>
+      <w:pPr>
+        <w:pStyle w:val="Heading3"/>
+      </w:pPr>
+      <w:r>
+        <w:rPr>
+          <w:lang w:val="zh_TW" w:bidi="zh_TW"/>
+        </w:rPr>
+        <w:t>聖經中女人與生命的關係</w:t>
       </w:r>
     </w:p>
     <w:p>
@@ -675,61 +760,7 @@
         <w:rPr>
           <w:lang w:val="zh_TW" w:bidi="zh_TW"/>
         </w:rPr>
-        <w:t>舊約中沒有提及用皮革或獸皮書寫的慣例。</w:t>
-      </w:r>
-      <w:hyperlink r:id="rId28">
-        <w:r>
-          <w:rPr>
-            <w:lang w:val="zh_TW" w:bidi="zh_TW"/>
-          </w:rPr>
-          <w:rPr>
-            <w:color w:val="0000EE"/>
-            <w:u w:val="single"/>
-          </w:rPr>
-          <w:t>詩篇四十章子7節</w:t>
-        </w:r>
-      </w:hyperlink>
-      <w:r>
-        <w:rPr>
-          <w:lang w:val="zh_TW" w:bidi="zh_TW"/>
-        </w:rPr>
-        <w:t>、</w:t>
-      </w:r>
-      <w:hyperlink r:id="rId29">
-        <w:r>
-          <w:rPr>
-            <w:lang w:val="zh_TW" w:bidi="zh_TW"/>
-          </w:rPr>
-          <w:rPr>
-            <w:color w:val="0000EE"/>
-            <w:u w:val="single"/>
-          </w:rPr>
-          <w:t>耶利米書三十六章36節</w:t>
-        </w:r>
-      </w:hyperlink>
-      <w:r>
-        <w:rPr>
-          <w:lang w:val="zh_TW" w:bidi="zh_TW"/>
-        </w:rPr>
-        <w:t>、</w:t>
-      </w:r>
-      <w:hyperlink r:id="rId30">
-        <w:r>
-          <w:rPr>
-            <w:lang w:val="zh_TW" w:bidi="zh_TW"/>
-          </w:rPr>
-          <w:rPr>
-            <w:color w:val="0000EE"/>
-            <w:u w:val="single"/>
-          </w:rPr>
-          <w:t>以西結書二章9節至三章3節</w:t>
-        </w:r>
-      </w:hyperlink>
-      <w:r>
-        <w:rPr>
-          <w:lang w:val="zh_TW" w:bidi="zh_TW"/>
-        </w:rPr>
-        <w:t>提到卷軸式的書卷，但這些大可能是蒲草紙。</w:t>
+        <w:t>女人與男人一樣，完全是人。她是照著神的形像被造，反映神的本性。她能思想、創造、愛人，也能在她的文化、社群與日常生活中以多種方式服事。</w:t>
       </w:r>
     </w:p>
     <w:p>
@@ -743,7 +774,7 @@
         <w:rPr>
           <w:lang w:val="zh_TW" w:bidi="zh_TW"/>
         </w:rPr>
-        <w:t>約瑟夫記載了猶太人最早使用羊皮紙或皮革作為書寫材料，是在公元後一世紀末。然而在最近發現的死海古卷顯示，猶太人早在公元前100年就已經使用羊皮紙。《塔木德》要求律法必須寫在潔淨動物的皮上。會堂專用書籍中至今仍沿用這項規定。至於是否意味著一種古老的傳統尚不確定。</w:t>
+        <w:t>聖經經常將女人與生育聯繫起來。許多聖經中的女人，在生養與撫育兒女中找到極大意義。但聖經同樣表明，女人的價值並不取決於是否生育，而是在生命的各個層面都有價值。無論她是否有孩子，她在家庭、社群、教會以及神面前，都有自己獨立的身分。</w:t>
       </w:r>
     </w:p>
     <w:p>
@@ -757,36 +788,7 @@
         <w:rPr>
           <w:lang w:val="zh_TW" w:bidi="zh_TW"/>
         </w:rPr>
-        <w:t>一些死海古卷是寫在皮革上的。偉大的以賽亞書古卷約在公元前100年寫成，由17張皮紙縫合而成，長度接近7米（23英尺）。新約的原稿也大可能寫在蒲草紙上。在第一世紀的最後25年間約翰將他的第二封信寫在蒲草紙上（</w:t>
-      </w:r>
-      <w:hyperlink r:id="rId31">
-        <w:r>
-          <w:rPr>
-            <w:lang w:val="zh_TW" w:bidi="zh_TW"/>
-          </w:rPr>
-          <w:rPr>
-            <w:color w:val="0000EE"/>
-            <w:u w:val="single"/>
-          </w:rPr>
-          <w:t>約二1:12</w:t>
-        </w:r>
-      </w:hyperlink>
-      <w:r>
-        <w:rPr>
-          <w:lang w:val="zh_TW" w:bidi="zh_TW"/>
-        </w:rPr>
-        <w:t>）。</w:t>
-      </w:r>
-    </w:p>
-    <w:p>
-      <w:pPr>
-        <w:pStyle w:val="Heading3"/>
-      </w:pPr>
-      <w:r>
-        <w:rPr>
-          <w:lang w:val="zh_TW" w:bidi="zh_TW"/>
-        </w:rPr>
-        <w:t>皮革如何製成？人們如何看待皮革製作？</w:t>
+        <w:t>聖經也顯示，生育並非女人單獨的責任。丈夫是她的夥伴，他參與生命的起始，在生產的時候與她同在，並在孩子成長的過程中一同承擔照顧的責任。</w:t>
       </w:r>
     </w:p>
     <w:p>
@@ -800,9 +802,9 @@
         <w:rPr>
           <w:lang w:val="zh_TW" w:bidi="zh_TW"/>
         </w:rPr>
-        <w:t>鞣製是用各種物質處理動物皮，使其變成皮革的過程，藉此使皮更耐用且不易腐爛。舊約從沒有提及鞣製，但在</w:t>
-      </w:r>
-      <w:hyperlink r:id="rId24">
+        <w:t>聖經把女人與神特別的應許連結起來。在</w:t>
+      </w:r>
+      <w:hyperlink r:id="rId29">
         <w:r>
           <w:rPr>
             <w:lang w:val="zh_TW" w:bidi="zh_TW"/>
@@ -811,32 +813,14 @@
             <w:color w:val="0000EE"/>
             <w:u w:val="single"/>
           </w:rPr>
-          <w:t>出埃及記二十五章5節</w:t>
+          <w:t>創世記三章15節</w:t>
         </w:r>
       </w:hyperlink>
       <w:r>
         <w:rPr>
           <w:lang w:val="zh_TW" w:bidi="zh_TW"/>
         </w:rPr>
-        <w:t>和</w:t>
-      </w:r>
-      <w:hyperlink r:id="rId18">
-        <w:r>
-          <w:rPr>
-            <w:lang w:val="zh_TW" w:bidi="zh_TW"/>
-          </w:rPr>
-          <w:rPr>
-            <w:color w:val="0000EE"/>
-            <w:u w:val="single"/>
-          </w:rPr>
-          <w:t>利未記十三章48節</w:t>
-        </w:r>
-      </w:hyperlink>
-      <w:r>
-        <w:rPr>
-          <w:lang w:val="zh_TW" w:bidi="zh_TW"/>
-        </w:rPr>
-        <w:t>中有所暗示。鞣製之所以被視為不潔的行業，可能與使用不潔動物的皮和經常接觸死屍有關。城市中一般禁止鞣製活動。然而，處理動物皮以製成羊皮紙卻是一種光榮的職業。</w:t>
+        <w:t>中，當人第一次犯罪後，神賜下一個盼望的信息。祂說，有一天，女人的後裔要勝過那惡者，就是撒但。這個應許為生育帶來了新的意義，使它成為盼望與祝福的記號。</w:t>
       </w:r>
     </w:p>
     <w:p>
@@ -848,6 +832,484 @@
       </w:r>
       <w:r>
         <w:rPr>
+          <w:lang w:val="zh_TW" w:bidi="zh_TW"/>
+        </w:rPr>
+        <w:t>這個應許最終指向耶穌的降生，祂由女人而生。神藉著祂把救恩帶到世界。此後每一個新生命的誕生，都可以看作是這故事的一部分，使人謹記神藉著人的家庭，帶來生命與醫治的應許。</w:t>
+      </w:r>
+    </w:p>
+    <w:p>
+      <w:pPr/>
+      <w:r>
+        <w:rPr>
+          <w:lang w:val="zh_TW" w:bidi="zh_TW"/>
+        </w:rPr>
+      </w:r>
+      <w:r>
+        <w:rPr>
+          <w:lang w:val="zh_TW" w:bidi="zh_TW"/>
+        </w:rPr>
+        <w:t>有些基督徒在</w:t>
+      </w:r>
+      <w:hyperlink r:id="rId30">
+        <w:r>
+          <w:rPr>
+            <w:lang w:val="zh_TW" w:bidi="zh_TW"/>
+          </w:rPr>
+          <w:rPr>
+            <w:color w:val="0000EE"/>
+            <w:u w:val="single"/>
+          </w:rPr>
+          <w:t>提摩太前書二章15節</w:t>
+        </w:r>
+      </w:hyperlink>
+      <w:r>
+        <w:rPr>
+          <w:lang w:val="zh_TW" w:bidi="zh_TW"/>
+        </w:rPr>
+        <w:t>看到這個觀念，經文說婦人必因生產得救。這並不是說生兒育女能帶來救恩，而可能是指神的應許，會藉基督降生這段漫長的故事得以應驗。</w:t>
+      </w:r>
+    </w:p>
+    <w:p>
+      <w:pPr/>
+      <w:r>
+        <w:rPr>
+          <w:lang w:val="zh_TW" w:bidi="zh_TW"/>
+        </w:rPr>
+      </w:r>
+      <w:r>
+        <w:rPr>
+          <w:lang w:val="zh_TW" w:bidi="zh_TW"/>
+        </w:rPr>
+        <w:t>在舊約聖經的世界裡，人常以為女人的價值主要在於生兒養女。但聖經指出，女人的真正價值並不單單取決於生產。正如男人一樣，女人最深的使命是藉著信心在神裡面找到。</w:t>
+      </w:r>
+    </w:p>
+    <w:p>
+      <w:pPr/>
+      <w:r>
+        <w:rPr>
+          <w:lang w:val="zh_TW" w:bidi="zh_TW"/>
+        </w:rPr>
+      </w:r>
+      <w:r>
+        <w:rPr>
+          <w:lang w:val="zh_TW" w:bidi="zh_TW"/>
+        </w:rPr>
+        <w:t>女人也許有許多孩子，並因撫養兒女而感到滿足。然而，照顧兒女並不等同於認識並尊榮神。她與神的關係才是最重要的。</w:t>
+      </w:r>
+    </w:p>
+    <w:p>
+      <w:pPr/>
+      <w:r>
+        <w:rPr>
+          <w:lang w:val="zh_TW" w:bidi="zh_TW"/>
+        </w:rPr>
+      </w:r>
+      <w:r>
+        <w:rPr>
+          <w:lang w:val="zh_TW" w:bidi="zh_TW"/>
+        </w:rPr>
+        <w:t>一個沒有孩子，甚至沒有丈夫的女人，仍然擁有完全的價值和身分。她是照著神的形像被造的，能以許多方式服事祂。她的生命有意義，是因為神，而不是因為她的家庭地位。</w:t>
+      </w:r>
+    </w:p>
+    <w:p>
+      <w:pPr/>
+      <w:r>
+        <w:rPr>
+          <w:lang w:val="zh_TW" w:bidi="zh_TW"/>
+        </w:rPr>
+      </w:r>
+      <w:r>
+        <w:rPr>
+          <w:lang w:val="zh_TW" w:bidi="zh_TW"/>
+        </w:rPr>
+        <w:t>神在女人生命中的恩賜，能引導她在群體中，找到表明自己對神忠誠的方法。例如，女人和男人一樣都有機會許拿細耳人願（</w:t>
+      </w:r>
+      <w:hyperlink r:id="rId31">
+        <w:r>
+          <w:rPr>
+            <w:lang w:val="zh_TW" w:bidi="zh_TW"/>
+          </w:rPr>
+          <w:rPr>
+            <w:color w:val="0000EE"/>
+            <w:u w:val="single"/>
+          </w:rPr>
+          <w:t>民6:2，</w:t>
+        </w:r>
+      </w:hyperlink>
+      <w:r>
+        <w:rPr>
+          <w:lang w:val="zh_TW" w:bidi="zh_TW"/>
+        </w:rPr>
+        <w:t>另見</w:t>
+      </w:r>
+      <w:hyperlink r:id="rId32">
+        <w:r>
+          <w:rPr>
+            <w:lang w:val="zh_TW" w:bidi="zh_TW"/>
+          </w:rPr>
+          <w:rPr>
+            <w:color w:val="0000EE"/>
+            <w:u w:val="single"/>
+          </w:rPr>
+          <w:t>30</w:t>
+        </w:r>
+      </w:hyperlink>
+      <w:r>
+        <w:rPr>
+          <w:lang w:val="zh_TW" w:bidi="zh_TW"/>
+        </w:rPr>
+        <w:t>章）。</w:t>
+      </w:r>
+    </w:p>
+    <w:p>
+      <w:pPr/>
+      <w:r>
+        <w:rPr>
+          <w:lang w:val="zh_TW" w:bidi="zh_TW"/>
+        </w:rPr>
+      </w:r>
+      <w:r>
+        <w:rPr>
+          <w:lang w:val="zh_TW" w:bidi="zh_TW"/>
+        </w:rPr>
+        <w:t>聖經記載了許多在公開場合事奉神的女人。摩西和亞倫的姊姊米利暗是女先知，也是音樂家和百姓的領袖（</w:t>
+      </w:r>
+      <w:hyperlink r:id="rId33">
+        <w:r>
+          <w:rPr>
+            <w:lang w:val="zh_TW" w:bidi="zh_TW"/>
+          </w:rPr>
+          <w:rPr>
+            <w:color w:val="0000EE"/>
+            <w:u w:val="single"/>
+          </w:rPr>
+          <w:t>出15:20–21</w:t>
+        </w:r>
+      </w:hyperlink>
+      <w:r>
+        <w:rPr>
+          <w:lang w:val="zh_TW" w:bidi="zh_TW"/>
+        </w:rPr>
+        <w:t>；</w:t>
+      </w:r>
+      <w:hyperlink r:id="rId34">
+        <w:r>
+          <w:rPr>
+            <w:lang w:val="zh_TW" w:bidi="zh_TW"/>
+          </w:rPr>
+          <w:rPr>
+            <w:color w:val="0000EE"/>
+            <w:u w:val="single"/>
+          </w:rPr>
+          <w:t>民12章</w:t>
+        </w:r>
+      </w:hyperlink>
+      <w:r>
+        <w:rPr>
+          <w:lang w:val="zh_TW" w:bidi="zh_TW"/>
+        </w:rPr>
+        <w:t>）。在米利暗去世後多年，神仍提醒以色列人，祂曾把她賜給他們作領袖（</w:t>
+      </w:r>
+      <w:hyperlink r:id="rId35">
+        <w:r>
+          <w:rPr>
+            <w:lang w:val="zh_TW" w:bidi="zh_TW"/>
+          </w:rPr>
+          <w:rPr>
+            <w:color w:val="0000EE"/>
+            <w:u w:val="single"/>
+          </w:rPr>
+          <w:t>彌6:4</w:t>
+        </w:r>
+      </w:hyperlink>
+      <w:r>
+        <w:rPr>
+          <w:lang w:val="zh_TW" w:bidi="zh_TW"/>
+        </w:rPr>
+        <w:t>）。</w:t>
+      </w:r>
+    </w:p>
+    <w:p>
+      <w:pPr/>
+      <w:r>
+        <w:rPr>
+          <w:lang w:val="zh_TW" w:bidi="zh_TW"/>
+        </w:rPr>
+      </w:r>
+      <w:r>
+        <w:rPr>
+          <w:lang w:val="zh_TW" w:bidi="zh_TW"/>
+        </w:rPr>
+        <w:t>還有其他女人也過著忠心又勇敢的生活。底波拉是女先知，也是唯一被稱為以色列士師的女人（</w:t>
+      </w:r>
+      <w:hyperlink r:id="rId36">
+        <w:r>
+          <w:rPr>
+            <w:lang w:val="zh_TW" w:bidi="zh_TW"/>
+          </w:rPr>
+          <w:rPr>
+            <w:color w:val="0000EE"/>
+            <w:u w:val="single"/>
+          </w:rPr>
+          <w:t>士4–5章</w:t>
+        </w:r>
+      </w:hyperlink>
+      <w:r>
+        <w:rPr>
+          <w:lang w:val="zh_TW" w:bidi="zh_TW"/>
+        </w:rPr>
+        <w:t>）。以斯帖是一位希伯來女人，她成了波斯的王后，勇敢朝見亞哈隨魯王，使她的百姓得以脫離死亡。戶勒大是另一位女先知，當約西亞王開始帶領百姓歸向神時，戶勒大向王傳講神的信息（</w:t>
+      </w:r>
+      <w:hyperlink r:id="rId37">
+        <w:r>
+          <w:rPr>
+            <w:lang w:val="zh_TW" w:bidi="zh_TW"/>
+          </w:rPr>
+          <w:rPr>
+            <w:color w:val="0000EE"/>
+            <w:u w:val="single"/>
+          </w:rPr>
+          <w:t>代下34:22–28</w:t>
+        </w:r>
+      </w:hyperlink>
+      <w:r>
+        <w:rPr>
+          <w:lang w:val="zh_TW" w:bidi="zh_TW"/>
+        </w:rPr>
+        <w:t>）。這正是耶利米和西番雅的時代，雖然當時已有男先知，但神在那個時刻卻要藉著戶勒大說話。</w:t>
+      </w:r>
+    </w:p>
+    <w:p>
+      <w:pPr/>
+      <w:r>
+        <w:rPr>
+          <w:lang w:val="zh_TW" w:bidi="zh_TW"/>
+        </w:rPr>
+      </w:r>
+      <w:r>
+        <w:rPr>
+          <w:lang w:val="zh_TW" w:bidi="zh_TW"/>
+        </w:rPr>
+        <w:t>新約聖經也記載多位在公開事奉神的女人：</w:t>
+      </w:r>
+    </w:p>
+    <w:p>
+      <w:pPr>
+        <w:pStyle w:val="ListBullet"/>
+        <w:spacing w:line="240" w:lineRule="auto"/>
+        <w:ind w:left="720"/>
+      </w:pPr>
+      <w:r>
+        <w:rPr>
+          <w:lang w:val="zh_TW" w:bidi="zh_TW"/>
+        </w:rPr>
+      </w:r>
+      <w:r>
+        <w:rPr>
+          <w:lang w:val="zh_TW" w:bidi="zh_TW"/>
+        </w:rPr>
+        <w:t>腓利的女兒（她們是女先知）</w:t>
+      </w:r>
+    </w:p>
+    <w:p>
+      <w:pPr>
+        <w:pStyle w:val="ListBullet"/>
+        <w:spacing w:line="240" w:lineRule="auto"/>
+        <w:ind w:left="720"/>
+      </w:pPr>
+      <w:r>
+        <w:rPr>
+          <w:lang w:val="zh_TW" w:bidi="zh_TW"/>
+        </w:rPr>
+      </w:r>
+      <w:r>
+        <w:rPr>
+          <w:lang w:val="zh_TW" w:bidi="zh_TW"/>
+        </w:rPr>
+        <w:t>非比</w:t>
+      </w:r>
+    </w:p>
+    <w:p>
+      <w:pPr>
+        <w:pStyle w:val="ListBullet"/>
+        <w:spacing w:line="240" w:lineRule="auto"/>
+        <w:ind w:left="720"/>
+      </w:pPr>
+      <w:r>
+        <w:rPr>
+          <w:lang w:val="zh_TW" w:bidi="zh_TW"/>
+        </w:rPr>
+      </w:r>
+      <w:r>
+        <w:rPr>
+          <w:lang w:val="zh_TW" w:bidi="zh_TW"/>
+        </w:rPr>
+        <w:t>百基拉</w:t>
+      </w:r>
+    </w:p>
+    <w:p>
+      <w:pPr>
+        <w:pStyle w:val="ListBullet"/>
+        <w:spacing w:line="240" w:lineRule="auto"/>
+        <w:ind w:left="720"/>
+      </w:pPr>
+      <w:r>
+        <w:rPr>
+          <w:lang w:val="zh_TW" w:bidi="zh_TW"/>
+        </w:rPr>
+      </w:r>
+      <w:r>
+        <w:rPr>
+          <w:lang w:val="zh_TW" w:bidi="zh_TW"/>
+        </w:rPr>
+        <w:t>猶尼亞</w:t>
+      </w:r>
+    </w:p>
+    <w:p>
+      <w:pPr>
+        <w:pStyle w:val="ListBullet"/>
+        <w:spacing w:line="240" w:lineRule="auto"/>
+        <w:ind w:left="720"/>
+      </w:pPr>
+      <w:r>
+        <w:rPr>
+          <w:lang w:val="zh_TW" w:bidi="zh_TW"/>
+        </w:rPr>
+      </w:r>
+      <w:r>
+        <w:rPr>
+          <w:lang w:val="zh_TW" w:bidi="zh_TW"/>
+        </w:rPr>
+        <w:t>土非拿</w:t>
+      </w:r>
+    </w:p>
+    <w:p>
+      <w:pPr>
+        <w:pStyle w:val="ListBullet"/>
+        <w:spacing w:line="240" w:lineRule="auto"/>
+        <w:ind w:left="720"/>
+      </w:pPr>
+      <w:r>
+        <w:rPr>
+          <w:lang w:val="zh_TW" w:bidi="zh_TW"/>
+        </w:rPr>
+      </w:r>
+      <w:r>
+        <w:rPr>
+          <w:lang w:val="zh_TW" w:bidi="zh_TW"/>
+        </w:rPr>
+        <w:t>土富撒</w:t>
+      </w:r>
+    </w:p>
+    <w:p>
+      <w:pPr>
+        <w:pStyle w:val="ListBullet"/>
+        <w:spacing w:line="240" w:lineRule="auto"/>
+        <w:ind w:left="720"/>
+      </w:pPr>
+      <w:r>
+        <w:rPr>
+          <w:lang w:val="zh_TW" w:bidi="zh_TW"/>
+        </w:rPr>
+      </w:r>
+      <w:r>
+        <w:rPr>
+          <w:lang w:val="zh_TW" w:bidi="zh_TW"/>
+        </w:rPr>
+        <w:t>彼息</w:t>
+      </w:r>
+    </w:p>
+    <w:p>
+      <w:pPr>
+        <w:pStyle w:val="ListBullet"/>
+        <w:spacing w:line="240" w:lineRule="auto"/>
+        <w:ind w:left="720"/>
+      </w:pPr>
+      <w:r>
+        <w:rPr>
+          <w:lang w:val="zh_TW" w:bidi="zh_TW"/>
+        </w:rPr>
+      </w:r>
+      <w:r>
+        <w:rPr>
+          <w:lang w:val="zh_TW" w:bidi="zh_TW"/>
+        </w:rPr>
+        <w:t>友阿蝶</w:t>
+      </w:r>
+    </w:p>
+    <w:p>
+      <w:pPr>
+        <w:pStyle w:val="ListBullet"/>
+        <w:spacing w:line="240" w:lineRule="auto"/>
+        <w:ind w:left="720"/>
+      </w:pPr>
+      <w:r>
+        <w:rPr>
+          <w:lang w:val="zh_TW" w:bidi="zh_TW"/>
+        </w:rPr>
+      </w:r>
+      <w:r>
+        <w:rPr>
+          <w:lang w:val="zh_TW" w:bidi="zh_TW"/>
+        </w:rPr>
+        <w:t>循都基</w:t>
+      </w:r>
+    </w:p>
+    <w:p>
+      <w:pPr/>
+      <w:r>
+        <w:rPr>
+          <w:lang w:val="zh_TW" w:bidi="zh_TW"/>
+        </w:rPr>
+      </w:r>
+      <w:r>
+        <w:rPr>
+          <w:lang w:val="zh_TW" w:bidi="zh_TW"/>
+        </w:rPr>
+        <w:t>這些女人顯出先知約珥的預言，約珥曾說，有一天神的靈要澆灌在男女身上，他們都要說出神的話（</w:t>
+      </w:r>
+      <w:hyperlink r:id="rId38">
+        <w:r>
+          <w:rPr>
+            <w:lang w:val="zh_TW" w:bidi="zh_TW"/>
+          </w:rPr>
+          <w:rPr>
+            <w:color w:val="0000EE"/>
+            <w:u w:val="single"/>
+          </w:rPr>
+          <w:t>珥2:28–29</w:t>
+        </w:r>
+      </w:hyperlink>
+      <w:r>
+        <w:rPr>
+          <w:lang w:val="zh_TW" w:bidi="zh_TW"/>
+        </w:rPr>
+        <w:t>）。還有一些女人，如撒拉、路得和哈拿，她們在住處和家庭裡憑著信心事奉神。她們信靠神，並順服祂而生活。</w:t>
+      </w:r>
+    </w:p>
+    <w:p>
+      <w:pPr/>
+      <w:r>
+        <w:rPr>
+          <w:lang w:val="zh_TW" w:bidi="zh_TW"/>
+        </w:rPr>
+      </w:r>
+      <w:r>
+        <w:rPr>
+          <w:lang w:val="zh_TW" w:bidi="zh_TW"/>
+        </w:rPr>
+        <w:t>聖經中最受尊榮的女人，是耶穌的母親馬利亞。她信靠神，並生下救主。神讓夏娃的應許在馬利亞身上應驗；藉著她，那位戰勝人類仇敵的救主降生了。</w:t>
+      </w:r>
+    </w:p>
+    <w:p>
+      <w:pPr/>
+      <w:r>
+        <w:rPr>
+          <w:lang w:val="zh_TW" w:bidi="zh_TW"/>
+        </w:rPr>
+      </w:r>
+      <w:r>
+        <w:rPr>
           <w:i/>
           <w:lang w:val="zh_TW" w:bidi="zh_TW"/>
         </w:rPr>
@@ -857,19 +1319,19 @@
         <w:rPr>
           <w:lang w:val="zh_TW" w:bidi="zh_TW"/>
         </w:rPr>
-        <w:t>書信寫作，古代</w:t>
-      </w:r>
-      <w:r>
-        <w:rPr>
-          <w:lang w:val="zh_TW" w:bidi="zh_TW"/>
-        </w:rPr>
-        <w:t>；</w:t>
-      </w:r>
-      <w:r>
-        <w:rPr>
-          <w:lang w:val="zh_TW" w:bidi="zh_TW"/>
-        </w:rPr>
-        <w:t>寫作</w:t>
+        <w:t xml:space="preserve"> </w:t>
+      </w:r>
+      <w:r>
+        <w:rPr>
+          <w:lang w:val="zh_TW" w:bidi="zh_TW"/>
+        </w:rPr>
+        <w:t>夏娃；</w:t>
+      </w:r>
+      <w:r>
+        <w:rPr>
+          <w:lang w:val="zh_TW" w:bidi="zh_TW"/>
+        </w:rPr>
+        <w:t>人</w:t>
       </w:r>
       <w:r>
         <w:rPr>

--- a/zht/docx/104.content.docx
+++ b/zht/docx/104.content.docx
@@ -149,7 +149,7 @@
         <w:rPr>
           <w:lang w:val="zh_TW" w:bidi="zh_TW"/>
         </w:rPr>
-        <w:t>nv</w:t>
+        <w:t>min</w:t>
       </w:r>
       <w:r>
         <w:rPr>
@@ -212,7 +212,7 @@
         <w:rPr>
           <w:lang w:val="zh_TW" w:bidi="zh_TW"/>
         </w:rPr>
-        <w:t>女人</w:t>
+        <w:t>民數記</w:t>
       </w:r>
       <w:r>
         <w:rPr>
@@ -231,7 +231,20 @@
         <w:rPr>
           <w:lang w:val="zh_TW" w:bidi="zh_TW"/>
         </w:rPr>
-        <w:t>女人是成年的女性人類。神造女人為男人的伴侶（</w:t>
+        <w:t>聖經中的第四卷書。其書名（Numbers）是拉丁文武加大譯本的書名</w:t>
+      </w:r>
+      <w:r>
+        <w:rPr>
+          <w:i/>
+          <w:lang w:val="zh_TW" w:bidi="zh_TW"/>
+        </w:rPr>
+        <w:t>Numeri</w:t>
+      </w:r>
+      <w:r>
+        <w:rPr>
+          <w:lang w:val="zh_TW" w:bidi="zh_TW"/>
+        </w:rPr>
+        <w:t>的英文翻譯。本卷書之所以得名，是因為書中記錄了多種名冊，尤其在第</w:t>
       </w:r>
       <w:hyperlink r:id="rId13">
         <w:r>
@@ -242,25 +255,86 @@
             <w:color w:val="0000EE"/>
             <w:u w:val="single"/>
           </w:rPr>
-          <w:t>創2:18–22</w:t>
-        </w:r>
-      </w:hyperlink>
-      <w:r>
-        <w:rPr>
-          <w:lang w:val="zh_TW" w:bidi="zh_TW"/>
-        </w:rPr>
-        <w:t>）。</w:t>
-      </w:r>
-    </w:p>
-    <w:p>
-      <w:pPr>
-        <w:pStyle w:val="Heading3"/>
-      </w:pPr>
-      <w:r>
-        <w:rPr>
-          <w:lang w:val="zh_TW" w:bidi="zh_TW"/>
-        </w:rPr>
-        <w:t>神造女人</w:t>
+          <w:t>一</w:t>
+        </w:r>
+      </w:hyperlink>
+      <w:r>
+        <w:rPr>
+          <w:lang w:val="zh_TW" w:bidi="zh_TW"/>
+        </w:rPr>
+        <w:t>章和第</w:t>
+      </w:r>
+      <w:hyperlink r:id="rId14">
+        <w:r>
+          <w:rPr>
+            <w:lang w:val="zh_TW" w:bidi="zh_TW"/>
+          </w:rPr>
+          <w:rPr>
+            <w:color w:val="0000EE"/>
+            <w:u w:val="single"/>
+          </w:rPr>
+          <w:t>二十六</w:t>
+        </w:r>
+      </w:hyperlink>
+      <w:r>
+        <w:rPr>
+          <w:lang w:val="zh_TW" w:bidi="zh_TW"/>
+        </w:rPr>
+        <w:t>章中兩次數點軍隊，第</w:t>
+      </w:r>
+      <w:hyperlink r:id="rId15">
+        <w:r>
+          <w:rPr>
+            <w:lang w:val="zh_TW" w:bidi="zh_TW"/>
+          </w:rPr>
+          <w:rPr>
+            <w:color w:val="0000EE"/>
+            <w:u w:val="single"/>
+          </w:rPr>
+          <w:t>二</w:t>
+        </w:r>
+      </w:hyperlink>
+      <w:r>
+        <w:rPr>
+          <w:lang w:val="zh_TW" w:bidi="zh_TW"/>
+        </w:rPr>
+        <w:t>章中各支派安營與行軍的安排，以及第</w:t>
+      </w:r>
+      <w:hyperlink r:id="rId16">
+        <w:r>
+          <w:rPr>
+            <w:lang w:val="zh_TW" w:bidi="zh_TW"/>
+          </w:rPr>
+          <w:rPr>
+            <w:color w:val="0000EE"/>
+            <w:u w:val="single"/>
+          </w:rPr>
+          <w:t>三</w:t>
+        </w:r>
+      </w:hyperlink>
+      <w:r>
+        <w:rPr>
+          <w:lang w:val="zh_TW" w:bidi="zh_TW"/>
+        </w:rPr>
+        <w:t>章和第</w:t>
+      </w:r>
+      <w:hyperlink r:id="rId17">
+        <w:r>
+          <w:rPr>
+            <w:lang w:val="zh_TW" w:bidi="zh_TW"/>
+          </w:rPr>
+          <w:rPr>
+            <w:color w:val="0000EE"/>
+            <w:u w:val="single"/>
+          </w:rPr>
+          <w:t>四</w:t>
+        </w:r>
+      </w:hyperlink>
+      <w:r>
+        <w:rPr>
+          <w:lang w:val="zh_TW" w:bidi="zh_TW"/>
+        </w:rPr>
+        <w:t>章中數點利未人。</w:t>
       </w:r>
     </w:p>
     <w:p>
@@ -274,823 +348,7 @@
         <w:rPr>
           <w:lang w:val="zh_TW" w:bidi="zh_TW"/>
         </w:rPr>
-        <w:t>創世記有兩個記載，有關神如何造出第一個男人和女人。第一個記載在</w:t>
-      </w:r>
-      <w:hyperlink r:id="rId14">
-        <w:r>
-          <w:rPr>
-            <w:lang w:val="zh_TW" w:bidi="zh_TW"/>
-          </w:rPr>
-          <w:rPr>
-            <w:color w:val="0000EE"/>
-            <w:u w:val="single"/>
-          </w:rPr>
-          <w:t>創世記一章26至28節</w:t>
-        </w:r>
-      </w:hyperlink>
-      <w:r>
-        <w:rPr>
-          <w:lang w:val="zh_TW" w:bidi="zh_TW"/>
-        </w:rPr>
-        <w:t>，這處經文說神按著自己的形像造人，造男造女。男人和女人同樣有神的形像，表示他們都在地上反映神的大能與尊榮。神吩咐他們要生養眾多，治理世界。</w:t>
-      </w:r>
-      <w:hyperlink r:id="rId14">
-        <w:r>
-          <w:rPr>
-            <w:lang w:val="zh_TW" w:bidi="zh_TW"/>
-          </w:rPr>
-          <w:rPr>
-            <w:color w:val="0000EE"/>
-            <w:u w:val="single"/>
-          </w:rPr>
-          <w:t>創世記一章26至28節</w:t>
-        </w:r>
-      </w:hyperlink>
-      <w:r>
-        <w:rPr>
-          <w:lang w:val="zh_TW" w:bidi="zh_TW"/>
-        </w:rPr>
-        <w:t>沒有表明女人比男人次要，或她必須順服男人的權柄。相反，這段經文顯示男女共同彰顯造物主的形像。</w:t>
-      </w:r>
-    </w:p>
-    <w:p>
-      <w:pPr/>
-      <w:r>
-        <w:rPr>
-          <w:lang w:val="zh_TW" w:bidi="zh_TW"/>
-        </w:rPr>
-      </w:r>
-      <w:r>
-        <w:rPr>
-          <w:lang w:val="zh_TW" w:bidi="zh_TW"/>
-        </w:rPr>
-        <w:t>第二個有關神造女人的記載在</w:t>
-      </w:r>
-      <w:hyperlink r:id="rId15">
-        <w:r>
-          <w:rPr>
-            <w:lang w:val="zh_TW" w:bidi="zh_TW"/>
-          </w:rPr>
-          <w:rPr>
-            <w:color w:val="0000EE"/>
-            <w:u w:val="single"/>
-          </w:rPr>
-          <w:t>創世記二章20至25節</w:t>
-        </w:r>
-      </w:hyperlink>
-      <w:r>
-        <w:rPr>
-          <w:lang w:val="zh_TW" w:bidi="zh_TW"/>
-        </w:rPr>
-        <w:t>。在</w:t>
-      </w:r>
-      <w:hyperlink r:id="rId16">
-        <w:r>
-          <w:rPr>
-            <w:lang w:val="zh_TW" w:bidi="zh_TW"/>
-          </w:rPr>
-          <w:rPr>
-            <w:color w:val="0000EE"/>
-            <w:u w:val="single"/>
-          </w:rPr>
-          <w:t>創世記二章</w:t>
-        </w:r>
-      </w:hyperlink>
-      <w:r>
-        <w:rPr>
-          <w:lang w:val="zh_TW" w:bidi="zh_TW"/>
-        </w:rPr>
-        <w:t>中，神先造男人，後造女人。有些人認為這表明男人可能更重要。然而，在創世的敘事中，神常常分階段創造，從較簡單到更美好或更完整。</w:t>
-      </w:r>
-    </w:p>
-    <w:p>
-      <w:pPr/>
-      <w:r>
-        <w:rPr>
-          <w:lang w:val="zh_TW" w:bidi="zh_TW"/>
-        </w:rPr>
-      </w:r>
-      <w:r>
-        <w:rPr>
-          <w:lang w:val="zh_TW" w:bidi="zh_TW"/>
-        </w:rPr>
-        <w:t>由於神先造男人，男人就有權給女人起名（</w:t>
-      </w:r>
-      <w:hyperlink r:id="rId17">
-        <w:r>
-          <w:rPr>
-            <w:lang w:val="zh_TW" w:bidi="zh_TW"/>
-          </w:rPr>
-          <w:rPr>
-            <w:color w:val="0000EE"/>
-            <w:u w:val="single"/>
-          </w:rPr>
-          <w:t>創2:23</w:t>
-        </w:r>
-      </w:hyperlink>
-      <w:r>
-        <w:rPr>
-          <w:lang w:val="zh_TW" w:bidi="zh_TW"/>
-        </w:rPr>
-        <w:t>）。在閃族文化中，命名往往表達權柄或所有權。這可能意味著亞當給妻子起名是表達權柄的行為。然而，他給她的名字是「女人」，與「男人」這個詞緊密相關，表明男人肯定女人與他同等。因此，雖然在創造的次序上有先後，男人和女人仍然是夥伴。這種關係既有秩序，又有平等。</w:t>
-      </w:r>
-    </w:p>
-    <w:p>
-      <w:pPr/>
-      <w:r>
-        <w:rPr>
-          <w:lang w:val="zh_TW" w:bidi="zh_TW"/>
-        </w:rPr>
-      </w:r>
-      <w:hyperlink r:id="rId18">
-        <w:r>
-          <w:rPr>
-            <w:lang w:val="zh_TW" w:bidi="zh_TW"/>
-          </w:rPr>
-          <w:rPr>
-            <w:color w:val="0000EE"/>
-            <w:u w:val="single"/>
-          </w:rPr>
-          <w:t>創世記一</w:t>
-        </w:r>
-      </w:hyperlink>
-      <w:r>
-        <w:rPr>
-          <w:lang w:val="zh_TW" w:bidi="zh_TW"/>
-        </w:rPr>
-        <w:t>和</w:t>
-      </w:r>
-      <w:hyperlink r:id="rId16">
-        <w:r>
-          <w:rPr>
-            <w:lang w:val="zh_TW" w:bidi="zh_TW"/>
-          </w:rPr>
-          <w:rPr>
-            <w:color w:val="0000EE"/>
-            <w:u w:val="single"/>
-          </w:rPr>
-          <w:t>二章</w:t>
-        </w:r>
-      </w:hyperlink>
-      <w:r>
-        <w:rPr>
-          <w:lang w:val="zh_TW" w:bidi="zh_TW"/>
-        </w:rPr>
-        <w:t>描述男人和女人的平衡關係，他們是人類的第一對父母。神按著自己的形像造了他們兩人，他們是神計劃中的夥伴。然而，他們之間也有一對一的關係，其中一方帶領另一方。在罪進入世界之前（這事件通常稱為墮落），這種平等與帶領的平衡是和諧共存的。</w:t>
-      </w:r>
-    </w:p>
-    <w:p>
-      <w:pPr>
-        <w:pStyle w:val="Heading3"/>
-      </w:pPr>
-      <w:r>
-        <w:rPr>
-          <w:lang w:val="zh_TW" w:bidi="zh_TW"/>
-        </w:rPr>
-        <w:t>墮落後女人所經歷的改變</w:t>
-      </w:r>
-    </w:p>
-    <w:p>
-      <w:pPr/>
-      <w:r>
-        <w:rPr>
-          <w:lang w:val="zh_TW" w:bidi="zh_TW"/>
-        </w:rPr>
-      </w:r>
-      <w:hyperlink r:id="rId19">
-        <w:r>
-          <w:rPr>
-            <w:lang w:val="zh_TW" w:bidi="zh_TW"/>
-          </w:rPr>
-          <w:rPr>
-            <w:color w:val="0000EE"/>
-            <w:u w:val="single"/>
-          </w:rPr>
-          <w:t>創世記三章</w:t>
-        </w:r>
-      </w:hyperlink>
-      <w:r>
-        <w:rPr>
-          <w:lang w:val="zh_TW" w:bidi="zh_TW"/>
-        </w:rPr>
-        <w:t>記載罪進入世界的故事。因著罪，男人與女人之間原本良好的關係受到破壞。神對女人說，她在生產時必多受苦楚（</w:t>
-      </w:r>
-      <w:hyperlink r:id="rId20">
-        <w:r>
-          <w:rPr>
-            <w:lang w:val="zh_TW" w:bidi="zh_TW"/>
-          </w:rPr>
-          <w:rPr>
-            <w:color w:val="0000EE"/>
-            <w:u w:val="single"/>
-          </w:rPr>
-          <w:t>創3:16</w:t>
-        </w:r>
-      </w:hyperlink>
-      <w:r>
-        <w:rPr>
-          <w:lang w:val="zh_TW" w:bidi="zh_TW"/>
-        </w:rPr>
-        <w:t>）。祂也說，她與丈夫的關係從此會包含衝突。神說：「你必戀慕你丈夫；你丈夫必管轄你。」</w:t>
-      </w:r>
-    </w:p>
-    <w:p>
-      <w:pPr/>
-      <w:r>
-        <w:rPr>
-          <w:lang w:val="zh_TW" w:bidi="zh_TW"/>
-        </w:rPr>
-      </w:r>
-      <w:r>
-        <w:rPr>
-          <w:lang w:val="zh_TW" w:bidi="zh_TW"/>
-        </w:rPr>
-        <w:t>在</w:t>
-      </w:r>
-      <w:hyperlink r:id="rId19">
-        <w:r>
-          <w:rPr>
-            <w:lang w:val="zh_TW" w:bidi="zh_TW"/>
-          </w:rPr>
-          <w:rPr>
-            <w:color w:val="0000EE"/>
-            <w:u w:val="single"/>
-          </w:rPr>
-          <w:t>創世記三</w:t>
-        </w:r>
-      </w:hyperlink>
-      <w:r>
-        <w:rPr>
-          <w:lang w:val="zh_TW" w:bidi="zh_TW"/>
-        </w:rPr>
-        <w:t>和</w:t>
-      </w:r>
-      <w:hyperlink r:id="rId21">
-        <w:r>
-          <w:rPr>
-            <w:lang w:val="zh_TW" w:bidi="zh_TW"/>
-          </w:rPr>
-          <w:rPr>
-            <w:color w:val="0000EE"/>
-            <w:u w:val="single"/>
-          </w:rPr>
-          <w:t>四節</w:t>
-        </w:r>
-      </w:hyperlink>
-      <w:r>
-        <w:rPr>
-          <w:lang w:val="zh_TW" w:bidi="zh_TW"/>
-        </w:rPr>
-        <w:t>的經文中，希伯來文「戀慕（</w:t>
-      </w:r>
-      <w:r>
-        <w:rPr>
-          <w:i/>
-          <w:lang w:val="zh_TW" w:bidi="zh_TW"/>
-        </w:rPr>
-        <w:t>teshuqah</w:t>
-      </w:r>
-      <w:r>
-        <w:rPr>
-          <w:lang w:val="zh_TW" w:bidi="zh_TW"/>
-        </w:rPr>
-        <w:t>）」一詞並不是指性的渴望，而是指想要掌控或支配（</w:t>
-      </w:r>
-      <w:r>
-        <w:rPr>
-          <w:i/>
-          <w:lang w:val="zh_TW" w:bidi="zh_TW"/>
-        </w:rPr>
-        <w:t>teshuqah</w:t>
-      </w:r>
-      <w:r>
-        <w:rPr>
-          <w:lang w:val="zh_TW" w:bidi="zh_TW"/>
-        </w:rPr>
-        <w:t>的性意義出現在</w:t>
-      </w:r>
-      <w:hyperlink r:id="rId22">
-        <w:r>
-          <w:rPr>
-            <w:lang w:val="zh_TW" w:bidi="zh_TW"/>
-          </w:rPr>
-          <w:rPr>
-            <w:color w:val="0000EE"/>
-            <w:u w:val="single"/>
-          </w:rPr>
-          <w:t>歌7:10</w:t>
-        </w:r>
-      </w:hyperlink>
-      <w:r>
-        <w:rPr>
-          <w:lang w:val="zh_TW" w:bidi="zh_TW"/>
-        </w:rPr>
-        <w:t>）。因著罪，女人可能想要掌控她的丈夫；同時，男人也可能以嚴苛的方式管轄她。這並不是神起初設計的關係，罪使兩個原本平等的夥伴互相爭鬥。</w:t>
-      </w:r>
-    </w:p>
-    <w:p>
-      <w:pPr/>
-      <w:r>
-        <w:rPr>
-          <w:lang w:val="zh_TW" w:bidi="zh_TW"/>
-        </w:rPr>
-      </w:r>
-      <w:r>
-        <w:rPr>
-          <w:lang w:val="zh_TW" w:bidi="zh_TW"/>
-        </w:rPr>
-        <w:t>使徒保羅在以弗所書中，對丈夫和妻子提出指引。他教導說，男人和女人都需要被神的靈改變。保羅說：「們作妻子的，當順服自己的丈夫，如同順服主」（</w:t>
-      </w:r>
-      <w:hyperlink r:id="rId23">
-        <w:r>
-          <w:rPr>
-            <w:lang w:val="zh_TW" w:bidi="zh_TW"/>
-          </w:rPr>
-          <w:rPr>
-            <w:color w:val="0000EE"/>
-            <w:u w:val="single"/>
-          </w:rPr>
-          <w:t>弗5:22</w:t>
-        </w:r>
-      </w:hyperlink>
-      <w:r>
-        <w:rPr>
-          <w:lang w:val="zh_TW" w:bidi="zh_TW"/>
-        </w:rPr>
-        <w:t>）。這意思是，妻子應當尊重丈夫，跟隨他的帶領，就像她跟隨耶穌一樣。保羅解釋說，丈夫蒙召作帶領，是要反映基督帶領教會的方式（</w:t>
-      </w:r>
-      <w:hyperlink r:id="rId24">
-        <w:r>
-          <w:rPr>
-            <w:lang w:val="zh_TW" w:bidi="zh_TW"/>
-          </w:rPr>
-          <w:rPr>
-            <w:color w:val="0000EE"/>
-            <w:u w:val="single"/>
-          </w:rPr>
-          <w:t>弗5:23</w:t>
-        </w:r>
-      </w:hyperlink>
-      <w:r>
-        <w:rPr>
-          <w:lang w:val="zh_TW" w:bidi="zh_TW"/>
-        </w:rPr>
-        <w:t>）。</w:t>
-      </w:r>
-    </w:p>
-    <w:p>
-      <w:pPr/>
-      <w:r>
-        <w:rPr>
-          <w:lang w:val="zh_TW" w:bidi="zh_TW"/>
-        </w:rPr>
-      </w:r>
-      <w:r>
-        <w:rPr>
-          <w:lang w:val="zh_TW" w:bidi="zh_TW"/>
-        </w:rPr>
-        <w:t>但保羅也鄭重地對丈夫說，他們必須愛妻子，「正如基督愛教會，為教會捨己」（</w:t>
-      </w:r>
-      <w:hyperlink r:id="rId25">
-        <w:r>
-          <w:rPr>
-            <w:lang w:val="zh_TW" w:bidi="zh_TW"/>
-          </w:rPr>
-          <w:rPr>
-            <w:color w:val="0000EE"/>
-            <w:u w:val="single"/>
-          </w:rPr>
-          <w:t>弗5:25</w:t>
-        </w:r>
-      </w:hyperlink>
-      <w:r>
-        <w:rPr>
-          <w:lang w:val="zh_TW" w:bidi="zh_TW"/>
-        </w:rPr>
-        <w:t>）。這樣的愛並不是嚴苛或控制的，而是充滿關懷、犧牲和溫柔。</w:t>
-      </w:r>
-    </w:p>
-    <w:p>
-      <w:pPr/>
-      <w:r>
-        <w:rPr>
-          <w:lang w:val="zh_TW" w:bidi="zh_TW"/>
-        </w:rPr>
-      </w:r>
-      <w:r>
-        <w:rPr>
-          <w:lang w:val="zh_TW" w:bidi="zh_TW"/>
-        </w:rPr>
-        <w:t>保羅在</w:t>
-      </w:r>
-      <w:hyperlink r:id="rId26">
-        <w:r>
-          <w:rPr>
-            <w:lang w:val="zh_TW" w:bidi="zh_TW"/>
-          </w:rPr>
-          <w:rPr>
-            <w:color w:val="0000EE"/>
-            <w:u w:val="single"/>
-          </w:rPr>
-          <w:t>以弗所書五章31節</w:t>
-        </w:r>
-      </w:hyperlink>
-      <w:r>
-        <w:rPr>
-          <w:lang w:val="zh_TW" w:bidi="zh_TW"/>
-        </w:rPr>
-        <w:t>引用</w:t>
-      </w:r>
-      <w:hyperlink r:id="rId27">
-        <w:r>
-          <w:rPr>
-            <w:lang w:val="zh_TW" w:bidi="zh_TW"/>
-          </w:rPr>
-          <w:rPr>
-            <w:color w:val="0000EE"/>
-            <w:u w:val="single"/>
-          </w:rPr>
-          <w:t>創世記二章24節</w:t>
-        </w:r>
-      </w:hyperlink>
-      <w:r>
-        <w:rPr>
-          <w:lang w:val="zh_TW" w:bidi="zh_TW"/>
-        </w:rPr>
-        <w:t>，提醒讀者婚姻本是為了帶來深切的合一。在基督裡，可以恢復這合一。丈夫和妻子在價值上仍是平等的，他們的角色雖然不同，但彼此的關係卻建立在愛、尊重與互相順服上</w:t>
-      </w:r>
-      <w:hyperlink r:id="rId28">
-        <w:r>
-          <w:rPr>
-            <w:lang w:val="zh_TW" w:bidi="zh_TW"/>
-          </w:rPr>
-          <w:rPr>
-            <w:color w:val="0000EE"/>
-            <w:u w:val="single"/>
-          </w:rPr>
-          <w:t>（弗5:21）</w:t>
-        </w:r>
-      </w:hyperlink>
-      <w:r>
-        <w:rPr>
-          <w:lang w:val="zh_TW" w:bidi="zh_TW"/>
-        </w:rPr>
-        <w:t>。當他們一同跟隨耶穌，就開始恢復伊甸園裡的和平與喜樂。</w:t>
-      </w:r>
-    </w:p>
-    <w:p>
-      <w:pPr>
-        <w:pStyle w:val="Heading3"/>
-      </w:pPr>
-      <w:r>
-        <w:rPr>
-          <w:lang w:val="zh_TW" w:bidi="zh_TW"/>
-        </w:rPr>
-        <w:t>聖經中女人與生命的關係</w:t>
-      </w:r>
-    </w:p>
-    <w:p>
-      <w:pPr/>
-      <w:r>
-        <w:rPr>
-          <w:lang w:val="zh_TW" w:bidi="zh_TW"/>
-        </w:rPr>
-      </w:r>
-      <w:r>
-        <w:rPr>
-          <w:lang w:val="zh_TW" w:bidi="zh_TW"/>
-        </w:rPr>
-        <w:t>女人與男人一樣，完全是人。她是照著神的形像被造，反映神的本性。她能思想、創造、愛人，也能在她的文化、社群與日常生活中以多種方式服事。</w:t>
-      </w:r>
-    </w:p>
-    <w:p>
-      <w:pPr/>
-      <w:r>
-        <w:rPr>
-          <w:lang w:val="zh_TW" w:bidi="zh_TW"/>
-        </w:rPr>
-      </w:r>
-      <w:r>
-        <w:rPr>
-          <w:lang w:val="zh_TW" w:bidi="zh_TW"/>
-        </w:rPr>
-        <w:t>聖經經常將女人與生育聯繫起來。許多聖經中的女人，在生養與撫育兒女中找到極大意義。但聖經同樣表明，女人的價值並不取決於是否生育，而是在生命的各個層面都有價值。無論她是否有孩子，她在家庭、社群、教會以及神面前，都有自己獨立的身分。</w:t>
-      </w:r>
-    </w:p>
-    <w:p>
-      <w:pPr/>
-      <w:r>
-        <w:rPr>
-          <w:lang w:val="zh_TW" w:bidi="zh_TW"/>
-        </w:rPr>
-      </w:r>
-      <w:r>
-        <w:rPr>
-          <w:lang w:val="zh_TW" w:bidi="zh_TW"/>
-        </w:rPr>
-        <w:t>聖經也顯示，生育並非女人單獨的責任。丈夫是她的夥伴，他參與生命的起始，在生產的時候與她同在，並在孩子成長的過程中一同承擔照顧的責任。</w:t>
-      </w:r>
-    </w:p>
-    <w:p>
-      <w:pPr/>
-      <w:r>
-        <w:rPr>
-          <w:lang w:val="zh_TW" w:bidi="zh_TW"/>
-        </w:rPr>
-      </w:r>
-      <w:r>
-        <w:rPr>
-          <w:lang w:val="zh_TW" w:bidi="zh_TW"/>
-        </w:rPr>
-        <w:t>聖經把女人與神特別的應許連結起來。在</w:t>
-      </w:r>
-      <w:hyperlink r:id="rId29">
-        <w:r>
-          <w:rPr>
-            <w:lang w:val="zh_TW" w:bidi="zh_TW"/>
-          </w:rPr>
-          <w:rPr>
-            <w:color w:val="0000EE"/>
-            <w:u w:val="single"/>
-          </w:rPr>
-          <w:t>創世記三章15節</w:t>
-        </w:r>
-      </w:hyperlink>
-      <w:r>
-        <w:rPr>
-          <w:lang w:val="zh_TW" w:bidi="zh_TW"/>
-        </w:rPr>
-        <w:t>中，當人第一次犯罪後，神賜下一個盼望的信息。祂說，有一天，女人的後裔要勝過那惡者，就是撒但。這個應許為生育帶來了新的意義，使它成為盼望與祝福的記號。</w:t>
-      </w:r>
-    </w:p>
-    <w:p>
-      <w:pPr/>
-      <w:r>
-        <w:rPr>
-          <w:lang w:val="zh_TW" w:bidi="zh_TW"/>
-        </w:rPr>
-      </w:r>
-      <w:r>
-        <w:rPr>
-          <w:lang w:val="zh_TW" w:bidi="zh_TW"/>
-        </w:rPr>
-        <w:t>這個應許最終指向耶穌的降生，祂由女人而生。神藉著祂把救恩帶到世界。此後每一個新生命的誕生，都可以看作是這故事的一部分，使人謹記神藉著人的家庭，帶來生命與醫治的應許。</w:t>
-      </w:r>
-    </w:p>
-    <w:p>
-      <w:pPr/>
-      <w:r>
-        <w:rPr>
-          <w:lang w:val="zh_TW" w:bidi="zh_TW"/>
-        </w:rPr>
-      </w:r>
-      <w:r>
-        <w:rPr>
-          <w:lang w:val="zh_TW" w:bidi="zh_TW"/>
-        </w:rPr>
-        <w:t>有些基督徒在</w:t>
-      </w:r>
-      <w:hyperlink r:id="rId30">
-        <w:r>
-          <w:rPr>
-            <w:lang w:val="zh_TW" w:bidi="zh_TW"/>
-          </w:rPr>
-          <w:rPr>
-            <w:color w:val="0000EE"/>
-            <w:u w:val="single"/>
-          </w:rPr>
-          <w:t>提摩太前書二章15節</w:t>
-        </w:r>
-      </w:hyperlink>
-      <w:r>
-        <w:rPr>
-          <w:lang w:val="zh_TW" w:bidi="zh_TW"/>
-        </w:rPr>
-        <w:t>看到這個觀念，經文說婦人必因生產得救。這並不是說生兒育女能帶來救恩，而可能是指神的應許，會藉基督降生這段漫長的故事得以應驗。</w:t>
-      </w:r>
-    </w:p>
-    <w:p>
-      <w:pPr/>
-      <w:r>
-        <w:rPr>
-          <w:lang w:val="zh_TW" w:bidi="zh_TW"/>
-        </w:rPr>
-      </w:r>
-      <w:r>
-        <w:rPr>
-          <w:lang w:val="zh_TW" w:bidi="zh_TW"/>
-        </w:rPr>
-        <w:t>在舊約聖經的世界裡，人常以為女人的價值主要在於生兒養女。但聖經指出，女人的真正價值並不單單取決於生產。正如男人一樣，女人最深的使命是藉著信心在神裡面找到。</w:t>
-      </w:r>
-    </w:p>
-    <w:p>
-      <w:pPr/>
-      <w:r>
-        <w:rPr>
-          <w:lang w:val="zh_TW" w:bidi="zh_TW"/>
-        </w:rPr>
-      </w:r>
-      <w:r>
-        <w:rPr>
-          <w:lang w:val="zh_TW" w:bidi="zh_TW"/>
-        </w:rPr>
-        <w:t>女人也許有許多孩子，並因撫養兒女而感到滿足。然而，照顧兒女並不等同於認識並尊榮神。她與神的關係才是最重要的。</w:t>
-      </w:r>
-    </w:p>
-    <w:p>
-      <w:pPr/>
-      <w:r>
-        <w:rPr>
-          <w:lang w:val="zh_TW" w:bidi="zh_TW"/>
-        </w:rPr>
-      </w:r>
-      <w:r>
-        <w:rPr>
-          <w:lang w:val="zh_TW" w:bidi="zh_TW"/>
-        </w:rPr>
-        <w:t>一個沒有孩子，甚至沒有丈夫的女人，仍然擁有完全的價值和身分。她是照著神的形像被造的，能以許多方式服事祂。她的生命有意義，是因為神，而不是因為她的家庭地位。</w:t>
-      </w:r>
-    </w:p>
-    <w:p>
-      <w:pPr/>
-      <w:r>
-        <w:rPr>
-          <w:lang w:val="zh_TW" w:bidi="zh_TW"/>
-        </w:rPr>
-      </w:r>
-      <w:r>
-        <w:rPr>
-          <w:lang w:val="zh_TW" w:bidi="zh_TW"/>
-        </w:rPr>
-        <w:t>神在女人生命中的恩賜，能引導她在群體中，找到表明自己對神忠誠的方法。例如，女人和男人一樣都有機會許拿細耳人願（</w:t>
-      </w:r>
-      <w:hyperlink r:id="rId31">
-        <w:r>
-          <w:rPr>
-            <w:lang w:val="zh_TW" w:bidi="zh_TW"/>
-          </w:rPr>
-          <w:rPr>
-            <w:color w:val="0000EE"/>
-            <w:u w:val="single"/>
-          </w:rPr>
-          <w:t>民6:2，</w:t>
-        </w:r>
-      </w:hyperlink>
-      <w:r>
-        <w:rPr>
-          <w:lang w:val="zh_TW" w:bidi="zh_TW"/>
-        </w:rPr>
-        <w:t>另見</w:t>
-      </w:r>
-      <w:hyperlink r:id="rId32">
-        <w:r>
-          <w:rPr>
-            <w:lang w:val="zh_TW" w:bidi="zh_TW"/>
-          </w:rPr>
-          <w:rPr>
-            <w:color w:val="0000EE"/>
-            <w:u w:val="single"/>
-          </w:rPr>
-          <w:t>30</w:t>
-        </w:r>
-      </w:hyperlink>
-      <w:r>
-        <w:rPr>
-          <w:lang w:val="zh_TW" w:bidi="zh_TW"/>
-        </w:rPr>
-        <w:t>章）。</w:t>
-      </w:r>
-    </w:p>
-    <w:p>
-      <w:pPr/>
-      <w:r>
-        <w:rPr>
-          <w:lang w:val="zh_TW" w:bidi="zh_TW"/>
-        </w:rPr>
-      </w:r>
-      <w:r>
-        <w:rPr>
-          <w:lang w:val="zh_TW" w:bidi="zh_TW"/>
-        </w:rPr>
-        <w:t>聖經記載了許多在公開場合事奉神的女人。摩西和亞倫的姊姊米利暗是女先知，也是音樂家和百姓的領袖（</w:t>
-      </w:r>
-      <w:hyperlink r:id="rId33">
-        <w:r>
-          <w:rPr>
-            <w:lang w:val="zh_TW" w:bidi="zh_TW"/>
-          </w:rPr>
-          <w:rPr>
-            <w:color w:val="0000EE"/>
-            <w:u w:val="single"/>
-          </w:rPr>
-          <w:t>出15:20–21</w:t>
-        </w:r>
-      </w:hyperlink>
-      <w:r>
-        <w:rPr>
-          <w:lang w:val="zh_TW" w:bidi="zh_TW"/>
-        </w:rPr>
-        <w:t>；</w:t>
-      </w:r>
-      <w:hyperlink r:id="rId34">
-        <w:r>
-          <w:rPr>
-            <w:lang w:val="zh_TW" w:bidi="zh_TW"/>
-          </w:rPr>
-          <w:rPr>
-            <w:color w:val="0000EE"/>
-            <w:u w:val="single"/>
-          </w:rPr>
-          <w:t>民12章</w:t>
-        </w:r>
-      </w:hyperlink>
-      <w:r>
-        <w:rPr>
-          <w:lang w:val="zh_TW" w:bidi="zh_TW"/>
-        </w:rPr>
-        <w:t>）。在米利暗去世後多年，神仍提醒以色列人，祂曾把她賜給他們作領袖（</w:t>
-      </w:r>
-      <w:hyperlink r:id="rId35">
-        <w:r>
-          <w:rPr>
-            <w:lang w:val="zh_TW" w:bidi="zh_TW"/>
-          </w:rPr>
-          <w:rPr>
-            <w:color w:val="0000EE"/>
-            <w:u w:val="single"/>
-          </w:rPr>
-          <w:t>彌6:4</w:t>
-        </w:r>
-      </w:hyperlink>
-      <w:r>
-        <w:rPr>
-          <w:lang w:val="zh_TW" w:bidi="zh_TW"/>
-        </w:rPr>
-        <w:t>）。</w:t>
-      </w:r>
-    </w:p>
-    <w:p>
-      <w:pPr/>
-      <w:r>
-        <w:rPr>
-          <w:lang w:val="zh_TW" w:bidi="zh_TW"/>
-        </w:rPr>
-      </w:r>
-      <w:r>
-        <w:rPr>
-          <w:lang w:val="zh_TW" w:bidi="zh_TW"/>
-        </w:rPr>
-        <w:t>還有其他女人也過著忠心又勇敢的生活。底波拉是女先知，也是唯一被稱為以色列士師的女人（</w:t>
-      </w:r>
-      <w:hyperlink r:id="rId36">
-        <w:r>
-          <w:rPr>
-            <w:lang w:val="zh_TW" w:bidi="zh_TW"/>
-          </w:rPr>
-          <w:rPr>
-            <w:color w:val="0000EE"/>
-            <w:u w:val="single"/>
-          </w:rPr>
-          <w:t>士4–5章</w:t>
-        </w:r>
-      </w:hyperlink>
-      <w:r>
-        <w:rPr>
-          <w:lang w:val="zh_TW" w:bidi="zh_TW"/>
-        </w:rPr>
-        <w:t>）。以斯帖是一位希伯來女人，她成了波斯的王后，勇敢朝見亞哈隨魯王，使她的百姓得以脫離死亡。戶勒大是另一位女先知，當約西亞王開始帶領百姓歸向神時，戶勒大向王傳講神的信息（</w:t>
-      </w:r>
-      <w:hyperlink r:id="rId37">
-        <w:r>
-          <w:rPr>
-            <w:lang w:val="zh_TW" w:bidi="zh_TW"/>
-          </w:rPr>
-          <w:rPr>
-            <w:color w:val="0000EE"/>
-            <w:u w:val="single"/>
-          </w:rPr>
-          <w:t>代下34:22–28</w:t>
-        </w:r>
-      </w:hyperlink>
-      <w:r>
-        <w:rPr>
-          <w:lang w:val="zh_TW" w:bidi="zh_TW"/>
-        </w:rPr>
-        <w:t>）。這正是耶利米和西番雅的時代，雖然當時已有男先知，但神在那個時刻卻要藉著戶勒大說話。</w:t>
-      </w:r>
-    </w:p>
-    <w:p>
-      <w:pPr/>
-      <w:r>
-        <w:rPr>
-          <w:lang w:val="zh_TW" w:bidi="zh_TW"/>
-        </w:rPr>
-      </w:r>
-      <w:r>
-        <w:rPr>
-          <w:lang w:val="zh_TW" w:bidi="zh_TW"/>
-        </w:rPr>
-        <w:t>新約聖經也記載多位在公開事奉神的女人：</w:t>
+        <w:t>概述</w:t>
       </w:r>
     </w:p>
     <w:p>
@@ -1106,9 +364,10 @@
       </w:r>
       <w:r>
         <w:rPr>
-          <w:lang w:val="zh_TW" w:bidi="zh_TW"/>
-        </w:rPr>
-        <w:t>腓利的女兒（她們是女先知）</w:t>
+          <w:u w:val="single"/>
+          <w:lang w:val="zh_TW" w:bidi="zh_TW"/>
+        </w:rPr>
+        <w:t>作者</w:t>
       </w:r>
     </w:p>
     <w:p>
@@ -1124,9 +383,10 @@
       </w:r>
       <w:r>
         <w:rPr>
-          <w:lang w:val="zh_TW" w:bidi="zh_TW"/>
-        </w:rPr>
-        <w:t>非比</w:t>
+          <w:u w:val="single"/>
+          <w:lang w:val="zh_TW" w:bidi="zh_TW"/>
+        </w:rPr>
+        <w:t>背景</w:t>
       </w:r>
     </w:p>
     <w:p>
@@ -1142,9 +402,10 @@
       </w:r>
       <w:r>
         <w:rPr>
-          <w:lang w:val="zh_TW" w:bidi="zh_TW"/>
-        </w:rPr>
-        <w:t>百基拉</w:t>
+          <w:u w:val="single"/>
+          <w:lang w:val="zh_TW" w:bidi="zh_TW"/>
+        </w:rPr>
+        <w:t>目的</w:t>
       </w:r>
     </w:p>
     <w:p>
@@ -1160,9 +421,10 @@
       </w:r>
       <w:r>
         <w:rPr>
-          <w:lang w:val="zh_TW" w:bidi="zh_TW"/>
-        </w:rPr>
-        <w:t>猶尼亞</w:t>
+          <w:u w:val="single"/>
+          <w:lang w:val="zh_TW" w:bidi="zh_TW"/>
+        </w:rPr>
+        <w:t>內容</w:t>
       </w:r>
     </w:p>
     <w:p>
@@ -1178,81 +440,21 @@
       </w:r>
       <w:r>
         <w:rPr>
-          <w:lang w:val="zh_TW" w:bidi="zh_TW"/>
-        </w:rPr>
-        <w:t>土非拿</w:t>
-      </w:r>
-    </w:p>
-    <w:p>
-      <w:pPr>
-        <w:pStyle w:val="ListBullet"/>
-        <w:spacing w:line="240" w:lineRule="auto"/>
-        <w:ind w:left="720"/>
-      </w:pPr>
-      <w:r>
-        <w:rPr>
-          <w:lang w:val="zh_TW" w:bidi="zh_TW"/>
-        </w:rPr>
-      </w:r>
-      <w:r>
-        <w:rPr>
-          <w:lang w:val="zh_TW" w:bidi="zh_TW"/>
-        </w:rPr>
-        <w:t>土富撒</w:t>
-      </w:r>
-    </w:p>
-    <w:p>
-      <w:pPr>
-        <w:pStyle w:val="ListBullet"/>
-        <w:spacing w:line="240" w:lineRule="auto"/>
-        <w:ind w:left="720"/>
-      </w:pPr>
-      <w:r>
-        <w:rPr>
-          <w:lang w:val="zh_TW" w:bidi="zh_TW"/>
-        </w:rPr>
-      </w:r>
-      <w:r>
-        <w:rPr>
-          <w:lang w:val="zh_TW" w:bidi="zh_TW"/>
-        </w:rPr>
-        <w:t>彼息</w:t>
-      </w:r>
-    </w:p>
-    <w:p>
-      <w:pPr>
-        <w:pStyle w:val="ListBullet"/>
-        <w:spacing w:line="240" w:lineRule="auto"/>
-        <w:ind w:left="720"/>
-      </w:pPr>
-      <w:r>
-        <w:rPr>
-          <w:lang w:val="zh_TW" w:bidi="zh_TW"/>
-        </w:rPr>
-      </w:r>
-      <w:r>
-        <w:rPr>
-          <w:lang w:val="zh_TW" w:bidi="zh_TW"/>
-        </w:rPr>
-        <w:t>友阿蝶</w:t>
-      </w:r>
-    </w:p>
-    <w:p>
-      <w:pPr>
-        <w:pStyle w:val="ListBullet"/>
-        <w:spacing w:line="240" w:lineRule="auto"/>
-        <w:ind w:left="720"/>
-      </w:pPr>
-      <w:r>
-        <w:rPr>
-          <w:lang w:val="zh_TW" w:bidi="zh_TW"/>
-        </w:rPr>
-      </w:r>
-      <w:r>
-        <w:rPr>
-          <w:lang w:val="zh_TW" w:bidi="zh_TW"/>
-        </w:rPr>
-        <w:t>循都基</w:t>
+          <w:u w:val="single"/>
+          <w:lang w:val="zh_TW" w:bidi="zh_TW"/>
+        </w:rPr>
+        <w:t>神學教導</w:t>
+      </w:r>
+    </w:p>
+    <w:p>
+      <w:pPr>
+        <w:pStyle w:val="Heading3"/>
+      </w:pPr>
+      <w:r>
+        <w:rPr>
+          <w:lang w:val="zh_TW" w:bidi="zh_TW"/>
+        </w:rPr>
+        <w:t>作者</w:t>
       </w:r>
     </w:p>
     <w:p>
@@ -1266,7 +468,500 @@
         <w:rPr>
           <w:lang w:val="zh_TW" w:bidi="zh_TW"/>
         </w:rPr>
-        <w:t>這些女人顯出先知約珥的預言，約珥曾說，有一天神的靈要澆灌在男女身上，他們都要說出神的話（</w:t>
+        <w:t>關於誰是民數記作者的問題，屬於誰是五經作者這個更大問題的一部分。直到19世紀高等批判的文獻理論出現之前，猶太人與基督徒幾乎一致持守一個看法：摩西是五經的作者。這個歷史悠久的傳統，不但得到五經本身的支持（例：</w:t>
+      </w:r>
+      <w:hyperlink r:id="rId18">
+        <w:r>
+          <w:rPr>
+            <w:lang w:val="zh_TW" w:bidi="zh_TW"/>
+          </w:rPr>
+          <w:rPr>
+            <w:color w:val="0000EE"/>
+            <w:u w:val="single"/>
+          </w:rPr>
+          <w:t>出17:14</w:t>
+        </w:r>
+      </w:hyperlink>
+      <w:r>
+        <w:rPr>
+          <w:lang w:val="zh_TW" w:bidi="zh_TW"/>
+        </w:rPr>
+        <w:t>，</w:t>
+      </w:r>
+      <w:hyperlink r:id="rId19">
+        <w:r>
+          <w:rPr>
+            <w:lang w:val="zh_TW" w:bidi="zh_TW"/>
+          </w:rPr>
+          <w:rPr>
+            <w:color w:val="0000EE"/>
+            <w:u w:val="single"/>
+          </w:rPr>
+          <w:t>24:4</w:t>
+        </w:r>
+      </w:hyperlink>
+      <w:r>
+        <w:rPr>
+          <w:lang w:val="zh_TW" w:bidi="zh_TW"/>
+        </w:rPr>
+        <w:t>，</w:t>
+      </w:r>
+      <w:hyperlink r:id="rId20">
+        <w:r>
+          <w:rPr>
+            <w:lang w:val="zh_TW" w:bidi="zh_TW"/>
+          </w:rPr>
+          <w:rPr>
+            <w:color w:val="0000EE"/>
+            <w:u w:val="single"/>
+          </w:rPr>
+          <w:t>34:27</w:t>
+        </w:r>
+      </w:hyperlink>
+      <w:r>
+        <w:rPr>
+          <w:lang w:val="zh_TW" w:bidi="zh_TW"/>
+        </w:rPr>
+        <w:t>；</w:t>
+      </w:r>
+      <w:hyperlink r:id="rId21">
+        <w:r>
+          <w:rPr>
+            <w:lang w:val="zh_TW" w:bidi="zh_TW"/>
+          </w:rPr>
+          <w:rPr>
+            <w:color w:val="0000EE"/>
+            <w:u w:val="single"/>
+          </w:rPr>
+          <w:t>民33:2</w:t>
+        </w:r>
+      </w:hyperlink>
+      <w:r>
+        <w:rPr>
+          <w:lang w:val="zh_TW" w:bidi="zh_TW"/>
+        </w:rPr>
+        <w:t>；</w:t>
+      </w:r>
+      <w:hyperlink r:id="rId22">
+        <w:r>
+          <w:rPr>
+            <w:lang w:val="zh_TW" w:bidi="zh_TW"/>
+          </w:rPr>
+          <w:rPr>
+            <w:color w:val="0000EE"/>
+            <w:u w:val="single"/>
+          </w:rPr>
+          <w:t>申31:9</w:t>
+        </w:r>
+      </w:hyperlink>
+      <w:r>
+        <w:rPr>
+          <w:lang w:val="zh_TW" w:bidi="zh_TW"/>
+        </w:rPr>
+        <w:t>、</w:t>
+      </w:r>
+      <w:hyperlink r:id="rId22">
+        <w:r>
+          <w:rPr>
+            <w:lang w:val="zh_TW" w:bidi="zh_TW"/>
+          </w:rPr>
+          <w:rPr>
+            <w:color w:val="0000EE"/>
+            <w:u w:val="single"/>
+          </w:rPr>
+          <w:t>24</w:t>
+        </w:r>
+      </w:hyperlink>
+      <w:r>
+        <w:rPr>
+          <w:lang w:val="zh_TW" w:bidi="zh_TW"/>
+        </w:rPr>
+        <w:t>），也得到舊約聖經中其它經文的支持（例如，</w:t>
+      </w:r>
+      <w:hyperlink r:id="rId23">
+        <w:r>
+          <w:rPr>
+            <w:lang w:val="zh_TW" w:bidi="zh_TW"/>
+          </w:rPr>
+          <w:rPr>
+            <w:color w:val="0000EE"/>
+            <w:u w:val="single"/>
+          </w:rPr>
+          <w:t>書23:6</w:t>
+        </w:r>
+      </w:hyperlink>
+      <w:r>
+        <w:rPr>
+          <w:lang w:val="zh_TW" w:bidi="zh_TW"/>
+        </w:rPr>
+        <w:t>；</w:t>
+      </w:r>
+      <w:hyperlink r:id="rId24">
+        <w:r>
+          <w:rPr>
+            <w:lang w:val="zh_TW" w:bidi="zh_TW"/>
+          </w:rPr>
+          <w:rPr>
+            <w:color w:val="0000EE"/>
+            <w:u w:val="single"/>
+          </w:rPr>
+          <w:t>士3:4</w:t>
+        </w:r>
+      </w:hyperlink>
+      <w:r>
+        <w:rPr>
+          <w:lang w:val="zh_TW" w:bidi="zh_TW"/>
+        </w:rPr>
+        <w:t>；</w:t>
+      </w:r>
+      <w:hyperlink r:id="rId25">
+        <w:r>
+          <w:rPr>
+            <w:lang w:val="zh_TW" w:bidi="zh_TW"/>
+          </w:rPr>
+          <w:rPr>
+            <w:color w:val="0000EE"/>
+            <w:u w:val="single"/>
+          </w:rPr>
+          <w:t>瑪4:4</w:t>
+        </w:r>
+      </w:hyperlink>
+      <w:r>
+        <w:rPr>
+          <w:lang w:val="zh_TW" w:bidi="zh_TW"/>
+        </w:rPr>
+        <w:t>），同時也符合耶穌的教導（例：</w:t>
+      </w:r>
+      <w:hyperlink r:id="rId26">
+        <w:r>
+          <w:rPr>
+            <w:lang w:val="zh_TW" w:bidi="zh_TW"/>
+          </w:rPr>
+          <w:rPr>
+            <w:color w:val="0000EE"/>
+            <w:u w:val="single"/>
+          </w:rPr>
+          <w:t>約5:46–47</w:t>
+        </w:r>
+      </w:hyperlink>
+      <w:r>
+        <w:rPr>
+          <w:lang w:val="zh_TW" w:bidi="zh_TW"/>
+        </w:rPr>
+        <w:t>），以及新約聖經的見證（例：</w:t>
+      </w:r>
+      <w:hyperlink r:id="rId27">
+        <w:r>
+          <w:rPr>
+            <w:lang w:val="zh_TW" w:bidi="zh_TW"/>
+          </w:rPr>
+          <w:rPr>
+            <w:color w:val="0000EE"/>
+            <w:u w:val="single"/>
+          </w:rPr>
+          <w:t>徒28:23</w:t>
+        </w:r>
+      </w:hyperlink>
+      <w:r>
+        <w:rPr>
+          <w:lang w:val="zh_TW" w:bidi="zh_TW"/>
+        </w:rPr>
+        <w:t>；</w:t>
+      </w:r>
+      <w:hyperlink r:id="rId28">
+        <w:r>
+          <w:rPr>
+            <w:lang w:val="zh_TW" w:bidi="zh_TW"/>
+          </w:rPr>
+          <w:rPr>
+            <w:color w:val="0000EE"/>
+            <w:u w:val="single"/>
+          </w:rPr>
+          <w:t>羅10:19</w:t>
+        </w:r>
+      </w:hyperlink>
+      <w:r>
+        <w:rPr>
+          <w:lang w:val="zh_TW" w:bidi="zh_TW"/>
+        </w:rPr>
+        <w:t>；</w:t>
+      </w:r>
+      <w:hyperlink r:id="rId29">
+        <w:r>
+          <w:rPr>
+            <w:lang w:val="zh_TW" w:bidi="zh_TW"/>
+          </w:rPr>
+          <w:rPr>
+            <w:color w:val="0000EE"/>
+            <w:u w:val="single"/>
+          </w:rPr>
+          <w:t>林前9:9</w:t>
+        </w:r>
+      </w:hyperlink>
+      <w:r>
+        <w:rPr>
+          <w:lang w:val="zh_TW" w:bidi="zh_TW"/>
+        </w:rPr>
+        <w:t>）。雖然學者早已普遍且公開承認五經中存在一些差異之處，但人們仍然肯定：在公元前15世紀頒布律法的摩西，就是五經文獻的主要作者。</w:t>
+      </w:r>
+    </w:p>
+    <w:p>
+      <w:pPr>
+        <w:pStyle w:val="Heading3"/>
+      </w:pPr>
+      <w:r>
+        <w:rPr>
+          <w:lang w:val="zh_TW" w:bidi="zh_TW"/>
+        </w:rPr>
+        <w:t>背景</w:t>
+      </w:r>
+    </w:p>
+    <w:p>
+      <w:pPr>
+        <w:pStyle w:val="Heading4"/>
+      </w:pPr>
+      <w:r>
+        <w:rPr>
+          <w:lang w:val="zh_TW" w:bidi="zh_TW"/>
+        </w:rPr>
+        <w:t>西奈半島</w:t>
+      </w:r>
+    </w:p>
+    <w:p>
+      <w:pPr/>
+      <w:r>
+        <w:rPr>
+          <w:lang w:val="zh_TW" w:bidi="zh_TW"/>
+        </w:rPr>
+      </w:r>
+      <w:r>
+        <w:rPr>
+          <w:lang w:val="zh_TW" w:bidi="zh_TW"/>
+        </w:rPr>
+        <w:t>民數記的歷史背景，主要始於公元前二千年中期的西奈半島這一地理區域。</w:t>
+      </w:r>
+    </w:p>
+    <w:p>
+      <w:pPr/>
+      <w:r>
+        <w:rPr>
+          <w:lang w:val="zh_TW" w:bidi="zh_TW"/>
+        </w:rPr>
+      </w:r>
+      <w:r>
+        <w:rPr>
+          <w:lang w:val="zh_TW" w:bidi="zh_TW"/>
+        </w:rPr>
+        <w:t>西奈半島的形狀像一個倒置的三角形，底邊位於北方。它南北長約240英里（386.2公里），北部底邊寬約175英里（281.6公里），面積約22,000平方英里（56,980平方公里）。半島北面以地中海和迦南的南部邊界為界，西面以苦湖（Bitter Lakes）和蘇伊士灣（Gulf of Suez）為界，東面以亞拉巴（Arabah）和亞喀巴灣（Gulf of Aqaba）為界。從北方的地中海沿岸開始向南，大約15英里（24.1公里）的地段以沙地為主。越過這片沿海平原之後，南面是一片由礫石（gravel）和石灰岩（limestone ）構成的高原（</w:t>
+      </w:r>
+      <w:r>
+        <w:rPr>
+          <w:lang w:val="zh_TW" w:bidi="zh_TW"/>
+        </w:rPr>
+        <w:t>提赫</w:t>
+      </w:r>
+      <w:r>
+        <w:rPr>
+          <w:lang w:val="zh_TW" w:bidi="zh_TW"/>
+        </w:rPr>
+        <w:t>〔Et-Tih〕），海拔約2,500英尺（762公尺），向南延伸進入半島，長約150英里（241.4公里）。在此之上，地勢抬升，形成花崗岩山地，部分山峰高達8,000英尺（2,438.4公尺）。在半島三角形頂端的這片山地區域中，摩西山（Jebel Musa）聳立其上，高約7,363英尺（2,244.2公尺）。傳統認為，以色列人在前往西奈山之前曾在此安營，摩西也在那裡領受律法。</w:t>
+      </w:r>
+    </w:p>
+    <w:p>
+      <w:pPr/>
+      <w:r>
+        <w:rPr>
+          <w:lang w:val="zh_TW" w:bidi="zh_TW"/>
+        </w:rPr>
+      </w:r>
+      <w:r>
+        <w:rPr>
+          <w:lang w:val="zh_TW" w:bidi="zh_TW"/>
+        </w:rPr>
+        <w:t>整個半島由五個曠野區域組成。北部、並且緊鄰歌珊地以東的是書珥曠野，寬約40英里（64.4公里），這片曠野沿著埃及河（阿里什河谷〔Wadi el-Arish〕）延伸，通往加低斯‧巴尼亞一帶，並向東北延至別是巴。此區以東是尋曠野，從書珥曠野向東延伸至死海南端；加低斯‧巴尼亞位於其南部邊界（</w:t>
+      </w:r>
+      <w:hyperlink r:id="rId30">
+        <w:r>
+          <w:rPr>
+            <w:lang w:val="zh_TW" w:bidi="zh_TW"/>
+          </w:rPr>
+          <w:rPr>
+            <w:color w:val="0000EE"/>
+            <w:u w:val="single"/>
+          </w:rPr>
+          <w:t>民20:1</w:t>
+        </w:r>
+      </w:hyperlink>
+      <w:r>
+        <w:rPr>
+          <w:lang w:val="zh_TW" w:bidi="zh_TW"/>
+        </w:rPr>
+        <w:t>，</w:t>
+      </w:r>
+      <w:hyperlink r:id="rId31">
+        <w:r>
+          <w:rPr>
+            <w:lang w:val="zh_TW" w:bidi="zh_TW"/>
+          </w:rPr>
+          <w:rPr>
+            <w:color w:val="0000EE"/>
+            <w:u w:val="single"/>
+          </w:rPr>
+          <w:t>33:36</w:t>
+        </w:r>
+      </w:hyperlink>
+      <w:r>
+        <w:rPr>
+          <w:lang w:val="zh_TW" w:bidi="zh_TW"/>
+        </w:rPr>
+        <w:t>）。書珥曠野以南是以倘曠野；在其以東、位於西奈半島中東部的是廣大的巴蘭曠野（</w:t>
+      </w:r>
+      <w:hyperlink r:id="rId32">
+        <w:r>
+          <w:rPr>
+            <w:lang w:val="zh_TW" w:bidi="zh_TW"/>
+          </w:rPr>
+          <w:rPr>
+            <w:color w:val="0000EE"/>
+            <w:u w:val="single"/>
+          </w:rPr>
+          <w:t>申1:19</w:t>
+        </w:r>
+      </w:hyperlink>
+      <w:r>
+        <w:rPr>
+          <w:lang w:val="zh_TW" w:bidi="zh_TW"/>
+        </w:rPr>
+        <w:t>）。加低斯‧巴尼亞位於這片地域的北部邊界（</w:t>
+      </w:r>
+      <w:hyperlink r:id="rId33">
+        <w:r>
+          <w:rPr>
+            <w:lang w:val="zh_TW" w:bidi="zh_TW"/>
+          </w:rPr>
+          <w:rPr>
+            <w:color w:val="0000EE"/>
+            <w:u w:val="single"/>
+          </w:rPr>
+          <w:t>民13:26</w:t>
+        </w:r>
+      </w:hyperlink>
+      <w:r>
+        <w:rPr>
+          <w:lang w:val="zh_TW" w:bidi="zh_TW"/>
+        </w:rPr>
+        <w:t>）。以色列人在這一帶度過40年漂流中的38年。在巴蘭曠野的西南方、半島西側的山坡上，靠近三角形南端的花崗岩山地之處是汛曠野。</w:t>
+      </w:r>
+    </w:p>
+    <w:p>
+      <w:pPr/>
+      <w:r>
+        <w:rPr>
+          <w:lang w:val="zh_TW" w:bidi="zh_TW"/>
+        </w:rPr>
+      </w:r>
+      <w:r>
+        <w:rPr>
+          <w:lang w:val="zh_TW" w:bidi="zh_TW"/>
+        </w:rPr>
+        <w:t>這一地區整體而言荒涼貧瘠，但並非無法通行，也不是不能供養旅人。西部與東部邊界分布著井與泉源，彼此間距合理。地下水位相當接近地表，使人能夠挖井取水（</w:t>
+      </w:r>
+      <w:hyperlink r:id="rId34">
+        <w:r>
+          <w:rPr>
+            <w:lang w:val="zh_TW" w:bidi="zh_TW"/>
+          </w:rPr>
+          <w:rPr>
+            <w:color w:val="0000EE"/>
+            <w:u w:val="single"/>
+          </w:rPr>
+          <w:t>民20:17</w:t>
+        </w:r>
+      </w:hyperlink>
+      <w:r>
+        <w:rPr>
+          <w:lang w:val="zh_TW" w:bidi="zh_TW"/>
+        </w:rPr>
+        <w:t>，</w:t>
+      </w:r>
+      <w:hyperlink r:id="rId35">
+        <w:r>
+          <w:rPr>
+            <w:lang w:val="zh_TW" w:bidi="zh_TW"/>
+          </w:rPr>
+          <w:rPr>
+            <w:color w:val="0000EE"/>
+            <w:u w:val="single"/>
+          </w:rPr>
+          <w:t>21:16–18</w:t>
+        </w:r>
+      </w:hyperlink>
+      <w:r>
+        <w:rPr>
+          <w:lang w:val="zh_TW" w:bidi="zh_TW"/>
+        </w:rPr>
+        <w:t>）。石灰岩也能儲存大量水分（</w:t>
+      </w:r>
+      <w:hyperlink r:id="rId36">
+        <w:r>
+          <w:rPr>
+            <w:lang w:val="zh_TW" w:bidi="zh_TW"/>
+          </w:rPr>
+          <w:rPr>
+            <w:color w:val="0000EE"/>
+            <w:u w:val="single"/>
+          </w:rPr>
+          <w:t>20:11</w:t>
+        </w:r>
+      </w:hyperlink>
+      <w:r>
+        <w:rPr>
+          <w:lang w:val="zh_TW" w:bidi="zh_TW"/>
+        </w:rPr>
+        <w:t>）。除了在較為固定的溪流周圍，植被普遍稀少；在那些地方，植物與海棗樹則生長茂盛。冬季的雨季約有20天。春季時，鵪鶉（</w:t>
+      </w:r>
+      <w:hyperlink r:id="rId37">
+        <w:r>
+          <w:rPr>
+            <w:lang w:val="zh_TW" w:bidi="zh_TW"/>
+          </w:rPr>
+          <w:rPr>
+            <w:color w:val="0000EE"/>
+            <w:u w:val="single"/>
+          </w:rPr>
+          <w:t>11:31–32</w:t>
+        </w:r>
+      </w:hyperlink>
+      <w:r>
+        <w:rPr>
+          <w:lang w:val="zh_TW" w:bidi="zh_TW"/>
+        </w:rPr>
+        <w:t>）會橫越半島遷徙前往歐洲。</w:t>
+      </w:r>
+    </w:p>
+    <w:p>
+      <w:pPr>
+        <w:pStyle w:val="Heading4"/>
+      </w:pPr>
+      <w:r>
+        <w:rPr>
+          <w:lang w:val="zh_TW" w:bidi="zh_TW"/>
+        </w:rPr>
+        <w:t>以色列所面對的民族</w:t>
+      </w:r>
+    </w:p>
+    <w:p>
+      <w:pPr/>
+      <w:r>
+        <w:rPr>
+          <w:lang w:val="zh_TW" w:bidi="zh_TW"/>
+        </w:rPr>
+      </w:r>
+      <w:r>
+        <w:rPr>
+          <w:lang w:val="zh_TW" w:bidi="zh_TW"/>
+        </w:rPr>
+        <w:t>亞瑪力人與迦南人（</w:t>
       </w:r>
       <w:hyperlink r:id="rId38">
         <w:r>
@@ -1277,14 +972,50 @@
             <w:color w:val="0000EE"/>
             <w:u w:val="single"/>
           </w:rPr>
-          <w:t>珥2:28–29</w:t>
-        </w:r>
-      </w:hyperlink>
-      <w:r>
-        <w:rPr>
-          <w:lang w:val="zh_TW" w:bidi="zh_TW"/>
-        </w:rPr>
-        <w:t>）。還有一些女人，如撒拉、路得和哈拿，她們在住處和家庭裡憑著信心事奉神。她們信靠神，並順服祂而生活。</w:t>
+          <w:t>14:25</w:t>
+        </w:r>
+      </w:hyperlink>
+      <w:r>
+        <w:rPr>
+          <w:lang w:val="zh_TW" w:bidi="zh_TW"/>
+        </w:rPr>
+        <w:t>、</w:t>
+      </w:r>
+      <w:hyperlink r:id="rId38">
+        <w:r>
+          <w:rPr>
+            <w:lang w:val="zh_TW" w:bidi="zh_TW"/>
+          </w:rPr>
+          <w:rPr>
+            <w:color w:val="0000EE"/>
+            <w:u w:val="single"/>
+          </w:rPr>
+          <w:t>43–45</w:t>
+        </w:r>
+      </w:hyperlink>
+      <w:r>
+        <w:rPr>
+          <w:lang w:val="zh_TW" w:bidi="zh_TW"/>
+        </w:rPr>
+        <w:t>，</w:t>
+      </w:r>
+      <w:hyperlink r:id="rId39">
+        <w:r>
+          <w:rPr>
+            <w:lang w:val="zh_TW" w:bidi="zh_TW"/>
+          </w:rPr>
+          <w:rPr>
+            <w:color w:val="0000EE"/>
+            <w:u w:val="single"/>
+          </w:rPr>
+          <w:t>24:20</w:t>
+        </w:r>
+      </w:hyperlink>
+      <w:r>
+        <w:rPr>
+          <w:lang w:val="zh_TW" w:bidi="zh_TW"/>
+        </w:rPr>
+        <w:t>）</w:t>
       </w:r>
     </w:p>
     <w:p>
@@ -1298,7 +1029,97 @@
         <w:rPr>
           <w:lang w:val="zh_TW" w:bidi="zh_TW"/>
         </w:rPr>
-        <w:t>聖經中最受尊榮的女人，是耶穌的母親馬利亞。她信靠神，並生下救主。神讓夏娃的應許在馬利亞身上應驗；藉著她，那位戰勝人類仇敵的救主降生了。</w:t>
+        <w:t>亞瑪力人是亞瑪力的後裔；亞瑪力是以利法的兒子，也是以掃的孫子（</w:t>
+      </w:r>
+      <w:hyperlink r:id="rId40">
+        <w:r>
+          <w:rPr>
+            <w:lang w:val="zh_TW" w:bidi="zh_TW"/>
+          </w:rPr>
+          <w:rPr>
+            <w:color w:val="0000EE"/>
+            <w:u w:val="single"/>
+          </w:rPr>
+          <w:t>創36:12</w:t>
+        </w:r>
+      </w:hyperlink>
+      <w:r>
+        <w:rPr>
+          <w:lang w:val="zh_TW" w:bidi="zh_TW"/>
+        </w:rPr>
+        <w:t>、</w:t>
+      </w:r>
+      <w:hyperlink r:id="rId40">
+        <w:r>
+          <w:rPr>
+            <w:lang w:val="zh_TW" w:bidi="zh_TW"/>
+          </w:rPr>
+          <w:rPr>
+            <w:color w:val="0000EE"/>
+            <w:u w:val="single"/>
+          </w:rPr>
+          <w:t>16</w:t>
+        </w:r>
+      </w:hyperlink>
+      <w:r>
+        <w:rPr>
+          <w:lang w:val="zh_TW" w:bidi="zh_TW"/>
+        </w:rPr>
+        <w:t>）。他們多半過著遊牧生活。在西奈半島，亞瑪力人成為第一個與以色列爭戰的民族；雙方在利非訂交鋒（參</w:t>
+      </w:r>
+      <w:hyperlink r:id="rId39">
+        <w:r>
+          <w:rPr>
+            <w:lang w:val="zh_TW" w:bidi="zh_TW"/>
+          </w:rPr>
+          <w:rPr>
+            <w:color w:val="0000EE"/>
+            <w:u w:val="single"/>
+          </w:rPr>
+          <w:t>民24:20</w:t>
+        </w:r>
+      </w:hyperlink>
+      <w:r>
+        <w:rPr>
+          <w:lang w:val="zh_TW" w:bidi="zh_TW"/>
+        </w:rPr>
+        <w:t>），地點可能是西奈西南部的利法音谷（Wadi Refayid）（</w:t>
+      </w:r>
+      <w:hyperlink r:id="rId41">
+        <w:r>
+          <w:rPr>
+            <w:lang w:val="zh_TW" w:bidi="zh_TW"/>
+          </w:rPr>
+          <w:rPr>
+            <w:color w:val="0000EE"/>
+            <w:u w:val="single"/>
+          </w:rPr>
+          <w:t>出17:8–16</w:t>
+        </w:r>
+      </w:hyperlink>
+      <w:r>
+        <w:rPr>
+          <w:lang w:val="zh_TW" w:bidi="zh_TW"/>
+        </w:rPr>
+        <w:t>），當時以色列尚未抵達何烈山。一年之後，亞瑪力人定居在加低斯‧巴尼亞以北的山地與谷地。他們與迦南人，也就是巴勒斯坦地的居民結盟，從南方阻擋以色列進入應許之地的行動（</w:t>
+      </w:r>
+      <w:hyperlink r:id="rId42">
+        <w:r>
+          <w:rPr>
+            <w:lang w:val="zh_TW" w:bidi="zh_TW"/>
+          </w:rPr>
+          <w:rPr>
+            <w:color w:val="0000EE"/>
+            <w:u w:val="single"/>
+          </w:rPr>
+          <w:t>民14:45</w:t>
+        </w:r>
+      </w:hyperlink>
+      <w:r>
+        <w:rPr>
+          <w:lang w:val="zh_TW" w:bidi="zh_TW"/>
+        </w:rPr>
+        <w:t>）。此後多年，以色列幾乎完全喪失發動爭戰的意志。</w:t>
       </w:r>
     </w:p>
     <w:p>
@@ -1310,6 +1131,5967 @@
       </w:r>
       <w:r>
         <w:rPr>
+          <w:lang w:val="zh_TW" w:bidi="zh_TW"/>
+        </w:rPr>
+        <w:t>以東人（</w:t>
+      </w:r>
+      <w:hyperlink r:id="rId43">
+        <w:r>
+          <w:rPr>
+            <w:lang w:val="zh_TW" w:bidi="zh_TW"/>
+          </w:rPr>
+          <w:rPr>
+            <w:color w:val="0000EE"/>
+            <w:u w:val="single"/>
+          </w:rPr>
+          <w:t>20:14–21</w:t>
+        </w:r>
+      </w:hyperlink>
+      <w:r>
+        <w:rPr>
+          <w:lang w:val="zh_TW" w:bidi="zh_TW"/>
+        </w:rPr>
+        <w:t>，</w:t>
+      </w:r>
+      <w:hyperlink r:id="rId44">
+        <w:r>
+          <w:rPr>
+            <w:lang w:val="zh_TW" w:bidi="zh_TW"/>
+          </w:rPr>
+          <w:rPr>
+            <w:color w:val="0000EE"/>
+            <w:u w:val="single"/>
+          </w:rPr>
+          <w:t>21:4</w:t>
+        </w:r>
+      </w:hyperlink>
+      <w:r>
+        <w:rPr>
+          <w:lang w:val="zh_TW" w:bidi="zh_TW"/>
+        </w:rPr>
+        <w:t>、</w:t>
+      </w:r>
+      <w:hyperlink r:id="rId44">
+        <w:r>
+          <w:rPr>
+            <w:lang w:val="zh_TW" w:bidi="zh_TW"/>
+          </w:rPr>
+          <w:rPr>
+            <w:color w:val="0000EE"/>
+            <w:u w:val="single"/>
+          </w:rPr>
+          <w:t>10–11</w:t>
+        </w:r>
+      </w:hyperlink>
+      <w:r>
+        <w:rPr>
+          <w:lang w:val="zh_TW" w:bidi="zh_TW"/>
+        </w:rPr>
+        <w:t>）</w:t>
+      </w:r>
+    </w:p>
+    <w:p>
+      <w:pPr/>
+      <w:r>
+        <w:rPr>
+          <w:lang w:val="zh_TW" w:bidi="zh_TW"/>
+        </w:rPr>
+      </w:r>
+      <w:r>
+        <w:rPr>
+          <w:lang w:val="zh_TW" w:bidi="zh_TW"/>
+        </w:rPr>
+        <w:t>以東又稱西珥 （</w:t>
+      </w:r>
+      <w:hyperlink r:id="rId45">
+        <w:r>
+          <w:rPr>
+            <w:lang w:val="zh_TW" w:bidi="zh_TW"/>
+          </w:rPr>
+          <w:rPr>
+            <w:color w:val="0000EE"/>
+            <w:u w:val="single"/>
+          </w:rPr>
+          <w:t>24:18</w:t>
+        </w:r>
+      </w:hyperlink>
+      <w:r>
+        <w:rPr>
+          <w:lang w:val="zh_TW" w:bidi="zh_TW"/>
+        </w:rPr>
+        <w:t>），位於死海南方，是以掃後裔所居住的地區。這片土地是從北界的撒烈溪谷延伸開來（</w:t>
+      </w:r>
+      <w:hyperlink r:id="rId46">
+        <w:r>
+          <w:rPr>
+            <w:lang w:val="zh_TW" w:bidi="zh_TW"/>
+          </w:rPr>
+          <w:rPr>
+            <w:color w:val="0000EE"/>
+            <w:u w:val="single"/>
+          </w:rPr>
+          <w:t>21:12</w:t>
+        </w:r>
+      </w:hyperlink>
+      <w:r>
+        <w:rPr>
+          <w:lang w:val="zh_TW" w:bidi="zh_TW"/>
+        </w:rPr>
+        <w:t>），該溪谷流入死海南端，向南約100英里（160.9公里）直到亞喀巴灣。其疆域橫跨亞拉巴的兩側，而加低斯‧巴尼亞則位於其西界的邊緣（</w:t>
+      </w:r>
+      <w:hyperlink r:id="rId47">
+        <w:r>
+          <w:rPr>
+            <w:lang w:val="zh_TW" w:bidi="zh_TW"/>
+          </w:rPr>
+          <w:rPr>
+            <w:color w:val="0000EE"/>
+            <w:u w:val="single"/>
+          </w:rPr>
+          <w:t>20:16</w:t>
+        </w:r>
+      </w:hyperlink>
+      <w:r>
+        <w:rPr>
+          <w:lang w:val="zh_TW" w:bidi="zh_TW"/>
+        </w:rPr>
+        <w:t>），全境面積約4,000平方英里（10,360平方公里）。這是一片崎嶇的山地，高峰可達3,500英尺（1,066.8公尺）。一條稱為「大道」的古老商道，從大馬士革經過約旦河東通往亞喀巴灣，穿越以東的領土與主要城邑，包括波斯拉和利曼（Leman）。雖然以東土地不算肥沃，但仍有可以耕種的地區（</w:t>
+      </w:r>
+      <w:hyperlink r:id="rId48">
+        <w:r>
+          <w:rPr>
+            <w:lang w:val="zh_TW" w:bidi="zh_TW"/>
+          </w:rPr>
+          <w:rPr>
+            <w:color w:val="0000EE"/>
+            <w:u w:val="single"/>
+          </w:rPr>
+          <w:t>20:17–19</w:t>
+        </w:r>
+      </w:hyperlink>
+      <w:r>
+        <w:rPr>
+          <w:lang w:val="zh_TW" w:bidi="zh_TW"/>
+        </w:rPr>
+        <w:t>）。</w:t>
+      </w:r>
+    </w:p>
+    <w:p>
+      <w:pPr/>
+      <w:r>
+        <w:rPr>
+          <w:lang w:val="zh_TW" w:bidi="zh_TW"/>
+        </w:rPr>
+      </w:r>
+      <w:r>
+        <w:rPr>
+          <w:lang w:val="zh_TW" w:bidi="zh_TW"/>
+        </w:rPr>
+        <w:t>在以色列前往外約旦河地區途中，以東拒絕讓以色列從加低斯直接向東穿越其境，迫使以色列向東南轉入亞拉巴，並沿著亞拉巴上行（</w:t>
+      </w:r>
+      <w:hyperlink r:id="rId49">
+        <w:r>
+          <w:rPr>
+            <w:lang w:val="zh_TW" w:bidi="zh_TW"/>
+          </w:rPr>
+          <w:rPr>
+            <w:color w:val="0000EE"/>
+            <w:u w:val="single"/>
+          </w:rPr>
+          <w:t>21:4</w:t>
+        </w:r>
+      </w:hyperlink>
+      <w:r>
+        <w:rPr>
+          <w:lang w:val="zh_TW" w:bidi="zh_TW"/>
+        </w:rPr>
+        <w:t>、</w:t>
+      </w:r>
+      <w:hyperlink r:id="rId49">
+        <w:r>
+          <w:rPr>
+            <w:lang w:val="zh_TW" w:bidi="zh_TW"/>
+          </w:rPr>
+          <w:rPr>
+            <w:color w:val="0000EE"/>
+            <w:u w:val="single"/>
+          </w:rPr>
+          <w:t>11</w:t>
+        </w:r>
+      </w:hyperlink>
+      <w:r>
+        <w:rPr>
+          <w:lang w:val="zh_TW" w:bidi="zh_TW"/>
+        </w:rPr>
+        <w:t>）。儘管以東對神的百姓表現出敵意，神仍然禁止以色列出兵攻擊他們（</w:t>
+      </w:r>
+      <w:hyperlink r:id="rId50">
+        <w:r>
+          <w:rPr>
+            <w:lang w:val="zh_TW" w:bidi="zh_TW"/>
+          </w:rPr>
+          <w:rPr>
+            <w:color w:val="0000EE"/>
+            <w:u w:val="single"/>
+          </w:rPr>
+          <w:t>申2:2–8</w:t>
+        </w:r>
+      </w:hyperlink>
+      <w:r>
+        <w:rPr>
+          <w:lang w:val="zh_TW" w:bidi="zh_TW"/>
+        </w:rPr>
+        <w:t>），也吩咐以色列不可憎惡以東人（</w:t>
+      </w:r>
+      <w:hyperlink r:id="rId51">
+        <w:r>
+          <w:rPr>
+            <w:lang w:val="zh_TW" w:bidi="zh_TW"/>
+          </w:rPr>
+          <w:rPr>
+            <w:color w:val="0000EE"/>
+            <w:u w:val="single"/>
+          </w:rPr>
+          <w:t>23:7</w:t>
+        </w:r>
+      </w:hyperlink>
+      <w:r>
+        <w:rPr>
+          <w:lang w:val="zh_TW" w:bidi="zh_TW"/>
+        </w:rPr>
+        <w:t>），因此，在以色列征服那地的過程中，以東免於遭到毀滅。後來，大衛照著巴蘭的預言（</w:t>
+      </w:r>
+      <w:hyperlink r:id="rId45">
+        <w:r>
+          <w:rPr>
+            <w:lang w:val="zh_TW" w:bidi="zh_TW"/>
+          </w:rPr>
+          <w:rPr>
+            <w:color w:val="0000EE"/>
+            <w:u w:val="single"/>
+          </w:rPr>
+          <w:t>民24:18</w:t>
+        </w:r>
+      </w:hyperlink>
+      <w:r>
+        <w:rPr>
+          <w:lang w:val="zh_TW" w:bidi="zh_TW"/>
+        </w:rPr>
+        <w:t>），征服了這片地區（</w:t>
+      </w:r>
+      <w:hyperlink r:id="rId52">
+        <w:r>
+          <w:rPr>
+            <w:lang w:val="zh_TW" w:bidi="zh_TW"/>
+          </w:rPr>
+          <w:rPr>
+            <w:color w:val="0000EE"/>
+            <w:u w:val="single"/>
+          </w:rPr>
+          <w:t>撒下8:13–14</w:t>
+        </w:r>
+      </w:hyperlink>
+      <w:r>
+        <w:rPr>
+          <w:lang w:val="zh_TW" w:bidi="zh_TW"/>
+        </w:rPr>
+        <w:t>）。</w:t>
+      </w:r>
+    </w:p>
+    <w:p>
+      <w:pPr/>
+      <w:r>
+        <w:rPr>
+          <w:lang w:val="zh_TW" w:bidi="zh_TW"/>
+        </w:rPr>
+      </w:r>
+      <w:r>
+        <w:rPr>
+          <w:lang w:val="zh_TW" w:bidi="zh_TW"/>
+        </w:rPr>
+        <w:t>亞拉得（</w:t>
+      </w:r>
+      <w:hyperlink r:id="rId53">
+        <w:r>
+          <w:rPr>
+            <w:lang w:val="zh_TW" w:bidi="zh_TW"/>
+          </w:rPr>
+          <w:rPr>
+            <w:color w:val="0000EE"/>
+            <w:u w:val="single"/>
+          </w:rPr>
+          <w:t>21:1–3</w:t>
+        </w:r>
+      </w:hyperlink>
+      <w:r>
+        <w:rPr>
+          <w:lang w:val="zh_TW" w:bidi="zh_TW"/>
+        </w:rPr>
+        <w:t>）</w:t>
+      </w:r>
+    </w:p>
+    <w:p>
+      <w:pPr/>
+      <w:r>
+        <w:rPr>
+          <w:lang w:val="zh_TW" w:bidi="zh_TW"/>
+        </w:rPr>
+      </w:r>
+      <w:r>
+        <w:rPr>
+          <w:lang w:val="zh_TW" w:bidi="zh_TW"/>
+        </w:rPr>
+        <w:t>亞拉得是位於迦南南部的南地的一處聚落。其王曾與以色列爭戰，並擄走一些人；後來以色列人在何珥瑪擊敗他們。</w:t>
+      </w:r>
+    </w:p>
+    <w:p>
+      <w:pPr/>
+      <w:r>
+        <w:rPr>
+          <w:lang w:val="zh_TW" w:bidi="zh_TW"/>
+        </w:rPr>
+      </w:r>
+      <w:r>
+        <w:rPr>
+          <w:lang w:val="zh_TW" w:bidi="zh_TW"/>
+        </w:rPr>
+        <w:t>摩押人（</w:t>
+      </w:r>
+      <w:hyperlink r:id="rId54">
+        <w:r>
+          <w:rPr>
+            <w:lang w:val="zh_TW" w:bidi="zh_TW"/>
+          </w:rPr>
+          <w:rPr>
+            <w:color w:val="0000EE"/>
+            <w:u w:val="single"/>
+          </w:rPr>
+          <w:t>21:11–15</w:t>
+        </w:r>
+      </w:hyperlink>
+      <w:r>
+        <w:rPr>
+          <w:lang w:val="zh_TW" w:bidi="zh_TW"/>
+        </w:rPr>
+        <w:t>，</w:t>
+      </w:r>
+      <w:hyperlink r:id="rId55">
+        <w:r>
+          <w:rPr>
+            <w:lang w:val="zh_TW" w:bidi="zh_TW"/>
+          </w:rPr>
+          <w:rPr>
+            <w:color w:val="0000EE"/>
+            <w:u w:val="single"/>
+          </w:rPr>
+          <w:t>22:1–24:25</w:t>
+        </w:r>
+      </w:hyperlink>
+      <w:r>
+        <w:rPr>
+          <w:lang w:val="zh_TW" w:bidi="zh_TW"/>
+        </w:rPr>
+        <w:t>）</w:t>
+      </w:r>
+    </w:p>
+    <w:p>
+      <w:pPr/>
+      <w:r>
+        <w:rPr>
+          <w:lang w:val="zh_TW" w:bidi="zh_TW"/>
+        </w:rPr>
+      </w:r>
+      <w:r>
+        <w:rPr>
+          <w:lang w:val="zh_TW" w:bidi="zh_TW"/>
+        </w:rPr>
+        <w:t>羅得的後裔居住在摩押地（</w:t>
+      </w:r>
+      <w:hyperlink r:id="rId56">
+        <w:r>
+          <w:rPr>
+            <w:lang w:val="zh_TW" w:bidi="zh_TW"/>
+          </w:rPr>
+          <w:rPr>
+            <w:color w:val="0000EE"/>
+            <w:u w:val="single"/>
+          </w:rPr>
+          <w:t>創19:37</w:t>
+        </w:r>
+      </w:hyperlink>
+      <w:r>
+        <w:rPr>
+          <w:lang w:val="zh_TW" w:bidi="zh_TW"/>
+        </w:rPr>
+        <w:t>），它位於死海以東，主要介於亞嫩谷（</w:t>
+      </w:r>
+      <w:hyperlink r:id="rId57">
+        <w:r>
+          <w:rPr>
+            <w:lang w:val="zh_TW" w:bidi="zh_TW"/>
+          </w:rPr>
+          <w:rPr>
+            <w:color w:val="0000EE"/>
+            <w:u w:val="single"/>
+          </w:rPr>
+          <w:t>民21:13</w:t>
+        </w:r>
+      </w:hyperlink>
+      <w:r>
+        <w:rPr>
+          <w:lang w:val="zh_TW" w:bidi="zh_TW"/>
+        </w:rPr>
+        <w:t>）與撒烈谷之間，土地面積約1,400平方英里（3,626平方公里）。</w:t>
+      </w:r>
+    </w:p>
+    <w:p>
+      <w:pPr/>
+      <w:r>
+        <w:rPr>
+          <w:lang w:val="zh_TW" w:bidi="zh_TW"/>
+        </w:rPr>
+      </w:r>
+      <w:r>
+        <w:rPr>
+          <w:lang w:val="zh_TW" w:bidi="zh_TW"/>
+        </w:rPr>
+        <w:t>在青銅器時代中後期，摩押人已經越過他們原有的高原向北擴展勢力，越過亞嫩，一直延伸到死海的北端（</w:t>
+      </w:r>
+      <w:hyperlink r:id="rId58">
+        <w:r>
+          <w:rPr>
+            <w:lang w:val="zh_TW" w:bidi="zh_TW"/>
+          </w:rPr>
+          <w:rPr>
+            <w:color w:val="0000EE"/>
+            <w:u w:val="single"/>
+          </w:rPr>
+          <w:t>21:20</w:t>
+        </w:r>
+      </w:hyperlink>
+      <w:r>
+        <w:rPr>
+          <w:lang w:val="zh_TW" w:bidi="zh_TW"/>
+        </w:rPr>
+        <w:t>）。然而，在民數記所記載的時期，亞摩利人佔據了從亞嫩一直向北直到雅博谷的地區（</w:t>
+      </w:r>
+      <w:hyperlink r:id="rId57">
+        <w:r>
+          <w:rPr>
+            <w:lang w:val="zh_TW" w:bidi="zh_TW"/>
+          </w:rPr>
+          <w:rPr>
+            <w:color w:val="0000EE"/>
+            <w:u w:val="single"/>
+          </w:rPr>
+          <w:t>13</w:t>
+        </w:r>
+      </w:hyperlink>
+      <w:r>
+        <w:rPr>
+          <w:lang w:val="zh_TW" w:bidi="zh_TW"/>
+        </w:rPr>
+        <w:t>、</w:t>
+      </w:r>
+      <w:hyperlink r:id="rId59">
+        <w:r>
+          <w:rPr>
+            <w:lang w:val="zh_TW" w:bidi="zh_TW"/>
+          </w:rPr>
+          <w:rPr>
+            <w:color w:val="0000EE"/>
+            <w:u w:val="single"/>
+          </w:rPr>
+          <w:t>21–24</w:t>
+        </w:r>
+      </w:hyperlink>
+      <w:r>
+        <w:rPr>
+          <w:lang w:val="zh_TW" w:bidi="zh_TW"/>
+        </w:rPr>
+        <w:t>節），因為他們先前已從摩押手中奪取了這片土地（</w:t>
+      </w:r>
+      <w:hyperlink r:id="rId60">
+        <w:r>
+          <w:rPr>
+            <w:lang w:val="zh_TW" w:bidi="zh_TW"/>
+          </w:rPr>
+          <w:rPr>
+            <w:color w:val="0000EE"/>
+            <w:u w:val="single"/>
+          </w:rPr>
+          <w:t>26–30</w:t>
+        </w:r>
+      </w:hyperlink>
+      <w:r>
+        <w:rPr>
+          <w:lang w:val="zh_TW" w:bidi="zh_TW"/>
+        </w:rPr>
+        <w:t>節）。摩押王國的組織相當完善，其發展了農業與畜牧業、建造了華美的建築、製作出具有特色的陶器，並在邊界周圍設立堅固的防禦工事。摩押所事奉的神是基抹（</w:t>
+      </w:r>
+      <w:hyperlink r:id="rId61">
+        <w:r>
+          <w:rPr>
+            <w:lang w:val="zh_TW" w:bidi="zh_TW"/>
+          </w:rPr>
+          <w:rPr>
+            <w:color w:val="0000EE"/>
+            <w:u w:val="single"/>
+          </w:rPr>
+          <w:t>29</w:t>
+        </w:r>
+      </w:hyperlink>
+      <w:r>
+        <w:rPr>
+          <w:lang w:val="zh_TW" w:bidi="zh_TW"/>
+        </w:rPr>
+        <w:t>節）。</w:t>
+      </w:r>
+    </w:p>
+    <w:p>
+      <w:pPr/>
+      <w:r>
+        <w:rPr>
+          <w:lang w:val="zh_TW" w:bidi="zh_TW"/>
+        </w:rPr>
+      </w:r>
+      <w:r>
+        <w:rPr>
+          <w:lang w:val="zh_TW" w:bidi="zh_TW"/>
+        </w:rPr>
+        <w:t>在征服時期，摩押王巴勒與米甸結盟，並雇用巴蘭來咒詛以色列（</w:t>
+      </w:r>
+      <w:hyperlink r:id="rId55">
+        <w:r>
+          <w:rPr>
+            <w:lang w:val="zh_TW" w:bidi="zh_TW"/>
+          </w:rPr>
+          <w:rPr>
+            <w:color w:val="0000EE"/>
+            <w:u w:val="single"/>
+          </w:rPr>
+          <w:t>22–24</w:t>
+        </w:r>
+      </w:hyperlink>
+      <w:r>
+        <w:rPr>
+          <w:lang w:val="zh_TW" w:bidi="zh_TW"/>
+        </w:rPr>
+        <w:t>章）。這個計謀失敗之後，這兩個外邦勢力轉而以另一種方式對付以色列，就是引誘神的百姓去敬拜基抹，陷入拜偶像的罪中（</w:t>
+      </w:r>
+      <w:hyperlink r:id="rId62">
+        <w:r>
+          <w:rPr>
+            <w:lang w:val="zh_TW" w:bidi="zh_TW"/>
+          </w:rPr>
+          <w:rPr>
+            <w:color w:val="0000EE"/>
+            <w:u w:val="single"/>
+          </w:rPr>
+          <w:t>25:1–2</w:t>
+        </w:r>
+      </w:hyperlink>
+      <w:r>
+        <w:rPr>
+          <w:lang w:val="zh_TW" w:bidi="zh_TW"/>
+        </w:rPr>
+        <w:t>）。以色列在隨後爆發的戰爭中，擊敗了米甸（</w:t>
+      </w:r>
+      <w:hyperlink r:id="rId63">
+        <w:r>
+          <w:rPr>
+            <w:lang w:val="zh_TW" w:bidi="zh_TW"/>
+          </w:rPr>
+          <w:rPr>
+            <w:color w:val="0000EE"/>
+            <w:u w:val="single"/>
+          </w:rPr>
+          <w:t>31:1–18</w:t>
+        </w:r>
+      </w:hyperlink>
+      <w:r>
+        <w:rPr>
+          <w:lang w:val="zh_TW" w:bidi="zh_TW"/>
+        </w:rPr>
+        <w:t>），但神明確地吩咐以色列不可攻擊摩押，因此以色列沒有攻擊摩押（</w:t>
+      </w:r>
+      <w:hyperlink r:id="rId64">
+        <w:r>
+          <w:rPr>
+            <w:lang w:val="zh_TW" w:bidi="zh_TW"/>
+          </w:rPr>
+          <w:rPr>
+            <w:color w:val="0000EE"/>
+            <w:u w:val="single"/>
+          </w:rPr>
+          <w:t>申2:9–13</w:t>
+        </w:r>
+      </w:hyperlink>
+      <w:r>
+        <w:rPr>
+          <w:lang w:val="zh_TW" w:bidi="zh_TW"/>
+        </w:rPr>
+        <w:t>）。然而，正如巴蘭先前所預言的那樣（</w:t>
+      </w:r>
+      <w:hyperlink r:id="rId65">
+        <w:r>
+          <w:rPr>
+            <w:lang w:val="zh_TW" w:bidi="zh_TW"/>
+          </w:rPr>
+          <w:rPr>
+            <w:color w:val="0000EE"/>
+            <w:u w:val="single"/>
+          </w:rPr>
+          <w:t>民24:17</w:t>
+        </w:r>
+      </w:hyperlink>
+      <w:r>
+        <w:rPr>
+          <w:lang w:val="zh_TW" w:bidi="zh_TW"/>
+        </w:rPr>
+        <w:t>），到了公元前11世紀，大衛出兵攻擊並擊敗了摩押（</w:t>
+      </w:r>
+      <w:hyperlink r:id="rId66">
+        <w:r>
+          <w:rPr>
+            <w:lang w:val="zh_TW" w:bidi="zh_TW"/>
+          </w:rPr>
+          <w:rPr>
+            <w:color w:val="0000EE"/>
+            <w:u w:val="single"/>
+          </w:rPr>
+          <w:t>撒下8:2</w:t>
+        </w:r>
+      </w:hyperlink>
+      <w:r>
+        <w:rPr>
+          <w:lang w:val="zh_TW" w:bidi="zh_TW"/>
+        </w:rPr>
+        <w:t>、</w:t>
+      </w:r>
+      <w:hyperlink r:id="rId66">
+        <w:r>
+          <w:rPr>
+            <w:lang w:val="zh_TW" w:bidi="zh_TW"/>
+          </w:rPr>
+          <w:rPr>
+            <w:color w:val="0000EE"/>
+            <w:u w:val="single"/>
+          </w:rPr>
+          <w:t>13–14</w:t>
+        </w:r>
+      </w:hyperlink>
+      <w:r>
+        <w:rPr>
+          <w:lang w:val="zh_TW" w:bidi="zh_TW"/>
+        </w:rPr>
+        <w:t>）。</w:t>
+      </w:r>
+    </w:p>
+    <w:p>
+      <w:pPr/>
+      <w:r>
+        <w:rPr>
+          <w:lang w:val="zh_TW" w:bidi="zh_TW"/>
+        </w:rPr>
+      </w:r>
+      <w:r>
+        <w:rPr>
+          <w:lang w:val="zh_TW" w:bidi="zh_TW"/>
+        </w:rPr>
+        <w:t>亞摩利人（</w:t>
+      </w:r>
+      <w:hyperlink r:id="rId67">
+        <w:r>
+          <w:rPr>
+            <w:lang w:val="zh_TW" w:bidi="zh_TW"/>
+          </w:rPr>
+          <w:rPr>
+            <w:color w:val="0000EE"/>
+            <w:u w:val="single"/>
+          </w:rPr>
+          <w:t>21:21–35</w:t>
+        </w:r>
+      </w:hyperlink>
+      <w:r>
+        <w:rPr>
+          <w:lang w:val="zh_TW" w:bidi="zh_TW"/>
+        </w:rPr>
+        <w:t>）</w:t>
+      </w:r>
+    </w:p>
+    <w:p>
+      <w:pPr/>
+      <w:r>
+        <w:rPr>
+          <w:lang w:val="zh_TW" w:bidi="zh_TW"/>
+        </w:rPr>
+      </w:r>
+      <w:r>
+        <w:rPr>
+          <w:lang w:val="zh_TW" w:bidi="zh_TW"/>
+        </w:rPr>
+        <w:t>亞摩利人曾佔據摩押北部的領土（</w:t>
+      </w:r>
+      <w:hyperlink r:id="rId68">
+        <w:r>
+          <w:rPr>
+            <w:lang w:val="zh_TW" w:bidi="zh_TW"/>
+          </w:rPr>
+          <w:rPr>
+            <w:color w:val="0000EE"/>
+            <w:u w:val="single"/>
+          </w:rPr>
+          <w:t>民21:25–30</w:t>
+        </w:r>
+      </w:hyperlink>
+      <w:r>
+        <w:rPr>
+          <w:lang w:val="zh_TW" w:bidi="zh_TW"/>
+        </w:rPr>
+        <w:t>），他們是迦南的後裔（</w:t>
+      </w:r>
+      <w:hyperlink r:id="rId69">
+        <w:r>
+          <w:rPr>
+            <w:lang w:val="zh_TW" w:bidi="zh_TW"/>
+          </w:rPr>
+          <w:rPr>
+            <w:color w:val="0000EE"/>
+            <w:u w:val="single"/>
+          </w:rPr>
+          <w:t>創10:16</w:t>
+        </w:r>
+      </w:hyperlink>
+      <w:r>
+        <w:rPr>
+          <w:lang w:val="zh_TW" w:bidi="zh_TW"/>
+        </w:rPr>
+        <w:t>），分散居住在約旦河兩岸的山地。希實本是他們的都城。希實本王西宏和巴珊王噩，都是亞摩利人的君王（</w:t>
+      </w:r>
+      <w:hyperlink r:id="rId70">
+        <w:r>
+          <w:rPr>
+            <w:lang w:val="zh_TW" w:bidi="zh_TW"/>
+          </w:rPr>
+          <w:rPr>
+            <w:color w:val="0000EE"/>
+            <w:u w:val="single"/>
+          </w:rPr>
+          <w:t>申3:8</w:t>
+        </w:r>
+      </w:hyperlink>
+      <w:r>
+        <w:rPr>
+          <w:lang w:val="zh_TW" w:bidi="zh_TW"/>
+        </w:rPr>
+        <w:t>）。</w:t>
+      </w:r>
+    </w:p>
+    <w:p>
+      <w:pPr/>
+      <w:r>
+        <w:rPr>
+          <w:lang w:val="zh_TW" w:bidi="zh_TW"/>
+        </w:rPr>
+      </w:r>
+      <w:r>
+        <w:rPr>
+          <w:lang w:val="zh_TW" w:bidi="zh_TW"/>
+        </w:rPr>
+        <w:t>巴珊（</w:t>
+      </w:r>
+      <w:hyperlink r:id="rId71">
+        <w:r>
+          <w:rPr>
+            <w:lang w:val="zh_TW" w:bidi="zh_TW"/>
+          </w:rPr>
+          <w:rPr>
+            <w:color w:val="0000EE"/>
+            <w:u w:val="single"/>
+          </w:rPr>
+          <w:t>民21:33–35</w:t>
+        </w:r>
+      </w:hyperlink>
+      <w:r>
+        <w:rPr>
+          <w:lang w:val="zh_TW" w:bidi="zh_TW"/>
+        </w:rPr>
+        <w:t>；參</w:t>
+      </w:r>
+      <w:hyperlink r:id="rId72">
+        <w:r>
+          <w:rPr>
+            <w:lang w:val="zh_TW" w:bidi="zh_TW"/>
+          </w:rPr>
+          <w:rPr>
+            <w:color w:val="0000EE"/>
+            <w:u w:val="single"/>
+          </w:rPr>
+          <w:t>申1:4</w:t>
+        </w:r>
+      </w:hyperlink>
+      <w:r>
+        <w:rPr>
+          <w:lang w:val="zh_TW" w:bidi="zh_TW"/>
+        </w:rPr>
+        <w:t>，</w:t>
+      </w:r>
+      <w:hyperlink r:id="rId73">
+        <w:r>
+          <w:rPr>
+            <w:lang w:val="zh_TW" w:bidi="zh_TW"/>
+          </w:rPr>
+          <w:rPr>
+            <w:color w:val="0000EE"/>
+            <w:u w:val="single"/>
+          </w:rPr>
+          <w:t>3:1–12</w:t>
+        </w:r>
+      </w:hyperlink>
+      <w:r>
+        <w:rPr>
+          <w:lang w:val="zh_TW" w:bidi="zh_TW"/>
+        </w:rPr>
+        <w:t>）是一片肥美的牧放之地（</w:t>
+      </w:r>
+      <w:hyperlink r:id="rId74">
+        <w:r>
+          <w:rPr>
+            <w:lang w:val="zh_TW" w:bidi="zh_TW"/>
+          </w:rPr>
+          <w:rPr>
+            <w:color w:val="0000EE"/>
+            <w:u w:val="single"/>
+          </w:rPr>
+          <w:t>民32:1–5</w:t>
+        </w:r>
+      </w:hyperlink>
+      <w:r>
+        <w:rPr>
+          <w:lang w:val="zh_TW" w:bidi="zh_TW"/>
+        </w:rPr>
+        <w:t>），位於基尼烈海（Sea of Kinnereth）（加利利）以東；其北界延伸到黑門山，南界通常以雅穆河（river Yarmuk）為界，但在摩西時期則是以雅博谷為界（</w:t>
+      </w:r>
+      <w:hyperlink r:id="rId75">
+        <w:r>
+          <w:rPr>
+            <w:lang w:val="zh_TW" w:bidi="zh_TW"/>
+          </w:rPr>
+          <w:rPr>
+            <w:color w:val="0000EE"/>
+            <w:u w:val="single"/>
+          </w:rPr>
+          <w:t>書12:4–5</w:t>
+        </w:r>
+      </w:hyperlink>
+      <w:r>
+        <w:rPr>
+          <w:lang w:val="zh_TW" w:bidi="zh_TW"/>
+        </w:rPr>
+        <w:t>）。這片土地的面積約5,000平方英里（12,950平方公里）。主要城邑包括亞斯他錄、以得來和哥蘭。征服那地之後，這片區域分給了瑪拿西半個支派；迦得支派佔據基列南部，而呂便支派則取得直到亞嫩谷以南的地區。</w:t>
+      </w:r>
+    </w:p>
+    <w:p>
+      <w:pPr/>
+      <w:r>
+        <w:rPr>
+          <w:lang w:val="zh_TW" w:bidi="zh_TW"/>
+        </w:rPr>
+      </w:r>
+      <w:r>
+        <w:rPr>
+          <w:lang w:val="zh_TW" w:bidi="zh_TW"/>
+        </w:rPr>
+        <w:t>米甸人（</w:t>
+      </w:r>
+      <w:hyperlink r:id="rId76">
+        <w:r>
+          <w:rPr>
+            <w:lang w:val="zh_TW" w:bidi="zh_TW"/>
+          </w:rPr>
+          <w:rPr>
+            <w:color w:val="0000EE"/>
+            <w:u w:val="single"/>
+          </w:rPr>
+          <w:t>25:16–18</w:t>
+        </w:r>
+      </w:hyperlink>
+      <w:r>
+        <w:rPr>
+          <w:lang w:val="zh_TW" w:bidi="zh_TW"/>
+        </w:rPr>
+        <w:t>，</w:t>
+      </w:r>
+      <w:hyperlink r:id="rId77">
+        <w:r>
+          <w:rPr>
+            <w:lang w:val="zh_TW" w:bidi="zh_TW"/>
+          </w:rPr>
+          <w:rPr>
+            <w:color w:val="0000EE"/>
+            <w:u w:val="single"/>
+          </w:rPr>
+          <w:t>31:1–54</w:t>
+        </w:r>
+      </w:hyperlink>
+      <w:r>
+        <w:rPr>
+          <w:lang w:val="zh_TW" w:bidi="zh_TW"/>
+        </w:rPr>
+        <w:t>）</w:t>
+      </w:r>
+    </w:p>
+    <w:p>
+      <w:pPr/>
+      <w:r>
+        <w:rPr>
+          <w:lang w:val="zh_TW" w:bidi="zh_TW"/>
+        </w:rPr>
+      </w:r>
+      <w:r>
+        <w:rPr>
+          <w:lang w:val="zh_TW" w:bidi="zh_TW"/>
+        </w:rPr>
+        <w:t>米甸人是亞伯拉罕與妾基土拉所生的後裔（</w:t>
+      </w:r>
+      <w:hyperlink r:id="rId78">
+        <w:r>
+          <w:rPr>
+            <w:lang w:val="zh_TW" w:bidi="zh_TW"/>
+          </w:rPr>
+          <w:rPr>
+            <w:color w:val="0000EE"/>
+            <w:u w:val="single"/>
+          </w:rPr>
+          <w:t>創25:2</w:t>
+        </w:r>
+      </w:hyperlink>
+      <w:r>
+        <w:rPr>
+          <w:lang w:val="zh_TW" w:bidi="zh_TW"/>
+        </w:rPr>
+        <w:t>），他們是曠野的居民，居住在約旦河東的曠野地帶，範圍從摩押延伸到以東南部的地區。摩押與米甸的長老曾一同雇用巴蘭來咒詛以色列（</w:t>
+      </w:r>
+      <w:hyperlink r:id="rId79">
+        <w:r>
+          <w:rPr>
+            <w:lang w:val="zh_TW" w:bidi="zh_TW"/>
+          </w:rPr>
+          <w:rPr>
+            <w:color w:val="0000EE"/>
+            <w:u w:val="single"/>
+          </w:rPr>
+          <w:t>民22:4–7</w:t>
+        </w:r>
+      </w:hyperlink>
+      <w:r>
+        <w:rPr>
+          <w:lang w:val="zh_TW" w:bidi="zh_TW"/>
+        </w:rPr>
+        <w:t>）。後來，這個計謀失敗，米甸人又再次聯同摩押，引誘以色列陷入拜偶像與淫亂之中（</w:t>
+      </w:r>
+      <w:hyperlink r:id="rId80">
+        <w:r>
+          <w:rPr>
+            <w:lang w:val="zh_TW" w:bidi="zh_TW"/>
+          </w:rPr>
+          <w:rPr>
+            <w:color w:val="0000EE"/>
+            <w:u w:val="single"/>
+          </w:rPr>
+          <w:t>25:1–6</w:t>
+        </w:r>
+      </w:hyperlink>
+      <w:r>
+        <w:rPr>
+          <w:lang w:val="zh_TW" w:bidi="zh_TW"/>
+        </w:rPr>
+        <w:t>、</w:t>
+      </w:r>
+      <w:hyperlink r:id="rId80">
+        <w:r>
+          <w:rPr>
+            <w:lang w:val="zh_TW" w:bidi="zh_TW"/>
+          </w:rPr>
+          <w:rPr>
+            <w:color w:val="0000EE"/>
+            <w:u w:val="single"/>
+          </w:rPr>
+          <w:t>14–15</w:t>
+        </w:r>
+      </w:hyperlink>
+      <w:r>
+        <w:rPr>
+          <w:lang w:val="zh_TW" w:bidi="zh_TW"/>
+        </w:rPr>
+        <w:t>）。哥斯比是那名因行惡而被處死的米甸女子（</w:t>
+      </w:r>
+      <w:hyperlink r:id="rId81">
+        <w:r>
+          <w:rPr>
+            <w:lang w:val="zh_TW" w:bidi="zh_TW"/>
+          </w:rPr>
+          <w:rPr>
+            <w:color w:val="0000EE"/>
+            <w:u w:val="single"/>
+          </w:rPr>
+          <w:t>25:8</w:t>
+        </w:r>
+      </w:hyperlink>
+      <w:r>
+        <w:rPr>
+          <w:lang w:val="zh_TW" w:bidi="zh_TW"/>
+        </w:rPr>
+        <w:t>），她是蘇珥的女兒。蘇珥是五個米甸王之一，這些王曾與亞摩利王西宏結盟（</w:t>
+      </w:r>
+      <w:hyperlink r:id="rId82">
+        <w:r>
+          <w:rPr>
+            <w:lang w:val="zh_TW" w:bidi="zh_TW"/>
+          </w:rPr>
+          <w:rPr>
+            <w:color w:val="0000EE"/>
+            <w:u w:val="single"/>
+          </w:rPr>
+          <w:t>書13:21</w:t>
+        </w:r>
+      </w:hyperlink>
+      <w:r>
+        <w:rPr>
+          <w:lang w:val="zh_TW" w:bidi="zh_TW"/>
+        </w:rPr>
+        <w:t>），後來在以色列對米甸所發動的聖戰中喪命（</w:t>
+      </w:r>
+      <w:hyperlink r:id="rId83">
+        <w:r>
+          <w:rPr>
+            <w:lang w:val="zh_TW" w:bidi="zh_TW"/>
+          </w:rPr>
+          <w:rPr>
+            <w:color w:val="0000EE"/>
+            <w:u w:val="single"/>
+          </w:rPr>
+          <w:t>民31:8</w:t>
+        </w:r>
+      </w:hyperlink>
+      <w:r>
+        <w:rPr>
+          <w:lang w:val="zh_TW" w:bidi="zh_TW"/>
+        </w:rPr>
+        <w:t>）。這場與米甸的爭戰顯然粉碎了亞摩利人殘存的抵抗，因為</w:t>
+      </w:r>
+      <w:hyperlink r:id="rId84">
+        <w:r>
+          <w:rPr>
+            <w:lang w:val="zh_TW" w:bidi="zh_TW"/>
+          </w:rPr>
+          <w:rPr>
+            <w:color w:val="0000EE"/>
+            <w:u w:val="single"/>
+          </w:rPr>
+          <w:t>約書亞記十三章15至23節</w:t>
+        </w:r>
+      </w:hyperlink>
+      <w:r>
+        <w:rPr>
+          <w:lang w:val="zh_TW" w:bidi="zh_TW"/>
+        </w:rPr>
+        <w:t>中清楚指出，其結果是呂便支派佔據了這片土地。</w:t>
+      </w:r>
+    </w:p>
+    <w:p>
+      <w:pPr>
+        <w:pStyle w:val="Heading3"/>
+      </w:pPr>
+      <w:r>
+        <w:rPr>
+          <w:lang w:val="zh_TW" w:bidi="zh_TW"/>
+        </w:rPr>
+        <w:t>目的</w:t>
+      </w:r>
+    </w:p>
+    <w:p>
+      <w:pPr/>
+      <w:r>
+        <w:rPr>
+          <w:lang w:val="zh_TW" w:bidi="zh_TW"/>
+        </w:rPr>
+      </w:r>
+      <w:r>
+        <w:rPr>
+          <w:lang w:val="zh_TW" w:bidi="zh_TW"/>
+        </w:rPr>
+        <w:t>民數記具有雙重目的。首先，它是一卷歷史書，記述以色列從西奈山到摩押平原征服迦南前夕的經歷——那段他們在西奈曠野與約旦河東漂流將近40年的時期（公元前1447–1407年）。本卷書一方面敘述以色列多次的失敗，另一方面也記下神多次信實的作為，同時呈現以色列領袖摩西的偉大與軟弱之處。書中兩次數點軍隊（</w:t>
+      </w:r>
+      <w:hyperlink r:id="rId15">
+        <w:r>
+          <w:rPr>
+            <w:lang w:val="zh_TW" w:bidi="zh_TW"/>
+          </w:rPr>
+          <w:rPr>
+            <w:color w:val="0000EE"/>
+            <w:u w:val="single"/>
+          </w:rPr>
+          <w:t>2</w:t>
+        </w:r>
+      </w:hyperlink>
+      <w:r>
+        <w:rPr>
+          <w:lang w:val="zh_TW" w:bidi="zh_TW"/>
+        </w:rPr>
+        <w:t>章和</w:t>
+      </w:r>
+      <w:hyperlink r:id="rId14">
+        <w:r>
+          <w:rPr>
+            <w:lang w:val="zh_TW" w:bidi="zh_TW"/>
+          </w:rPr>
+          <w:rPr>
+            <w:color w:val="0000EE"/>
+            <w:u w:val="single"/>
+          </w:rPr>
+          <w:t>26</w:t>
+        </w:r>
+      </w:hyperlink>
+      <w:r>
+        <w:rPr>
+          <w:lang w:val="zh_TW" w:bidi="zh_TW"/>
+        </w:rPr>
+        <w:t>章），揭開這段歷史主要「行動」的序幕：第一次是為進入那地作準備，但因以色列的不信而告失敗；第二次則是在那一代出埃及的人全部死去之後，為在約書亞帶領下成功進入迦南作準備。</w:t>
+      </w:r>
+    </w:p>
+    <w:p>
+      <w:pPr/>
+      <w:r>
+        <w:rPr>
+          <w:lang w:val="zh_TW" w:bidi="zh_TW"/>
+        </w:rPr>
+      </w:r>
+      <w:r>
+        <w:rPr>
+          <w:lang w:val="zh_TW" w:bidi="zh_TW"/>
+        </w:rPr>
+        <w:t>其次，按照保羅的一貫看法：「從前所寫的聖經都是為教訓我們寫的，叫我們因聖經所生的忍耐和安慰可以得著盼望」（</w:t>
+      </w:r>
+      <w:hyperlink r:id="rId85">
+        <w:r>
+          <w:rPr>
+            <w:lang w:val="zh_TW" w:bidi="zh_TW"/>
+          </w:rPr>
+          <w:rPr>
+            <w:color w:val="0000EE"/>
+            <w:u w:val="single"/>
+          </w:rPr>
+          <w:t>羅15:4</w:t>
+        </w:r>
+      </w:hyperlink>
+      <w:r>
+        <w:rPr>
+          <w:lang w:val="zh_TW" w:bidi="zh_TW"/>
+        </w:rPr>
+        <w:t>），又配合他具體的教導：「他們遭遇這些事（以色列人在曠野所遭遇的事）都要作為鑑戒，並且寫在經上，正是警戒我們這末世的人。」（</w:t>
+      </w:r>
+      <w:hyperlink r:id="rId86">
+        <w:r>
+          <w:rPr>
+            <w:lang w:val="zh_TW" w:bidi="zh_TW"/>
+          </w:rPr>
+          <w:rPr>
+            <w:color w:val="0000EE"/>
+            <w:u w:val="single"/>
+          </w:rPr>
+          <w:t>林前10:11</w:t>
+        </w:r>
+      </w:hyperlink>
+      <w:r>
+        <w:rPr>
+          <w:lang w:val="zh_TW" w:bidi="zh_TW"/>
+        </w:rPr>
+        <w:t>），民數記同時具有有關教義、預示與勸誡的目的（參</w:t>
+      </w:r>
+      <w:hyperlink r:id="rId87">
+        <w:r>
+          <w:rPr>
+            <w:lang w:val="zh_TW" w:bidi="zh_TW"/>
+          </w:rPr>
+          <w:rPr>
+            <w:color w:val="0000EE"/>
+            <w:u w:val="single"/>
+          </w:rPr>
+          <w:t>12</w:t>
+        </w:r>
+      </w:hyperlink>
+      <w:r>
+        <w:rPr>
+          <w:lang w:val="zh_TW" w:bidi="zh_TW"/>
+        </w:rPr>
+        <w:t>節）。神將屬靈真理賦予在書中所記載的歷史事件中，使其成為基督徒的具體教訓。</w:t>
+      </w:r>
+    </w:p>
+    <w:p>
+      <w:pPr>
+        <w:pStyle w:val="Heading3"/>
+      </w:pPr>
+      <w:r>
+        <w:rPr>
+          <w:lang w:val="zh_TW" w:bidi="zh_TW"/>
+        </w:rPr>
+        <w:t>內容</w:t>
+      </w:r>
+    </w:p>
+    <w:p>
+      <w:pPr>
+        <w:pStyle w:val="Heading4"/>
+      </w:pPr>
+      <w:r>
+        <w:rPr>
+          <w:lang w:val="zh_TW" w:bidi="zh_TW"/>
+        </w:rPr>
+        <w:t>第</w:t>
+      </w:r>
+      <w:hyperlink r:id="rId13">
+        <w:r>
+          <w:rPr>
+            <w:lang w:val="zh_TW" w:bidi="zh_TW"/>
+          </w:rPr>
+          <w:rPr>
+            <w:color w:val="0000EE"/>
+            <w:u w:val="single"/>
+          </w:rPr>
+          <w:t>一</w:t>
+        </w:r>
+      </w:hyperlink>
+      <w:r>
+        <w:rPr>
+          <w:lang w:val="zh_TW" w:bidi="zh_TW"/>
+        </w:rPr>
+        <w:t>章</w:t>
+      </w:r>
+    </w:p>
+    <w:p>
+      <w:pPr/>
+      <w:r>
+        <w:rPr>
+          <w:lang w:val="zh_TW" w:bidi="zh_TW"/>
+        </w:rPr>
+      </w:r>
+      <w:r>
+        <w:rPr>
+          <w:lang w:val="zh_TW" w:bidi="zh_TW"/>
+        </w:rPr>
+        <w:t>耶和華吩咐摩西記下（</w:t>
+      </w:r>
+      <w:hyperlink r:id="rId88">
+        <w:r>
+          <w:rPr>
+            <w:lang w:val="zh_TW" w:bidi="zh_TW"/>
+          </w:rPr>
+          <w:rPr>
+            <w:color w:val="0000EE"/>
+            <w:u w:val="single"/>
+          </w:rPr>
+          <w:t>民1:18</w:t>
+        </w:r>
+      </w:hyperlink>
+      <w:r>
+        <w:rPr>
+          <w:lang w:val="zh_TW" w:bidi="zh_TW"/>
+        </w:rPr>
+        <w:t>）所有能出戰的男子（</w:t>
+      </w:r>
+      <w:hyperlink r:id="rId89">
+        <w:r>
+          <w:rPr>
+            <w:lang w:val="zh_TW" w:bidi="zh_TW"/>
+          </w:rPr>
+          <w:rPr>
+            <w:color w:val="0000EE"/>
+            <w:u w:val="single"/>
+          </w:rPr>
+          <w:t>2–3</w:t>
+        </w:r>
+      </w:hyperlink>
+      <w:r>
+        <w:rPr>
+          <w:lang w:val="zh_TW" w:bidi="zh_TW"/>
+        </w:rPr>
+        <w:t>節）。以色列的軍兵總數為603,550人（</w:t>
+      </w:r>
+      <w:hyperlink r:id="rId90">
+        <w:r>
+          <w:rPr>
+            <w:lang w:val="zh_TW" w:bidi="zh_TW"/>
+          </w:rPr>
+          <w:rPr>
+            <w:color w:val="0000EE"/>
+            <w:u w:val="single"/>
+          </w:rPr>
+          <w:t>46</w:t>
+        </w:r>
+      </w:hyperlink>
+      <w:r>
+        <w:rPr>
+          <w:lang w:val="zh_TW" w:bidi="zh_TW"/>
+        </w:rPr>
+        <w:t>節）。利未人沒有被列入這次數點（</w:t>
+      </w:r>
+      <w:hyperlink r:id="rId91">
+        <w:r>
+          <w:rPr>
+            <w:lang w:val="zh_TW" w:bidi="zh_TW"/>
+          </w:rPr>
+          <w:rPr>
+            <w:color w:val="0000EE"/>
+            <w:u w:val="single"/>
+          </w:rPr>
+          <w:t>47–54</w:t>
+        </w:r>
+      </w:hyperlink>
+      <w:r>
+        <w:rPr>
+          <w:lang w:val="zh_TW" w:bidi="zh_TW"/>
+        </w:rPr>
+        <w:t>節），因為他們被分別出來，專門承擔與會幕有關的事奉。</w:t>
+      </w:r>
+    </w:p>
+    <w:p>
+      <w:pPr>
+        <w:pStyle w:val="Heading4"/>
+      </w:pPr>
+      <w:r>
+        <w:rPr>
+          <w:lang w:val="zh_TW" w:bidi="zh_TW"/>
+        </w:rPr>
+        <w:t>第</w:t>
+      </w:r>
+      <w:hyperlink r:id="rId15">
+        <w:r>
+          <w:rPr>
+            <w:lang w:val="zh_TW" w:bidi="zh_TW"/>
+          </w:rPr>
+          <w:rPr>
+            <w:color w:val="0000EE"/>
+            <w:u w:val="single"/>
+          </w:rPr>
+          <w:t>二</w:t>
+        </w:r>
+      </w:hyperlink>
+      <w:r>
+        <w:rPr>
+          <w:lang w:val="zh_TW" w:bidi="zh_TW"/>
+        </w:rPr>
+        <w:t>章</w:t>
+      </w:r>
+    </w:p>
+    <w:p>
+      <w:pPr/>
+      <w:r>
+        <w:rPr>
+          <w:lang w:val="zh_TW" w:bidi="zh_TW"/>
+        </w:rPr>
+      </w:r>
+      <w:r>
+        <w:rPr>
+          <w:lang w:val="zh_TW" w:bidi="zh_TW"/>
+        </w:rPr>
+        <w:t>耶和華指示摩西，關於以色列各支派安營與行軍時的編排。會幕設在營中中央：猶大、以薩迦、西布倫共186,400人（</w:t>
+      </w:r>
+      <w:hyperlink r:id="rId92">
+        <w:r>
+          <w:rPr>
+            <w:lang w:val="zh_TW" w:bidi="zh_TW"/>
+          </w:rPr>
+          <w:rPr>
+            <w:color w:val="0000EE"/>
+            <w:u w:val="single"/>
+          </w:rPr>
+          <w:t>9</w:t>
+        </w:r>
+      </w:hyperlink>
+      <w:r>
+        <w:rPr>
+          <w:lang w:val="zh_TW" w:bidi="zh_TW"/>
+        </w:rPr>
+        <w:t>節），安營在東邊；呂便、西緬、迦得共151,450人（</w:t>
+      </w:r>
+      <w:hyperlink r:id="rId93">
+        <w:r>
+          <w:rPr>
+            <w:lang w:val="zh_TW" w:bidi="zh_TW"/>
+          </w:rPr>
+          <w:rPr>
+            <w:color w:val="0000EE"/>
+            <w:u w:val="single"/>
+          </w:rPr>
+          <w:t>16</w:t>
+        </w:r>
+      </w:hyperlink>
+      <w:r>
+        <w:rPr>
+          <w:lang w:val="zh_TW" w:bidi="zh_TW"/>
+        </w:rPr>
+        <w:t>節），安營在南邊；以法蓮、瑪拿西、便雅憫共108,100人（</w:t>
+      </w:r>
+      <w:hyperlink r:id="rId94">
+        <w:r>
+          <w:rPr>
+            <w:lang w:val="zh_TW" w:bidi="zh_TW"/>
+          </w:rPr>
+          <w:rPr>
+            <w:color w:val="0000EE"/>
+            <w:u w:val="single"/>
+          </w:rPr>
+          <w:t>24</w:t>
+        </w:r>
+      </w:hyperlink>
+      <w:r>
+        <w:rPr>
+          <w:lang w:val="zh_TW" w:bidi="zh_TW"/>
+        </w:rPr>
+        <w:t>節），安營在西邊；但、亞設、拿弗他利共157,600人（</w:t>
+      </w:r>
+      <w:hyperlink r:id="rId95">
+        <w:r>
+          <w:rPr>
+            <w:lang w:val="zh_TW" w:bidi="zh_TW"/>
+          </w:rPr>
+          <w:rPr>
+            <w:color w:val="0000EE"/>
+            <w:u w:val="single"/>
+          </w:rPr>
+          <w:t>31</w:t>
+        </w:r>
+      </w:hyperlink>
+      <w:r>
+        <w:rPr>
+          <w:lang w:val="zh_TW" w:bidi="zh_TW"/>
+        </w:rPr>
+        <w:t>節），安營在北邊。</w:t>
+      </w:r>
+    </w:p>
+    <w:p>
+      <w:pPr/>
+      <w:r>
+        <w:rPr>
+          <w:lang w:val="zh_TW" w:bidi="zh_TW"/>
+        </w:rPr>
+      </w:r>
+      <w:r>
+        <w:rPr>
+          <w:lang w:val="zh_TW" w:bidi="zh_TW"/>
+        </w:rPr>
+        <w:t>行軍時，猶大的東方隊伍 （</w:t>
+      </w:r>
+      <w:hyperlink r:id="rId92">
+        <w:r>
+          <w:rPr>
+            <w:lang w:val="zh_TW" w:bidi="zh_TW"/>
+          </w:rPr>
+          <w:rPr>
+            <w:color w:val="0000EE"/>
+            <w:u w:val="single"/>
+          </w:rPr>
+          <w:t>9</w:t>
+        </w:r>
+      </w:hyperlink>
+      <w:r>
+        <w:rPr>
+          <w:lang w:val="zh_TW" w:bidi="zh_TW"/>
+        </w:rPr>
+        <w:t>節）先起行，其後是呂便的南方隊伍（</w:t>
+      </w:r>
+      <w:hyperlink r:id="rId93">
+        <w:r>
+          <w:rPr>
+            <w:lang w:val="zh_TW" w:bidi="zh_TW"/>
+          </w:rPr>
+          <w:rPr>
+            <w:color w:val="0000EE"/>
+            <w:u w:val="single"/>
+          </w:rPr>
+          <w:t>16</w:t>
+        </w:r>
+      </w:hyperlink>
+      <w:r>
+        <w:rPr>
+          <w:lang w:val="zh_TW" w:bidi="zh_TW"/>
+        </w:rPr>
+        <w:t>節）。接著是抬著會幕的利未人（</w:t>
+      </w:r>
+      <w:hyperlink r:id="rId96">
+        <w:r>
+          <w:rPr>
+            <w:lang w:val="zh_TW" w:bidi="zh_TW"/>
+          </w:rPr>
+          <w:rPr>
+            <w:color w:val="0000EE"/>
+            <w:u w:val="single"/>
+          </w:rPr>
+          <w:t>17</w:t>
+        </w:r>
+      </w:hyperlink>
+      <w:r>
+        <w:rPr>
+          <w:lang w:val="zh_TW" w:bidi="zh_TW"/>
+        </w:rPr>
+        <w:t>節）。然後，以法蓮的西方隊伍（</w:t>
+      </w:r>
+      <w:hyperlink r:id="rId94">
+        <w:r>
+          <w:rPr>
+            <w:lang w:val="zh_TW" w:bidi="zh_TW"/>
+          </w:rPr>
+          <w:rPr>
+            <w:color w:val="0000EE"/>
+            <w:u w:val="single"/>
+          </w:rPr>
+          <w:t>24</w:t>
+        </w:r>
+      </w:hyperlink>
+      <w:r>
+        <w:rPr>
+          <w:lang w:val="zh_TW" w:bidi="zh_TW"/>
+        </w:rPr>
+        <w:t>節） 跟在利未人之後，最後由但的北方隊伍 （</w:t>
+      </w:r>
+      <w:hyperlink r:id="rId95">
+        <w:r>
+          <w:rPr>
+            <w:lang w:val="zh_TW" w:bidi="zh_TW"/>
+          </w:rPr>
+          <w:rPr>
+            <w:color w:val="0000EE"/>
+            <w:u w:val="single"/>
+          </w:rPr>
+          <w:t>31</w:t>
+        </w:r>
+      </w:hyperlink>
+      <w:r>
+        <w:rPr>
+          <w:lang w:val="zh_TW" w:bidi="zh_TW"/>
+        </w:rPr>
+        <w:t>節）殿後。這表示利未人前後各有一組隊伍夾護著。</w:t>
+      </w:r>
+    </w:p>
+    <w:p>
+      <w:pPr>
+        <w:pStyle w:val="Heading4"/>
+      </w:pPr>
+      <w:r>
+        <w:rPr>
+          <w:lang w:val="zh_TW" w:bidi="zh_TW"/>
+        </w:rPr>
+        <w:t>第</w:t>
+      </w:r>
+      <w:hyperlink r:id="rId16">
+        <w:r>
+          <w:rPr>
+            <w:lang w:val="zh_TW" w:bidi="zh_TW"/>
+          </w:rPr>
+          <w:rPr>
+            <w:color w:val="0000EE"/>
+            <w:u w:val="single"/>
+          </w:rPr>
+          <w:t>三</w:t>
+        </w:r>
+      </w:hyperlink>
+      <w:r>
+        <w:rPr>
+          <w:lang w:val="zh_TW" w:bidi="zh_TW"/>
+        </w:rPr>
+        <w:t>章</w:t>
+      </w:r>
+    </w:p>
+    <w:p>
+      <w:pPr/>
+      <w:r>
+        <w:rPr>
+          <w:lang w:val="zh_TW" w:bidi="zh_TW"/>
+        </w:rPr>
+      </w:r>
+      <w:r>
+        <w:rPr>
+          <w:lang w:val="zh_TW" w:bidi="zh_TW"/>
+        </w:rPr>
+        <w:t>亞倫是利未的曾孫出於哥轄的家系（</w:t>
+      </w:r>
+      <w:hyperlink r:id="rId97">
+        <w:r>
+          <w:rPr>
+            <w:lang w:val="zh_TW" w:bidi="zh_TW"/>
+          </w:rPr>
+          <w:rPr>
+            <w:color w:val="0000EE"/>
+            <w:u w:val="single"/>
+          </w:rPr>
+          <w:t>出6:16–20</w:t>
+        </w:r>
+      </w:hyperlink>
+      <w:r>
+        <w:rPr>
+          <w:lang w:val="zh_TW" w:bidi="zh_TW"/>
+        </w:rPr>
+        <w:t>），他和他的後裔作了祭司，受指派在會幕事奉（</w:t>
+      </w:r>
+      <w:hyperlink r:id="rId98">
+        <w:r>
+          <w:rPr>
+            <w:lang w:val="zh_TW" w:bidi="zh_TW"/>
+          </w:rPr>
+          <w:rPr>
+            <w:color w:val="0000EE"/>
+            <w:u w:val="single"/>
+          </w:rPr>
+          <w:t>民3:2–3</w:t>
+        </w:r>
+      </w:hyperlink>
+      <w:r>
+        <w:rPr>
+          <w:lang w:val="zh_TW" w:bidi="zh_TW"/>
+        </w:rPr>
+        <w:t>）。利未其餘的後裔，來自革順、哥轄、米拉利三個家族，要在會幕服事亞倫的家系（</w:t>
+      </w:r>
+      <w:hyperlink r:id="rId99">
+        <w:r>
+          <w:rPr>
+            <w:lang w:val="zh_TW" w:bidi="zh_TW"/>
+          </w:rPr>
+          <w:rPr>
+            <w:color w:val="0000EE"/>
+            <w:u w:val="single"/>
+          </w:rPr>
+          <w:t>5–10</w:t>
+        </w:r>
+      </w:hyperlink>
+      <w:r>
+        <w:rPr>
+          <w:lang w:val="zh_TW" w:bidi="zh_TW"/>
+        </w:rPr>
+        <w:t>節）。革順人負責會幕的幔子、簾子和門簾（</w:t>
+      </w:r>
+      <w:hyperlink r:id="rId100">
+        <w:r>
+          <w:rPr>
+            <w:lang w:val="zh_TW" w:bidi="zh_TW"/>
+          </w:rPr>
+          <w:rPr>
+            <w:color w:val="0000EE"/>
+            <w:u w:val="single"/>
+          </w:rPr>
+          <w:t>25–26</w:t>
+        </w:r>
+      </w:hyperlink>
+      <w:r>
+        <w:rPr>
+          <w:lang w:val="zh_TW" w:bidi="zh_TW"/>
+        </w:rPr>
+        <w:t>節）；哥轄人負責會幕中的「器具」（</w:t>
+      </w:r>
+      <w:hyperlink r:id="rId101">
+        <w:r>
+          <w:rPr>
+            <w:lang w:val="zh_TW" w:bidi="zh_TW"/>
+          </w:rPr>
+          <w:rPr>
+            <w:color w:val="0000EE"/>
+            <w:u w:val="single"/>
+          </w:rPr>
+          <w:t>31</w:t>
+        </w:r>
+      </w:hyperlink>
+      <w:r>
+        <w:rPr>
+          <w:lang w:val="zh_TW" w:bidi="zh_TW"/>
+        </w:rPr>
+        <w:t>節）；米拉利人負責會幕的板、閂和帶卯的座（</w:t>
+      </w:r>
+      <w:hyperlink r:id="rId102">
+        <w:r>
+          <w:rPr>
+            <w:lang w:val="zh_TW" w:bidi="zh_TW"/>
+          </w:rPr>
+          <w:rPr>
+            <w:color w:val="0000EE"/>
+            <w:u w:val="single"/>
+          </w:rPr>
+          <w:t>36–37</w:t>
+        </w:r>
+      </w:hyperlink>
+      <w:r>
+        <w:rPr>
+          <w:lang w:val="zh_TW" w:bidi="zh_TW"/>
+        </w:rPr>
+        <w:t>節）。</w:t>
+      </w:r>
+    </w:p>
+    <w:p>
+      <w:pPr/>
+      <w:r>
+        <w:rPr>
+          <w:lang w:val="zh_TW" w:bidi="zh_TW"/>
+        </w:rPr>
+      </w:r>
+      <w:r>
+        <w:rPr>
+          <w:lang w:val="zh_TW" w:bidi="zh_TW"/>
+        </w:rPr>
+        <w:t>神指示摩西數點三個利未家族。革順的後裔共有7,500人（</w:t>
+      </w:r>
+      <w:hyperlink r:id="rId103">
+        <w:r>
+          <w:rPr>
+            <w:lang w:val="zh_TW" w:bidi="zh_TW"/>
+          </w:rPr>
+          <w:rPr>
+            <w:color w:val="0000EE"/>
+            <w:u w:val="single"/>
+          </w:rPr>
+          <w:t>22</w:t>
+        </w:r>
+      </w:hyperlink>
+      <w:r>
+        <w:rPr>
+          <w:lang w:val="zh_TW" w:bidi="zh_TW"/>
+        </w:rPr>
+        <w:t>節），安營在西邊，位於西方支派的隊伍與會幕之間。哥轄的後裔共有8,600人（</w:t>
+      </w:r>
+      <w:hyperlink r:id="rId104">
+        <w:r>
+          <w:rPr>
+            <w:lang w:val="zh_TW" w:bidi="zh_TW"/>
+          </w:rPr>
+          <w:rPr>
+            <w:color w:val="0000EE"/>
+            <w:u w:val="single"/>
+          </w:rPr>
+          <w:t>28</w:t>
+        </w:r>
+      </w:hyperlink>
+      <w:r>
+        <w:rPr>
+          <w:lang w:val="zh_TW" w:bidi="zh_TW"/>
+        </w:rPr>
+        <w:t>節），安營在南邊，位於南方支派的隊伍與會幕之間。米拉利的後裔共有6,200人（</w:t>
+      </w:r>
+      <w:hyperlink r:id="rId105">
+        <w:r>
+          <w:rPr>
+            <w:lang w:val="zh_TW" w:bidi="zh_TW"/>
+          </w:rPr>
+          <w:rPr>
+            <w:color w:val="0000EE"/>
+            <w:u w:val="single"/>
+          </w:rPr>
+          <w:t>34</w:t>
+        </w:r>
+      </w:hyperlink>
+      <w:r>
+        <w:rPr>
+          <w:lang w:val="zh_TW" w:bidi="zh_TW"/>
+        </w:rPr>
+        <w:t>節），安營在北邊，位於北方支派的隊伍與會幕之間。摩西和亞倫的家系安營在東邊，位於東方支派的隊伍與會幕之間（</w:t>
+      </w:r>
+      <w:hyperlink r:id="rId106">
+        <w:r>
+          <w:rPr>
+            <w:lang w:val="zh_TW" w:bidi="zh_TW"/>
+          </w:rPr>
+          <w:rPr>
+            <w:color w:val="0000EE"/>
+            <w:u w:val="single"/>
+          </w:rPr>
+          <w:t>38</w:t>
+        </w:r>
+      </w:hyperlink>
+      <w:r>
+        <w:rPr>
+          <w:lang w:val="zh_TW" w:bidi="zh_TW"/>
+        </w:rPr>
+        <w:t>節）。因此，無論安營或行軍，會幕都在以色列中央。</w:t>
+      </w:r>
+    </w:p>
+    <w:p>
+      <w:pPr/>
+      <w:r>
+        <w:rPr>
+          <w:lang w:val="zh_TW" w:bidi="zh_TW"/>
+        </w:rPr>
+      </w:r>
+      <w:r>
+        <w:rPr>
+          <w:lang w:val="zh_TW" w:bidi="zh_TW"/>
+        </w:rPr>
+        <w:t>數點以色列頭生的男子時，顯示出男嬰比利未人多出273人（</w:t>
+      </w:r>
+      <w:hyperlink r:id="rId107">
+        <w:r>
+          <w:rPr>
+            <w:lang w:val="zh_TW" w:bidi="zh_TW"/>
+          </w:rPr>
+          <w:rPr>
+            <w:color w:val="0000EE"/>
+            <w:u w:val="single"/>
+          </w:rPr>
+          <w:t>40–46</w:t>
+        </w:r>
+      </w:hyperlink>
+      <w:r>
+        <w:rPr>
+          <w:lang w:val="zh_TW" w:bidi="zh_TW"/>
+        </w:rPr>
+        <w:t>節），因為利未人是按一人對一人的方式，作以色列男子的贖價，這273名多出來的男孩就必須用贖罪銀來贖回（</w:t>
+      </w:r>
+      <w:hyperlink r:id="rId108">
+        <w:r>
+          <w:rPr>
+            <w:lang w:val="zh_TW" w:bidi="zh_TW"/>
+          </w:rPr>
+          <w:rPr>
+            <w:color w:val="0000EE"/>
+            <w:u w:val="single"/>
+          </w:rPr>
+          <w:t>46–51</w:t>
+        </w:r>
+      </w:hyperlink>
+      <w:r>
+        <w:rPr>
+          <w:lang w:val="zh_TW" w:bidi="zh_TW"/>
+        </w:rPr>
+        <w:t>節）。</w:t>
+      </w:r>
+    </w:p>
+    <w:p>
+      <w:pPr>
+        <w:pStyle w:val="Heading4"/>
+      </w:pPr>
+      <w:r>
+        <w:rPr>
+          <w:lang w:val="zh_TW" w:bidi="zh_TW"/>
+        </w:rPr>
+        <w:t>第</w:t>
+      </w:r>
+      <w:hyperlink r:id="rId17">
+        <w:r>
+          <w:rPr>
+            <w:lang w:val="zh_TW" w:bidi="zh_TW"/>
+          </w:rPr>
+          <w:rPr>
+            <w:color w:val="0000EE"/>
+            <w:u w:val="single"/>
+          </w:rPr>
+          <w:t>四</w:t>
+        </w:r>
+      </w:hyperlink>
+      <w:r>
+        <w:rPr>
+          <w:lang w:val="zh_TW" w:bidi="zh_TW"/>
+        </w:rPr>
+        <w:t>章</w:t>
+      </w:r>
+    </w:p>
+    <w:p>
+      <w:pPr/>
+      <w:r>
+        <w:rPr>
+          <w:lang w:val="zh_TW" w:bidi="zh_TW"/>
+        </w:rPr>
+      </w:r>
+      <w:r>
+        <w:rPr>
+          <w:lang w:val="zh_TW" w:bidi="zh_TW"/>
+        </w:rPr>
+        <w:t>神指示摩西，只有年齡在30至50歲之間的利未人，才可以在會幕事奉。數點的結果顯示，哥轄人有2,750人（</w:t>
+      </w:r>
+      <w:hyperlink r:id="rId109">
+        <w:r>
+          <w:rPr>
+            <w:lang w:val="zh_TW" w:bidi="zh_TW"/>
+          </w:rPr>
+          <w:rPr>
+            <w:color w:val="0000EE"/>
+            <w:u w:val="single"/>
+          </w:rPr>
+          <w:t>36</w:t>
+        </w:r>
+      </w:hyperlink>
+      <w:r>
+        <w:rPr>
+          <w:lang w:val="zh_TW" w:bidi="zh_TW"/>
+        </w:rPr>
+        <w:t>節）、革順人有2,630人（</w:t>
+      </w:r>
+      <w:hyperlink r:id="rId110">
+        <w:r>
+          <w:rPr>
+            <w:lang w:val="zh_TW" w:bidi="zh_TW"/>
+          </w:rPr>
+          <w:rPr>
+            <w:color w:val="0000EE"/>
+            <w:u w:val="single"/>
+          </w:rPr>
+          <w:t>40</w:t>
+        </w:r>
+      </w:hyperlink>
+      <w:r>
+        <w:rPr>
+          <w:lang w:val="zh_TW" w:bidi="zh_TW"/>
+        </w:rPr>
+        <w:t>節），米拉利人有3,200人（</w:t>
+      </w:r>
+      <w:hyperlink r:id="rId111">
+        <w:r>
+          <w:rPr>
+            <w:lang w:val="zh_TW" w:bidi="zh_TW"/>
+          </w:rPr>
+          <w:rPr>
+            <w:color w:val="0000EE"/>
+            <w:u w:val="single"/>
+          </w:rPr>
+          <w:t>44</w:t>
+        </w:r>
+      </w:hyperlink>
+      <w:r>
+        <w:rPr>
+          <w:lang w:val="zh_TW" w:bidi="zh_TW"/>
+        </w:rPr>
+        <w:t>節），合計共8,580人（</w:t>
+      </w:r>
+      <w:hyperlink r:id="rId112">
+        <w:r>
+          <w:rPr>
+            <w:lang w:val="zh_TW" w:bidi="zh_TW"/>
+          </w:rPr>
+          <w:rPr>
+            <w:color w:val="0000EE"/>
+            <w:u w:val="single"/>
+          </w:rPr>
+          <w:t>48</w:t>
+        </w:r>
+      </w:hyperlink>
+      <w:r>
+        <w:rPr>
+          <w:lang w:val="zh_TW" w:bidi="zh_TW"/>
+        </w:rPr>
+        <w:t>節）可以服事亞倫家的祭司。</w:t>
+      </w:r>
+    </w:p>
+    <w:p>
+      <w:pPr/>
+      <w:r>
+        <w:rPr>
+          <w:lang w:val="zh_TW" w:bidi="zh_TW"/>
+        </w:rPr>
+      </w:r>
+      <w:r>
+        <w:rPr>
+          <w:lang w:val="zh_TW" w:bidi="zh_TW"/>
+        </w:rPr>
+        <w:t>神又進一步吩咐亞倫家的祭司，當會幕為行軍而拆卸時，要先把會幕所有的「器具」遮蓋好，然後哥轄人才能靠近，甚至在他們觀看之前就必須完成（</w:t>
+      </w:r>
+      <w:hyperlink r:id="rId113">
+        <w:r>
+          <w:rPr>
+            <w:lang w:val="zh_TW" w:bidi="zh_TW"/>
+          </w:rPr>
+          <w:rPr>
+            <w:color w:val="0000EE"/>
+            <w:u w:val="single"/>
+          </w:rPr>
+          <w:t>20</w:t>
+        </w:r>
+      </w:hyperlink>
+      <w:r>
+        <w:rPr>
+          <w:lang w:val="zh_TW" w:bidi="zh_TW"/>
+        </w:rPr>
+        <w:t>節），免得哥轄人因觀看或觸摸（</w:t>
+      </w:r>
+      <w:hyperlink r:id="rId114">
+        <w:r>
+          <w:rPr>
+            <w:lang w:val="zh_TW" w:bidi="zh_TW"/>
+          </w:rPr>
+          <w:rPr>
+            <w:color w:val="0000EE"/>
+            <w:u w:val="single"/>
+          </w:rPr>
+          <w:t>15</w:t>
+        </w:r>
+      </w:hyperlink>
+      <w:r>
+        <w:rPr>
+          <w:lang w:val="zh_TW" w:bidi="zh_TW"/>
+        </w:rPr>
+        <w:t>節）這些聖物而死亡（</w:t>
+      </w:r>
+      <w:hyperlink r:id="rId115">
+        <w:r>
+          <w:rPr>
+            <w:lang w:val="zh_TW" w:bidi="zh_TW"/>
+          </w:rPr>
+          <w:rPr>
+            <w:color w:val="0000EE"/>
+            <w:u w:val="single"/>
+          </w:rPr>
+          <w:t>15</w:t>
+        </w:r>
+      </w:hyperlink>
+      <w:r>
+        <w:rPr>
+          <w:lang w:val="zh_TW" w:bidi="zh_TW"/>
+        </w:rPr>
+        <w:t>、</w:t>
+      </w:r>
+      <w:hyperlink r:id="rId115">
+        <w:r>
+          <w:rPr>
+            <w:lang w:val="zh_TW" w:bidi="zh_TW"/>
+          </w:rPr>
+          <w:rPr>
+            <w:color w:val="0000EE"/>
+            <w:u w:val="single"/>
+          </w:rPr>
+          <w:t>20</w:t>
+        </w:r>
+      </w:hyperlink>
+      <w:r>
+        <w:rPr>
+          <w:lang w:val="zh_TW" w:bidi="zh_TW"/>
+        </w:rPr>
+        <w:t>節）。</w:t>
+      </w:r>
+    </w:p>
+    <w:p>
+      <w:pPr>
+        <w:pStyle w:val="Heading4"/>
+      </w:pPr>
+      <w:r>
+        <w:rPr>
+          <w:lang w:val="zh_TW" w:bidi="zh_TW"/>
+        </w:rPr>
+        <w:t>第</w:t>
+      </w:r>
+      <w:hyperlink r:id="rId116">
+        <w:r>
+          <w:rPr>
+            <w:lang w:val="zh_TW" w:bidi="zh_TW"/>
+          </w:rPr>
+          <w:rPr>
+            <w:color w:val="0000EE"/>
+            <w:u w:val="single"/>
+          </w:rPr>
+          <w:t>五</w:t>
+        </w:r>
+      </w:hyperlink>
+      <w:r>
+        <w:rPr>
+          <w:lang w:val="zh_TW" w:bidi="zh_TW"/>
+        </w:rPr>
+        <w:t>章</w:t>
+      </w:r>
+    </w:p>
+    <w:p>
+      <w:pPr/>
+      <w:r>
+        <w:rPr>
+          <w:lang w:val="zh_TW" w:bidi="zh_TW"/>
+        </w:rPr>
+      </w:r>
+      <w:r>
+        <w:rPr>
+          <w:lang w:val="zh_TW" w:bidi="zh_TW"/>
+        </w:rPr>
+        <w:t>為了禮儀上的潔淨，神吩咐把長痲瘋的、患漏症的，以及摸了死屍而成為不潔淨的人，暫時送到營外，直到他們得潔淨為止（</w:t>
+      </w:r>
+      <w:hyperlink r:id="rId117">
+        <w:r>
+          <w:rPr>
+            <w:lang w:val="zh_TW" w:bidi="zh_TW"/>
+          </w:rPr>
+          <w:rPr>
+            <w:color w:val="0000EE"/>
+            <w:u w:val="single"/>
+          </w:rPr>
+          <w:t>1–4</w:t>
+        </w:r>
+      </w:hyperlink>
+      <w:r>
+        <w:rPr>
+          <w:lang w:val="zh_TW" w:bidi="zh_TW"/>
+        </w:rPr>
+        <w:t>節）。此外，神也指示人在為過錯作出賠償時，如果受害的人已經不在人世，就要把賠償的價銀交給祭司（</w:t>
+      </w:r>
+      <w:hyperlink r:id="rId118">
+        <w:r>
+          <w:rPr>
+            <w:lang w:val="zh_TW" w:bidi="zh_TW"/>
+          </w:rPr>
+          <w:rPr>
+            <w:color w:val="0000EE"/>
+            <w:u w:val="single"/>
+          </w:rPr>
+          <w:t>5–10</w:t>
+        </w:r>
+      </w:hyperlink>
+      <w:r>
+        <w:rPr>
+          <w:lang w:val="zh_TW" w:bidi="zh_TW"/>
+        </w:rPr>
+        <w:t>節）。</w:t>
+      </w:r>
+    </w:p>
+    <w:p>
+      <w:pPr/>
+      <w:r>
+        <w:rPr>
+          <w:lang w:val="zh_TW" w:bidi="zh_TW"/>
+        </w:rPr>
+      </w:r>
+      <w:r>
+        <w:rPr>
+          <w:lang w:val="zh_TW" w:bidi="zh_TW"/>
+        </w:rPr>
+        <w:t>最後，如果丈夫懷疑妻子不忠，卻沒有任何證據，神就規定讓這名婦人接受飲苦水的試驗，以釋除丈夫的疑心。祭司要把聖水與會幕地上的塵土調在一起，給她喝下。如果她有罪，水就按著神的指示使她受苦，使她的肚腹腫脹、大腿消瘦（</w:t>
+      </w:r>
+      <w:hyperlink r:id="rId119">
+        <w:r>
+          <w:rPr>
+            <w:lang w:val="zh_TW" w:bidi="zh_TW"/>
+          </w:rPr>
+          <w:rPr>
+            <w:color w:val="0000EE"/>
+            <w:u w:val="single"/>
+          </w:rPr>
+          <w:t>11–31</w:t>
+        </w:r>
+      </w:hyperlink>
+      <w:r>
+        <w:rPr>
+          <w:lang w:val="zh_TW" w:bidi="zh_TW"/>
+        </w:rPr>
+        <w:t>節）。</w:t>
+      </w:r>
+    </w:p>
+    <w:p>
+      <w:pPr>
+        <w:pStyle w:val="Heading4"/>
+      </w:pPr>
+      <w:r>
+        <w:rPr>
+          <w:lang w:val="zh_TW" w:bidi="zh_TW"/>
+        </w:rPr>
+        <w:t>第</w:t>
+      </w:r>
+      <w:hyperlink r:id="rId120">
+        <w:r>
+          <w:rPr>
+            <w:lang w:val="zh_TW" w:bidi="zh_TW"/>
+          </w:rPr>
+          <w:rPr>
+            <w:color w:val="0000EE"/>
+            <w:u w:val="single"/>
+          </w:rPr>
+          <w:t>六</w:t>
+        </w:r>
+      </w:hyperlink>
+      <w:r>
+        <w:rPr>
+          <w:lang w:val="zh_TW" w:bidi="zh_TW"/>
+        </w:rPr>
+        <w:t>章</w:t>
+      </w:r>
+    </w:p>
+    <w:p>
+      <w:pPr/>
+      <w:r>
+        <w:rPr>
+          <w:lang w:val="zh_TW" w:bidi="zh_TW"/>
+        </w:rPr>
+      </w:r>
+      <w:r>
+        <w:rPr>
+          <w:lang w:val="zh_TW" w:bidi="zh_TW"/>
+        </w:rPr>
+        <w:t>接著，神頒布關於拿細耳人的律例。拿細耳人是決意向耶和華許願，將自己完全分別出來歸給祂的人。為了表明這樣的分別，拿細耳人不可喝酒、要任憑頭髮生長，也不可摸任何死屍（</w:t>
+      </w:r>
+      <w:hyperlink r:id="rId121">
+        <w:r>
+          <w:rPr>
+            <w:lang w:val="zh_TW" w:bidi="zh_TW"/>
+          </w:rPr>
+          <w:rPr>
+            <w:color w:val="0000EE"/>
+            <w:u w:val="single"/>
+          </w:rPr>
+          <w:t>3–6</w:t>
+        </w:r>
+      </w:hyperlink>
+      <w:r>
+        <w:rPr>
+          <w:lang w:val="zh_TW" w:bidi="zh_TW"/>
+        </w:rPr>
+        <w:t>節）。如果他玷污了自己，就要照著規定的條例行禮儀上的潔淨（</w:t>
+      </w:r>
+      <w:hyperlink r:id="rId122">
+        <w:r>
+          <w:rPr>
+            <w:lang w:val="zh_TW" w:bidi="zh_TW"/>
+          </w:rPr>
+          <w:rPr>
+            <w:color w:val="0000EE"/>
+            <w:u w:val="single"/>
+          </w:rPr>
+          <w:t>9–12</w:t>
+        </w:r>
+      </w:hyperlink>
+      <w:r>
+        <w:rPr>
+          <w:lang w:val="zh_TW" w:bidi="zh_TW"/>
+        </w:rPr>
+        <w:t>節）。等到他所許的願滿了日期，就要照著規定的條例完成解除誓願的程序（</w:t>
+      </w:r>
+      <w:hyperlink r:id="rId123">
+        <w:r>
+          <w:rPr>
+            <w:lang w:val="zh_TW" w:bidi="zh_TW"/>
+          </w:rPr>
+          <w:rPr>
+            <w:color w:val="0000EE"/>
+            <w:u w:val="single"/>
+          </w:rPr>
+          <w:t>13–21</w:t>
+        </w:r>
+      </w:hyperlink>
+      <w:r>
+        <w:rPr>
+          <w:lang w:val="zh_TW" w:bidi="zh_TW"/>
+        </w:rPr>
+        <w:t>節）。最後，神指示亞倫家的祭司，要向以色列敬拜者宣告他們應當宣讀的祝福（</w:t>
+      </w:r>
+      <w:hyperlink r:id="rId124">
+        <w:r>
+          <w:rPr>
+            <w:lang w:val="zh_TW" w:bidi="zh_TW"/>
+          </w:rPr>
+          <w:rPr>
+            <w:color w:val="0000EE"/>
+            <w:u w:val="single"/>
+          </w:rPr>
+          <w:t>22–27</w:t>
+        </w:r>
+      </w:hyperlink>
+      <w:r>
+        <w:rPr>
+          <w:lang w:val="zh_TW" w:bidi="zh_TW"/>
+        </w:rPr>
+        <w:t>節）。</w:t>
+      </w:r>
+    </w:p>
+    <w:p>
+      <w:pPr>
+        <w:pStyle w:val="Heading4"/>
+      </w:pPr>
+      <w:r>
+        <w:rPr>
+          <w:lang w:val="zh_TW" w:bidi="zh_TW"/>
+        </w:rPr>
+        <w:t>第</w:t>
+      </w:r>
+      <w:hyperlink r:id="rId125">
+        <w:r>
+          <w:rPr>
+            <w:lang w:val="zh_TW" w:bidi="zh_TW"/>
+          </w:rPr>
+          <w:rPr>
+            <w:color w:val="0000EE"/>
+            <w:u w:val="single"/>
+          </w:rPr>
+          <w:t>七</w:t>
+        </w:r>
+      </w:hyperlink>
+      <w:r>
+        <w:rPr>
+          <w:lang w:val="zh_TW" w:bidi="zh_TW"/>
+        </w:rPr>
+        <w:t>章</w:t>
+      </w:r>
+    </w:p>
+    <w:p>
+      <w:pPr/>
+      <w:r>
+        <w:rPr>
+          <w:lang w:val="zh_TW" w:bidi="zh_TW"/>
+        </w:rPr>
+      </w:r>
+      <w:r>
+        <w:rPr>
+          <w:lang w:val="zh_TW" w:bidi="zh_TW"/>
+        </w:rPr>
+        <w:t>以色列的眾首領帶來六輛車和十二隻公牛，供搬運會幕之用（</w:t>
+      </w:r>
+      <w:hyperlink r:id="rId126">
+        <w:r>
+          <w:rPr>
+            <w:lang w:val="zh_TW" w:bidi="zh_TW"/>
+          </w:rPr>
+          <w:rPr>
+            <w:color w:val="0000EE"/>
+            <w:u w:val="single"/>
+          </w:rPr>
+          <w:t>7:3</w:t>
+        </w:r>
+      </w:hyperlink>
+      <w:r>
+        <w:rPr>
+          <w:lang w:val="zh_TW" w:bidi="zh_TW"/>
+        </w:rPr>
+        <w:t>）。摩西把兩輛車和四隻公牛分給革順人（</w:t>
+      </w:r>
+      <w:hyperlink r:id="rId127">
+        <w:r>
+          <w:rPr>
+            <w:lang w:val="zh_TW" w:bidi="zh_TW"/>
+          </w:rPr>
+          <w:rPr>
+            <w:color w:val="0000EE"/>
+            <w:u w:val="single"/>
+          </w:rPr>
+          <w:t>7</w:t>
+        </w:r>
+      </w:hyperlink>
+      <w:r>
+        <w:rPr>
+          <w:lang w:val="zh_TW" w:bidi="zh_TW"/>
+        </w:rPr>
+        <w:t>節），又把四輛車和八隻公牛分給米拉利人（</w:t>
+      </w:r>
+      <w:hyperlink r:id="rId128">
+        <w:r>
+          <w:rPr>
+            <w:lang w:val="zh_TW" w:bidi="zh_TW"/>
+          </w:rPr>
+          <w:rPr>
+            <w:color w:val="0000EE"/>
+            <w:u w:val="single"/>
+          </w:rPr>
+          <w:t>8</w:t>
+        </w:r>
+      </w:hyperlink>
+      <w:r>
+        <w:rPr>
+          <w:lang w:val="zh_TW" w:bidi="zh_TW"/>
+        </w:rPr>
+        <w:t>節）。（至於哥轄人，他們要用肩抬會幕的「器具」，</w:t>
+      </w:r>
+      <w:hyperlink r:id="rId129">
+        <w:r>
+          <w:rPr>
+            <w:lang w:val="zh_TW" w:bidi="zh_TW"/>
+          </w:rPr>
+          <w:rPr>
+            <w:color w:val="0000EE"/>
+            <w:u w:val="single"/>
+          </w:rPr>
+          <w:t>9</w:t>
+        </w:r>
+      </w:hyperlink>
+      <w:r>
+        <w:rPr>
+          <w:lang w:val="zh_TW" w:bidi="zh_TW"/>
+        </w:rPr>
+        <w:t>節）為了在壇受膏之後使壇成聖連續十二天，各支派的首領就按著行軍的次序（參</w:t>
+      </w:r>
+      <w:hyperlink r:id="rId15">
+        <w:r>
+          <w:rPr>
+            <w:lang w:val="zh_TW" w:bidi="zh_TW"/>
+          </w:rPr>
+          <w:rPr>
+            <w:color w:val="0000EE"/>
+            <w:u w:val="single"/>
+          </w:rPr>
+          <w:t>2</w:t>
+        </w:r>
+      </w:hyperlink>
+      <w:r>
+        <w:rPr>
+          <w:lang w:val="zh_TW" w:bidi="zh_TW"/>
+        </w:rPr>
+        <w:t>章）獻上相同的供物（</w:t>
+      </w:r>
+      <w:hyperlink r:id="rId130">
+        <w:r>
+          <w:rPr>
+            <w:lang w:val="zh_TW" w:bidi="zh_TW"/>
+          </w:rPr>
+          <w:rPr>
+            <w:color w:val="0000EE"/>
+            <w:u w:val="single"/>
+          </w:rPr>
+          <w:t>10</w:t>
+        </w:r>
+      </w:hyperlink>
+      <w:r>
+        <w:rPr>
+          <w:lang w:val="zh_TW" w:bidi="zh_TW"/>
+        </w:rPr>
+        <w:t>、</w:t>
+      </w:r>
+      <w:hyperlink r:id="rId130">
+        <w:r>
+          <w:rPr>
+            <w:lang w:val="zh_TW" w:bidi="zh_TW"/>
+          </w:rPr>
+          <w:rPr>
+            <w:color w:val="0000EE"/>
+            <w:u w:val="single"/>
+          </w:rPr>
+          <w:t>88</w:t>
+        </w:r>
+      </w:hyperlink>
+      <w:r>
+        <w:rPr>
+          <w:lang w:val="zh_TW" w:bidi="zh_TW"/>
+        </w:rPr>
+        <w:t>節）。神藉著從施恩座上對摩西說話（</w:t>
+      </w:r>
+      <w:hyperlink r:id="rId131">
+        <w:r>
+          <w:rPr>
+            <w:lang w:val="zh_TW" w:bidi="zh_TW"/>
+          </w:rPr>
+          <w:rPr>
+            <w:color w:val="0000EE"/>
+            <w:u w:val="single"/>
+          </w:rPr>
+          <w:t>89</w:t>
+        </w:r>
+      </w:hyperlink>
+      <w:r>
+        <w:rPr>
+          <w:lang w:val="zh_TW" w:bidi="zh_TW"/>
+        </w:rPr>
+        <w:t>節），顯明祂悅納這樣的行動。</w:t>
+      </w:r>
+    </w:p>
+    <w:p>
+      <w:pPr>
+        <w:pStyle w:val="Heading4"/>
+      </w:pPr>
+      <w:r>
+        <w:rPr>
+          <w:lang w:val="zh_TW" w:bidi="zh_TW"/>
+        </w:rPr>
+        <w:t>第</w:t>
+      </w:r>
+      <w:hyperlink r:id="rId132">
+        <w:r>
+          <w:rPr>
+            <w:lang w:val="zh_TW" w:bidi="zh_TW"/>
+          </w:rPr>
+          <w:rPr>
+            <w:color w:val="0000EE"/>
+            <w:u w:val="single"/>
+          </w:rPr>
+          <w:t>八</w:t>
+        </w:r>
+      </w:hyperlink>
+      <w:r>
+        <w:rPr>
+          <w:lang w:val="zh_TW" w:bidi="zh_TW"/>
+        </w:rPr>
+        <w:t>章</w:t>
+      </w:r>
+    </w:p>
+    <w:p>
+      <w:pPr/>
+      <w:r>
+        <w:rPr>
+          <w:lang w:val="zh_TW" w:bidi="zh_TW"/>
+        </w:rPr>
+      </w:r>
+      <w:r>
+        <w:rPr>
+          <w:lang w:val="zh_TW" w:bidi="zh_TW"/>
+        </w:rPr>
+        <w:t>神把點亮七盞燈臺的特權交給亞倫家的祭司（</w:t>
+      </w:r>
+      <w:hyperlink r:id="rId133">
+        <w:r>
+          <w:rPr>
+            <w:lang w:val="zh_TW" w:bidi="zh_TW"/>
+          </w:rPr>
+          <w:rPr>
+            <w:color w:val="0000EE"/>
+            <w:u w:val="single"/>
+          </w:rPr>
+          <w:t>1–4</w:t>
+        </w:r>
+      </w:hyperlink>
+      <w:r>
+        <w:rPr>
+          <w:lang w:val="zh_TW" w:bidi="zh_TW"/>
+        </w:rPr>
+        <w:t>節）。隨後，摩西和亞倫照著神的指示，藉著潔淨的禮儀使利未人分別為聖，投入會幕的事奉（</w:t>
+      </w:r>
+      <w:hyperlink r:id="rId134">
+        <w:r>
+          <w:rPr>
+            <w:lang w:val="zh_TW" w:bidi="zh_TW"/>
+          </w:rPr>
+          <w:rPr>
+            <w:color w:val="0000EE"/>
+            <w:u w:val="single"/>
+          </w:rPr>
+          <w:t>5–22</w:t>
+        </w:r>
+      </w:hyperlink>
+      <w:r>
+        <w:rPr>
+          <w:lang w:val="zh_TW" w:bidi="zh_TW"/>
+        </w:rPr>
+        <w:t>節）。</w:t>
+      </w:r>
+    </w:p>
+    <w:p>
+      <w:pPr>
+        <w:pStyle w:val="Heading4"/>
+      </w:pPr>
+      <w:hyperlink r:id="rId135">
+        <w:r>
+          <w:rPr>
+            <w:lang w:val="zh_TW" w:bidi="zh_TW"/>
+          </w:rPr>
+          <w:rPr>
+            <w:color w:val="0000EE"/>
+            <w:u w:val="single"/>
+          </w:rPr>
+          <w:t>九章1節至十章10節</w:t>
+        </w:r>
+      </w:hyperlink>
+    </w:p>
+    <w:p>
+      <w:pPr/>
+      <w:r>
+        <w:rPr>
+          <w:lang w:val="zh_TW" w:bidi="zh_TW"/>
+        </w:rPr>
+      </w:r>
+      <w:r>
+        <w:rPr>
+          <w:lang w:val="zh_TW" w:bidi="zh_TW"/>
+        </w:rPr>
+        <w:t>為了顧念在逾越節期間因禮儀上不潔淨，或正在旅途中而無法參與的敬拜者，神准許他們在一個月之後守逾越節（</w:t>
+      </w:r>
+      <w:hyperlink r:id="rId136">
+        <w:r>
+          <w:rPr>
+            <w:lang w:val="zh_TW" w:bidi="zh_TW"/>
+          </w:rPr>
+          <w:rPr>
+            <w:color w:val="0000EE"/>
+            <w:u w:val="single"/>
+          </w:rPr>
+          <w:t>6–12</w:t>
+        </w:r>
+      </w:hyperlink>
+      <w:r>
+        <w:rPr>
+          <w:lang w:val="zh_TW" w:bidi="zh_TW"/>
+        </w:rPr>
+        <w:t>節；另見</w:t>
+      </w:r>
+      <w:hyperlink r:id="rId137">
+        <w:r>
+          <w:rPr>
+            <w:lang w:val="zh_TW" w:bidi="zh_TW"/>
+          </w:rPr>
+          <w:rPr>
+            <w:color w:val="0000EE"/>
+            <w:u w:val="single"/>
+          </w:rPr>
+          <w:t>27</w:t>
+        </w:r>
+      </w:hyperlink>
+      <w:r>
+        <w:rPr>
+          <w:lang w:val="zh_TW" w:bidi="zh_TW"/>
+        </w:rPr>
+        <w:t>章）。</w:t>
+      </w:r>
+    </w:p>
+    <w:p>
+      <w:pPr/>
+      <w:r>
+        <w:rPr>
+          <w:lang w:val="zh_TW" w:bidi="zh_TW"/>
+        </w:rPr>
+      </w:r>
+      <w:r>
+        <w:rPr>
+          <w:lang w:val="zh_TW" w:bidi="zh_TW"/>
+        </w:rPr>
+        <w:t>神在百姓離開西奈山之前，向他們頒布最後的指示。當他們看見雲彩從會幕升起時，就要預備起行；雲彩停在什麼地方，他們就要在那裡安營（</w:t>
+      </w:r>
+      <w:hyperlink r:id="rId138">
+        <w:r>
+          <w:rPr>
+            <w:lang w:val="zh_TW" w:bidi="zh_TW"/>
+          </w:rPr>
+          <w:rPr>
+            <w:color w:val="0000EE"/>
+            <w:u w:val="single"/>
+          </w:rPr>
+          <w:t>9:15–23</w:t>
+        </w:r>
+      </w:hyperlink>
+      <w:r>
+        <w:rPr>
+          <w:lang w:val="zh_TW" w:bidi="zh_TW"/>
+        </w:rPr>
+        <w:t>）。如果吹響兩枝銀號，百姓就要到會幕聚集；如果只吹一枝，只須首領前往；當吹出出戰的警號時，各支派的隊伍就要立刻預備行軍（</w:t>
+      </w:r>
+      <w:hyperlink r:id="rId139">
+        <w:r>
+          <w:rPr>
+            <w:lang w:val="zh_TW" w:bidi="zh_TW"/>
+          </w:rPr>
+          <w:rPr>
+            <w:color w:val="0000EE"/>
+            <w:u w:val="single"/>
+          </w:rPr>
+          <w:t>10:1–10</w:t>
+        </w:r>
+      </w:hyperlink>
+      <w:r>
+        <w:rPr>
+          <w:lang w:val="zh_TW" w:bidi="zh_TW"/>
+        </w:rPr>
+        <w:t>）。</w:t>
+      </w:r>
+    </w:p>
+    <w:p>
+      <w:pPr>
+        <w:pStyle w:val="Heading4"/>
+      </w:pPr>
+      <w:hyperlink r:id="rId140">
+        <w:r>
+          <w:rPr>
+            <w:lang w:val="zh_TW" w:bidi="zh_TW"/>
+          </w:rPr>
+          <w:rPr>
+            <w:color w:val="0000EE"/>
+            <w:u w:val="single"/>
+          </w:rPr>
+          <w:t>十章11節至十四章45節</w:t>
+        </w:r>
+      </w:hyperlink>
+    </w:p>
+    <w:p>
+      <w:pPr/>
+      <w:r>
+        <w:rPr>
+          <w:lang w:val="zh_TW" w:bidi="zh_TW"/>
+        </w:rPr>
+      </w:r>
+      <w:r>
+        <w:rPr>
+          <w:lang w:val="zh_TW" w:bidi="zh_TW"/>
+        </w:rPr>
+        <w:t>接下來這一段記述從西奈山行軍到加低斯·巴尼亞的過程，時間大約為一個半月至兩個月之間（參</w:t>
+      </w:r>
+      <w:hyperlink r:id="rId141">
+        <w:r>
+          <w:rPr>
+            <w:lang w:val="zh_TW" w:bidi="zh_TW"/>
+          </w:rPr>
+          <w:rPr>
+            <w:color w:val="0000EE"/>
+            <w:u w:val="single"/>
+          </w:rPr>
+          <w:t>10:11</w:t>
+        </w:r>
+      </w:hyperlink>
+      <w:r>
+        <w:rPr>
+          <w:lang w:val="zh_TW" w:bidi="zh_TW"/>
+        </w:rPr>
+        <w:t>，</w:t>
+      </w:r>
+      <w:hyperlink r:id="rId142">
+        <w:r>
+          <w:rPr>
+            <w:lang w:val="zh_TW" w:bidi="zh_TW"/>
+          </w:rPr>
+          <w:rPr>
+            <w:color w:val="0000EE"/>
+            <w:u w:val="single"/>
+          </w:rPr>
+          <w:t>13:20</w:t>
+        </w:r>
+      </w:hyperlink>
+      <w:r>
+        <w:rPr>
+          <w:lang w:val="zh_TW" w:bidi="zh_TW"/>
+        </w:rPr>
+        <w:t>）。百姓幾乎立刻在經過可怕的巴蘭曠野時開始發怨言（</w:t>
+      </w:r>
+      <w:hyperlink r:id="rId32">
+        <w:r>
+          <w:rPr>
+            <w:lang w:val="zh_TW" w:bidi="zh_TW"/>
+          </w:rPr>
+          <w:rPr>
+            <w:color w:val="0000EE"/>
+            <w:u w:val="single"/>
+          </w:rPr>
+          <w:t>申1:19</w:t>
+        </w:r>
+      </w:hyperlink>
+      <w:r>
+        <w:rPr>
+          <w:lang w:val="zh_TW" w:bidi="zh_TW"/>
+        </w:rPr>
+        <w:t>），使耶和華在他備拉發怒（</w:t>
+      </w:r>
+      <w:hyperlink r:id="rId143">
+        <w:r>
+          <w:rPr>
+            <w:lang w:val="zh_TW" w:bidi="zh_TW"/>
+          </w:rPr>
+          <w:rPr>
+            <w:color w:val="0000EE"/>
+            <w:u w:val="single"/>
+          </w:rPr>
+          <w:t>民11:1–3</w:t>
+        </w:r>
+      </w:hyperlink>
+      <w:r>
+        <w:rPr>
+          <w:lang w:val="zh_TW" w:bidi="zh_TW"/>
+        </w:rPr>
+        <w:t>），又在基博羅·哈他瓦發怒（</w:t>
+      </w:r>
+      <w:hyperlink r:id="rId144">
+        <w:r>
+          <w:rPr>
+            <w:lang w:val="zh_TW" w:bidi="zh_TW"/>
+          </w:rPr>
+          <w:rPr>
+            <w:color w:val="0000EE"/>
+            <w:u w:val="single"/>
+          </w:rPr>
+          <w:t>民11:4–35</w:t>
+        </w:r>
+      </w:hyperlink>
+      <w:r>
+        <w:rPr>
+          <w:lang w:val="zh_TW" w:bidi="zh_TW"/>
+        </w:rPr>
+        <w:t>；</w:t>
+      </w:r>
+      <w:hyperlink r:id="rId145">
+        <w:r>
+          <w:rPr>
+            <w:lang w:val="zh_TW" w:bidi="zh_TW"/>
+          </w:rPr>
+          <w:rPr>
+            <w:color w:val="0000EE"/>
+            <w:u w:val="single"/>
+          </w:rPr>
+          <w:t>詩78:26–31</w:t>
+        </w:r>
+      </w:hyperlink>
+      <w:r>
+        <w:rPr>
+          <w:lang w:val="zh_TW" w:bidi="zh_TW"/>
+        </w:rPr>
+        <w:t>，</w:t>
+      </w:r>
+      <w:hyperlink r:id="rId146">
+        <w:r>
+          <w:rPr>
+            <w:lang w:val="zh_TW" w:bidi="zh_TW"/>
+          </w:rPr>
+          <w:rPr>
+            <w:color w:val="0000EE"/>
+            <w:u w:val="single"/>
+          </w:rPr>
+          <w:t>106:13–15</w:t>
+        </w:r>
+      </w:hyperlink>
+      <w:r>
+        <w:rPr>
+          <w:lang w:val="zh_TW" w:bidi="zh_TW"/>
+        </w:rPr>
+        <w:t>）。米利暗和亞倫挑戰摩西獨自代表神向百姓說話的權柄，結果米利暗因受責罰而暫時患上痲瘋（顯然是她帶頭挑起事端）。二人藉著摩西的代求而得著赦免（</w:t>
+      </w:r>
+      <w:hyperlink r:id="rId147">
+        <w:r>
+          <w:rPr>
+            <w:lang w:val="zh_TW" w:bidi="zh_TW"/>
+          </w:rPr>
+          <w:rPr>
+            <w:color w:val="0000EE"/>
+            <w:u w:val="single"/>
+          </w:rPr>
+          <w:t>民12章</w:t>
+        </w:r>
+      </w:hyperlink>
+      <w:r>
+        <w:rPr>
+          <w:lang w:val="zh_TW" w:bidi="zh_TW"/>
+        </w:rPr>
+        <w:t>）。然而，正是從這件事中，經文提出了一段極為突出的描述，說明摩西與神之間獨特的關係，成為啟示的特殊途徑（</w:t>
+      </w:r>
+      <w:hyperlink r:id="rId148">
+        <w:r>
+          <w:rPr>
+            <w:lang w:val="zh_TW" w:bidi="zh_TW"/>
+          </w:rPr>
+          <w:rPr>
+            <w:color w:val="0000EE"/>
+            <w:u w:val="single"/>
+          </w:rPr>
+          <w:t>6–8</w:t>
+        </w:r>
+      </w:hyperlink>
+      <w:r>
+        <w:rPr>
+          <w:lang w:val="zh_TW" w:bidi="zh_TW"/>
+        </w:rPr>
+        <w:t>節）。</w:t>
+      </w:r>
+    </w:p>
+    <w:p>
+      <w:pPr/>
+      <w:r>
+        <w:rPr>
+          <w:lang w:val="zh_TW" w:bidi="zh_TW"/>
+        </w:rPr>
+      </w:r>
+      <w:r>
+        <w:rPr>
+          <w:lang w:val="zh_TW" w:bidi="zh_TW"/>
+        </w:rPr>
+        <w:t>摩西從巴蘭（加低斯‧巴尼亞）差派探子去窺探那地（</w:t>
+      </w:r>
+      <w:hyperlink r:id="rId149">
+        <w:r>
+          <w:rPr>
+            <w:lang w:val="zh_TW" w:bidi="zh_TW"/>
+          </w:rPr>
+          <w:rPr>
+            <w:color w:val="0000EE"/>
+            <w:u w:val="single"/>
+          </w:rPr>
+          <w:t>13</w:t>
+        </w:r>
+      </w:hyperlink>
+      <w:r>
+        <w:rPr>
+          <w:lang w:val="zh_TW" w:bidi="zh_TW"/>
+        </w:rPr>
+        <w:t>章）。</w:t>
+      </w:r>
+      <w:hyperlink r:id="rId150">
+        <w:r>
+          <w:rPr>
+            <w:lang w:val="zh_TW" w:bidi="zh_TW"/>
+          </w:rPr>
+          <w:rPr>
+            <w:color w:val="0000EE"/>
+            <w:u w:val="single"/>
+          </w:rPr>
+          <w:t>申命記一章22節</w:t>
+        </w:r>
+      </w:hyperlink>
+      <w:r>
+        <w:rPr>
+          <w:lang w:val="zh_TW" w:bidi="zh_TW"/>
+        </w:rPr>
+        <w:t>顯示，窺探那地的計劃原本是出自於百姓，摩西（在神的指示下）同意這件事。40天後，探子回來。只有迦勒和約書亞勸百姓上去攻取那地；其餘十個探子卻說仇敵強大，他們無法得戰。百姓因此極其沮喪，甚至想用石頭打死迦勒和約書亞（</w:t>
+      </w:r>
+      <w:hyperlink r:id="rId151">
+        <w:r>
+          <w:rPr>
+            <w:lang w:val="zh_TW" w:bidi="zh_TW"/>
+          </w:rPr>
+          <w:rPr>
+            <w:color w:val="0000EE"/>
+            <w:u w:val="single"/>
+          </w:rPr>
+          <w:t>民14:10</w:t>
+        </w:r>
+      </w:hyperlink>
+      <w:r>
+        <w:rPr>
+          <w:lang w:val="zh_TW" w:bidi="zh_TW"/>
+        </w:rPr>
+        <w:t>），只是會幕那裡忽然顯出榮耀的雲彩，才阻止了他們。神在震怒中起誓（</w:t>
+      </w:r>
+      <w:hyperlink r:id="rId152">
+        <w:r>
+          <w:rPr>
+            <w:lang w:val="zh_TW" w:bidi="zh_TW"/>
+          </w:rPr>
+          <w:rPr>
+            <w:color w:val="0000EE"/>
+            <w:u w:val="single"/>
+          </w:rPr>
+          <w:t>民14:21</w:t>
+        </w:r>
+      </w:hyperlink>
+      <w:r>
+        <w:rPr>
+          <w:lang w:val="zh_TW" w:bidi="zh_TW"/>
+        </w:rPr>
+        <w:t>；參</w:t>
+      </w:r>
+      <w:hyperlink r:id="rId153">
+        <w:r>
+          <w:rPr>
+            <w:lang w:val="zh_TW" w:bidi="zh_TW"/>
+          </w:rPr>
+          <w:rPr>
+            <w:color w:val="0000EE"/>
+            <w:u w:val="single"/>
+          </w:rPr>
+          <w:t>來3:7–4:10</w:t>
+        </w:r>
+      </w:hyperlink>
+      <w:r>
+        <w:rPr>
+          <w:lang w:val="zh_TW" w:bidi="zh_TW"/>
+        </w:rPr>
+        <w:t>），除了迦勒和約書亞以外，那一代人都不能進入應許之地（</w:t>
+      </w:r>
+      <w:hyperlink r:id="rId154">
+        <w:r>
+          <w:rPr>
+            <w:lang w:val="zh_TW" w:bidi="zh_TW"/>
+          </w:rPr>
+          <w:rPr>
+            <w:color w:val="0000EE"/>
+            <w:u w:val="single"/>
+          </w:rPr>
+          <w:t>民14:21–35</w:t>
+        </w:r>
+      </w:hyperlink>
+      <w:r>
+        <w:rPr>
+          <w:lang w:val="zh_TW" w:bidi="zh_TW"/>
+        </w:rPr>
+        <w:t>）。隨後，神擊殺了那10個不信的探子（</w:t>
+      </w:r>
+      <w:hyperlink r:id="rId155">
+        <w:r>
+          <w:rPr>
+            <w:lang w:val="zh_TW" w:bidi="zh_TW"/>
+          </w:rPr>
+          <w:rPr>
+            <w:color w:val="0000EE"/>
+            <w:u w:val="single"/>
+          </w:rPr>
+          <w:t>37</w:t>
+        </w:r>
+      </w:hyperlink>
+      <w:r>
+        <w:rPr>
+          <w:lang w:val="zh_TW" w:bidi="zh_TW"/>
+        </w:rPr>
+        <w:t>節）。以色列人卻仍然擅自行動，違背神明確禁止他們上去的命令（</w:t>
+      </w:r>
+      <w:hyperlink r:id="rId156">
+        <w:r>
+          <w:rPr>
+            <w:lang w:val="zh_TW" w:bidi="zh_TW"/>
+          </w:rPr>
+          <w:rPr>
+            <w:color w:val="0000EE"/>
+            <w:u w:val="single"/>
+          </w:rPr>
+          <w:t>申1:42</w:t>
+        </w:r>
+      </w:hyperlink>
+      <w:r>
+        <w:rPr>
+          <w:lang w:val="zh_TW" w:bidi="zh_TW"/>
+        </w:rPr>
+        <w:t>），在摩西和約櫃仍留在營中的情況下，企圖進攻那地，結果遭到亞瑪力人和迦南人的迎擊。</w:t>
+      </w:r>
+    </w:p>
+    <w:p>
+      <w:pPr/>
+      <w:r>
+        <w:rPr>
+          <w:lang w:val="zh_TW" w:bidi="zh_TW"/>
+        </w:rPr>
+      </w:r>
+      <w:r>
+        <w:rPr>
+          <w:lang w:val="zh_TW" w:bidi="zh_TW"/>
+        </w:rPr>
+        <w:t>以色列人仍然停留在這一帶，各支派的家族分散在曠野各處，並在泉水與綠洲附近安頓下來（</w:t>
+      </w:r>
+      <w:hyperlink r:id="rId157">
+        <w:r>
+          <w:rPr>
+            <w:lang w:val="zh_TW" w:bidi="zh_TW"/>
+          </w:rPr>
+          <w:rPr>
+            <w:color w:val="0000EE"/>
+            <w:u w:val="single"/>
+          </w:rPr>
+          <w:t>申1:46</w:t>
+        </w:r>
+      </w:hyperlink>
+      <w:r>
+        <w:rPr>
+          <w:lang w:val="zh_TW" w:bidi="zh_TW"/>
+        </w:rPr>
+        <w:t>）。</w:t>
+      </w:r>
+      <w:hyperlink r:id="rId158">
+        <w:r>
+          <w:rPr>
+            <w:lang w:val="zh_TW" w:bidi="zh_TW"/>
+          </w:rPr>
+          <w:rPr>
+            <w:color w:val="0000EE"/>
+            <w:u w:val="single"/>
+          </w:rPr>
+          <w:t>民數記十五章1節至二十一章20節</w:t>
+        </w:r>
+      </w:hyperlink>
+      <w:r>
+        <w:rPr>
+          <w:lang w:val="zh_TW" w:bidi="zh_TW"/>
+        </w:rPr>
+        <w:t>記述了他們在曠野漂流38年的經過。這段時期的很大部分可能都在加低斯‧巴尼亞一帶度過（</w:t>
+      </w:r>
+      <w:hyperlink r:id="rId157">
+        <w:r>
+          <w:rPr>
+            <w:lang w:val="zh_TW" w:bidi="zh_TW"/>
+          </w:rPr>
+          <w:rPr>
+            <w:color w:val="0000EE"/>
+            <w:u w:val="single"/>
+          </w:rPr>
+          <w:t>申1:46</w:t>
+        </w:r>
+      </w:hyperlink>
+      <w:r>
+        <w:rPr>
+          <w:lang w:val="zh_TW" w:bidi="zh_TW"/>
+        </w:rPr>
+        <w:t>）。</w:t>
+      </w:r>
+    </w:p>
+    <w:p>
+      <w:pPr>
+        <w:pStyle w:val="Heading4"/>
+      </w:pPr>
+      <w:r>
+        <w:rPr>
+          <w:lang w:val="zh_TW" w:bidi="zh_TW"/>
+        </w:rPr>
+        <w:t>第</w:t>
+      </w:r>
+      <w:hyperlink r:id="rId159">
+        <w:r>
+          <w:rPr>
+            <w:lang w:val="zh_TW" w:bidi="zh_TW"/>
+          </w:rPr>
+          <w:rPr>
+            <w:color w:val="0000EE"/>
+            <w:u w:val="single"/>
+          </w:rPr>
+          <w:t>十五</w:t>
+        </w:r>
+      </w:hyperlink>
+      <w:r>
+        <w:rPr>
+          <w:lang w:val="zh_TW" w:bidi="zh_TW"/>
+        </w:rPr>
+        <w:t>章</w:t>
+      </w:r>
+    </w:p>
+    <w:p>
+      <w:pPr/>
+      <w:r>
+        <w:rPr>
+          <w:lang w:val="zh_TW" w:bidi="zh_TW"/>
+        </w:rPr>
+      </w:r>
+      <w:r>
+        <w:rPr>
+          <w:lang w:val="zh_TW" w:bidi="zh_TW"/>
+        </w:rPr>
+        <w:t>神又賜下進一步關於祭司的律例（</w:t>
+      </w:r>
+      <w:hyperlink r:id="rId160">
+        <w:r>
+          <w:rPr>
+            <w:lang w:val="zh_TW" w:bidi="zh_TW"/>
+          </w:rPr>
+          <w:rPr>
+            <w:color w:val="0000EE"/>
+            <w:u w:val="single"/>
+          </w:rPr>
+          <w:t>民15:1–21</w:t>
+        </w:r>
+      </w:hyperlink>
+      <w:r>
+        <w:rPr>
+          <w:lang w:val="zh_TW" w:bidi="zh_TW"/>
+        </w:rPr>
+        <w:t>）。同時，經文也清楚說明，以色列人如果故意、悖逆地犯罪，就要按著被剪除於民中的程序處理；這類帶著悖逆心態而犯罪的人，並沒有贖罪的方法（</w:t>
+      </w:r>
+      <w:hyperlink r:id="rId161">
+        <w:r>
+          <w:rPr>
+            <w:lang w:val="zh_TW" w:bidi="zh_TW"/>
+          </w:rPr>
+          <w:rPr>
+            <w:color w:val="0000EE"/>
+            <w:u w:val="single"/>
+          </w:rPr>
+          <w:t>22–31</w:t>
+        </w:r>
+      </w:hyperlink>
+      <w:r>
+        <w:rPr>
+          <w:lang w:val="zh_TW" w:bidi="zh_TW"/>
+        </w:rPr>
+        <w:t>節）。經文記載有一個犯安息日的人被處死（</w:t>
+      </w:r>
+      <w:hyperlink r:id="rId162">
+        <w:r>
+          <w:rPr>
+            <w:lang w:val="zh_TW" w:bidi="zh_TW"/>
+          </w:rPr>
+          <w:rPr>
+            <w:color w:val="0000EE"/>
+            <w:u w:val="single"/>
+          </w:rPr>
+          <w:t>32–36</w:t>
+        </w:r>
+      </w:hyperlink>
+      <w:r>
+        <w:rPr>
+          <w:lang w:val="zh_TW" w:bidi="zh_TW"/>
+        </w:rPr>
+        <w:t>節），這件事大概用來說明前面所頒布的律例。最後，為了幫助以色列人遵行神的律法，神吩咐他們在外衣邊上繫上繸子，又在繸子上釘一根藍細帶子，作為提醒（</w:t>
+      </w:r>
+      <w:hyperlink r:id="rId163">
+        <w:r>
+          <w:rPr>
+            <w:lang w:val="zh_TW" w:bidi="zh_TW"/>
+          </w:rPr>
+          <w:rPr>
+            <w:color w:val="0000EE"/>
+            <w:u w:val="single"/>
+          </w:rPr>
+          <w:t>37–41</w:t>
+        </w:r>
+      </w:hyperlink>
+      <w:r>
+        <w:rPr>
+          <w:lang w:val="zh_TW" w:bidi="zh_TW"/>
+        </w:rPr>
+        <w:t>節）。</w:t>
+      </w:r>
+    </w:p>
+    <w:p>
+      <w:pPr>
+        <w:pStyle w:val="Heading4"/>
+      </w:pPr>
+      <w:r>
+        <w:rPr>
+          <w:lang w:val="zh_TW" w:bidi="zh_TW"/>
+        </w:rPr>
+        <w:t>第</w:t>
+      </w:r>
+      <w:hyperlink r:id="rId164">
+        <w:r>
+          <w:rPr>
+            <w:lang w:val="zh_TW" w:bidi="zh_TW"/>
+          </w:rPr>
+          <w:rPr>
+            <w:color w:val="0000EE"/>
+            <w:u w:val="single"/>
+          </w:rPr>
+          <w:t>十六</w:t>
+        </w:r>
+      </w:hyperlink>
+      <w:r>
+        <w:rPr>
+          <w:lang w:val="zh_TW" w:bidi="zh_TW"/>
+        </w:rPr>
+        <w:t>章</w:t>
+      </w:r>
+    </w:p>
+    <w:p>
+      <w:pPr/>
+      <w:r>
+        <w:rPr>
+          <w:lang w:val="zh_TW" w:bidi="zh_TW"/>
+        </w:rPr>
+      </w:r>
+      <w:r>
+        <w:rPr>
+          <w:lang w:val="zh_TW" w:bidi="zh_TW"/>
+        </w:rPr>
+        <w:t>可拉挑戰了亞倫作大祭司的職分，而大坍、亞比蘭和安也挑戰了摩西的領導權（</w:t>
+      </w:r>
+      <w:hyperlink r:id="rId165">
+        <w:r>
+          <w:rPr>
+            <w:lang w:val="zh_TW" w:bidi="zh_TW"/>
+          </w:rPr>
+          <w:rPr>
+            <w:color w:val="0000EE"/>
+            <w:u w:val="single"/>
+          </w:rPr>
+          <w:t>1–14</w:t>
+        </w:r>
+      </w:hyperlink>
+      <w:r>
+        <w:rPr>
+          <w:lang w:val="zh_TW" w:bidi="zh_TW"/>
+        </w:rPr>
+        <w:t>節）。神按著摩西所說的話，使地裂開，把這些作惡的人吞下去（</w:t>
+      </w:r>
+      <w:hyperlink r:id="rId166">
+        <w:r>
+          <w:rPr>
+            <w:lang w:val="zh_TW" w:bidi="zh_TW"/>
+          </w:rPr>
+          <w:rPr>
+            <w:color w:val="0000EE"/>
+            <w:u w:val="single"/>
+          </w:rPr>
+          <w:t>民16:32</w:t>
+        </w:r>
+      </w:hyperlink>
+      <w:r>
+        <w:rPr>
+          <w:lang w:val="zh_TW" w:bidi="zh_TW"/>
+        </w:rPr>
+        <w:t>；參</w:t>
+      </w:r>
+      <w:hyperlink r:id="rId167">
+        <w:r>
+          <w:rPr>
+            <w:lang w:val="zh_TW" w:bidi="zh_TW"/>
+          </w:rPr>
+          <w:rPr>
+            <w:color w:val="0000EE"/>
+            <w:u w:val="single"/>
+          </w:rPr>
+          <w:t>申9:6</w:t>
+        </w:r>
+      </w:hyperlink>
+      <w:r>
+        <w:rPr>
+          <w:lang w:val="zh_TW" w:bidi="zh_TW"/>
+        </w:rPr>
+        <w:t>；</w:t>
+      </w:r>
+      <w:hyperlink r:id="rId168">
+        <w:r>
+          <w:rPr>
+            <w:lang w:val="zh_TW" w:bidi="zh_TW"/>
+          </w:rPr>
+          <w:rPr>
+            <w:color w:val="0000EE"/>
+            <w:u w:val="single"/>
+          </w:rPr>
+          <w:t>詩106:16–18</w:t>
+        </w:r>
+      </w:hyperlink>
+      <w:r>
+        <w:rPr>
+          <w:lang w:val="zh_TW" w:bidi="zh_TW"/>
+        </w:rPr>
+        <w:t>）。在新約聖經中，可拉被視為悖逆之人的典型例子（</w:t>
+      </w:r>
+      <w:hyperlink r:id="rId169">
+        <w:r>
+          <w:rPr>
+            <w:lang w:val="zh_TW" w:bidi="zh_TW"/>
+          </w:rPr>
+          <w:rPr>
+            <w:color w:val="0000EE"/>
+            <w:u w:val="single"/>
+          </w:rPr>
+          <w:t>猶11</w:t>
+        </w:r>
+      </w:hyperlink>
+      <w:r>
+        <w:rPr>
+          <w:lang w:val="zh_TW" w:bidi="zh_TW"/>
+        </w:rPr>
+        <w:t>）。</w:t>
+      </w:r>
+    </w:p>
+    <w:p>
+      <w:pPr/>
+      <w:r>
+        <w:rPr>
+          <w:lang w:val="zh_TW" w:bidi="zh_TW"/>
+        </w:rPr>
+      </w:r>
+      <w:hyperlink r:id="rId170">
+        <w:r>
+          <w:rPr>
+            <w:lang w:val="zh_TW" w:bidi="zh_TW"/>
+          </w:rPr>
+          <w:rPr>
+            <w:color w:val="0000EE"/>
+            <w:u w:val="single"/>
+          </w:rPr>
+          <w:t>民數記二十六章11節</w:t>
+        </w:r>
+      </w:hyperlink>
+      <w:r>
+        <w:rPr>
+          <w:lang w:val="zh_TW" w:bidi="zh_TW"/>
+        </w:rPr>
+        <w:t>指出，可拉年幼的兒女沒有與他一同滅亡。他們或許成了「可拉的子孫」的祖先；這些人後來在聖殿中事奉，作聖樂的唱歌的人，並寫下12篇可拉詩篇（</w:t>
+      </w:r>
+      <w:hyperlink r:id="rId171">
+        <w:r>
+          <w:rPr>
+            <w:lang w:val="zh_TW" w:bidi="zh_TW"/>
+          </w:rPr>
+          <w:rPr>
+            <w:color w:val="0000EE"/>
+            <w:u w:val="single"/>
+          </w:rPr>
+          <w:t>詩42–49篇</w:t>
+        </w:r>
+      </w:hyperlink>
+      <w:r>
+        <w:rPr>
+          <w:lang w:val="zh_TW" w:bidi="zh_TW"/>
+        </w:rPr>
+        <w:t>，</w:t>
+      </w:r>
+      <w:hyperlink r:id="rId172">
+        <w:r>
+          <w:rPr>
+            <w:lang w:val="zh_TW" w:bidi="zh_TW"/>
+          </w:rPr>
+          <w:rPr>
+            <w:color w:val="0000EE"/>
+            <w:u w:val="single"/>
+          </w:rPr>
+          <w:t>84–85篇</w:t>
+        </w:r>
+      </w:hyperlink>
+      <w:r>
+        <w:rPr>
+          <w:lang w:val="zh_TW" w:bidi="zh_TW"/>
+        </w:rPr>
+        <w:t>，</w:t>
+      </w:r>
+      <w:hyperlink r:id="rId173">
+        <w:r>
+          <w:rPr>
+            <w:lang w:val="zh_TW" w:bidi="zh_TW"/>
+          </w:rPr>
+          <w:rPr>
+            <w:color w:val="0000EE"/>
+            <w:u w:val="single"/>
+          </w:rPr>
+          <w:t>87–88篇</w:t>
+        </w:r>
+      </w:hyperlink>
+      <w:r>
+        <w:rPr>
+          <w:lang w:val="zh_TW" w:bidi="zh_TW"/>
+        </w:rPr>
+        <w:t>）。</w:t>
+      </w:r>
+    </w:p>
+    <w:p>
+      <w:pPr>
+        <w:pStyle w:val="Heading4"/>
+      </w:pPr>
+      <w:r>
+        <w:rPr>
+          <w:lang w:val="zh_TW" w:bidi="zh_TW"/>
+        </w:rPr>
+        <w:t>第</w:t>
+      </w:r>
+      <w:hyperlink r:id="rId174">
+        <w:r>
+          <w:rPr>
+            <w:lang w:val="zh_TW" w:bidi="zh_TW"/>
+          </w:rPr>
+          <w:rPr>
+            <w:color w:val="0000EE"/>
+            <w:u w:val="single"/>
+          </w:rPr>
+          <w:t>十七</w:t>
+        </w:r>
+      </w:hyperlink>
+      <w:r>
+        <w:rPr>
+          <w:lang w:val="zh_TW" w:bidi="zh_TW"/>
+        </w:rPr>
+        <w:t>章</w:t>
+      </w:r>
+    </w:p>
+    <w:p>
+      <w:pPr/>
+      <w:r>
+        <w:rPr>
+          <w:lang w:val="zh_TW" w:bidi="zh_TW"/>
+        </w:rPr>
+      </w:r>
+      <w:r>
+        <w:rPr>
+          <w:lang w:val="zh_TW" w:bidi="zh_TW"/>
+        </w:rPr>
+        <w:t>隨後，神吩咐各支派的首領各拿一根杖，共12根，將各支派的名字寫在杖上（利未支派的杖寫上亞倫的名字），並將這些杖放在會幕裡。第二天，亞倫的杖發芽開花，並結出成熟的杏子，從而證實亞倫所領受的特殊的大祭司身分。</w:t>
+      </w:r>
+    </w:p>
+    <w:p>
+      <w:pPr>
+        <w:pStyle w:val="Heading4"/>
+      </w:pPr>
+      <w:r>
+        <w:rPr>
+          <w:lang w:val="zh_TW" w:bidi="zh_TW"/>
+        </w:rPr>
+        <w:t>第</w:t>
+      </w:r>
+      <w:hyperlink r:id="rId175">
+        <w:r>
+          <w:rPr>
+            <w:lang w:val="zh_TW" w:bidi="zh_TW"/>
+          </w:rPr>
+          <w:rPr>
+            <w:color w:val="0000EE"/>
+            <w:u w:val="single"/>
+          </w:rPr>
+          <w:t>十八至十九</w:t>
+        </w:r>
+      </w:hyperlink>
+      <w:r>
+        <w:rPr>
+          <w:lang w:val="zh_TW" w:bidi="zh_TW"/>
+        </w:rPr>
+        <w:t>章</w:t>
+      </w:r>
+    </w:p>
+    <w:p>
+      <w:pPr/>
+      <w:r>
+        <w:rPr>
+          <w:lang w:val="zh_TW" w:bidi="zh_TW"/>
+        </w:rPr>
+      </w:r>
+      <w:r>
+        <w:rPr>
+          <w:lang w:val="zh_TW" w:bidi="zh_TW"/>
+        </w:rPr>
+        <w:t>經文接著記載了關於祭司的進一步的律例。在</w:t>
+      </w:r>
+      <w:hyperlink r:id="rId176">
+        <w:r>
+          <w:rPr>
+            <w:lang w:val="zh_TW" w:bidi="zh_TW"/>
+          </w:rPr>
+          <w:rPr>
+            <w:color w:val="0000EE"/>
+            <w:u w:val="single"/>
+          </w:rPr>
+          <w:t>十八章1至7節</w:t>
+        </w:r>
+      </w:hyperlink>
+      <w:r>
+        <w:rPr>
+          <w:lang w:val="zh_TW" w:bidi="zh_TW"/>
+        </w:rPr>
+        <w:t>中，神將祭司事奉的全部責任交給亞倫家的祭司，這是前一章中的事件自然導致的結果。利未人要輔助亞倫的祭司體系（</w:t>
+      </w:r>
+      <w:hyperlink r:id="rId177">
+        <w:r>
+          <w:rPr>
+            <w:lang w:val="zh_TW" w:bidi="zh_TW"/>
+          </w:rPr>
+          <w:rPr>
+            <w:color w:val="0000EE"/>
+            <w:u w:val="single"/>
+          </w:rPr>
+          <w:t>6</w:t>
+        </w:r>
+      </w:hyperlink>
+      <w:r>
+        <w:rPr>
+          <w:lang w:val="zh_TW" w:bidi="zh_TW"/>
+        </w:rPr>
+        <w:t>節）。由於利未支派沒有分得地業，他們的生活來源就要靠百姓所獻的供物來供養（</w:t>
+      </w:r>
+      <w:hyperlink r:id="rId178">
+        <w:r>
+          <w:rPr>
+            <w:lang w:val="zh_TW" w:bidi="zh_TW"/>
+          </w:rPr>
+          <w:rPr>
+            <w:color w:val="0000EE"/>
+            <w:u w:val="single"/>
+          </w:rPr>
+          <w:t>8–20</w:t>
+        </w:r>
+      </w:hyperlink>
+      <w:r>
+        <w:rPr>
+          <w:lang w:val="zh_TW" w:bidi="zh_TW"/>
+        </w:rPr>
+        <w:t>節）。</w:t>
+      </w:r>
+    </w:p>
+    <w:p>
+      <w:pPr/>
+      <w:r>
+        <w:rPr>
+          <w:lang w:val="zh_TW" w:bidi="zh_TW"/>
+        </w:rPr>
+      </w:r>
+      <w:r>
+        <w:rPr>
+          <w:lang w:val="zh_TW" w:bidi="zh_TW"/>
+        </w:rPr>
+        <w:t>在</w:t>
+      </w:r>
+      <w:hyperlink r:id="rId179">
+        <w:r>
+          <w:rPr>
+            <w:lang w:val="zh_TW" w:bidi="zh_TW"/>
+          </w:rPr>
+          <w:rPr>
+            <w:color w:val="0000EE"/>
+            <w:u w:val="single"/>
+          </w:rPr>
+          <w:t>十九章1至22節</w:t>
+        </w:r>
+      </w:hyperlink>
+      <w:r>
+        <w:rPr>
+          <w:lang w:val="zh_TW" w:bidi="zh_TW"/>
+        </w:rPr>
+        <w:t>中，經文頒布了關於禮儀上不潔淨的條例。當以色列人因接觸死亡而成為禮儀上不潔淨時（</w:t>
+      </w:r>
+      <w:hyperlink r:id="rId180">
+        <w:r>
+          <w:rPr>
+            <w:lang w:val="zh_TW" w:bidi="zh_TW"/>
+          </w:rPr>
+          <w:rPr>
+            <w:color w:val="0000EE"/>
+            <w:u w:val="single"/>
+          </w:rPr>
+          <w:t>11–16</w:t>
+        </w:r>
+      </w:hyperlink>
+      <w:r>
+        <w:rPr>
+          <w:lang w:val="zh_TW" w:bidi="zh_TW"/>
+        </w:rPr>
+        <w:t>節），神就要求他用特別預備的水灑在身上，</w:t>
+      </w:r>
+      <w:r>
+        <w:rPr>
+          <w:lang w:val="zh_TW" w:bidi="zh_TW"/>
+        </w:rPr>
+        <w:t>來使其從罪中得潔淨</w:t>
+      </w:r>
+      <w:r>
+        <w:rPr>
+          <w:lang w:val="zh_TW" w:bidi="zh_TW"/>
+        </w:rPr>
+        <w:t>（</w:t>
+      </w:r>
+      <w:hyperlink r:id="rId181">
+        <w:r>
+          <w:rPr>
+            <w:lang w:val="zh_TW" w:bidi="zh_TW"/>
+          </w:rPr>
+          <w:rPr>
+            <w:color w:val="0000EE"/>
+            <w:u w:val="single"/>
+          </w:rPr>
+          <w:t>9</w:t>
+        </w:r>
+      </w:hyperlink>
+      <w:r>
+        <w:rPr>
+          <w:lang w:val="zh_TW" w:bidi="zh_TW"/>
+        </w:rPr>
+        <w:t>、</w:t>
+      </w:r>
+      <w:hyperlink r:id="rId181">
+        <w:r>
+          <w:rPr>
+            <w:lang w:val="zh_TW" w:bidi="zh_TW"/>
+          </w:rPr>
+          <w:rPr>
+            <w:color w:val="0000EE"/>
+            <w:u w:val="single"/>
+          </w:rPr>
+          <w:t>17</w:t>
+        </w:r>
+      </w:hyperlink>
+      <w:r>
+        <w:rPr>
+          <w:lang w:val="zh_TW" w:bidi="zh_TW"/>
+        </w:rPr>
+        <w:t>節）。</w:t>
+      </w:r>
+    </w:p>
+    <w:p>
+      <w:pPr>
+        <w:pStyle w:val="Heading4"/>
+      </w:pPr>
+      <w:r>
+        <w:rPr>
+          <w:lang w:val="zh_TW" w:bidi="zh_TW"/>
+        </w:rPr>
+        <w:t>第</w:t>
+      </w:r>
+      <w:hyperlink r:id="rId182">
+        <w:r>
+          <w:rPr>
+            <w:lang w:val="zh_TW" w:bidi="zh_TW"/>
+          </w:rPr>
+          <w:rPr>
+            <w:color w:val="0000EE"/>
+            <w:u w:val="single"/>
+          </w:rPr>
+          <w:t>二十</w:t>
+        </w:r>
+      </w:hyperlink>
+      <w:r>
+        <w:rPr>
+          <w:lang w:val="zh_TW" w:bidi="zh_TW"/>
+        </w:rPr>
+        <w:t>章</w:t>
+      </w:r>
+    </w:p>
+    <w:p>
+      <w:pPr/>
+      <w:r>
+        <w:rPr>
+          <w:lang w:val="zh_TW" w:bidi="zh_TW"/>
+        </w:rPr>
+      </w:r>
+      <w:r>
+        <w:rPr>
+          <w:lang w:val="zh_TW" w:bidi="zh_TW"/>
+        </w:rPr>
+        <w:t>以色列人在曠野漂流第40年的第一個月，再次來到尋的曠野南部邊界的加低斯，米利暗在那裡去世，並被安葬在那裡（</w:t>
+      </w:r>
+      <w:hyperlink r:id="rId30">
+        <w:r>
+          <w:rPr>
+            <w:lang w:val="zh_TW" w:bidi="zh_TW"/>
+          </w:rPr>
+          <w:rPr>
+            <w:color w:val="0000EE"/>
+            <w:u w:val="single"/>
+          </w:rPr>
+          <w:t>1</w:t>
+        </w:r>
+      </w:hyperlink>
+      <w:r>
+        <w:rPr>
+          <w:lang w:val="zh_TW" w:bidi="zh_TW"/>
+        </w:rPr>
+        <w:t>節）。根據第</w:t>
+      </w:r>
+      <w:hyperlink r:id="rId183">
+        <w:r>
+          <w:rPr>
+            <w:lang w:val="zh_TW" w:bidi="zh_TW"/>
+          </w:rPr>
+          <w:rPr>
+            <w:color w:val="0000EE"/>
+            <w:u w:val="single"/>
+          </w:rPr>
+          <w:t>三十三</w:t>
+        </w:r>
+      </w:hyperlink>
+      <w:r>
+        <w:rPr>
+          <w:lang w:val="zh_TW" w:bidi="zh_TW"/>
+        </w:rPr>
+        <w:t>章所列的安營清單，自從以色列人上一次到過這個地方之後，期間可能已經經歷了18次安營（參</w:t>
+      </w:r>
+      <w:hyperlink r:id="rId184">
+        <w:r>
+          <w:rPr>
+            <w:lang w:val="zh_TW" w:bidi="zh_TW"/>
+          </w:rPr>
+          <w:rPr>
+            <w:color w:val="0000EE"/>
+            <w:u w:val="single"/>
+          </w:rPr>
+          <w:t>33:18–36</w:t>
+        </w:r>
+      </w:hyperlink>
+      <w:r>
+        <w:rPr>
+          <w:lang w:val="zh_TW" w:bidi="zh_TW"/>
+        </w:rPr>
+        <w:t>）。</w:t>
+      </w:r>
+    </w:p>
+    <w:p>
+      <w:pPr/>
+      <w:r>
+        <w:rPr>
+          <w:lang w:val="zh_TW" w:bidi="zh_TW"/>
+        </w:rPr>
+      </w:r>
+      <w:r>
+        <w:rPr>
+          <w:lang w:val="zh_TW" w:bidi="zh_TW"/>
+        </w:rPr>
+        <w:t>就在這時，百姓因為缺水又再一次發怨言（</w:t>
+      </w:r>
+      <w:hyperlink r:id="rId185">
+        <w:r>
+          <w:rPr>
+            <w:lang w:val="zh_TW" w:bidi="zh_TW"/>
+          </w:rPr>
+          <w:rPr>
+            <w:color w:val="0000EE"/>
+            <w:u w:val="single"/>
+          </w:rPr>
+          <w:t>20:2</w:t>
+        </w:r>
+      </w:hyperlink>
+      <w:r>
+        <w:rPr>
+          <w:lang w:val="zh_TW" w:bidi="zh_TW"/>
+        </w:rPr>
+        <w:t>）。摩西照著神的指示，吩咐磐石出水（</w:t>
+      </w:r>
+      <w:hyperlink r:id="rId186">
+        <w:r>
+          <w:rPr>
+            <w:lang w:val="zh_TW" w:bidi="zh_TW"/>
+          </w:rPr>
+          <w:rPr>
+            <w:color w:val="0000EE"/>
+            <w:u w:val="single"/>
+          </w:rPr>
+          <w:t>8–11</w:t>
+        </w:r>
+      </w:hyperlink>
+      <w:r>
+        <w:rPr>
+          <w:lang w:val="zh_TW" w:bidi="zh_TW"/>
+        </w:rPr>
+        <w:t>節），然而，因為摩西和亞倫在這件事上犯了嚴重的過犯，神就宣告，他們不能帶領以色列進入那地和攻取那地為業（</w:t>
+      </w:r>
+      <w:hyperlink r:id="rId187">
+        <w:r>
+          <w:rPr>
+            <w:lang w:val="zh_TW" w:bidi="zh_TW"/>
+          </w:rPr>
+          <w:rPr>
+            <w:color w:val="0000EE"/>
+            <w:u w:val="single"/>
+          </w:rPr>
+          <w:t>12</w:t>
+        </w:r>
+      </w:hyperlink>
+      <w:r>
+        <w:rPr>
+          <w:lang w:val="zh_TW" w:bidi="zh_TW"/>
+        </w:rPr>
+        <w:t>、</w:t>
+      </w:r>
+      <w:hyperlink r:id="rId187">
+        <w:r>
+          <w:rPr>
+            <w:lang w:val="zh_TW" w:bidi="zh_TW"/>
+          </w:rPr>
+          <w:rPr>
+            <w:color w:val="0000EE"/>
+            <w:u w:val="single"/>
+          </w:rPr>
+          <w:t>23–24</w:t>
+        </w:r>
+      </w:hyperlink>
+      <w:r>
+        <w:rPr>
+          <w:lang w:val="zh_TW" w:bidi="zh_TW"/>
+        </w:rPr>
+        <w:t>節）。</w:t>
+      </w:r>
+    </w:p>
+    <w:p>
+      <w:pPr/>
+      <w:r>
+        <w:rPr>
+          <w:lang w:val="zh_TW" w:bidi="zh_TW"/>
+        </w:rPr>
+      </w:r>
+      <w:r>
+        <w:rPr>
+          <w:lang w:val="zh_TW" w:bidi="zh_TW"/>
+        </w:rPr>
+        <w:t>本章最後記述，以東拒絕讓以色列穿越其境內（</w:t>
+      </w:r>
+      <w:hyperlink r:id="rId43">
+        <w:r>
+          <w:rPr>
+            <w:lang w:val="zh_TW" w:bidi="zh_TW"/>
+          </w:rPr>
+          <w:rPr>
+            <w:color w:val="0000EE"/>
+            <w:u w:val="single"/>
+          </w:rPr>
+          <w:t>14–21</w:t>
+        </w:r>
+      </w:hyperlink>
+      <w:r>
+        <w:rPr>
+          <w:lang w:val="zh_TW" w:bidi="zh_TW"/>
+        </w:rPr>
+        <w:t>節），以及亞倫在第40年五月（</w:t>
+      </w:r>
+      <w:hyperlink r:id="rId188">
+        <w:r>
+          <w:rPr>
+            <w:lang w:val="zh_TW" w:bidi="zh_TW"/>
+          </w:rPr>
+          <w:rPr>
+            <w:color w:val="0000EE"/>
+            <w:u w:val="single"/>
+          </w:rPr>
+          <w:t>33:38</w:t>
+        </w:r>
+      </w:hyperlink>
+      <w:r>
+        <w:rPr>
+          <w:lang w:val="zh_TW" w:bidi="zh_TW"/>
+        </w:rPr>
+        <w:t>）死在以東邊界的何珥山上（</w:t>
+      </w:r>
+      <w:hyperlink r:id="rId189">
+        <w:r>
+          <w:rPr>
+            <w:lang w:val="zh_TW" w:bidi="zh_TW"/>
+          </w:rPr>
+          <w:rPr>
+            <w:color w:val="0000EE"/>
+            <w:u w:val="single"/>
+          </w:rPr>
+          <w:t>22–29</w:t>
+        </w:r>
+      </w:hyperlink>
+      <w:r>
+        <w:rPr>
+          <w:lang w:val="zh_TW" w:bidi="zh_TW"/>
+        </w:rPr>
+        <w:t>節）。亞倫的兒子以利亞撒承接了大祭司的職分。</w:t>
+      </w:r>
+    </w:p>
+    <w:p>
+      <w:pPr>
+        <w:pStyle w:val="Heading4"/>
+      </w:pPr>
+      <w:r>
+        <w:rPr>
+          <w:lang w:val="zh_TW" w:bidi="zh_TW"/>
+        </w:rPr>
+        <w:t>第</w:t>
+      </w:r>
+      <w:hyperlink r:id="rId190">
+        <w:r>
+          <w:rPr>
+            <w:lang w:val="zh_TW" w:bidi="zh_TW"/>
+          </w:rPr>
+          <w:rPr>
+            <w:color w:val="0000EE"/>
+            <w:u w:val="single"/>
+          </w:rPr>
+          <w:t>二十一</w:t>
+        </w:r>
+      </w:hyperlink>
+      <w:r>
+        <w:rPr>
+          <w:lang w:val="zh_TW" w:bidi="zh_TW"/>
+        </w:rPr>
+        <w:t>章</w:t>
+      </w:r>
+    </w:p>
+    <w:p>
+      <w:pPr/>
+      <w:r>
+        <w:rPr>
+          <w:lang w:val="zh_TW" w:bidi="zh_TW"/>
+        </w:rPr>
+      </w:r>
+      <w:r>
+        <w:rPr>
+          <w:lang w:val="zh_TW" w:bidi="zh_TW"/>
+        </w:rPr>
+        <w:t>以色列人迅速地戰勝亞拉得之後（</w:t>
+      </w:r>
+      <w:hyperlink r:id="rId53">
+        <w:r>
+          <w:rPr>
+            <w:lang w:val="zh_TW" w:bidi="zh_TW"/>
+          </w:rPr>
+          <w:rPr>
+            <w:color w:val="0000EE"/>
+            <w:u w:val="single"/>
+          </w:rPr>
+          <w:t>1–3</w:t>
+        </w:r>
+      </w:hyperlink>
+      <w:r>
+        <w:rPr>
+          <w:lang w:val="zh_TW" w:bidi="zh_TW"/>
+        </w:rPr>
+        <w:t>節），就轉向南行，繞過以東。百姓對神和摩西失去耐心，厭惡神所供應的嗎哪。於是耶和華差遣火蛇進入營中，咬死了許多人。但神吩咐摩西鑄造一條銅蛇，掛在杆子上；凡仰望這銅蛇的人，就得以存活（</w:t>
+      </w:r>
+      <w:hyperlink r:id="rId191">
+        <w:r>
+          <w:rPr>
+            <w:lang w:val="zh_TW" w:bidi="zh_TW"/>
+          </w:rPr>
+          <w:rPr>
+            <w:color w:val="0000EE"/>
+            <w:u w:val="single"/>
+          </w:rPr>
+          <w:t>4–10</w:t>
+        </w:r>
+      </w:hyperlink>
+      <w:r>
+        <w:rPr>
+          <w:lang w:val="zh_TW" w:bidi="zh_TW"/>
+        </w:rPr>
+        <w:t>節）。這條銅蛇後來被保存下來，但到了希西家王的時候，因為百姓把這象徵之物當作偶像，就將它毀掉（</w:t>
+      </w:r>
+      <w:hyperlink r:id="rId192">
+        <w:r>
+          <w:rPr>
+            <w:lang w:val="zh_TW" w:bidi="zh_TW"/>
+          </w:rPr>
+          <w:rPr>
+            <w:color w:val="0000EE"/>
+            <w:u w:val="single"/>
+          </w:rPr>
+          <w:t>王下18:4</w:t>
+        </w:r>
+      </w:hyperlink>
+      <w:r>
+        <w:rPr>
+          <w:lang w:val="zh_TW" w:bidi="zh_TW"/>
+        </w:rPr>
+        <w:t>）。再後來，耶穌以此作為比喻，指出那些邪惡的罪人仰望銅蛇而得拯救，就如人憑著信心仰望祂，就得著救恩一樣（</w:t>
+      </w:r>
+      <w:hyperlink r:id="rId193">
+        <w:r>
+          <w:rPr>
+            <w:lang w:val="zh_TW" w:bidi="zh_TW"/>
+          </w:rPr>
+          <w:rPr>
+            <w:color w:val="0000EE"/>
+            <w:u w:val="single"/>
+          </w:rPr>
+          <w:t>約3:14–15</w:t>
+        </w:r>
+      </w:hyperlink>
+      <w:r>
+        <w:rPr>
+          <w:lang w:val="zh_TW" w:bidi="zh_TW"/>
+        </w:rPr>
+        <w:t>）。</w:t>
+      </w:r>
+    </w:p>
+    <w:p>
+      <w:pPr/>
+      <w:r>
+        <w:rPr>
+          <w:lang w:val="zh_TW" w:bidi="zh_TW"/>
+        </w:rPr>
+      </w:r>
+      <w:r>
+        <w:rPr>
+          <w:lang w:val="zh_TW" w:bidi="zh_TW"/>
+        </w:rPr>
+        <w:t>離開那個帶來重大轉折的地方之後，以色列人進入亞拉巴並一路向上前行，向東繞過摩押，渡過撒烈谷，最後越過亞嫩河，進入亞摩利人的地界。他們一路向北前行，並在毗斯迦安營（</w:t>
+      </w:r>
+      <w:hyperlink r:id="rId194">
+        <w:r>
+          <w:rPr>
+            <w:lang w:val="zh_TW" w:bidi="zh_TW"/>
+          </w:rPr>
+          <w:rPr>
+            <w:color w:val="0000EE"/>
+            <w:u w:val="single"/>
+          </w:rPr>
+          <w:t>民21:10–20</w:t>
+        </w:r>
+      </w:hyperlink>
+      <w:r>
+        <w:rPr>
+          <w:lang w:val="zh_TW" w:bidi="zh_TW"/>
+        </w:rPr>
+        <w:t>）。</w:t>
+      </w:r>
+    </w:p>
+    <w:p>
+      <w:pPr/>
+      <w:r>
+        <w:rPr>
+          <w:lang w:val="zh_TW" w:bidi="zh_TW"/>
+        </w:rPr>
+      </w:r>
+      <w:r>
+        <w:rPr>
+          <w:lang w:val="zh_TW" w:bidi="zh_TW"/>
+        </w:rPr>
+        <w:t>就在此時，以色列人開始征服外約旦。以色列人接連擊敗希實本王西宏（</w:t>
+      </w:r>
+      <w:hyperlink r:id="rId195">
+        <w:r>
+          <w:rPr>
+            <w:lang w:val="zh_TW" w:bidi="zh_TW"/>
+          </w:rPr>
+          <w:rPr>
+            <w:color w:val="0000EE"/>
+            <w:u w:val="single"/>
+          </w:rPr>
+          <w:t>21–31</w:t>
+        </w:r>
+      </w:hyperlink>
+      <w:r>
+        <w:rPr>
+          <w:lang w:val="zh_TW" w:bidi="zh_TW"/>
+        </w:rPr>
+        <w:t>節）和巴珊王噩（</w:t>
+      </w:r>
+      <w:hyperlink r:id="rId71">
+        <w:r>
+          <w:rPr>
+            <w:lang w:val="zh_TW" w:bidi="zh_TW"/>
+          </w:rPr>
+          <w:rPr>
+            <w:color w:val="0000EE"/>
+            <w:u w:val="single"/>
+          </w:rPr>
+          <w:t>33–35</w:t>
+        </w:r>
+      </w:hyperlink>
+      <w:r>
+        <w:rPr>
+          <w:lang w:val="zh_TW" w:bidi="zh_TW"/>
+        </w:rPr>
+        <w:t>節），並在摩押平原安營（</w:t>
+      </w:r>
+      <w:hyperlink r:id="rId196">
+        <w:r>
+          <w:rPr>
+            <w:lang w:val="zh_TW" w:bidi="zh_TW"/>
+          </w:rPr>
+          <w:rPr>
+            <w:color w:val="0000EE"/>
+            <w:u w:val="single"/>
+          </w:rPr>
+          <w:t>22:1</w:t>
+        </w:r>
+      </w:hyperlink>
+      <w:r>
+        <w:rPr>
+          <w:lang w:val="zh_TW" w:bidi="zh_TW"/>
+        </w:rPr>
+        <w:t>）。這次安營成了民數記、申命記，以及</w:t>
+      </w:r>
+      <w:hyperlink r:id="rId197">
+        <w:r>
+          <w:rPr>
+            <w:lang w:val="zh_TW" w:bidi="zh_TW"/>
+          </w:rPr>
+          <w:rPr>
+            <w:color w:val="0000EE"/>
+            <w:u w:val="single"/>
+          </w:rPr>
+          <w:t>約書亞記一至三章</w:t>
+        </w:r>
+      </w:hyperlink>
+      <w:r>
+        <w:rPr>
+          <w:lang w:val="zh_TW" w:bidi="zh_TW"/>
+        </w:rPr>
+        <w:t>其餘事件的場景。從實際意義上說，曠野漂流至此已經結束。</w:t>
+      </w:r>
+    </w:p>
+    <w:p>
+      <w:pPr/>
+      <w:r>
+        <w:rPr>
+          <w:lang w:val="zh_TW" w:bidi="zh_TW"/>
+        </w:rPr>
+      </w:r>
+      <w:r>
+        <w:rPr>
+          <w:lang w:val="zh_TW" w:bidi="zh_TW"/>
+        </w:rPr>
+        <w:t>因此，正是在這裡，可以總結以色列人在攻取迦南前夕的屬靈光景。民數記清楚地表明，凡從埃及出來的那一代人，除了約書亞和迦勒以外，都因背道（參</w:t>
+      </w:r>
+      <w:hyperlink r:id="rId198">
+        <w:r>
+          <w:rPr>
+            <w:lang w:val="zh_TW" w:bidi="zh_TW"/>
+          </w:rPr>
+          <w:rPr>
+            <w:color w:val="0000EE"/>
+            <w:u w:val="single"/>
+          </w:rPr>
+          <w:t>摩5:25</w:t>
+        </w:r>
+      </w:hyperlink>
+      <w:r>
+        <w:rPr>
+          <w:lang w:val="zh_TW" w:bidi="zh_TW"/>
+        </w:rPr>
+        <w:t>）、不信，以及整體上未能持守與神所立的約，而要死在曠野。在曠野出生的那一代男孩，沒有一個受過割禮（</w:t>
+      </w:r>
+      <w:hyperlink r:id="rId199">
+        <w:r>
+          <w:rPr>
+            <w:lang w:val="zh_TW" w:bidi="zh_TW"/>
+          </w:rPr>
+          <w:rPr>
+            <w:color w:val="0000EE"/>
+            <w:u w:val="single"/>
+          </w:rPr>
+          <w:t>書5:2–9</w:t>
+        </w:r>
+      </w:hyperlink>
+      <w:r>
+        <w:rPr>
+          <w:lang w:val="zh_TW" w:bidi="zh_TW"/>
+        </w:rPr>
+        <w:t>）。</w:t>
+      </w:r>
+      <w:hyperlink r:id="rId200">
+        <w:r>
+          <w:rPr>
+            <w:lang w:val="zh_TW" w:bidi="zh_TW"/>
+          </w:rPr>
+          <w:rPr>
+            <w:color w:val="0000EE"/>
+            <w:u w:val="single"/>
+          </w:rPr>
+          <w:t>詩篇九十篇</w:t>
+        </w:r>
+      </w:hyperlink>
+      <w:r>
+        <w:rPr>
+          <w:lang w:val="zh_TW" w:bidi="zh_TW"/>
+        </w:rPr>
+        <w:t>也強調，以色列人在曠野中承受神的忿怒。正是在這樣可悲的屬靈狀態下，以色列人來到摩押平原。</w:t>
+      </w:r>
+    </w:p>
+    <w:p>
+      <w:pPr>
+        <w:pStyle w:val="Heading4"/>
+      </w:pPr>
+      <w:r>
+        <w:rPr>
+          <w:lang w:val="zh_TW" w:bidi="zh_TW"/>
+        </w:rPr>
+        <w:t>第</w:t>
+      </w:r>
+      <w:hyperlink r:id="rId55">
+        <w:r>
+          <w:rPr>
+            <w:lang w:val="zh_TW" w:bidi="zh_TW"/>
+          </w:rPr>
+          <w:rPr>
+            <w:color w:val="0000EE"/>
+            <w:u w:val="single"/>
+          </w:rPr>
+          <w:t>二十二至二十四</w:t>
+        </w:r>
+      </w:hyperlink>
+      <w:r>
+        <w:rPr>
+          <w:lang w:val="zh_TW" w:bidi="zh_TW"/>
+        </w:rPr>
+        <w:t>章</w:t>
+      </w:r>
+    </w:p>
+    <w:p>
+      <w:pPr/>
+      <w:r>
+        <w:rPr>
+          <w:lang w:val="zh_TW" w:bidi="zh_TW"/>
+        </w:rPr>
+      </w:r>
+      <w:r>
+        <w:rPr>
+          <w:lang w:val="zh_TW" w:bidi="zh_TW"/>
+        </w:rPr>
+        <w:t>摩押王巴勒因以色列人的出現而心生恐懼，便聯同米甸，雇用假先知巴蘭咒詛以色列。巴蘭為了得利而答應此事（</w:t>
+      </w:r>
+      <w:hyperlink r:id="rId201">
+        <w:r>
+          <w:rPr>
+            <w:lang w:val="zh_TW" w:bidi="zh_TW"/>
+          </w:rPr>
+          <w:rPr>
+            <w:color w:val="0000EE"/>
+            <w:u w:val="single"/>
+          </w:rPr>
+          <w:t>彼後2:15</w:t>
+        </w:r>
+      </w:hyperlink>
+      <w:r>
+        <w:rPr>
+          <w:lang w:val="zh_TW" w:bidi="zh_TW"/>
+        </w:rPr>
+        <w:t>；</w:t>
+      </w:r>
+      <w:hyperlink r:id="rId169">
+        <w:r>
+          <w:rPr>
+            <w:lang w:val="zh_TW" w:bidi="zh_TW"/>
+          </w:rPr>
+          <w:rPr>
+            <w:color w:val="0000EE"/>
+            <w:u w:val="single"/>
+          </w:rPr>
+          <w:t>猶11</w:t>
+        </w:r>
+      </w:hyperlink>
+      <w:r>
+        <w:rPr>
+          <w:lang w:val="zh_TW" w:bidi="zh_TW"/>
+        </w:rPr>
+        <w:t>），但神攔阻他，使他在四次神諭中反而為以色列祝福（</w:t>
+      </w:r>
+      <w:hyperlink r:id="rId202">
+        <w:r>
+          <w:rPr>
+            <w:lang w:val="zh_TW" w:bidi="zh_TW"/>
+          </w:rPr>
+          <w:rPr>
+            <w:color w:val="0000EE"/>
+            <w:u w:val="single"/>
+          </w:rPr>
+          <w:t>民23:7–10</w:t>
+        </w:r>
+      </w:hyperlink>
+      <w:r>
+        <w:rPr>
+          <w:lang w:val="zh_TW" w:bidi="zh_TW"/>
+        </w:rPr>
+        <w:t>、</w:t>
+      </w:r>
+      <w:hyperlink r:id="rId202">
+        <w:r>
+          <w:rPr>
+            <w:lang w:val="zh_TW" w:bidi="zh_TW"/>
+          </w:rPr>
+          <w:rPr>
+            <w:color w:val="0000EE"/>
+            <w:u w:val="single"/>
+          </w:rPr>
+          <w:t>18–24</w:t>
+        </w:r>
+      </w:hyperlink>
+      <w:r>
+        <w:rPr>
+          <w:lang w:val="zh_TW" w:bidi="zh_TW"/>
+        </w:rPr>
+        <w:t>，</w:t>
+      </w:r>
+      <w:hyperlink r:id="rId203">
+        <w:r>
+          <w:rPr>
+            <w:lang w:val="zh_TW" w:bidi="zh_TW"/>
+          </w:rPr>
+          <w:rPr>
+            <w:color w:val="0000EE"/>
+            <w:u w:val="single"/>
+          </w:rPr>
+          <w:t>24:3–9</w:t>
+        </w:r>
+      </w:hyperlink>
+      <w:r>
+        <w:rPr>
+          <w:lang w:val="zh_TW" w:bidi="zh_TW"/>
+        </w:rPr>
+        <w:t>、</w:t>
+      </w:r>
+      <w:hyperlink r:id="rId203">
+        <w:r>
+          <w:rPr>
+            <w:lang w:val="zh_TW" w:bidi="zh_TW"/>
+          </w:rPr>
+          <w:rPr>
+            <w:color w:val="0000EE"/>
+            <w:u w:val="single"/>
+          </w:rPr>
+          <w:t>15–19</w:t>
+        </w:r>
+      </w:hyperlink>
+      <w:r>
+        <w:rPr>
+          <w:lang w:val="zh_TW" w:bidi="zh_TW"/>
+        </w:rPr>
+        <w:t>），並預言摩押、以東、亞瑪力（</w:t>
+      </w:r>
+      <w:hyperlink r:id="rId39">
+        <w:r>
+          <w:rPr>
+            <w:lang w:val="zh_TW" w:bidi="zh_TW"/>
+          </w:rPr>
+          <w:rPr>
+            <w:color w:val="0000EE"/>
+            <w:u w:val="single"/>
+          </w:rPr>
+          <w:t>24:20</w:t>
+        </w:r>
+      </w:hyperlink>
+      <w:r>
+        <w:rPr>
+          <w:lang w:val="zh_TW" w:bidi="zh_TW"/>
+        </w:rPr>
+        <w:t>）、基尼人（</w:t>
+      </w:r>
+      <w:hyperlink r:id="rId204">
+        <w:r>
+          <w:rPr>
+            <w:lang w:val="zh_TW" w:bidi="zh_TW"/>
+          </w:rPr>
+          <w:rPr>
+            <w:color w:val="0000EE"/>
+            <w:u w:val="single"/>
+          </w:rPr>
+          <w:t>24:21</w:t>
+        </w:r>
+      </w:hyperlink>
+      <w:r>
+        <w:rPr>
+          <w:lang w:val="zh_TW" w:bidi="zh_TW"/>
+        </w:rPr>
+        <w:t>）和亞述（</w:t>
+      </w:r>
+      <w:hyperlink r:id="rId205">
+        <w:r>
+          <w:rPr>
+            <w:lang w:val="zh_TW" w:bidi="zh_TW"/>
+          </w:rPr>
+          <w:rPr>
+            <w:color w:val="0000EE"/>
+            <w:u w:val="single"/>
+          </w:rPr>
+          <w:t>24:24</w:t>
+        </w:r>
+      </w:hyperlink>
+      <w:r>
+        <w:rPr>
+          <w:lang w:val="zh_TW" w:bidi="zh_TW"/>
+        </w:rPr>
+        <w:t>）將會遭到毀滅。於是，巴勒與巴蘭分道揚鑣。然而，巴蘭又暗中與米甸勾結，答應出主意，引誘以色列人陷入拜偶像和淫亂之中（</w:t>
+      </w:r>
+      <w:hyperlink r:id="rId206">
+        <w:r>
+          <w:rPr>
+            <w:lang w:val="zh_TW" w:bidi="zh_TW"/>
+          </w:rPr>
+          <w:rPr>
+            <w:color w:val="0000EE"/>
+            <w:u w:val="single"/>
+          </w:rPr>
+          <w:t>31:16</w:t>
+        </w:r>
+      </w:hyperlink>
+      <w:r>
+        <w:rPr>
+          <w:lang w:val="zh_TW" w:bidi="zh_TW"/>
+        </w:rPr>
+        <w:t>）。因此，巴勒未能使耶和華轉而敵對以色列，而巴蘭卻成功做到了這一點（</w:t>
+      </w:r>
+      <w:hyperlink r:id="rId207">
+        <w:r>
+          <w:rPr>
+            <w:lang w:val="zh_TW" w:bidi="zh_TW"/>
+          </w:rPr>
+          <w:rPr>
+            <w:color w:val="0000EE"/>
+            <w:u w:val="single"/>
+          </w:rPr>
+          <w:t>25</w:t>
+        </w:r>
+      </w:hyperlink>
+      <w:r>
+        <w:rPr>
+          <w:lang w:val="zh_TW" w:bidi="zh_TW"/>
+        </w:rPr>
+        <w:t>章）。</w:t>
+      </w:r>
+    </w:p>
+    <w:p>
+      <w:pPr>
+        <w:pStyle w:val="Heading4"/>
+      </w:pPr>
+      <w:r>
+        <w:rPr>
+          <w:lang w:val="zh_TW" w:bidi="zh_TW"/>
+        </w:rPr>
+        <w:t>第</w:t>
+      </w:r>
+      <w:hyperlink r:id="rId207">
+        <w:r>
+          <w:rPr>
+            <w:lang w:val="zh_TW" w:bidi="zh_TW"/>
+          </w:rPr>
+          <w:rPr>
+            <w:color w:val="0000EE"/>
+            <w:u w:val="single"/>
+          </w:rPr>
+          <w:t>二十五</w:t>
+        </w:r>
+      </w:hyperlink>
+      <w:r>
+        <w:rPr>
+          <w:lang w:val="zh_TW" w:bidi="zh_TW"/>
+        </w:rPr>
+        <w:t>章</w:t>
+      </w:r>
+    </w:p>
+    <w:p>
+      <w:pPr/>
+      <w:r>
+        <w:rPr>
+          <w:lang w:val="zh_TW" w:bidi="zh_TW"/>
+        </w:rPr>
+      </w:r>
+      <w:r>
+        <w:rPr>
+          <w:lang w:val="zh_TW" w:bidi="zh_TW"/>
+        </w:rPr>
+        <w:t>以色列人與摩押人因拜偶像和行淫亂的事而得罪神（</w:t>
+      </w:r>
+      <w:hyperlink r:id="rId208">
+        <w:r>
+          <w:rPr>
+            <w:lang w:val="zh_TW" w:bidi="zh_TW"/>
+          </w:rPr>
+          <w:rPr>
+            <w:color w:val="0000EE"/>
+            <w:u w:val="single"/>
+          </w:rPr>
+          <w:t>1–3</w:t>
+        </w:r>
+      </w:hyperlink>
+      <w:r>
+        <w:rPr>
+          <w:lang w:val="zh_TW" w:bidi="zh_TW"/>
+        </w:rPr>
+        <w:t>節）。在執行神吩咐、要除滅那些悖逆的以色列人時，非尼哈殺了心利和哥斯比，哥斯比是米甸五個王之一的女兒（</w:t>
+      </w:r>
+      <w:hyperlink r:id="rId209">
+        <w:r>
+          <w:rPr>
+            <w:lang w:val="zh_TW" w:bidi="zh_TW"/>
+          </w:rPr>
+          <w:rPr>
+            <w:color w:val="0000EE"/>
+            <w:u w:val="single"/>
+          </w:rPr>
+          <w:t>4–14</w:t>
+        </w:r>
+      </w:hyperlink>
+      <w:r>
+        <w:rPr>
+          <w:lang w:val="zh_TW" w:bidi="zh_TW"/>
+        </w:rPr>
+        <w:t>節）。這件事成了契機，使神宣告要向米甸發動聖戰（</w:t>
+      </w:r>
+      <w:hyperlink r:id="rId76">
+        <w:r>
+          <w:rPr>
+            <w:lang w:val="zh_TW" w:bidi="zh_TW"/>
+          </w:rPr>
+          <w:rPr>
+            <w:color w:val="0000EE"/>
+            <w:u w:val="single"/>
+          </w:rPr>
+          <w:t>16–18</w:t>
+        </w:r>
+      </w:hyperlink>
+      <w:r>
+        <w:rPr>
+          <w:lang w:val="zh_TW" w:bidi="zh_TW"/>
+        </w:rPr>
+        <w:t>節；參</w:t>
+      </w:r>
+      <w:hyperlink r:id="rId77">
+        <w:r>
+          <w:rPr>
+            <w:lang w:val="zh_TW" w:bidi="zh_TW"/>
+          </w:rPr>
+          <w:rPr>
+            <w:color w:val="0000EE"/>
+            <w:u w:val="single"/>
+          </w:rPr>
+          <w:t>31</w:t>
+        </w:r>
+      </w:hyperlink>
+      <w:r>
+        <w:rPr>
+          <w:lang w:val="zh_TW" w:bidi="zh_TW"/>
+        </w:rPr>
+        <w:t>章）。</w:t>
+      </w:r>
+    </w:p>
+    <w:p>
+      <w:pPr>
+        <w:pStyle w:val="Heading4"/>
+      </w:pPr>
+      <w:r>
+        <w:rPr>
+          <w:lang w:val="zh_TW" w:bidi="zh_TW"/>
+        </w:rPr>
+        <w:t>第</w:t>
+      </w:r>
+      <w:hyperlink r:id="rId14">
+        <w:r>
+          <w:rPr>
+            <w:lang w:val="zh_TW" w:bidi="zh_TW"/>
+          </w:rPr>
+          <w:rPr>
+            <w:color w:val="0000EE"/>
+            <w:u w:val="single"/>
+          </w:rPr>
+          <w:t>二十六</w:t>
+        </w:r>
+      </w:hyperlink>
+      <w:r>
+        <w:rPr>
+          <w:lang w:val="zh_TW" w:bidi="zh_TW"/>
+        </w:rPr>
+        <w:t>章</w:t>
+      </w:r>
+    </w:p>
+    <w:p>
+      <w:pPr/>
+      <w:r>
+        <w:rPr>
+          <w:lang w:val="zh_TW" w:bidi="zh_TW"/>
+        </w:rPr>
+      </w:r>
+      <w:r>
+        <w:rPr>
+          <w:lang w:val="zh_TW" w:bidi="zh_TW"/>
+        </w:rPr>
+        <w:t>耶和華吩咐摩西，數點第二代中能夠出戰、對抗以色列仇敵的男子。總人數為601,730人（</w:t>
+      </w:r>
+      <w:hyperlink r:id="rId210">
+        <w:r>
+          <w:rPr>
+            <w:lang w:val="zh_TW" w:bidi="zh_TW"/>
+          </w:rPr>
+          <w:rPr>
+            <w:color w:val="0000EE"/>
+            <w:u w:val="single"/>
+          </w:rPr>
+          <w:t>51</w:t>
+        </w:r>
+      </w:hyperlink>
+      <w:r>
+        <w:rPr>
+          <w:lang w:val="zh_TW" w:bidi="zh_TW"/>
+        </w:rPr>
+        <w:t>節），比第一次數點少了1,820人。以色列人憑著比第一代更少的兵力，卻成功攻取迦南；這清楚地顯示出，如果以色列人在加低斯之前的38年就已順服神，就不用度過這些曠野漂流的歲月。至於利未人，凡一個月大以上的男子共有23,000人（</w:t>
+      </w:r>
+      <w:hyperlink r:id="rId211">
+        <w:r>
+          <w:rPr>
+            <w:lang w:val="zh_TW" w:bidi="zh_TW"/>
+          </w:rPr>
+          <w:rPr>
+            <w:color w:val="0000EE"/>
+            <w:u w:val="single"/>
+          </w:rPr>
+          <w:t>57–62</w:t>
+        </w:r>
+      </w:hyperlink>
+      <w:r>
+        <w:rPr>
+          <w:lang w:val="zh_TW" w:bidi="zh_TW"/>
+        </w:rPr>
+        <w:t>節）。</w:t>
+      </w:r>
+    </w:p>
+    <w:p>
+      <w:pPr>
+        <w:pStyle w:val="Heading4"/>
+      </w:pPr>
+      <w:r>
+        <w:rPr>
+          <w:lang w:val="zh_TW" w:bidi="zh_TW"/>
+        </w:rPr>
+        <w:t>第</w:t>
+      </w:r>
+      <w:hyperlink r:id="rId137">
+        <w:r>
+          <w:rPr>
+            <w:lang w:val="zh_TW" w:bidi="zh_TW"/>
+          </w:rPr>
+          <w:rPr>
+            <w:color w:val="0000EE"/>
+            <w:u w:val="single"/>
+          </w:rPr>
+          <w:t>二十七</w:t>
+        </w:r>
+      </w:hyperlink>
+      <w:r>
+        <w:rPr>
+          <w:lang w:val="zh_TW" w:bidi="zh_TW"/>
+        </w:rPr>
+        <w:t>章</w:t>
+      </w:r>
+    </w:p>
+    <w:p>
+      <w:pPr/>
+      <w:r>
+        <w:rPr>
+          <w:lang w:val="zh_TW" w:bidi="zh_TW"/>
+        </w:rPr>
+      </w:r>
+      <w:r>
+        <w:rPr>
+          <w:lang w:val="zh_TW" w:bidi="zh_TW"/>
+        </w:rPr>
+        <w:t>西羅非哈的女兒（參</w:t>
+      </w:r>
+      <w:hyperlink r:id="rId212">
+        <w:r>
+          <w:rPr>
+            <w:lang w:val="zh_TW" w:bidi="zh_TW"/>
+          </w:rPr>
+          <w:rPr>
+            <w:color w:val="0000EE"/>
+            <w:u w:val="single"/>
+          </w:rPr>
+          <w:t>26:33</w:t>
+        </w:r>
+      </w:hyperlink>
+      <w:r>
+        <w:rPr>
+          <w:lang w:val="zh_TW" w:bidi="zh_TW"/>
+        </w:rPr>
+        <w:t>）請求承繼父親的產業，因為他沒有兒子；而耶和華同意她們可以承受產業，並藉此頒布進一步關於承繼產業的律例（</w:t>
+      </w:r>
+      <w:hyperlink r:id="rId213">
+        <w:r>
+          <w:rPr>
+            <w:lang w:val="zh_TW" w:bidi="zh_TW"/>
+          </w:rPr>
+          <w:rPr>
+            <w:color w:val="0000EE"/>
+            <w:u w:val="single"/>
+          </w:rPr>
+          <w:t>1–11</w:t>
+        </w:r>
+      </w:hyperlink>
+      <w:r>
+        <w:rPr>
+          <w:lang w:val="zh_TW" w:bidi="zh_TW"/>
+        </w:rPr>
+        <w:t>節）。</w:t>
+      </w:r>
+    </w:p>
+    <w:p>
+      <w:pPr/>
+      <w:r>
+        <w:rPr>
+          <w:lang w:val="zh_TW" w:bidi="zh_TW"/>
+        </w:rPr>
+      </w:r>
+      <w:r>
+        <w:rPr>
+          <w:lang w:val="zh_TW" w:bidi="zh_TW"/>
+        </w:rPr>
+        <w:t>摩西想起自己不久將死在亞巴琳，便求神為百姓立一位繼任人。神揀選了約書亞，摩西就按著神的吩咐，委任他承擔領導的職分（</w:t>
+      </w:r>
+      <w:hyperlink r:id="rId214">
+        <w:r>
+          <w:rPr>
+            <w:lang w:val="zh_TW" w:bidi="zh_TW"/>
+          </w:rPr>
+          <w:rPr>
+            <w:color w:val="0000EE"/>
+            <w:u w:val="single"/>
+          </w:rPr>
+          <w:t>12–23</w:t>
+        </w:r>
+      </w:hyperlink>
+      <w:r>
+        <w:rPr>
+          <w:lang w:val="zh_TW" w:bidi="zh_TW"/>
+        </w:rPr>
+        <w:t>節）。</w:t>
+      </w:r>
+    </w:p>
+    <w:p>
+      <w:pPr>
+        <w:pStyle w:val="Heading4"/>
+      </w:pPr>
+      <w:r>
+        <w:rPr>
+          <w:lang w:val="zh_TW" w:bidi="zh_TW"/>
+        </w:rPr>
+        <w:t>第</w:t>
+      </w:r>
+      <w:hyperlink r:id="rId215">
+        <w:r>
+          <w:rPr>
+            <w:lang w:val="zh_TW" w:bidi="zh_TW"/>
+          </w:rPr>
+          <w:rPr>
+            <w:color w:val="0000EE"/>
+            <w:u w:val="single"/>
+          </w:rPr>
+          <w:t>二十八至三十</w:t>
+        </w:r>
+      </w:hyperlink>
+      <w:r>
+        <w:rPr>
+          <w:lang w:val="zh_TW" w:bidi="zh_TW"/>
+        </w:rPr>
+        <w:t>章</w:t>
+      </w:r>
+    </w:p>
+    <w:p>
+      <w:pPr/>
+      <w:r>
+        <w:rPr>
+          <w:lang w:val="zh_TW" w:bidi="zh_TW"/>
+        </w:rPr>
+      </w:r>
+      <w:r>
+        <w:rPr>
+          <w:lang w:val="zh_TW" w:bidi="zh_TW"/>
+        </w:rPr>
+        <w:t>經文進一步頒布關於在各種場合獻祭的祭司律例。神也吩咐摩西，把關於許願的條例告訴百姓。男人一旦許願，就必須遵守，不可破壞（</w:t>
+      </w:r>
+      <w:hyperlink r:id="rId216">
+        <w:r>
+          <w:rPr>
+            <w:lang w:val="zh_TW" w:bidi="zh_TW"/>
+          </w:rPr>
+          <w:rPr>
+            <w:color w:val="0000EE"/>
+            <w:u w:val="single"/>
+          </w:rPr>
+          <w:t>30:2</w:t>
+        </w:r>
+      </w:hyperlink>
+      <w:r>
+        <w:rPr>
+          <w:lang w:val="zh_TW" w:bidi="zh_TW"/>
+        </w:rPr>
+        <w:t>），但如果是女人許願，對她有負責的男人（父親或丈夫）若認為她的許願過於草率，就可以廢止那願（</w:t>
+      </w:r>
+      <w:hyperlink r:id="rId217">
+        <w:r>
+          <w:rPr>
+            <w:lang w:val="zh_TW" w:bidi="zh_TW"/>
+          </w:rPr>
+          <w:rPr>
+            <w:color w:val="0000EE"/>
+            <w:u w:val="single"/>
+          </w:rPr>
+          <w:t>1–16</w:t>
+        </w:r>
+      </w:hyperlink>
+      <w:r>
+        <w:rPr>
+          <w:lang w:val="zh_TW" w:bidi="zh_TW"/>
+        </w:rPr>
+        <w:t>節）。</w:t>
+      </w:r>
+    </w:p>
+    <w:p>
+      <w:pPr>
+        <w:pStyle w:val="Heading4"/>
+      </w:pPr>
+      <w:r>
+        <w:rPr>
+          <w:lang w:val="zh_TW" w:bidi="zh_TW"/>
+        </w:rPr>
+        <w:t>第</w:t>
+      </w:r>
+      <w:hyperlink r:id="rId77">
+        <w:r>
+          <w:rPr>
+            <w:lang w:val="zh_TW" w:bidi="zh_TW"/>
+          </w:rPr>
+          <w:rPr>
+            <w:color w:val="0000EE"/>
+            <w:u w:val="single"/>
+          </w:rPr>
+          <w:t>三十一</w:t>
+        </w:r>
+      </w:hyperlink>
+      <w:r>
+        <w:rPr>
+          <w:lang w:val="zh_TW" w:bidi="zh_TW"/>
+        </w:rPr>
+        <w:t>章</w:t>
+      </w:r>
+    </w:p>
+    <w:p>
+      <w:pPr/>
+      <w:r>
+        <w:rPr>
+          <w:lang w:val="zh_TW" w:bidi="zh_TW"/>
+        </w:rPr>
+      </w:r>
+      <w:r>
+        <w:rPr>
+          <w:lang w:val="zh_TW" w:bidi="zh_TW"/>
+        </w:rPr>
+        <w:t>經文記述了早前在</w:t>
+      </w:r>
+      <w:hyperlink r:id="rId76">
+        <w:r>
+          <w:rPr>
+            <w:lang w:val="zh_TW" w:bidi="zh_TW"/>
+          </w:rPr>
+          <w:rPr>
+            <w:color w:val="0000EE"/>
+            <w:u w:val="single"/>
+          </w:rPr>
+          <w:t>二十五章16至18節</w:t>
+        </w:r>
+      </w:hyperlink>
+      <w:r>
+        <w:rPr>
+          <w:lang w:val="zh_TW" w:bidi="zh_TW"/>
+        </w:rPr>
+        <w:t>所宣告、向米甸發動的聖戰。非尼哈隨同12,000名戰士出征，以色列擊敗了米甸、殺了巴蘭，以及米甸的五個王和許多成年男子（</w:t>
+      </w:r>
+      <w:hyperlink r:id="rId218">
+        <w:r>
+          <w:rPr>
+            <w:lang w:val="zh_TW" w:bidi="zh_TW"/>
+          </w:rPr>
+          <w:rPr>
+            <w:color w:val="0000EE"/>
+            <w:u w:val="single"/>
+          </w:rPr>
+          <w:t>31:1–8</w:t>
+        </w:r>
+      </w:hyperlink>
+      <w:r>
+        <w:rPr>
+          <w:lang w:val="zh_TW" w:bidi="zh_TW"/>
+        </w:rPr>
+        <w:t>）。米甸的婦女和孩子被擄去，但摩西吩咐，要殺掉所有男孩和非處女的婦女（</w:t>
+      </w:r>
+      <w:hyperlink r:id="rId219">
+        <w:r>
+          <w:rPr>
+            <w:lang w:val="zh_TW" w:bidi="zh_TW"/>
+          </w:rPr>
+          <w:rPr>
+            <w:color w:val="0000EE"/>
+            <w:u w:val="single"/>
+          </w:rPr>
+          <w:t>9–18</w:t>
+        </w:r>
+      </w:hyperlink>
+      <w:r>
+        <w:rPr>
+          <w:lang w:val="zh_TW" w:bidi="zh_TW"/>
+        </w:rPr>
+        <w:t>節）。然而，不能因此認為這場爭戰就終結了米甸；因為在士師時期，米甸後來仍然成為以色列強大的對手（</w:t>
+      </w:r>
+      <w:hyperlink r:id="rId220">
+        <w:r>
+          <w:rPr>
+            <w:lang w:val="zh_TW" w:bidi="zh_TW"/>
+          </w:rPr>
+          <w:rPr>
+            <w:color w:val="0000EE"/>
+            <w:u w:val="single"/>
+          </w:rPr>
+          <w:t>士6章</w:t>
+        </w:r>
+      </w:hyperlink>
+      <w:r>
+        <w:rPr>
+          <w:lang w:val="zh_TW" w:bidi="zh_TW"/>
+        </w:rPr>
+        <w:t>）。</w:t>
+      </w:r>
+    </w:p>
+    <w:p>
+      <w:pPr/>
+      <w:r>
+        <w:rPr>
+          <w:lang w:val="zh_TW" w:bidi="zh_TW"/>
+        </w:rPr>
+      </w:r>
+      <w:r>
+        <w:rPr>
+          <w:lang w:val="zh_TW" w:bidi="zh_TW"/>
+        </w:rPr>
+        <w:t>戰爭結束後，戰士奉命在進入營中之前，先潔淨自己、衣服，以及從爭戰中所得的戰利品（</w:t>
+      </w:r>
+      <w:hyperlink r:id="rId221">
+        <w:r>
+          <w:rPr>
+            <w:lang w:val="zh_TW" w:bidi="zh_TW"/>
+          </w:rPr>
+          <w:rPr>
+            <w:color w:val="0000EE"/>
+            <w:u w:val="single"/>
+          </w:rPr>
+          <w:t>民31:19–24</w:t>
+        </w:r>
+      </w:hyperlink>
+      <w:r>
+        <w:rPr>
+          <w:lang w:val="zh_TW" w:bidi="zh_TW"/>
+        </w:rPr>
+        <w:t>）。此外，他們還要把戰利品平分為兩分，從屬於戰士的那一半中，獻出五百分之一，交給大祭司（「作為貢物奉給耶和華」）。另一半則分給留在營中的百姓，其中利未人要先收取百分之二的分額（</w:t>
+      </w:r>
+      <w:hyperlink r:id="rId222">
+        <w:r>
+          <w:rPr>
+            <w:lang w:val="zh_TW" w:bidi="zh_TW"/>
+          </w:rPr>
+          <w:rPr>
+            <w:color w:val="0000EE"/>
+            <w:u w:val="single"/>
+          </w:rPr>
+          <w:t>25–31</w:t>
+        </w:r>
+      </w:hyperlink>
+      <w:r>
+        <w:rPr>
+          <w:lang w:val="zh_TW" w:bidi="zh_TW"/>
+        </w:rPr>
+        <w:t>節）。</w:t>
+      </w:r>
+    </w:p>
+    <w:p>
+      <w:pPr/>
+      <w:r>
+        <w:rPr>
+          <w:lang w:val="zh_TW" w:bidi="zh_TW"/>
+        </w:rPr>
+      </w:r>
+      <w:r>
+        <w:rPr>
+          <w:lang w:val="zh_TW" w:bidi="zh_TW"/>
+        </w:rPr>
+        <w:t>第</w:t>
+      </w:r>
+      <w:hyperlink r:id="rId223">
+        <w:r>
+          <w:rPr>
+            <w:lang w:val="zh_TW" w:bidi="zh_TW"/>
+          </w:rPr>
+          <w:rPr>
+            <w:color w:val="0000EE"/>
+            <w:u w:val="single"/>
+          </w:rPr>
+          <w:t>32至47</w:t>
+        </w:r>
+      </w:hyperlink>
+      <w:r>
+        <w:rPr>
+          <w:lang w:val="zh_TW" w:bidi="zh_TW"/>
+        </w:rPr>
+        <w:t>節記載了戰利品在分成兩分之後的總數，以及分別從每一分中交給以利亞撒和利未人的數量。有人認為這些數字過高，難以視其為真實，但並沒有任何證據可以推翻經文所記錄的數目。</w:t>
+      </w:r>
+    </w:p>
+    <w:p>
+      <w:pPr/>
+      <w:r>
+        <w:rPr>
+          <w:lang w:val="zh_TW" w:bidi="zh_TW"/>
+        </w:rPr>
+      </w:r>
+      <w:r>
+        <w:rPr>
+          <w:lang w:val="zh_TW" w:bidi="zh_TW"/>
+        </w:rPr>
+        <w:t>由於在這場戰爭中，沒有一個以色列人喪命（</w:t>
+      </w:r>
+      <w:hyperlink r:id="rId224">
+        <w:r>
+          <w:rPr>
+            <w:lang w:val="zh_TW" w:bidi="zh_TW"/>
+          </w:rPr>
+          <w:rPr>
+            <w:color w:val="0000EE"/>
+            <w:u w:val="single"/>
+          </w:rPr>
+          <w:t>49</w:t>
+        </w:r>
+      </w:hyperlink>
+      <w:r>
+        <w:rPr>
+          <w:lang w:val="zh_TW" w:bidi="zh_TW"/>
+        </w:rPr>
+        <w:t>節），軍中的官長就出於感謝神，又為了在神面前為自己贖罪（</w:t>
+      </w:r>
+      <w:hyperlink r:id="rId225">
+        <w:r>
+          <w:rPr>
+            <w:lang w:val="zh_TW" w:bidi="zh_TW"/>
+          </w:rPr>
+          <w:rPr>
+            <w:color w:val="0000EE"/>
+            <w:u w:val="single"/>
+          </w:rPr>
+          <w:t>50</w:t>
+        </w:r>
+      </w:hyperlink>
+      <w:r>
+        <w:rPr>
+          <w:lang w:val="zh_TW" w:bidi="zh_TW"/>
+        </w:rPr>
+        <w:t>節），就把一份特別的金器供物帶到摩西和以利亞撒面前，並把這供物放在會幕裡，作為紀念（</w:t>
+      </w:r>
+      <w:hyperlink r:id="rId226">
+        <w:r>
+          <w:rPr>
+            <w:lang w:val="zh_TW" w:bidi="zh_TW"/>
+          </w:rPr>
+          <w:rPr>
+            <w:color w:val="0000EE"/>
+            <w:u w:val="single"/>
+          </w:rPr>
+          <w:t>48–54</w:t>
+        </w:r>
+      </w:hyperlink>
+      <w:r>
+        <w:rPr>
+          <w:lang w:val="zh_TW" w:bidi="zh_TW"/>
+        </w:rPr>
+        <w:t>節）。</w:t>
+      </w:r>
+    </w:p>
+    <w:p>
+      <w:pPr>
+        <w:pStyle w:val="Heading4"/>
+      </w:pPr>
+      <w:r>
+        <w:rPr>
+          <w:lang w:val="zh_TW" w:bidi="zh_TW"/>
+        </w:rPr>
+        <w:t>第</w:t>
+      </w:r>
+      <w:hyperlink r:id="rId227">
+        <w:r>
+          <w:rPr>
+            <w:lang w:val="zh_TW" w:bidi="zh_TW"/>
+          </w:rPr>
+          <w:rPr>
+            <w:color w:val="0000EE"/>
+            <w:u w:val="single"/>
+          </w:rPr>
+          <w:t>三十二</w:t>
+        </w:r>
+      </w:hyperlink>
+      <w:r>
+        <w:rPr>
+          <w:lang w:val="zh_TW" w:bidi="zh_TW"/>
+        </w:rPr>
+        <w:t>章</w:t>
+      </w:r>
+    </w:p>
+    <w:p>
+      <w:pPr/>
+      <w:r>
+        <w:rPr>
+          <w:lang w:val="zh_TW" w:bidi="zh_TW"/>
+        </w:rPr>
+      </w:r>
+      <w:r>
+        <w:rPr>
+          <w:lang w:val="zh_TW" w:bidi="zh_TW"/>
+        </w:rPr>
+        <w:t>在答應協助其它支派一同攻取迦南的條件下，應他們的請求，呂便、迦得，以及瑪拿西的半個支派，分得了約旦河東的地區。摩西曾懇切祈求耶和華，盼望祂改變心意，允許他進入應許之地（</w:t>
+      </w:r>
+      <w:hyperlink r:id="rId228">
+        <w:r>
+          <w:rPr>
+            <w:lang w:val="zh_TW" w:bidi="zh_TW"/>
+          </w:rPr>
+          <w:rPr>
+            <w:color w:val="0000EE"/>
+            <w:u w:val="single"/>
+          </w:rPr>
+          <w:t>申3:23–27</w:t>
+        </w:r>
+      </w:hyperlink>
+      <w:r>
+        <w:rPr>
+          <w:lang w:val="zh_TW" w:bidi="zh_TW"/>
+        </w:rPr>
+        <w:t>），但神沒有應允他。</w:t>
+      </w:r>
+    </w:p>
+    <w:p>
+      <w:pPr>
+        <w:pStyle w:val="Heading4"/>
+      </w:pPr>
+      <w:r>
+        <w:rPr>
+          <w:lang w:val="zh_TW" w:bidi="zh_TW"/>
+        </w:rPr>
+        <w:t>第</w:t>
+      </w:r>
+      <w:hyperlink r:id="rId229">
+        <w:r>
+          <w:rPr>
+            <w:lang w:val="zh_TW" w:bidi="zh_TW"/>
+          </w:rPr>
+          <w:rPr>
+            <w:color w:val="0000EE"/>
+            <w:u w:val="single"/>
+          </w:rPr>
+          <w:t>三十三至三十四</w:t>
+        </w:r>
+      </w:hyperlink>
+      <w:r>
+        <w:rPr>
+          <w:lang w:val="zh_TW" w:bidi="zh_TW"/>
+        </w:rPr>
+        <w:t>章</w:t>
+      </w:r>
+    </w:p>
+    <w:p>
+      <w:pPr/>
+      <w:r>
+        <w:rPr>
+          <w:lang w:val="zh_TW" w:bidi="zh_TW"/>
+        </w:rPr>
+      </w:r>
+      <w:r>
+        <w:rPr>
+          <w:lang w:val="zh_TW" w:bidi="zh_TW"/>
+        </w:rPr>
+        <w:t>按著神的吩咐，摩西將以色列人從埃及直到摩押平原的行程記錄下來。這成了民數記是由摩西所寫的聖經佐證。</w:t>
+      </w:r>
+    </w:p>
+    <w:p>
+      <w:pPr/>
+      <w:r>
+        <w:rPr>
+          <w:lang w:val="zh_TW" w:bidi="zh_TW"/>
+        </w:rPr>
+      </w:r>
+      <w:r>
+        <w:rPr>
+          <w:lang w:val="zh_TW" w:bidi="zh_TW"/>
+        </w:rPr>
+        <w:t>隨後，經文說明了應許之地的疆界。南界從死海南端起，沿著加低斯·巴尼亞以南，延伸到埃及河（阿里什河谷），再通到地中海（</w:t>
+      </w:r>
+      <w:hyperlink r:id="rId230">
+        <w:r>
+          <w:rPr>
+            <w:lang w:val="zh_TW" w:bidi="zh_TW"/>
+          </w:rPr>
+          <w:rPr>
+            <w:color w:val="0000EE"/>
+            <w:u w:val="single"/>
+          </w:rPr>
+          <w:t>34:3–5</w:t>
+        </w:r>
+      </w:hyperlink>
+      <w:r>
+        <w:rPr>
+          <w:lang w:val="zh_TW" w:bidi="zh_TW"/>
+        </w:rPr>
+        <w:t>）。西界就是地中海的海岸線本身（</w:t>
+      </w:r>
+      <w:hyperlink r:id="rId231">
+        <w:r>
+          <w:rPr>
+            <w:lang w:val="zh_TW" w:bidi="zh_TW"/>
+          </w:rPr>
+          <w:rPr>
+            <w:color w:val="0000EE"/>
+            <w:u w:val="single"/>
+          </w:rPr>
+          <w:t>6</w:t>
+        </w:r>
+      </w:hyperlink>
+      <w:r>
+        <w:rPr>
+          <w:lang w:val="zh_TW" w:bidi="zh_TW"/>
+        </w:rPr>
+        <w:t>節）。北界直到大衛和所羅門的時代才實際達到（</w:t>
+      </w:r>
+      <w:hyperlink r:id="rId232">
+        <w:r>
+          <w:rPr>
+            <w:lang w:val="zh_TW" w:bidi="zh_TW"/>
+          </w:rPr>
+          <w:rPr>
+            <w:color w:val="0000EE"/>
+            <w:u w:val="single"/>
+          </w:rPr>
+          <w:t>撒下8:3–12</w:t>
+        </w:r>
+      </w:hyperlink>
+      <w:r>
+        <w:rPr>
+          <w:lang w:val="zh_TW" w:bidi="zh_TW"/>
+        </w:rPr>
+        <w:t>；</w:t>
+      </w:r>
+      <w:hyperlink r:id="rId233">
+        <w:r>
+          <w:rPr>
+            <w:lang w:val="zh_TW" w:bidi="zh_TW"/>
+          </w:rPr>
+          <w:rPr>
+            <w:color w:val="0000EE"/>
+            <w:u w:val="single"/>
+          </w:rPr>
+          <w:t>王上8:65</w:t>
+        </w:r>
+      </w:hyperlink>
+      <w:r>
+        <w:rPr>
+          <w:lang w:val="zh_TW" w:bidi="zh_TW"/>
+        </w:rPr>
+        <w:t>），這條界線從地中海向東延伸到位於奧龍特斯河（Orontes River）的源頭哈馬（</w:t>
+      </w:r>
+      <w:hyperlink r:id="rId234">
+        <w:r>
+          <w:rPr>
+            <w:lang w:val="zh_TW" w:bidi="zh_TW"/>
+          </w:rPr>
+          <w:rPr>
+            <w:color w:val="0000EE"/>
+            <w:u w:val="single"/>
+          </w:rPr>
+          <w:t>民34:7–9</w:t>
+        </w:r>
+      </w:hyperlink>
+      <w:r>
+        <w:rPr>
+          <w:lang w:val="zh_TW" w:bidi="zh_TW"/>
+        </w:rPr>
+        <w:t>）。東界幾乎呈南北直線，以約旦河谷向北延伸，直到北界為止（</w:t>
+      </w:r>
+      <w:hyperlink r:id="rId235">
+        <w:r>
+          <w:rPr>
+            <w:lang w:val="zh_TW" w:bidi="zh_TW"/>
+          </w:rPr>
+          <w:rPr>
+            <w:color w:val="0000EE"/>
+            <w:u w:val="single"/>
+          </w:rPr>
+          <w:t>10–12</w:t>
+        </w:r>
+      </w:hyperlink>
+      <w:r>
+        <w:rPr>
+          <w:lang w:val="zh_TW" w:bidi="zh_TW"/>
+        </w:rPr>
+        <w:t>節）。九個半支派要在這片地區中分地為業（</w:t>
+      </w:r>
+      <w:hyperlink r:id="rId236">
+        <w:r>
+          <w:rPr>
+            <w:lang w:val="zh_TW" w:bidi="zh_TW"/>
+          </w:rPr>
+          <w:rPr>
+            <w:color w:val="0000EE"/>
+            <w:u w:val="single"/>
+          </w:rPr>
+          <w:t>13–15</w:t>
+        </w:r>
+      </w:hyperlink>
+      <w:r>
+        <w:rPr>
+          <w:lang w:val="zh_TW" w:bidi="zh_TW"/>
+        </w:rPr>
+        <w:t xml:space="preserve">節）。 </w:t>
+      </w:r>
+    </w:p>
+    <w:p>
+      <w:pPr/>
+      <w:r>
+        <w:rPr>
+          <w:lang w:val="zh_TW" w:bidi="zh_TW"/>
+        </w:rPr>
+      </w:r>
+      <w:r>
+        <w:rPr>
+          <w:lang w:val="zh_TW" w:bidi="zh_TW"/>
+        </w:rPr>
+        <w:t>接著，耶和華揀選了一些百姓，負責在征服之後，把迦南地分給約旦河西的各支派（</w:t>
+      </w:r>
+      <w:hyperlink r:id="rId237">
+        <w:r>
+          <w:rPr>
+            <w:lang w:val="zh_TW" w:bidi="zh_TW"/>
+          </w:rPr>
+          <w:rPr>
+            <w:color w:val="0000EE"/>
+            <w:u w:val="single"/>
+          </w:rPr>
+          <w:t>16–29</w:t>
+        </w:r>
+      </w:hyperlink>
+      <w:r>
+        <w:rPr>
+          <w:lang w:val="zh_TW" w:bidi="zh_TW"/>
+        </w:rPr>
+        <w:t>節）。</w:t>
+      </w:r>
+    </w:p>
+    <w:p>
+      <w:pPr>
+        <w:pStyle w:val="Heading4"/>
+      </w:pPr>
+      <w:r>
+        <w:rPr>
+          <w:lang w:val="zh_TW" w:bidi="zh_TW"/>
+        </w:rPr>
+        <w:t>第</w:t>
+      </w:r>
+      <w:hyperlink r:id="rId238">
+        <w:r>
+          <w:rPr>
+            <w:lang w:val="zh_TW" w:bidi="zh_TW"/>
+          </w:rPr>
+          <w:rPr>
+            <w:color w:val="0000EE"/>
+            <w:u w:val="single"/>
+          </w:rPr>
+          <w:t>三十五</w:t>
+        </w:r>
+      </w:hyperlink>
+      <w:r>
+        <w:rPr>
+          <w:lang w:val="zh_TW" w:bidi="zh_TW"/>
+        </w:rPr>
+        <w:t>章</w:t>
+      </w:r>
+    </w:p>
+    <w:p>
+      <w:pPr/>
+      <w:r>
+        <w:rPr>
+          <w:lang w:val="zh_TW" w:bidi="zh_TW"/>
+        </w:rPr>
+      </w:r>
+      <w:r>
+        <w:rPr>
+          <w:lang w:val="zh_TW" w:bidi="zh_TW"/>
+        </w:rPr>
+        <w:t>神吩咐以色列人要在約旦河兩岸的全地中給利未人48座城，作為他們永久的產業（</w:t>
+      </w:r>
+      <w:hyperlink r:id="rId239">
+        <w:r>
+          <w:rPr>
+            <w:lang w:val="zh_TW" w:bidi="zh_TW"/>
+          </w:rPr>
+          <w:rPr>
+            <w:color w:val="0000EE"/>
+            <w:u w:val="single"/>
+          </w:rPr>
+          <w:t>1–8</w:t>
+        </w:r>
+      </w:hyperlink>
+      <w:r>
+        <w:rPr>
+          <w:lang w:val="zh_TW" w:bidi="zh_TW"/>
+        </w:rPr>
+        <w:t>節），因為這個支派沒有像其它支派那樣分得地業。各支派要按自己人口的多寡，決定應當要給予的城的數目（</w:t>
+      </w:r>
+      <w:hyperlink r:id="rId240">
+        <w:r>
+          <w:rPr>
+            <w:lang w:val="zh_TW" w:bidi="zh_TW"/>
+          </w:rPr>
+          <w:rPr>
+            <w:color w:val="0000EE"/>
+            <w:u w:val="single"/>
+          </w:rPr>
+          <w:t>8</w:t>
+        </w:r>
+      </w:hyperlink>
+      <w:r>
+        <w:rPr>
+          <w:lang w:val="zh_TW" w:bidi="zh_TW"/>
+        </w:rPr>
+        <w:t>節）。在這些利未城中，有六座城要設為「逃城」，約旦河兩岸各三座，供誤殺人的人逃避報血仇者（</w:t>
+      </w:r>
+      <w:hyperlink r:id="rId241">
+        <w:r>
+          <w:rPr>
+            <w:lang w:val="zh_TW" w:bidi="zh_TW"/>
+          </w:rPr>
+          <w:rPr>
+            <w:color w:val="0000EE"/>
+            <w:u w:val="single"/>
+          </w:rPr>
+          <w:t>6</w:t>
+        </w:r>
+      </w:hyperlink>
+      <w:r>
+        <w:rPr>
+          <w:lang w:val="zh_TW" w:bidi="zh_TW"/>
+        </w:rPr>
+        <w:t>節；參</w:t>
+      </w:r>
+      <w:hyperlink r:id="rId242">
+        <w:r>
+          <w:rPr>
+            <w:lang w:val="zh_TW" w:bidi="zh_TW"/>
+          </w:rPr>
+          <w:rPr>
+            <w:color w:val="0000EE"/>
+            <w:u w:val="single"/>
+          </w:rPr>
+          <w:t>書20章</w:t>
+        </w:r>
+      </w:hyperlink>
+      <w:r>
+        <w:rPr>
+          <w:lang w:val="zh_TW" w:bidi="zh_TW"/>
+        </w:rPr>
+        <w:t>）。</w:t>
+      </w:r>
+    </w:p>
+    <w:p>
+      <w:pPr/>
+      <w:r>
+        <w:rPr>
+          <w:lang w:val="zh_TW" w:bidi="zh_TW"/>
+        </w:rPr>
+      </w:r>
+      <w:r>
+        <w:rPr>
+          <w:lang w:val="zh_TW" w:bidi="zh_TW"/>
+        </w:rPr>
+        <w:t>接著頒布了關於誤殺人的律例（</w:t>
+      </w:r>
+      <w:hyperlink r:id="rId243">
+        <w:r>
+          <w:rPr>
+            <w:lang w:val="zh_TW" w:bidi="zh_TW"/>
+          </w:rPr>
+          <w:rPr>
+            <w:color w:val="0000EE"/>
+            <w:u w:val="single"/>
+          </w:rPr>
+          <w:t>9–34</w:t>
+        </w:r>
+      </w:hyperlink>
+      <w:r>
+        <w:rPr>
+          <w:lang w:val="zh_TW" w:bidi="zh_TW"/>
+        </w:rPr>
+        <w:t>節）。如果殺人者犯的是謀殺罪，報血仇的至親就有權履行將他處死的職責（</w:t>
+      </w:r>
+      <w:hyperlink r:id="rId244">
+        <w:r>
+          <w:rPr>
+            <w:lang w:val="zh_TW" w:bidi="zh_TW"/>
+          </w:rPr>
+          <w:rPr>
+            <w:color w:val="0000EE"/>
+            <w:u w:val="single"/>
+          </w:rPr>
+          <w:t>16–21</w:t>
+        </w:r>
+      </w:hyperlink>
+      <w:r>
+        <w:rPr>
+          <w:lang w:val="zh_TW" w:bidi="zh_TW"/>
+        </w:rPr>
+        <w:t>節）。但如果誤殺人的人並非出於故意殺人，就要逃往最近的逃城，接受審判。若查明他沒有犯謀殺罪，就要安排他住在逃城裡，直到大祭司去世為止。若他在此之前離開逃城，報血仇者就可以將他處死（</w:t>
+      </w:r>
+      <w:hyperlink r:id="rId245">
+        <w:r>
+          <w:rPr>
+            <w:lang w:val="zh_TW" w:bidi="zh_TW"/>
+          </w:rPr>
+          <w:rPr>
+            <w:color w:val="0000EE"/>
+            <w:u w:val="single"/>
+          </w:rPr>
+          <w:t>22–34</w:t>
+        </w:r>
+      </w:hyperlink>
+      <w:r>
+        <w:rPr>
+          <w:lang w:val="zh_TW" w:bidi="zh_TW"/>
+        </w:rPr>
+        <w:t>節）。</w:t>
+      </w:r>
+    </w:p>
+    <w:p>
+      <w:pPr>
+        <w:pStyle w:val="Heading4"/>
+      </w:pPr>
+      <w:r>
+        <w:rPr>
+          <w:lang w:val="zh_TW" w:bidi="zh_TW"/>
+        </w:rPr>
+        <w:t>第</w:t>
+      </w:r>
+      <w:hyperlink r:id="rId246">
+        <w:r>
+          <w:rPr>
+            <w:lang w:val="zh_TW" w:bidi="zh_TW"/>
+          </w:rPr>
+          <w:rPr>
+            <w:color w:val="0000EE"/>
+            <w:u w:val="single"/>
+          </w:rPr>
+          <w:t>三十六</w:t>
+        </w:r>
+      </w:hyperlink>
+      <w:r>
+        <w:rPr>
+          <w:lang w:val="zh_TW" w:bidi="zh_TW"/>
+        </w:rPr>
+        <w:t>章</w:t>
+      </w:r>
+    </w:p>
+    <w:p>
+      <w:pPr/>
+      <w:r>
+        <w:rPr>
+          <w:lang w:val="zh_TW" w:bidi="zh_TW"/>
+        </w:rPr>
+      </w:r>
+      <w:r>
+        <w:rPr>
+          <w:lang w:val="zh_TW" w:bidi="zh_TW"/>
+        </w:rPr>
+        <w:t>瑪拿西支派的首領根據第</w:t>
+      </w:r>
+      <w:hyperlink r:id="rId137">
+        <w:r>
+          <w:rPr>
+            <w:lang w:val="zh_TW" w:bidi="zh_TW"/>
+          </w:rPr>
+          <w:rPr>
+            <w:color w:val="0000EE"/>
+            <w:u w:val="single"/>
+          </w:rPr>
+          <w:t>二十七</w:t>
+        </w:r>
+      </w:hyperlink>
+      <w:r>
+        <w:rPr>
+          <w:lang w:val="zh_TW" w:bidi="zh_TW"/>
+        </w:rPr>
+        <w:t>章先前所立的律例提出問題：如果一位女繼承人嫁到原本支派以外，產業就會隨之從一個支派轉到另一個支派，這樣是否可行。神指示，女繼承人必須嫁給原本支派的人，產業不可轉移（</w:t>
+      </w:r>
+      <w:hyperlink r:id="rId247">
+        <w:r>
+          <w:rPr>
+            <w:lang w:val="zh_TW" w:bidi="zh_TW"/>
+          </w:rPr>
+          <w:rPr>
+            <w:color w:val="0000EE"/>
+            <w:u w:val="single"/>
+          </w:rPr>
+          <w:t>1–12</w:t>
+        </w:r>
+      </w:hyperlink>
+      <w:r>
+        <w:rPr>
+          <w:lang w:val="zh_TW" w:bidi="zh_TW"/>
+        </w:rPr>
+        <w:t>節）。</w:t>
+      </w:r>
+    </w:p>
+    <w:p>
+      <w:pPr/>
+      <w:r>
+        <w:rPr>
+          <w:lang w:val="zh_TW" w:bidi="zh_TW"/>
+        </w:rPr>
+      </w:r>
+      <w:r>
+        <w:rPr>
+          <w:lang w:val="zh_TW" w:bidi="zh_TW"/>
+        </w:rPr>
+        <w:t>本卷書最後一節提到，這些律例都是在摩押平原所賜下的（</w:t>
+      </w:r>
+      <w:hyperlink r:id="rId248">
+        <w:r>
+          <w:rPr>
+            <w:lang w:val="zh_TW" w:bidi="zh_TW"/>
+          </w:rPr>
+          <w:rPr>
+            <w:color w:val="0000EE"/>
+            <w:u w:val="single"/>
+          </w:rPr>
+          <w:t>26:1–36:12</w:t>
+        </w:r>
+      </w:hyperlink>
+      <w:r>
+        <w:rPr>
+          <w:lang w:val="zh_TW" w:bidi="zh_TW"/>
+        </w:rPr>
+        <w:t>；參</w:t>
+      </w:r>
+      <w:hyperlink r:id="rId249">
+        <w:r>
+          <w:rPr>
+            <w:lang w:val="zh_TW" w:bidi="zh_TW"/>
+          </w:rPr>
+          <w:rPr>
+            <w:color w:val="0000EE"/>
+            <w:u w:val="single"/>
+          </w:rPr>
+          <w:t>利27:34</w:t>
+        </w:r>
+      </w:hyperlink>
+      <w:r>
+        <w:rPr>
+          <w:lang w:val="zh_TW" w:bidi="zh_TW"/>
+        </w:rPr>
+        <w:t>）。</w:t>
+      </w:r>
+    </w:p>
+    <w:p>
+      <w:pPr>
+        <w:pStyle w:val="Heading3"/>
+      </w:pPr>
+      <w:r>
+        <w:rPr>
+          <w:lang w:val="zh_TW" w:bidi="zh_TW"/>
+        </w:rPr>
+        <w:t>神學教導</w:t>
+      </w:r>
+    </w:p>
+    <w:p>
+      <w:pPr/>
+      <w:r>
+        <w:rPr>
+          <w:lang w:val="zh_TW" w:bidi="zh_TW"/>
+        </w:rPr>
+      </w:r>
+      <w:r>
+        <w:rPr>
+          <w:lang w:val="zh_TW" w:bidi="zh_TW"/>
+        </w:rPr>
+        <w:t>在民數記中，經文啟示了神是一位對自己所立之約始終信實不變的神（</w:t>
+      </w:r>
+      <w:hyperlink r:id="rId250">
+        <w:r>
+          <w:rPr>
+            <w:lang w:val="zh_TW" w:bidi="zh_TW"/>
+          </w:rPr>
+          <w:rPr>
+            <w:color w:val="0000EE"/>
+            <w:u w:val="single"/>
+          </w:rPr>
+          <w:t>民23:19</w:t>
+        </w:r>
+      </w:hyperlink>
+      <w:r>
+        <w:rPr>
+          <w:lang w:val="zh_TW" w:bidi="zh_TW"/>
+        </w:rPr>
+        <w:t>）。祂對所立之約的信實，使祂既要引導並眷顧祂的百姓，也必須懲治他們得罪祂的罪。然而，沒有任何阻礙大到足以挫敗神要領祂百姓進入應許之地的旨意（</w:t>
+      </w:r>
+      <w:hyperlink r:id="rId251">
+        <w:r>
+          <w:rPr>
+            <w:lang w:val="zh_TW" w:bidi="zh_TW"/>
+          </w:rPr>
+          <w:rPr>
+            <w:color w:val="0000EE"/>
+            <w:u w:val="single"/>
+          </w:rPr>
+          <w:t>11:23</w:t>
+        </w:r>
+      </w:hyperlink>
+      <w:r>
+        <w:rPr>
+          <w:lang w:val="zh_TW" w:bidi="zh_TW"/>
+        </w:rPr>
+        <w:t>）。</w:t>
+      </w:r>
+    </w:p>
+    <w:p>
+      <w:pPr/>
+      <w:r>
+        <w:rPr>
+          <w:lang w:val="zh_TW" w:bidi="zh_TW"/>
+        </w:rPr>
+      </w:r>
+      <w:r>
+        <w:rPr>
+          <w:lang w:val="zh_TW" w:bidi="zh_TW"/>
+        </w:rPr>
+        <w:t>神一方面藉著對以色列犯罪所顯出的震怒，另一方面藉著眾多祭司律例，突顯了祂令人敬畏的聖潔。這些律法明確地教導，人若要親近神，就必須保持潔淨；甚至用不聖潔的眼目觀看神的聖潔，也會招致死亡（</w:t>
+      </w:r>
+      <w:hyperlink r:id="rId113">
+        <w:r>
+          <w:rPr>
+            <w:lang w:val="zh_TW" w:bidi="zh_TW"/>
+          </w:rPr>
+          <w:rPr>
+            <w:color w:val="0000EE"/>
+            <w:u w:val="single"/>
+          </w:rPr>
+          <w:t>4:20</w:t>
+        </w:r>
+      </w:hyperlink>
+      <w:r>
+        <w:rPr>
+          <w:lang w:val="zh_TW" w:bidi="zh_TW"/>
+        </w:rPr>
+        <w:t>）。</w:t>
+      </w:r>
+    </w:p>
+    <w:p>
+      <w:pPr/>
+      <w:r>
+        <w:rPr>
+          <w:lang w:val="zh_TW" w:bidi="zh_TW"/>
+        </w:rPr>
+      </w:r>
+      <w:r>
+        <w:rPr>
+          <w:lang w:val="zh_TW" w:bidi="zh_TW"/>
+        </w:rPr>
+        <w:t>祂對萬有的主權，從祂連生活中最細微之處都會加以關注這一點，清楚地顯明出來。「耶和華對摩西說（譯註：和合本也譯為「耶和華曉諭摩西說」、「耶和華吩咐摩西說」）」這個片語在書中出現50多次，而每一次後面所宣告的話，都涉及各式各樣生活與信仰的事項。</w:t>
+      </w:r>
+    </w:p>
+    <w:p>
+      <w:pPr/>
+      <w:r>
+        <w:rPr>
+          <w:lang w:val="zh_TW" w:bidi="zh_TW"/>
+        </w:rPr>
+      </w:r>
+      <w:r>
+        <w:rPr>
+          <w:lang w:val="zh_TW" w:bidi="zh_TW"/>
+        </w:rPr>
+        <w:t>作為立約的神，神也顯出祂具有「基督論性（christological）」的特質。神所賜的祝福與祂的信實，反映出基督論的主題。最後，摩西作為先知的領導身分（</w:t>
+      </w:r>
+      <w:hyperlink r:id="rId252">
+        <w:r>
+          <w:rPr>
+            <w:lang w:val="zh_TW" w:bidi="zh_TW"/>
+          </w:rPr>
+          <w:rPr>
+            <w:color w:val="0000EE"/>
+            <w:u w:val="single"/>
+          </w:rPr>
+          <w:t>徒7:37–38</w:t>
+        </w:r>
+      </w:hyperlink>
+      <w:r>
+        <w:rPr>
+          <w:lang w:val="zh_TW" w:bidi="zh_TW"/>
+        </w:rPr>
+        <w:t>）以及他代求的職事（例：</w:t>
+      </w:r>
+      <w:hyperlink r:id="rId253">
+        <w:r>
+          <w:rPr>
+            <w:lang w:val="zh_TW" w:bidi="zh_TW"/>
+          </w:rPr>
+          <w:rPr>
+            <w:color w:val="0000EE"/>
+            <w:u w:val="single"/>
+          </w:rPr>
+          <w:t>民11:2</w:t>
+        </w:r>
+      </w:hyperlink>
+      <w:r>
+        <w:rPr>
+          <w:lang w:val="zh_TW" w:bidi="zh_TW"/>
+        </w:rPr>
+        <w:t>，</w:t>
+      </w:r>
+      <w:hyperlink r:id="rId254">
+        <w:r>
+          <w:rPr>
+            <w:lang w:val="zh_TW" w:bidi="zh_TW"/>
+          </w:rPr>
+          <w:rPr>
+            <w:color w:val="0000EE"/>
+            <w:u w:val="single"/>
+          </w:rPr>
+          <w:t>12:13</w:t>
+        </w:r>
+      </w:hyperlink>
+      <w:r>
+        <w:rPr>
+          <w:lang w:val="zh_TW" w:bidi="zh_TW"/>
+        </w:rPr>
+        <w:t>，</w:t>
+      </w:r>
+      <w:hyperlink r:id="rId255">
+        <w:r>
+          <w:rPr>
+            <w:lang w:val="zh_TW" w:bidi="zh_TW"/>
+          </w:rPr>
+          <w:rPr>
+            <w:color w:val="0000EE"/>
+            <w:u w:val="single"/>
+          </w:rPr>
+          <w:t>14:19</w:t>
+        </w:r>
+      </w:hyperlink>
+      <w:r>
+        <w:rPr>
+          <w:lang w:val="zh_TW" w:bidi="zh_TW"/>
+        </w:rPr>
+        <w:t>），連同亞倫家的祭司體系（例：</w:t>
+      </w:r>
+      <w:hyperlink r:id="rId164">
+        <w:r>
+          <w:rPr>
+            <w:lang w:val="zh_TW" w:bidi="zh_TW"/>
+          </w:rPr>
+          <w:rPr>
+            <w:color w:val="0000EE"/>
+            <w:u w:val="single"/>
+          </w:rPr>
+          <w:t>16</w:t>
+        </w:r>
+      </w:hyperlink>
+      <w:r>
+        <w:rPr>
+          <w:lang w:val="zh_TW" w:bidi="zh_TW"/>
+        </w:rPr>
+        <w:t>章），牲畜的獻祭制度（參</w:t>
+      </w:r>
+      <w:hyperlink r:id="rId256">
+        <w:r>
+          <w:rPr>
+            <w:lang w:val="zh_TW" w:bidi="zh_TW"/>
+          </w:rPr>
+          <w:rPr>
+            <w:color w:val="0000EE"/>
+            <w:u w:val="single"/>
+          </w:rPr>
+          <w:t>19:9</w:t>
+        </w:r>
+      </w:hyperlink>
+      <w:r>
+        <w:rPr>
+          <w:lang w:val="zh_TW" w:bidi="zh_TW"/>
+        </w:rPr>
+        <w:t>；</w:t>
+      </w:r>
+      <w:hyperlink r:id="rId257">
+        <w:r>
+          <w:rPr>
+            <w:lang w:val="zh_TW" w:bidi="zh_TW"/>
+          </w:rPr>
+          <w:rPr>
+            <w:color w:val="0000EE"/>
+            <w:u w:val="single"/>
+          </w:rPr>
+          <w:t>來9:13</w:t>
+        </w:r>
+      </w:hyperlink>
+      <w:r>
+        <w:rPr>
+          <w:lang w:val="zh_TW" w:bidi="zh_TW"/>
+        </w:rPr>
+        <w:t>），以及各樣象徵（嗎哪、水、銅蛇），都預示了將來要來的基督。</w:t>
+      </w:r>
+    </w:p>
+    <w:p>
+      <w:pPr/>
+      <w:r>
+        <w:rPr>
+          <w:lang w:val="zh_TW" w:bidi="zh_TW"/>
+        </w:rPr>
+      </w:r>
+      <w:r>
+        <w:rPr>
+          <w:lang w:val="zh_TW" w:bidi="zh_TW"/>
+        </w:rPr>
+        <w:t>在以色列人對神的回應中，百姓呈現出人一切的罪性與不忠。以色列在曠野漂流，說明了不信所帶來的結果；以色列所受的刑罰，印證了</w:t>
+      </w:r>
+      <w:hyperlink r:id="rId258">
+        <w:r>
+          <w:rPr>
+            <w:lang w:val="zh_TW" w:bidi="zh_TW"/>
+          </w:rPr>
+          <w:rPr>
+            <w:color w:val="0000EE"/>
+            <w:u w:val="single"/>
+          </w:rPr>
+          <w:t>民數記三十二章23節</w:t>
+        </w:r>
+      </w:hyperlink>
+      <w:r>
+        <w:rPr>
+          <w:lang w:val="zh_TW" w:bidi="zh_TW"/>
+        </w:rPr>
+        <w:t>的原則：「倘若你們不這樣行，就得罪耶和華，要知道你們的罪必追上你們」。民數記強而有力地教導：人唯有信靠耶和華，才能找到真正的平安與福分；只有祂能把人帶進安息之地（</w:t>
+      </w:r>
+      <w:hyperlink r:id="rId259">
+        <w:r>
+          <w:rPr>
+            <w:lang w:val="zh_TW" w:bidi="zh_TW"/>
+          </w:rPr>
+          <w:rPr>
+            <w:color w:val="0000EE"/>
+            <w:u w:val="single"/>
+          </w:rPr>
+          <w:t>來4:9</w:t>
+        </w:r>
+      </w:hyperlink>
+      <w:r>
+        <w:rPr>
+          <w:lang w:val="zh_TW" w:bidi="zh_TW"/>
+        </w:rPr>
+        <w:t>）。</w:t>
+      </w:r>
+    </w:p>
+    <w:p>
+      <w:pPr/>
+      <w:r>
+        <w:rPr>
+          <w:lang w:val="zh_TW" w:bidi="zh_TW"/>
+        </w:rPr>
+      </w:r>
+      <w:r>
+        <w:rPr>
           <w:i/>
           <w:lang w:val="zh_TW" w:bidi="zh_TW"/>
         </w:rPr>
@@ -1319,19 +7101,37 @@
         <w:rPr>
           <w:lang w:val="zh_TW" w:bidi="zh_TW"/>
         </w:rPr>
-        <w:t xml:space="preserve"> </w:t>
-      </w:r>
-      <w:r>
-        <w:rPr>
-          <w:lang w:val="zh_TW" w:bidi="zh_TW"/>
-        </w:rPr>
-        <w:t>夏娃；</w:t>
-      </w:r>
-      <w:r>
-        <w:rPr>
-          <w:lang w:val="zh_TW" w:bidi="zh_TW"/>
-        </w:rPr>
-        <w:t>人</w:t>
+        <w:t>申命記；</w:t>
+      </w:r>
+      <w:r>
+        <w:rPr>
+          <w:lang w:val="zh_TW" w:bidi="zh_TW"/>
+        </w:rPr>
+        <w:t>出埃及記；</w:t>
+      </w:r>
+      <w:r>
+        <w:rPr>
+          <w:lang w:val="zh_TW" w:bidi="zh_TW"/>
+        </w:rPr>
+        <w:t>創世記；</w:t>
+      </w:r>
+      <w:r>
+        <w:rPr>
+          <w:lang w:val="zh_TW" w:bidi="zh_TW"/>
+        </w:rPr>
+        <w:t>利未記；</w:t>
+      </w:r>
+      <w:r>
+        <w:rPr>
+          <w:lang w:val="zh_TW" w:bidi="zh_TW"/>
+        </w:rPr>
+        <w:t>摩西；</w:t>
+      </w:r>
+      <w:r>
+        <w:rPr>
+          <w:lang w:val="zh_TW" w:bidi="zh_TW"/>
+        </w:rPr>
+        <w:t>曠野漂流</w:t>
       </w:r>
       <w:r>
         <w:rPr>

--- a/zht/docx/104.content.docx
+++ b/zht/docx/104.content.docx
@@ -19,7 +19,7 @@
         <w:rPr>
           <w:lang w:val="zh_TW" w:bidi="zh_TW"/>
         </w:rPr>
-        <w:t>Resource: Tyndale Open Bible Dictionary</w:t>
+        <w:t>Resource: Aquifer Open Bible Dictionary</w:t>
       </w:r>
       <w:r>
         <w:rPr>
@@ -112,7 +112,7 @@
         <w:rPr>
           <w:lang w:val="zh_TW" w:bidi="zh_TW"/>
         </w:rPr>
-        <w:t>Tyndale Open Bible Dictionary</w:t>
+        <w:t>Aquifer Open Bible Dictionary</w:t>
       </w:r>
     </w:p>
     <w:p>

--- a/zht/docx/104.content.docx
+++ b/zht/docx/104.content.docx
@@ -149,7 +149,7 @@
         <w:rPr>
           <w:lang w:val="zh_TW" w:bidi="zh_TW"/>
         </w:rPr>
-        <w:t>meng</w:t>
+        <w:t>mei</w:t>
       </w:r>
       <w:r>
         <w:rPr>
@@ -212,7 +212,7 @@
         <w:rPr>
           <w:lang w:val="zh_TW" w:bidi="zh_TW"/>
         </w:rPr>
-        <w:t>盟約</w:t>
+        <w:t>美麗</w:t>
       </w:r>
       <w:r>
         <w:rPr>
@@ -231,7 +231,7 @@
         <w:rPr>
           <w:lang w:val="zh_TW" w:bidi="zh_TW"/>
         </w:rPr>
-        <w:t>雙方之間相互義務的安排，尤其是建立神與子民之間關係的安排，首先顯明在給以色列的恩典中，然後顯明在給教會的恩典中。透過這個盟約，神向人類傳達了生命和救恩的意義。盟約是聖經的中心主題之一，有些盟約在人與人之間設立，另一些則在神與人之間設立。</w:t>
+        <w:t>令人賞心悅目的和諧組合。考古資料（來自過去的物品或遺跡）表明，古代希伯來人更關注實用性而非美觀性。例如，希伯來陶器通常比迦南陶器更笨重。然而，這些文物（過去使用的物品）並不意味著希伯來人不欣賞美麗的事物。</w:t>
       </w:r>
     </w:p>
     <w:p>
@@ -245,7 +245,205 @@
         <w:rPr>
           <w:lang w:val="zh_TW" w:bidi="zh_TW"/>
         </w:rPr>
-        <w:t>舊約中的盟約主題，從挪亞發展到亞伯拉罕，並在西奈山上神與以色列所立的盟約中，達到第一個高峰。在大衛王時代之後，盟約歷史的主題相對較不明顯。</w:t>
+        <w:t>舊約聖經談到神的創造是美麗的（</w:t>
+      </w:r>
+      <w:hyperlink r:id="rId13">
+        <w:r>
+          <w:rPr>
+            <w:lang w:val="zh_TW" w:bidi="zh_TW"/>
+          </w:rPr>
+          <w:rPr>
+            <w:color w:val="0000EE"/>
+            <w:u w:val="single"/>
+          </w:rPr>
+          <w:t>創2:9</w:t>
+        </w:r>
+      </w:hyperlink>
+      <w:r>
+        <w:rPr>
+          <w:lang w:val="zh_TW" w:bidi="zh_TW"/>
+        </w:rPr>
+        <w:t>；</w:t>
+      </w:r>
+      <w:hyperlink r:id="rId14">
+        <w:r>
+          <w:rPr>
+            <w:lang w:val="zh_TW" w:bidi="zh_TW"/>
+          </w:rPr>
+          <w:rPr>
+            <w:color w:val="0000EE"/>
+            <w:u w:val="single"/>
+          </w:rPr>
+          <w:t>伯26:13</w:t>
+        </w:r>
+      </w:hyperlink>
+      <w:r>
+        <w:rPr>
+          <w:lang w:val="zh_TW" w:bidi="zh_TW"/>
+        </w:rPr>
+        <w:t>；</w:t>
+      </w:r>
+      <w:hyperlink r:id="rId15">
+        <w:r>
+          <w:rPr>
+            <w:lang w:val="zh_TW" w:bidi="zh_TW"/>
+          </w:rPr>
+          <w:rPr>
+            <w:color w:val="0000EE"/>
+            <w:u w:val="single"/>
+          </w:rPr>
+          <w:t>詩19:1–6</w:t>
+        </w:r>
+      </w:hyperlink>
+      <w:r>
+        <w:rPr>
+          <w:lang w:val="zh_TW" w:bidi="zh_TW"/>
+        </w:rPr>
+        <w:t>；</w:t>
+      </w:r>
+      <w:hyperlink r:id="rId16">
+        <w:r>
+          <w:rPr>
+            <w:lang w:val="zh_TW" w:bidi="zh_TW"/>
+          </w:rPr>
+          <w:rPr>
+            <w:color w:val="0000EE"/>
+            <w:u w:val="single"/>
+          </w:rPr>
+          <w:t>歌6:10</w:t>
+        </w:r>
+      </w:hyperlink>
+      <w:r>
+        <w:rPr>
+          <w:lang w:val="zh_TW" w:bidi="zh_TW"/>
+        </w:rPr>
+        <w:t>）。迦南地是「美地」（</w:t>
+      </w:r>
+      <w:hyperlink r:id="rId17">
+        <w:r>
+          <w:rPr>
+            <w:lang w:val="zh_TW" w:bidi="zh_TW"/>
+          </w:rPr>
+          <w:rPr>
+            <w:color w:val="0000EE"/>
+            <w:u w:val="single"/>
+          </w:rPr>
+          <w:t>耶3:19</w:t>
+        </w:r>
+      </w:hyperlink>
+      <w:r>
+        <w:rPr>
+          <w:lang w:val="zh_TW" w:bidi="zh_TW"/>
+        </w:rPr>
+        <w:t>）。耶路撒冷被稱為「美」（</w:t>
+      </w:r>
+      <w:hyperlink r:id="rId18">
+        <w:r>
+          <w:rPr>
+            <w:lang w:val="zh_TW" w:bidi="zh_TW"/>
+          </w:rPr>
+          <w:rPr>
+            <w:color w:val="0000EE"/>
+            <w:u w:val="single"/>
+          </w:rPr>
+          <w:t>賽52:1</w:t>
+        </w:r>
+      </w:hyperlink>
+      <w:r>
+        <w:rPr>
+          <w:lang w:val="zh_TW" w:bidi="zh_TW"/>
+        </w:rPr>
+        <w:t>；</w:t>
+      </w:r>
+      <w:hyperlink r:id="rId19">
+        <w:r>
+          <w:rPr>
+            <w:lang w:val="zh_TW" w:bidi="zh_TW"/>
+          </w:rPr>
+          <w:rPr>
+            <w:color w:val="0000EE"/>
+            <w:u w:val="single"/>
+          </w:rPr>
+          <w:t>哀2:15</w:t>
+        </w:r>
+      </w:hyperlink>
+      <w:r>
+        <w:rPr>
+          <w:lang w:val="zh_TW" w:bidi="zh_TW"/>
+        </w:rPr>
+        <w:t>），其中一個聖殿門也被稱為「美門」（</w:t>
+      </w:r>
+      <w:hyperlink r:id="rId20">
+        <w:r>
+          <w:rPr>
+            <w:lang w:val="zh_TW" w:bidi="zh_TW"/>
+          </w:rPr>
+          <w:rPr>
+            <w:color w:val="0000EE"/>
+            <w:u w:val="single"/>
+          </w:rPr>
+          <w:t>徒3:2、10</w:t>
+        </w:r>
+      </w:hyperlink>
+      <w:r>
+        <w:rPr>
+          <w:lang w:val="zh_TW" w:bidi="zh_TW"/>
+        </w:rPr>
+        <w:t>）。希伯來人欣賞黎巴嫩山脈的野性之美（</w:t>
+      </w:r>
+      <w:hyperlink r:id="rId21">
+        <w:r>
+          <w:rPr>
+            <w:lang w:val="zh_TW" w:bidi="zh_TW"/>
+          </w:rPr>
+          <w:rPr>
+            <w:color w:val="0000EE"/>
+            <w:u w:val="single"/>
+          </w:rPr>
+          <w:t>詩104:16</w:t>
+        </w:r>
+      </w:hyperlink>
+      <w:r>
+        <w:rPr>
+          <w:lang w:val="zh_TW" w:bidi="zh_TW"/>
+        </w:rPr>
+        <w:t>；</w:t>
+      </w:r>
+      <w:hyperlink r:id="rId22">
+        <w:r>
+          <w:rPr>
+            <w:lang w:val="zh_TW" w:bidi="zh_TW"/>
+          </w:rPr>
+          <w:rPr>
+            <w:color w:val="0000EE"/>
+            <w:u w:val="single"/>
+          </w:rPr>
+          <w:t>賽60:13</w:t>
+        </w:r>
+      </w:hyperlink>
+      <w:r>
+        <w:rPr>
+          <w:lang w:val="zh_TW" w:bidi="zh_TW"/>
+        </w:rPr>
+        <w:t>）。迦南城市得撒是巴沙王在北國的首都（</w:t>
+      </w:r>
+      <w:hyperlink r:id="rId23">
+        <w:r>
+          <w:rPr>
+            <w:lang w:val="zh_TW" w:bidi="zh_TW"/>
+          </w:rPr>
+          <w:rPr>
+            <w:color w:val="0000EE"/>
+            <w:u w:val="single"/>
+          </w:rPr>
+          <w:t>王上15:33</w:t>
+        </w:r>
+      </w:hyperlink>
+      <w:r>
+        <w:rPr>
+          <w:lang w:val="zh_TW" w:bidi="zh_TW"/>
+        </w:rPr>
+        <w:t>），因其迷人的地理位置而得名。「得撒」這個名字來自希伯來文，意思是「美麗」。</w:t>
       </w:r>
     </w:p>
     <w:p>
@@ -259,7 +457,205 @@
         <w:rPr>
           <w:lang w:val="zh_TW" w:bidi="zh_TW"/>
         </w:rPr>
-        <w:t>在盟約歷史的低潮時期，聖經介紹先知耶利米對以色列未來「新約」的預言。基督徒相信，耶利米的預言最終在耶穌基督和祂的工作中應驗。基督教聖經的兩卷書稱為舊約和新約（通常翻譯為「約」的詞，意為「盟約」），並非偶然。</w:t>
+        <w:t>雖然希伯來人不像古希臘人那樣崇尚人體之美，但舊約聖經仍然理想化了身體的吸引力。新郎在愛情詩歌中生動地描述了新娘的美麗（</w:t>
+      </w:r>
+      <w:hyperlink r:id="rId24">
+        <w:r>
+          <w:rPr>
+            <w:lang w:val="zh_TW" w:bidi="zh_TW"/>
+          </w:rPr>
+          <w:rPr>
+            <w:color w:val="0000EE"/>
+            <w:u w:val="single"/>
+          </w:rPr>
+          <w:t>歌4:1–15</w:t>
+        </w:r>
+      </w:hyperlink>
+      <w:r>
+        <w:rPr>
+          <w:lang w:val="zh_TW" w:bidi="zh_TW"/>
+        </w:rPr>
+        <w:t>，</w:t>
+      </w:r>
+      <w:hyperlink r:id="rId25">
+        <w:r>
+          <w:rPr>
+            <w:lang w:val="zh_TW" w:bidi="zh_TW"/>
+          </w:rPr>
+          <w:rPr>
+            <w:color w:val="0000EE"/>
+            <w:u w:val="single"/>
+          </w:rPr>
+          <w:t>6:4</w:t>
+        </w:r>
+      </w:hyperlink>
+      <w:r>
+        <w:rPr>
+          <w:lang w:val="zh_TW" w:bidi="zh_TW"/>
+        </w:rPr>
+        <w:t>）。這種對新娘的讚美，可能是以色列人婚禮的傳統特色。舊約聖經中有幾位傑出的女性被描述為美麗（</w:t>
+      </w:r>
+      <w:hyperlink r:id="rId26">
+        <w:r>
+          <w:rPr>
+            <w:lang w:val="zh_TW" w:bidi="zh_TW"/>
+          </w:rPr>
+          <w:rPr>
+            <w:color w:val="0000EE"/>
+            <w:u w:val="single"/>
+          </w:rPr>
+          <w:t>創29:17</w:t>
+        </w:r>
+      </w:hyperlink>
+      <w:r>
+        <w:rPr>
+          <w:lang w:val="zh_TW" w:bidi="zh_TW"/>
+        </w:rPr>
+        <w:t>；</w:t>
+      </w:r>
+      <w:hyperlink r:id="rId27">
+        <w:r>
+          <w:rPr>
+            <w:lang w:val="zh_TW" w:bidi="zh_TW"/>
+          </w:rPr>
+          <w:rPr>
+            <w:color w:val="0000EE"/>
+            <w:u w:val="single"/>
+          </w:rPr>
+          <w:t>撒下11:2</w:t>
+        </w:r>
+      </w:hyperlink>
+      <w:r>
+        <w:rPr>
+          <w:lang w:val="zh_TW" w:bidi="zh_TW"/>
+        </w:rPr>
+        <w:t>；</w:t>
+      </w:r>
+      <w:hyperlink r:id="rId28">
+        <w:r>
+          <w:rPr>
+            <w:lang w:val="zh_TW" w:bidi="zh_TW"/>
+          </w:rPr>
+          <w:rPr>
+            <w:color w:val="0000EE"/>
+            <w:u w:val="single"/>
+          </w:rPr>
+          <w:t>斯2:7</w:t>
+        </w:r>
+      </w:hyperlink>
+      <w:r>
+        <w:rPr>
+          <w:lang w:val="zh_TW" w:bidi="zh_TW"/>
+        </w:rPr>
+        <w:t>）。但在女性身上，感官上的美麗遠不及勤勞、機智（resourcefulness）和傳統的敬虔（</w:t>
+      </w:r>
+      <w:hyperlink r:id="rId29">
+        <w:r>
+          <w:rPr>
+            <w:lang w:val="zh_TW" w:bidi="zh_TW"/>
+          </w:rPr>
+          <w:rPr>
+            <w:color w:val="0000EE"/>
+            <w:u w:val="single"/>
+          </w:rPr>
+          <w:t>箴31:10–31</w:t>
+        </w:r>
+      </w:hyperlink>
+      <w:r>
+        <w:rPr>
+          <w:lang w:val="zh_TW" w:bidi="zh_TW"/>
+        </w:rPr>
+        <w:t>）。有幾位男性也因其外表俊美而聞名，例如大衛（</w:t>
+      </w:r>
+      <w:hyperlink r:id="rId30">
+        <w:r>
+          <w:rPr>
+            <w:lang w:val="zh_TW" w:bidi="zh_TW"/>
+          </w:rPr>
+          <w:rPr>
+            <w:color w:val="0000EE"/>
+            <w:u w:val="single"/>
+          </w:rPr>
+          <w:t>撒上16:12</w:t>
+        </w:r>
+      </w:hyperlink>
+      <w:r>
+        <w:rPr>
+          <w:lang w:val="zh_TW" w:bidi="zh_TW"/>
+        </w:rPr>
+        <w:t>）和押沙龍（</w:t>
+      </w:r>
+      <w:hyperlink r:id="rId31">
+        <w:r>
+          <w:rPr>
+            <w:lang w:val="zh_TW" w:bidi="zh_TW"/>
+          </w:rPr>
+          <w:rPr>
+            <w:color w:val="0000EE"/>
+            <w:u w:val="single"/>
+          </w:rPr>
+          <w:t>撒下14:25</w:t>
+        </w:r>
+      </w:hyperlink>
+      <w:r>
+        <w:rPr>
+          <w:lang w:val="zh_TW" w:bidi="zh_TW"/>
+        </w:rPr>
+        <w:t>）。在舊約時代，化妝品、珠寶和其它配飾被用來提升女性的美麗。先知以賽亞列舉了這些物品（</w:t>
+      </w:r>
+      <w:hyperlink r:id="rId32">
+        <w:r>
+          <w:rPr>
+            <w:lang w:val="zh_TW" w:bidi="zh_TW"/>
+          </w:rPr>
+          <w:rPr>
+            <w:color w:val="0000EE"/>
+            <w:u w:val="single"/>
+          </w:rPr>
+          <w:t>賽3:18–24</w:t>
+        </w:r>
+      </w:hyperlink>
+      <w:r>
+        <w:rPr>
+          <w:lang w:val="zh_TW" w:bidi="zh_TW"/>
+        </w:rPr>
+        <w:t>），以西結提到當時的裝扮習俗（</w:t>
+      </w:r>
+      <w:hyperlink r:id="rId33">
+        <w:r>
+          <w:rPr>
+            <w:lang w:val="zh_TW" w:bidi="zh_TW"/>
+          </w:rPr>
+          <w:rPr>
+            <w:color w:val="0000EE"/>
+            <w:u w:val="single"/>
+          </w:rPr>
+          <w:t>結16:10–13</w:t>
+        </w:r>
+      </w:hyperlink>
+      <w:r>
+        <w:rPr>
+          <w:lang w:val="zh_TW" w:bidi="zh_TW"/>
+        </w:rPr>
+        <w:t>）。以色列人的崇拜也極具美感，大祭司華麗的儀式長袍是為榮耀和美麗而設計的（</w:t>
+      </w:r>
+      <w:hyperlink r:id="rId34">
+        <w:r>
+          <w:rPr>
+            <w:lang w:val="zh_TW" w:bidi="zh_TW"/>
+          </w:rPr>
+          <w:rPr>
+            <w:color w:val="0000EE"/>
+            <w:u w:val="single"/>
+          </w:rPr>
+          <w:t>出28:2、40</w:t>
+        </w:r>
+      </w:hyperlink>
+      <w:r>
+        <w:rPr>
+          <w:lang w:val="zh_TW" w:bidi="zh_TW"/>
+        </w:rPr>
+        <w:t>）。</w:t>
       </w:r>
     </w:p>
     <w:p>
@@ -273,7 +669,97 @@
         <w:rPr>
           <w:lang w:val="zh_TW" w:bidi="zh_TW"/>
         </w:rPr>
-        <w:t>概述</w:t>
+        <w:t>在舊約中，美麗的概念也應用於神。耶和華的恩惠被稱為祂的「榮美」（</w:t>
+      </w:r>
+      <w:hyperlink r:id="rId35">
+        <w:r>
+          <w:rPr>
+            <w:lang w:val="zh_TW" w:bidi="zh_TW"/>
+          </w:rPr>
+          <w:rPr>
+            <w:color w:val="0000EE"/>
+            <w:u w:val="single"/>
+          </w:rPr>
+          <w:t>詩90:17</w:t>
+        </w:r>
+      </w:hyperlink>
+      <w:r>
+        <w:rPr>
+          <w:lang w:val="zh_TW" w:bidi="zh_TW"/>
+        </w:rPr>
+        <w:t>）。以賽亞記錄了神的應許，將賜給祂的百姓「華……代替灰塵」（</w:t>
+      </w:r>
+      <w:hyperlink r:id="rId36">
+        <w:r>
+          <w:rPr>
+            <w:lang w:val="zh_TW" w:bidi="zh_TW"/>
+          </w:rPr>
+          <w:rPr>
+            <w:color w:val="0000EE"/>
+            <w:u w:val="single"/>
+          </w:rPr>
+          <w:t>賽61:3</w:t>
+        </w:r>
+      </w:hyperlink>
+      <w:r>
+        <w:rPr>
+          <w:lang w:val="zh_TW" w:bidi="zh_TW"/>
+        </w:rPr>
+        <w:t>）。詩篇的作者表達了渴望花時間在聖殿中享受耶和華的美麗，祂的「榮美」（</w:t>
+      </w:r>
+      <w:hyperlink r:id="rId37">
+        <w:r>
+          <w:rPr>
+            <w:lang w:val="zh_TW" w:bidi="zh_TW"/>
+          </w:rPr>
+          <w:rPr>
+            <w:color w:val="0000EE"/>
+            <w:u w:val="single"/>
+          </w:rPr>
+          <w:t>詩27:4</w:t>
+        </w:r>
+      </w:hyperlink>
+      <w:r>
+        <w:rPr>
+          <w:lang w:val="zh_TW" w:bidi="zh_TW"/>
+        </w:rPr>
+        <w:t>）。以賽亞描述神為以色列餘民（那些忠於神的人）的「華冕」（</w:t>
+      </w:r>
+      <w:hyperlink r:id="rId38">
+        <w:r>
+          <w:rPr>
+            <w:lang w:val="zh_TW" w:bidi="zh_TW"/>
+          </w:rPr>
+          <w:rPr>
+            <w:color w:val="0000EE"/>
+            <w:u w:val="single"/>
+          </w:rPr>
+          <w:t>賽28:5</w:t>
+        </w:r>
+      </w:hyperlink>
+      <w:r>
+        <w:rPr>
+          <w:lang w:val="zh_TW" w:bidi="zh_TW"/>
+        </w:rPr>
+        <w:t>）。彌賽亞（神的受膏者）被稱為榮美的王（</w:t>
+      </w:r>
+      <w:hyperlink r:id="rId39">
+        <w:r>
+          <w:rPr>
+            <w:lang w:val="zh_TW" w:bidi="zh_TW"/>
+          </w:rPr>
+          <w:rPr>
+            <w:color w:val="0000EE"/>
+            <w:u w:val="single"/>
+          </w:rPr>
+          <w:t>賽33:17</w:t>
+        </w:r>
+      </w:hyperlink>
+      <w:r>
+        <w:rPr>
+          <w:lang w:val="zh_TW" w:bidi="zh_TW"/>
+        </w:rPr>
+        <w:t>）。因此，在舊約中，美的概念超越了單純的外在吸引力，它成為神學概念，肯定神實質上的榮耀。</w:t>
       </w:r>
     </w:p>
     <w:p>
@@ -287,7 +773,107 @@
         <w:rPr>
           <w:lang w:val="zh_TW" w:bidi="zh_TW"/>
         </w:rPr>
-        <w:t>• 盟約的意義</w:t>
+        <w:t>新約聖經勸誡基督的跟隨者過一種「尊榮」救主教導的生活，並使其吸引非信徒（</w:t>
+      </w:r>
+      <w:hyperlink r:id="rId40">
+        <w:r>
+          <w:rPr>
+            <w:lang w:val="zh_TW" w:bidi="zh_TW"/>
+          </w:rPr>
+          <w:rPr>
+            <w:color w:val="0000EE"/>
+            <w:u w:val="single"/>
+          </w:rPr>
+          <w:t>多2:10</w:t>
+        </w:r>
+      </w:hyperlink>
+      <w:r>
+        <w:rPr>
+          <w:lang w:val="zh_TW" w:bidi="zh_TW"/>
+        </w:rPr>
+        <w:t>）。那些傳講基督福音的人被稱為佳美（</w:t>
+      </w:r>
+      <w:hyperlink r:id="rId41">
+        <w:r>
+          <w:rPr>
+            <w:lang w:val="zh_TW" w:bidi="zh_TW"/>
+          </w:rPr>
+          <w:rPr>
+            <w:color w:val="0000EE"/>
+            <w:u w:val="single"/>
+          </w:rPr>
+          <w:t>羅10:15</w:t>
+        </w:r>
+      </w:hyperlink>
+      <w:r>
+        <w:rPr>
+          <w:lang w:val="zh_TW" w:bidi="zh_TW"/>
+        </w:rPr>
+        <w:t>）。使徒保羅和彼得警告婦女不要滿足於外在的美麗（</w:t>
+      </w:r>
+      <w:hyperlink r:id="rId42">
+        <w:r>
+          <w:rPr>
+            <w:lang w:val="zh_TW" w:bidi="zh_TW"/>
+          </w:rPr>
+          <w:rPr>
+            <w:color w:val="0000EE"/>
+            <w:u w:val="single"/>
+          </w:rPr>
+          <w:t>提前2:9–10</w:t>
+        </w:r>
+      </w:hyperlink>
+      <w:r>
+        <w:rPr>
+          <w:lang w:val="zh_TW" w:bidi="zh_TW"/>
+        </w:rPr>
+        <w:t>），提醒她們美好的品格才是敬虔的真正妝飾（</w:t>
+      </w:r>
+      <w:hyperlink r:id="rId43">
+        <w:r>
+          <w:rPr>
+            <w:lang w:val="zh_TW" w:bidi="zh_TW"/>
+          </w:rPr>
+          <w:rPr>
+            <w:color w:val="0000EE"/>
+            <w:u w:val="single"/>
+          </w:rPr>
+          <w:t>彼前3:3–5</w:t>
+        </w:r>
+      </w:hyperlink>
+      <w:r>
+        <w:rPr>
+          <w:lang w:val="zh_TW" w:bidi="zh_TW"/>
+        </w:rPr>
+        <w:t>）。信徒最終居所的美——天堂——也反映在「新耶路撒冷」如新婦的描述中，以及古代珍貴寶石的象徵意義中（見</w:t>
+      </w:r>
+      <w:hyperlink r:id="rId44">
+        <w:r>
+          <w:rPr>
+            <w:lang w:val="zh_TW" w:bidi="zh_TW"/>
+          </w:rPr>
+          <w:rPr>
+            <w:color w:val="0000EE"/>
+            <w:u w:val="single"/>
+          </w:rPr>
+          <w:t>啟21–22章</w:t>
+        </w:r>
+      </w:hyperlink>
+      <w:r>
+        <w:rPr>
+          <w:lang w:val="zh_TW" w:bidi="zh_TW"/>
+        </w:rPr>
+        <w:t>）。</w:t>
+      </w:r>
+      <w:r>
+        <w:rPr>
+          <w:lang w:val="zh_TW" w:bidi="zh_TW"/>
+        </w:rPr>
+      </w:r>
+      <w:r>
+        <w:rPr>
+          <w:lang w:val="zh_TW" w:bidi="zh_TW"/>
+        </w:rPr>
       </w:r>
     </w:p>
     <w:p>
@@ -297,11 +883,21 @@
           <w:lang w:val="zh_TW" w:bidi="zh_TW"/>
         </w:rPr>
       </w:r>
-      <w:r>
-        <w:rPr>
-          <w:lang w:val="zh_TW" w:bidi="zh_TW"/>
-        </w:rPr>
-        <w:t>• 人的盟約</w:t>
+    </w:p>
+    <w:p>
+      <w:pPr>
+        <w:pStyle w:val="Heading2"/>
+      </w:pPr>
+      <w:r>
+        <w:rPr>
+          <w:lang w:val="zh_TW" w:bidi="zh_TW"/>
+        </w:rPr>
+        <w:t>美索不達米亞</w:t>
+      </w:r>
+      <w:r>
+        <w:rPr>
+          <w:lang w:val="zh_TW" w:bidi="zh_TW"/>
+        </w:rPr>
       </w:r>
     </w:p>
     <w:p>
@@ -315,7 +911,7 @@
         <w:rPr>
           <w:lang w:val="zh_TW" w:bidi="zh_TW"/>
         </w:rPr>
-        <w:t>• 神與人的盟約</w:t>
+        <w:t>這個名稱來自希臘文，指位於底格里斯河（Tigris）與幼發拉底河（Euphrates）之間的地區。今天，阿拉伯人稱此地為「al-Jazira」，意即「島嶼」。</w:t>
       </w:r>
     </w:p>
     <w:p>
@@ -329,7 +925,7 @@
         <w:rPr>
           <w:lang w:val="zh_TW" w:bidi="zh_TW"/>
         </w:rPr>
-        <w:t>• 盟約傳統的起源</w:t>
+        <w:t>美索不達米亞，意指「兩河之間」，是指靠近底格里斯河和幼發拉底河直到波斯灣的地區。大部份位於現今的伊拉克境內，但部份地區在敘利亞和土耳其。</w:t>
       </w:r>
     </w:p>
     <w:p>
@@ -343,7 +939,54 @@
         <w:rPr>
           <w:lang w:val="zh_TW" w:bidi="zh_TW"/>
         </w:rPr>
-        <w:t>• 西奈之約</w:t>
+        <w:t>美索不達米亞對於舊約歷史非常重要，</w:t>
+      </w:r>
+      <w:hyperlink r:id="rId45">
+        <w:r>
+          <w:rPr>
+            <w:lang w:val="zh_TW" w:bidi="zh_TW"/>
+          </w:rPr>
+          <w:rPr>
+            <w:color w:val="0000EE"/>
+            <w:u w:val="single"/>
+          </w:rPr>
+          <w:t>創世記一至十一章</w:t>
+        </w:r>
+      </w:hyperlink>
+      <w:r>
+        <w:rPr>
+          <w:lang w:val="zh_TW" w:bidi="zh_TW"/>
+        </w:rPr>
+        <w:t>中的很多故事，都在這裡發生。伊甸園被認為位於美索不達米亞，因為</w:t>
+      </w:r>
+      <w:hyperlink r:id="rId46">
+        <w:r>
+          <w:rPr>
+            <w:lang w:val="zh_TW" w:bidi="zh_TW"/>
+          </w:rPr>
+          <w:rPr>
+            <w:color w:val="0000EE"/>
+            <w:u w:val="single"/>
+          </w:rPr>
+          <w:t>創世記二章10至14節</w:t>
+        </w:r>
+      </w:hyperlink>
+      <w:r>
+        <w:rPr>
+          <w:lang w:val="zh_TW" w:bidi="zh_TW"/>
+        </w:rPr>
+        <w:t>提到，伊甸園附近兩條河流為幼發拉底河和底格里斯河。</w:t>
+      </w:r>
+    </w:p>
+    <w:p>
+      <w:pPr>
+        <w:pStyle w:val="Heading3"/>
+      </w:pPr>
+      <w:r>
+        <w:rPr>
+          <w:lang w:val="zh_TW" w:bidi="zh_TW"/>
+        </w:rPr>
+        <w:t>誰居住在美索不達米亞？</w:t>
       </w:r>
     </w:p>
     <w:p>
@@ -357,7 +1000,7 @@
         <w:rPr>
           <w:lang w:val="zh_TW" w:bidi="zh_TW"/>
         </w:rPr>
-        <w:t>• 大衛之約</w:t>
+        <w:t>我們對美索不達米亞的史前文化所知甚少。歷史時期的劃分通常依據最重要的城邦（例如吾珥和伊辛—拉爾薩（Isin-Larsa））或統治王朝（例如吾珥第三王朝（Ur III））來命名。</w:t>
       </w:r>
     </w:p>
     <w:p>
@@ -371,18 +1014,7 @@
         <w:rPr>
           <w:lang w:val="zh_TW" w:bidi="zh_TW"/>
         </w:rPr>
-        <w:t>• 舊約聖經預言的新約</w:t>
-      </w:r>
-    </w:p>
-    <w:p>
-      <w:pPr>
-        <w:pStyle w:val="Heading3"/>
-      </w:pPr>
-      <w:r>
-        <w:rPr>
-          <w:lang w:val="zh_TW" w:bidi="zh_TW"/>
-        </w:rPr>
-        <w:t>盟約的意義</w:t>
+        <w:t>美索不達米亞的南部稱為蘇美（Sumer）。蘇美人擁有獨特的文化，他們所說的語言與美索不達米亞其他地區的完全不同。然而，蘇美語與其他語言的書寫符號一樣，是用一系列的楔形文字（cuneiform）來書寫的。</w:t>
       </w:r>
     </w:p>
     <w:p>
@@ -396,7 +1028,31 @@
         <w:rPr>
           <w:lang w:val="zh_TW" w:bidi="zh_TW"/>
         </w:rPr>
-        <w:t>盟約的本質在於人與人之間的特定關係，這種關係的特徵是相互義務。因此，盟約關係不僅是相互認識，而是承諾負責和行動。經文描述這種承諾的關鍵詞是「忠誠」，這份忠誠在持久的友誼中展現出來。</w:t>
+        <w:t>美索不達米亞往北邊的地區稱為亞喀得（Akkad，也稱為阿卡德</w:t>
+      </w:r>
+      <w:r>
+        <w:rPr>
+          <w:lang w:val="zh_TW" w:bidi="zh_TW"/>
+        </w:rPr>
+        <w:t>〔</w:t>
+      </w:r>
+      <w:r>
+        <w:rPr>
+          <w:lang w:val="zh_TW" w:bidi="zh_TW"/>
+        </w:rPr>
+        <w:t>Agade</w:t>
+      </w:r>
+      <w:r>
+        <w:rPr>
+          <w:lang w:val="zh_TW" w:bidi="zh_TW"/>
+        </w:rPr>
+        <w:t>〕</w:t>
+      </w:r>
+      <w:r>
+        <w:rPr>
+          <w:lang w:val="zh_TW" w:bidi="zh_TW"/>
+        </w:rPr>
+        <w:t>），亞喀得人也屬於閃族人；再往北沿著底格里斯河的是亞述地區，更西邊是敘利亞（也稱為亞蘭）。在亞述和敘利亞之間是米坦尼（Mitanni）。</w:t>
       </w:r>
     </w:p>
     <w:p>
@@ -410,18 +1066,126 @@
         <w:rPr>
           <w:lang w:val="zh_TW" w:bidi="zh_TW"/>
         </w:rPr>
-        <w:t>在舊約中，「盟約」這個詞有人們常用的意義，也有神學意義。理解人類之間的盟約，能幫助我們理解神與人之間的盟約。</w:t>
+        <w:t>美索不達米亞不同地區曾在不同時期先後興起掌權，此地也先後成為多個帝國的一部份，包括：</w:t>
       </w:r>
     </w:p>
     <w:p>
       <w:pPr>
+        <w:pStyle w:val="ListBullet"/>
+        <w:spacing w:line="240" w:lineRule="auto"/>
+        <w:ind w:left="720"/>
+      </w:pPr>
+      <w:r>
+        <w:rPr>
+          <w:lang w:val="zh_TW" w:bidi="zh_TW"/>
+        </w:rPr>
+      </w:r>
+      <w:r>
+        <w:rPr>
+          <w:lang w:val="zh_TW" w:bidi="zh_TW"/>
+        </w:rPr>
+        <w:t>赫人</w:t>
+      </w:r>
+    </w:p>
+    <w:p>
+      <w:pPr>
+        <w:pStyle w:val="ListBullet"/>
+        <w:spacing w:line="240" w:lineRule="auto"/>
+        <w:ind w:left="720"/>
+      </w:pPr>
+      <w:r>
+        <w:rPr>
+          <w:lang w:val="zh_TW" w:bidi="zh_TW"/>
+        </w:rPr>
+      </w:r>
+      <w:r>
+        <w:rPr>
+          <w:lang w:val="zh_TW" w:bidi="zh_TW"/>
+        </w:rPr>
+        <w:t>亞述</w:t>
+      </w:r>
+    </w:p>
+    <w:p>
+      <w:pPr>
+        <w:pStyle w:val="ListBullet"/>
+        <w:spacing w:line="240" w:lineRule="auto"/>
+        <w:ind w:left="720"/>
+      </w:pPr>
+      <w:r>
+        <w:rPr>
+          <w:lang w:val="zh_TW" w:bidi="zh_TW"/>
+        </w:rPr>
+      </w:r>
+      <w:r>
+        <w:rPr>
+          <w:lang w:val="zh_TW" w:bidi="zh_TW"/>
+        </w:rPr>
+        <w:t>巴比倫</w:t>
+      </w:r>
+    </w:p>
+    <w:p>
+      <w:pPr>
+        <w:pStyle w:val="ListBullet"/>
+        <w:spacing w:line="240" w:lineRule="auto"/>
+        <w:ind w:left="720"/>
+      </w:pPr>
+      <w:r>
+        <w:rPr>
+          <w:lang w:val="zh_TW" w:bidi="zh_TW"/>
+        </w:rPr>
+      </w:r>
+      <w:r>
+        <w:rPr>
+          <w:lang w:val="zh_TW" w:bidi="zh_TW"/>
+        </w:rPr>
+        <w:t>波斯</w:t>
+      </w:r>
+    </w:p>
+    <w:p>
+      <w:pPr>
+        <w:pStyle w:val="ListBullet"/>
+        <w:spacing w:line="240" w:lineRule="auto"/>
+        <w:ind w:left="720"/>
+      </w:pPr>
+      <w:r>
+        <w:rPr>
+          <w:lang w:val="zh_TW" w:bidi="zh_TW"/>
+        </w:rPr>
+      </w:r>
+      <w:r>
+        <w:rPr>
+          <w:lang w:val="zh_TW" w:bidi="zh_TW"/>
+        </w:rPr>
+        <w:t>希臘（也稱為希臘化〔Hellenistic〕）</w:t>
+      </w:r>
+    </w:p>
+    <w:p>
+      <w:pPr>
+        <w:pStyle w:val="ListBullet"/>
+        <w:spacing w:line="240" w:lineRule="auto"/>
+        <w:ind w:left="720"/>
+      </w:pPr>
+      <w:r>
+        <w:rPr>
+          <w:lang w:val="zh_TW" w:bidi="zh_TW"/>
+        </w:rPr>
+      </w:r>
+      <w:r>
+        <w:rPr>
+          <w:lang w:val="zh_TW" w:bidi="zh_TW"/>
+        </w:rPr>
+        <w:t>羅馬</w:t>
+      </w:r>
+    </w:p>
+    <w:p>
+      <w:pPr>
         <w:pStyle w:val="Heading3"/>
       </w:pPr>
       <w:r>
         <w:rPr>
           <w:lang w:val="zh_TW" w:bidi="zh_TW"/>
         </w:rPr>
-        <w:t>人的盟約</w:t>
+        <w:t>聖經中的美索不達米亞</w:t>
       </w:r>
     </w:p>
     <w:p>
@@ -435,9 +1199,9 @@
         <w:rPr>
           <w:lang w:val="zh_TW" w:bidi="zh_TW"/>
         </w:rPr>
-        <w:t>許多人際關係，從深入的個人關係到遙遠的政治關係，都可以說是帶有盟約性質。大衛和約拿單之間深厚的弟兄之愛，使他們立定正式的盟約（</w:t>
-      </w:r>
-      <w:hyperlink r:id="rId13">
+        <w:t>舊約稱美索不達米亞為「亞蘭一納哈拉音（Aram-naharaim）」，意指「兩河的亞蘭」。亞伯拉罕曾差派僕人往亞蘭一納哈拉音為以撒找妻子（</w:t>
+      </w:r>
+      <w:hyperlink r:id="rId47">
         <w:r>
           <w:rPr>
             <w:lang w:val="zh_TW" w:bidi="zh_TW"/>
@@ -446,16 +1210,16 @@
             <w:color w:val="0000EE"/>
             <w:u w:val="single"/>
           </w:rPr>
-          <w:t>撒上18:3</w:t>
+          <w:t>創24:10</w:t>
         </w:r>
       </w:hyperlink>
       <w:r>
         <w:rPr>
           <w:lang w:val="zh_TW" w:bidi="zh_TW"/>
         </w:rPr>
-        <w:t>）。他們的友誼盟約不僅是尊重的象徵；這個盟約又會約束他們，以某些具體方式表現出相互忠誠和慈愛。約拿單對於盟約的忠誠，見於在大衛不蒙王喜悅的時候，約拿單冒著父親發怒的危險為他的朋友說好話。隨後，他秘密警告大衛逃亡隱藏（</w:t>
-      </w:r>
-      <w:hyperlink r:id="rId14">
+        <w:t>；譯註：和合本譯美索不達米亞）。有些人認為「兩河」是指幼發拉底河和幼發拉底河中，一條名為哈布爾河（Khabur）的支流。雅各的故事中則並未使用「亞蘭一納哈拉音」這個詞，而是稱該地區為「巴旦‧亞蘭」，即「亞蘭的田野（或花園）」（</w:t>
+      </w:r>
+      <w:hyperlink r:id="rId48">
         <w:r>
           <w:rPr>
             <w:lang w:val="zh_TW" w:bidi="zh_TW"/>
@@ -464,7 +1228,7 @@
             <w:color w:val="0000EE"/>
             <w:u w:val="single"/>
           </w:rPr>
-          <w:t>撒上19–20</w:t>
+          <w:t>創28:2</w:t>
         </w:r>
       </w:hyperlink>
       <w:r>
@@ -485,9 +1249,9 @@
         <w:rPr>
           <w:lang w:val="zh_TW" w:bidi="zh_TW"/>
         </w:rPr>
-        <w:t>要理解舊約關於婚姻和休妻的多條律法，必須了解婚姻本身是盟約關係（</w:t>
-      </w:r>
-      <w:hyperlink r:id="rId15">
+        <w:t>比珥的兒子巴蘭出自美索不達米亞的毗奪（</w:t>
+      </w:r>
+      <w:hyperlink r:id="rId49">
         <w:r>
           <w:rPr>
             <w:lang w:val="zh_TW" w:bidi="zh_TW"/>
@@ -496,16 +1260,28 @@
             <w:color w:val="0000EE"/>
             <w:u w:val="single"/>
           </w:rPr>
-          <w:t>瑪2:14</w:t>
+          <w:t>申23:4</w:t>
         </w:r>
       </w:hyperlink>
       <w:r>
         <w:rPr>
           <w:lang w:val="zh_TW" w:bidi="zh_TW"/>
         </w:rPr>
-        <w:t>）。男女之間交換的莊嚴承諾，成為他們的盟約義務。忠於這些承諾會帶來婚姻的祝福（參</w:t>
-      </w:r>
-      <w:hyperlink r:id="rId16">
+        <w:t>）。在士師時期，美索不達米亞王古珊‧利薩田（</w:t>
+      </w:r>
+      <w:r>
+        <w:rPr>
+          <w:lang w:val="zh_TW" w:bidi="zh_TW"/>
+        </w:rPr>
+        <w:t>Cushan-rishathaim</w:t>
+      </w:r>
+      <w:r>
+        <w:rPr>
+          <w:lang w:val="zh_TW" w:bidi="zh_TW"/>
+        </w:rPr>
+        <w:t>）曾壓迫以色列人八年，直到神藉著俄陀聶拯救他們（</w:t>
+      </w:r>
+      <w:hyperlink r:id="rId50">
         <w:r>
           <w:rPr>
             <w:lang w:val="zh_TW" w:bidi="zh_TW"/>
@@ -514,16 +1290,16 @@
             <w:color w:val="0000EE"/>
             <w:u w:val="single"/>
           </w:rPr>
-          <w:t>詩128</w:t>
+          <w:t>士3:8</w:t>
         </w:r>
       </w:hyperlink>
       <w:r>
         <w:rPr>
           <w:lang w:val="zh_TW" w:bidi="zh_TW"/>
         </w:rPr>
-        <w:t>；</w:t>
-      </w:r>
-      <w:hyperlink r:id="rId17">
+        <w:t>–</w:t>
+      </w:r>
+      <w:hyperlink r:id="rId50">
         <w:r>
           <w:rPr>
             <w:lang w:val="zh_TW" w:bidi="zh_TW"/>
@@ -532,14 +1308,14 @@
             <w:color w:val="0000EE"/>
             <w:u w:val="single"/>
           </w:rPr>
-          <w:t>箴18:22</w:t>
+          <w:t>10</w:t>
         </w:r>
       </w:hyperlink>
       <w:r>
         <w:rPr>
           <w:lang w:val="zh_TW" w:bidi="zh_TW"/>
         </w:rPr>
-        <w:t>）；違背承諾則帶來詛咒。</w:t>
+        <w:t>）。</w:t>
       </w:r>
     </w:p>
     <w:p>
@@ -553,9 +1329,9 @@
         <w:rPr>
           <w:lang w:val="zh_TW" w:bidi="zh_TW"/>
         </w:rPr>
-        <w:t>人可以與自己立下盟約或誓言（類似新年立志），其意義至少是象徵式的。約伯在向神辯護他的公義時，提到他與自己的眼睛立下盟約，防止自己放縱地貪戀女性（</w:t>
-      </w:r>
-      <w:hyperlink r:id="rId18">
+        <w:t>亞捫人因羞辱大衛的使者，擔心他會入侵，於是從美索不達米亞雇來戰車以增強軍力（</w:t>
+      </w:r>
+      <w:hyperlink r:id="rId51">
         <w:r>
           <w:rPr>
             <w:lang w:val="zh_TW" w:bidi="zh_TW"/>
@@ -564,7 +1340,7 @@
             <w:color w:val="0000EE"/>
             <w:u w:val="single"/>
           </w:rPr>
-          <w:t>伯31:1</w:t>
+          <w:t>代上19:6</w:t>
         </w:r>
       </w:hyperlink>
       <w:r>
@@ -585,9 +1361,9 @@
         <w:rPr>
           <w:lang w:val="zh_TW" w:bidi="zh_TW"/>
         </w:rPr>
-        <w:t>盟約也可能具有國家層面或國際性質。以色列的長老在希伯倫與大衛王立下國家的盟約（</w:t>
-      </w:r>
-      <w:hyperlink r:id="rId19">
+        <w:t>在新約中，美索不達米亞僅出現兩次。五旬節那天，有來自美索不達米亞的人在場 （</w:t>
+      </w:r>
+      <w:hyperlink r:id="rId52">
         <w:r>
           <w:rPr>
             <w:lang w:val="zh_TW" w:bidi="zh_TW"/>
@@ -596,16 +1372,16 @@
             <w:color w:val="0000EE"/>
             <w:u w:val="single"/>
           </w:rPr>
-          <w:t>撒下5:3</w:t>
+          <w:t>徒2:9</w:t>
         </w:r>
       </w:hyperlink>
       <w:r>
         <w:rPr>
           <w:lang w:val="zh_TW" w:bidi="zh_TW"/>
         </w:rPr>
-        <w:t>）。這盟約可能包含長老代表百姓作明確承諾，將順服王的權柄，以及大衛承諾公正治理國家並遵循神的律法（</w:t>
-      </w:r>
-      <w:hyperlink r:id="rId20">
+        <w:t>）。司提反在公會的辯護中說到，亞伯拉罕在搬到哈蘭之前，曾住在美索不達米亞 （</w:t>
+      </w:r>
+      <w:hyperlink r:id="rId53">
         <w:r>
           <w:rPr>
             <w:lang w:val="zh_TW" w:bidi="zh_TW"/>
@@ -614,16 +1390,10 @@
             <w:color w:val="0000EE"/>
             <w:u w:val="single"/>
           </w:rPr>
-          <w:t>申17:15–20</w:t>
+          <w:t>徒7:2；</w:t>
         </w:r>
       </w:hyperlink>
-      <w:r>
-        <w:rPr>
-          <w:lang w:val="zh_TW" w:bidi="zh_TW"/>
-        </w:rPr>
-        <w:t>）。盟約關係描述高位的一方（王）和低位的一方（以色列人）之間的相互義務。在國家之間的關係中，舊約的盟約類似現代的條約或聯盟。所羅門王與泰爾王希蘭締結這樣的盟約；這盟約如同許多現代國際條約，是兩國之間的貿易協議（</w:t>
-      </w:r>
-      <w:hyperlink r:id="rId21">
+      <w:hyperlink r:id="rId54">
         <w:r>
           <w:rPr>
             <w:lang w:val="zh_TW" w:bidi="zh_TW"/>
@@ -632,144 +1402,10 @@
             <w:color w:val="0000EE"/>
             <w:u w:val="single"/>
           </w:rPr>
-          <w:t>王上5:12</w:t>
+          <w:t>創11:31</w:t>
         </w:r>
       </w:hyperlink>
-      <w:r>
-        <w:rPr>
-          <w:lang w:val="zh_TW" w:bidi="zh_TW"/>
-        </w:rPr>
-        <w:t>）。</w:t>
-      </w:r>
-    </w:p>
-    <w:p>
-      <w:pPr/>
-      <w:r>
-        <w:rPr>
-          <w:lang w:val="zh_TW" w:bidi="zh_TW"/>
-        </w:rPr>
-      </w:r>
-      <w:r>
-        <w:rPr>
-          <w:lang w:val="zh_TW" w:bidi="zh_TW"/>
-        </w:rPr>
-        <w:t>因此，盟約是在人際間建立信任、責任和利益的框架，幾乎可以廣泛應用於所有人類關係，從個人友誼到國際貿易協定皆可。在聖經中，盟約也是最為全面的概念，能涵蓋個人與神的關係。</w:t>
-      </w:r>
-    </w:p>
-    <w:p>
-      <w:pPr>
-        <w:pStyle w:val="Heading3"/>
-      </w:pPr>
-      <w:r>
-        <w:rPr>
-          <w:lang w:val="zh_TW" w:bidi="zh_TW"/>
-        </w:rPr>
-        <w:t>神與人的盟約</w:t>
-      </w:r>
-    </w:p>
-    <w:p>
-      <w:pPr/>
-      <w:r>
-        <w:rPr>
-          <w:lang w:val="zh_TW" w:bidi="zh_TW"/>
-        </w:rPr>
-      </w:r>
-      <w:r>
-        <w:rPr>
-          <w:lang w:val="zh_TW" w:bidi="zh_TW"/>
-        </w:rPr>
-        <w:t>人與人之間的盟約，在嚴格意義上的基本特徵，也存在於神所立的盟約中：（1）雙方之間的關係（神與個人或國家），以及 （2）盟約夥伴之間的相互義務。對於舊約信徒來說，宗教意味著盟約。舊約宗教是忠於神與祂選民之間的盟約關係；以色列在信仰和實踐上的宗教責任是盟約責任。</w:t>
-      </w:r>
-    </w:p>
-    <w:p>
-      <w:pPr/>
-      <w:r>
-        <w:rPr>
-          <w:lang w:val="zh_TW" w:bidi="zh_TW"/>
-        </w:rPr>
-      </w:r>
-      <w:r>
-        <w:rPr>
-          <w:lang w:val="zh_TW" w:bidi="zh_TW"/>
-        </w:rPr>
-        <w:t>在舊約中，神與人的盟約概念並非固定不變。儘管盟約的基本特徵在整本聖經中保持一致，但在古代以色列的歷史進程中，盟約的具體性質和形式卻有所變化和發展。簡單回顧盟約歷史，將進一步闡明其範疇。</w:t>
-      </w:r>
-    </w:p>
-    <w:p>
-      <w:pPr>
-        <w:pStyle w:val="Heading3"/>
-      </w:pPr>
-      <w:r>
-        <w:rPr>
-          <w:lang w:val="zh_TW" w:bidi="zh_TW"/>
-        </w:rPr>
-        <w:t>盟約傳統的起源</w:t>
-      </w:r>
-    </w:p>
-    <w:p>
-      <w:pPr>
-        <w:pStyle w:val="Heading4"/>
-      </w:pPr>
-      <w:r>
-        <w:rPr>
-          <w:lang w:val="zh_TW" w:bidi="zh_TW"/>
-        </w:rPr>
-        <w:t>亞當</w:t>
-      </w:r>
-    </w:p>
-    <w:p>
-      <w:pPr/>
-      <w:r>
-        <w:rPr>
-          <w:lang w:val="zh_TW" w:bidi="zh_TW"/>
-        </w:rPr>
-      </w:r>
-      <w:r>
-        <w:rPr>
-          <w:lang w:val="zh_TW" w:bidi="zh_TW"/>
-        </w:rPr>
-        <w:t>亞當和夏娃被安置在園子中。神是他們的創造主，他們是神所造的。他們生命的意義在於他們彼此之間的關係，以及他們與賜下園子之神的關係。然而，墮落導致他們與神關係的破裂，他們被驅逐出園子。</w:t>
-      </w:r>
-    </w:p>
-    <w:p>
-      <w:pPr/>
-      <w:r>
-        <w:rPr>
-          <w:lang w:val="zh_TW" w:bidi="zh_TW"/>
-        </w:rPr>
-      </w:r>
-      <w:r>
-        <w:rPr>
-          <w:lang w:val="zh_TW" w:bidi="zh_TW"/>
-        </w:rPr>
-        <w:t>墮落為後來宗教盟約的性質帶來深遠影響。人類與神的分離，闡明了人類困境的本質。人類被創造是為了與造物主建立關係，但犯罪的人類被排除在這種關係之外，並且無法自行重新建立這種關係。自這種情況開始，神人盟約出現一個獨特特徵，就是只有神能發起盟約的關係。</w:t>
-      </w:r>
-    </w:p>
-    <w:p>
-      <w:pPr>
-        <w:pStyle w:val="Heading4"/>
-      </w:pPr>
-      <w:r>
-        <w:rPr>
-          <w:lang w:val="zh_TW" w:bidi="zh_TW"/>
-        </w:rPr>
-        <w:t>挪亞</w:t>
-      </w:r>
-    </w:p>
-    <w:p>
-      <w:pPr/>
-      <w:r>
-        <w:rPr>
-          <w:lang w:val="zh_TW" w:bidi="zh_TW"/>
-        </w:rPr>
-      </w:r>
-      <w:r>
-        <w:rPr>
-          <w:lang w:val="zh_TW" w:bidi="zh_TW"/>
-        </w:rPr>
-        <w:t>聖經首次明確提到的盟約，是神主動與人類再次締結盟約，惟人類的表現卻毫不忠誠。神警告挪亞要建造方舟，以逃避即將來臨的洪水時，祂也承諾與他建立盟約（</w:t>
-      </w:r>
-      <w:hyperlink r:id="rId22">
+      <w:hyperlink r:id="rId53">
         <w:r>
           <w:rPr>
             <w:lang w:val="zh_TW" w:bidi="zh_TW"/>
@@ -778,2733 +1414,9 @@
             <w:color w:val="0000EE"/>
             <w:u w:val="single"/>
           </w:rPr>
-          <w:t>創6:18</w:t>
+          <w:t>）。</w:t>
         </w:r>
       </w:hyperlink>
-      <w:r>
-        <w:rPr>
-          <w:lang w:val="zh_TW" w:bidi="zh_TW"/>
-        </w:rPr>
-        <w:t>）。人的腐敗和暴力激起神的憤怒，但祂的恩典卻可以見於與挪亞的互動之中。神所應許的盟約，肯定神會持守與這個家庭的關係，縱然其他神人關係已經正式中止。值得注意的是，神對挪亞的盟約承諾，是在命令的語境提出：神命令挪亞建造方舟（</w:t>
-      </w:r>
-      <w:hyperlink r:id="rId23">
-        <w:r>
-          <w:rPr>
-            <w:lang w:val="zh_TW" w:bidi="zh_TW"/>
-          </w:rPr>
-          <w:rPr>
-            <w:color w:val="0000EE"/>
-            <w:u w:val="single"/>
-          </w:rPr>
-          <w:t>14</w:t>
-        </w:r>
-      </w:hyperlink>
-      <w:r>
-        <w:rPr>
-          <w:lang w:val="zh_TW" w:bidi="zh_TW"/>
-        </w:rPr>
-        <w:t>節）。挪亞能否領受盟約的祝福，視乎他是否順服神的命令。</w:t>
-      </w:r>
-    </w:p>
-    <w:p>
-      <w:pPr/>
-      <w:r>
-        <w:rPr>
-          <w:lang w:val="zh_TW" w:bidi="zh_TW"/>
-        </w:rPr>
-      </w:r>
-      <w:r>
-        <w:rPr>
-          <w:lang w:val="zh_TW" w:bidi="zh_TW"/>
-        </w:rPr>
-        <w:t>在洪水之後，挪亞向神獻祭時，盟約才得詳細制定（</w:t>
-      </w:r>
-      <w:hyperlink r:id="rId24">
-        <w:r>
-          <w:rPr>
-            <w:lang w:val="zh_TW" w:bidi="zh_TW"/>
-          </w:rPr>
-          <w:rPr>
-            <w:color w:val="0000EE"/>
-            <w:u w:val="single"/>
-          </w:rPr>
-          <w:t>創8:20–22</w:t>
-        </w:r>
-      </w:hyperlink>
-      <w:r>
-        <w:rPr>
-          <w:lang w:val="zh_TW" w:bidi="zh_TW"/>
-        </w:rPr>
-        <w:t>）。挪亞之約實際上是神與人和所有生物定下的普遍盟約（</w:t>
-      </w:r>
-      <w:hyperlink r:id="rId25">
-        <w:r>
-          <w:rPr>
-            <w:lang w:val="zh_TW" w:bidi="zh_TW"/>
-          </w:rPr>
-          <w:rPr>
-            <w:color w:val="0000EE"/>
-            <w:u w:val="single"/>
-          </w:rPr>
-          <w:t>創9:8–10</w:t>
-        </w:r>
-      </w:hyperlink>
-      <w:r>
-        <w:rPr>
-          <w:lang w:val="zh_TW" w:bidi="zh_TW"/>
-        </w:rPr>
-        <w:t>）。神應許不再以洪水審判世界。盟約的記號是彩虹。</w:t>
-      </w:r>
-    </w:p>
-    <w:p>
-      <w:pPr/>
-      <w:r>
-        <w:rPr>
-          <w:lang w:val="zh_TW" w:bidi="zh_TW"/>
-        </w:rPr>
-      </w:r>
-      <w:r>
-        <w:rPr>
-          <w:lang w:val="zh_TW" w:bidi="zh_TW"/>
-        </w:rPr>
-        <w:t>挪亞之約帶來一些理解「立約之神」的視角。雖然人可能因其邪惡而該被毀滅，但神卻延遲會毀滅。挪亞之約沒有建立神與每個生命之間的親密關係；然而，它卻為更加親密的盟約留下可能性。雖然人是邪惡的，他們卻仍得允許，在神的世界生活一段時間；期間，他們可以尋求與這個世界的創造主建立更深刻的關係。</w:t>
-      </w:r>
-    </w:p>
-    <w:p>
-      <w:pPr>
-        <w:pStyle w:val="Heading4"/>
-      </w:pPr>
-      <w:r>
-        <w:rPr>
-          <w:lang w:val="zh_TW" w:bidi="zh_TW"/>
-        </w:rPr>
-        <w:t>亞伯拉罕</w:t>
-      </w:r>
-    </w:p>
-    <w:p>
-      <w:pPr/>
-      <w:r>
-        <w:rPr>
-          <w:lang w:val="zh_TW" w:bidi="zh_TW"/>
-        </w:rPr>
-      </w:r>
-      <w:r>
-        <w:rPr>
-          <w:lang w:val="zh_TW" w:bidi="zh_TW"/>
-        </w:rPr>
-        <w:t>首次明確提到神與亞伯拉罕之約的經文，是</w:t>
-      </w:r>
-      <w:hyperlink r:id="rId26">
-        <w:r>
-          <w:rPr>
-            <w:lang w:val="zh_TW" w:bidi="zh_TW"/>
-          </w:rPr>
-          <w:rPr>
-            <w:color w:val="0000EE"/>
-            <w:u w:val="single"/>
-          </w:rPr>
-          <w:t>創世記十五章</w:t>
-        </w:r>
-      </w:hyperlink>
-      <w:r>
-        <w:rPr>
-          <w:lang w:val="zh_TW" w:bidi="zh_TW"/>
-        </w:rPr>
-        <w:t>。耶和華呼召75歲的亞伯蘭（他最初的名字）離開他的家鄉吾珥並開始遷移時，雙方已經存在一份關係。因著這份關係，神能夠命令亞伯蘭順服，並向他作出某些應許：「</w:t>
-      </w:r>
-      <w:r>
-        <w:rPr>
-          <w:lang w:val="zh_TW" w:bidi="zh_TW"/>
-        </w:rPr>
-        <w:t>我必叫你成為大國。我必賜福給你，叫你的名為大；你也要叫別人得福</w:t>
-      </w:r>
-      <w:r>
-        <w:rPr>
-          <w:lang w:val="zh_TW" w:bidi="zh_TW"/>
-        </w:rPr>
-        <w:t>」（</w:t>
-      </w:r>
-      <w:hyperlink r:id="rId27">
-        <w:r>
-          <w:rPr>
-            <w:lang w:val="zh_TW" w:bidi="zh_TW"/>
-          </w:rPr>
-          <w:rPr>
-            <w:color w:val="0000EE"/>
-            <w:u w:val="single"/>
-          </w:rPr>
-          <w:t>創12:2</w:t>
-        </w:r>
-      </w:hyperlink>
-      <w:r>
-        <w:rPr>
-          <w:lang w:val="zh_TW" w:bidi="zh_TW"/>
-        </w:rPr>
-        <w:t>）。</w:t>
-      </w:r>
-    </w:p>
-    <w:p>
-      <w:pPr/>
-      <w:r>
-        <w:rPr>
-          <w:lang w:val="zh_TW" w:bidi="zh_TW"/>
-        </w:rPr>
-      </w:r>
-      <w:r>
-        <w:rPr>
-          <w:lang w:val="zh_TW" w:bidi="zh_TW"/>
-        </w:rPr>
-        <w:t>神與亞伯蘭正式建立的盟約，</w:t>
-      </w:r>
-      <w:hyperlink r:id="rId26">
-        <w:r>
-          <w:rPr>
-            <w:lang w:val="zh_TW" w:bidi="zh_TW"/>
-          </w:rPr>
-          <w:rPr>
-            <w:color w:val="0000EE"/>
-            <w:u w:val="single"/>
-          </w:rPr>
-          <w:t>創世記十五章</w:t>
-        </w:r>
-      </w:hyperlink>
-      <w:r>
-        <w:rPr>
-          <w:lang w:val="zh_TW" w:bidi="zh_TW"/>
-        </w:rPr>
-        <w:t>將之描述為深刻的宗教經驗。這完全是神發起的，祂在異象中靠近亞伯蘭並與他交談。亞伯蘭提出根本的疑問：假如神的祝福要藉著他尚未懷胎的兒子來到他身上，那他怎能體驗到呢？他的妻子撒萊已過了生育年齡，而他自己也「如同死了一樣」（</w:t>
-      </w:r>
-      <w:hyperlink r:id="rId28">
-        <w:r>
-          <w:rPr>
-            <w:lang w:val="zh_TW" w:bidi="zh_TW"/>
-          </w:rPr>
-          <w:rPr>
-            <w:color w:val="0000EE"/>
-            <w:u w:val="single"/>
-          </w:rPr>
-          <w:t>羅4:19</w:t>
-        </w:r>
-      </w:hyperlink>
-      <w:r>
-        <w:rPr>
-          <w:lang w:val="zh_TW" w:bidi="zh_TW"/>
-        </w:rPr>
-        <w:t>）。神應許這位老人，他將有一個兒子，透過這個兒子，他的後裔最終將如天上的星星般眾多。亞伯蘭在那時的信心，引入了公義的主題，是盟約概念的核心：「</w:t>
-      </w:r>
-      <w:r>
-        <w:rPr>
-          <w:lang w:val="zh_TW" w:bidi="zh_TW"/>
-        </w:rPr>
-        <w:t>亞伯蘭信耶和華，耶和華就以此為他的義</w:t>
-      </w:r>
-      <w:r>
-        <w:rPr>
-          <w:lang w:val="zh_TW" w:bidi="zh_TW"/>
-        </w:rPr>
-        <w:t>」（</w:t>
-      </w:r>
-      <w:hyperlink r:id="rId29">
-        <w:r>
-          <w:rPr>
-            <w:lang w:val="zh_TW" w:bidi="zh_TW"/>
-          </w:rPr>
-          <w:rPr>
-            <w:color w:val="0000EE"/>
-            <w:u w:val="single"/>
-          </w:rPr>
-          <w:t>創15:6</w:t>
-        </w:r>
-      </w:hyperlink>
-      <w:r>
-        <w:rPr>
-          <w:lang w:val="zh_TW" w:bidi="zh_TW"/>
-        </w:rPr>
-        <w:t>）。那天，亞伯蘭知道自己和他後裔的未來，都牢牢掌握在立約的神手中。「</w:t>
-      </w:r>
-      <w:r>
-        <w:rPr>
-          <w:lang w:val="zh_TW" w:bidi="zh_TW"/>
-        </w:rPr>
-        <w:t>當那日，耶和華與亞伯蘭立約，說：</w:t>
-      </w:r>
-      <w:r>
-        <w:rPr>
-          <w:lang w:val="zh_TW" w:bidi="zh_TW"/>
-        </w:rPr>
-        <w:t>『</w:t>
-      </w:r>
-      <w:r>
-        <w:rPr>
-          <w:lang w:val="zh_TW" w:bidi="zh_TW"/>
-        </w:rPr>
-        <w:t>我已賜給你的後裔，從埃及河直到幼發拉底大河之地</w:t>
-      </w:r>
-      <w:r>
-        <w:rPr>
-          <w:lang w:val="zh_TW" w:bidi="zh_TW"/>
-        </w:rPr>
-        <w:t>』」（</w:t>
-      </w:r>
-      <w:hyperlink r:id="rId30">
-        <w:r>
-          <w:rPr>
-            <w:lang w:val="zh_TW" w:bidi="zh_TW"/>
-          </w:rPr>
-          <w:rPr>
-            <w:color w:val="0000EE"/>
-            <w:u w:val="single"/>
-          </w:rPr>
-          <w:t>15:18</w:t>
-        </w:r>
-      </w:hyperlink>
-      <w:r>
-        <w:rPr>
-          <w:lang w:val="zh_TW" w:bidi="zh_TW"/>
-        </w:rPr>
-        <w:t>）。</w:t>
-      </w:r>
-    </w:p>
-    <w:p>
-      <w:pPr/>
-      <w:r>
-        <w:rPr>
-          <w:lang w:val="zh_TW" w:bidi="zh_TW"/>
-        </w:rPr>
-      </w:r>
-      <w:r>
-        <w:rPr>
-          <w:lang w:val="zh_TW" w:bidi="zh_TW"/>
-        </w:rPr>
-        <w:t>這個盟約在</w:t>
-      </w:r>
-      <w:hyperlink r:id="rId31">
-        <w:r>
-          <w:rPr>
-            <w:lang w:val="zh_TW" w:bidi="zh_TW"/>
-          </w:rPr>
-          <w:rPr>
-            <w:color w:val="0000EE"/>
-            <w:u w:val="single"/>
-          </w:rPr>
-          <w:t>創世記十七章</w:t>
-        </w:r>
-      </w:hyperlink>
-      <w:r>
-        <w:rPr>
-          <w:lang w:val="zh_TW" w:bidi="zh_TW"/>
-        </w:rPr>
-        <w:t>表達得更加完整，這可能記下了神與亞伯蘭盟約的更新。這次同樣是神主動發起（</w:t>
-      </w:r>
-      <w:hyperlink r:id="rId32">
-        <w:r>
-          <w:rPr>
-            <w:lang w:val="zh_TW" w:bidi="zh_TW"/>
-          </w:rPr>
-          <w:rPr>
-            <w:color w:val="0000EE"/>
-            <w:u w:val="single"/>
-          </w:rPr>
-          <w:t>創17:1</w:t>
-        </w:r>
-      </w:hyperlink>
-      <w:r>
-        <w:rPr>
-          <w:lang w:val="zh_TW" w:bidi="zh_TW"/>
-        </w:rPr>
-        <w:t>）。神對99歲的亞伯蘭所說的話清楚表明，這個盟約不是平等夥伴的關係。神是全能的主，亞伯蘭是一個獲賜予非凡特權的人。</w:t>
-      </w:r>
-    </w:p>
-    <w:p>
-      <w:pPr/>
-      <w:r>
-        <w:rPr>
-          <w:lang w:val="zh_TW" w:bidi="zh_TW"/>
-        </w:rPr>
-      </w:r>
-      <w:r>
-        <w:rPr>
-          <w:lang w:val="zh_TW" w:bidi="zh_TW"/>
-        </w:rPr>
-        <w:t>然而，</w:t>
-      </w:r>
-      <w:hyperlink r:id="rId31">
-        <w:r>
-          <w:rPr>
-            <w:lang w:val="zh_TW" w:bidi="zh_TW"/>
-          </w:rPr>
-          <w:rPr>
-            <w:color w:val="0000EE"/>
-            <w:u w:val="single"/>
-          </w:rPr>
-          <w:t>創世記十七章</w:t>
-        </w:r>
-      </w:hyperlink>
-      <w:r>
-        <w:rPr>
-          <w:lang w:val="zh_TW" w:bidi="zh_TW"/>
-        </w:rPr>
-        <w:t>的盟約細節，表明雙方都要承擔責任。神親自承諾與亞伯蘭及其後代建立關係，同時要求亞伯蘭作出某些承諾。亞伯蘭是盟約的其中一方，得到的祝福將顯明在神給他的新名字中。「</w:t>
-      </w:r>
-      <w:r>
-        <w:rPr>
-          <w:lang w:val="zh_TW" w:bidi="zh_TW"/>
-        </w:rPr>
-        <w:t>從此以後，你的名不再叫亞伯蘭，要叫亞伯拉罕，因為我已立你作多國的父</w:t>
-      </w:r>
-      <w:r>
-        <w:rPr>
-          <w:lang w:val="zh_TW" w:bidi="zh_TW"/>
-        </w:rPr>
-        <w:t>」（</w:t>
-      </w:r>
-      <w:hyperlink r:id="rId33">
-        <w:r>
-          <w:rPr>
-            <w:lang w:val="zh_TW" w:bidi="zh_TW"/>
-          </w:rPr>
-          <w:rPr>
-            <w:color w:val="0000EE"/>
-            <w:u w:val="single"/>
-          </w:rPr>
-          <w:t>創17:5</w:t>
-        </w:r>
-      </w:hyperlink>
-      <w:r>
-        <w:rPr>
-          <w:lang w:val="zh_TW" w:bidi="zh_TW"/>
-        </w:rPr>
-        <w:t>）。神會透過亞伯拉罕的後裔，將迦南地賜給他作為永遠的禮物，並會永遠成為亞伯拉罕及其家族的神 （</w:t>
-      </w:r>
-      <w:hyperlink r:id="rId34">
-        <w:r>
-          <w:rPr>
-            <w:lang w:val="zh_TW" w:bidi="zh_TW"/>
-          </w:rPr>
-          <w:rPr>
-            <w:color w:val="0000EE"/>
-            <w:u w:val="single"/>
-          </w:rPr>
-          <w:t>7–8節</w:t>
-        </w:r>
-      </w:hyperlink>
-      <w:r>
-        <w:rPr>
-          <w:lang w:val="zh_TW" w:bidi="zh_TW"/>
-        </w:rPr>
-        <w:t>）。</w:t>
-      </w:r>
-    </w:p>
-    <w:p>
-      <w:pPr/>
-      <w:r>
-        <w:rPr>
-          <w:lang w:val="zh_TW" w:bidi="zh_TW"/>
-        </w:rPr>
-      </w:r>
-      <w:r>
-        <w:rPr>
-          <w:lang w:val="zh_TW" w:bidi="zh_TW"/>
-        </w:rPr>
-        <w:t>神的恩賜要求亞伯拉罕以順服回應：「</w:t>
-      </w:r>
-      <w:r>
-        <w:rPr>
-          <w:lang w:val="zh_TW" w:bidi="zh_TW"/>
-        </w:rPr>
-        <w:t>當在我面前作完全人</w:t>
-      </w:r>
-      <w:r>
-        <w:rPr>
-          <w:lang w:val="zh_TW" w:bidi="zh_TW"/>
-        </w:rPr>
-        <w:t>」（</w:t>
-      </w:r>
-      <w:hyperlink r:id="rId32">
-        <w:r>
-          <w:rPr>
-            <w:lang w:val="zh_TW" w:bidi="zh_TW"/>
-          </w:rPr>
-          <w:rPr>
-            <w:color w:val="0000EE"/>
-            <w:u w:val="single"/>
-          </w:rPr>
-          <w:t>創17:1</w:t>
-        </w:r>
-      </w:hyperlink>
-      <w:r>
-        <w:rPr>
-          <w:lang w:val="zh_TW" w:bidi="zh_TW"/>
-        </w:rPr>
-        <w:t>）。這些簡單的話語表明盟約關係的本質：與神相交就是活在祂的同在中；因為神是聖潔的，認識祂的人應該過一個正直和完全的生命。</w:t>
-      </w:r>
-    </w:p>
-    <w:p>
-      <w:pPr/>
-      <w:r>
-        <w:rPr>
-          <w:lang w:val="zh_TW" w:bidi="zh_TW"/>
-        </w:rPr>
-      </w:r>
-      <w:r>
-        <w:rPr>
-          <w:lang w:val="zh_TW" w:bidi="zh_TW"/>
-        </w:rPr>
-        <w:t>這個盟約也有一個更正式的層面。亞伯拉罕和家中男性要行割禮，作為盟約的記號。亞伯拉罕受割禮時已經是老年人（</w:t>
-      </w:r>
-      <w:hyperlink r:id="rId35">
-        <w:r>
-          <w:rPr>
-            <w:lang w:val="zh_TW" w:bidi="zh_TW"/>
-          </w:rPr>
-          <w:rPr>
-            <w:color w:val="0000EE"/>
-            <w:u w:val="single"/>
-          </w:rPr>
-          <w:t>創17:24</w:t>
-        </w:r>
-      </w:hyperlink>
-      <w:r>
-        <w:rPr>
-          <w:lang w:val="zh_TW" w:bidi="zh_TW"/>
-        </w:rPr>
-        <w:t>），而出生在盟約家庭的男孩子則要在出生八天受割禮（</w:t>
-      </w:r>
-      <w:hyperlink r:id="rId36">
-        <w:r>
-          <w:rPr>
-            <w:lang w:val="zh_TW" w:bidi="zh_TW"/>
-          </w:rPr>
-          <w:rPr>
-            <w:color w:val="0000EE"/>
-            <w:u w:val="single"/>
-          </w:rPr>
-          <w:t>12</w:t>
-        </w:r>
-      </w:hyperlink>
-      <w:r>
-        <w:rPr>
-          <w:lang w:val="zh_TW" w:bidi="zh_TW"/>
-        </w:rPr>
-        <w:t>節）。割禮本身不是希伯來人特有的儀式或禮儀；在古代近東大多數社會，人們都會實行這種儀式（非利士人除外）。其獨特性在於這個行為所象徵的意義，其中之一就是與永生神保持忠心的持續關係。</w:t>
-      </w:r>
-    </w:p>
-    <w:p>
-      <w:pPr/>
-      <w:r>
-        <w:rPr>
-          <w:lang w:val="zh_TW" w:bidi="zh_TW"/>
-        </w:rPr>
-      </w:r>
-      <w:r>
-        <w:rPr>
-          <w:lang w:val="zh_TW" w:bidi="zh_TW"/>
-        </w:rPr>
-        <w:t>神與亞伯拉罕的約，具有當下和未來的現實意義。這個盟約建立了亞伯拉罕與他的造物主之間持續的關係。然而，其重點指向未來的祝福——尚未出生的後裔、「被揀選的百姓」，以及最終他的後裔最終得著屬於自己的土地。</w:t>
-      </w:r>
-    </w:p>
-    <w:p>
-      <w:pPr/>
-      <w:r>
-        <w:rPr>
-          <w:lang w:val="zh_TW" w:bidi="zh_TW"/>
-        </w:rPr>
-      </w:r>
-      <w:r>
-        <w:rPr>
-          <w:lang w:val="zh_TW" w:bidi="zh_TW"/>
-        </w:rPr>
-        <w:t>盟約的另一個層面在更遠的未來：「地上的萬族都要因你得福」（</w:t>
-      </w:r>
-      <w:hyperlink r:id="rId37">
-        <w:r>
-          <w:rPr>
-            <w:lang w:val="zh_TW" w:bidi="zh_TW"/>
-          </w:rPr>
-          <w:rPr>
-            <w:color w:val="0000EE"/>
-            <w:u w:val="single"/>
-          </w:rPr>
-          <w:t>創12:3</w:t>
-        </w:r>
-      </w:hyperlink>
-      <w:r>
-        <w:rPr>
-          <w:lang w:val="zh_TW" w:bidi="zh_TW"/>
-        </w:rPr>
-        <w:t>）。在舊約早期，揀選的概念（神無條件的偏愛；參</w:t>
-      </w:r>
-      <w:hyperlink r:id="rId38">
-        <w:r>
-          <w:rPr>
-            <w:lang w:val="zh_TW" w:bidi="zh_TW"/>
-          </w:rPr>
-          <w:rPr>
-            <w:color w:val="0000EE"/>
-            <w:u w:val="single"/>
-          </w:rPr>
-          <w:t>帖後2:13</w:t>
-        </w:r>
-      </w:hyperlink>
-      <w:r>
-        <w:rPr>
-          <w:lang w:val="zh_TW" w:bidi="zh_TW"/>
-        </w:rPr>
-        <w:t>）已經存在。神選擇與特定的人及其特定的後代建立盟約關係。然而，神總是揀選一個人來服事：亞當，修理看守伊甸園；挪亞，建造方舟；亞伯拉罕，離開家鄉前往另一片土地，並在神面前過完全的生活（參</w:t>
-      </w:r>
-      <w:hyperlink r:id="rId39">
-        <w:r>
-          <w:rPr>
-            <w:lang w:val="zh_TW" w:bidi="zh_TW"/>
-          </w:rPr>
-          <w:rPr>
-            <w:color w:val="0000EE"/>
-            <w:u w:val="single"/>
-          </w:rPr>
-          <w:t>弗2:8–10</w:t>
-        </w:r>
-      </w:hyperlink>
-      <w:r>
-        <w:rPr>
-          <w:lang w:val="zh_TW" w:bidi="zh_TW"/>
-        </w:rPr>
-        <w:t>）。進一步來說，亞伯拉罕蒙揀選的「獨特性」，包含一種普遍性：透過他的後裔，神的祝福會臨到所有人。</w:t>
-      </w:r>
-    </w:p>
-    <w:p>
-      <w:pPr/>
-      <w:r>
-        <w:rPr>
-          <w:lang w:val="zh_TW" w:bidi="zh_TW"/>
-        </w:rPr>
-      </w:r>
-      <w:r>
-        <w:rPr>
-          <w:lang w:val="zh_TW" w:bidi="zh_TW"/>
-        </w:rPr>
-        <w:t>因此，亞伯拉罕盟約的未來方面，反映了兩個階段。從亞伯拉罕的角度來看，在相對較近的未來，他的後裔將有一片神所賜的土地。在更遙遠的未來，則是普世祝福的前景，是神在世界中工作的高峰。那遙遠未來的初步應驗，可在新約中看到，而神所應許更為即時的應驗，則可見於摩西時期的西奈之約。</w:t>
-      </w:r>
-    </w:p>
-    <w:p>
-      <w:pPr>
-        <w:pStyle w:val="Heading3"/>
-      </w:pPr>
-      <w:r>
-        <w:rPr>
-          <w:lang w:val="zh_TW" w:bidi="zh_TW"/>
-        </w:rPr>
-        <w:t>西奈之約</w:t>
-      </w:r>
-    </w:p>
-    <w:p>
-      <w:pPr/>
-      <w:r>
-        <w:rPr>
-          <w:lang w:val="zh_TW" w:bidi="zh_TW"/>
-        </w:rPr>
-      </w:r>
-      <w:r>
-        <w:rPr>
-          <w:lang w:val="zh_TW" w:bidi="zh_TW"/>
-        </w:rPr>
-        <w:t>在西奈山建立的盟約，是舊約盟約傳統的核心。這個盟約在亞伯拉罕的盟約中有所預示，並且是大衛之約和先知宣講的基礎。這是舊約信仰的中心，奠定了猶太教的基礎，並延續到現代世界。西奈之約是神與祂揀選的百姓以色列之間，關係正式建立的所在。</w:t>
-      </w:r>
-    </w:p>
-    <w:p>
-      <w:pPr/>
-      <w:r>
-        <w:rPr>
-          <w:lang w:val="zh_TW" w:bidi="zh_TW"/>
-        </w:rPr>
-      </w:r>
-      <w:r>
-        <w:rPr>
-          <w:lang w:val="zh_TW" w:bidi="zh_TW"/>
-        </w:rPr>
-        <w:t>要理解西奈之約的影響，必須了解其歷史背景。立約之前，希伯來人在摩西的領導下從埃及出來。出埃及是一個非凡的解放行動，神介入歷史的正常進程，將祂的百姓從埃及的奴役中拯救出來。出埃及在舊約中被解釋為神的行動，類似創造，即神「創造」以色列民族的行動。查考兩個版本的第四條誡命（</w:t>
-      </w:r>
-      <w:hyperlink r:id="rId40">
-        <w:r>
-          <w:rPr>
-            <w:lang w:val="zh_TW" w:bidi="zh_TW"/>
-          </w:rPr>
-          <w:rPr>
-            <w:color w:val="0000EE"/>
-            <w:u w:val="single"/>
-          </w:rPr>
-          <w:t>出20:8–11</w:t>
-        </w:r>
-      </w:hyperlink>
-      <w:r>
-        <w:rPr>
-          <w:lang w:val="zh_TW" w:bidi="zh_TW"/>
-        </w:rPr>
-        <w:t>；</w:t>
-      </w:r>
-      <w:hyperlink r:id="rId41">
-        <w:r>
-          <w:rPr>
-            <w:lang w:val="zh_TW" w:bidi="zh_TW"/>
-          </w:rPr>
-          <w:rPr>
-            <w:color w:val="0000EE"/>
-            <w:u w:val="single"/>
-          </w:rPr>
-          <w:t>申5:12–15</w:t>
-        </w:r>
-      </w:hyperlink>
-      <w:r>
-        <w:rPr>
-          <w:lang w:val="zh_TW" w:bidi="zh_TW"/>
-        </w:rPr>
-        <w:t>），會看到出埃及與世界的創造直接平行，是守安息日的基礎。雖然以色列在出埃及中被創造，但這個國家沒有憲法也沒有土地。盟約為新生的以色列民族提供憲法，使其成為一個神權國家（由神統治的國家）。</w:t>
-      </w:r>
-    </w:p>
-    <w:p>
-      <w:pPr/>
-      <w:r>
-        <w:rPr>
-          <w:lang w:val="zh_TW" w:bidi="zh_TW"/>
-        </w:rPr>
-      </w:r>
-      <w:r>
-        <w:rPr>
-          <w:lang w:val="zh_TW" w:bidi="zh_TW"/>
-        </w:rPr>
-        <w:t>西奈之約的基本內容，記載在</w:t>
-      </w:r>
-      <w:hyperlink r:id="rId42">
-        <w:r>
-          <w:rPr>
-            <w:lang w:val="zh_TW" w:bidi="zh_TW"/>
-          </w:rPr>
-          <w:rPr>
-            <w:color w:val="0000EE"/>
-            <w:u w:val="single"/>
-          </w:rPr>
-          <w:t>出埃及記十九章</w:t>
-        </w:r>
-      </w:hyperlink>
-      <w:r>
-        <w:rPr>
-          <w:lang w:val="zh_TW" w:bidi="zh_TW"/>
-        </w:rPr>
-        <w:t>和</w:t>
-      </w:r>
-      <w:hyperlink r:id="rId43">
-        <w:r>
-          <w:rPr>
-            <w:lang w:val="zh_TW" w:bidi="zh_TW"/>
-          </w:rPr>
-          <w:rPr>
-            <w:color w:val="0000EE"/>
-            <w:u w:val="single"/>
-          </w:rPr>
-          <w:t>二十章</w:t>
-        </w:r>
-      </w:hyperlink>
-      <w:r>
-        <w:rPr>
-          <w:lang w:val="zh_TW" w:bidi="zh_TW"/>
-        </w:rPr>
-        <w:t>。這個行動由神發出，祂透過摩西給予指示以準備立約；神說出包含盟約內容的話語。毫無疑問，在西奈正式建立的關係中，以色列的神是位於高位的一方。這位在出埃及期間，通過行動顯明自己的神，後來用言語顯明自己。這兩個方面——行動和言語的神，是舊約神學的核心。雖然盟約包含律法，但卻發生在出埃及這個恩典行動之後。</w:t>
-      </w:r>
-    </w:p>
-    <w:p>
-      <w:pPr/>
-      <w:r>
-        <w:rPr>
-          <w:lang w:val="zh_TW" w:bidi="zh_TW"/>
-        </w:rPr>
-      </w:r>
-      <w:r>
-        <w:rPr>
-          <w:lang w:val="zh_TW" w:bidi="zh_TW"/>
-        </w:rPr>
-        <w:t>神的盟約帶有神聖的應許：「</w:t>
-      </w:r>
-      <w:r>
-        <w:rPr>
-          <w:lang w:val="zh_TW" w:bidi="zh_TW"/>
-        </w:rPr>
-        <w:t>你們要歸我作祭司的國度，為聖潔的國民</w:t>
-      </w:r>
-      <w:r>
-        <w:rPr>
-          <w:lang w:val="zh_TW" w:bidi="zh_TW"/>
-        </w:rPr>
-        <w:t>」（</w:t>
-      </w:r>
-      <w:hyperlink r:id="rId44">
-        <w:r>
-          <w:rPr>
-            <w:lang w:val="zh_TW" w:bidi="zh_TW"/>
-          </w:rPr>
-          <w:rPr>
-            <w:color w:val="0000EE"/>
-            <w:u w:val="single"/>
-          </w:rPr>
-          <w:t>出19:6</w:t>
-        </w:r>
-      </w:hyperlink>
-      <w:r>
-        <w:rPr>
-          <w:lang w:val="zh_TW" w:bidi="zh_TW"/>
-        </w:rPr>
-        <w:t>）。這個應許是非凡的特權；整個民族被呼召在整個宇宙的神面前，代表所有其他民族。然而，祭司的職位雖然帶有特權，但也有嚴格的要求。祭司必須聖潔，並且必須認識這位神，因為自己將要進到他面前。因此，作為祭司國度的以色列，接受了一部律法，這律法將引導他們的生活、對神的愛，以及對所有人的服事。與盟約一起賜下的法律，表明神對與他立約的百姓有何要求。</w:t>
-      </w:r>
-    </w:p>
-    <w:p>
-      <w:pPr>
-        <w:pStyle w:val="Heading4"/>
-      </w:pPr>
-      <w:r>
-        <w:rPr>
-          <w:lang w:val="zh_TW" w:bidi="zh_TW"/>
-        </w:rPr>
-        <w:t>盟約律法</w:t>
-      </w:r>
-    </w:p>
-    <w:p>
-      <w:pPr/>
-      <w:r>
-        <w:rPr>
-          <w:lang w:val="zh_TW" w:bidi="zh_TW"/>
-        </w:rPr>
-      </w:r>
-      <w:r>
-        <w:rPr>
-          <w:lang w:val="zh_TW" w:bidi="zh_TW"/>
-        </w:rPr>
-        <w:t>盟約律法有兩個主要部分。首先，十誡以簡明的形式表達神對以色列的要求（</w:t>
-      </w:r>
-      <w:hyperlink r:id="rId45">
-        <w:r>
-          <w:rPr>
-            <w:lang w:val="zh_TW" w:bidi="zh_TW"/>
-          </w:rPr>
-          <w:rPr>
-            <w:color w:val="0000EE"/>
-            <w:u w:val="single"/>
-          </w:rPr>
-          <w:t>出20:2–17</w:t>
-        </w:r>
-      </w:hyperlink>
-      <w:r>
-        <w:rPr>
-          <w:lang w:val="zh_TW" w:bidi="zh_TW"/>
-        </w:rPr>
-        <w:t>），這些誡命規定立約的百姓與神及其他人的關係。雖然現今的趨勢傾向將十誡視為倫理或道德體系，但在古代以色列，它們扮演著不同的角色。盟約律法是新國家──獨特「祭司國度」的基礎或憲法。這個國家的元首是神。因此，在古代以色列，十誡的地位大約相當於現代國家的刑事法典，違反其中律法就是對國家元首神犯罪。然而，這些律法帶有正面的含義。它們確立生活的方式，使人與神有完全和豐盛的關係，也與其他人建立豐盛的社群。</w:t>
-      </w:r>
-    </w:p>
-    <w:p>
-      <w:pPr/>
-      <w:r>
-        <w:rPr>
-          <w:lang w:val="zh_TW" w:bidi="zh_TW"/>
-        </w:rPr>
-      </w:r>
-      <w:r>
-        <w:rPr>
-          <w:lang w:val="zh_TW" w:bidi="zh_TW"/>
-        </w:rPr>
-        <w:t>盟約律法的第二部分是詳細的法典，涵蓋日常生活的活動。這類律法的例子可以在</w:t>
-      </w:r>
-      <w:hyperlink r:id="rId46">
-        <w:r>
-          <w:rPr>
-            <w:lang w:val="zh_TW" w:bidi="zh_TW"/>
-          </w:rPr>
-          <w:rPr>
-            <w:color w:val="0000EE"/>
-            <w:u w:val="single"/>
-          </w:rPr>
-          <w:t>出埃及記二十一至二十三章</w:t>
-        </w:r>
-      </w:hyperlink>
-      <w:r>
-        <w:rPr>
-          <w:lang w:val="zh_TW" w:bidi="zh_TW"/>
-        </w:rPr>
-        <w:t>中看到。這些法律被編纂並記錄在「約書」中（</w:t>
-      </w:r>
-      <w:hyperlink r:id="rId47">
-        <w:r>
-          <w:rPr>
-            <w:lang w:val="zh_TW" w:bidi="zh_TW"/>
-          </w:rPr>
-          <w:rPr>
-            <w:color w:val="0000EE"/>
-            <w:u w:val="single"/>
-          </w:rPr>
-          <w:t>出24:7</w:t>
-        </w:r>
-      </w:hyperlink>
-      <w:r>
-        <w:rPr>
-          <w:lang w:val="zh_TW" w:bidi="zh_TW"/>
-        </w:rPr>
-        <w:t>）。雖然這本書包含許多法律，但要編寫人類行為的每個方面是不可能的。其中的例子具有多樣性，表明對於立約的成員來說，沒有任何人類生活的領域不受盟約的影響。人進入這種與神建立的關係，其生活的所有方面，自然會受到影響。</w:t>
-      </w:r>
-    </w:p>
-    <w:p>
-      <w:pPr>
-        <w:pStyle w:val="Heading4"/>
-      </w:pPr>
-      <w:r>
-        <w:rPr>
-          <w:lang w:val="zh_TW" w:bidi="zh_TW"/>
-        </w:rPr>
-        <w:t>盟約的更新</w:t>
-      </w:r>
-    </w:p>
-    <w:p>
-      <w:pPr/>
-      <w:r>
-        <w:rPr>
-          <w:lang w:val="zh_TW" w:bidi="zh_TW"/>
-        </w:rPr>
-      </w:r>
-      <w:r>
-        <w:rPr>
-          <w:lang w:val="zh_TW" w:bidi="zh_TW"/>
-        </w:rPr>
-        <w:t>西奈之約是與摩西帶領的特定人群訂立的，但對未來的世代也有約束力。因此，盟約會不時更新。盟約的更新記錄在約書亞的時代（</w:t>
-      </w:r>
-      <w:hyperlink r:id="rId48">
-        <w:r>
-          <w:rPr>
-            <w:lang w:val="zh_TW" w:bidi="zh_TW"/>
-          </w:rPr>
-          <w:rPr>
-            <w:color w:val="0000EE"/>
-            <w:u w:val="single"/>
-          </w:rPr>
-          <w:t>書8:30–35</w:t>
-        </w:r>
-      </w:hyperlink>
-      <w:r>
-        <w:rPr>
-          <w:lang w:val="zh_TW" w:bidi="zh_TW"/>
-        </w:rPr>
-        <w:t>，</w:t>
-      </w:r>
-      <w:hyperlink r:id="rId49">
-        <w:r>
-          <w:rPr>
-            <w:lang w:val="zh_TW" w:bidi="zh_TW"/>
-          </w:rPr>
-          <w:rPr>
-            <w:color w:val="0000EE"/>
-            <w:u w:val="single"/>
-          </w:rPr>
-          <w:t>24:1–28</w:t>
-        </w:r>
-      </w:hyperlink>
-      <w:r>
-        <w:rPr>
-          <w:lang w:val="zh_TW" w:bidi="zh_TW"/>
-        </w:rPr>
-        <w:t>），以及其後在約西亞王統治期間（</w:t>
-      </w:r>
-      <w:hyperlink r:id="rId50">
-        <w:r>
-          <w:rPr>
-            <w:lang w:val="zh_TW" w:bidi="zh_TW"/>
-          </w:rPr>
-          <w:rPr>
-            <w:color w:val="0000EE"/>
-            <w:u w:val="single"/>
-          </w:rPr>
-          <w:t>王下23:1–3</w:t>
-        </w:r>
-      </w:hyperlink>
-      <w:r>
-        <w:rPr>
-          <w:lang w:val="zh_TW" w:bidi="zh_TW"/>
-        </w:rPr>
-        <w:t>）。</w:t>
-      </w:r>
-    </w:p>
-    <w:p>
-      <w:pPr/>
-      <w:r>
-        <w:rPr>
-          <w:lang w:val="zh_TW" w:bidi="zh_TW"/>
-        </w:rPr>
-      </w:r>
-      <w:r>
-        <w:rPr>
-          <w:lang w:val="zh_TW" w:bidi="zh_TW"/>
-        </w:rPr>
-        <w:t>要理解盟約的更新和盟約本質，其最重要的聖經經文是申命記。這整本書描述了特定的盟約更新儀式，發生在以色列早期歷史的關鍵時刻。西奈之約在摩西去世、領導權過渡到約書亞之前，以及佔領應許之地的重大軍事行動前得到更新。</w:t>
-      </w:r>
-    </w:p>
-    <w:p>
-      <w:pPr/>
-      <w:r>
-        <w:rPr>
-          <w:lang w:val="zh_TW" w:bidi="zh_TW"/>
-        </w:rPr>
-      </w:r>
-      <w:r>
-        <w:rPr>
-          <w:lang w:val="zh_TW" w:bidi="zh_TW"/>
-        </w:rPr>
-        <w:t>自亞伯拉罕時代起，盟約就包含土地的應許。在他們進入那片土地之前（約公元前1250年），盟約誓言就與新一代的以色列人更新了，他們大都未曾在四十年前站於西奈山腳下。雖然盟約更新是申命記的核心主題，但作者主要集中在摩西的講論上，而不是詳細描述更新儀式。</w:t>
-      </w:r>
-    </w:p>
-    <w:p>
-      <w:pPr/>
-      <w:r>
-        <w:rPr>
-          <w:lang w:val="zh_TW" w:bidi="zh_TW"/>
-        </w:rPr>
-      </w:r>
-      <w:r>
-        <w:rPr>
-          <w:lang w:val="zh_TW" w:bidi="zh_TW"/>
-        </w:rPr>
-        <w:t>更新儀式通常是重複最初訂立盟約時發生的事情，會重述十誡（</w:t>
-      </w:r>
-      <w:hyperlink r:id="rId51">
-        <w:r>
-          <w:rPr>
-            <w:lang w:val="zh_TW" w:bidi="zh_TW"/>
-          </w:rPr>
-          <w:rPr>
-            <w:color w:val="0000EE"/>
-            <w:u w:val="single"/>
-          </w:rPr>
-          <w:t>申5:6–21</w:t>
-        </w:r>
-      </w:hyperlink>
-      <w:r>
-        <w:rPr>
-          <w:lang w:val="zh_TW" w:bidi="zh_TW"/>
-        </w:rPr>
-        <w:t>），詳細闡述約書的律法（</w:t>
-      </w:r>
-      <w:hyperlink r:id="rId52">
-        <w:r>
-          <w:rPr>
-            <w:lang w:val="zh_TW" w:bidi="zh_TW"/>
-          </w:rPr>
-          <w:rPr>
-            <w:color w:val="0000EE"/>
-            <w:u w:val="single"/>
-          </w:rPr>
-          <w:t>申12–26</w:t>
-        </w:r>
-      </w:hyperlink>
-      <w:r>
-        <w:rPr>
-          <w:lang w:val="zh_TW" w:bidi="zh_TW"/>
-        </w:rPr>
-        <w:t>）。在申命記中出現的兩個要點，對理解盟約特別重要，就是明確陳述盟約之愛，以及詳細陳述伴隨盟約締結和更新而來的祝福和詛咒。</w:t>
-      </w:r>
-    </w:p>
-    <w:p>
-      <w:pPr>
-        <w:pStyle w:val="Heading3"/>
-      </w:pPr>
-      <w:r>
-        <w:rPr>
-          <w:lang w:val="zh_TW" w:bidi="zh_TW"/>
-        </w:rPr>
-        <w:t>大衛之約</w:t>
-      </w:r>
-    </w:p>
-    <w:p>
-      <w:pPr/>
-      <w:r>
-        <w:rPr>
-          <w:lang w:val="zh_TW" w:bidi="zh_TW"/>
-        </w:rPr>
-      </w:r>
-      <w:r>
-        <w:rPr>
-          <w:lang w:val="zh_TW" w:bidi="zh_TW"/>
-        </w:rPr>
-        <w:t>盟約傳統在大衛王時期（約公元前1000年）有所變化。西奈之約是神與以色列建立，摩西的角色是中保。在大衛時代，則增加了新的元素：神以王的身份進入大衛之約。這個王的盟約，透過先知拿單向大衛暗示（</w:t>
-      </w:r>
-      <w:hyperlink r:id="rId53">
-        <w:r>
-          <w:rPr>
-            <w:lang w:val="zh_TW" w:bidi="zh_TW"/>
-          </w:rPr>
-          <w:rPr>
-            <w:color w:val="0000EE"/>
-            <w:u w:val="single"/>
-          </w:rPr>
-          <w:t>撒下7:8–16</w:t>
-        </w:r>
-      </w:hyperlink>
-      <w:r>
-        <w:rPr>
-          <w:lang w:val="zh_TW" w:bidi="zh_TW"/>
-        </w:rPr>
-        <w:t>），再次表明此舉是由神主動發起。這是神與大衛家永遠立定的約（</w:t>
-      </w:r>
-      <w:hyperlink r:id="rId54">
-        <w:r>
-          <w:rPr>
-            <w:lang w:val="zh_TW" w:bidi="zh_TW"/>
-          </w:rPr>
-          <w:rPr>
-            <w:color w:val="0000EE"/>
-            <w:u w:val="single"/>
-          </w:rPr>
-          <w:t>23:5</w:t>
-        </w:r>
-      </w:hyperlink>
-      <w:r>
-        <w:rPr>
-          <w:lang w:val="zh_TW" w:bidi="zh_TW"/>
-        </w:rPr>
-        <w:t>）。</w:t>
-      </w:r>
-    </w:p>
-    <w:p>
-      <w:pPr/>
-      <w:r>
-        <w:rPr>
-          <w:lang w:val="zh_TW" w:bidi="zh_TW"/>
-        </w:rPr>
-      </w:r>
-      <w:r>
-        <w:rPr>
-          <w:lang w:val="zh_TW" w:bidi="zh_TW"/>
-        </w:rPr>
-        <w:t>基督徒通常將大衛之約解釋為彌賽亞之約。幾個世紀以來，由大衛建立的王朝，統治著統一的以色列國，之後統治仍然存留的南國猶大。然而，在公元前586年，猶大被巴比倫人征服。此時，大衛的後裔不再統治一個由神的選民組成的獨立國家。然而，大衛之約的永恆特性，不在古代歷史的篇章中展現，而是見於人們如何期望大衛後裔出來的彌賽亞。馬太和路加都指出耶穌是大衛的後裔（</w:t>
-      </w:r>
-      <w:hyperlink r:id="rId55">
-        <w:r>
-          <w:rPr>
-            <w:lang w:val="zh_TW" w:bidi="zh_TW"/>
-          </w:rPr>
-          <w:rPr>
-            <w:color w:val="0000EE"/>
-            <w:u w:val="single"/>
-          </w:rPr>
-          <w:t>太1:1</w:t>
-        </w:r>
-      </w:hyperlink>
-      <w:r>
-        <w:rPr>
-          <w:lang w:val="zh_TW" w:bidi="zh_TW"/>
-        </w:rPr>
-        <w:t>；</w:t>
-      </w:r>
-      <w:hyperlink r:id="rId56">
-        <w:r>
-          <w:rPr>
-            <w:lang w:val="zh_TW" w:bidi="zh_TW"/>
-          </w:rPr>
-          <w:rPr>
-            <w:color w:val="0000EE"/>
-            <w:u w:val="single"/>
-          </w:rPr>
-          <w:t>路3:31</w:t>
-        </w:r>
-      </w:hyperlink>
-      <w:r>
-        <w:rPr>
-          <w:lang w:val="zh_TW" w:bidi="zh_TW"/>
-        </w:rPr>
-        <w:t>）。因此，新約將神的盟約延伸到新的世代，在耶穌的身上。</w:t>
-      </w:r>
-    </w:p>
-    <w:p>
-      <w:pPr>
-        <w:pStyle w:val="Heading3"/>
-      </w:pPr>
-      <w:r>
-        <w:rPr>
-          <w:lang w:val="zh_TW" w:bidi="zh_TW"/>
-        </w:rPr>
-        <w:t>舊約聖經預言的新約</w:t>
-      </w:r>
-    </w:p>
-    <w:p>
-      <w:pPr/>
-      <w:r>
-        <w:rPr>
-          <w:lang w:val="zh_TW" w:bidi="zh_TW"/>
-        </w:rPr>
-      </w:r>
-      <w:r>
-        <w:rPr>
-          <w:lang w:val="zh_TW" w:bidi="zh_TW"/>
-        </w:rPr>
-        <w:t>雖然大衛與神的盟約是永恆的，但在某種意義上，神與以色列在西奈山建立的盟約是暫時的。西奈之約包含幾個條件，在申命記的祝福和咒詛中得到陳述。以色列若不順服盟約律法，最壞結局就是被擄離開應許之地，這是從亞伯拉罕到摩西及其後盟約的核心主題。</w:t>
-      </w:r>
-    </w:p>
-    <w:p>
-      <w:pPr/>
-      <w:r>
-        <w:rPr>
-          <w:lang w:val="zh_TW" w:bidi="zh_TW"/>
-        </w:rPr>
-      </w:r>
-      <w:r>
-        <w:rPr>
-          <w:lang w:val="zh_TW" w:bidi="zh_TW"/>
-        </w:rPr>
-        <w:t>希伯來的先知經常察覺到危機，就是以色列的罪有可能使盟約終結。部分先知，尤其是何西阿和耶利米，也洞察到更深的真理：盟約植根於神的愛，因此即使是神的詛咒也不是最終的。</w:t>
-      </w:r>
-    </w:p>
-    <w:p>
-      <w:pPr/>
-      <w:r>
-        <w:rPr>
-          <w:lang w:val="zh_TW" w:bidi="zh_TW"/>
-        </w:rPr>
-      </w:r>
-      <w:r>
-        <w:rPr>
-          <w:lang w:val="zh_TW" w:bidi="zh_TW"/>
-        </w:rPr>
-        <w:t>何西阿透過他的婚姻這個「活生生的比喻」，傳神地表達了這個真理（</w:t>
-      </w:r>
-      <w:hyperlink r:id="rId57">
-        <w:r>
-          <w:rPr>
-            <w:lang w:val="zh_TW" w:bidi="zh_TW"/>
-          </w:rPr>
-          <w:rPr>
-            <w:color w:val="0000EE"/>
-            <w:u w:val="single"/>
-          </w:rPr>
-          <w:t>何1–3</w:t>
-        </w:r>
-      </w:hyperlink>
-      <w:r>
-        <w:rPr>
-          <w:lang w:val="zh_TW" w:bidi="zh_TW"/>
-        </w:rPr>
-        <w:t>）。他在神的命令下娶了歌篾，但後來由於她不忠，婚姻盟約因休妻而失效。雖然歌篾的姦淫行為迫使何西阿休妻，但他並沒有停止愛她。神後來命令何西阿回到歌篾身邊（</w:t>
-      </w:r>
-      <w:hyperlink r:id="rId58">
-        <w:r>
-          <w:rPr>
-            <w:lang w:val="zh_TW" w:bidi="zh_TW"/>
-          </w:rPr>
-          <w:rPr>
-            <w:color w:val="0000EE"/>
-            <w:u w:val="single"/>
-          </w:rPr>
-          <w:t>何3:1</w:t>
-        </w:r>
-      </w:hyperlink>
-      <w:r>
-        <w:rPr>
-          <w:lang w:val="zh_TW" w:bidi="zh_TW"/>
-        </w:rPr>
-        <w:t>）。雖然她不忠，先知仍要再次將她納入婚姻的盟約關係中。這個比喻描繪了神對以色列的行動。以色列的罪將不可避免地導致神休妻，但何西阿預見新的婚姻。在神與以色列的新約中，以色列將被恩慈地重新接納，進入與神的關係中（</w:t>
-      </w:r>
-      <w:hyperlink r:id="rId59">
-        <w:r>
-          <w:rPr>
-            <w:lang w:val="zh_TW" w:bidi="zh_TW"/>
-          </w:rPr>
-          <w:rPr>
-            <w:color w:val="0000EE"/>
-            <w:u w:val="single"/>
-          </w:rPr>
-          <w:t>2:14–18</w:t>
-        </w:r>
-      </w:hyperlink>
-      <w:r>
-        <w:rPr>
-          <w:lang w:val="zh_TW" w:bidi="zh_TW"/>
-        </w:rPr>
-        <w:t>）。</w:t>
-      </w:r>
-    </w:p>
-    <w:p>
-      <w:pPr/>
-      <w:r>
-        <w:rPr>
-          <w:lang w:val="zh_TW" w:bidi="zh_TW"/>
-        </w:rPr>
-      </w:r>
-      <w:r>
-        <w:rPr>
-          <w:lang w:val="zh_TW" w:bidi="zh_TW"/>
-        </w:rPr>
-        <w:t>先知耶利米在著作中，有力表達了這個新的盟約。耶利米生活在公元前七世紀末和六世紀初；他在其一生中，目睹猶大國在戰爭中被擊敗。國家失去獨立地位，成為巴比倫帝國的附庸國。在外在意義上，公元前586年的失敗，標誌著西奈之約的結束。以色列不再能聲稱擁有應許之地。然而，耶利米領受超越當代政治現實的真理。神在世界上的工作，就像祂對世界的愛一樣，並未結束。</w:t>
-      </w:r>
-    </w:p>
-    <w:p>
-      <w:pPr/>
-      <w:r>
-        <w:rPr>
-          <w:lang w:val="zh_TW" w:bidi="zh_TW"/>
-        </w:rPr>
-      </w:r>
-      <w:r>
-        <w:rPr>
-          <w:lang w:val="zh_TW" w:bidi="zh_TW"/>
-        </w:rPr>
-        <w:t>因此，耶利米提到神將要實現一個新約：「</w:t>
-      </w:r>
-      <w:r>
-        <w:rPr>
-          <w:lang w:val="zh_TW" w:bidi="zh_TW"/>
-        </w:rPr>
-        <w:t>日子將到，我要與 以色列家和猶大家另立新約</w:t>
-      </w:r>
-      <w:r>
-        <w:rPr>
-          <w:lang w:val="zh_TW" w:bidi="zh_TW"/>
-        </w:rPr>
-        <w:t>」（</w:t>
-      </w:r>
-      <w:hyperlink r:id="rId60">
-        <w:r>
-          <w:rPr>
-            <w:lang w:val="zh_TW" w:bidi="zh_TW"/>
-          </w:rPr>
-          <w:rPr>
-            <w:color w:val="0000EE"/>
-            <w:u w:val="single"/>
-          </w:rPr>
-          <w:t>耶31:31</w:t>
-        </w:r>
-      </w:hyperlink>
-      <w:r>
-        <w:rPr>
-          <w:lang w:val="zh_TW" w:bidi="zh_TW"/>
-        </w:rPr>
-        <w:t>）。這個新約將以神在人心中的行動為記號，帶來徹底的屬靈轉變（</w:t>
-      </w:r>
-      <w:hyperlink r:id="rId61">
-        <w:r>
-          <w:rPr>
-            <w:lang w:val="zh_TW" w:bidi="zh_TW"/>
-          </w:rPr>
-          <w:rPr>
-            <w:color w:val="0000EE"/>
-            <w:u w:val="single"/>
-          </w:rPr>
-          <w:t>耶31:34</w:t>
-        </w:r>
-      </w:hyperlink>
-      <w:r>
-        <w:rPr>
-          <w:lang w:val="zh_TW" w:bidi="zh_TW"/>
-        </w:rPr>
-        <w:t>）。在最後的晚餐中，耶穌對祂的門徒宣告說：「</w:t>
-      </w:r>
-      <w:r>
-        <w:rPr>
-          <w:lang w:val="zh_TW" w:bidi="zh_TW"/>
-        </w:rPr>
-        <w:t>這杯是用我血所立的新約，是為你們流出來的</w:t>
-      </w:r>
-      <w:r>
-        <w:rPr>
-          <w:lang w:val="zh_TW" w:bidi="zh_TW"/>
-        </w:rPr>
-        <w:t>」（</w:t>
-      </w:r>
-      <w:hyperlink r:id="rId62">
-        <w:r>
-          <w:rPr>
-            <w:lang w:val="zh_TW" w:bidi="zh_TW"/>
-          </w:rPr>
-          <w:rPr>
-            <w:color w:val="0000EE"/>
-            <w:u w:val="single"/>
-          </w:rPr>
-          <w:t>路22:20</w:t>
-        </w:r>
-      </w:hyperlink>
-      <w:r>
-        <w:rPr>
-          <w:lang w:val="zh_TW" w:bidi="zh_TW"/>
-        </w:rPr>
-        <w:t>）。對於希伯來書的作者來說，這個新約對於完全理解耶穌基督的事工是至關重要的（</w:t>
-      </w:r>
-      <w:hyperlink r:id="rId63">
-        <w:r>
-          <w:rPr>
-            <w:lang w:val="zh_TW" w:bidi="zh_TW"/>
-          </w:rPr>
-          <w:rPr>
-            <w:color w:val="0000EE"/>
-            <w:u w:val="single"/>
-          </w:rPr>
-          <w:t>來8:8–12</w:t>
-        </w:r>
-      </w:hyperlink>
-      <w:r>
-        <w:rPr>
-          <w:lang w:val="zh_TW" w:bidi="zh_TW"/>
-        </w:rPr>
-        <w:t>）。</w:t>
-      </w:r>
-    </w:p>
-    <w:p>
-      <w:pPr>
-        <w:pStyle w:val="Heading3"/>
-      </w:pPr>
-      <w:r>
-        <w:rPr>
-          <w:lang w:val="zh_TW" w:bidi="zh_TW"/>
-        </w:rPr>
-        <w:t>結論</w:t>
-      </w:r>
-    </w:p>
-    <w:p>
-      <w:pPr/>
-      <w:r>
-        <w:rPr>
-          <w:lang w:val="zh_TW" w:bidi="zh_TW"/>
-        </w:rPr>
-      </w:r>
-      <w:r>
-        <w:rPr>
-          <w:lang w:val="zh_TW" w:bidi="zh_TW"/>
-        </w:rPr>
-        <w:t>盟約是舊約信息和歷史的核心概念。盟約的主題延續到新約，是解釋基督教福音的方式，人生命的意義在於與永生的神建立盟約關係。然而，有罪的人無法通過自身努力進入這種關係；只有神能夠發起這種關係。根據新約，神賜下祂的兒子耶穌，祂的受死打開途徑，讓所有人得以進入盟約關係。耶穌「新約的血」帶來赦免，使所有人都能夠進入與神的盟約關係。要進入這種關係，無論是今天還是在亞伯拉罕時代，都取決於信心（</w:t>
-      </w:r>
-      <w:hyperlink r:id="rId64">
-        <w:r>
-          <w:rPr>
-            <w:lang w:val="zh_TW" w:bidi="zh_TW"/>
-          </w:rPr>
-          <w:rPr>
-            <w:color w:val="0000EE"/>
-            <w:u w:val="single"/>
-          </w:rPr>
-          <w:t>加3:6–14</w:t>
-        </w:r>
-      </w:hyperlink>
-      <w:r>
-        <w:rPr>
-          <w:lang w:val="zh_TW" w:bidi="zh_TW"/>
-        </w:rPr>
-        <w:t>）。</w:t>
-      </w:r>
-    </w:p>
-    <w:p>
-      <w:pPr/>
-      <w:r>
-        <w:rPr>
-          <w:lang w:val="zh_TW" w:bidi="zh_TW"/>
-        </w:rPr>
-      </w:r>
-      <w:r>
-        <w:rPr>
-          <w:i/>
-          <w:lang w:val="zh_TW" w:bidi="zh_TW"/>
-        </w:rPr>
-        <w:t>另見</w:t>
-      </w:r>
-      <w:r>
-        <w:rPr>
-          <w:lang w:val="zh_TW" w:bidi="zh_TW"/>
-        </w:rPr>
-        <w:t xml:space="preserve"> </w:t>
-      </w:r>
-      <w:r>
-        <w:rPr>
-          <w:lang w:val="zh_TW" w:bidi="zh_TW"/>
-        </w:rPr>
-        <w:t>聯盟；</w:t>
-      </w:r>
-      <w:r>
-        <w:rPr>
-          <w:lang w:val="zh_TW" w:bidi="zh_TW"/>
-        </w:rPr>
-        <w:t>新約；</w:t>
-      </w:r>
-      <w:r>
-        <w:rPr>
-          <w:lang w:val="zh_TW" w:bidi="zh_TW"/>
-        </w:rPr>
-        <w:t>聖經中的律法概念；</w:t>
-      </w:r>
-      <w:r>
-        <w:rPr>
-          <w:lang w:val="zh_TW" w:bidi="zh_TW"/>
-        </w:rPr>
-        <w:t>誓言；</w:t>
-      </w:r>
-      <w:r>
-        <w:rPr>
-          <w:lang w:val="zh_TW" w:bidi="zh_TW"/>
-        </w:rPr>
-        <w:t>誓約</w:t>
-      </w:r>
-      <w:r>
-        <w:rPr>
-          <w:lang w:val="zh_TW" w:bidi="zh_TW"/>
-        </w:rPr>
-        <w:t>。</w:t>
-      </w:r>
-      <w:r>
-        <w:rPr>
-          <w:lang w:val="zh_TW" w:bidi="zh_TW"/>
-        </w:rPr>
-      </w:r>
-      <w:r>
-        <w:rPr>
-          <w:lang w:val="zh_TW" w:bidi="zh_TW"/>
-        </w:rPr>
-      </w:r>
-    </w:p>
-    <w:p>
-      <w:pPr/>
-      <w:r>
-        <w:rPr>
-          <w:lang w:val="zh_TW" w:bidi="zh_TW"/>
-        </w:rPr>
-      </w:r>
-    </w:p>
-    <w:p>
-      <w:pPr>
-        <w:pStyle w:val="Heading2"/>
-      </w:pPr>
-      <w:r>
-        <w:rPr>
-          <w:lang w:val="zh_TW" w:bidi="zh_TW"/>
-        </w:rPr>
-        <w:t>夢</w:t>
-      </w:r>
-      <w:r>
-        <w:rPr>
-          <w:lang w:val="zh_TW" w:bidi="zh_TW"/>
-        </w:rPr>
-      </w:r>
-    </w:p>
-    <w:p>
-      <w:pPr/>
-      <w:r>
-        <w:rPr>
-          <w:lang w:val="zh_TW" w:bidi="zh_TW"/>
-        </w:rPr>
-      </w:r>
-      <w:r>
-        <w:rPr>
-          <w:lang w:val="zh_TW" w:bidi="zh_TW"/>
-        </w:rPr>
-        <w:t>夢是人在睡眠時出現的思想、影像或情感。自古以來，夢境一直令人格外著迷，因為人在夢中所經歷的事件往往栩栩如生、逼真得令人無法忽視。</w:t>
-      </w:r>
-    </w:p>
-    <w:p>
-      <w:pPr>
-        <w:pStyle w:val="Heading3"/>
-      </w:pPr>
-      <w:r>
-        <w:rPr>
-          <w:lang w:val="zh_TW" w:bidi="zh_TW"/>
-        </w:rPr>
-        <w:t>古代的理解</w:t>
-      </w:r>
-    </w:p>
-    <w:p>
-      <w:pPr/>
-      <w:r>
-        <w:rPr>
-          <w:lang w:val="zh_TW" w:bidi="zh_TW"/>
-        </w:rPr>
-      </w:r>
-      <w:r>
-        <w:rPr>
-          <w:lang w:val="zh_TW" w:bidi="zh_TW"/>
-        </w:rPr>
-        <w:t>自古以來，人們就將夢視為一種奧祕，並推測夢境可能是來自另一個真實存在的領域——在那裡，即使身體沉睡，靈魂仍在生活與行動。夢，尤其是皇帝與國王的夢，常被視為諸神所傳遞的信息。</w:t>
-      </w:r>
-    </w:p>
-    <w:p>
-      <w:pPr/>
-      <w:r>
-        <w:rPr>
-          <w:lang w:val="zh_TW" w:bidi="zh_TW"/>
-        </w:rPr>
-      </w:r>
-      <w:r>
-        <w:rPr>
-          <w:lang w:val="zh_TW" w:bidi="zh_TW"/>
-        </w:rPr>
-        <w:t>古代所記錄的夢主要集中在三個方面：宗教、政治與個人的命運。宗教性的夢呼召人要敬虔事奉神；政治性的夢則預示戰爭的結果或國家的未來命運；個人性的夢則指引家庭決策，並預示可能發生的重大危機。</w:t>
-      </w:r>
-    </w:p>
-    <w:p>
-      <w:pPr/>
-      <w:r>
-        <w:rPr>
-          <w:lang w:val="zh_TW" w:bidi="zh_TW"/>
-        </w:rPr>
-      </w:r>
-      <w:r>
-        <w:rPr>
-          <w:lang w:val="zh_TW" w:bidi="zh_TW"/>
-        </w:rPr>
-        <w:t>有時神會主動啟示，預先警告人某些意想不到的事情；有時統治者或將軍會前往異教神廟或聖地，在那裡睡覺，期待藉夢獲得指引，來處理眼前的困境。某些夢中的訊息相當清楚，但更多時候，則需依靠專門解夢的人來辨識其含義。人們也常將特定夢境與後續事件的發生記錄下來。</w:t>
-      </w:r>
-    </w:p>
-    <w:p>
-      <w:pPr>
-        <w:pStyle w:val="Heading3"/>
-      </w:pPr>
-      <w:r>
-        <w:rPr>
-          <w:lang w:val="zh_TW" w:bidi="zh_TW"/>
-        </w:rPr>
-        <w:t>舊約聖經的使用</w:t>
-      </w:r>
-    </w:p>
-    <w:p>
-      <w:pPr/>
-      <w:r>
-        <w:rPr>
-          <w:lang w:val="zh_TW" w:bidi="zh_TW"/>
-        </w:rPr>
-      </w:r>
-      <w:r>
-        <w:rPr>
-          <w:lang w:val="zh_TW" w:bidi="zh_TW"/>
-        </w:rPr>
-        <w:t>夢在神子民的生活中扮演了重要的角色。舊約聖經中約有120處提到夢，其中52處出現在創世記早期族長時期，另有29處出現在但以理書。然而，舊約聖經中實際上僅記錄了14個具體的夢境。多數出現在創世記的夢，反映了神直接向族長啟示。即使但以理也只記載了尼布甲尼撒的兩個夢──那巨大的像與被砍倒的大樹──以及但以理自己關於四獸與那恆古常在者的夢。</w:t>
-      </w:r>
-    </w:p>
-    <w:p>
-      <w:pPr/>
-      <w:r>
-        <w:rPr>
-          <w:lang w:val="zh_TW" w:bidi="zh_TW"/>
-        </w:rPr>
-      </w:r>
-      <w:r>
-        <w:rPr>
-          <w:lang w:val="zh_TW" w:bidi="zh_TW"/>
-        </w:rPr>
-        <w:t>舊約聖經對夢的理解具有幾個重要特點。與古代世界其它民族相同，神的子民相信神會藉夢說話。然而，舊約聖經記載中的夢顯得較為克制，缺少異教對夢的記載中常見的淫穢與怪誕場景。另一個顯著差異是：神是夢的主動發起者；祂按自己的旨意，在所選擇的時間、地點與對象中賜下啟示性的夢──掃羅對此有痛苦的體會（</w:t>
-      </w:r>
-      <w:hyperlink r:id="rId65">
-        <w:r>
-          <w:rPr>
-            <w:lang w:val="zh_TW" w:bidi="zh_TW"/>
-          </w:rPr>
-          <w:rPr>
-            <w:color w:val="0000EE"/>
-            <w:u w:val="single"/>
-          </w:rPr>
-          <w:t>撒上28:6</w:t>
-        </w:r>
-      </w:hyperlink>
-      <w:r>
-        <w:rPr>
-          <w:lang w:val="zh_TW" w:bidi="zh_TW"/>
-        </w:rPr>
-        <w:t>、</w:t>
-      </w:r>
-      <w:hyperlink r:id="rId65">
-        <w:r>
-          <w:rPr>
-            <w:lang w:val="zh_TW" w:bidi="zh_TW"/>
-          </w:rPr>
-          <w:rPr>
-            <w:color w:val="0000EE"/>
-            <w:u w:val="single"/>
-          </w:rPr>
-          <w:t>15</w:t>
-        </w:r>
-      </w:hyperlink>
-      <w:r>
-        <w:rPr>
-          <w:lang w:val="zh_TW" w:bidi="zh_TW"/>
-        </w:rPr>
-        <w:t>）。更重要的是，舊約聖經明確地拒絕世俗的解夢方式。夢的象徵意義不是靠查閱解夢書或依靠人的自然能力而得知。約瑟為兩位埃及囚犯與法老解夢時，堅持將一切榮耀歸給神（</w:t>
-      </w:r>
-      <w:hyperlink r:id="rId66">
-        <w:r>
-          <w:rPr>
-            <w:lang w:val="zh_TW" w:bidi="zh_TW"/>
-          </w:rPr>
-          <w:rPr>
-            <w:color w:val="0000EE"/>
-            <w:u w:val="single"/>
-          </w:rPr>
-          <w:t>創40:8</w:t>
-        </w:r>
-      </w:hyperlink>
-      <w:r>
-        <w:rPr>
-          <w:lang w:val="zh_TW" w:bidi="zh_TW"/>
-        </w:rPr>
-        <w:t>，</w:t>
-      </w:r>
-      <w:hyperlink r:id="rId67">
-        <w:r>
-          <w:rPr>
-            <w:lang w:val="zh_TW" w:bidi="zh_TW"/>
-          </w:rPr>
-          <w:rPr>
-            <w:color w:val="0000EE"/>
-            <w:u w:val="single"/>
-          </w:rPr>
-          <w:t>41:7</w:t>
-        </w:r>
-      </w:hyperlink>
-      <w:r>
-        <w:rPr>
-          <w:lang w:val="zh_TW" w:bidi="zh_TW"/>
-        </w:rPr>
-        <w:t>、</w:t>
-      </w:r>
-      <w:hyperlink r:id="rId67">
-        <w:r>
-          <w:rPr>
-            <w:lang w:val="zh_TW" w:bidi="zh_TW"/>
-          </w:rPr>
-          <w:rPr>
-            <w:color w:val="0000EE"/>
-            <w:u w:val="single"/>
-          </w:rPr>
-          <w:t>25</w:t>
-        </w:r>
-      </w:hyperlink>
-      <w:r>
-        <w:rPr>
-          <w:lang w:val="zh_TW" w:bidi="zh_TW"/>
-        </w:rPr>
-        <w:t>、</w:t>
-      </w:r>
-      <w:hyperlink r:id="rId67">
-        <w:r>
-          <w:rPr>
-            <w:lang w:val="zh_TW" w:bidi="zh_TW"/>
-          </w:rPr>
-          <w:rPr>
-            <w:color w:val="0000EE"/>
-            <w:u w:val="single"/>
-          </w:rPr>
-          <w:t>28</w:t>
-        </w:r>
-      </w:hyperlink>
-      <w:r>
-        <w:rPr>
-          <w:lang w:val="zh_TW" w:bidi="zh_TW"/>
-        </w:rPr>
-        <w:t>、</w:t>
-      </w:r>
-      <w:hyperlink r:id="rId67">
-        <w:r>
-          <w:rPr>
-            <w:lang w:val="zh_TW" w:bidi="zh_TW"/>
-          </w:rPr>
-          <w:rPr>
-            <w:color w:val="0000EE"/>
-            <w:u w:val="single"/>
-          </w:rPr>
-          <w:t>39</w:t>
-        </w:r>
-      </w:hyperlink>
-      <w:r>
-        <w:rPr>
-          <w:lang w:val="zh_TW" w:bidi="zh_TW"/>
-        </w:rPr>
-        <w:t>）。同樣地，但以理向尼布甲尼撒說明，唯有天上的神能啟示奧秘，並使王的夢與其意義得以顯明，而那些專業術士已經失敗（</w:t>
-      </w:r>
-      <w:hyperlink r:id="rId68">
-        <w:r>
-          <w:rPr>
-            <w:lang w:val="zh_TW" w:bidi="zh_TW"/>
-          </w:rPr>
-          <w:rPr>
-            <w:color w:val="0000EE"/>
-            <w:u w:val="single"/>
-          </w:rPr>
-          <w:t>但2:27–28</w:t>
-        </w:r>
-      </w:hyperlink>
-      <w:r>
-        <w:rPr>
-          <w:lang w:val="zh_TW" w:bidi="zh_TW"/>
-        </w:rPr>
-        <w:t>）。</w:t>
-      </w:r>
-    </w:p>
-    <w:p>
-      <w:pPr/>
-      <w:r>
-        <w:rPr>
-          <w:lang w:val="zh_TW" w:bidi="zh_TW"/>
-        </w:rPr>
-      </w:r>
-      <w:r>
-        <w:rPr>
-          <w:lang w:val="zh_TW" w:bidi="zh_TW"/>
-        </w:rPr>
-        <w:t>與周圍民族不同，舊約聖經中的聖徒知道夢是「夜間的異象」（</w:t>
-      </w:r>
-      <w:hyperlink r:id="rId69">
-        <w:r>
-          <w:rPr>
-            <w:lang w:val="zh_TW" w:bidi="zh_TW"/>
-          </w:rPr>
-          <w:rPr>
-            <w:color w:val="0000EE"/>
-            <w:u w:val="single"/>
-          </w:rPr>
-          <w:t>伯33:15</w:t>
-        </w:r>
-      </w:hyperlink>
-      <w:r>
-        <w:rPr>
-          <w:lang w:val="zh_TW" w:bidi="zh_TW"/>
-        </w:rPr>
-        <w:t>），並以此象徵屬靈領域（</w:t>
-      </w:r>
-      <w:hyperlink r:id="rId70">
-        <w:r>
-          <w:rPr>
-            <w:lang w:val="zh_TW" w:bidi="zh_TW"/>
-          </w:rPr>
-          <w:rPr>
-            <w:color w:val="0000EE"/>
-            <w:u w:val="single"/>
-          </w:rPr>
-          <w:t>伯20:8</w:t>
-        </w:r>
-      </w:hyperlink>
-      <w:r>
-        <w:rPr>
-          <w:lang w:val="zh_TW" w:bidi="zh_TW"/>
-        </w:rPr>
-        <w:t>；</w:t>
-      </w:r>
-      <w:hyperlink r:id="rId71">
-        <w:r>
-          <w:rPr>
-            <w:lang w:val="zh_TW" w:bidi="zh_TW"/>
-          </w:rPr>
-          <w:rPr>
-            <w:color w:val="0000EE"/>
-            <w:u w:val="single"/>
-          </w:rPr>
-          <w:t>詩73:20</w:t>
-        </w:r>
-      </w:hyperlink>
-      <w:r>
-        <w:rPr>
-          <w:lang w:val="zh_TW" w:bidi="zh_TW"/>
-        </w:rPr>
-        <w:t>，</w:t>
-      </w:r>
-      <w:hyperlink r:id="rId72">
-        <w:r>
-          <w:rPr>
-            <w:lang w:val="zh_TW" w:bidi="zh_TW"/>
-          </w:rPr>
-          <w:rPr>
-            <w:color w:val="0000EE"/>
-            <w:u w:val="single"/>
-          </w:rPr>
-          <w:t>126:1</w:t>
-        </w:r>
-      </w:hyperlink>
-      <w:r>
-        <w:rPr>
-          <w:lang w:val="zh_TW" w:bidi="zh_TW"/>
-        </w:rPr>
-        <w:t>；</w:t>
-      </w:r>
-      <w:hyperlink r:id="rId73">
-        <w:r>
-          <w:rPr>
-            <w:lang w:val="zh_TW" w:bidi="zh_TW"/>
-          </w:rPr>
-          <w:rPr>
-            <w:color w:val="0000EE"/>
-            <w:u w:val="single"/>
-          </w:rPr>
-          <w:t>賽29:7–8</w:t>
-        </w:r>
-      </w:hyperlink>
-      <w:r>
-        <w:rPr>
-          <w:lang w:val="zh_TW" w:bidi="zh_TW"/>
-        </w:rPr>
-        <w:t>）。</w:t>
-      </w:r>
-    </w:p>
-    <w:p>
-      <w:pPr/>
-      <w:r>
-        <w:rPr>
-          <w:lang w:val="zh_TW" w:bidi="zh_TW"/>
-        </w:rPr>
-      </w:r>
-      <w:r>
-        <w:rPr>
-          <w:lang w:val="zh_TW" w:bidi="zh_TW"/>
-        </w:rPr>
-        <w:t>神在舊約聖經時代藉夢保護其僕人（</w:t>
-      </w:r>
-      <w:hyperlink r:id="rId74">
-        <w:r>
-          <w:rPr>
-            <w:lang w:val="zh_TW" w:bidi="zh_TW"/>
-          </w:rPr>
-          <w:rPr>
-            <w:color w:val="0000EE"/>
-            <w:u w:val="single"/>
-          </w:rPr>
-          <w:t>創20章</w:t>
-        </w:r>
-      </w:hyperlink>
-      <w:r>
-        <w:rPr>
-          <w:lang w:val="zh_TW" w:bidi="zh_TW"/>
-        </w:rPr>
-        <w:t>）、以特殊方式向人顯現（</w:t>
-      </w:r>
-      <w:hyperlink r:id="rId74">
-        <w:r>
-          <w:rPr>
-            <w:lang w:val="zh_TW" w:bidi="zh_TW"/>
-          </w:rPr>
-          <w:rPr>
-            <w:color w:val="0000EE"/>
-            <w:u w:val="single"/>
-          </w:rPr>
-          <w:t>創</w:t>
-        </w:r>
-      </w:hyperlink>
-      <w:hyperlink r:id="rId75">
-        <w:r>
-          <w:rPr>
-            <w:lang w:val="zh_TW" w:bidi="zh_TW"/>
-          </w:rPr>
-          <w:rPr>
-            <w:color w:val="0000EE"/>
-            <w:u w:val="single"/>
-          </w:rPr>
-          <w:t>28:12</w:t>
-        </w:r>
-      </w:hyperlink>
-      <w:r>
-        <w:rPr>
-          <w:lang w:val="zh_TW" w:bidi="zh_TW"/>
-        </w:rPr>
-        <w:t>）、在具體情況中提供引導（</w:t>
-      </w:r>
-      <w:hyperlink r:id="rId74">
-        <w:r>
-          <w:rPr>
-            <w:lang w:val="zh_TW" w:bidi="zh_TW"/>
-          </w:rPr>
-          <w:rPr>
-            <w:color w:val="0000EE"/>
-            <w:u w:val="single"/>
-          </w:rPr>
-          <w:t>創</w:t>
-        </w:r>
-      </w:hyperlink>
-      <w:hyperlink r:id="rId76">
-        <w:r>
-          <w:rPr>
-            <w:lang w:val="zh_TW" w:bidi="zh_TW"/>
-          </w:rPr>
-          <w:rPr>
-            <w:color w:val="0000EE"/>
-            <w:u w:val="single"/>
-          </w:rPr>
-          <w:t>31:10–13</w:t>
-        </w:r>
-      </w:hyperlink>
-      <w:r>
-        <w:rPr>
-          <w:lang w:val="zh_TW" w:bidi="zh_TW"/>
-        </w:rPr>
-        <w:t>），並預先警告個人未來的事件（</w:t>
-      </w:r>
-      <w:hyperlink r:id="rId74">
-        <w:r>
-          <w:rPr>
-            <w:lang w:val="zh_TW" w:bidi="zh_TW"/>
-          </w:rPr>
-          <w:rPr>
-            <w:color w:val="0000EE"/>
-            <w:u w:val="single"/>
-          </w:rPr>
-          <w:t>創</w:t>
-        </w:r>
-      </w:hyperlink>
-      <w:hyperlink r:id="rId77">
-        <w:r>
-          <w:rPr>
-            <w:lang w:val="zh_TW" w:bidi="zh_TW"/>
-          </w:rPr>
-          <w:rPr>
-            <w:color w:val="0000EE"/>
-            <w:u w:val="single"/>
-          </w:rPr>
-          <w:t>37:5–20</w:t>
-        </w:r>
-      </w:hyperlink>
-      <w:r>
-        <w:rPr>
-          <w:lang w:val="zh_TW" w:bidi="zh_TW"/>
-        </w:rPr>
-        <w:t>）。夢也被用來預言列國歷史（</w:t>
-      </w:r>
-      <w:hyperlink r:id="rId78">
-        <w:r>
-          <w:rPr>
-            <w:lang w:val="zh_TW" w:bidi="zh_TW"/>
-          </w:rPr>
-          <w:rPr>
-            <w:color w:val="0000EE"/>
-            <w:u w:val="single"/>
-          </w:rPr>
-          <w:t>創</w:t>
-        </w:r>
-      </w:hyperlink>
-      <w:hyperlink r:id="rId79">
-        <w:r>
-          <w:rPr>
-            <w:lang w:val="zh_TW" w:bidi="zh_TW"/>
-          </w:rPr>
-          <w:rPr>
-            <w:color w:val="0000EE"/>
-            <w:u w:val="single"/>
-          </w:rPr>
-          <w:t>40–41章</w:t>
-        </w:r>
-      </w:hyperlink>
-      <w:r>
-        <w:rPr>
-          <w:lang w:val="zh_TW" w:bidi="zh_TW"/>
-        </w:rPr>
-        <w:t>），並預告四個相繼興起的世界帝國將被神永遠的國度取代（</w:t>
-      </w:r>
-      <w:hyperlink r:id="rId78">
-        <w:r>
-          <w:rPr>
-            <w:lang w:val="zh_TW" w:bidi="zh_TW"/>
-          </w:rPr>
-          <w:rPr>
-            <w:color w:val="0000EE"/>
-            <w:u w:val="single"/>
-          </w:rPr>
-          <w:t>但4:19–27</w:t>
-        </w:r>
-      </w:hyperlink>
-      <w:r>
-        <w:rPr>
-          <w:lang w:val="zh_TW" w:bidi="zh_TW"/>
-        </w:rPr>
-        <w:t>）。</w:t>
-      </w:r>
-    </w:p>
-    <w:p>
-      <w:pPr/>
-      <w:r>
-        <w:rPr>
-          <w:lang w:val="zh_TW" w:bidi="zh_TW"/>
-        </w:rPr>
-      </w:r>
-      <w:r>
-        <w:rPr>
-          <w:lang w:val="zh_TW" w:bidi="zh_TW"/>
-        </w:rPr>
-        <w:t>在約瑟與但以理之間約一千年的時間裡，僅記錄了兩個夢：一個使基甸確信神必擊敗米甸人（</w:t>
-      </w:r>
-      <w:hyperlink r:id="rId80">
-        <w:r>
-          <w:rPr>
-            <w:lang w:val="zh_TW" w:bidi="zh_TW"/>
-          </w:rPr>
-          <w:rPr>
-            <w:color w:val="0000EE"/>
-            <w:u w:val="single"/>
-          </w:rPr>
-          <w:t>士7:13–15</w:t>
-        </w:r>
-      </w:hyperlink>
-      <w:r>
-        <w:rPr>
-          <w:lang w:val="zh_TW" w:bidi="zh_TW"/>
-        </w:rPr>
-        <w:t>）；另一個則與所羅門因謙卑無私地求「智慧的心」（</w:t>
-      </w:r>
-      <w:hyperlink r:id="rId81">
-        <w:r>
-          <w:rPr>
-            <w:lang w:val="zh_TW" w:bidi="zh_TW"/>
-          </w:rPr>
-          <w:rPr>
-            <w:color w:val="0000EE"/>
-            <w:u w:val="single"/>
-          </w:rPr>
-          <w:t>王上3:9</w:t>
-        </w:r>
-      </w:hyperlink>
-      <w:r>
-        <w:rPr>
-          <w:lang w:val="zh_TW" w:bidi="zh_TW"/>
-        </w:rPr>
-        <w:t>、</w:t>
-      </w:r>
-      <w:hyperlink r:id="rId81">
-        <w:r>
-          <w:rPr>
-            <w:lang w:val="zh_TW" w:bidi="zh_TW"/>
-          </w:rPr>
-          <w:rPr>
-            <w:color w:val="0000EE"/>
-            <w:u w:val="single"/>
-          </w:rPr>
-          <w:t>15</w:t>
-        </w:r>
-      </w:hyperlink>
-      <w:r>
-        <w:rPr>
-          <w:lang w:val="zh_TW" w:bidi="zh_TW"/>
-        </w:rPr>
-        <w:t>）而蒙神悅納、並因此得著智慧有關。</w:t>
-      </w:r>
-    </w:p>
-    <w:p>
-      <w:pPr/>
-      <w:r>
-        <w:rPr>
-          <w:lang w:val="zh_TW" w:bidi="zh_TW"/>
-        </w:rPr>
-      </w:r>
-      <w:r>
-        <w:rPr>
-          <w:lang w:val="zh_TW" w:bidi="zh_TW"/>
-        </w:rPr>
-        <w:t>在舊約</w:t>
-      </w:r>
-      <w:r>
-        <w:rPr>
-          <w:lang w:val="zh_TW" w:bidi="zh_TW"/>
-        </w:rPr>
-        <w:t>聖經所記載的</w:t>
-      </w:r>
-      <w:r>
-        <w:rPr>
-          <w:lang w:val="zh_TW" w:bidi="zh_TW"/>
-        </w:rPr>
-        <w:t>最後幾個夢中，神向尼布甲尼撒揭示了一個未來世界歷史的概覽（</w:t>
-      </w:r>
-      <w:hyperlink r:id="rId82">
-        <w:r>
-          <w:rPr>
-            <w:lang w:val="zh_TW" w:bidi="zh_TW"/>
-          </w:rPr>
-          <w:rPr>
-            <w:color w:val="0000EE"/>
-            <w:u w:val="single"/>
-          </w:rPr>
-          <w:t>但2:31–45</w:t>
-        </w:r>
-      </w:hyperlink>
-      <w:r>
-        <w:rPr>
-          <w:lang w:val="zh_TW" w:bidi="zh_TW"/>
-        </w:rPr>
-        <w:t>），並預言王將暫時陷入瘋狂（</w:t>
-      </w:r>
-      <w:hyperlink r:id="rId82">
-        <w:r>
-          <w:rPr>
-            <w:lang w:val="zh_TW" w:bidi="zh_TW"/>
-          </w:rPr>
-          <w:rPr>
-            <w:color w:val="0000EE"/>
-            <w:u w:val="single"/>
-          </w:rPr>
-          <w:t>但</w:t>
-        </w:r>
-      </w:hyperlink>
-      <w:hyperlink r:id="rId78">
-        <w:r>
-          <w:rPr>
-            <w:lang w:val="zh_TW" w:bidi="zh_TW"/>
-          </w:rPr>
-          <w:rPr>
-            <w:color w:val="0000EE"/>
-            <w:u w:val="single"/>
-          </w:rPr>
-          <w:t>4:19–27</w:t>
-        </w:r>
-      </w:hyperlink>
-      <w:r>
-        <w:rPr>
-          <w:lang w:val="zh_TW" w:bidi="zh_TW"/>
-        </w:rPr>
-        <w:t>）。但以理的四獸夢與王的第一個夢相似，但更進一步加入了關於未來國際關係的細節（</w:t>
-      </w:r>
-      <w:hyperlink r:id="rId82">
-        <w:r>
-          <w:rPr>
-            <w:lang w:val="zh_TW" w:bidi="zh_TW"/>
-          </w:rPr>
-          <w:rPr>
-            <w:color w:val="0000EE"/>
-            <w:u w:val="single"/>
-          </w:rPr>
-          <w:t>但</w:t>
-        </w:r>
-      </w:hyperlink>
-      <w:hyperlink r:id="rId83">
-        <w:r>
-          <w:rPr>
-            <w:lang w:val="zh_TW" w:bidi="zh_TW"/>
-          </w:rPr>
-          <w:rPr>
-            <w:color w:val="0000EE"/>
-            <w:u w:val="single"/>
-          </w:rPr>
-          <w:t>7:13–14</w:t>
-        </w:r>
-      </w:hyperlink>
-      <w:r>
-        <w:rPr>
-          <w:lang w:val="zh_TW" w:bidi="zh_TW"/>
-        </w:rPr>
-        <w:t>）。</w:t>
-      </w:r>
-    </w:p>
-    <w:p>
-      <w:pPr/>
-      <w:r>
-        <w:rPr>
-          <w:lang w:val="zh_TW" w:bidi="zh_TW"/>
-        </w:rPr>
-      </w:r>
-      <w:r>
-        <w:rPr>
-          <w:lang w:val="zh_TW" w:bidi="zh_TW"/>
-        </w:rPr>
-        <w:t>夢被視為神對先知說話的一種方式（</w:t>
-      </w:r>
-      <w:hyperlink r:id="rId84">
-        <w:r>
-          <w:rPr>
-            <w:lang w:val="zh_TW" w:bidi="zh_TW"/>
-          </w:rPr>
-          <w:rPr>
-            <w:color w:val="0000EE"/>
-            <w:u w:val="single"/>
-          </w:rPr>
-          <w:t>民12:6</w:t>
-        </w:r>
-      </w:hyperlink>
-      <w:r>
-        <w:rPr>
-          <w:lang w:val="zh_TW" w:bidi="zh_TW"/>
-        </w:rPr>
-        <w:t>）。然而，神的子民要如何分辨真先知與假先知呢？神設立了兩個試驗：一是能否預言即將發生的事情（</w:t>
-      </w:r>
-      <w:hyperlink r:id="rId85">
-        <w:r>
-          <w:rPr>
-            <w:lang w:val="zh_TW" w:bidi="zh_TW"/>
-          </w:rPr>
-          <w:rPr>
-            <w:color w:val="0000EE"/>
-            <w:u w:val="single"/>
-          </w:rPr>
-          <w:t>申18:22</w:t>
-        </w:r>
-      </w:hyperlink>
-      <w:r>
-        <w:rPr>
-          <w:lang w:val="zh_TW" w:bidi="zh_TW"/>
-        </w:rPr>
-        <w:t>）；二是其信息是否與先前啟示的真理一致（</w:t>
-      </w:r>
-      <w:hyperlink r:id="rId85">
-        <w:r>
-          <w:rPr>
-            <w:lang w:val="zh_TW" w:bidi="zh_TW"/>
-          </w:rPr>
-          <w:rPr>
-            <w:color w:val="0000EE"/>
-            <w:u w:val="single"/>
-          </w:rPr>
-          <w:t>申</w:t>
-        </w:r>
-      </w:hyperlink>
-      <w:hyperlink r:id="rId86">
-        <w:r>
-          <w:rPr>
-            <w:lang w:val="zh_TW" w:bidi="zh_TW"/>
-          </w:rPr>
-          <w:rPr>
-            <w:color w:val="0000EE"/>
-            <w:u w:val="single"/>
-          </w:rPr>
-          <w:t>13:1–4</w:t>
-        </w:r>
-      </w:hyperlink>
-      <w:r>
-        <w:rPr>
-          <w:lang w:val="zh_TW" w:bidi="zh_TW"/>
-        </w:rPr>
-        <w:t>）。假先知必被處死（</w:t>
-      </w:r>
-      <w:hyperlink r:id="rId85">
-        <w:r>
-          <w:rPr>
-            <w:lang w:val="zh_TW" w:bidi="zh_TW"/>
-          </w:rPr>
-          <w:rPr>
-            <w:color w:val="0000EE"/>
-            <w:u w:val="single"/>
-          </w:rPr>
-          <w:t>申</w:t>
-        </w:r>
-      </w:hyperlink>
-      <w:hyperlink r:id="rId86">
-        <w:r>
-          <w:rPr>
-            <w:lang w:val="zh_TW" w:bidi="zh_TW"/>
-          </w:rPr>
-          <w:rPr>
-            <w:color w:val="0000EE"/>
-            <w:u w:val="single"/>
-          </w:rPr>
-          <w:t>13:5</w:t>
-        </w:r>
-      </w:hyperlink>
-      <w:r>
-        <w:rPr>
-          <w:lang w:val="zh_TW" w:bidi="zh_TW"/>
-        </w:rPr>
-        <w:t>）。在耶利米（</w:t>
-      </w:r>
-      <w:hyperlink r:id="rId87">
-        <w:r>
-          <w:rPr>
-            <w:lang w:val="zh_TW" w:bidi="zh_TW"/>
-          </w:rPr>
-          <w:rPr>
-            <w:color w:val="0000EE"/>
-            <w:u w:val="single"/>
-          </w:rPr>
-          <w:t>耶23:25–32</w:t>
-        </w:r>
-      </w:hyperlink>
-      <w:r>
-        <w:rPr>
-          <w:lang w:val="zh_TW" w:bidi="zh_TW"/>
-        </w:rPr>
-        <w:t>）與撒迦利亞（</w:t>
-      </w:r>
-      <w:hyperlink r:id="rId88">
-        <w:r>
-          <w:rPr>
-            <w:lang w:val="zh_TW" w:bidi="zh_TW"/>
-          </w:rPr>
-          <w:rPr>
-            <w:color w:val="0000EE"/>
-            <w:u w:val="single"/>
-          </w:rPr>
-          <w:t>亞10:2</w:t>
-        </w:r>
-      </w:hyperlink>
-      <w:r>
-        <w:rPr>
-          <w:lang w:val="zh_TW" w:bidi="zh_TW"/>
-        </w:rPr>
-        <w:t>）時代，假預言的問題極為嚴重。儘管耶利米多次警告（</w:t>
-      </w:r>
-      <w:hyperlink r:id="rId89">
-        <w:r>
-          <w:rPr>
-            <w:lang w:val="zh_TW" w:bidi="zh_TW"/>
-          </w:rPr>
-          <w:rPr>
-            <w:color w:val="0000EE"/>
-            <w:u w:val="single"/>
-          </w:rPr>
-          <w:t>耶23:32</w:t>
-        </w:r>
-      </w:hyperlink>
-      <w:r>
-        <w:rPr>
-          <w:lang w:val="zh_TW" w:bidi="zh_TW"/>
-        </w:rPr>
-        <w:t>，</w:t>
-      </w:r>
-      <w:hyperlink r:id="rId90">
-        <w:r>
-          <w:rPr>
-            <w:lang w:val="zh_TW" w:bidi="zh_TW"/>
-          </w:rPr>
-          <w:rPr>
-            <w:color w:val="0000EE"/>
-            <w:u w:val="single"/>
-          </w:rPr>
-          <w:t>27:9–10</w:t>
-        </w:r>
-      </w:hyperlink>
-      <w:r>
-        <w:rPr>
-          <w:lang w:val="zh_TW" w:bidi="zh_TW"/>
-        </w:rPr>
-        <w:t>，</w:t>
-      </w:r>
-      <w:hyperlink r:id="rId91">
-        <w:r>
-          <w:rPr>
-            <w:lang w:val="zh_TW" w:bidi="zh_TW"/>
-          </w:rPr>
-          <w:rPr>
-            <w:color w:val="0000EE"/>
-            <w:u w:val="single"/>
-          </w:rPr>
-          <w:t>29:8–9</w:t>
-        </w:r>
-      </w:hyperlink>
-      <w:r>
-        <w:rPr>
-          <w:lang w:val="zh_TW" w:bidi="zh_TW"/>
-        </w:rPr>
-        <w:t>），百姓仍偏愛聽信那些空洞、帶來虛假希望的假先知。夢也成為以色列先知性盼望的一部分（</w:t>
-      </w:r>
-      <w:hyperlink r:id="rId92">
-        <w:r>
-          <w:rPr>
-            <w:lang w:val="zh_TW" w:bidi="zh_TW"/>
-          </w:rPr>
-          <w:rPr>
-            <w:color w:val="0000EE"/>
-            <w:u w:val="single"/>
-          </w:rPr>
-          <w:t>珥2:28</w:t>
-        </w:r>
-      </w:hyperlink>
-      <w:r>
-        <w:rPr>
-          <w:lang w:val="zh_TW" w:bidi="zh_TW"/>
-        </w:rPr>
-        <w:t>）。</w:t>
-      </w:r>
-    </w:p>
-    <w:p>
-      <w:pPr>
-        <w:pStyle w:val="Heading3"/>
-      </w:pPr>
-      <w:r>
-        <w:rPr>
-          <w:lang w:val="zh_TW" w:bidi="zh_TW"/>
-        </w:rPr>
-        <w:t>新約聖經的使用</w:t>
-      </w:r>
-    </w:p>
-    <w:p>
-      <w:pPr/>
-      <w:r>
-        <w:rPr>
-          <w:lang w:val="zh_TW" w:bidi="zh_TW"/>
-        </w:rPr>
-      </w:r>
-      <w:r>
-        <w:rPr>
-          <w:lang w:val="zh_TW" w:bidi="zh_TW"/>
-        </w:rPr>
-        <w:t>新約</w:t>
-      </w:r>
-      <w:r>
-        <w:rPr>
-          <w:lang w:val="zh_TW" w:bidi="zh_TW"/>
-        </w:rPr>
-        <w:t>聖經</w:t>
-      </w:r>
-      <w:r>
-        <w:rPr>
-          <w:lang w:val="zh_TW" w:bidi="zh_TW"/>
-        </w:rPr>
-        <w:t>中具體提到的夢並不多，且全部出現在馬太福音，其中前兩章就有五個夢。這些夢都強調神對嬰孩耶穌的看顧與保護。首先，神安排耶穌在有父母的家庭中成長，</w:t>
-      </w:r>
-      <w:r>
-        <w:rPr>
-          <w:lang w:val="zh_TW" w:bidi="zh_TW"/>
-        </w:rPr>
-        <w:t>避免被人誣指為私生子所帶來的羞辱與傷害</w:t>
-      </w:r>
-      <w:r>
-        <w:rPr>
-          <w:lang w:val="zh_TW" w:bidi="zh_TW"/>
-        </w:rPr>
-        <w:t>（</w:t>
-      </w:r>
-      <w:hyperlink r:id="rId93">
-        <w:r>
-          <w:rPr>
-            <w:lang w:val="zh_TW" w:bidi="zh_TW"/>
-          </w:rPr>
-          <w:rPr>
-            <w:color w:val="0000EE"/>
-            <w:u w:val="single"/>
-          </w:rPr>
-          <w:t>太1:19–23</w:t>
-        </w:r>
-      </w:hyperlink>
-      <w:r>
-        <w:rPr>
-          <w:lang w:val="zh_TW" w:bidi="zh_TW"/>
-        </w:rPr>
-        <w:t>）。接著，博士們在夢中得到指示，不要將耶穌的住處告訴希律（</w:t>
-      </w:r>
-      <w:hyperlink r:id="rId93">
-        <w:r>
-          <w:rPr>
-            <w:lang w:val="zh_TW" w:bidi="zh_TW"/>
-          </w:rPr>
-          <w:rPr>
-            <w:color w:val="0000EE"/>
-            <w:u w:val="single"/>
-          </w:rPr>
-          <w:t>太</w:t>
-        </w:r>
-      </w:hyperlink>
-      <w:hyperlink r:id="rId94">
-        <w:r>
-          <w:rPr>
-            <w:lang w:val="zh_TW" w:bidi="zh_TW"/>
-          </w:rPr>
-          <w:rPr>
-            <w:color w:val="0000EE"/>
-            <w:u w:val="single"/>
-          </w:rPr>
-          <w:t>2:12</w:t>
-        </w:r>
-      </w:hyperlink>
-      <w:r>
-        <w:rPr>
-          <w:lang w:val="zh_TW" w:bidi="zh_TW"/>
-        </w:rPr>
-        <w:t>）。之後，為保護耶穌免受出於</w:t>
-      </w:r>
-      <w:r>
-        <w:rPr>
-          <w:lang w:val="zh_TW" w:bidi="zh_TW"/>
-        </w:rPr>
-        <w:t>嫉妒</w:t>
-      </w:r>
-      <w:r>
-        <w:rPr>
-          <w:lang w:val="zh_TW" w:bidi="zh_TW"/>
-        </w:rPr>
-        <w:t>的希律王迫害，天使在夢中向約瑟</w:t>
-      </w:r>
-      <w:r>
-        <w:rPr>
-          <w:lang w:val="zh_TW" w:bidi="zh_TW"/>
-        </w:rPr>
-        <w:t>顯現，吩咐他要</w:t>
-      </w:r>
-      <w:r>
-        <w:rPr>
-          <w:lang w:val="zh_TW" w:bidi="zh_TW"/>
-        </w:rPr>
-        <w:t>帶著馬利亞與嬰孩逃往埃及（</w:t>
-      </w:r>
-      <w:hyperlink r:id="rId93">
-        <w:r>
-          <w:rPr>
-            <w:lang w:val="zh_TW" w:bidi="zh_TW"/>
-          </w:rPr>
-          <w:rPr>
-            <w:color w:val="0000EE"/>
-            <w:u w:val="single"/>
-          </w:rPr>
-          <w:t>太</w:t>
-        </w:r>
-      </w:hyperlink>
-      <w:hyperlink r:id="rId94">
-        <w:r>
-          <w:rPr>
-            <w:lang w:val="zh_TW" w:bidi="zh_TW"/>
-          </w:rPr>
-          <w:rPr>
-            <w:color w:val="0000EE"/>
-            <w:u w:val="single"/>
-          </w:rPr>
-          <w:t>2:13</w:t>
-        </w:r>
-      </w:hyperlink>
-      <w:r>
-        <w:rPr>
-          <w:lang w:val="zh_TW" w:bidi="zh_TW"/>
-        </w:rPr>
-        <w:t>）。希律死後，約瑟在夢中被告知可以從埃及返回（</w:t>
-      </w:r>
-      <w:hyperlink r:id="rId93">
-        <w:r>
-          <w:rPr>
-            <w:lang w:val="zh_TW" w:bidi="zh_TW"/>
-          </w:rPr>
-          <w:rPr>
-            <w:color w:val="0000EE"/>
-            <w:u w:val="single"/>
-          </w:rPr>
-          <w:t>太</w:t>
-        </w:r>
-      </w:hyperlink>
-      <w:hyperlink r:id="rId94">
-        <w:r>
-          <w:rPr>
-            <w:lang w:val="zh_TW" w:bidi="zh_TW"/>
-          </w:rPr>
-          <w:rPr>
-            <w:color w:val="0000EE"/>
-            <w:u w:val="single"/>
-          </w:rPr>
-          <w:t>2:20</w:t>
-        </w:r>
-      </w:hyperlink>
-      <w:r>
-        <w:rPr>
-          <w:lang w:val="zh_TW" w:bidi="zh_TW"/>
-        </w:rPr>
-        <w:t>）。最後，</w:t>
-      </w:r>
-      <w:r>
-        <w:rPr>
-          <w:lang w:val="zh_TW" w:bidi="zh_TW"/>
-        </w:rPr>
-        <w:t>神再度在夢中警告約瑟不要前往由希律的惡子亞基老統治的猶太地</w:t>
-      </w:r>
-      <w:r>
-        <w:rPr>
-          <w:lang w:val="zh_TW" w:bidi="zh_TW"/>
-        </w:rPr>
-        <w:t>，應改往加利利居住（</w:t>
-      </w:r>
-      <w:hyperlink r:id="rId93">
-        <w:r>
-          <w:rPr>
-            <w:lang w:val="zh_TW" w:bidi="zh_TW"/>
-          </w:rPr>
-          <w:rPr>
-            <w:color w:val="0000EE"/>
-            <w:u w:val="single"/>
-          </w:rPr>
-          <w:t>太</w:t>
-        </w:r>
-      </w:hyperlink>
-      <w:hyperlink r:id="rId94">
-        <w:r>
-          <w:rPr>
-            <w:lang w:val="zh_TW" w:bidi="zh_TW"/>
-          </w:rPr>
-          <w:rPr>
-            <w:color w:val="0000EE"/>
-            <w:u w:val="single"/>
-          </w:rPr>
-          <w:t>2:22</w:t>
-        </w:r>
-      </w:hyperlink>
-      <w:r>
-        <w:rPr>
-          <w:lang w:val="zh_TW" w:bidi="zh_TW"/>
-        </w:rPr>
-        <w:t>）。</w:t>
-      </w:r>
-    </w:p>
-    <w:p>
-      <w:pPr/>
-      <w:r>
-        <w:rPr>
-          <w:lang w:val="zh_TW" w:bidi="zh_TW"/>
-        </w:rPr>
-      </w:r>
-      <w:r>
-        <w:rPr>
-          <w:lang w:val="zh_TW" w:bidi="zh_TW"/>
-        </w:rPr>
-        <w:t>新約</w:t>
-      </w:r>
-      <w:r>
-        <w:rPr>
-          <w:lang w:val="zh_TW" w:bidi="zh_TW"/>
-        </w:rPr>
-        <w:t>聖經</w:t>
-      </w:r>
-      <w:r>
-        <w:rPr>
-          <w:lang w:val="zh_TW" w:bidi="zh_TW"/>
-        </w:rPr>
-        <w:t>中唯一另有具體提到的夢，是彼拉多的妻子所作的夢；其促使她勸告丈夫：「這義人的事，你一點不可管」（</w:t>
-      </w:r>
-      <w:hyperlink r:id="rId95">
-        <w:r>
-          <w:rPr>
-            <w:lang w:val="zh_TW" w:bidi="zh_TW"/>
-          </w:rPr>
-          <w:rPr>
-            <w:color w:val="0000EE"/>
-            <w:u w:val="single"/>
-          </w:rPr>
-          <w:t>太27:19</w:t>
-        </w:r>
-      </w:hyperlink>
-      <w:r>
-        <w:rPr>
-          <w:lang w:val="zh_TW" w:bidi="zh_TW"/>
-        </w:rPr>
-        <w:t>）。</w:t>
-      </w:r>
-    </w:p>
-    <w:p>
-      <w:pPr/>
-      <w:r>
-        <w:rPr>
-          <w:lang w:val="zh_TW" w:bidi="zh_TW"/>
-        </w:rPr>
-      </w:r>
-      <w:r>
-        <w:rPr>
-          <w:i/>
-          <w:lang w:val="zh_TW" w:bidi="zh_TW"/>
-        </w:rPr>
-        <w:t>另見</w:t>
-      </w:r>
-      <w:r>
-        <w:rPr>
-          <w:lang w:val="zh_TW" w:bidi="zh_TW"/>
-        </w:rPr>
-        <w:t xml:space="preserve"> </w:t>
-      </w:r>
-      <w:r>
-        <w:rPr>
-          <w:lang w:val="zh_TW" w:bidi="zh_TW"/>
-        </w:rPr>
-        <w:t>預言</w:t>
-      </w:r>
-      <w:r>
-        <w:rPr>
-          <w:lang w:val="zh_TW" w:bidi="zh_TW"/>
-        </w:rPr>
-        <w:t>；</w:t>
-      </w:r>
-      <w:r>
-        <w:rPr>
-          <w:lang w:val="zh_TW" w:bidi="zh_TW"/>
-        </w:rPr>
-        <w:t>異象</w:t>
-      </w:r>
-      <w:r>
-        <w:rPr>
-          <w:lang w:val="zh_TW" w:bidi="zh_TW"/>
-        </w:rPr>
-        <w:t>。</w:t>
-      </w:r>
       <w:r>
         <w:rPr>
           <w:lang w:val="zh_TW" w:bidi="zh_TW"/>

--- a/zht/docx/104.content.docx
+++ b/zht/docx/104.content.docx
@@ -149,7 +149,7 @@
         <w:rPr>
           <w:lang w:val="zh_TW" w:bidi="zh_TW"/>
         </w:rPr>
-        <w:t>mei</w:t>
+        <w:t>mai</w:t>
       </w:r>
       <w:r>
         <w:rPr>
@@ -212,7 +212,7 @@
         <w:rPr>
           <w:lang w:val="zh_TW" w:bidi="zh_TW"/>
         </w:rPr>
-        <w:t>美麗</w:t>
+        <w:t>麥比拉</w:t>
       </w:r>
       <w:r>
         <w:rPr>
@@ -231,7 +231,79 @@
         <w:rPr>
           <w:lang w:val="zh_TW" w:bidi="zh_TW"/>
         </w:rPr>
-        <w:t>令人賞心悅目的和諧組合。考古資料（來自過去的物品或遺跡）表明，古代希伯來人更關注實用性而非美觀性。例如，希伯來陶器通常比迦南陶器更笨重。然而，這些文物（過去使用的物品）並不意味著希伯來人不欣賞美麗的事物。</w:t>
+        <w:t>這是靠近幔利、在希伯崙境內的一小塊樹林地和一個有兩個洞室的洞穴。亞伯拉罕買下這地方，作為撒拉的墳地。賣地的人是赫人以弗崙，價格是400舍客勒銀子（</w:t>
+      </w:r>
+      <w:hyperlink r:id="rId13">
+        <w:r>
+          <w:rPr>
+            <w:lang w:val="zh_TW" w:bidi="zh_TW"/>
+          </w:rPr>
+          <w:rPr>
+            <w:color w:val="0000EE"/>
+            <w:u w:val="single"/>
+          </w:rPr>
+          <w:t>創23:8–19</w:t>
+        </w:r>
+      </w:hyperlink>
+      <w:r>
+        <w:rPr>
+          <w:lang w:val="zh_TW" w:bidi="zh_TW"/>
+        </w:rPr>
+        <w:t>）。後來，亞伯拉罕（</w:t>
+      </w:r>
+      <w:hyperlink r:id="rId14">
+        <w:r>
+          <w:rPr>
+            <w:lang w:val="zh_TW" w:bidi="zh_TW"/>
+          </w:rPr>
+          <w:rPr>
+            <w:color w:val="0000EE"/>
+            <w:u w:val="single"/>
+          </w:rPr>
+          <w:t>25:9</w:t>
+        </w:r>
+      </w:hyperlink>
+      <w:r>
+        <w:rPr>
+          <w:lang w:val="zh_TW" w:bidi="zh_TW"/>
+        </w:rPr>
+        <w:t>）、以撒和利百加（</w:t>
+      </w:r>
+      <w:hyperlink r:id="rId15">
+        <w:r>
+          <w:rPr>
+            <w:lang w:val="zh_TW" w:bidi="zh_TW"/>
+          </w:rPr>
+          <w:rPr>
+            <w:color w:val="0000EE"/>
+            <w:u w:val="single"/>
+          </w:rPr>
+          <w:t>49:30–31</w:t>
+        </w:r>
+      </w:hyperlink>
+      <w:r>
+        <w:rPr>
+          <w:lang w:val="zh_TW" w:bidi="zh_TW"/>
+        </w:rPr>
+        <w:t>），以及雅各（</w:t>
+      </w:r>
+      <w:hyperlink r:id="rId16">
+        <w:r>
+          <w:rPr>
+            <w:lang w:val="zh_TW" w:bidi="zh_TW"/>
+          </w:rPr>
+          <w:rPr>
+            <w:color w:val="0000EE"/>
+            <w:u w:val="single"/>
+          </w:rPr>
+          <w:t>50:13</w:t>
+        </w:r>
+      </w:hyperlink>
+      <w:r>
+        <w:rPr>
+          <w:lang w:val="zh_TW" w:bidi="zh_TW"/>
+        </w:rPr>
+        <w:t>）也葬在這裡。</w:t>
       </w:r>
     </w:p>
     <w:p>
@@ -245,9 +317,9 @@
         <w:rPr>
           <w:lang w:val="zh_TW" w:bidi="zh_TW"/>
         </w:rPr>
-        <w:t>舊約聖經談到神的創造是美麗的（</w:t>
-      </w:r>
-      <w:hyperlink r:id="rId13">
+        <w:t>如果將亞伯拉罕購買麥比拉的細節與赫人的律法作比較，就能顯示出</w:t>
+      </w:r>
+      <w:hyperlink r:id="rId17">
         <w:r>
           <w:rPr>
             <w:lang w:val="zh_TW" w:bidi="zh_TW"/>
@@ -256,194 +328,24 @@
             <w:color w:val="0000EE"/>
             <w:u w:val="single"/>
           </w:rPr>
-          <w:t>創2:9</w:t>
+          <w:t>創世記二十三章</w:t>
         </w:r>
       </w:hyperlink>
       <w:r>
         <w:rPr>
           <w:lang w:val="zh_TW" w:bidi="zh_TW"/>
         </w:rPr>
-        <w:t>；</w:t>
-      </w:r>
-      <w:hyperlink r:id="rId14">
-        <w:r>
-          <w:rPr>
-            <w:lang w:val="zh_TW" w:bidi="zh_TW"/>
-          </w:rPr>
-          <w:rPr>
-            <w:color w:val="0000EE"/>
-            <w:u w:val="single"/>
-          </w:rPr>
-          <w:t>伯26:13</w:t>
-        </w:r>
-      </w:hyperlink>
-      <w:r>
-        <w:rPr>
-          <w:lang w:val="zh_TW" w:bidi="zh_TW"/>
-        </w:rPr>
-        <w:t>；</w:t>
-      </w:r>
-      <w:hyperlink r:id="rId15">
-        <w:r>
-          <w:rPr>
-            <w:lang w:val="zh_TW" w:bidi="zh_TW"/>
-          </w:rPr>
-          <w:rPr>
-            <w:color w:val="0000EE"/>
-            <w:u w:val="single"/>
-          </w:rPr>
-          <w:t>詩19:1–6</w:t>
-        </w:r>
-      </w:hyperlink>
-      <w:r>
-        <w:rPr>
-          <w:lang w:val="zh_TW" w:bidi="zh_TW"/>
-        </w:rPr>
-        <w:t>；</w:t>
-      </w:r>
-      <w:hyperlink r:id="rId16">
-        <w:r>
-          <w:rPr>
-            <w:lang w:val="zh_TW" w:bidi="zh_TW"/>
-          </w:rPr>
-          <w:rPr>
-            <w:color w:val="0000EE"/>
-            <w:u w:val="single"/>
-          </w:rPr>
-          <w:t>歌6:10</w:t>
-        </w:r>
-      </w:hyperlink>
-      <w:r>
-        <w:rPr>
-          <w:lang w:val="zh_TW" w:bidi="zh_TW"/>
-        </w:rPr>
-        <w:t>）。迦南地是「美地」（</w:t>
-      </w:r>
-      <w:hyperlink r:id="rId17">
-        <w:r>
-          <w:rPr>
-            <w:lang w:val="zh_TW" w:bidi="zh_TW"/>
-          </w:rPr>
-          <w:rPr>
-            <w:color w:val="0000EE"/>
-            <w:u w:val="single"/>
-          </w:rPr>
-          <w:t>耶3:19</w:t>
-        </w:r>
-      </w:hyperlink>
-      <w:r>
-        <w:rPr>
-          <w:lang w:val="zh_TW" w:bidi="zh_TW"/>
-        </w:rPr>
-        <w:t>）。耶路撒冷被稱為「美」（</w:t>
-      </w:r>
-      <w:hyperlink r:id="rId18">
-        <w:r>
-          <w:rPr>
-            <w:lang w:val="zh_TW" w:bidi="zh_TW"/>
-          </w:rPr>
-          <w:rPr>
-            <w:color w:val="0000EE"/>
-            <w:u w:val="single"/>
-          </w:rPr>
-          <w:t>賽52:1</w:t>
-        </w:r>
-      </w:hyperlink>
-      <w:r>
-        <w:rPr>
-          <w:lang w:val="zh_TW" w:bidi="zh_TW"/>
-        </w:rPr>
-        <w:t>；</w:t>
-      </w:r>
-      <w:hyperlink r:id="rId19">
-        <w:r>
-          <w:rPr>
-            <w:lang w:val="zh_TW" w:bidi="zh_TW"/>
-          </w:rPr>
-          <w:rPr>
-            <w:color w:val="0000EE"/>
-            <w:u w:val="single"/>
-          </w:rPr>
-          <w:t>哀2:15</w:t>
-        </w:r>
-      </w:hyperlink>
-      <w:r>
-        <w:rPr>
-          <w:lang w:val="zh_TW" w:bidi="zh_TW"/>
-        </w:rPr>
-        <w:t>），其中一個聖殿門也被稱為「美門」（</w:t>
-      </w:r>
-      <w:hyperlink r:id="rId20">
-        <w:r>
-          <w:rPr>
-            <w:lang w:val="zh_TW" w:bidi="zh_TW"/>
-          </w:rPr>
-          <w:rPr>
-            <w:color w:val="0000EE"/>
-            <w:u w:val="single"/>
-          </w:rPr>
-          <w:t>徒3:2、10</w:t>
-        </w:r>
-      </w:hyperlink>
-      <w:r>
-        <w:rPr>
-          <w:lang w:val="zh_TW" w:bidi="zh_TW"/>
-        </w:rPr>
-        <w:t>）。希伯來人欣賞黎巴嫩山脈的野性之美（</w:t>
-      </w:r>
-      <w:hyperlink r:id="rId21">
-        <w:r>
-          <w:rPr>
-            <w:lang w:val="zh_TW" w:bidi="zh_TW"/>
-          </w:rPr>
-          <w:rPr>
-            <w:color w:val="0000EE"/>
-            <w:u w:val="single"/>
-          </w:rPr>
-          <w:t>詩104:16</w:t>
-        </w:r>
-      </w:hyperlink>
-      <w:r>
-        <w:rPr>
-          <w:lang w:val="zh_TW" w:bidi="zh_TW"/>
-        </w:rPr>
-        <w:t>；</w:t>
-      </w:r>
-      <w:hyperlink r:id="rId22">
-        <w:r>
-          <w:rPr>
-            <w:lang w:val="zh_TW" w:bidi="zh_TW"/>
-          </w:rPr>
-          <w:rPr>
-            <w:color w:val="0000EE"/>
-            <w:u w:val="single"/>
-          </w:rPr>
-          <w:t>賽60:13</w:t>
-        </w:r>
-      </w:hyperlink>
-      <w:r>
-        <w:rPr>
-          <w:lang w:val="zh_TW" w:bidi="zh_TW"/>
-        </w:rPr>
-        <w:t>）。迦南城市得撒是巴沙王在北國的首都（</w:t>
-      </w:r>
-      <w:hyperlink r:id="rId23">
-        <w:r>
-          <w:rPr>
-            <w:lang w:val="zh_TW" w:bidi="zh_TW"/>
-          </w:rPr>
-          <w:rPr>
-            <w:color w:val="0000EE"/>
-            <w:u w:val="single"/>
-          </w:rPr>
-          <w:t>王上15:33</w:t>
-        </w:r>
-      </w:hyperlink>
-      <w:r>
-        <w:rPr>
-          <w:lang w:val="zh_TW" w:bidi="zh_TW"/>
-        </w:rPr>
-        <w:t>），因其迷人的地理位置而得名。「得撒」這個名字來自希伯來文，意思是「美麗」。</w:t>
+        <w:t>這段敘事相當可靠。經文特別提到連田間四圍的樹木也包括在交易之內，又按著當時買賣雙方所認可的估價來秤銀子，並且在城門口有見證人，使這筆交易正式公諸於眾。這些細節都符合赫人的律法；而族長時代之後的人本來很可能已經忘記了這類律法。公元前700年以前，錢幣還不是流通的媒介。敘事暗示亞伯拉罕時代的舍客勒是一種重量單位，而不是錢幣，這也顯示這段買賣的記載寫於相當早的年代。</w:t>
+      </w:r>
+      <w:r>
+        <w:rPr>
+          <w:lang w:val="zh_TW" w:bidi="zh_TW"/>
+        </w:rPr>
+      </w:r>
+      <w:r>
+        <w:rPr>
+          <w:lang w:val="zh_TW" w:bidi="zh_TW"/>
+        </w:rPr>
       </w:r>
     </w:p>
     <w:p>
@@ -453,209 +355,21 @@
           <w:lang w:val="zh_TW" w:bidi="zh_TW"/>
         </w:rPr>
       </w:r>
-      <w:r>
-        <w:rPr>
-          <w:lang w:val="zh_TW" w:bidi="zh_TW"/>
-        </w:rPr>
-        <w:t>雖然希伯來人不像古希臘人那樣崇尚人體之美，但舊約聖經仍然理想化了身體的吸引力。新郎在愛情詩歌中生動地描述了新娘的美麗（</w:t>
-      </w:r>
-      <w:hyperlink r:id="rId24">
-        <w:r>
-          <w:rPr>
-            <w:lang w:val="zh_TW" w:bidi="zh_TW"/>
-          </w:rPr>
-          <w:rPr>
-            <w:color w:val="0000EE"/>
-            <w:u w:val="single"/>
-          </w:rPr>
-          <w:t>歌4:1–15</w:t>
-        </w:r>
-      </w:hyperlink>
-      <w:r>
-        <w:rPr>
-          <w:lang w:val="zh_TW" w:bidi="zh_TW"/>
-        </w:rPr>
-        <w:t>，</w:t>
-      </w:r>
-      <w:hyperlink r:id="rId25">
-        <w:r>
-          <w:rPr>
-            <w:lang w:val="zh_TW" w:bidi="zh_TW"/>
-          </w:rPr>
-          <w:rPr>
-            <w:color w:val="0000EE"/>
-            <w:u w:val="single"/>
-          </w:rPr>
-          <w:t>6:4</w:t>
-        </w:r>
-      </w:hyperlink>
-      <w:r>
-        <w:rPr>
-          <w:lang w:val="zh_TW" w:bidi="zh_TW"/>
-        </w:rPr>
-        <w:t>）。這種對新娘的讚美，可能是以色列人婚禮的傳統特色。舊約聖經中有幾位傑出的女性被描述為美麗（</w:t>
-      </w:r>
-      <w:hyperlink r:id="rId26">
-        <w:r>
-          <w:rPr>
-            <w:lang w:val="zh_TW" w:bidi="zh_TW"/>
-          </w:rPr>
-          <w:rPr>
-            <w:color w:val="0000EE"/>
-            <w:u w:val="single"/>
-          </w:rPr>
-          <w:t>創29:17</w:t>
-        </w:r>
-      </w:hyperlink>
-      <w:r>
-        <w:rPr>
-          <w:lang w:val="zh_TW" w:bidi="zh_TW"/>
-        </w:rPr>
-        <w:t>；</w:t>
-      </w:r>
-      <w:hyperlink r:id="rId27">
-        <w:r>
-          <w:rPr>
-            <w:lang w:val="zh_TW" w:bidi="zh_TW"/>
-          </w:rPr>
-          <w:rPr>
-            <w:color w:val="0000EE"/>
-            <w:u w:val="single"/>
-          </w:rPr>
-          <w:t>撒下11:2</w:t>
-        </w:r>
-      </w:hyperlink>
-      <w:r>
-        <w:rPr>
-          <w:lang w:val="zh_TW" w:bidi="zh_TW"/>
-        </w:rPr>
-        <w:t>；</w:t>
-      </w:r>
-      <w:hyperlink r:id="rId28">
-        <w:r>
-          <w:rPr>
-            <w:lang w:val="zh_TW" w:bidi="zh_TW"/>
-          </w:rPr>
-          <w:rPr>
-            <w:color w:val="0000EE"/>
-            <w:u w:val="single"/>
-          </w:rPr>
-          <w:t>斯2:7</w:t>
-        </w:r>
-      </w:hyperlink>
-      <w:r>
-        <w:rPr>
-          <w:lang w:val="zh_TW" w:bidi="zh_TW"/>
-        </w:rPr>
-        <w:t>）。但在女性身上，感官上的美麗遠不及勤勞、機智（resourcefulness）和傳統的敬虔（</w:t>
-      </w:r>
-      <w:hyperlink r:id="rId29">
-        <w:r>
-          <w:rPr>
-            <w:lang w:val="zh_TW" w:bidi="zh_TW"/>
-          </w:rPr>
-          <w:rPr>
-            <w:color w:val="0000EE"/>
-            <w:u w:val="single"/>
-          </w:rPr>
-          <w:t>箴31:10–31</w:t>
-        </w:r>
-      </w:hyperlink>
-      <w:r>
-        <w:rPr>
-          <w:lang w:val="zh_TW" w:bidi="zh_TW"/>
-        </w:rPr>
-        <w:t>）。有幾位男性也因其外表俊美而聞名，例如大衛（</w:t>
-      </w:r>
-      <w:hyperlink r:id="rId30">
-        <w:r>
-          <w:rPr>
-            <w:lang w:val="zh_TW" w:bidi="zh_TW"/>
-          </w:rPr>
-          <w:rPr>
-            <w:color w:val="0000EE"/>
-            <w:u w:val="single"/>
-          </w:rPr>
-          <w:t>撒上16:12</w:t>
-        </w:r>
-      </w:hyperlink>
-      <w:r>
-        <w:rPr>
-          <w:lang w:val="zh_TW" w:bidi="zh_TW"/>
-        </w:rPr>
-        <w:t>）和押沙龍（</w:t>
-      </w:r>
-      <w:hyperlink r:id="rId31">
-        <w:r>
-          <w:rPr>
-            <w:lang w:val="zh_TW" w:bidi="zh_TW"/>
-          </w:rPr>
-          <w:rPr>
-            <w:color w:val="0000EE"/>
-            <w:u w:val="single"/>
-          </w:rPr>
-          <w:t>撒下14:25</w:t>
-        </w:r>
-      </w:hyperlink>
-      <w:r>
-        <w:rPr>
-          <w:lang w:val="zh_TW" w:bidi="zh_TW"/>
-        </w:rPr>
-        <w:t>）。在舊約時代，化妝品、珠寶和其它配飾被用來提升女性的美麗。先知以賽亞列舉了這些物品（</w:t>
-      </w:r>
-      <w:hyperlink r:id="rId32">
-        <w:r>
-          <w:rPr>
-            <w:lang w:val="zh_TW" w:bidi="zh_TW"/>
-          </w:rPr>
-          <w:rPr>
-            <w:color w:val="0000EE"/>
-            <w:u w:val="single"/>
-          </w:rPr>
-          <w:t>賽3:18–24</w:t>
-        </w:r>
-      </w:hyperlink>
-      <w:r>
-        <w:rPr>
-          <w:lang w:val="zh_TW" w:bidi="zh_TW"/>
-        </w:rPr>
-        <w:t>），以西結提到當時的裝扮習俗（</w:t>
-      </w:r>
-      <w:hyperlink r:id="rId33">
-        <w:r>
-          <w:rPr>
-            <w:lang w:val="zh_TW" w:bidi="zh_TW"/>
-          </w:rPr>
-          <w:rPr>
-            <w:color w:val="0000EE"/>
-            <w:u w:val="single"/>
-          </w:rPr>
-          <w:t>結16:10–13</w:t>
-        </w:r>
-      </w:hyperlink>
-      <w:r>
-        <w:rPr>
-          <w:lang w:val="zh_TW" w:bidi="zh_TW"/>
-        </w:rPr>
-        <w:t>）。以色列人的崇拜也極具美感，大祭司華麗的儀式長袍是為榮耀和美麗而設計的（</w:t>
-      </w:r>
-      <w:hyperlink r:id="rId34">
-        <w:r>
-          <w:rPr>
-            <w:lang w:val="zh_TW" w:bidi="zh_TW"/>
-          </w:rPr>
-          <w:rPr>
-            <w:color w:val="0000EE"/>
-            <w:u w:val="single"/>
-          </w:rPr>
-          <w:t>出28:2、40</w:t>
-        </w:r>
-      </w:hyperlink>
-      <w:r>
-        <w:rPr>
-          <w:lang w:val="zh_TW" w:bidi="zh_TW"/>
-        </w:rPr>
-        <w:t>）。</w:t>
+    </w:p>
+    <w:p>
+      <w:pPr>
+        <w:pStyle w:val="Heading2"/>
+      </w:pPr>
+      <w:r>
+        <w:rPr>
+          <w:lang w:val="zh_TW" w:bidi="zh_TW"/>
+        </w:rPr>
+        <w:t>麥基洗德</w:t>
+      </w:r>
+      <w:r>
+        <w:rPr>
+          <w:lang w:val="zh_TW" w:bidi="zh_TW"/>
+        </w:rPr>
       </w:r>
     </w:p>
     <w:p>
@@ -669,9 +383,9 @@
         <w:rPr>
           <w:lang w:val="zh_TW" w:bidi="zh_TW"/>
         </w:rPr>
-        <w:t>在舊約中，美麗的概念也應用於神。耶和華的恩惠被稱為祂的「榮美」（</w:t>
-      </w:r>
-      <w:hyperlink r:id="rId35">
+        <w:t>一位神秘的聖經人物，其名字意為「公義之王」。麥基洗德既是祭司又是王，他首次在</w:t>
+      </w:r>
+      <w:hyperlink r:id="rId18">
         <w:r>
           <w:rPr>
             <w:lang w:val="zh_TW" w:bidi="zh_TW"/>
@@ -680,16 +394,16 @@
             <w:color w:val="0000EE"/>
             <w:u w:val="single"/>
           </w:rPr>
-          <w:t>詩90:17</w:t>
+          <w:t>創世記十四章18至20節</w:t>
         </w:r>
       </w:hyperlink>
       <w:r>
         <w:rPr>
           <w:lang w:val="zh_TW" w:bidi="zh_TW"/>
         </w:rPr>
-        <w:t>）。以賽亞記錄了神的應許，將賜給祂的百姓「華……代替灰塵」（</w:t>
-      </w:r>
-      <w:hyperlink r:id="rId36">
+        <w:t>出現，也在</w:t>
+      </w:r>
+      <w:hyperlink r:id="rId19">
         <w:r>
           <w:rPr>
             <w:lang w:val="zh_TW" w:bidi="zh_TW"/>
@@ -698,16 +412,16 @@
             <w:color w:val="0000EE"/>
             <w:u w:val="single"/>
           </w:rPr>
-          <w:t>賽61:3</w:t>
+          <w:t>詩篇一百一十篇4節</w:t>
         </w:r>
       </w:hyperlink>
       <w:r>
         <w:rPr>
           <w:lang w:val="zh_TW" w:bidi="zh_TW"/>
         </w:rPr>
-        <w:t>）。詩篇的作者表達了渴望花時間在聖殿中享受耶和華的美麗，祂的「榮美」（</w:t>
-      </w:r>
-      <w:hyperlink r:id="rId37">
+        <w:t>和</w:t>
+      </w:r>
+      <w:hyperlink r:id="rId20">
         <w:r>
           <w:rPr>
             <w:lang w:val="zh_TW" w:bidi="zh_TW"/>
@@ -716,16 +430,16 @@
             <w:color w:val="0000EE"/>
             <w:u w:val="single"/>
           </w:rPr>
-          <w:t>詩27:4</w:t>
+          <w:t>希伯來書五章10節</w:t>
         </w:r>
       </w:hyperlink>
       <w:r>
         <w:rPr>
           <w:lang w:val="zh_TW" w:bidi="zh_TW"/>
         </w:rPr>
-        <w:t>）。以賽亞描述神為以色列餘民（那些忠於神的人）的「華冕」（</w:t>
-      </w:r>
-      <w:hyperlink r:id="rId38">
+        <w:t>，</w:t>
+      </w:r>
+      <w:hyperlink r:id="rId21">
         <w:r>
           <w:rPr>
             <w:lang w:val="zh_TW" w:bidi="zh_TW"/>
@@ -734,16 +448,16 @@
             <w:color w:val="0000EE"/>
             <w:u w:val="single"/>
           </w:rPr>
-          <w:t>賽28:5</w:t>
+          <w:t>六章20節</w:t>
         </w:r>
       </w:hyperlink>
       <w:r>
         <w:rPr>
           <w:lang w:val="zh_TW" w:bidi="zh_TW"/>
         </w:rPr>
-        <w:t>）。彌賽亞（神的受膏者）被稱為榮美的王（</w:t>
-      </w:r>
-      <w:hyperlink r:id="rId39">
+        <w:t>，</w:t>
+      </w:r>
+      <w:hyperlink r:id="rId22">
         <w:r>
           <w:rPr>
             <w:lang w:val="zh_TW" w:bidi="zh_TW"/>
@@ -752,14 +466,37 @@
             <w:color w:val="0000EE"/>
             <w:u w:val="single"/>
           </w:rPr>
-          <w:t>賽33:17</w:t>
+          <w:t>七章1至17節</w:t>
         </w:r>
       </w:hyperlink>
       <w:r>
         <w:rPr>
           <w:lang w:val="zh_TW" w:bidi="zh_TW"/>
         </w:rPr>
-        <w:t>）。因此，在舊約中，美的概念超越了單純的外在吸引力，它成為神學概念，肯定神實質上的榮耀。</w:t>
+        <w:t>中被提及。</w:t>
+      </w:r>
+    </w:p>
+    <w:p>
+      <w:pPr>
+        <w:pStyle w:val="Heading3"/>
+      </w:pPr>
+      <w:hyperlink r:id="rId18">
+        <w:r>
+          <w:rPr>
+            <w:lang w:val="zh_TW" w:bidi="zh_TW"/>
+          </w:rPr>
+          <w:rPr>
+            <w:color w:val="0000EE"/>
+            <w:u w:val="single"/>
+          </w:rPr>
+          <w:t>創世記十四章18至20節</w:t>
+        </w:r>
+      </w:hyperlink>
+      <w:r>
+        <w:rPr>
+          <w:lang w:val="zh_TW" w:bidi="zh_TW"/>
+        </w:rPr>
+        <w:t>中的麥基洗德</w:t>
       </w:r>
     </w:p>
     <w:p>
@@ -773,9 +510,9 @@
         <w:rPr>
           <w:lang w:val="zh_TW" w:bidi="zh_TW"/>
         </w:rPr>
-        <w:t>新約聖經勸誡基督的跟隨者過一種「尊榮」救主教導的生活，並使其吸引非信徒（</w:t>
-      </w:r>
-      <w:hyperlink r:id="rId40">
+        <w:t>基大老瑪王和其他三位來自美索不達米亞的國王，攻擊死海附近的五個城市。在這場戰役中，他們俘虜了亞伯拉罕的侄子羅得，連同他的家人和他們所有的財物（</w:t>
+      </w:r>
+      <w:hyperlink r:id="rId23">
         <w:r>
           <w:rPr>
             <w:lang w:val="zh_TW" w:bidi="zh_TW"/>
@@ -784,16 +521,16 @@
             <w:color w:val="0000EE"/>
             <w:u w:val="single"/>
           </w:rPr>
-          <w:t>多2:10</w:t>
+          <w:t>創14:1–12</w:t>
         </w:r>
       </w:hyperlink>
       <w:r>
         <w:rPr>
           <w:lang w:val="zh_TW" w:bidi="zh_TW"/>
         </w:rPr>
-        <w:t>）。那些傳講基督福音的人被稱為佳美（</w:t>
-      </w:r>
-      <w:hyperlink r:id="rId41">
+        <w:t>）。亞伯拉罕召集了跟從他的人去追擊這些王，便擊敗了他們，救出了羅得和他的家人，並帶回了所有被奪走的財物（</w:t>
+      </w:r>
+      <w:hyperlink r:id="rId24">
         <w:r>
           <w:rPr>
             <w:lang w:val="zh_TW" w:bidi="zh_TW"/>
@@ -802,78 +539,14 @@
             <w:color w:val="0000EE"/>
             <w:u w:val="single"/>
           </w:rPr>
-          <w:t>羅10:15</w:t>
+          <w:t>創14:13–16</w:t>
         </w:r>
       </w:hyperlink>
       <w:r>
         <w:rPr>
           <w:lang w:val="zh_TW" w:bidi="zh_TW"/>
         </w:rPr>
-        <w:t>）。使徒保羅和彼得警告婦女不要滿足於外在的美麗（</w:t>
-      </w:r>
-      <w:hyperlink r:id="rId42">
-        <w:r>
-          <w:rPr>
-            <w:lang w:val="zh_TW" w:bidi="zh_TW"/>
-          </w:rPr>
-          <w:rPr>
-            <w:color w:val="0000EE"/>
-            <w:u w:val="single"/>
-          </w:rPr>
-          <w:t>提前2:9–10</w:t>
-        </w:r>
-      </w:hyperlink>
-      <w:r>
-        <w:rPr>
-          <w:lang w:val="zh_TW" w:bidi="zh_TW"/>
-        </w:rPr>
-        <w:t>），提醒她們美好的品格才是敬虔的真正妝飾（</w:t>
-      </w:r>
-      <w:hyperlink r:id="rId43">
-        <w:r>
-          <w:rPr>
-            <w:lang w:val="zh_TW" w:bidi="zh_TW"/>
-          </w:rPr>
-          <w:rPr>
-            <w:color w:val="0000EE"/>
-            <w:u w:val="single"/>
-          </w:rPr>
-          <w:t>彼前3:3–5</w:t>
-        </w:r>
-      </w:hyperlink>
-      <w:r>
-        <w:rPr>
-          <w:lang w:val="zh_TW" w:bidi="zh_TW"/>
-        </w:rPr>
-        <w:t>）。信徒最終居所的美——天堂——也反映在「新耶路撒冷」如新婦的描述中，以及古代珍貴寶石的象徵意義中（見</w:t>
-      </w:r>
-      <w:hyperlink r:id="rId44">
-        <w:r>
-          <w:rPr>
-            <w:lang w:val="zh_TW" w:bidi="zh_TW"/>
-          </w:rPr>
-          <w:rPr>
-            <w:color w:val="0000EE"/>
-            <w:u w:val="single"/>
-          </w:rPr>
-          <w:t>啟21–22章</w:t>
-        </w:r>
-      </w:hyperlink>
-      <w:r>
-        <w:rPr>
-          <w:lang w:val="zh_TW" w:bidi="zh_TW"/>
-        </w:rPr>
         <w:t>）。</w:t>
-      </w:r>
-      <w:r>
-        <w:rPr>
-          <w:lang w:val="zh_TW" w:bidi="zh_TW"/>
-        </w:rPr>
-      </w:r>
-      <w:r>
-        <w:rPr>
-          <w:lang w:val="zh_TW" w:bidi="zh_TW"/>
-        </w:rPr>
       </w:r>
     </w:p>
     <w:p>
@@ -883,21 +556,47 @@
           <w:lang w:val="zh_TW" w:bidi="zh_TW"/>
         </w:rPr>
       </w:r>
-    </w:p>
-    <w:p>
-      <w:pPr>
-        <w:pStyle w:val="Heading2"/>
-      </w:pPr>
-      <w:r>
-        <w:rPr>
-          <w:lang w:val="zh_TW" w:bidi="zh_TW"/>
-        </w:rPr>
-        <w:t>美索不達米亞</w:t>
-      </w:r>
-      <w:r>
-        <w:rPr>
-          <w:lang w:val="zh_TW" w:bidi="zh_TW"/>
-        </w:rPr>
+      <w:r>
+        <w:rPr>
+          <w:lang w:val="zh_TW" w:bidi="zh_TW"/>
+        </w:rPr>
+        <w:t>當亞伯拉罕從戰鬥中凱旋而歸時，來自死海地區的國王們前來感謝他。麥基洗德這位撒冷王（這是耶路撒冷早期的名字），也來見亞伯拉罕（參</w:t>
+      </w:r>
+      <w:hyperlink r:id="rId25">
+        <w:r>
+          <w:rPr>
+            <w:lang w:val="zh_TW" w:bidi="zh_TW"/>
+          </w:rPr>
+          <w:rPr>
+            <w:color w:val="0000EE"/>
+            <w:u w:val="single"/>
+          </w:rPr>
+          <w:t>詩76:2</w:t>
+        </w:r>
+      </w:hyperlink>
+      <w:r>
+        <w:rPr>
+          <w:lang w:val="zh_TW" w:bidi="zh_TW"/>
+        </w:rPr>
+        <w:t>）。麥基洗德帶來了餅和酒祝福亞伯拉罕，因為他是至高神的祭司（</w:t>
+      </w:r>
+      <w:hyperlink r:id="rId26">
+        <w:r>
+          <w:rPr>
+            <w:lang w:val="zh_TW" w:bidi="zh_TW"/>
+          </w:rPr>
+          <w:rPr>
+            <w:color w:val="0000EE"/>
+            <w:u w:val="single"/>
+          </w:rPr>
+          <w:t>創14:18</w:t>
+        </w:r>
+      </w:hyperlink>
+      <w:r>
+        <w:rPr>
+          <w:lang w:val="zh_TW" w:bidi="zh_TW"/>
+        </w:rPr>
+        <w:t>）。</w:t>
       </w:r>
     </w:p>
     <w:p>
@@ -911,7 +610,128 @@
         <w:rPr>
           <w:lang w:val="zh_TW" w:bidi="zh_TW"/>
         </w:rPr>
-        <w:t>這個名稱來自希臘文，指位於底格里斯河（Tigris）與幼發拉底河（Euphrates）之間的地區。今天，阿拉伯人稱此地為「al-Jazira」，意即「島嶼」。</w:t>
+        <w:t>這個名字「至高神」（希伯來文為：</w:t>
+      </w:r>
+      <w:r>
+        <w:rPr>
+          <w:i/>
+          <w:lang w:val="zh_TW" w:bidi="zh_TW"/>
+        </w:rPr>
+        <w:t>’El ‘Elyon</w:t>
+      </w:r>
+      <w:r>
+        <w:rPr>
+          <w:lang w:val="zh_TW" w:bidi="zh_TW"/>
+        </w:rPr>
+        <w:t>）意指創天造地唯一的真神。這與迦南人所崇拜的假神不同（比較</w:t>
+      </w:r>
+      <w:hyperlink r:id="rId27">
+        <w:r>
+          <w:rPr>
+            <w:lang w:val="zh_TW" w:bidi="zh_TW"/>
+          </w:rPr>
+          <w:rPr>
+            <w:color w:val="0000EE"/>
+            <w:u w:val="single"/>
+          </w:rPr>
+          <w:t>創14:22</w:t>
+        </w:r>
+      </w:hyperlink>
+      <w:r>
+        <w:rPr>
+          <w:lang w:val="zh_TW" w:bidi="zh_TW"/>
+        </w:rPr>
+        <w:t>；</w:t>
+      </w:r>
+      <w:hyperlink r:id="rId28">
+        <w:r>
+          <w:rPr>
+            <w:lang w:val="zh_TW" w:bidi="zh_TW"/>
+          </w:rPr>
+          <w:rPr>
+            <w:color w:val="0000EE"/>
+            <w:u w:val="single"/>
+          </w:rPr>
+          <w:t>詩7:17</w:t>
+        </w:r>
+      </w:hyperlink>
+      <w:r>
+        <w:rPr>
+          <w:lang w:val="zh_TW" w:bidi="zh_TW"/>
+        </w:rPr>
+        <w:t>，</w:t>
+      </w:r>
+      <w:hyperlink r:id="rId29">
+        <w:r>
+          <w:rPr>
+            <w:lang w:val="zh_TW" w:bidi="zh_TW"/>
+          </w:rPr>
+          <w:rPr>
+            <w:color w:val="0000EE"/>
+            <w:u w:val="single"/>
+          </w:rPr>
+          <w:t>47:2</w:t>
+        </w:r>
+      </w:hyperlink>
+      <w:r>
+        <w:rPr>
+          <w:lang w:val="zh_TW" w:bidi="zh_TW"/>
+        </w:rPr>
+        <w:t>，</w:t>
+      </w:r>
+      <w:hyperlink r:id="rId30">
+        <w:r>
+          <w:rPr>
+            <w:lang w:val="zh_TW" w:bidi="zh_TW"/>
+          </w:rPr>
+          <w:rPr>
+            <w:color w:val="0000EE"/>
+            <w:u w:val="single"/>
+          </w:rPr>
+          <w:t>57:2</w:t>
+        </w:r>
+      </w:hyperlink>
+      <w:r>
+        <w:rPr>
+          <w:lang w:val="zh_TW" w:bidi="zh_TW"/>
+        </w:rPr>
+        <w:t>，</w:t>
+      </w:r>
+      <w:hyperlink r:id="rId31">
+        <w:r>
+          <w:rPr>
+            <w:lang w:val="zh_TW" w:bidi="zh_TW"/>
+          </w:rPr>
+          <w:rPr>
+            <w:color w:val="0000EE"/>
+            <w:u w:val="single"/>
+          </w:rPr>
+          <w:t>78:56</w:t>
+        </w:r>
+      </w:hyperlink>
+      <w:r>
+        <w:rPr>
+          <w:lang w:val="zh_TW" w:bidi="zh_TW"/>
+        </w:rPr>
+        <w:t>）。麥基洗德知道亞伯拉罕也崇拜這個真神（</w:t>
+      </w:r>
+      <w:hyperlink r:id="rId27">
+        <w:r>
+          <w:rPr>
+            <w:lang w:val="zh_TW" w:bidi="zh_TW"/>
+          </w:rPr>
+          <w:rPr>
+            <w:color w:val="0000EE"/>
+            <w:u w:val="single"/>
+          </w:rPr>
+          <w:t>創14:22</w:t>
+        </w:r>
+      </w:hyperlink>
+      <w:r>
+        <w:rPr>
+          <w:lang w:val="zh_TW" w:bidi="zh_TW"/>
+        </w:rPr>
+        <w:t>）。</w:t>
       </w:r>
     </w:p>
     <w:p>
@@ -925,7 +745,7 @@
         <w:rPr>
           <w:lang w:val="zh_TW" w:bidi="zh_TW"/>
         </w:rPr>
-        <w:t>美索不達米亞，意指「兩河之間」，是指靠近底格里斯河和幼發拉底河直到波斯灣的地區。大部份位於現今的伊拉克境內，但部份地區在敘利亞和土耳其。</w:t>
+        <w:t>麥基洗德讚美神幫助亞伯拉罕贏得這場爭戰。亞伯拉罕以兩種方式，表明他接受了麥基洗德作為神祭司的角色：他接受了來自麥基洗德的禮物和祝福，並將他所獲得一切的十分之一給了麥基洗德。相反，亞伯拉罕拒絕接受所多瑪王的禮物，因為他不想與那些崇拜假神的人有任何牽連。</w:t>
       </w:r>
     </w:p>
     <w:p>
@@ -939,9 +759,9 @@
         <w:rPr>
           <w:lang w:val="zh_TW" w:bidi="zh_TW"/>
         </w:rPr>
-        <w:t>美索不達米亞對於舊約歷史非常重要，</w:t>
-      </w:r>
-      <w:hyperlink r:id="rId45">
+        <w:t>我們無法完全知道麥基洗德如何認識神。他可能是透過從挪亞洪水時代流傳下來的故事了解神；又或者像亞伯拉罕一樣，神可能直接對他說話，讓他遠離崇拜假神。我們從</w:t>
+      </w:r>
+      <w:hyperlink r:id="rId32">
         <w:r>
           <w:rPr>
             <w:lang w:val="zh_TW" w:bidi="zh_TW"/>
@@ -950,16 +770,21 @@
             <w:color w:val="0000EE"/>
             <w:u w:val="single"/>
           </w:rPr>
-          <w:t>創世記一至十一章</w:t>
+          <w:t>希伯來書七章3節</w:t>
         </w:r>
       </w:hyperlink>
       <w:r>
         <w:rPr>
           <w:lang w:val="zh_TW" w:bidi="zh_TW"/>
         </w:rPr>
-        <w:t>中的很多故事，都在這裡發生。伊甸園被認為位於美索不達米亞，因為</w:t>
-      </w:r>
-      <w:hyperlink r:id="rId46">
+        <w:t>知道的是，麥基洗德與其他祭司不同。他並不是因為父親是祭司而成為祭司，而是以某種聖經未完全解釋的特殊方式成為祭司。</w:t>
+      </w:r>
+    </w:p>
+    <w:p>
+      <w:pPr>
+        <w:pStyle w:val="Heading3"/>
+      </w:pPr>
+      <w:hyperlink r:id="rId19">
         <w:r>
           <w:rPr>
             <w:lang w:val="zh_TW" w:bidi="zh_TW"/>
@@ -968,25 +793,14 @@
             <w:color w:val="0000EE"/>
             <w:u w:val="single"/>
           </w:rPr>
-          <w:t>創世記二章10至14節</w:t>
+          <w:t>詩篇一百一十篇4節</w:t>
         </w:r>
       </w:hyperlink>
       <w:r>
         <w:rPr>
           <w:lang w:val="zh_TW" w:bidi="zh_TW"/>
         </w:rPr>
-        <w:t>提到，伊甸園附近兩條河流為幼發拉底河和底格里斯河。</w:t>
-      </w:r>
-    </w:p>
-    <w:p>
-      <w:pPr>
-        <w:pStyle w:val="Heading3"/>
-      </w:pPr>
-      <w:r>
-        <w:rPr>
-          <w:lang w:val="zh_TW" w:bidi="zh_TW"/>
-        </w:rPr>
-        <w:t>誰居住在美索不達米亞？</w:t>
+        <w:t>中的麥基洗德</w:t>
       </w:r>
     </w:p>
     <w:p>
@@ -1000,7 +814,43 @@
         <w:rPr>
           <w:lang w:val="zh_TW" w:bidi="zh_TW"/>
         </w:rPr>
-        <w:t>我們對美索不達米亞的史前文化所知甚少。歷史時期的劃分通常依據最重要的城邦（例如吾珥和伊辛—拉爾薩（Isin-Larsa））或統治王朝（例如吾珥第三王朝（Ur III））來命名。</w:t>
+        <w:t>在這篇詩篇中，大衛王寫到一位比他自己更偉大的人，稱這個人為「主」（</w:t>
+      </w:r>
+      <w:hyperlink r:id="rId33">
+        <w:r>
+          <w:rPr>
+            <w:lang w:val="zh_TW" w:bidi="zh_TW"/>
+          </w:rPr>
+          <w:rPr>
+            <w:color w:val="0000EE"/>
+            <w:u w:val="single"/>
+          </w:rPr>
+          <w:t>詩11:1</w:t>
+        </w:r>
+      </w:hyperlink>
+      <w:r>
+        <w:rPr>
+          <w:lang w:val="zh_TW" w:bidi="zh_TW"/>
+        </w:rPr>
+        <w:t>；參</w:t>
+      </w:r>
+      <w:hyperlink r:id="rId34">
+        <w:r>
+          <w:rPr>
+            <w:lang w:val="zh_TW" w:bidi="zh_TW"/>
+          </w:rPr>
+          <w:rPr>
+            <w:color w:val="0000EE"/>
+            <w:u w:val="single"/>
+          </w:rPr>
+          <w:t>可12:35–37</w:t>
+        </w:r>
+      </w:hyperlink>
+      <w:r>
+        <w:rPr>
+          <w:lang w:val="zh_TW" w:bidi="zh_TW"/>
+        </w:rPr>
+        <w:t>）。大衛不是在寫自己或他那個時代的其他王。他是在寫未來那將臨、主所應許的彌賽亞。這位彌賽亞將是神的兒子，也是大衛的後裔。</w:t>
       </w:r>
     </w:p>
     <w:p>
@@ -1014,7 +864,66 @@
         <w:rPr>
           <w:lang w:val="zh_TW" w:bidi="zh_TW"/>
         </w:rPr>
-        <w:t>美索不達米亞的南部稱為蘇美（Sumer）。蘇美人擁有獨特的文化，他們所說的語言與美索不達米亞其他地區的完全不同。然而，蘇美語與其他語言的書寫符號一樣，是用一系列的楔形文字（cuneiform）來書寫的。</w:t>
+        <w:t>在</w:t>
+      </w:r>
+      <w:hyperlink r:id="rId19">
+        <w:r>
+          <w:rPr>
+            <w:lang w:val="zh_TW" w:bidi="zh_TW"/>
+          </w:rPr>
+          <w:rPr>
+            <w:color w:val="0000EE"/>
+            <w:u w:val="single"/>
+          </w:rPr>
+          <w:t>詩篇一百一十篇4節</w:t>
+        </w:r>
+      </w:hyperlink>
+      <w:r>
+        <w:rPr>
+          <w:lang w:val="zh_TW" w:bidi="zh_TW"/>
+        </w:rPr>
+        <w:t>中，大衛對彌賽亞說：「你是照著麥基洗德的等次永遠為祭司。」這個應許的完整意義在希伯來書中有進一步解釋。</w:t>
+      </w:r>
+    </w:p>
+    <w:p>
+      <w:pPr>
+        <w:pStyle w:val="Heading3"/>
+      </w:pPr>
+      <w:hyperlink r:id="rId35">
+        <w:r>
+          <w:rPr>
+            <w:lang w:val="zh_TW" w:bidi="zh_TW"/>
+          </w:rPr>
+          <w:rPr>
+            <w:color w:val="0000EE"/>
+            <w:u w:val="single"/>
+          </w:rPr>
+          <w:t>希伯來書五章6至11節</w:t>
+        </w:r>
+      </w:hyperlink>
+      <w:r>
+        <w:rPr>
+          <w:lang w:val="zh_TW" w:bidi="zh_TW"/>
+        </w:rPr>
+        <w:t>，</w:t>
+      </w:r>
+      <w:hyperlink r:id="rId36">
+        <w:r>
+          <w:rPr>
+            <w:lang w:val="zh_TW" w:bidi="zh_TW"/>
+          </w:rPr>
+          <w:rPr>
+            <w:color w:val="0000EE"/>
+            <w:u w:val="single"/>
+          </w:rPr>
+          <w:t>六章20至七章28節</w:t>
+        </w:r>
+      </w:hyperlink>
+      <w:r>
+        <w:rPr>
+          <w:lang w:val="zh_TW" w:bidi="zh_TW"/>
+        </w:rPr>
+        <w:t>中的麥基洗德</w:t>
       </w:r>
     </w:p>
     <w:p>
@@ -1028,31 +937,119 @@
         <w:rPr>
           <w:lang w:val="zh_TW" w:bidi="zh_TW"/>
         </w:rPr>
-        <w:t>美索不達米亞往北邊的地區稱為亞喀得（Akkad，也稱為阿卡德</w:t>
-      </w:r>
-      <w:r>
-        <w:rPr>
-          <w:lang w:val="zh_TW" w:bidi="zh_TW"/>
-        </w:rPr>
-        <w:t>〔</w:t>
-      </w:r>
-      <w:r>
-        <w:rPr>
-          <w:lang w:val="zh_TW" w:bidi="zh_TW"/>
-        </w:rPr>
-        <w:t>Agade</w:t>
-      </w:r>
-      <w:r>
-        <w:rPr>
-          <w:lang w:val="zh_TW" w:bidi="zh_TW"/>
-        </w:rPr>
-        <w:t>〕</w:t>
-      </w:r>
-      <w:r>
-        <w:rPr>
-          <w:lang w:val="zh_TW" w:bidi="zh_TW"/>
-        </w:rPr>
-        <w:t>），亞喀得人也屬於閃族人；再往北沿著底格里斯河的是亞述地區，更西邊是敘利亞（也稱為亞蘭）。在亞述和敘利亞之間是米坦尼（Mitanni）。</w:t>
+        <w:t>希伯來書解釋，為什麼耶穌作為祭司的角色，比來自亞倫家族的祭司更偉大。它將耶穌與麥基洗德進行比較，以下是他們相似的三個方面：</w:t>
+      </w:r>
+    </w:p>
+    <w:p>
+      <w:pPr>
+        <w:pStyle w:val="ListNumber"/>
+        <w:numPr>
+          <w:ilvl w:val="0"/>
+          <w:numId w:val="14"/>
+        </w:numPr>
+        <w:spacing w:line="240" w:lineRule="auto"/>
+        <w:ind w:left="720"/>
+      </w:pPr>
+      <w:r>
+        <w:rPr>
+          <w:lang w:val="zh_TW" w:bidi="zh_TW"/>
+        </w:rPr>
+      </w:r>
+      <w:r>
+        <w:rPr>
+          <w:lang w:val="zh_TW" w:bidi="zh_TW"/>
+        </w:rPr>
+        <w:t>耶穌和麥基洗德都是「公義之王」和「平安之王」（</w:t>
+      </w:r>
+      <w:hyperlink r:id="rId37">
+        <w:r>
+          <w:rPr>
+            <w:lang w:val="zh_TW" w:bidi="zh_TW"/>
+          </w:rPr>
+          <w:rPr>
+            <w:color w:val="0000EE"/>
+            <w:u w:val="single"/>
+          </w:rPr>
+          <w:t>來7:1–2</w:t>
+        </w:r>
+      </w:hyperlink>
+      <w:r>
+        <w:rPr>
+          <w:lang w:val="zh_TW" w:bidi="zh_TW"/>
+        </w:rPr>
+        <w:t>）。</w:t>
+      </w:r>
+    </w:p>
+    <w:p>
+      <w:pPr>
+        <w:pStyle w:val="ListNumber"/>
+        <w:spacing w:line="240" w:lineRule="auto"/>
+        <w:ind w:left="720"/>
+      </w:pPr>
+      <w:r>
+        <w:rPr>
+          <w:lang w:val="zh_TW" w:bidi="zh_TW"/>
+        </w:rPr>
+      </w:r>
+      <w:r>
+        <w:rPr>
+          <w:lang w:val="zh_TW" w:bidi="zh_TW"/>
+        </w:rPr>
+        <w:t>兩人以特別的方式成為祭司，並不是因為他們出生在祭司家族中（</w:t>
+      </w:r>
+      <w:hyperlink r:id="rId32">
+        <w:r>
+          <w:rPr>
+            <w:lang w:val="zh_TW" w:bidi="zh_TW"/>
+          </w:rPr>
+          <w:rPr>
+            <w:color w:val="0000EE"/>
+            <w:u w:val="single"/>
+          </w:rPr>
+          <w:t>來7:3</w:t>
+        </w:r>
+      </w:hyperlink>
+      <w:r>
+        <w:rPr>
+          <w:lang w:val="zh_TW" w:bidi="zh_TW"/>
+        </w:rPr>
+        <w:t>）。</w:t>
+      </w:r>
+    </w:p>
+    <w:p>
+      <w:pPr>
+        <w:pStyle w:val="ListNumber"/>
+        <w:spacing w:line="240" w:lineRule="auto"/>
+        <w:ind w:left="720"/>
+      </w:pPr>
+      <w:r>
+        <w:rPr>
+          <w:lang w:val="zh_TW" w:bidi="zh_TW"/>
+        </w:rPr>
+      </w:r>
+      <w:r>
+        <w:rPr>
+          <w:lang w:val="zh_TW" w:bidi="zh_TW"/>
+        </w:rPr>
+        <w:t>兩人均作祭司直到永遠（</w:t>
+      </w:r>
+      <w:hyperlink r:id="rId32">
+        <w:r>
+          <w:rPr>
+            <w:lang w:val="zh_TW" w:bidi="zh_TW"/>
+          </w:rPr>
+          <w:rPr>
+            <w:color w:val="0000EE"/>
+            <w:u w:val="single"/>
+          </w:rPr>
+          <w:t>來7:3</w:t>
+        </w:r>
+      </w:hyperlink>
+      <w:r>
+        <w:rPr>
+          <w:lang w:val="zh_TW" w:bidi="zh_TW"/>
+        </w:rPr>
+        <w:t>）。</w:t>
       </w:r>
     </w:p>
     <w:p>
@@ -1066,126 +1063,79 @@
         <w:rPr>
           <w:lang w:val="zh_TW" w:bidi="zh_TW"/>
         </w:rPr>
-        <w:t>美索不達米亞不同地區曾在不同時期先後興起掌權，此地也先後成為多個帝國的一部份，包括：</w:t>
-      </w:r>
-    </w:p>
-    <w:p>
-      <w:pPr>
-        <w:pStyle w:val="ListBullet"/>
-        <w:spacing w:line="240" w:lineRule="auto"/>
-        <w:ind w:left="720"/>
-      </w:pPr>
-      <w:r>
-        <w:rPr>
-          <w:lang w:val="zh_TW" w:bidi="zh_TW"/>
-        </w:rPr>
-      </w:r>
-      <w:r>
-        <w:rPr>
-          <w:lang w:val="zh_TW" w:bidi="zh_TW"/>
-        </w:rPr>
-        <w:t>赫人</w:t>
-      </w:r>
-    </w:p>
-    <w:p>
-      <w:pPr>
-        <w:pStyle w:val="ListBullet"/>
-        <w:spacing w:line="240" w:lineRule="auto"/>
-        <w:ind w:left="720"/>
-      </w:pPr>
-      <w:r>
-        <w:rPr>
-          <w:lang w:val="zh_TW" w:bidi="zh_TW"/>
-        </w:rPr>
-      </w:r>
-      <w:r>
-        <w:rPr>
-          <w:lang w:val="zh_TW" w:bidi="zh_TW"/>
-        </w:rPr>
-        <w:t>亞述</w:t>
-      </w:r>
-    </w:p>
-    <w:p>
-      <w:pPr>
-        <w:pStyle w:val="ListBullet"/>
-        <w:spacing w:line="240" w:lineRule="auto"/>
-        <w:ind w:left="720"/>
-      </w:pPr>
-      <w:r>
-        <w:rPr>
-          <w:lang w:val="zh_TW" w:bidi="zh_TW"/>
-        </w:rPr>
-      </w:r>
-      <w:r>
-        <w:rPr>
-          <w:lang w:val="zh_TW" w:bidi="zh_TW"/>
-        </w:rPr>
-        <w:t>巴比倫</w:t>
-      </w:r>
-    </w:p>
-    <w:p>
-      <w:pPr>
-        <w:pStyle w:val="ListBullet"/>
-        <w:spacing w:line="240" w:lineRule="auto"/>
-        <w:ind w:left="720"/>
-      </w:pPr>
-      <w:r>
-        <w:rPr>
-          <w:lang w:val="zh_TW" w:bidi="zh_TW"/>
-        </w:rPr>
-      </w:r>
-      <w:r>
-        <w:rPr>
-          <w:lang w:val="zh_TW" w:bidi="zh_TW"/>
-        </w:rPr>
-        <w:t>波斯</w:t>
-      </w:r>
-    </w:p>
-    <w:p>
-      <w:pPr>
-        <w:pStyle w:val="ListBullet"/>
-        <w:spacing w:line="240" w:lineRule="auto"/>
-        <w:ind w:left="720"/>
-      </w:pPr>
-      <w:r>
-        <w:rPr>
-          <w:lang w:val="zh_TW" w:bidi="zh_TW"/>
-        </w:rPr>
-      </w:r>
-      <w:r>
-        <w:rPr>
-          <w:lang w:val="zh_TW" w:bidi="zh_TW"/>
-        </w:rPr>
-        <w:t>希臘（也稱為希臘化〔Hellenistic〕）</w:t>
-      </w:r>
-    </w:p>
-    <w:p>
-      <w:pPr>
-        <w:pStyle w:val="ListBullet"/>
-        <w:spacing w:line="240" w:lineRule="auto"/>
-        <w:ind w:left="720"/>
-      </w:pPr>
-      <w:r>
-        <w:rPr>
-          <w:lang w:val="zh_TW" w:bidi="zh_TW"/>
-        </w:rPr>
-      </w:r>
-      <w:r>
-        <w:rPr>
-          <w:lang w:val="zh_TW" w:bidi="zh_TW"/>
-        </w:rPr>
-        <w:t>羅馬</w:t>
-      </w:r>
-    </w:p>
-    <w:p>
-      <w:pPr>
-        <w:pStyle w:val="Heading3"/>
-      </w:pPr>
-      <w:r>
-        <w:rPr>
-          <w:lang w:val="zh_TW" w:bidi="zh_TW"/>
-        </w:rPr>
-        <w:t>聖經中的美索不達米亞</w:t>
+        <w:t>麥基洗德比亞伯拉罕（利未的父親）更偉大，因為麥基洗德給予亞伯拉罕禮物並祝福他，並從他那裡接受了什一奉獻（</w:t>
+      </w:r>
+      <w:hyperlink r:id="rId38">
+        <w:r>
+          <w:rPr>
+            <w:lang w:val="zh_TW" w:bidi="zh_TW"/>
+          </w:rPr>
+          <w:rPr>
+            <w:color w:val="0000EE"/>
+            <w:u w:val="single"/>
+          </w:rPr>
+          <w:t>來7:4–10</w:t>
+        </w:r>
+      </w:hyperlink>
+      <w:r>
+        <w:rPr>
+          <w:lang w:val="zh_TW" w:bidi="zh_TW"/>
+        </w:rPr>
+        <w:t>）。大衛王寫道，將會有一種像麥基洗德的新祭司出現，這表明祭司（來自利未的家族）無法滿足神的子民所需的一切（</w:t>
+      </w:r>
+      <w:hyperlink r:id="rId39">
+        <w:r>
+          <w:rPr>
+            <w:lang w:val="zh_TW" w:bidi="zh_TW"/>
+          </w:rPr>
+          <w:rPr>
+            <w:color w:val="0000EE"/>
+            <w:u w:val="single"/>
+          </w:rPr>
+          <w:t>來7:11–19</w:t>
+        </w:r>
+      </w:hyperlink>
+      <w:r>
+        <w:rPr>
+          <w:lang w:val="zh_TW" w:bidi="zh_TW"/>
+        </w:rPr>
+        <w:t>）。神特別應許耶穌將會成為這種祭司，這是神未曾對利未祭司做過的（</w:t>
+      </w:r>
+      <w:hyperlink r:id="rId40">
+        <w:r>
+          <w:rPr>
+            <w:lang w:val="zh_TW" w:bidi="zh_TW"/>
+          </w:rPr>
+          <w:rPr>
+            <w:color w:val="0000EE"/>
+            <w:u w:val="single"/>
+          </w:rPr>
+          <w:t>來7:20–22</w:t>
+        </w:r>
+      </w:hyperlink>
+      <w:r>
+        <w:rPr>
+          <w:lang w:val="zh_TW" w:bidi="zh_TW"/>
+        </w:rPr>
+        <w:t>）。與那些去世並需要被替換的利未祭司截然不同，這種新的祭司職份將永遠持續下去（</w:t>
+      </w:r>
+      <w:hyperlink r:id="rId41">
+        <w:r>
+          <w:rPr>
+            <w:lang w:val="zh_TW" w:bidi="zh_TW"/>
+          </w:rPr>
+          <w:rPr>
+            <w:color w:val="0000EE"/>
+            <w:u w:val="single"/>
+          </w:rPr>
+          <w:t>來7:23–25</w:t>
+        </w:r>
+      </w:hyperlink>
+      <w:r>
+        <w:rPr>
+          <w:lang w:val="zh_TW" w:bidi="zh_TW"/>
+        </w:rPr>
+        <w:t>）。</w:t>
       </w:r>
     </w:p>
     <w:p>
@@ -1199,9 +1149,33 @@
         <w:rPr>
           <w:lang w:val="zh_TW" w:bidi="zh_TW"/>
         </w:rPr>
-        <w:t>舊約稱美索不達米亞為「亞蘭一納哈拉音（Aram-naharaim）」，意指「兩河的亞蘭」。亞伯拉罕曾差派僕人往亞蘭一納哈拉音為以撒找妻子（</w:t>
-      </w:r>
-      <w:hyperlink r:id="rId47">
+        <w:t>一些聖經學者提出，麥基洗德可能是耶穌在成為人之前，於舊約聖經中出現（這被稱為「基督顯現」</w:t>
+      </w:r>
+      <w:r>
+        <w:rPr>
+          <w:lang w:val="zh_TW" w:bidi="zh_TW"/>
+        </w:rPr>
+        <w:t>〔</w:t>
+      </w:r>
+      <w:r>
+        <w:rPr>
+          <w:lang w:val="zh_TW" w:bidi="zh_TW"/>
+        </w:rPr>
+        <w:t>Christophany</w:t>
+      </w:r>
+      <w:r>
+        <w:rPr>
+          <w:lang w:val="zh_TW" w:bidi="zh_TW"/>
+        </w:rPr>
+        <w:t>〕</w:t>
+      </w:r>
+      <w:r>
+        <w:rPr>
+          <w:lang w:val="zh_TW" w:bidi="zh_TW"/>
+        </w:rPr>
+        <w:t>）。他們這樣認為，是因為</w:t>
+      </w:r>
+      <w:hyperlink r:id="rId32">
         <w:r>
           <w:rPr>
             <w:lang w:val="zh_TW" w:bidi="zh_TW"/>
@@ -1210,32 +1184,14 @@
             <w:color w:val="0000EE"/>
             <w:u w:val="single"/>
           </w:rPr>
-          <w:t>創24:10</w:t>
+          <w:t>希伯來書七章3節</w:t>
         </w:r>
       </w:hyperlink>
       <w:r>
         <w:rPr>
           <w:lang w:val="zh_TW" w:bidi="zh_TW"/>
         </w:rPr>
-        <w:t>；譯註：和合本譯美索不達米亞）。有些人認為「兩河」是指幼發拉底河和幼發拉底河中，一條名為哈布爾河（Khabur）的支流。雅各的故事中則並未使用「亞蘭一納哈拉音」這個詞，而是稱該地區為「巴旦‧亞蘭」，即「亞蘭的田野（或花園）」（</w:t>
-      </w:r>
-      <w:hyperlink r:id="rId48">
-        <w:r>
-          <w:rPr>
-            <w:lang w:val="zh_TW" w:bidi="zh_TW"/>
-          </w:rPr>
-          <w:rPr>
-            <w:color w:val="0000EE"/>
-            <w:u w:val="single"/>
-          </w:rPr>
-          <w:t>創28:2</w:t>
-        </w:r>
-      </w:hyperlink>
-      <w:r>
-        <w:rPr>
-          <w:lang w:val="zh_TW" w:bidi="zh_TW"/>
-        </w:rPr>
-        <w:t>）。</w:t>
+        <w:t>提到麥基洗德沒有父母、祖先、出生或死亡的記錄。</w:t>
       </w:r>
     </w:p>
     <w:p>
@@ -1249,73 +1205,7 @@
         <w:rPr>
           <w:lang w:val="zh_TW" w:bidi="zh_TW"/>
         </w:rPr>
-        <w:t>比珥的兒子巴蘭出自美索不達米亞的毗奪（</w:t>
-      </w:r>
-      <w:hyperlink r:id="rId49">
-        <w:r>
-          <w:rPr>
-            <w:lang w:val="zh_TW" w:bidi="zh_TW"/>
-          </w:rPr>
-          <w:rPr>
-            <w:color w:val="0000EE"/>
-            <w:u w:val="single"/>
-          </w:rPr>
-          <w:t>申23:4</w:t>
-        </w:r>
-      </w:hyperlink>
-      <w:r>
-        <w:rPr>
-          <w:lang w:val="zh_TW" w:bidi="zh_TW"/>
-        </w:rPr>
-        <w:t>）。在士師時期，美索不達米亞王古珊‧利薩田（</w:t>
-      </w:r>
-      <w:r>
-        <w:rPr>
-          <w:lang w:val="zh_TW" w:bidi="zh_TW"/>
-        </w:rPr>
-        <w:t>Cushan-rishathaim</w:t>
-      </w:r>
-      <w:r>
-        <w:rPr>
-          <w:lang w:val="zh_TW" w:bidi="zh_TW"/>
-        </w:rPr>
-        <w:t>）曾壓迫以色列人八年，直到神藉著俄陀聶拯救他們（</w:t>
-      </w:r>
-      <w:hyperlink r:id="rId50">
-        <w:r>
-          <w:rPr>
-            <w:lang w:val="zh_TW" w:bidi="zh_TW"/>
-          </w:rPr>
-          <w:rPr>
-            <w:color w:val="0000EE"/>
-            <w:u w:val="single"/>
-          </w:rPr>
-          <w:t>士3:8</w:t>
-        </w:r>
-      </w:hyperlink>
-      <w:r>
-        <w:rPr>
-          <w:lang w:val="zh_TW" w:bidi="zh_TW"/>
-        </w:rPr>
-        <w:t>–</w:t>
-      </w:r>
-      <w:hyperlink r:id="rId50">
-        <w:r>
-          <w:rPr>
-            <w:lang w:val="zh_TW" w:bidi="zh_TW"/>
-          </w:rPr>
-          <w:rPr>
-            <w:color w:val="0000EE"/>
-            <w:u w:val="single"/>
-          </w:rPr>
-          <w:t>10</w:t>
-        </w:r>
-      </w:hyperlink>
-      <w:r>
-        <w:rPr>
-          <w:lang w:val="zh_TW" w:bidi="zh_TW"/>
-        </w:rPr>
-        <w:t>）。</w:t>
+        <w:t>然而，我們宜理解這節經文為麥基洗德以一種特殊的方式成為祭司。神直接揀選了他，不像利未人因為出生在特定的家庭而成為祭司。麥基洗德就像是耶穌後來作為祭司的一個預表或例子。</w:t>
       </w:r>
     </w:p>
     <w:p>
@@ -1329,9 +1219,21 @@
         <w:rPr>
           <w:lang w:val="zh_TW" w:bidi="zh_TW"/>
         </w:rPr>
-        <w:t>亞捫人因羞辱大衛的使者，擔心他會入侵，於是從美索不達米亞雇來戰車以增強軍力（</w:t>
-      </w:r>
-      <w:hyperlink r:id="rId51">
+        <w:t>希伯來書說麥基洗德是「</w:t>
+      </w:r>
+      <w:r>
+        <w:rPr>
+          <w:lang w:val="zh_TW" w:bidi="zh_TW"/>
+        </w:rPr>
+        <w:t>與神的兒子相似</w:t>
+      </w:r>
+      <w:r>
+        <w:rPr>
+          <w:lang w:val="zh_TW" w:bidi="zh_TW"/>
+        </w:rPr>
+        <w:t>」（</w:t>
+      </w:r>
+      <w:hyperlink r:id="rId32">
         <w:r>
           <w:rPr>
             <w:lang w:val="zh_TW" w:bidi="zh_TW"/>
@@ -1340,14 +1242,14 @@
             <w:color w:val="0000EE"/>
             <w:u w:val="single"/>
           </w:rPr>
-          <w:t>代上19:6</w:t>
+          <w:t>來7:3</w:t>
         </w:r>
       </w:hyperlink>
       <w:r>
         <w:rPr>
           <w:lang w:val="zh_TW" w:bidi="zh_TW"/>
         </w:rPr>
-        <w:t>）。</w:t>
+        <w:t>）。這表明麥基洗德與耶穌相似，但實際上並不是耶穌本人。</w:t>
       </w:r>
     </w:p>
     <w:p>
@@ -1359,11 +1261,109 @@
       </w:r>
       <w:r>
         <w:rPr>
-          <w:lang w:val="zh_TW" w:bidi="zh_TW"/>
-        </w:rPr>
-        <w:t>在新約中，美索不達米亞僅出現兩次。五旬節那天，有來自美索不達米亞的人在場 （</w:t>
-      </w:r>
-      <w:hyperlink r:id="rId52">
+          <w:i/>
+          <w:lang w:val="zh_TW" w:bidi="zh_TW"/>
+        </w:rPr>
+        <w:t>另見</w:t>
+      </w:r>
+      <w:r>
+        <w:rPr>
+          <w:lang w:val="zh_TW" w:bidi="zh_TW"/>
+        </w:rPr>
+        <w:t xml:space="preserve"> </w:t>
+      </w:r>
+      <w:r>
+        <w:rPr>
+          <w:lang w:val="zh_TW" w:bidi="zh_TW"/>
+        </w:rPr>
+        <w:t>希伯來書</w:t>
+      </w:r>
+      <w:r>
+        <w:rPr>
+          <w:lang w:val="zh_TW" w:bidi="zh_TW"/>
+        </w:rPr>
+        <w:t>，</w:t>
+      </w:r>
+      <w:r>
+        <w:rPr>
+          <w:lang w:val="zh_TW" w:bidi="zh_TW"/>
+        </w:rPr>
+        <w:t>祭司和利未人</w:t>
+      </w:r>
+      <w:r>
+        <w:rPr>
+          <w:lang w:val="zh_TW" w:bidi="zh_TW"/>
+        </w:rPr>
+        <w:t>。</w:t>
+      </w:r>
+      <w:r>
+        <w:rPr>
+          <w:lang w:val="zh_TW" w:bidi="zh_TW"/>
+        </w:rPr>
+      </w:r>
+      <w:r>
+        <w:rPr>
+          <w:lang w:val="zh_TW" w:bidi="zh_TW"/>
+        </w:rPr>
+      </w:r>
+    </w:p>
+    <w:p>
+      <w:pPr/>
+      <w:r>
+        <w:rPr>
+          <w:lang w:val="zh_TW" w:bidi="zh_TW"/>
+        </w:rPr>
+      </w:r>
+    </w:p>
+    <w:p>
+      <w:pPr>
+        <w:pStyle w:val="Heading2"/>
+      </w:pPr>
+      <w:r>
+        <w:rPr>
+          <w:lang w:val="zh_TW" w:bidi="zh_TW"/>
+        </w:rPr>
+        <w:t>麥西</w:t>
+      </w:r>
+      <w:r>
+        <w:rPr>
+          <w:lang w:val="zh_TW" w:bidi="zh_TW"/>
+        </w:rPr>
+      </w:r>
+    </w:p>
+    <w:p>
+      <w:pPr>
+        <w:pStyle w:val="Heading2"/>
+      </w:pPr>
+      <w:r>
+        <w:rPr>
+          <w:lang w:val="zh_TW" w:bidi="zh_TW"/>
+        </w:rPr>
+        <w:t>麥西</w:t>
+      </w:r>
+    </w:p>
+    <w:p>
+      <w:pPr/>
+      <w:r>
+        <w:rPr>
+          <w:lang w:val="zh_TW" w:bidi="zh_TW"/>
+        </w:rPr>
+      </w:r>
+      <w:r>
+        <w:rPr>
+          <w:lang w:val="zh_TW" w:bidi="zh_TW"/>
+        </w:rPr>
+        <w:t>麥西是一個希伯來字詞，指的是埃及地或埃及人民。然而，一些學者認為，麥西指的是位於以東邊界或敘利亞北部的一個地方。</w:t>
+      </w:r>
+    </w:p>
+    <w:p>
+      <w:pPr/>
+      <w:r>
+        <w:rPr>
+          <w:lang w:val="zh_TW" w:bidi="zh_TW"/>
+        </w:rPr>
+      </w:r>
+      <w:hyperlink r:id="rId42">
         <w:r>
           <w:rPr>
             <w:lang w:val="zh_TW" w:bidi="zh_TW"/>
@@ -1372,16 +1372,16 @@
             <w:color w:val="0000EE"/>
             <w:u w:val="single"/>
           </w:rPr>
-          <w:t>徒2:9</w:t>
+          <w:t>創世記十章6節</w:t>
         </w:r>
       </w:hyperlink>
       <w:r>
         <w:rPr>
           <w:lang w:val="zh_TW" w:bidi="zh_TW"/>
         </w:rPr>
-        <w:t>）。司提反在公會的辯護中說到，亞伯拉罕在搬到哈蘭之前，曾住在美索不達米亞 （</w:t>
-      </w:r>
-      <w:hyperlink r:id="rId53">
+        <w:t>指出麥西（埃及）是含的兒子之一，定居於迦南以南。</w:t>
+      </w:r>
+      <w:hyperlink r:id="rId43">
         <w:r>
           <w:rPr>
             <w:lang w:val="zh_TW" w:bidi="zh_TW"/>
@@ -1390,10 +1390,16 @@
             <w:color w:val="0000EE"/>
             <w:u w:val="single"/>
           </w:rPr>
-          <w:t>徒7:2；</w:t>
+          <w:t>創世記十章14節</w:t>
         </w:r>
       </w:hyperlink>
-      <w:hyperlink r:id="rId54">
+      <w:r>
+        <w:rPr>
+          <w:lang w:val="zh_TW" w:bidi="zh_TW"/>
+        </w:rPr>
+        <w:t>和</w:t>
+      </w:r>
+      <w:hyperlink r:id="rId44">
         <w:r>
           <w:rPr>
             <w:lang w:val="zh_TW" w:bidi="zh_TW"/>
@@ -1402,21 +1408,54 @@
             <w:color w:val="0000EE"/>
             <w:u w:val="single"/>
           </w:rPr>
-          <w:t>創11:31</w:t>
+          <w:t>以賽亞書十一章11節</w:t>
         </w:r>
       </w:hyperlink>
-      <w:hyperlink r:id="rId53">
-        <w:r>
-          <w:rPr>
-            <w:lang w:val="zh_TW" w:bidi="zh_TW"/>
-          </w:rPr>
-          <w:rPr>
-            <w:color w:val="0000EE"/>
-            <w:u w:val="single"/>
-          </w:rPr>
-          <w:t>）。</w:t>
-        </w:r>
-      </w:hyperlink>
+      <w:r>
+        <w:rPr>
+          <w:lang w:val="zh_TW" w:bidi="zh_TW"/>
+        </w:rPr>
+        <w:t>區分了埃及和</w:t>
+      </w:r>
+      <w:r>
+        <w:rPr>
+          <w:lang w:val="zh_TW" w:bidi="zh_TW"/>
+        </w:rPr>
+        <w:t>帕斯魯細</w:t>
+      </w:r>
+      <w:r>
+        <w:rPr>
+          <w:lang w:val="zh_TW" w:bidi="zh_TW"/>
+        </w:rPr>
+        <w:t>（上埃及）。上埃及是埃及聯合王國的南半部。已知有近七百個關於麥西的參考資料。但大多資料並未明確地區分埃及王國的南北兩部分，而是泛指整個埃及地。</w:t>
+      </w:r>
+    </w:p>
+    <w:p>
+      <w:pPr/>
+      <w:r>
+        <w:rPr>
+          <w:lang w:val="zh_TW" w:bidi="zh_TW"/>
+        </w:rPr>
+      </w:r>
+      <w:r>
+        <w:rPr>
+          <w:i/>
+          <w:lang w:val="zh_TW" w:bidi="zh_TW"/>
+        </w:rPr>
+        <w:t>另見</w:t>
+      </w:r>
+      <w:r>
+        <w:rPr>
+          <w:lang w:val="zh_TW" w:bidi="zh_TW"/>
+        </w:rPr>
+        <w:t>埃及，埃及人</w:t>
+      </w:r>
+      <w:r>
+        <w:rPr>
+          <w:lang w:val="zh_TW" w:bidi="zh_TW"/>
+        </w:rPr>
+        <w:t>。</w:t>
+      </w:r>
       <w:r>
         <w:rPr>
           <w:lang w:val="zh_TW" w:bidi="zh_TW"/>
@@ -3317,6 +3356,12 @@
   </w:num>
   <w:num w:numId="13" w16cid:durableId="592781308">
     <w:abstractNumId w:val="11"/>
+  </w:num>
+  <w:num w:numId="14">
+    <w:abstractNumId w:val="3"/>
+    <w:lvlOverride w:ilvl="0">
+      <w:startOverride w:val="1"/>
+    </w:lvlOverride>
   </w:num>
   <w:numIdMacAtCleanup w:val="10"/>
 </w:numbering>

--- a/zht/docx/104.content.docx
+++ b/zht/docx/104.content.docx
@@ -233,72 +233,48 @@
         </w:rPr>
         <w:t>這是靠近幔利、在希伯崙境內的一小塊樹林地和一個有兩個洞室的洞穴。亞伯拉罕買下這地方，作為撒拉的墳地。賣地的人是赫人以弗崙，價格是400舍客勒銀子（</w:t>
       </w:r>
-      <w:hyperlink r:id="rId13">
-        <w:r>
-          <w:rPr>
-            <w:lang w:val="zh_TW" w:bidi="zh_TW"/>
-          </w:rPr>
-          <w:rPr>
-            <w:color w:val="0000EE"/>
-            <w:u w:val="single"/>
-          </w:rPr>
-          <w:t>創23:8–19</w:t>
-        </w:r>
-      </w:hyperlink>
+      <w:r>
+        <w:rPr>
+          <w:lang w:val="zh_TW" w:bidi="zh_TW"/>
+        </w:rPr>
+        <w:t>創23:8–19</w:t>
+      </w:r>
       <w:r>
         <w:rPr>
           <w:lang w:val="zh_TW" w:bidi="zh_TW"/>
         </w:rPr>
         <w:t>）。後來，亞伯拉罕（</w:t>
       </w:r>
-      <w:hyperlink r:id="rId14">
-        <w:r>
-          <w:rPr>
-            <w:lang w:val="zh_TW" w:bidi="zh_TW"/>
-          </w:rPr>
-          <w:rPr>
-            <w:color w:val="0000EE"/>
-            <w:u w:val="single"/>
-          </w:rPr>
-          <w:t>25:9</w:t>
-        </w:r>
-      </w:hyperlink>
+      <w:r>
+        <w:rPr>
+          <w:lang w:val="zh_TW" w:bidi="zh_TW"/>
+        </w:rPr>
+        <w:t>25:9</w:t>
+      </w:r>
       <w:r>
         <w:rPr>
           <w:lang w:val="zh_TW" w:bidi="zh_TW"/>
         </w:rPr>
         <w:t>）、以撒和利百加（</w:t>
       </w:r>
-      <w:hyperlink r:id="rId15">
-        <w:r>
-          <w:rPr>
-            <w:lang w:val="zh_TW" w:bidi="zh_TW"/>
-          </w:rPr>
-          <w:rPr>
-            <w:color w:val="0000EE"/>
-            <w:u w:val="single"/>
-          </w:rPr>
-          <w:t>49:30–31</w:t>
-        </w:r>
-      </w:hyperlink>
+      <w:r>
+        <w:rPr>
+          <w:lang w:val="zh_TW" w:bidi="zh_TW"/>
+        </w:rPr>
+        <w:t>49:30–31</w:t>
+      </w:r>
       <w:r>
         <w:rPr>
           <w:lang w:val="zh_TW" w:bidi="zh_TW"/>
         </w:rPr>
         <w:t>），以及雅各（</w:t>
       </w:r>
-      <w:hyperlink r:id="rId16">
-        <w:r>
-          <w:rPr>
-            <w:lang w:val="zh_TW" w:bidi="zh_TW"/>
-          </w:rPr>
-          <w:rPr>
-            <w:color w:val="0000EE"/>
-            <w:u w:val="single"/>
-          </w:rPr>
-          <w:t>50:13</w:t>
-        </w:r>
-      </w:hyperlink>
+      <w:r>
+        <w:rPr>
+          <w:lang w:val="zh_TW" w:bidi="zh_TW"/>
+        </w:rPr>
+        <w:t>50:13</w:t>
+      </w:r>
       <w:r>
         <w:rPr>
           <w:lang w:val="zh_TW" w:bidi="zh_TW"/>
@@ -319,18 +295,12 @@
         </w:rPr>
         <w:t>如果將亞伯拉罕購買麥比拉的細節與赫人的律法作比較，就能顯示出</w:t>
       </w:r>
-      <w:hyperlink r:id="rId17">
-        <w:r>
-          <w:rPr>
-            <w:lang w:val="zh_TW" w:bidi="zh_TW"/>
-          </w:rPr>
-          <w:rPr>
-            <w:color w:val="0000EE"/>
-            <w:u w:val="single"/>
-          </w:rPr>
-          <w:t>創世記二十三章</w:t>
-        </w:r>
-      </w:hyperlink>
+      <w:r>
+        <w:rPr>
+          <w:lang w:val="zh_TW" w:bidi="zh_TW"/>
+        </w:rPr>
+        <w:t>創世記二十三章</w:t>
+      </w:r>
       <w:r>
         <w:rPr>
           <w:lang w:val="zh_TW" w:bidi="zh_TW"/>
@@ -385,90 +355,60 @@
         </w:rPr>
         <w:t>一位神秘的聖經人物，其名字意為「公義之王」。麥基洗德既是祭司又是王，他首次在</w:t>
       </w:r>
-      <w:hyperlink r:id="rId18">
-        <w:r>
-          <w:rPr>
-            <w:lang w:val="zh_TW" w:bidi="zh_TW"/>
-          </w:rPr>
-          <w:rPr>
-            <w:color w:val="0000EE"/>
-            <w:u w:val="single"/>
-          </w:rPr>
-          <w:t>創世記十四章18至20節</w:t>
-        </w:r>
-      </w:hyperlink>
+      <w:r>
+        <w:rPr>
+          <w:lang w:val="zh_TW" w:bidi="zh_TW"/>
+        </w:rPr>
+        <w:t>創世記十四章18至20節</w:t>
+      </w:r>
       <w:r>
         <w:rPr>
           <w:lang w:val="zh_TW" w:bidi="zh_TW"/>
         </w:rPr>
         <w:t>出現，也在</w:t>
       </w:r>
-      <w:hyperlink r:id="rId19">
-        <w:r>
-          <w:rPr>
-            <w:lang w:val="zh_TW" w:bidi="zh_TW"/>
-          </w:rPr>
-          <w:rPr>
-            <w:color w:val="0000EE"/>
-            <w:u w:val="single"/>
-          </w:rPr>
-          <w:t>詩篇一百一十篇4節</w:t>
-        </w:r>
-      </w:hyperlink>
+      <w:r>
+        <w:rPr>
+          <w:lang w:val="zh_TW" w:bidi="zh_TW"/>
+        </w:rPr>
+        <w:t>詩篇一百一十篇4節</w:t>
+      </w:r>
       <w:r>
         <w:rPr>
           <w:lang w:val="zh_TW" w:bidi="zh_TW"/>
         </w:rPr>
         <w:t>和</w:t>
       </w:r>
-      <w:hyperlink r:id="rId20">
-        <w:r>
-          <w:rPr>
-            <w:lang w:val="zh_TW" w:bidi="zh_TW"/>
-          </w:rPr>
-          <w:rPr>
-            <w:color w:val="0000EE"/>
-            <w:u w:val="single"/>
-          </w:rPr>
-          <w:t>希伯來書五章10節</w:t>
-        </w:r>
-      </w:hyperlink>
+      <w:r>
+        <w:rPr>
+          <w:lang w:val="zh_TW" w:bidi="zh_TW"/>
+        </w:rPr>
+        <w:t>希伯來書五章10節</w:t>
+      </w:r>
       <w:r>
         <w:rPr>
           <w:lang w:val="zh_TW" w:bidi="zh_TW"/>
         </w:rPr>
         <w:t>，</w:t>
       </w:r>
-      <w:hyperlink r:id="rId21">
-        <w:r>
-          <w:rPr>
-            <w:lang w:val="zh_TW" w:bidi="zh_TW"/>
-          </w:rPr>
-          <w:rPr>
-            <w:color w:val="0000EE"/>
-            <w:u w:val="single"/>
-          </w:rPr>
-          <w:t>六章20節</w:t>
-        </w:r>
-      </w:hyperlink>
+      <w:r>
+        <w:rPr>
+          <w:lang w:val="zh_TW" w:bidi="zh_TW"/>
+        </w:rPr>
+        <w:t>六章20節</w:t>
+      </w:r>
       <w:r>
         <w:rPr>
           <w:lang w:val="zh_TW" w:bidi="zh_TW"/>
         </w:rPr>
         <w:t>，</w:t>
       </w:r>
-      <w:hyperlink r:id="rId22">
-        <w:r>
-          <w:rPr>
-            <w:lang w:val="zh_TW" w:bidi="zh_TW"/>
-          </w:rPr>
-          <w:rPr>
-            <w:color w:val="0000EE"/>
-            <w:u w:val="single"/>
-          </w:rPr>
-          <w:t>七章1至17節</w:t>
-        </w:r>
-      </w:hyperlink>
+      <w:r>
+        <w:rPr>
+          <w:lang w:val="zh_TW" w:bidi="zh_TW"/>
+        </w:rPr>
+        <w:t>七章1至17節</w:t>
+      </w:r>
       <w:r>
         <w:rPr>
           <w:lang w:val="zh_TW" w:bidi="zh_TW"/>
@@ -480,18 +420,12 @@
       <w:pPr>
         <w:pStyle w:val="Heading3"/>
       </w:pPr>
-      <w:hyperlink r:id="rId18">
-        <w:r>
-          <w:rPr>
-            <w:lang w:val="zh_TW" w:bidi="zh_TW"/>
-          </w:rPr>
-          <w:rPr>
-            <w:color w:val="0000EE"/>
-            <w:u w:val="single"/>
-          </w:rPr>
-          <w:t>創世記十四章18至20節</w:t>
-        </w:r>
-      </w:hyperlink>
+      <w:r>
+        <w:rPr>
+          <w:lang w:val="zh_TW" w:bidi="zh_TW"/>
+        </w:rPr>
+        <w:t>創世記十四章18至20節</w:t>
+      </w:r>
       <w:r>
         <w:rPr>
           <w:lang w:val="zh_TW" w:bidi="zh_TW"/>
@@ -512,36 +446,24 @@
         </w:rPr>
         <w:t>基大老瑪王和其他三位來自美索不達米亞的國王，攻擊死海附近的五個城市。在這場戰役中，他們俘虜了亞伯拉罕的侄子羅得，連同他的家人和他們所有的財物（</w:t>
       </w:r>
-      <w:hyperlink r:id="rId23">
-        <w:r>
-          <w:rPr>
-            <w:lang w:val="zh_TW" w:bidi="zh_TW"/>
-          </w:rPr>
-          <w:rPr>
-            <w:color w:val="0000EE"/>
-            <w:u w:val="single"/>
-          </w:rPr>
-          <w:t>創14:1–12</w:t>
-        </w:r>
-      </w:hyperlink>
+      <w:r>
+        <w:rPr>
+          <w:lang w:val="zh_TW" w:bidi="zh_TW"/>
+        </w:rPr>
+        <w:t>創14:1–12</w:t>
+      </w:r>
       <w:r>
         <w:rPr>
           <w:lang w:val="zh_TW" w:bidi="zh_TW"/>
         </w:rPr>
         <w:t>）。亞伯拉罕召集了跟從他的人去追擊這些王，便擊敗了他們，救出了羅得和他的家人，並帶回了所有被奪走的財物（</w:t>
       </w:r>
-      <w:hyperlink r:id="rId24">
-        <w:r>
-          <w:rPr>
-            <w:lang w:val="zh_TW" w:bidi="zh_TW"/>
-          </w:rPr>
-          <w:rPr>
-            <w:color w:val="0000EE"/>
-            <w:u w:val="single"/>
-          </w:rPr>
-          <w:t>創14:13–16</w:t>
-        </w:r>
-      </w:hyperlink>
+      <w:r>
+        <w:rPr>
+          <w:lang w:val="zh_TW" w:bidi="zh_TW"/>
+        </w:rPr>
+        <w:t>創14:13–16</w:t>
+      </w:r>
       <w:r>
         <w:rPr>
           <w:lang w:val="zh_TW" w:bidi="zh_TW"/>
@@ -562,36 +484,24 @@
         </w:rPr>
         <w:t>當亞伯拉罕從戰鬥中凱旋而歸時，來自死海地區的國王們前來感謝他。麥基洗德這位撒冷王（這是耶路撒冷早期的名字），也來見亞伯拉罕（參</w:t>
       </w:r>
-      <w:hyperlink r:id="rId25">
-        <w:r>
-          <w:rPr>
-            <w:lang w:val="zh_TW" w:bidi="zh_TW"/>
-          </w:rPr>
-          <w:rPr>
-            <w:color w:val="0000EE"/>
-            <w:u w:val="single"/>
-          </w:rPr>
-          <w:t>詩76:2</w:t>
-        </w:r>
-      </w:hyperlink>
+      <w:r>
+        <w:rPr>
+          <w:lang w:val="zh_TW" w:bidi="zh_TW"/>
+        </w:rPr>
+        <w:t>詩76:2</w:t>
+      </w:r>
       <w:r>
         <w:rPr>
           <w:lang w:val="zh_TW" w:bidi="zh_TW"/>
         </w:rPr>
         <w:t>）。麥基洗德帶來了餅和酒祝福亞伯拉罕，因為他是至高神的祭司（</w:t>
       </w:r>
-      <w:hyperlink r:id="rId26">
-        <w:r>
-          <w:rPr>
-            <w:lang w:val="zh_TW" w:bidi="zh_TW"/>
-          </w:rPr>
-          <w:rPr>
-            <w:color w:val="0000EE"/>
-            <w:u w:val="single"/>
-          </w:rPr>
-          <w:t>創14:18</w:t>
-        </w:r>
-      </w:hyperlink>
+      <w:r>
+        <w:rPr>
+          <w:lang w:val="zh_TW" w:bidi="zh_TW"/>
+        </w:rPr>
+        <w:t>創14:18</w:t>
+      </w:r>
       <w:r>
         <w:rPr>
           <w:lang w:val="zh_TW" w:bidi="zh_TW"/>
@@ -625,108 +535,72 @@
         </w:rPr>
         <w:t>）意指創天造地唯一的真神。這與迦南人所崇拜的假神不同（比較</w:t>
       </w:r>
-      <w:hyperlink r:id="rId27">
-        <w:r>
-          <w:rPr>
-            <w:lang w:val="zh_TW" w:bidi="zh_TW"/>
-          </w:rPr>
-          <w:rPr>
-            <w:color w:val="0000EE"/>
-            <w:u w:val="single"/>
-          </w:rPr>
-          <w:t>創14:22</w:t>
-        </w:r>
-      </w:hyperlink>
+      <w:r>
+        <w:rPr>
+          <w:lang w:val="zh_TW" w:bidi="zh_TW"/>
+        </w:rPr>
+        <w:t>創14:22</w:t>
+      </w:r>
       <w:r>
         <w:rPr>
           <w:lang w:val="zh_TW" w:bidi="zh_TW"/>
         </w:rPr>
         <w:t>；</w:t>
       </w:r>
-      <w:hyperlink r:id="rId28">
-        <w:r>
-          <w:rPr>
-            <w:lang w:val="zh_TW" w:bidi="zh_TW"/>
-          </w:rPr>
-          <w:rPr>
-            <w:color w:val="0000EE"/>
-            <w:u w:val="single"/>
-          </w:rPr>
-          <w:t>詩7:17</w:t>
-        </w:r>
-      </w:hyperlink>
+      <w:r>
+        <w:rPr>
+          <w:lang w:val="zh_TW" w:bidi="zh_TW"/>
+        </w:rPr>
+        <w:t>詩7:17</w:t>
+      </w:r>
       <w:r>
         <w:rPr>
           <w:lang w:val="zh_TW" w:bidi="zh_TW"/>
         </w:rPr>
         <w:t>，</w:t>
       </w:r>
-      <w:hyperlink r:id="rId29">
-        <w:r>
-          <w:rPr>
-            <w:lang w:val="zh_TW" w:bidi="zh_TW"/>
-          </w:rPr>
-          <w:rPr>
-            <w:color w:val="0000EE"/>
-            <w:u w:val="single"/>
-          </w:rPr>
-          <w:t>47:2</w:t>
-        </w:r>
-      </w:hyperlink>
+      <w:r>
+        <w:rPr>
+          <w:lang w:val="zh_TW" w:bidi="zh_TW"/>
+        </w:rPr>
+        <w:t>47:2</w:t>
+      </w:r>
       <w:r>
         <w:rPr>
           <w:lang w:val="zh_TW" w:bidi="zh_TW"/>
         </w:rPr>
         <w:t>，</w:t>
       </w:r>
-      <w:hyperlink r:id="rId30">
-        <w:r>
-          <w:rPr>
-            <w:lang w:val="zh_TW" w:bidi="zh_TW"/>
-          </w:rPr>
-          <w:rPr>
-            <w:color w:val="0000EE"/>
-            <w:u w:val="single"/>
-          </w:rPr>
-          <w:t>57:2</w:t>
-        </w:r>
-      </w:hyperlink>
+      <w:r>
+        <w:rPr>
+          <w:lang w:val="zh_TW" w:bidi="zh_TW"/>
+        </w:rPr>
+        <w:t>57:2</w:t>
+      </w:r>
       <w:r>
         <w:rPr>
           <w:lang w:val="zh_TW" w:bidi="zh_TW"/>
         </w:rPr>
         <w:t>，</w:t>
       </w:r>
-      <w:hyperlink r:id="rId31">
-        <w:r>
-          <w:rPr>
-            <w:lang w:val="zh_TW" w:bidi="zh_TW"/>
-          </w:rPr>
-          <w:rPr>
-            <w:color w:val="0000EE"/>
-            <w:u w:val="single"/>
-          </w:rPr>
-          <w:t>78:56</w:t>
-        </w:r>
-      </w:hyperlink>
+      <w:r>
+        <w:rPr>
+          <w:lang w:val="zh_TW" w:bidi="zh_TW"/>
+        </w:rPr>
+        <w:t>78:56</w:t>
+      </w:r>
       <w:r>
         <w:rPr>
           <w:lang w:val="zh_TW" w:bidi="zh_TW"/>
         </w:rPr>
         <w:t>）。麥基洗德知道亞伯拉罕也崇拜這個真神（</w:t>
       </w:r>
-      <w:hyperlink r:id="rId27">
-        <w:r>
-          <w:rPr>
-            <w:lang w:val="zh_TW" w:bidi="zh_TW"/>
-          </w:rPr>
-          <w:rPr>
-            <w:color w:val="0000EE"/>
-            <w:u w:val="single"/>
-          </w:rPr>
-          <w:t>創14:22</w:t>
-        </w:r>
-      </w:hyperlink>
+      <w:r>
+        <w:rPr>
+          <w:lang w:val="zh_TW" w:bidi="zh_TW"/>
+        </w:rPr>
+        <w:t>創14:22</w:t>
+      </w:r>
       <w:r>
         <w:rPr>
           <w:lang w:val="zh_TW" w:bidi="zh_TW"/>
@@ -761,18 +635,12 @@
         </w:rPr>
         <w:t>我們無法完全知道麥基洗德如何認識神。他可能是透過從挪亞洪水時代流傳下來的故事了解神；又或者像亞伯拉罕一樣，神可能直接對他說話，讓他遠離崇拜假神。我們從</w:t>
       </w:r>
-      <w:hyperlink r:id="rId32">
-        <w:r>
-          <w:rPr>
-            <w:lang w:val="zh_TW" w:bidi="zh_TW"/>
-          </w:rPr>
-          <w:rPr>
-            <w:color w:val="0000EE"/>
-            <w:u w:val="single"/>
-          </w:rPr>
-          <w:t>希伯來書七章3節</w:t>
-        </w:r>
-      </w:hyperlink>
+      <w:r>
+        <w:rPr>
+          <w:lang w:val="zh_TW" w:bidi="zh_TW"/>
+        </w:rPr>
+        <w:t>希伯來書七章3節</w:t>
+      </w:r>
       <w:r>
         <w:rPr>
           <w:lang w:val="zh_TW" w:bidi="zh_TW"/>
@@ -784,18 +652,12 @@
       <w:pPr>
         <w:pStyle w:val="Heading3"/>
       </w:pPr>
-      <w:hyperlink r:id="rId19">
-        <w:r>
-          <w:rPr>
-            <w:lang w:val="zh_TW" w:bidi="zh_TW"/>
-          </w:rPr>
-          <w:rPr>
-            <w:color w:val="0000EE"/>
-            <w:u w:val="single"/>
-          </w:rPr>
-          <w:t>詩篇一百一十篇4節</w:t>
-        </w:r>
-      </w:hyperlink>
+      <w:r>
+        <w:rPr>
+          <w:lang w:val="zh_TW" w:bidi="zh_TW"/>
+        </w:rPr>
+        <w:t>詩篇一百一十篇4節</w:t>
+      </w:r>
       <w:r>
         <w:rPr>
           <w:lang w:val="zh_TW" w:bidi="zh_TW"/>
@@ -816,36 +678,24 @@
         </w:rPr>
         <w:t>在這篇詩篇中，大衛王寫到一位比他自己更偉大的人，稱這個人為「主」（</w:t>
       </w:r>
-      <w:hyperlink r:id="rId33">
-        <w:r>
-          <w:rPr>
-            <w:lang w:val="zh_TW" w:bidi="zh_TW"/>
-          </w:rPr>
-          <w:rPr>
-            <w:color w:val="0000EE"/>
-            <w:u w:val="single"/>
-          </w:rPr>
-          <w:t>詩11:1</w:t>
-        </w:r>
-      </w:hyperlink>
+      <w:r>
+        <w:rPr>
+          <w:lang w:val="zh_TW" w:bidi="zh_TW"/>
+        </w:rPr>
+        <w:t>詩11:1</w:t>
+      </w:r>
       <w:r>
         <w:rPr>
           <w:lang w:val="zh_TW" w:bidi="zh_TW"/>
         </w:rPr>
         <w:t>；參</w:t>
       </w:r>
-      <w:hyperlink r:id="rId34">
-        <w:r>
-          <w:rPr>
-            <w:lang w:val="zh_TW" w:bidi="zh_TW"/>
-          </w:rPr>
-          <w:rPr>
-            <w:color w:val="0000EE"/>
-            <w:u w:val="single"/>
-          </w:rPr>
-          <w:t>可12:35–37</w:t>
-        </w:r>
-      </w:hyperlink>
+      <w:r>
+        <w:rPr>
+          <w:lang w:val="zh_TW" w:bidi="zh_TW"/>
+        </w:rPr>
+        <w:t>可12:35–37</w:t>
+      </w:r>
       <w:r>
         <w:rPr>
           <w:lang w:val="zh_TW" w:bidi="zh_TW"/>
@@ -866,18 +716,12 @@
         </w:rPr>
         <w:t>在</w:t>
       </w:r>
-      <w:hyperlink r:id="rId19">
-        <w:r>
-          <w:rPr>
-            <w:lang w:val="zh_TW" w:bidi="zh_TW"/>
-          </w:rPr>
-          <w:rPr>
-            <w:color w:val="0000EE"/>
-            <w:u w:val="single"/>
-          </w:rPr>
-          <w:t>詩篇一百一十篇4節</w:t>
-        </w:r>
-      </w:hyperlink>
+      <w:r>
+        <w:rPr>
+          <w:lang w:val="zh_TW" w:bidi="zh_TW"/>
+        </w:rPr>
+        <w:t>詩篇一百一十篇4節</w:t>
+      </w:r>
       <w:r>
         <w:rPr>
           <w:lang w:val="zh_TW" w:bidi="zh_TW"/>
@@ -889,36 +733,24 @@
       <w:pPr>
         <w:pStyle w:val="Heading3"/>
       </w:pPr>
-      <w:hyperlink r:id="rId35">
-        <w:r>
-          <w:rPr>
-            <w:lang w:val="zh_TW" w:bidi="zh_TW"/>
-          </w:rPr>
-          <w:rPr>
-            <w:color w:val="0000EE"/>
-            <w:u w:val="single"/>
-          </w:rPr>
-          <w:t>希伯來書五章6至11節</w:t>
-        </w:r>
-      </w:hyperlink>
+      <w:r>
+        <w:rPr>
+          <w:lang w:val="zh_TW" w:bidi="zh_TW"/>
+        </w:rPr>
+        <w:t>希伯來書五章6至11節</w:t>
+      </w:r>
       <w:r>
         <w:rPr>
           <w:lang w:val="zh_TW" w:bidi="zh_TW"/>
         </w:rPr>
         <w:t>，</w:t>
       </w:r>
-      <w:hyperlink r:id="rId36">
-        <w:r>
-          <w:rPr>
-            <w:lang w:val="zh_TW" w:bidi="zh_TW"/>
-          </w:rPr>
-          <w:rPr>
-            <w:color w:val="0000EE"/>
-            <w:u w:val="single"/>
-          </w:rPr>
-          <w:t>六章20至七章28節</w:t>
-        </w:r>
-      </w:hyperlink>
+      <w:r>
+        <w:rPr>
+          <w:lang w:val="zh_TW" w:bidi="zh_TW"/>
+        </w:rPr>
+        <w:t>六章20至七章28節</w:t>
+      </w:r>
       <w:r>
         <w:rPr>
           <w:lang w:val="zh_TW" w:bidi="zh_TW"/>
@@ -961,18 +793,12 @@
         </w:rPr>
         <w:t>耶穌和麥基洗德都是「公義之王」和「平安之王」（</w:t>
       </w:r>
-      <w:hyperlink r:id="rId37">
-        <w:r>
-          <w:rPr>
-            <w:lang w:val="zh_TW" w:bidi="zh_TW"/>
-          </w:rPr>
-          <w:rPr>
-            <w:color w:val="0000EE"/>
-            <w:u w:val="single"/>
-          </w:rPr>
-          <w:t>來7:1–2</w:t>
-        </w:r>
-      </w:hyperlink>
+      <w:r>
+        <w:rPr>
+          <w:lang w:val="zh_TW" w:bidi="zh_TW"/>
+        </w:rPr>
+        <w:t>來7:1–2</w:t>
+      </w:r>
       <w:r>
         <w:rPr>
           <w:lang w:val="zh_TW" w:bidi="zh_TW"/>
@@ -997,18 +823,12 @@
         </w:rPr>
         <w:t>兩人以特別的方式成為祭司，並不是因為他們出生在祭司家族中（</w:t>
       </w:r>
-      <w:hyperlink r:id="rId32">
-        <w:r>
-          <w:rPr>
-            <w:lang w:val="zh_TW" w:bidi="zh_TW"/>
-          </w:rPr>
-          <w:rPr>
-            <w:color w:val="0000EE"/>
-            <w:u w:val="single"/>
-          </w:rPr>
-          <w:t>來7:3</w:t>
-        </w:r>
-      </w:hyperlink>
+      <w:r>
+        <w:rPr>
+          <w:lang w:val="zh_TW" w:bidi="zh_TW"/>
+        </w:rPr>
+        <w:t>來7:3</w:t>
+      </w:r>
       <w:r>
         <w:rPr>
           <w:lang w:val="zh_TW" w:bidi="zh_TW"/>
@@ -1033,18 +853,12 @@
         </w:rPr>
         <w:t>兩人均作祭司直到永遠（</w:t>
       </w:r>
-      <w:hyperlink r:id="rId32">
-        <w:r>
-          <w:rPr>
-            <w:lang w:val="zh_TW" w:bidi="zh_TW"/>
-          </w:rPr>
-          <w:rPr>
-            <w:color w:val="0000EE"/>
-            <w:u w:val="single"/>
-          </w:rPr>
-          <w:t>來7:3</w:t>
-        </w:r>
-      </w:hyperlink>
+      <w:r>
+        <w:rPr>
+          <w:lang w:val="zh_TW" w:bidi="zh_TW"/>
+        </w:rPr>
+        <w:t>來7:3</w:t>
+      </w:r>
       <w:r>
         <w:rPr>
           <w:lang w:val="zh_TW" w:bidi="zh_TW"/>
@@ -1065,72 +879,48 @@
         </w:rPr>
         <w:t>麥基洗德比亞伯拉罕（利未的父親）更偉大，因為麥基洗德給予亞伯拉罕禮物並祝福他，並從他那裡接受了什一奉獻（</w:t>
       </w:r>
-      <w:hyperlink r:id="rId38">
-        <w:r>
-          <w:rPr>
-            <w:lang w:val="zh_TW" w:bidi="zh_TW"/>
-          </w:rPr>
-          <w:rPr>
-            <w:color w:val="0000EE"/>
-            <w:u w:val="single"/>
-          </w:rPr>
-          <w:t>來7:4–10</w:t>
-        </w:r>
-      </w:hyperlink>
+      <w:r>
+        <w:rPr>
+          <w:lang w:val="zh_TW" w:bidi="zh_TW"/>
+        </w:rPr>
+        <w:t>來7:4–10</w:t>
+      </w:r>
       <w:r>
         <w:rPr>
           <w:lang w:val="zh_TW" w:bidi="zh_TW"/>
         </w:rPr>
         <w:t>）。大衛王寫道，將會有一種像麥基洗德的新祭司出現，這表明祭司（來自利未的家族）無法滿足神的子民所需的一切（</w:t>
       </w:r>
-      <w:hyperlink r:id="rId39">
-        <w:r>
-          <w:rPr>
-            <w:lang w:val="zh_TW" w:bidi="zh_TW"/>
-          </w:rPr>
-          <w:rPr>
-            <w:color w:val="0000EE"/>
-            <w:u w:val="single"/>
-          </w:rPr>
-          <w:t>來7:11–19</w:t>
-        </w:r>
-      </w:hyperlink>
+      <w:r>
+        <w:rPr>
+          <w:lang w:val="zh_TW" w:bidi="zh_TW"/>
+        </w:rPr>
+        <w:t>來7:11–19</w:t>
+      </w:r>
       <w:r>
         <w:rPr>
           <w:lang w:val="zh_TW" w:bidi="zh_TW"/>
         </w:rPr>
         <w:t>）。神特別應許耶穌將會成為這種祭司，這是神未曾對利未祭司做過的（</w:t>
       </w:r>
-      <w:hyperlink r:id="rId40">
-        <w:r>
-          <w:rPr>
-            <w:lang w:val="zh_TW" w:bidi="zh_TW"/>
-          </w:rPr>
-          <w:rPr>
-            <w:color w:val="0000EE"/>
-            <w:u w:val="single"/>
-          </w:rPr>
-          <w:t>來7:20–22</w:t>
-        </w:r>
-      </w:hyperlink>
+      <w:r>
+        <w:rPr>
+          <w:lang w:val="zh_TW" w:bidi="zh_TW"/>
+        </w:rPr>
+        <w:t>來7:20–22</w:t>
+      </w:r>
       <w:r>
         <w:rPr>
           <w:lang w:val="zh_TW" w:bidi="zh_TW"/>
         </w:rPr>
         <w:t>）。與那些去世並需要被替換的利未祭司截然不同，這種新的祭司職份將永遠持續下去（</w:t>
       </w:r>
-      <w:hyperlink r:id="rId41">
-        <w:r>
-          <w:rPr>
-            <w:lang w:val="zh_TW" w:bidi="zh_TW"/>
-          </w:rPr>
-          <w:rPr>
-            <w:color w:val="0000EE"/>
-            <w:u w:val="single"/>
-          </w:rPr>
-          <w:t>來7:23–25</w:t>
-        </w:r>
-      </w:hyperlink>
+      <w:r>
+        <w:rPr>
+          <w:lang w:val="zh_TW" w:bidi="zh_TW"/>
+        </w:rPr>
+        <w:t>來7:23–25</w:t>
+      </w:r>
       <w:r>
         <w:rPr>
           <w:lang w:val="zh_TW" w:bidi="zh_TW"/>
@@ -1175,18 +965,12 @@
         </w:rPr>
         <w:t>）。他們這樣認為，是因為</w:t>
       </w:r>
-      <w:hyperlink r:id="rId32">
-        <w:r>
-          <w:rPr>
-            <w:lang w:val="zh_TW" w:bidi="zh_TW"/>
-          </w:rPr>
-          <w:rPr>
-            <w:color w:val="0000EE"/>
-            <w:u w:val="single"/>
-          </w:rPr>
-          <w:t>希伯來書七章3節</w:t>
-        </w:r>
-      </w:hyperlink>
+      <w:r>
+        <w:rPr>
+          <w:lang w:val="zh_TW" w:bidi="zh_TW"/>
+        </w:rPr>
+        <w:t>希伯來書七章3節</w:t>
+      </w:r>
       <w:r>
         <w:rPr>
           <w:lang w:val="zh_TW" w:bidi="zh_TW"/>
@@ -1233,18 +1017,12 @@
         </w:rPr>
         <w:t>」（</w:t>
       </w:r>
-      <w:hyperlink r:id="rId32">
-        <w:r>
-          <w:rPr>
-            <w:lang w:val="zh_TW" w:bidi="zh_TW"/>
-          </w:rPr>
-          <w:rPr>
-            <w:color w:val="0000EE"/>
-            <w:u w:val="single"/>
-          </w:rPr>
-          <w:t>來7:3</w:t>
-        </w:r>
-      </w:hyperlink>
+      <w:r>
+        <w:rPr>
+          <w:lang w:val="zh_TW" w:bidi="zh_TW"/>
+        </w:rPr>
+        <w:t>來7:3</w:t>
+      </w:r>
       <w:r>
         <w:rPr>
           <w:lang w:val="zh_TW" w:bidi="zh_TW"/>
@@ -1363,54 +1141,36 @@
           <w:lang w:val="zh_TW" w:bidi="zh_TW"/>
         </w:rPr>
       </w:r>
-      <w:hyperlink r:id="rId42">
-        <w:r>
-          <w:rPr>
-            <w:lang w:val="zh_TW" w:bidi="zh_TW"/>
-          </w:rPr>
-          <w:rPr>
-            <w:color w:val="0000EE"/>
-            <w:u w:val="single"/>
-          </w:rPr>
-          <w:t>創世記十章6節</w:t>
-        </w:r>
-      </w:hyperlink>
+      <w:r>
+        <w:rPr>
+          <w:lang w:val="zh_TW" w:bidi="zh_TW"/>
+        </w:rPr>
+        <w:t>創世記十章6節</w:t>
+      </w:r>
       <w:r>
         <w:rPr>
           <w:lang w:val="zh_TW" w:bidi="zh_TW"/>
         </w:rPr>
         <w:t>指出麥西（埃及）是含的兒子之一，定居於迦南以南。</w:t>
       </w:r>
-      <w:hyperlink r:id="rId43">
-        <w:r>
-          <w:rPr>
-            <w:lang w:val="zh_TW" w:bidi="zh_TW"/>
-          </w:rPr>
-          <w:rPr>
-            <w:color w:val="0000EE"/>
-            <w:u w:val="single"/>
-          </w:rPr>
-          <w:t>創世記十章14節</w:t>
-        </w:r>
-      </w:hyperlink>
+      <w:r>
+        <w:rPr>
+          <w:lang w:val="zh_TW" w:bidi="zh_TW"/>
+        </w:rPr>
+        <w:t>創世記十章14節</w:t>
+      </w:r>
       <w:r>
         <w:rPr>
           <w:lang w:val="zh_TW" w:bidi="zh_TW"/>
         </w:rPr>
         <w:t>和</w:t>
       </w:r>
-      <w:hyperlink r:id="rId44">
-        <w:r>
-          <w:rPr>
-            <w:lang w:val="zh_TW" w:bidi="zh_TW"/>
-          </w:rPr>
-          <w:rPr>
-            <w:color w:val="0000EE"/>
-            <w:u w:val="single"/>
-          </w:rPr>
-          <w:t>以賽亞書十一章11節</w:t>
-        </w:r>
-      </w:hyperlink>
+      <w:r>
+        <w:rPr>
+          <w:lang w:val="zh_TW" w:bidi="zh_TW"/>
+        </w:rPr>
+        <w:t>以賽亞書十一章11節</w:t>
+      </w:r>
       <w:r>
         <w:rPr>
           <w:lang w:val="zh_TW" w:bidi="zh_TW"/>
